--- a/thesis/FINAL_THESIS.docx
+++ b/thesis/FINAL_THESIS.docx
@@ -595,23 +595,6 @@
     <w:p>
       <w:r>
         <w:t>Of the four categories, the regulatory/institutional category is supported by the least direct empirical evidence: as Table 1 shows, only two of its themes have any direct empirical source, and one theme rests on review evidence alone. Most of the category's content is accordingly review-level or conceptual.</w:t>
-      </w:r>
-    </w:p>
-    <w:p>
-      <w:r>
-        <w:rPr>
-          <w:b/>
-        </w:rPr>
-        <w:t>Table 1.</w:t>
-      </w:r>
-      <w:r>
-        <w:t xml:space="preserve"> </w:t>
-      </w:r>
-      <w:r>
-        <w:rPr>
-          <w:i/>
-        </w:rPr>
-        <w:t>Regulatory/institutional barrier themes, evidence types, and Asia-specificity status.</w:t>
       </w:r>
     </w:p>
     <w:p>
@@ -623,6 +606,23 @@
           <w:docGrid w:linePitch="360"/>
         </w:sectPr>
       </w:pPr>
+    </w:p>
+    <w:p>
+      <w:r>
+        <w:rPr>
+          <w:b/>
+        </w:rPr>
+        <w:t>Table 1.</w:t>
+      </w:r>
+      <w:r>
+        <w:t xml:space="preserve"> </w:t>
+      </w:r>
+      <w:r>
+        <w:rPr>
+          <w:i/>
+        </w:rPr>
+        <w:t>Regulatory/institutional barrier themes, evidence types, and Asia-specificity status.</w:t>
+      </w:r>
     </w:p>
     <w:tbl>
       <w:tblPr>
@@ -1005,23 +1005,6 @@
       </w:r>
     </w:p>
     <w:p>
-      <w:r>
-        <w:rPr>
-          <w:b/>
-        </w:rPr>
-        <w:t>Table 2.</w:t>
-      </w:r>
-      <w:r>
-        <w:t xml:space="preserve"> </w:t>
-      </w:r>
-      <w:r>
-        <w:rPr>
-          <w:i/>
-        </w:rPr>
-        <w:t>Cultural/organisational barrier themes, evidence types, and Asia-specificity status.</w:t>
-      </w:r>
-    </w:p>
-    <w:p>
       <w:pPr>
         <w:sectPr>
           <w:pgSz w:w="12240" w:h="15840"/>
@@ -1030,6 +1013,23 @@
           <w:docGrid w:linePitch="360"/>
         </w:sectPr>
       </w:pPr>
+    </w:p>
+    <w:p>
+      <w:r>
+        <w:rPr>
+          <w:b/>
+        </w:rPr>
+        <w:t>Table 2.</w:t>
+      </w:r>
+      <w:r>
+        <w:t xml:space="preserve"> </w:t>
+      </w:r>
+      <w:r>
+        <w:rPr>
+          <w:i/>
+        </w:rPr>
+        <w:t>Cultural/organisational barrier themes, evidence types, and Asia-specificity status.</w:t>
+      </w:r>
     </w:p>
     <w:tbl>
       <w:tblPr>
@@ -1586,23 +1586,6 @@
       </w:r>
     </w:p>
     <w:p>
-      <w:r>
-        <w:rPr>
-          <w:b/>
-        </w:rPr>
-        <w:t>Table 3.</w:t>
-      </w:r>
-      <w:r>
-        <w:t xml:space="preserve"> </w:t>
-      </w:r>
-      <w:r>
-        <w:rPr>
-          <w:i/>
-        </w:rPr>
-        <w:t>Cost/operational barrier themes, evidence types, and Asia-specificity status.</w:t>
-      </w:r>
-    </w:p>
-    <w:p>
       <w:pPr>
         <w:sectPr>
           <w:pgSz w:w="12240" w:h="15840"/>
@@ -1611,6 +1594,23 @@
           <w:docGrid w:linePitch="360"/>
         </w:sectPr>
       </w:pPr>
+    </w:p>
+    <w:p>
+      <w:r>
+        <w:rPr>
+          <w:b/>
+        </w:rPr>
+        <w:t>Table 3.</w:t>
+      </w:r>
+      <w:r>
+        <w:t xml:space="preserve"> </w:t>
+      </w:r>
+      <w:r>
+        <w:rPr>
+          <w:i/>
+        </w:rPr>
+        <w:t>Cost/operational barrier themes, evidence types, and Asia-specificity status.</w:t>
+      </w:r>
     </w:p>
     <w:tbl>
       <w:tblPr>
@@ -2167,23 +2167,6 @@
       </w:r>
     </w:p>
     <w:p>
-      <w:r>
-        <w:rPr>
-          <w:b/>
-        </w:rPr>
-        <w:t>Table 4.</w:t>
-      </w:r>
-      <w:r>
-        <w:t xml:space="preserve"> </w:t>
-      </w:r>
-      <w:r>
-        <w:rPr>
-          <w:i/>
-        </w:rPr>
-        <w:t>Asset/capability barrier themes, evidence types, and Asia-specificity status.</w:t>
-      </w:r>
-    </w:p>
-    <w:p>
       <w:pPr>
         <w:sectPr>
           <w:pgSz w:w="12240" w:h="15840"/>
@@ -2192,6 +2175,23 @@
           <w:docGrid w:linePitch="360"/>
         </w:sectPr>
       </w:pPr>
+    </w:p>
+    <w:p>
+      <w:r>
+        <w:rPr>
+          <w:b/>
+        </w:rPr>
+        <w:t>Table 4.</w:t>
+      </w:r>
+      <w:r>
+        <w:t xml:space="preserve"> </w:t>
+      </w:r>
+      <w:r>
+        <w:rPr>
+          <w:i/>
+        </w:rPr>
+        <w:t>Asset/capability barrier themes, evidence types, and Asia-specificity status.</w:t>
+      </w:r>
     </w:p>
     <w:tbl>
       <w:tblPr>

--- a/thesis/FINAL_THESIS.docx
+++ b/thesis/FINAL_THESIS.docx
@@ -229,7 +229,7 @@
     </w:p>
     <w:p>
       <w:r>
-        <w:t>For decades, manufacturing firms from Europe and North America transferred production activities to Asian locations in pursuit of lower factor costs, with China in particular developing into the centre of global manufacturing networks. This location pattern, however, has never been static. Macro-level analyses of global manufacturing location show that offshoring, reshoring, and re-offshoring movements have occurred in parallel rather than in sequence, with production shifting between countries and industries throughout the period following the global financial crisis (Gao et al., 2022). Within Asia itself, rising production costs in China have pushed labour-intensive manufacturers to relocate activities towards Southeast Asian countries (Yang, 2016). Such intra-Asian relocation illustrates the pressure on established manufacturing configurations, but it does not constitute reshoring: production that moves from China to Vietnam remains offshore from the perspective of the Western home country.</w:t>
+        <w:t>For decades, manufacturing firms from Europe and North America transferred production activities to Asian locations in pursuit of lower factor costs, with China in particular developing into the centre of global manufacturing networks. This location pattern, however, has never been static. Macro-level analyses of global manufacturing location show that offshoring, reshoring, and re-offshoring movements have occurred in parallel rather than in sequence, with production shifting between countries and industries throughout the period following the global financial crisis; the same evidence indicates that reshoring is more likely to be adopted in capital- and technology-intensive manufacturing than in labour-intensive industries (Gao et al., 2022). Within Asia itself, rising production costs in China have pushed labour-intensive manufacturers to relocate activities towards Southeast Asian countries (Yang, 2016). Such intra-Asian relocation illustrates the pressure on established manufacturing configurations, but it does not constitute reshoring: production that moves from China to Vietnam remains offshore from the perspective of the Western home country.</w:t>
       </w:r>
     </w:p>
     <w:p>
@@ -239,7 +239,7 @@
     </w:p>
     <w:p>
       <w:r>
-        <w:t>In this context, reshoring has become a topic of increasing interest for companies, policymakers, and academics. In home countries, particularly the United States, policy measures have actively encouraged the return of manufacturing (Bolter &amp; Robey, 2020). Recent survey evidence links reshoring decisions to Industry 4.0 adoption, pandemic experiences, and made-in effects (Stentoft et al., 2025), and firm-level research suggests that the likelihood of reshoring depends on home-country conditions (Wan et al., 2019). However, a decision to reshore does not necessarily mean that production is successfully returned. Implementation requires the firm to rebuild or reacquire manufacturing capacity, competences, and supplier relationships in the home country, and the literature has repeatedly pointed out that these implementation issues have received much less attention than the decision itself (Ocicka, 2016; Pedroletti &amp; Ciabuschi, 2023). It is precisely at this implementation stage that many of the practical difficulties of reshoring arise, which makes the barriers to implementation a relevant and timely object of study.</w:t>
+        <w:t>In this context, reshoring has become a topic of increasing interest for companies, policymakers, and academics. In home countries, particularly the United States, policy measures have actively encouraged the return of manufacturing (Bolter &amp; Robey, 2020). Recent survey evidence links reshoring decisions to Industry 4.0 adoption, pandemic experiences, and made-in effects (Stentoft et al., 2025), and firm-level research suggests that the likelihood of reshoring depends on home-country conditions (Wan et al., 2019). However, a good strategic argument for bringing production back does not automatically mean that a firm has the resources and capabilities to do it. Implementation requires the firm to rebuild or reacquire manufacturing capacity, competences, and supplier relationships in the home country, and the literature has repeatedly pointed out that these implementation issues have received much less attention than the decision itself (Ocicka, 2016; Pedroletti &amp; Ciabuschi, 2023). It is precisely at this implementation stage that many of the practical difficulties of reshoring arise, which makes the barriers to implementation a relevant and timely object of study.</w:t>
       </w:r>
     </w:p>
     <w:p>

--- a/thesis/FINAL_THESIS.docx
+++ b/thesis/FINAL_THESIS.docx
@@ -129,7 +129,7 @@
           <w:b w:val="0"/>
           <w:sz w:val="24"/>
         </w:rPr>
-        <w:t>[Degree programme as on the student record sheet]</w:t>
+        <w:t>Bachelorstudium Internationale Betriebswirtschaft</w:t>
       </w:r>
     </w:p>
     <w:p>
@@ -216,7 +216,7 @@
     </w:p>
     <w:p>
       <w:r>
-        <w:t>The location of manufacturing abroad is one of the most debated issues in international business. Following several decades in which firms moved production to Asian host countries, an increasing number of manufacturers are considering, announcing, or attempting the opposite movement: reshoring, the return of previously offshored manufacturing activities from an Asian host country to the firm's home country. Macro-level evidence shows that relocation has long run in both directions, with offshoring and return movements occurring in parallel (Gao et al., 2022). The motives behind such returns have been explored in detail, but much less is known about what happens when companies actually try to make the move (Ocicka, 2016; Pedroletti &amp; Ciabuschi, 2023). This thesis addresses that question by systematically reviewing the literature on the barriers that manufacturing firms encounter when implementing reshoring strategies from Asian markets.</w:t>
+        <w:t>The location of manufacturing abroad is one of the most debated issues in international business. Following several decades in which firms moved production to Asian host countries, an increasing number of manufacturers are considering, announcing, or attempting the opposite movement: reshoring, the return of previously offshored manufacturing activities from an Asian host country to the firm's home country (Barbieri et al., 2020). Macro-level evidence shows that relocation has long run in both directions, with offshoring and return movements occurring in parallel (Gao et al., 2022). The motives behind such returns have been explored in detail, but much less is known about what happens when companies actually try to make the move (Ocicka, 2016; Pedroletti &amp; Ciabuschi, 2023). This thesis addresses that question by systematically reviewing the literature on the barriers that manufacturing firms encounter when implementing reshoring strategies from Asian markets.</w:t>
       </w:r>
     </w:p>
     <w:p>
@@ -229,17 +229,17 @@
     </w:p>
     <w:p>
       <w:r>
-        <w:t>For decades, manufacturing firms from Europe and North America transferred production activities to Asian locations in pursuit of lower factor costs, with China in particular developing into the centre of global manufacturing networks. This location pattern, however, has never been static. Macro-level analyses of global manufacturing location show that offshoring, reshoring, and re-offshoring movements have occurred in parallel rather than in sequence, with production shifting between countries and industries throughout the period following the global financial crisis; the same evidence indicates that reshoring is more likely to be adopted in capital- and technology-intensive manufacturing than in labour-intensive industries (Gao et al., 2022). Within Asia itself, rising production costs in China have pushed labour-intensive manufacturers to relocate activities towards Southeast Asian countries (Yang, 2016). Such intra-Asian relocation illustrates the pressure on established manufacturing configurations, but it does not constitute reshoring: production that moves from China to Vietnam remains offshore from the perspective of the Western home country.</w:t>
+        <w:t>For decades, manufacturing firms from Europe and North America transferred production activities to Asian locations in pursuit of lower factor costs, with China in particular developing into the centre of global manufacturing networks (Xing et al., 2024; Yang, 2016). This location pattern, however, has never been static. Macro-level analyses of global manufacturing location show that offshoring, reshoring, and re-offshoring movements have occurred in parallel rather than in sequence, with production shifting between countries and industries throughout the period following the global financial crisis; the same evidence indicates that reshoring is more likely to be adopted in capital- and technology-intensive manufacturing than in labour-intensive industries (Gao et al., 2022). Within Asia itself, rising production costs in China have pushed labour-intensive manufacturers to relocate activities towards Southeast Asian countries (Yang, 2016). Such intra-Asian relocation illustrates the pressure on established manufacturing configurations, but it does not constitute reshoring: production that moves from China to Vietnam remains offshore from the perspective of the Western home country (Tsai &amp; Urmetzer, 2024).</w:t>
       </w:r>
     </w:p>
     <w:p>
       <w:r>
-        <w:t>The risk environment surrounding Asian manufacturing has also changed. Geoeconomic fragmentation and trade tensions have raised concerns about supply-chain vulnerability, but reliance on Chinese inputs has remained persistent, with value chains frequently rerouted through third countries rather than eliminated (McCully &amp; Simola, 2024). Some of this adjustment has taken the form of substitution within Asia, with other Asian economies taking over stages of production that were previously concentrated in China (Xing et al., 2024). The COVID-19 pandemic acted as a further trigger, accelerating reshoring considerations that firms had previously deferred (Barbieri et al., 2020), and in Europe it intensified the political and academic debate on reindustrialisation and on bringing manufacturing capacity back to home markets (Somoza Medina, 2022). These developments have shifted the location decision from a largely cost-based calculation towards a broader assessment of risk, resilience, and control.</w:t>
+        <w:t>The risk environment surrounding Asian manufacturing has also changed. Geoeconomic fragmentation and trade tensions have raised concerns about supply-chain vulnerability, but reliance on Chinese inputs has remained persistent, with value chains frequently rerouted through third countries rather than eliminated (McCully &amp; Simola, 2024). Some of this adjustment has taken the form of substitution within Asia, with other Asian economies taking over stages of production that were previously concentrated in China (Xing et al., 2024). The COVID-19 pandemic acted as a further trigger, accelerating reshoring considerations that firms had previously deferred (Barbieri et al., 2020), and in Europe it intensified the political and academic debate on reindustrialisation and on bringing manufacturing capacity back to home markets (Somoza Medina, 2022). These developments have shifted the location decision from a largely cost-based calculation towards a broader assessment of risk, resilience, and control (Barbieri et al., 2020).</w:t>
       </w:r>
     </w:p>
     <w:p>
       <w:r>
-        <w:t>In this context, reshoring has become a topic of increasing interest for companies, policymakers, and academics. In home countries, particularly the United States, policy measures have actively encouraged the return of manufacturing (Bolter &amp; Robey, 2020). Recent survey evidence links reshoring decisions to Industry 4.0 adoption, pandemic experiences, and made-in effects (Stentoft et al., 2025), and firm-level research suggests that the likelihood of reshoring depends on home-country conditions (Wan et al., 2019). However, a good strategic argument for bringing production back does not automatically mean that a firm has the resources and capabilities to do it. Implementation requires the firm to rebuild or reacquire manufacturing capacity, competences, and supplier relationships in the home country, and the literature has repeatedly pointed out that these implementation issues have received much less attention than the decision itself (Ocicka, 2016; Pedroletti &amp; Ciabuschi, 2023). It is precisely at this implementation stage that many of the practical difficulties of reshoring arise, which makes the barriers to implementation a relevant and timely object of study.</w:t>
+        <w:t>In this context, reshoring has become a topic of increasing interest for companies, policymakers, and academics. In home countries, particularly the United States, policy measures have actively encouraged the return of manufacturing (Bolter &amp; Robey, 2020). Recent survey evidence links reshoring decisions to Industry 4.0 adoption, pandemic experiences, and made-in effects (Stentoft et al., 2025), and firm-level research suggests that the likelihood of reshoring depends on home-country conditions (Wan et al., 2019). However, a good strategic argument for bringing production back does not automatically mean that a firm has the resources and capabilities to do it. Implementation requires the firm to rebuild or reacquire manufacturing capacity, competences, and supplier relationships in the home country, and the literature has repeatedly pointed out that these implementation issues have received much less attention than the decision itself (Ocicka, 2016; Pedroletti &amp; Ciabuschi, 2023). It is precisely at this implementation stage that many of the practical difficulties of reshoring arise (Boffelli et al., 2021), which makes the barriers to implementation a relevant and timely object of study.</w:t>
       </w:r>
     </w:p>
     <w:p>
@@ -252,7 +252,7 @@
     </w:p>
     <w:p>
       <w:r>
-        <w:t>The reshoring literature has focused mainly on drivers, that is, the reasons why companies might want to bring production back to the home country. The implementation side of reshoring — the difficulties faced by a company when it prepares, transfers, rebuilds, integrates, and stabilises production at home — is less studied, and the available evidence on these barriers is scattered across individual studies (Ocicka, 2016; Pedroletti &amp; Ciabuschi, 2023). Furthermore, the evidence is rarely structured around the specific situation of firms returning from Asian host countries, even though Asia is the leading offshore manufacturing destination and the setting in which most reshoring projects originate. There is therefore no consolidated, firm-level account of the barriers that manufacturing firms face when they attempt to implement reshoring from Asian markets.</w:t>
+        <w:t>The reshoring literature has focused mainly on drivers, that is, the reasons why companies might want to bring production back to the home country (Pedroletti &amp; Ciabuschi, 2023; Wiesmann et al., 2017). The implementation side of reshoring — the difficulties faced by a company when it prepares, transfers, rebuilds, integrates, and stabilises production at home — is less studied, and the available evidence on these barriers is scattered across individual studies (Ocicka, 2016; Pedroletti &amp; Ciabuschi, 2023). Furthermore, the evidence is rarely structured around the specific situation of firms returning from Asian host countries, even though Asia is the leading offshore manufacturing destination and the setting in which most reshoring projects originate (Gao et al., 2022). There is therefore no consolidated, firm-level account of the barriers that manufacturing firms face when they attempt to implement reshoring from Asian markets.</w:t>
       </w:r>
     </w:p>
     <w:p>
@@ -600,9 +600,11 @@
     <w:p>
       <w:pPr>
         <w:sectPr>
+          <w:footerReference w:type="default" r:id="rId9"/>
           <w:pgSz w:w="12240" w:h="15840"/>
           <w:pgMar w:top="1440" w:right="1440" w:bottom="1440" w:left="1440" w:header="720" w:footer="720" w:gutter="0"/>
           <w:cols w:space="720"/>
+          <w:titlePg/>
           <w:docGrid w:linePitch="360"/>
         </w:sectPr>
       </w:pPr>
@@ -2772,27 +2774,27 @@
     </w:p>
     <w:p>
       <w:r>
-        <w:t>The most striking pattern in the results is the dominance of the asset/capability category. The domestic skills and competence gap is the only barrier theme supported by direct case evidence, review syntheses, and conceptual argument simultaneously, and the physical counterpart — missing capacity, machinery, and complementary tooling — is nearly as broadly supported. The evidence therefore indicates that the central difficulty of reshoring implementation is not primarily a matter of deciding correctly, or even of paying for the move, but of reconstructing productive capability that eroded during years of offshoring. The strongest evidence for this interpretation comes from the China-to-UK case reported by Pegoraro et al. (2022), in which acquiring the machinery was only the beginning: the firm also needed tooling, software, technical services, and roughly a year of workforce training before production reached acceptable quality. A single acquisition decision unfolded into a twelve-month capability-building process in this case, which illustrates more concretely than any aggregate finding why the implementation stage deserves separate analytical attention. General empirical evidence points in the same direction. Swedish firms reported competence gaps, facilities constraints, and capacity shortages even after the reshoring decision had been made (Li et al., 2025; Mirzaei et al., 2021), and returning firms in labour-intensive industries encountered a scarcity of specialised manpower (Di Mauro et al., 2018). Review-level syntheses record the same cluster across the wider literature (Wiesmann et al., 2017; Ocicka, 2016). Li et al.'s (2025) findings, however, are reported at the level of their Swedish sample and are not disaggregated by host country; they support the general pattern, not a China-specific claim.</w:t>
+        <w:t>The most striking pattern in the results is the dominance of the asset/capability category. The domestic skills and competence gap is the only barrier theme supported by direct case evidence, review syntheses, and conceptual argument simultaneously, and the physical counterpart — missing capacity, machinery, and complementary tooling — is nearly as broadly supported. The evidence therefore indicates that the central difficulty of reshoring implementation is not primarily a matter of deciding correctly, or even of paying for the move, but of reconstructing productive capability that eroded during years of offshoring. The strongest evidence for this interpretation comes from the China-to-UK case reported by Pegoraro et al. (2022), in which acquiring the machinery was only the beginning: the firm also needed tooling, software, technical services, and roughly a year of workforce training before production reached acceptable quality. A single acquisition decision unfolded into a twelve-month capability-building process in this case (Pegoraro et al., 2022), which illustrates more concretely than any aggregate finding why the implementation stage deserves separate analytical attention. General empirical evidence points in the same direction. Swedish firms reported competence gaps, facilities constraints, and capacity shortages even after the reshoring decision had been made (Li et al., 2025; Mirzaei et al., 2021), and returning firms in labour-intensive industries encountered a scarcity of specialised manpower (Di Mauro et al., 2018). Review-level syntheses record the same cluster across the wider literature (Wiesmann et al., 2017; Ocicka, 2016). Li et al.'s (2025) findings, however, are reported at the level of their Swedish sample and are not disaggregated by host country; they support the general pattern, not a China-specific claim.</w:t>
       </w:r>
     </w:p>
     <w:p>
       <w:r>
-        <w:t>This capability reading explains why reshoring implementation is not simply offshoring in reverse. When production moved to Asia, it moved towards host locations that already possessed suppliers, skilled labour, and infrastructure; the offshoring firm could plug into an existing manufacturing ecosystem. The returning firm faces the opposite situation: the domestic ecosystem it left behind has partially disappeared. The review literature describes this as infrastructure lock-out and the hollowing-out of domestic supplier bases (Wiesmann et al., 2017; Ocicka, 2016), and the conceptual literature explains its persistence through the stickiness of established value chains (D'Ambrosio &amp; Lavoratori, 2025). This review adds that the asymmetry operates on both sides of the move at once. On the exit side, host-country layoff regulations, locked investments, and closure costs make leaving slow and expensive (Li et al., 2025; Di Stefano &amp; Fratocchi, 2019). On the arrival side, the firm must rebuild skills, equipment, and supplier relationships under the cost conditions of a high-wage economy (Mirzaei et al., 2021). A firm can therefore be caught between a host country that is costly to leave and a home country that is not ready to receive it — a combination that neither side's evidence, read alone, fully conveys.</w:t>
+        <w:t>This capability reading explains why reshoring implementation is not simply offshoring in reverse. When production moved to Asia, it moved towards host locations that already possessed suppliers, skilled labour, and infrastructure; the offshoring firm could plug into an existing manufacturing ecosystem (Yang, 2016). The returning firm faces the opposite situation: the domestic ecosystem it left behind has partially disappeared. The review literature describes this as infrastructure lock-out and the hollowing-out of domestic supplier bases (Wiesmann et al., 2017; Ocicka, 2016), and the conceptual literature explains its persistence through the stickiness of established value chains (D'Ambrosio &amp; Lavoratori, 2025). This review adds that the asymmetry operates on both sides of the move at once. On the exit side, host-country layoff regulations, locked investments, and closure costs make leaving slow and expensive (Li et al., 2025; Di Stefano &amp; Fratocchi, 2019). On the arrival side, the firm must rebuild skills, equipment, and supplier relationships under the cost conditions of a high-wage economy (Mirzaei et al., 2021). A firm can therefore be caught between a host country that is costly to leave and a home country that is not ready to receive it — a combination that neither side's evidence, read alone, fully conveys.</w:t>
       </w:r>
     </w:p>
     <w:p>
       <w:r>
-        <w:t>The results also suggest that barrier categories interact rather than operate independently. The clearest illustration is the China-to-Italy case reported by Pedroletti (2025). There, dependence on specialised Chinese supplier capabilities — an asset/capability barrier — made full reshoring practically impossible, which forced a partial return; partial return in turn split production between two countries, creating new coordination costs and reducing the firm's bargaining power towards its remaining suppliers — cost/operational barriers — while the reduced order volumes strained the supplier relationship itself, an organisational and relational barrier. One initial capability gap thus cascaded into operational and relational difficulties. A similar interaction appears between organisational readiness and every other category: Boffelli et al. (2021) found that relocation failures were directly connected to implementation-stage mistakes, which implies that weak readiness amplifies whatever other barriers a firm encounters, because problems that a prepared organisation could absorb become failures in an unprepared one. Organisational readiness is therefore better read not as one barrier among eighteen but as a condition that shapes how damaging the remaining barriers become. Boffelli et al.'s (2021) cases involved European and North African host countries rather than Asia, so this interpretation describes a general implementation mechanism rather than an Asia-specific finding.</w:t>
+        <w:t>The results also suggest that barrier categories interact rather than operate independently. The clearest illustration is the China-to-Italy case reported by Pedroletti (2025). There, dependence on specialised Chinese supplier capabilities — an asset/capability barrier — made full reshoring practically impossible, which forced a partial return; partial return in turn split production between two countries, creating new coordination costs and reducing the firm's bargaining power towards its remaining suppliers — cost/operational barriers — while the reduced order volumes strained the supplier relationship itself, an organisational and relational barrier (Pedroletti, 2025). One initial capability gap thus cascaded into operational and relational difficulties. A similar interaction appears between organisational readiness and every other category: Boffelli et al. (2021) found that relocation failures were directly connected to implementation-stage mistakes, which implies that weak readiness amplifies whatever other barriers a firm encounters, because problems that a prepared organisation could absorb become failures in an unprepared one. Organisational readiness is therefore better read not as one barrier among eighteen but as a condition that shapes how damaging the remaining barriers become. Boffelli et al.'s (2021) cases involved European and North African host countries rather than Asia, so this interpretation describes a general implementation mechanism rather than an Asia-specific finding.</w:t>
       </w:r>
     </w:p>
     <w:p>
       <w:r>
-        <w:t>The distinction between full and partial reshoring deserves particular emphasis, because it changes what "barrier" means. In the conventional reading, a barrier is something that makes reshoring harder or more likely to fail. The evidence from Pedroletti (2025) shows a second possibility: barriers can constrain the scope of reshoring, producing a hybrid configuration in which part of production returns and part remains offshore. In that case, the barrier did not stop the project; it redefined it. This matters for interpretation because studies that record reshoring as a binary event may miss such partial outcomes entirely, and because a partial return generates its own ongoing operational burden — the fine-slicing coordination reported in the case — rather than a one-off transition cost. The evidence suggests, cautiously, that partial reshoring should be read not only as a strategic choice but sometimes as the observable footprint of implementation barriers that made a full return infeasible.</w:t>
+        <w:t>The distinction between full and partial reshoring deserves particular emphasis, because it changes what "barrier" means. In the conventional reading, a barrier is something that makes reshoring harder or more likely to fail. The evidence from Pedroletti (2025) shows a second possibility: barriers can constrain the scope of reshoring, producing a hybrid configuration in which part of production returns and part remains offshore. In that case, the barrier did not stop the project; it redefined it. This matters for interpretation because studies that record reshoring as a binary event may miss such partial outcomes entirely, and because a partial return generates its own ongoing operational burden — the fine-slicing coordination reported in the case (Pedroletti, 2025) — rather than a one-off transition cost. The evidence suggests, cautiously, that partial reshoring should be read not only as a strategic choice but sometimes as the observable footprint of implementation barriers that made a full return infeasible.</w:t>
       </w:r>
     </w:p>
     <w:p>
       <w:r>
-        <w:t>Two qualifications discipline all of these interpretations. The genuinely Asia-specific direct evidence comes down to two documented cases — an automotive supplier returning from China to the United Kingdom (Pegoraro et al., 2022) and a manufacturer partially returning from China to Italy (Pedroletti, 2025). These cases converge on capability rebuilding and supplier dependence as the operative difficulties, which is consistent with the general pattern, but two cases from one host country cannot represent Asian markets as a whole, and nothing here should be read as a claim about, for instance, returns from Vietnam, India, or Indonesia. The second qualification concerns the thinness of the regulatory/institutional category, the least supported by direct empirical evidence. It may reflect genuine unimportance, but it may equally reflect the composition of the evidence base. Exit-side regulatory constraints were identified in the one study that looked for them systematically (Li et al., 2025) and recur in the review literature (Di Stefano &amp; Fratocchi, 2019), which suggests under-observation rather than absence. The categories are weighted here by the evidence they have, while acknowledging that absence of evidence is not evidence of absence.</w:t>
+        <w:t>Two qualifications discipline all of these interpretations. The genuinely Asia-specific direct evidence comes down to two documented cases — an automotive supplier returning from China to the United Kingdom (Pegoraro et al., 2022) and a manufacturer partially returning from China to Italy (Pedroletti, 2025). These cases converge on capability rebuilding and supplier dependence as the operative difficulties (Pegoraro et al., 2022; Pedroletti, 2025), which is consistent with the general pattern, but two cases from one host country cannot represent Asian markets as a whole, and nothing here should be read as a claim about, for instance, returns from Vietnam, India, or Indonesia. The second qualification concerns the thinness of the regulatory/institutional category, the least supported by direct empirical evidence. It may reflect genuine unimportance, but it may equally reflect the composition of the evidence base. Exit-side regulatory constraints were identified in the one study that looked for them systematically (Li et al., 2025) and recur in the review literature (Di Stefano &amp; Fratocchi, 2019), which suggests under-observation rather than absence. The categories are weighted here by the evidence they have, while acknowledging that absence of evidence is not evidence of absence.</w:t>
       </w:r>
     </w:p>
     <w:p>
@@ -2810,17 +2812,17 @@
     </w:p>
     <w:p>
       <w:r>
-        <w:t>From a Transaction Cost Economics perspective (Williamson, 1985), the exit-side findings acquire a common logic. Asset specificity — investment committed to a particular exchange relationship — explains why offshore arrangements resist unwinding. The locked investments and substantial exit costs reported among Swedish firms (Li et al., 2025), the closure fees and layoff constraints recorded in the review literature (Di Stefano &amp; Fratocchi, 2019), and the contractual and intellectual-property dependencies that prevent a firm from simply relocating production it does not fully control (Li et al., 2025) are all, in transaction-cost terms, the price of dismantling governance structures built around specific assets. The same lens interprets the hybrid configuration that follows a partial return: coordinating production split between home and host locations, with technically interdependent components moving between them, is precisely the kind of exchange that generates ongoing transaction costs. The reduced bargaining power towards fewer, non-substitutable suppliers reported in the China-to-Italy case (Pedroletti, 2025) reflects the small-numbers dependency that transaction-cost reasoning associates with specific assets. Bounded rationality, finally, offers an interpretation of the miscalculation findings: firms underestimated operational adjustments (Boffelli et al., 2021) and encountered cost surprises during relocation (Li et al., 2025) not necessarily through negligence, but because the information needed for a complete ex ante calculation of an implementation process is not available in advance. Except where studies explicitly employ related frameworks, these are interpretations developed by this thesis; the reviewed studies did not test transaction-cost hypotheses, and this reading does not claim to validate the theory.</w:t>
+        <w:t>From a Transaction Cost Economics perspective (Williamson, 1985), the exit-side findings acquire a common logic. Asset specificity — investment committed to a particular exchange relationship (Williamson, 1985) — explains why offshore arrangements resist unwinding. The locked investments and substantial exit costs reported among Swedish firms (Li et al., 2025), the closure fees and layoff constraints recorded in the review literature (Di Stefano &amp; Fratocchi, 2019), and the contractual and intellectual-property dependencies that prevent a firm from simply relocating production it does not fully control (Li et al., 2025) are all, in transaction-cost terms, the price of dismantling governance structures built around specific assets. The same lens interprets the hybrid configuration that follows a partial return: coordinating production split between home and host locations, with technically interdependent components moving between them, is precisely the kind of exchange that generates ongoing transaction costs. The reduced bargaining power towards fewer, non-substitutable suppliers reported in the China-to-Italy case (Pedroletti, 2025) reflects the small-numbers dependency that transaction-cost reasoning associates with specific assets. Bounded rationality, finally, offers an interpretation of the miscalculation findings: firms underestimated operational adjustments (Boffelli et al., 2021) and encountered cost surprises during relocation (Li et al., 2025) not necessarily through negligence, but because the information needed for a complete ex ante calculation of an implementation process is not available in advance. Except where studies explicitly employ related frameworks, these are interpretations developed by this thesis; the reviewed studies did not test transaction-cost hypotheses, and this reading does not claim to validate the theory.</w:t>
       </w:r>
     </w:p>
     <w:p>
       <w:r>
-        <w:t>Through a Resource-Based View lens (Barney, 1991), the arrival-side findings form an equally coherent picture. The capabilities that offshoring firms allowed to erode — manufacturing skills, tacit production knowledge, supplier relationships, and functioning regional ecosystems — are exactly the kinds of resources the theory identifies as difficult to imitate or acquire quickly: they are built through experience, embedded in people and routines, and dependent on complementary assets. This explains the most consistent finding of the review: capability gaps cannot be closed by purchase alone. The China-to-UK case demonstrates this in miniature — the machine could be bought, but the ability to operate it productively took a year of training and error-elimination to build (Pegoraro et al., 2022) — and the general evidence on skills shortages, generational knowledge loss, and supplier-network gaps (Di Mauro et al., 2018; Mirzaei et al., 2021; Ocicka, 2016) shows the same logic at sample level. An RBV reading also illuminates the regional ecosystem findings: the availability of skilled labour, specialised suppliers, and supporting institutions in the home region (Pegoraro et al., 2022) functions as a complementary resource endowment that individual firms draw on but cannot create alone.</w:t>
+        <w:t>Through a Resource-Based View lens (Barney, 1991), the arrival-side findings form an equally coherent picture. The capabilities that offshoring firms allowed to erode — manufacturing skills, tacit production knowledge, supplier relationships, and functioning regional ecosystems — are exactly the kinds of resources the theory identifies as difficult to imitate or acquire quickly: they are built through experience, embedded in people and routines, and dependent on complementary assets (Barney, 1991). This explains the most consistent finding of the review: capability gaps cannot be closed by purchase alone. The China-to-UK case demonstrates this in miniature — the machine could be bought, but the ability to operate it productively took a year of training and error-elimination to build (Pegoraro et al., 2022) — and the general evidence on skills shortages, generational knowledge loss, and supplier-network gaps (Di Mauro et al., 2018; Mirzaei et al., 2021; Ocicka, 2016) shows the same logic at sample level. An RBV reading also illuminates the regional ecosystem findings: the availability of skilled labour, specialised suppliers, and supporting institutions in the home region (Pegoraro et al., 2022) functions as a complementary resource endowment that individual firms draw on but cannot create alone.</w:t>
       </w:r>
     </w:p>
     <w:p>
       <w:r>
-        <w:t>The two perspectives are most useful in combination, because several barriers are simultaneously transaction-cost and capability problems. Host-supplier dependence is the clearest example: from a TCE perspective it creates switching costs and a hold-up risk, while through an RBV lens it marks a capability the firm never internalised. The China-to-Italy case shows both faces at once, with the firm unable to replace the supplier's specialised capability (a resource gap) and simultaneously exposed to deteriorating relational terms as volumes fell (a governance problem) (Pedroletti, 2025). Taken together, the two perspectives also explain the central puzzle the thesis began with: why firms that have already decided to reshore still struggle to do it. The decision reflects a comparison of locations; the implementation requires dismantling specific governance arrangements (TCE) and rebuilding scarce resources (RBV), and neither task is captured by the location comparison itself.</w:t>
+        <w:t>The two perspectives are most useful in combination, because several barriers are simultaneously transaction-cost and capability problems. Host-supplier dependence is the clearest example: from a TCE perspective it creates switching costs and a hold-up risk (Williamson, 1985), while through an RBV lens it marks a capability the firm never internalised (Barney, 1991). The China-to-Italy case shows both faces at once, with the firm unable to replace the supplier's specialised capability (a resource gap) and simultaneously exposed to deteriorating relational terms as volumes fell (a governance problem) (Pedroletti, 2025). Taken together, the two perspectives also explain the central puzzle the thesis began with: why firms that have already decided to reshore still struggle to do it. The decision reflects a comparison of locations; the implementation requires dismantling specific governance arrangements (TCE) and rebuilding scarce resources (RBV), and neither task is captured by the location comparison itself.</w:t>
       </w:r>
     </w:p>
     <w:p>
@@ -2848,7 +2850,7 @@
     </w:p>
     <w:p>
       <w:r>
-        <w:t>At the exit stage, the findings indicate the value of legal and regulatory due diligence in the host country well before the decision is announced. Layoff regulations, closure restrictions, and contractual obligations shaped the speed and cost of exit among the firms studied by Li et al. (2025), and the review literature adds closure fees, fiscal obligations, and the social dimension of plant closure (Di Stefano &amp; Fratocchi, 2019). A firm considering reshoring should therefore account for exit costs and timelines as a distinct budget line, and — where the evidence on employee and stakeholder responses is taken seriously — plan the communication and treatment of the offshore workforce as part of implementation rather than as an afterthought.</w:t>
+        <w:t>At the exit stage, the findings indicate the value of legal and regulatory due diligence in the host country well before the decision is announced. Layoff regulations, closure restrictions, and contractual obligations shaped the speed and cost of exit among the firms studied by Li et al. (2025), and the review literature adds closure fees, fiscal obligations, and the social dimension of plant closure (Di Stefano &amp; Fratocchi, 2019). A firm considering reshoring should therefore account for exit costs and timelines as a distinct budget line, and — where the evidence on employee and stakeholder responses is taken seriously (Di Stefano &amp; Fratocchi, 2019) — plan the communication and treatment of the offshore workforce as part of implementation rather than as an afterthought.</w:t>
       </w:r>
     </w:p>
     <w:p>
@@ -2858,7 +2860,7 @@
     </w:p>
     <w:p>
       <w:r>
-        <w:t>For firms whose dependence on Asian suppliers proves difficult to unwind, the evidence suggests that a phased or partial approach may reduce risk relative to an all-or-nothing return — but with open eyes about its costs. Partial reshoring preserved access to irreplaceable supplier capabilities in the documented case, yet it created a lasting coordination burden between the home and host operations and shifted bargaining power towards the remaining suppliers (Pedroletti, 2025). Managers choosing this route should therefore plan for parallel production and cross-country coordination as a permanent operating condition rather than a transition phase, and should assess how the relationship with remaining suppliers will be maintained as volumes change, given the adverse supplier response observed when interaction declined.</w:t>
+        <w:t>For firms whose dependence on Asian suppliers proves difficult to unwind, the evidence suggests that a phased or partial approach may reduce risk relative to an all-or-nothing return — but with open eyes about its costs. Partial reshoring preserved access to irreplaceable supplier capabilities in the documented case, yet it created a lasting coordination burden between the home and host operations and shifted bargaining power towards the remaining suppliers (Pedroletti, 2025). Managers choosing this route should therefore plan for parallel production and cross-country coordination as a permanent operating condition rather than a transition phase, and should assess how the relationship with remaining suppliers will be maintained as volumes change, given the adverse supplier response observed when interaction declined (Pedroletti, 2025).</w:t>
       </w:r>
     </w:p>
     <w:p>
@@ -7805,6 +7807,22 @@
     </w:sectPr>
   </w:body>
 </w:document>
+</file>
+
+<file path=word/footer1.xml><?xml version="1.0" encoding="utf-8"?>
+<w:ftr xmlns:m="http://schemas.openxmlformats.org/officeDocument/2006/math" xmlns:mc="http://schemas.openxmlformats.org/markup-compatibility/2006" xmlns:mo="http://schemas.microsoft.com/office/mac/office/2008/main" xmlns:mv="urn:schemas-microsoft-com:mac:vml" xmlns:o="urn:schemas-microsoft-com:office:office" xmlns:r="http://schemas.openxmlformats.org/officeDocument/2006/relationships" xmlns:v="urn:schemas-microsoft-com:vml" xmlns:w10="urn:schemas-microsoft-com:office:word" xmlns:w14="http://schemas.microsoft.com/office/word/2010/wordml" xmlns:w="http://schemas.openxmlformats.org/wordprocessingml/2006/main" xmlns:wne="http://schemas.microsoft.com/office/word/2006/wordml" xmlns:wp14="http://schemas.microsoft.com/office/word/2010/wordprocessingDrawing" xmlns:wp="http://schemas.openxmlformats.org/drawingml/2006/wordprocessingDrawing" xmlns:wpc="http://schemas.microsoft.com/office/word/2010/wordprocessingCanvas" xmlns:wpg="http://schemas.microsoft.com/office/word/2010/wordprocessingGroup" xmlns:wpi="http://schemas.microsoft.com/office/word/2010/wordprocessingInk" xmlns:wps="http://schemas.microsoft.com/office/word/2010/wordprocessingShape" mc:Ignorable="w14 wp14">
+  <w:p>
+    <w:pPr>
+      <w:pStyle w:val="Footer"/>
+      <w:jc w:val="center"/>
+    </w:pPr>
+    <w:fldSimple w:instr="PAGE">
+      <w:r>
+        <w:t>1</w:t>
+      </w:r>
+    </w:fldSimple>
+  </w:p>
+</w:ftr>
 </file>
 
 <file path=word/numbering.xml><?xml version="1.0" encoding="utf-8"?>
@@ -8172,6 +8190,7 @@
     <w:rsid w:val="00FC693F"/>
     <w:pPr>
       <w:spacing w:line="360" w:lineRule="auto" w:after="120"/>
+      <w:jc w:val="both"/>
     </w:pPr>
     <w:rPr>
       <w:rFonts w:ascii="Times New Roman" w:hAnsi="Times New Roman" w:eastAsia="Times New Roman"/>

--- a/thesis/FINAL_THESIS.docx
+++ b/thesis/FINAL_THESIS.docx
@@ -239,7 +239,7 @@
     </w:p>
     <w:p>
       <w:r>
-        <w:t>In this context, reshoring has become a topic of increasing interest for companies, policymakers, and academics. In home countries, particularly the United States, policy measures have actively encouraged the return of manufacturing (Bolter &amp; Robey, 2020). Recent survey evidence links reshoring decisions to Industry 4.0 adoption, pandemic experiences, and made-in effects (Stentoft et al., 2025), and firm-level research suggests that the likelihood of reshoring depends on home-country conditions (Wan et al., 2019). However, a good strategic argument for bringing production back does not automatically mean that a firm has the resources and capabilities to do it. Implementation requires the firm to rebuild or reacquire manufacturing capacity, competences, and supplier relationships in the home country, and the literature has repeatedly pointed out that these implementation issues have received much less attention than the decision itself (Ocicka, 2016; Pedroletti &amp; Ciabuschi, 2023). It is precisely at this implementation stage that many of the practical difficulties of reshoring arise (Boffelli et al., 2021), which makes the barriers to implementation a relevant and timely object of study.</w:t>
+        <w:t>In this context, reshoring has become a topic of increasing interest for companies, policymakers, and academics (Barbieri et al., 2020; Pedroletti &amp; Ciabuschi, 2023). In home countries, particularly the United States, policy measures have actively encouraged the return of manufacturing (Bolter &amp; Robey, 2020). Recent survey evidence links reshoring decisions to Industry 4.0 adoption, pandemic experiences, and made-in effects (Stentoft et al., 2025), and firm-level research suggests that the likelihood of reshoring depends on home-country conditions (Wan et al., 2019). However, a good strategic argument for bringing production back does not automatically mean that a firm has the resources and capabilities to do it. Implementation requires the firm to rebuild or reacquire manufacturing capacity, competences, and supplier relationships in the home country, and the literature has repeatedly pointed out that these implementation issues have received much less attention than the decision itself (Ocicka, 2016; Pedroletti &amp; Ciabuschi, 2023). It is precisely at this implementation stage that many of the practical difficulties of reshoring arise (Boffelli et al., 2021), which makes the barriers to implementation a relevant and timely object of study.</w:t>
       </w:r>
     </w:p>
     <w:p>
@@ -354,7 +354,7 @@
     </w:p>
     <w:p>
       <w:r>
-        <w:t>Beyond definition, recent research increasingly conceptualises reshoring as a process rather than a single decision. Pedroletti and Ciabuschi (2023) organise the literature into five sequential themes — antecedents, contingencies, decision, implementation, and outcome — and propose a research agenda for each. This process view is foundational for the present study, because it makes implementation visible as a distinct stage that begins after the decision to reshore has been taken and that carries its own difficulties.</w:t>
+        <w:t>Beyond definition, recent research increasingly conceptualises reshoring as a process, not a single decision. Pedroletti and Ciabuschi (2023) organise the literature into five sequential themes — antecedents, contingencies, decision, implementation, and outcome — and propose a research agenda for each. This process view is foundational for the present study, because it makes implementation visible as a distinct stage that begins after the decision to reshore has been taken and that carries its own difficulties.</w:t>
       </w:r>
     </w:p>
     <w:p>
@@ -367,7 +367,7 @@
     </w:p>
     <w:p>
       <w:r>
-        <w:t>The reshoring literature is based on a variety of theoretical approaches rather than a single unified theory; Wiesmann et al. (2017) observe that there is currently no consensus on a "theory of reshoring" and survey the theories used in previous studies. The lenses of individual studies vary: Li et al. (2025) draw on Dunning's eclectic paradigm for their empirical analysis, Pedroletti (2025) uses a business-network perspective from internationalisation-process theory, and D'Ambrosio and Lavoratori (2025) build on trade-theoretic work on de-globalisation and global value chains. Against this plural background, this thesis adopts Transaction Cost Economics (TCE) and the Resource-Based View (RBV) as its two interpretive lenses, drawing on their original formulations (Williamson, 1985; Barney, 1991); where a reviewed study uses a different theory, that framing is reported as such.</w:t>
+        <w:t>The reshoring literature draws on a variety of theoretical approaches, with no single unified theory; Wiesmann et al. (2017) observe that there is currently no consensus on a "theory of reshoring" and survey the theories used in previous studies. The lenses of individual studies vary: Li et al. (2025) draw on Dunning's eclectic paradigm for their empirical analysis, Pedroletti (2025) uses a business-network perspective from internationalisation-process theory, and D'Ambrosio and Lavoratori (2025) build on trade-theoretic work on de-globalisation and global value chains. Against this plural background, this thesis adopts Transaction Cost Economics (TCE) and the Resource-Based View (RBV) as its two interpretive lenses, drawing on their original formulations (Williamson, 1985; Barney, 1991); where a reviewed study uses a different theory, that framing is reported as such.</w:t>
       </w:r>
     </w:p>
     <w:p>
@@ -390,7 +390,7 @@
     </w:p>
     <w:p>
       <w:r>
-        <w:t>A central conceptual distinction in this thesis separates the motivations for reshoring from the difficulties of carrying it out. The driver literature is relatively well developed. Di Mauro et al. (2018) conclude that offshoring is mainly driven by cost reduction, whereas backshoring usually follows a strategic reorientation towards customer-perceived value, and they characterise the return as strategic evolution rather than the correction of a managerial mistake. Firm-level survey evidence links reshoring decisions to home-country conditions (Wan et al., 2019) and to Industry 4.0 adoption, pandemic experience, and made-in effects (Stentoft et al., 2025), and survey and case research has examined the relationship between digital-technology adoption and backshoring decisions (Kamp &amp; Gibaja, 2021). Case studies add brand-related motives: Robinson and Hsieh (2016) demonstrate how a luxury clothing company's repositioning around provenance and quality led to the consolidation of production in the home country. Problems with quality, coordination, and flexibility at offshore locations also appear as reasons for return (Di Mauro et al., 2018).</w:t>
+        <w:t>A central conceptual distinction in this thesis separates the motivations for reshoring from the difficulties of carrying it out. The driver literature is relatively well developed (Wiesmann et al., 2017). Di Mauro et al. (2018) conclude that offshoring is mainly driven by cost reduction, whereas backshoring usually follows a strategic reorientation towards customer-perceived value, and they characterise the return as strategic evolution rather than the correction of a managerial mistake. Firm-level survey evidence links reshoring decisions to home-country conditions (Wan et al., 2019) and to Industry 4.0 adoption, pandemic experience, and made-in effects (Stentoft et al., 2025), and survey and case research has examined the relationship between digital-technology adoption and backshoring decisions (Kamp &amp; Gibaja, 2021). Case studies add brand-related motives: Robinson and Hsieh (2016) demonstrate how a luxury clothing company's repositioning around provenance and quality led to the consolidation of production in the home country. Problems with quality, coordination, and flexibility at offshore locations also appear as reasons for return (Di Mauro et al., 2018).</w:t>
       </w:r>
     </w:p>
     <w:p>
@@ -477,7 +477,7 @@
     </w:p>
     <w:p>
       <w:r>
-        <w:t>The literature search and selection were documented with reference to the PRISMA 2020 reporting guidelines (Page, McKenzie, et al., 2021; Page, Moher, et al., 2021), used here as a framework for reporting identification, screening, and inclusion rather than as a method of evidence synthesis. Google Scholar was the only literature-discovery platform used. The literature search began in late June 2026 and continued over several weeks, during which sources were identified through varying combinations of topic-related terms — reshoring, backshoring, manufacturing reshoring, reshoring barriers, reshoring implementation, and related terms concerning supplier dependence, capabilities, and production transfer — combined with backward and forward citation searching and Google Scholar's related-article suggestions. This process was exploratory rather than tied to a fixed set of search strings, and it was not documented prospectively, so its exact strings and result counts are not reported. By early July, this process had produced the main body of literature used in this thesis.</w:t>
+        <w:t>The literature search and selection were documented with reference to the PRISMA 2020 reporting guidelines (Page, McKenzie, et al., 2021; Page, Moher, et al., 2021), used here as a framework for reporting identification, screening, and inclusion rather than as a method of evidence synthesis. Google Scholar was the only literature-discovery platform used. The literature search began in late June 2026 and continued over several weeks, during which sources were identified through varying combinations of topic-related terms — reshoring, backshoring, manufacturing reshoring, reshoring barriers, reshoring implementation, and related terms concerning supplier dependence, capabilities, and production transfer — combined with backward and forward citation searching and Google Scholar's related-article suggestions. This process was exploratory, not tied to a fixed set of search strings, and it was not documented prospectively, so its exact strings and result counts are not reported. By early July, this process had produced the main body of literature used in this thesis.</w:t>
       </w:r>
     </w:p>
     <w:p>
@@ -492,17 +492,17 @@
     </w:p>
     <w:p>
       <w:r>
-        <w:t>To qualify for the formal analytical sample, a study had to concern genuine reshoring — the return of previously offshored manufacturing to the firm's home country. Studies addressing China+1 configurations, China-to-Southeast-Asia relocation, re-offshoring, nearshoring without a return home, or foreign-to-foreign relocation were excluded from barrier coding, since these are not genuine reshoring; a small number were kept as contextual sources for the Introduction and Discussion instead. Because implementation evidence in the literature is not always broken down by host region, Asia specificity was recorded as a rating for every source rather than used as a strict inclusion filter, and only findings that explicitly link an Asian host location to a return home are reported as Asia-specific in the Results.</w:t>
+        <w:t>To qualify for the formal analytical sample, a study had to concern genuine reshoring — the return of previously offshored manufacturing to the firm's home country. Studies addressing China+1 configurations, China-to-Southeast-Asia relocation, re-offshoring, nearshoring without a return home, or foreign-to-foreign relocation were excluded from barrier coding, since these are not genuine reshoring; a small number were kept as contextual sources for the Introduction and Discussion instead. Because implementation evidence in the literature is not always broken down by host region, Asia specificity was recorded as a rating for every source instead of being used as a strict inclusion filter, and only findings that explicitly link an Asian host location to a return home are reported as Asia-specific in the Results.</w:t>
       </w:r>
     </w:p>
     <w:p>
       <w:r>
-        <w:t>The corpus consists of 34 sources. Twenty-one peer-reviewed reshoring studies form the formal analytical sample from which the barrier framework is developed. A further set of contextual and policy sources — covering, for example, macro-level relocation patterns and China+1 dynamics — supports the Introduction and Discussion but was excluded from barrier coding, since these sources describe the broader environment rather than firm-level implementation. Five methodology sources justify the research design and the coding and synthesis procedures and likewise contribute no barrier evidence. The PRISMA diagram in Appendix A accordingly documents the 21 studies in the formal analytical sample only; methodology sources are not counted, and contextual sources are reported separately.</w:t>
+        <w:t>The corpus consists of 34 sources. Twenty-one peer-reviewed reshoring studies form the formal analytical sample from which the barrier framework is developed. A further set of contextual and policy sources — covering, for example, macro-level relocation patterns and China+1 dynamics — supports the Introduction and Discussion but was excluded from barrier coding, since these sources describe the broader environment, not firm-level implementation. Five methodology sources justify the research design and the coding and synthesis procedures and likewise contribute no barrier evidence. The PRISMA diagram in Appendix A accordingly documents the 21 studies in the formal analytical sample only; methodology sources are not counted, and contextual sources are reported separately.</w:t>
       </w:r>
     </w:p>
     <w:p>
       <w:r>
-        <w:t>Every source in the formal sample was also characterised along two dimensions. The first records the type of evidence it provides — direct case-based findings, findings drawn from a literature review, conceptual argument, contextual background, or methodological guidance — since these carry different evidential weight and are never treated as equivalent. The second is an Asia-specificity rating (high, medium, or low), assigned as high only when a source's data or case explicitly links an Asian host location to a return home. These two dimensions shaped how the evidence was interpreted and reported throughout the thesis, describing the relevance and type of each source rather than assessing its methodological quality. Screening and selection were carried out by a single researcher, which is noted here as a limitation.</w:t>
+        <w:t>Every source in the formal sample was also characterised along two dimensions. The first records the type of evidence it provides — direct case-based findings, findings drawn from a literature review, conceptual argument, contextual background, or methodological guidance — since these carry different evidential weight and are never treated as equivalent. The second is an Asia-specificity rating (high, medium, or low), assigned as high only when a source's data or case explicitly links an Asian host location to a return home. These two dimensions shaped how the evidence was interpreted and reported throughout the thesis, describing the relevance and type of each source without assessing its methodological quality. Screening and selection were carried out by a single researcher, which is noted here as a limitation.</w:t>
       </w:r>
     </w:p>
     <w:p>
@@ -530,12 +530,12 @@
     </w:p>
     <w:p>
       <w:r>
-        <w:t>Several methodological limitations follow from this design. As a secondary method, an SLR is constrained by the coverage, quality, and completeness of the published literature and by the risk of publication bias; it synthesises existing findings rather than observing reshoring directly. The reliance on a single discovery platform, the restriction to English-language sources with accessible full texts, and the retrospectively undocumented character of the original exploratory search introduce an additional accessibility bias that the documented update search mitigates but cannot remove. The corpus's own caution reinforces this point: because direct empirical, review, and conceptual evidence carry different weights, the strength of any barrier claim depends on the type of evidence behind it and cannot be inferred from how often the barrier is mentioned. Most importantly, genuinely Asia-specific direct implementation evidence rests on only a small number of cases — principally two single-case studies documenting returns from China — so Asia-specific findings are reported as illustrative rather than generalisable, a constraint stated explicitly in the results and the limitations discussion.</w:t>
+        <w:t>Several methodological limitations follow from this design. As a secondary method, an SLR is constrained by the coverage, quality, and completeness of the published literature and by the risk of publication bias; it synthesises existing findings instead of observing reshoring directly. The reliance on a single discovery platform, the restriction to English-language sources with accessible full texts, and the retrospectively undocumented character of the original exploratory search introduce an additional accessibility bias that the documented update search mitigates but cannot remove. The corpus's own caution reinforces this point: because direct empirical, review, and conceptual evidence carry different weights, the strength of any barrier claim depends on the type of evidence behind it and cannot be inferred from how often the barrier is mentioned. Most importantly, genuinely Asia-specific direct implementation evidence rests on only a small number of cases — principally two single-case studies documenting returns from China — so Asia-specific findings are reported as illustrative, not generalisable, a constraint stated explicitly in the results and the limitations discussion.</w:t>
       </w:r>
     </w:p>
     <w:p>
       <w:r>
-        <w:t>To summarise, this chapter has argued that the systematic literature review is the method best matched to the research questions, explained how the 34-source corpus and its 21-source formal analytical sample were assembled, screened, and quality-assessed under PRISMA reporting, and outlined the hybrid deductive–inductive thematic synthesis through which the barriers were coded and organised. It has also stated the principal limitations of the approach and the rules that keep the evidence types separate and maintain the driver–barrier distinction. The following chapter presents the results of this synthesis, reporting the barriers identified in the literature within the four categories of the firm-level framework.</w:t>
+        <w:t>The next chapter reports the results of this synthesis: the barriers identified in the literature, organised within the four categories of the firm-level framework.</w:t>
       </w:r>
     </w:p>
     <w:p>
@@ -576,7 +576,7 @@
     </w:p>
     <w:p>
       <w:r>
-        <w:t>Genuinely Asia-specific direct implementation evidence is scarce. It rests on two single-case studies: a China-to-UK case (Pegoraro et al., 2022) and a China-to-Italy partial-reshoring case (Pedroletti, 2025). One multi-case study is partially attributable to an Asian host: in Di Mauro et al. (2018), two of the four case firms returned production from China, although the individual findings are not always attributed to those specific cases. The four fashion cases of Boffelli et al. (2021), by contrast, involved Romanian, Moroccan, Croatian, and Hungarian host locations, so that study's implementation findings enter the synthesis as general rather than Asia-specific evidence. The findings of Li et al. (2025) are likewise reported as general Nordic/Swedish evidence, with one exception noted in Section 4.2: the study explicitly names China among the host locations affected by strict layoff regulations.</w:t>
+        <w:t>Genuinely Asia-specific direct implementation evidence is scarce. It rests on two single-case studies: a China-to-UK case (Pegoraro et al., 2022) and a China-to-Italy partial-reshoring case (Pedroletti, 2025). One multi-case study is partially attributable to an Asian host: in Di Mauro et al. (2018), two of the four case firms returned production from China, although the individual findings are not always attributed to those specific cases. The four fashion cases of Boffelli et al. (2021), by contrast, involved Romanian, Moroccan, Croatian, and Hungarian host locations, so that study's implementation findings enter the synthesis as general, not Asia-specific, evidence. The findings of Li et al. (2025) are likewise reported as general Nordic/Swedish evidence, with one exception noted in Section 4.2: the study explicitly names China among the host locations affected by strict layoff regulations.</w:t>
       </w:r>
     </w:p>
     <w:p>
@@ -985,7 +985,7 @@
     </w:p>
     <w:p>
       <w:r>
-        <w:t>The first theme concerns host-country constraints on exiting the offshore operation. Among the Swedish manufacturing firms studied by Li et al. (2025), strict host-country layoff regulations, the inability to close or reduce offshore operations quickly, locked investments, and substantial exit costs were identified as barriers; the study explicitly names Poland and China among the offshored locations where strict layoff regulations applied, although the finding is reported across the sample rather than disaggregated by individual host country. The review literature reports convergent constraints: Di Stefano and Fratocchi (2019) note national closure regulations, foreign-plant exit costs in the form of closure fees and fiscal obligations, and host-country layoff constraints as obstacles to exiting offshore production discussed in the back-shoring literature. Together, the direct finding and the review evidence indicate that the disengagement side of reshoring can itself be regulated in ways that delay or burden implementation.</w:t>
+        <w:t>The first theme concerns host-country constraints on exiting the offshore operation. Among the Swedish manufacturing firms studied by Li et al. (2025), strict host-country layoff regulations, the inability to close or reduce offshore operations quickly, locked investments, and substantial exit costs were identified as barriers; the study explicitly names Poland and China among the offshored locations where strict layoff regulations applied, although the finding is reported across the sample and not disaggregated by individual host country. The review literature reports convergent constraints: Di Stefano and Fratocchi (2019) note national closure regulations, foreign-plant exit costs in the form of closure fees and fiscal obligations, and host-country layoff constraints as obstacles to exiting offshore production discussed in the back-shoring literature. Together, the direct finding and the review evidence indicate that the disengagement side of reshoring can itself be regulated in ways that delay or burden implementation.</w:t>
       </w:r>
     </w:p>
     <w:p>
@@ -1556,7 +1556,7 @@
     </w:p>
     <w:p>
       <w:r>
-        <w:t>The strongest direct evidence in this category concerns the implementation stage itself. Across the four fashion-industry relocation cases studied by Boffelli et al. (2021), the failure of relocation initiatives was directly connected to mistakes made in the implementation phase, and the study identifies insufficient internal organisational readiness, managerial behavioural biases, and learning through trial-and-error during implementation as implementation-stage problems; its central conclusion is that reshoring succeeds only if firms manage implementation correctly. The cases involved Romanian, Moroccan, Croatian, and Hungarian host locations, so these findings enter the synthesis as general implementation evidence rather than Asia-specific evidence. The review literature reports related organisational weaknesses — the immaturity of firms' reshoring processes and internal communication gaps (Wiesmann et al., 2017) — and, conceptually, a managerial-capability gap has been argued to constrain reshoring particularly for smaller firms (D'Ambrosio &amp; Lavoratori, 2025).</w:t>
+        <w:t>The strongest direct evidence in this category concerns the implementation stage itself. Across the four fashion-industry relocation cases studied by Boffelli et al. (2021), the failure of relocation initiatives was directly connected to mistakes made in the implementation phase, and the study identifies insufficient internal organisational readiness, managerial behavioural biases, and learning through trial-and-error during implementation as implementation-stage problems; its central conclusion is that reshoring succeeds only if firms manage implementation correctly. The cases involved Romanian, Moroccan, Croatian, and Hungarian host locations, so these findings enter the synthesis as general implementation evidence. The review literature reports related organisational weaknesses — the immaturity of firms' reshoring processes and internal communication gaps (Wiesmann et al., 2017) — and, conceptually, a managerial-capability gap has been argued to constrain reshoring particularly for smaller firms (D'Ambrosio &amp; Lavoratori, 2025).</w:t>
       </w:r>
     </w:p>
     <w:p>
@@ -1576,7 +1576,7 @@
     </w:p>
     <w:p>
       <w:r>
-        <w:t>Finally, where reshoring is technology-enabled, an organisational-adaptation burden is reported consistently at review level. Digital adaptation requires changing routines, responsibilities, information flows, and supplier and customer relationships rather than merely purchasing technology, alongside a shortage of digital technical skills (Bilbao-Ubillos et al., 2024); technology-implementation readiness and the absence of a valid business model preceding the technology choice are likewise reported among barriers at the intersection of reshoring and Industry 4.0 (Espíndola et al., 2023). Conceptually, Industry 4.0 is framed as playing a dual role — an enabler of reshoring that simultaneously imposes new requirements in digital skills, investment, integration, and organisational adaptation (Gupta et al., 2023) — and an automation-scale threshold has been argued whereby automation does not automatically ease reshoring (D'Ambrosio &amp; Lavoratori, 2025). No direct empirical study in the sample observes this theme.</w:t>
+        <w:t>Finally, where reshoring is technology-enabled, an organisational-adaptation burden is reported consistently at review level. Digital adaptation requires more than purchasing technology — it means changing routines, responsibilities, information flows, and supplier and customer relationships, alongside a shortage of digital technical skills (Bilbao-Ubillos et al., 2024); technology-implementation readiness and the absence of a valid business model preceding the technology choice are likewise reported among barriers at the intersection of reshoring and Industry 4.0 (Espíndola et al., 2023). Conceptually, Industry 4.0 is framed as playing a dual role — an enabler of reshoring that simultaneously imposes new requirements in digital skills, investment, integration, and organisational adaptation (Gupta et al., 2023) — and an automation-scale threshold has been argued whereby automation does not automatically ease reshoring (D'Ambrosio &amp; Lavoratori, 2025). No direct empirical study in the sample observes this theme.</w:t>
       </w:r>
     </w:p>
     <w:p>
@@ -2147,7 +2147,7 @@
     </w:p>
     <w:p>
       <w:r>
-        <w:t>A high-cost home environment, in turn, constrains the viability and scale of reshoring rather than blocking physical relocation. Labour cost was named as a challenge by all five case firms studied by Mirzaei et al. (2021), alongside high energy and overhead costs; labour, overhead, and total costs were likewise among the prominent barriers reported across the Swedish firms studied by Li et al. (2025). Conceptually, a home-country factor-cost disadvantage is argued to affect the economic feasibility and scale of the return (D'Ambrosio &amp; Lavoratori, 2025). This theme is reported here strictly as a constraint on re-established domestic production, not as a motive in the original offshoring decision.</w:t>
+        <w:t>A high-cost home environment, in turn, does not block physical relocation; it constrains the viability and scale of reshoring. Labour cost was named as a challenge by all five case firms studied by Mirzaei et al. (2021), alongside high energy and overhead costs; labour, overhead, and total costs were likewise among the prominent barriers reported across the Swedish firms studied by Li et al. (2025). Conceptually, a home-country factor-cost disadvantage is argued to affect the economic feasibility and scale of the return (D'Ambrosio &amp; Lavoratori, 2025). This theme is reported here strictly as a constraint on re-established domestic production, not as a motive in the original offshoring decision.</w:t>
       </w:r>
     </w:p>
     <w:p>
@@ -2728,7 +2728,7 @@
     </w:p>
     <w:p>
       <w:r>
-        <w:t>Capability constraints extend beyond the firm's own walls: specialised capabilities concentrated with the host-country supplier can be difficult to repatriate. In the China-to-Italy case (Pedroletti, 2025), persistent dependence on specialised Chinese supplier capabilities constrained how much production could return: the firm lacked the necessary production knowledge, experience with the components, specialised sourcing skills, and suitable domestic suppliers, so that partial rather than full reshoring functioned as a response to the practical impossibility of fully replacing the Chinese network. The gap concerned this specific, specialised capability rather than domestic manufacturing capacity in general. Supplier and intellectual-property dependence — where the firm does not fully control rights to a component or technology and cannot simply move production home — was likewise identified among Swedish firms (Li et al., 2025). At review level, host-supplier dependence (Wiesmann et al., 2017) and offshore knowledge dependence (Bilbao-Ubillos et al., 2024) are reported, and knowledge-transfer ambiguity — knowledge residing with offshore employees, subsidiaries, suppliers, or the host-country network — is conceptually identified (Gupta et al., 2023).</w:t>
+        <w:t>Capability constraints extend beyond the firm's own walls: specialised capabilities concentrated with the host-country supplier can be difficult to repatriate. In the China-to-Italy case (Pedroletti, 2025), persistent dependence on specialised Chinese supplier capabilities constrained how much production could return: the firm lacked the necessary production knowledge, experience with the components, specialised sourcing skills, and suitable domestic suppliers, so that partial reshoring, in place of a full return, functioned as a response to the practical impossibility of fully replacing the Chinese network. The gap concerned this specific, specialised capability, not domestic manufacturing capacity in general. Supplier and intellectual-property dependence — where the firm does not fully control rights to a component or technology and cannot simply move production home — was likewise identified among Swedish firms (Li et al., 2025). At review level, host-supplier dependence (Wiesmann et al., 2017) and offshore knowledge dependence (Bilbao-Ubillos et al., 2024) are reported, and knowledge-transfer ambiguity — knowledge residing with offshore employees, subsidiaries, suppliers, or the host-country network — is conceptually identified (Gupta et al., 2023).</w:t>
       </w:r>
     </w:p>
     <w:p>
@@ -2743,7 +2743,7 @@
     </w:p>
     <w:p>
       <w:r>
-        <w:t>In summary, this chapter has reported eighteen barrier themes across the four categories of the framework. The asset/capability category carries the broadest support, anchored by two Asia-specific single-case studies; the cost/operational and cultural/organisational categories combine direct empirical findings with review and conceptual support; and the regulatory/institutional category rests largely on review-level evidence. The following chapter interprets these findings, connects them to the theoretical perspectives of the thesis, and derives managerial implications.</w:t>
+        <w:t>Taken together, the asset/capability category carries the broadest support, anchored by two Asia-specific single-case studies; the cost/operational and cultural/organisational categories combine direct empirical findings with review and conceptual support; and the regulatory/institutional category rests largely on review-level evidence. Chapter 5 interprets these findings.</w:t>
       </w:r>
     </w:p>
     <w:p>
@@ -2761,7 +2761,7 @@
     </w:p>
     <w:p>
       <w:r>
-        <w:t>The previous chapter reported eighteen barrier themes across the four categories of the firm-level framework. This chapter moves from reporting to interpretation. It examines what the identified barriers mean for firms attempting to return production from Asian host countries, how the barriers relate to and reinforce one another, and why the pattern of evidence looks the way it does. The findings are then read through the two theoretical lenses of the thesis, Transaction Cost Economics and the Resource-Based View, in order to explain the underlying mechanisms rather than merely restate the observations. On this basis, the chapter derives managerial implications organised along the stages of the implementation process, before closing with an honest account of the limitations of the review and the research directions that follow from them. Throughout, interpretations developed by this thesis are distinguished from findings stated by the original studies, and direct implementation evidence is given greater analytical weight than review-level or conceptual material.</w:t>
+        <w:t>This chapter interprets the eighteen barrier themes reported in Chapter 4: what they mean for firms returning production from Asian host countries, how they reinforce one another, and what follows from them theoretically and managerially. Throughout, interpretations developed by this thesis are distinguished from findings stated by the original studies, and direct implementation evidence carries greater analytical weight than review-level or conceptual material.</w:t>
       </w:r>
     </w:p>
     <w:p>
@@ -2784,7 +2784,7 @@
     </w:p>
     <w:p>
       <w:r>
-        <w:t>The results also suggest that barrier categories interact rather than operate independently. The clearest illustration is the China-to-Italy case reported by Pedroletti (2025). There, dependence on specialised Chinese supplier capabilities — an asset/capability barrier — made full reshoring practically impossible, which forced a partial return; partial return in turn split production between two countries, creating new coordination costs and reducing the firm's bargaining power towards its remaining suppliers — cost/operational barriers — while the reduced order volumes strained the supplier relationship itself, an organisational and relational barrier (Pedroletti, 2025). One initial capability gap thus cascaded into operational and relational difficulties. A similar interaction appears between organisational readiness and every other category: Boffelli et al. (2021) found that relocation failures were directly connected to implementation-stage mistakes, which implies that weak readiness amplifies whatever other barriers a firm encounters, because problems that a prepared organisation could absorb become failures in an unprepared one. Organisational readiness is therefore better read not as one barrier among eighteen but as a condition that shapes how damaging the remaining barriers become. Boffelli et al.'s (2021) cases involved European and North African host countries rather than Asia, so this interpretation describes a general implementation mechanism rather than an Asia-specific finding.</w:t>
+        <w:t>The results also suggest that barrier categories do not operate independently — they interact. The clearest illustration is the China-to-Italy case reported by Pedroletti (2025). There, dependence on specialised Chinese supplier capabilities — an asset/capability barrier — made full reshoring practically impossible, which forced a partial return; partial return in turn split production between two countries, creating new coordination costs and reducing the firm's bargaining power towards its remaining suppliers — cost/operational barriers — while the reduced order volumes strained the supplier relationship itself, an organisational and relational barrier (Pedroletti, 2025). One initial capability gap thus cascaded into operational and relational difficulties. A similar interaction appears between organisational readiness and every other category: Boffelli et al. (2021) found that relocation failures were directly connected to implementation-stage mistakes, which implies that weak readiness amplifies whatever other barriers a firm encounters, because problems that a prepared organisation could absorb become failures in an unprepared one. Organisational readiness is therefore better read not as one barrier among eighteen but as a condition that shapes how damaging the remaining barriers become. Boffelli et al.'s (2021) cases involved European and North African host countries, not Asia, so this interpretation describes a general implementation mechanism, not an Asia-specific finding.</w:t>
       </w:r>
     </w:p>
     <w:p>
@@ -2794,7 +2794,7 @@
     </w:p>
     <w:p>
       <w:r>
-        <w:t>Two qualifications discipline all of these interpretations. The genuinely Asia-specific direct evidence comes down to two documented cases — an automotive supplier returning from China to the United Kingdom (Pegoraro et al., 2022) and a manufacturer partially returning from China to Italy (Pedroletti, 2025). These cases converge on capability rebuilding and supplier dependence as the operative difficulties (Pegoraro et al., 2022; Pedroletti, 2025), which is consistent with the general pattern, but two cases from one host country cannot represent Asian markets as a whole, and nothing here should be read as a claim about, for instance, returns from Vietnam, India, or Indonesia. The second qualification concerns the thinness of the regulatory/institutional category, the least supported by direct empirical evidence. It may reflect genuine unimportance, but it may equally reflect the composition of the evidence base. Exit-side regulatory constraints were identified in the one study that looked for them systematically (Li et al., 2025) and recur in the review literature (Di Stefano &amp; Fratocchi, 2019), which suggests under-observation rather than absence. The categories are weighted here by the evidence they have, while acknowledging that absence of evidence is not evidence of absence.</w:t>
+        <w:t>Two qualifications discipline all of these interpretations. The genuinely Asia-specific direct evidence comes down to two documented cases — an automotive supplier returning from China to the United Kingdom (Pegoraro et al., 2022) and a manufacturer partially returning from China to Italy (Pedroletti, 2025). These cases converge on capability rebuilding and supplier dependence as the operative difficulties (Pegoraro et al., 2022; Pedroletti, 2025), which is consistent with the general pattern, but two cases from one host country cannot represent Asian markets as a whole, and nothing here should be read as a claim about, for instance, returns from Vietnam, India, or Indonesia. The second qualification concerns the thinness of the regulatory/institutional category, the least supported by direct empirical evidence. It may reflect genuine unimportance, but it may equally reflect the composition of the evidence base. Exit-side regulatory constraints were identified in the one study that looked for them systematically (Li et al., 2025) and recur in the review literature (Di Stefano &amp; Fratocchi, 2019), which points to under-observation more than absence. The categories are weighted here by the evidence they have, while acknowledging that absence of evidence is not evidence of absence.</w:t>
       </w:r>
     </w:p>
     <w:p>
@@ -2840,7 +2840,7 @@
     </w:p>
     <w:p>
       <w:r>
-        <w:t>The managerial implications of these findings are best organised along the implementation process itself, because the evidence shows different barriers biting at different stages. They are presented here as evidence-based considerations rather than guaranteed solutions, and their relevance will vary with industry, production technology, firm size, the home-country ecosystem, and the depth of the firm's dependence on Asian suppliers.</w:t>
+        <w:t>The managerial implications of these findings are best organised along the implementation process itself, because the evidence shows different barriers biting at different stages. They are evidence-based considerations, not guaranteed solutions, and their relevance will vary with industry, production technology, firm size, the home-country ecosystem, and the depth of the firm's dependence on Asian suppliers.</w:t>
       </w:r>
     </w:p>
     <w:p>
@@ -2855,12 +2855,12 @@
     </w:p>
     <w:p>
       <w:r>
-        <w:t>During transfer and rebuilding, the strongest single practical lesson of the review is that production capability is a system rather than a purchase. The China-to-UK case suggests that machinery acquisition should be planned together with complementary tooling, software, technical services, and a workforce-training programme with a realistic time horizon — in that case roughly twelve months of learning before acceptable quality was reached, a figure that should be treated as one case's experience rather than a norm, but that usefully calibrates expectations (Pegoraro et al., 2022). Because the domestic supplier base may have thinned during the offshoring years (Ocicka, 2016; Mirzaei et al., 2021), supplier mapping and early engagement with the home region's ecosystem — training institutions, equipment providers, industrial-support organisations — are indicated, since regional readiness manifested in the case evidence as search and development time added to the schedule (Pegoraro et al., 2022).</w:t>
+        <w:t>During transfer and rebuilding, the strongest single practical lesson of the review is that production capability is a system rather than a purchase. The China-to-UK case suggests that machinery acquisition should be planned together with complementary tooling, software, technical services, and a workforce-training programme with a realistic time horizon — in that case roughly twelve months of learning before acceptable quality was reached, a figure that reflects one case's experience, not a norm, but that usefully calibrates expectations (Pegoraro et al., 2022). Because the domestic supplier base may have thinned during the offshoring years (Ocicka, 2016; Mirzaei et al., 2021), supplier mapping and early engagement with the home region's ecosystem — training institutions, equipment providers, industrial-support organisations — are indicated, since regional readiness manifested in the case evidence as search and development time added to the schedule (Pegoraro et al., 2022).</w:t>
       </w:r>
     </w:p>
     <w:p>
       <w:r>
-        <w:t>For firms whose dependence on Asian suppliers proves difficult to unwind, the evidence suggests that a phased or partial approach may reduce risk relative to an all-or-nothing return — but with open eyes about its costs. Partial reshoring preserved access to irreplaceable supplier capabilities in the documented case, yet it created a lasting coordination burden between the home and host operations and shifted bargaining power towards the remaining suppliers (Pedroletti, 2025). Managers choosing this route should therefore plan for parallel production and cross-country coordination as a permanent operating condition rather than a transition phase, and should assess how the relationship with remaining suppliers will be maintained as volumes change, given the adverse supplier response observed when interaction declined (Pedroletti, 2025).</w:t>
+        <w:t>For firms whose dependence on Asian suppliers proves difficult to unwind, the evidence suggests that a phased or partial approach may reduce risk relative to an all-or-nothing return — but with open eyes about its costs. Partial reshoring preserved access to irreplaceable supplier capabilities in the documented case, yet it created a lasting coordination burden between the home and host operations and shifted bargaining power towards the remaining suppliers (Pedroletti, 2025). Managers choosing this route should therefore plan for parallel production and cross-country coordination as a permanent operating condition, not a transition phase, and should assess how the relationship with remaining suppliers will be maintained as volumes change, given the adverse supplier response observed when interaction declined (Pedroletti, 2025).</w:t>
       </w:r>
     </w:p>
     <w:p>
@@ -2883,7 +2883,7 @@
     </w:p>
     <w:p>
       <w:r>
-        <w:t>Several limitations follow from the search and screening process. Literature discovery relied on Google Scholar, with the early searching conducted iteratively rather than under a prospectively documented protocol, and the review depended on English-language, accessible publications; relevant evidence in other languages or behind unavailable full texts may have been missed. Screening and coding were carried out by a single researcher, without the inter-coder reliability checks that a research team would allow. The evidence-classification dimensions used to organise the corpus record the type, relevance, and Asia-specificity of the evidence, but they do not amount to a full methodological quality appraisal of each study, and no claim in this thesis rests on verified page-level citations of the primary texts. Finally, the boundaries between the four framework categories — and between drivers, barriers, and outcomes — required judgement in several codings, since some reviewed studies do not separate the decision and implementation stages cleanly; the category assignments should therefore be treated as reasoned rather than mechanical.</w:t>
+        <w:t>Several limitations follow from the search and screening process. Literature discovery relied on Google Scholar, with the early searching conducted iteratively and without a prospectively documented protocol, and the review depended on English-language, accessible publications; relevant evidence in other languages or behind unavailable full texts may have been missed. Screening and coding were carried out by a single researcher, without the inter-coder reliability checks that a research team would allow. The evidence-classification dimensions used to organise the corpus record the type, relevance, and Asia-specificity of the evidence, but they do not amount to a full methodological quality appraisal of each study, and no claim in this thesis rests on verified page-level citations of the primary texts. Finally, the boundaries between the four framework categories — and between drivers, barriers, and outcomes — required judgement in several codings, since some reviewed studies do not separate the decision and implementation stages cleanly; the category assignments should therefore be treated as reasoned rather than mechanical.</w:t>
       </w:r>
     </w:p>
     <w:p>
@@ -2917,7 +2917,7 @@
         <w:t>Core research question.</w:t>
       </w:r>
       <w:r>
-        <w:t xml:space="preserve"> On the evidence reviewed, the central barriers that manufacturing firms face when implementing reshoring strategies from Asian markets are, first and foremost, the reconstruction of domestic capability: the skills, machinery, tooling, and surrounding supplier ecosystem that eroded during the years of offshoring and cannot be restored by acquisition alone. Closely linked to this is dependence on specialised host-country suppliers, which in the documented case evidence constrained not only how a return was carried out but how much of it was possible at all. These capability-side difficulties are compounded by underestimated operational adjustments and organisational readiness gaps, by the new fixed and coordination costs that a return generates, and, less visibly but persistently, by host-country exit constraints such as layoff regulations and closure obligations. None of these barriers operates in isolation: a capability gap can cascade into operational and relational difficulties, and weak organisational readiness amplifies whatever other barriers a firm encounters. Implementation therefore emerges as a distinct and demanding stage in its own right, not a formality that follows automatically once the location decision has been made.</w:t>
+        <w:t xml:space="preserve"> On the evidence reviewed, the central barriers that manufacturing firms face when implementing reshoring strategies from Asian markets are, first and foremost, the reconstruction of domestic capability: the skills, machinery, tooling, and surrounding supplier ecosystem that eroded during the years of offshoring and cannot be restored by acquisition alone (Pegoraro et al., 2022). Closely linked to this is dependence on specialised host-country suppliers, which in the documented case evidence constrained not only how a return was carried out but how much of it was possible at all (Pedroletti, 2025). These capability-side difficulties are compounded by underestimated operational adjustments and organisational readiness gaps (Boffelli et al., 2021), by the new fixed and coordination costs that a return generates, and, less visibly but persistently, by host-country exit constraints such as layoff regulations and closure obligations (Li et al., 2025). None of these barriers operates in isolation: a capability gap can cascade into operational and relational difficulties, and weak organisational readiness amplifies whatever other barriers a firm encounters. Implementation therefore emerges as a distinct and demanding stage in its own right, not a formality that follows automatically once the location decision has been made.</w:t>
       </w:r>
     </w:p>
     <w:p>
@@ -2939,7 +2939,7 @@
         <w:t>Sub-question 2.</w:t>
       </w:r>
       <w:r>
-        <w:t xml:space="preserve"> Based on these findings, the identified barriers can be mitigated by addressing them at the stage of the return process at which they arise. Before commitment, a genuine total-cost analysis of the return and a capability audit of what the firm actually controls — as opposed to what resides with the host-country supplier — help prevent the underestimation that the evidence repeatedly documents. At the exit stage, host-country regulatory and contractual due diligence should be budgeted as a distinct line item rather than treated as incidental to the move. During transfer and rebuilding, capability should be planned as a system of machinery, tooling, software, and workforce training rather than as a single purchase. Early engagement with the home region's supplier and training ecosystem is indicated wherever that ecosystem has thinned. Where dependence on Asian suppliers cannot be unwound quickly, a phased or partial approach may reduce risk, provided managers plan for the resulting cross-country coordination as a lasting operating condition rather than a temporary one. Underlying all of these measures is a more general implication: implementation capacity — cross-functional coordination and organisational readiness — is itself a resource that firms should build deliberately, because the evidence shows it determines how damaging the other barriers become.</w:t>
+        <w:t xml:space="preserve"> Based on these findings, the identified barriers can be mitigated by addressing them at the stage of the return process at which they arise. Before commitment, a genuine total-cost analysis of the return and a capability audit of what the firm actually controls — as opposed to what resides with the host-country supplier — help prevent the underestimation that the evidence repeatedly documents. At the exit stage, host-country regulatory and contractual due diligence should be budgeted as a distinct line item, not treated as incidental to the move. During transfer and rebuilding, capability should be planned as a system of machinery, tooling, software, and workforce training rather than as a single purchase. Early engagement with the home region's supplier and training ecosystem is indicated wherever that ecosystem has thinned. Where dependence on Asian suppliers cannot be unwound quickly, a phased or partial approach may reduce risk, provided managers plan for the resulting cross-country coordination as a lasting operating condition. Underlying all of these measures is a more general implication: implementation capacity — cross-functional coordination and organisational readiness — is itself a resource that firms should build deliberately, because the evidence shows it determines how damaging the other barriers become.</w:t>
       </w:r>
     </w:p>
     <w:p>
@@ -2961,7 +2961,7 @@
         <w:t>Scope and closing remarks.</w:t>
       </w:r>
       <w:r>
-        <w:t xml:space="preserve"> This contribution should be read within the limits the thesis has been careful to state throughout. The formal analytical sample comprises twenty-one studies, and the genuinely Asia-specific direct implementation evidence rests on two single-case studies, both documenting returns from China to Western Europe. The framework is therefore best understood as a structured map of what the current literature shows, organised with reasonable confidence, rather than as a ranking of universal obstacles or a claim that generalises beyond China to Asian markets as a whole. Within that scope, the findings indicate clearly that the difficulty of reshoring lies less in deciding to return than in rebuilding, at home, the productive capability that years of offshoring allowed to erode — a conclusion that reframes reshoring not as offshoring in reverse, but as a distinct undertaking with its own logic, its own costs, and its own risk of partial or incomplete success.</w:t>
+        <w:t xml:space="preserve"> This contribution should be read within the limits the thesis has been careful to state throughout. The formal analytical sample comprises twenty-one studies, and the genuinely Asia-specific direct implementation evidence rests on two single-case studies, both documenting returns from China to Western Europe (Pegoraro et al., 2022; Pedroletti, 2025). The framework is therefore best understood as a structured map of what the current literature shows — not a ranking of universal obstacles, and not a claim that generalises beyond China to Asian markets as a whole. Within that scope, the findings indicate clearly that the difficulty of reshoring lies less in deciding to return than in rebuilding, at home, the productive capability that years of offshoring allowed to erode — a conclusion that reframes reshoring not as offshoring in reverse, but as a distinct undertaking with its own logic, its own costs, and its own risk of partial or incomplete success.</w:t>
       </w:r>
     </w:p>
     <w:p>

--- a/thesis/FINAL_THESIS.docx
+++ b/thesis/FINAL_THESIS.docx
@@ -581,33 +581,8 @@
     </w:p>
     <w:p>
       <w:r>
-        <w:t>Each category is reported with its own table (Tables 1–4, in Sections 4.2 to 4.5), showing the evidence available for each theme by type and its Asia-specificity status; the complete coding table cross-referencing every theme to its contributing sources is provided in Appendix B.</w:t>
-      </w:r>
-    </w:p>
-    <w:p>
-      <w:pPr>
-        <w:pStyle w:val="Heading2"/>
-      </w:pPr>
-      <w:r>
-        <w:t>4.2 Regulatory/Institutional Barriers</w:t>
-      </w:r>
-    </w:p>
-    <w:p>
-      <w:r>
-        <w:t>Of the four categories, the regulatory/institutional category is supported by the least direct empirical evidence: as Table 1 shows, only two of its themes have any direct empirical source, and one theme rests on review evidence alone. Most of the category's content is accordingly review-level or conceptual.</w:t>
-      </w:r>
-    </w:p>
-    <w:p>
-      <w:pPr>
-        <w:sectPr>
-          <w:footerReference w:type="default" r:id="rId9"/>
-          <w:pgSz w:w="12240" w:h="15840"/>
-          <w:pgMar w:top="1440" w:right="1440" w:bottom="1440" w:left="1440" w:header="720" w:footer="720" w:gutter="0"/>
-          <w:cols w:space="720"/>
-          <w:titlePg/>
-          <w:docGrid w:linePitch="360"/>
-        </w:sectPr>
-      </w:pPr>
+        <w:t>Table 1 summarises the eighteen themes, the evidence types behind each, and their Asia-specificity; the complete coding table cross-referencing every theme to its contributing sources is provided in Appendix B.</w:t>
+      </w:r>
     </w:p>
     <w:p>
       <w:r>
@@ -623,7 +598,7 @@
         <w:rPr>
           <w:i/>
         </w:rPr>
-        <w:t>Regulatory/institutional barrier themes, evidence types, and Asia-specificity status.</w:t>
+        <w:t>The eighteen reshoring implementation-barrier themes by framework category, the evidence types available for each theme, and the Asia-specificity of the supporting evidence. Full source-by-source cross-references are given in Appendix B.</w:t>
       </w:r>
     </w:p>
     <w:tbl>
@@ -633,16 +608,17 @@
         <w:tblLook w:firstColumn="1" w:firstRow="1" w:lastColumn="0" w:lastRow="0" w:noHBand="0" w:noVBand="1" w:val="04A0"/>
       </w:tblPr>
       <w:tblGrid>
-        <w:gridCol w:w="2592"/>
-        <w:gridCol w:w="2592"/>
-        <w:gridCol w:w="2592"/>
-        <w:gridCol w:w="2592"/>
-        <w:gridCol w:w="2592"/>
+        <w:gridCol w:w="1560"/>
+        <w:gridCol w:w="1560"/>
+        <w:gridCol w:w="1560"/>
+        <w:gridCol w:w="1560"/>
+        <w:gridCol w:w="1560"/>
+        <w:gridCol w:w="1560"/>
       </w:tblGrid>
       <w:tr>
         <w:tc>
           <w:tcPr>
-            <w:tcW w:type="dxa" w:w="2592"/>
+            <w:tcW w:type="dxa" w:w="1560"/>
           </w:tcPr>
           <w:p>
             <w:pPr>
@@ -659,7 +635,7 @@
         </w:tc>
         <w:tc>
           <w:tcPr>
-            <w:tcW w:type="dxa" w:w="2592"/>
+            <w:tcW w:type="dxa" w:w="1560"/>
           </w:tcPr>
           <w:p>
             <w:pPr>
@@ -670,13 +646,13 @@
                 <w:b/>
                 <w:sz w:val="20"/>
               </w:rPr>
-              <w:t>Direct empirical</w:t>
-            </w:r>
-          </w:p>
-        </w:tc>
-        <w:tc>
-          <w:tcPr>
-            <w:tcW w:type="dxa" w:w="2592"/>
+              <w:t>Category</w:t>
+            </w:r>
+          </w:p>
+        </w:tc>
+        <w:tc>
+          <w:tcPr>
+            <w:tcW w:type="dxa" w:w="1560"/>
           </w:tcPr>
           <w:p>
             <w:pPr>
@@ -687,13 +663,13 @@
                 <w:b/>
                 <w:sz w:val="20"/>
               </w:rPr>
-              <w:t>Review</w:t>
-            </w:r>
-          </w:p>
-        </w:tc>
-        <w:tc>
-          <w:tcPr>
-            <w:tcW w:type="dxa" w:w="2592"/>
+              <w:t>Direct empirical</w:t>
+            </w:r>
+          </w:p>
+        </w:tc>
+        <w:tc>
+          <w:tcPr>
+            <w:tcW w:type="dxa" w:w="1560"/>
           </w:tcPr>
           <w:p>
             <w:pPr>
@@ -704,13 +680,13 @@
                 <w:b/>
                 <w:sz w:val="20"/>
               </w:rPr>
-              <w:t>Conceptual</w:t>
-            </w:r>
-          </w:p>
-        </w:tc>
-        <w:tc>
-          <w:tcPr>
-            <w:tcW w:type="dxa" w:w="2592"/>
+              <w:t>Review</w:t>
+            </w:r>
+          </w:p>
+        </w:tc>
+        <w:tc>
+          <w:tcPr>
+            <w:tcW w:type="dxa" w:w="1560"/>
           </w:tcPr>
           <w:p>
             <w:pPr>
@@ -721,7 +697,24 @@
                 <w:b/>
                 <w:sz w:val="20"/>
               </w:rPr>
-              <w:t>Asia-specific status</w:t>
+              <w:t>Conceptual</w:t>
+            </w:r>
+          </w:p>
+        </w:tc>
+        <w:tc>
+          <w:tcPr>
+            <w:tcW w:type="dxa" w:w="1560"/>
+          </w:tcPr>
+          <w:p>
+            <w:pPr>
+              <w:spacing w:line="240" w:lineRule="auto"/>
+            </w:pPr>
+            <w:r>
+              <w:rPr>
+                <w:b/>
+                <w:sz w:val="20"/>
+              </w:rPr>
+              <w:t>Asia-specific</w:t>
             </w:r>
           </w:p>
         </w:tc>
@@ -729,7 +722,7 @@
       <w:tr>
         <w:tc>
           <w:tcPr>
-            <w:tcW w:type="dxa" w:w="2592"/>
+            <w:tcW w:type="dxa" w:w="1560"/>
           </w:tcPr>
           <w:p>
             <w:pPr>
@@ -745,7 +738,7 @@
         </w:tc>
         <w:tc>
           <w:tcPr>
-            <w:tcW w:type="dxa" w:w="2592"/>
+            <w:tcW w:type="dxa" w:w="1560"/>
           </w:tcPr>
           <w:p>
             <w:pPr>
@@ -755,13 +748,13 @@
               <w:rPr>
                 <w:sz w:val="20"/>
               </w:rPr>
-              <w:t>Li et al. (2025)</w:t>
-            </w:r>
-          </w:p>
-        </w:tc>
-        <w:tc>
-          <w:tcPr>
-            <w:tcW w:type="dxa" w:w="2592"/>
+              <w:t>Regulatory/Institutional</w:t>
+            </w:r>
+          </w:p>
+        </w:tc>
+        <w:tc>
+          <w:tcPr>
+            <w:tcW w:type="dxa" w:w="1560"/>
           </w:tcPr>
           <w:p>
             <w:pPr>
@@ -771,13 +764,13 @@
               <w:rPr>
                 <w:sz w:val="20"/>
               </w:rPr>
-              <w:t>Di Stefano &amp; Fratocchi (2019)</w:t>
-            </w:r>
-          </w:p>
-        </w:tc>
-        <w:tc>
-          <w:tcPr>
-            <w:tcW w:type="dxa" w:w="2592"/>
+              <w:t>✓</w:t>
+            </w:r>
+          </w:p>
+        </w:tc>
+        <w:tc>
+          <w:tcPr>
+            <w:tcW w:type="dxa" w:w="1560"/>
           </w:tcPr>
           <w:p>
             <w:pPr>
@@ -787,13 +780,29 @@
               <w:rPr>
                 <w:sz w:val="20"/>
               </w:rPr>
+              <w:t>✓</w:t>
+            </w:r>
+          </w:p>
+        </w:tc>
+        <w:tc>
+          <w:tcPr>
+            <w:tcW w:type="dxa" w:w="1560"/>
+          </w:tcPr>
+          <w:p>
+            <w:pPr>
+              <w:spacing w:line="240" w:lineRule="auto"/>
+            </w:pPr>
+            <w:r>
+              <w:rPr>
+                <w:sz w:val="20"/>
+              </w:rPr>
               <w:t>—</w:t>
             </w:r>
           </w:p>
         </w:tc>
         <w:tc>
           <w:tcPr>
-            <w:tcW w:type="dxa" w:w="2592"/>
+            <w:tcW w:type="dxa" w:w="1560"/>
           </w:tcPr>
           <w:p>
             <w:pPr>
@@ -803,7 +812,7 @@
               <w:rPr>
                 <w:sz w:val="20"/>
               </w:rPr>
-              <w:t>Partial — Li et al. explicitly name China (and Poland) among the affected host locations</w:t>
+              <w:t>Partial</w:t>
             </w:r>
           </w:p>
         </w:tc>
@@ -811,7 +820,7 @@
       <w:tr>
         <w:tc>
           <w:tcPr>
-            <w:tcW w:type="dxa" w:w="2592"/>
+            <w:tcW w:type="dxa" w:w="1560"/>
           </w:tcPr>
           <w:p>
             <w:pPr>
@@ -827,7 +836,7 @@
         </w:tc>
         <w:tc>
           <w:tcPr>
-            <w:tcW w:type="dxa" w:w="2592"/>
+            <w:tcW w:type="dxa" w:w="1560"/>
           </w:tcPr>
           <w:p>
             <w:pPr>
@@ -837,13 +846,29 @@
               <w:rPr>
                 <w:sz w:val="20"/>
               </w:rPr>
+              <w:t>Regulatory/Institutional</w:t>
+            </w:r>
+          </w:p>
+        </w:tc>
+        <w:tc>
+          <w:tcPr>
+            <w:tcW w:type="dxa" w:w="1560"/>
+          </w:tcPr>
+          <w:p>
+            <w:pPr>
+              <w:spacing w:line="240" w:lineRule="auto"/>
+            </w:pPr>
+            <w:r>
+              <w:rPr>
+                <w:sz w:val="20"/>
+              </w:rPr>
               <w:t>—</w:t>
             </w:r>
           </w:p>
         </w:tc>
         <w:tc>
           <w:tcPr>
-            <w:tcW w:type="dxa" w:w="2592"/>
+            <w:tcW w:type="dxa" w:w="1560"/>
           </w:tcPr>
           <w:p>
             <w:pPr>
@@ -853,13 +878,13 @@
               <w:rPr>
                 <w:sz w:val="20"/>
               </w:rPr>
-              <w:t>Di Stefano &amp; Fratocchi (2019)</w:t>
-            </w:r>
-          </w:p>
-        </w:tc>
-        <w:tc>
-          <w:tcPr>
-            <w:tcW w:type="dxa" w:w="2592"/>
+              <w:t>✓</w:t>
+            </w:r>
+          </w:p>
+        </w:tc>
+        <w:tc>
+          <w:tcPr>
+            <w:tcW w:type="dxa" w:w="1560"/>
           </w:tcPr>
           <w:p>
             <w:pPr>
@@ -875,7 +900,7 @@
         </w:tc>
         <w:tc>
           <w:tcPr>
-            <w:tcW w:type="dxa" w:w="2592"/>
+            <w:tcW w:type="dxa" w:w="1560"/>
           </w:tcPr>
           <w:p>
             <w:pPr>
@@ -893,7 +918,7 @@
       <w:tr>
         <w:tc>
           <w:tcPr>
-            <w:tcW w:type="dxa" w:w="2592"/>
+            <w:tcW w:type="dxa" w:w="1560"/>
           </w:tcPr>
           <w:p>
             <w:pPr>
@@ -909,7 +934,7 @@
         </w:tc>
         <w:tc>
           <w:tcPr>
-            <w:tcW w:type="dxa" w:w="2592"/>
+            <w:tcW w:type="dxa" w:w="1560"/>
           </w:tcPr>
           <w:p>
             <w:pPr>
@@ -919,13 +944,13 @@
               <w:rPr>
                 <w:sz w:val="20"/>
               </w:rPr>
-              <w:t>Mirzaei et al. (2021)</w:t>
-            </w:r>
-          </w:p>
-        </w:tc>
-        <w:tc>
-          <w:tcPr>
-            <w:tcW w:type="dxa" w:w="2592"/>
+              <w:t>Regulatory/Institutional</w:t>
+            </w:r>
+          </w:p>
+        </w:tc>
+        <w:tc>
+          <w:tcPr>
+            <w:tcW w:type="dxa" w:w="1560"/>
           </w:tcPr>
           <w:p>
             <w:pPr>
@@ -935,13 +960,29 @@
               <w:rPr>
                 <w:sz w:val="20"/>
               </w:rPr>
+              <w:t>✓</w:t>
+            </w:r>
+          </w:p>
+        </w:tc>
+        <w:tc>
+          <w:tcPr>
+            <w:tcW w:type="dxa" w:w="1560"/>
+          </w:tcPr>
+          <w:p>
+            <w:pPr>
+              <w:spacing w:line="240" w:lineRule="auto"/>
+            </w:pPr>
+            <w:r>
+              <w:rPr>
+                <w:sz w:val="20"/>
+              </w:rPr>
               <w:t>—</w:t>
             </w:r>
           </w:p>
         </w:tc>
         <w:tc>
           <w:tcPr>
-            <w:tcW w:type="dxa" w:w="2592"/>
+            <w:tcW w:type="dxa" w:w="1560"/>
           </w:tcPr>
           <w:p>
             <w:pPr>
@@ -951,13 +992,13 @@
               <w:rPr>
                 <w:sz w:val="20"/>
               </w:rPr>
-              <w:t>Gupta et al. (2023)</w:t>
-            </w:r>
-          </w:p>
-        </w:tc>
-        <w:tc>
-          <w:tcPr>
-            <w:tcW w:type="dxa" w:w="2592"/>
+              <w:t>✓</w:t>
+            </w:r>
+          </w:p>
+        </w:tc>
+        <w:tc>
+          <w:tcPr>
+            <w:tcW w:type="dxa" w:w="1560"/>
           </w:tcPr>
           <w:p>
             <w:pPr>
@@ -968,6 +1009,1476 @@
                 <w:sz w:val="20"/>
               </w:rPr>
               <w:t>No</w:t>
+            </w:r>
+          </w:p>
+        </w:tc>
+      </w:tr>
+      <w:tr>
+        <w:tc>
+          <w:tcPr>
+            <w:tcW w:type="dxa" w:w="1560"/>
+          </w:tcPr>
+          <w:p>
+            <w:pPr>
+              <w:spacing w:line="240" w:lineRule="auto"/>
+            </w:pPr>
+            <w:r>
+              <w:rPr>
+                <w:sz w:val="20"/>
+              </w:rPr>
+              <w:t>Organisational readiness, behavioural biases, learning-by-trial</w:t>
+            </w:r>
+          </w:p>
+        </w:tc>
+        <w:tc>
+          <w:tcPr>
+            <w:tcW w:type="dxa" w:w="1560"/>
+          </w:tcPr>
+          <w:p>
+            <w:pPr>
+              <w:spacing w:line="240" w:lineRule="auto"/>
+            </w:pPr>
+            <w:r>
+              <w:rPr>
+                <w:sz w:val="20"/>
+              </w:rPr>
+              <w:t>Cultural/Organisational</w:t>
+            </w:r>
+          </w:p>
+        </w:tc>
+        <w:tc>
+          <w:tcPr>
+            <w:tcW w:type="dxa" w:w="1560"/>
+          </w:tcPr>
+          <w:p>
+            <w:pPr>
+              <w:spacing w:line="240" w:lineRule="auto"/>
+            </w:pPr>
+            <w:r>
+              <w:rPr>
+                <w:sz w:val="20"/>
+              </w:rPr>
+              <w:t>✓</w:t>
+            </w:r>
+          </w:p>
+        </w:tc>
+        <w:tc>
+          <w:tcPr>
+            <w:tcW w:type="dxa" w:w="1560"/>
+          </w:tcPr>
+          <w:p>
+            <w:pPr>
+              <w:spacing w:line="240" w:lineRule="auto"/>
+            </w:pPr>
+            <w:r>
+              <w:rPr>
+                <w:sz w:val="20"/>
+              </w:rPr>
+              <w:t>✓</w:t>
+            </w:r>
+          </w:p>
+        </w:tc>
+        <w:tc>
+          <w:tcPr>
+            <w:tcW w:type="dxa" w:w="1560"/>
+          </w:tcPr>
+          <w:p>
+            <w:pPr>
+              <w:spacing w:line="240" w:lineRule="auto"/>
+            </w:pPr>
+            <w:r>
+              <w:rPr>
+                <w:sz w:val="20"/>
+              </w:rPr>
+              <w:t>✓</w:t>
+            </w:r>
+          </w:p>
+        </w:tc>
+        <w:tc>
+          <w:tcPr>
+            <w:tcW w:type="dxa" w:w="1560"/>
+          </w:tcPr>
+          <w:p>
+            <w:pPr>
+              <w:spacing w:line="240" w:lineRule="auto"/>
+            </w:pPr>
+            <w:r>
+              <w:rPr>
+                <w:sz w:val="20"/>
+              </w:rPr>
+              <w:t>No</w:t>
+            </w:r>
+          </w:p>
+        </w:tc>
+      </w:tr>
+      <w:tr>
+        <w:tc>
+          <w:tcPr>
+            <w:tcW w:type="dxa" w:w="1560"/>
+          </w:tcPr>
+          <w:p>
+            <w:pPr>
+              <w:spacing w:line="240" w:lineRule="auto"/>
+            </w:pPr>
+            <w:r>
+              <w:rPr>
+                <w:sz w:val="20"/>
+              </w:rPr>
+              <w:t>Intra-organisational silos &amp; weak employee involvement</w:t>
+            </w:r>
+          </w:p>
+        </w:tc>
+        <w:tc>
+          <w:tcPr>
+            <w:tcW w:type="dxa" w:w="1560"/>
+          </w:tcPr>
+          <w:p>
+            <w:pPr>
+              <w:spacing w:line="240" w:lineRule="auto"/>
+            </w:pPr>
+            <w:r>
+              <w:rPr>
+                <w:sz w:val="20"/>
+              </w:rPr>
+              <w:t>Cultural/Organisational</w:t>
+            </w:r>
+          </w:p>
+        </w:tc>
+        <w:tc>
+          <w:tcPr>
+            <w:tcW w:type="dxa" w:w="1560"/>
+          </w:tcPr>
+          <w:p>
+            <w:pPr>
+              <w:spacing w:line="240" w:lineRule="auto"/>
+            </w:pPr>
+            <w:r>
+              <w:rPr>
+                <w:sz w:val="20"/>
+              </w:rPr>
+              <w:t>✓</w:t>
+            </w:r>
+          </w:p>
+        </w:tc>
+        <w:tc>
+          <w:tcPr>
+            <w:tcW w:type="dxa" w:w="1560"/>
+          </w:tcPr>
+          <w:p>
+            <w:pPr>
+              <w:spacing w:line="240" w:lineRule="auto"/>
+            </w:pPr>
+            <w:r>
+              <w:rPr>
+                <w:sz w:val="20"/>
+              </w:rPr>
+              <w:t>—</w:t>
+            </w:r>
+          </w:p>
+        </w:tc>
+        <w:tc>
+          <w:tcPr>
+            <w:tcW w:type="dxa" w:w="1560"/>
+          </w:tcPr>
+          <w:p>
+            <w:pPr>
+              <w:spacing w:line="240" w:lineRule="auto"/>
+            </w:pPr>
+            <w:r>
+              <w:rPr>
+                <w:sz w:val="20"/>
+              </w:rPr>
+              <w:t>—</w:t>
+            </w:r>
+          </w:p>
+        </w:tc>
+        <w:tc>
+          <w:tcPr>
+            <w:tcW w:type="dxa" w:w="1560"/>
+          </w:tcPr>
+          <w:p>
+            <w:pPr>
+              <w:spacing w:line="240" w:lineRule="auto"/>
+            </w:pPr>
+            <w:r>
+              <w:rPr>
+                <w:sz w:val="20"/>
+              </w:rPr>
+              <w:t>No</w:t>
+            </w:r>
+          </w:p>
+        </w:tc>
+      </w:tr>
+      <w:tr>
+        <w:tc>
+          <w:tcPr>
+            <w:tcW w:type="dxa" w:w="1560"/>
+          </w:tcPr>
+          <w:p>
+            <w:pPr>
+              <w:spacing w:line="240" w:lineRule="auto"/>
+            </w:pPr>
+            <w:r>
+              <w:rPr>
+                <w:sz w:val="20"/>
+              </w:rPr>
+              <w:t>Adverse host-supplier relational response</w:t>
+            </w:r>
+          </w:p>
+        </w:tc>
+        <w:tc>
+          <w:tcPr>
+            <w:tcW w:type="dxa" w:w="1560"/>
+          </w:tcPr>
+          <w:p>
+            <w:pPr>
+              <w:spacing w:line="240" w:lineRule="auto"/>
+            </w:pPr>
+            <w:r>
+              <w:rPr>
+                <w:sz w:val="20"/>
+              </w:rPr>
+              <w:t>Cultural/Organisational</w:t>
+            </w:r>
+          </w:p>
+        </w:tc>
+        <w:tc>
+          <w:tcPr>
+            <w:tcW w:type="dxa" w:w="1560"/>
+          </w:tcPr>
+          <w:p>
+            <w:pPr>
+              <w:spacing w:line="240" w:lineRule="auto"/>
+            </w:pPr>
+            <w:r>
+              <w:rPr>
+                <w:sz w:val="20"/>
+              </w:rPr>
+              <w:t>✓</w:t>
+            </w:r>
+          </w:p>
+        </w:tc>
+        <w:tc>
+          <w:tcPr>
+            <w:tcW w:type="dxa" w:w="1560"/>
+          </w:tcPr>
+          <w:p>
+            <w:pPr>
+              <w:spacing w:line="240" w:lineRule="auto"/>
+            </w:pPr>
+            <w:r>
+              <w:rPr>
+                <w:sz w:val="20"/>
+              </w:rPr>
+              <w:t>—</w:t>
+            </w:r>
+          </w:p>
+        </w:tc>
+        <w:tc>
+          <w:tcPr>
+            <w:tcW w:type="dxa" w:w="1560"/>
+          </w:tcPr>
+          <w:p>
+            <w:pPr>
+              <w:spacing w:line="240" w:lineRule="auto"/>
+            </w:pPr>
+            <w:r>
+              <w:rPr>
+                <w:sz w:val="20"/>
+              </w:rPr>
+              <w:t>—</w:t>
+            </w:r>
+          </w:p>
+        </w:tc>
+        <w:tc>
+          <w:tcPr>
+            <w:tcW w:type="dxa" w:w="1560"/>
+          </w:tcPr>
+          <w:p>
+            <w:pPr>
+              <w:spacing w:line="240" w:lineRule="auto"/>
+            </w:pPr>
+            <w:r>
+              <w:rPr>
+                <w:sz w:val="20"/>
+              </w:rPr>
+              <w:t>Yes (single case)</w:t>
+            </w:r>
+          </w:p>
+        </w:tc>
+      </w:tr>
+      <w:tr>
+        <w:tc>
+          <w:tcPr>
+            <w:tcW w:type="dxa" w:w="1560"/>
+          </w:tcPr>
+          <w:p>
+            <w:pPr>
+              <w:spacing w:line="240" w:lineRule="auto"/>
+            </w:pPr>
+            <w:r>
+              <w:rPr>
+                <w:sz w:val="20"/>
+              </w:rPr>
+              <w:t>Governance mode of the return (gap)</w:t>
+            </w:r>
+          </w:p>
+        </w:tc>
+        <w:tc>
+          <w:tcPr>
+            <w:tcW w:type="dxa" w:w="1560"/>
+          </w:tcPr>
+          <w:p>
+            <w:pPr>
+              <w:spacing w:line="240" w:lineRule="auto"/>
+            </w:pPr>
+            <w:r>
+              <w:rPr>
+                <w:sz w:val="20"/>
+              </w:rPr>
+              <w:t>Cultural/Organisational</w:t>
+            </w:r>
+          </w:p>
+        </w:tc>
+        <w:tc>
+          <w:tcPr>
+            <w:tcW w:type="dxa" w:w="1560"/>
+          </w:tcPr>
+          <w:p>
+            <w:pPr>
+              <w:spacing w:line="240" w:lineRule="auto"/>
+            </w:pPr>
+            <w:r>
+              <w:rPr>
+                <w:sz w:val="20"/>
+              </w:rPr>
+              <w:t>—</w:t>
+            </w:r>
+          </w:p>
+        </w:tc>
+        <w:tc>
+          <w:tcPr>
+            <w:tcW w:type="dxa" w:w="1560"/>
+          </w:tcPr>
+          <w:p>
+            <w:pPr>
+              <w:spacing w:line="240" w:lineRule="auto"/>
+            </w:pPr>
+            <w:r>
+              <w:rPr>
+                <w:sz w:val="20"/>
+              </w:rPr>
+              <w:t>✓</w:t>
+            </w:r>
+          </w:p>
+        </w:tc>
+        <w:tc>
+          <w:tcPr>
+            <w:tcW w:type="dxa" w:w="1560"/>
+          </w:tcPr>
+          <w:p>
+            <w:pPr>
+              <w:spacing w:line="240" w:lineRule="auto"/>
+            </w:pPr>
+            <w:r>
+              <w:rPr>
+                <w:sz w:val="20"/>
+              </w:rPr>
+              <w:t>—</w:t>
+            </w:r>
+          </w:p>
+        </w:tc>
+        <w:tc>
+          <w:tcPr>
+            <w:tcW w:type="dxa" w:w="1560"/>
+          </w:tcPr>
+          <w:p>
+            <w:pPr>
+              <w:spacing w:line="240" w:lineRule="auto"/>
+            </w:pPr>
+            <w:r>
+              <w:rPr>
+                <w:sz w:val="20"/>
+              </w:rPr>
+              <w:t>No</w:t>
+            </w:r>
+          </w:p>
+        </w:tc>
+      </w:tr>
+      <w:tr>
+        <w:tc>
+          <w:tcPr>
+            <w:tcW w:type="dxa" w:w="1560"/>
+          </w:tcPr>
+          <w:p>
+            <w:pPr>
+              <w:spacing w:line="240" w:lineRule="auto"/>
+            </w:pPr>
+            <w:r>
+              <w:rPr>
+                <w:sz w:val="20"/>
+              </w:rPr>
+              <w:t>Digital/organisational adaptation burden</w:t>
+            </w:r>
+          </w:p>
+        </w:tc>
+        <w:tc>
+          <w:tcPr>
+            <w:tcW w:type="dxa" w:w="1560"/>
+          </w:tcPr>
+          <w:p>
+            <w:pPr>
+              <w:spacing w:line="240" w:lineRule="auto"/>
+            </w:pPr>
+            <w:r>
+              <w:rPr>
+                <w:sz w:val="20"/>
+              </w:rPr>
+              <w:t>Cultural/Organisational</w:t>
+            </w:r>
+          </w:p>
+        </w:tc>
+        <w:tc>
+          <w:tcPr>
+            <w:tcW w:type="dxa" w:w="1560"/>
+          </w:tcPr>
+          <w:p>
+            <w:pPr>
+              <w:spacing w:line="240" w:lineRule="auto"/>
+            </w:pPr>
+            <w:r>
+              <w:rPr>
+                <w:sz w:val="20"/>
+              </w:rPr>
+              <w:t>—</w:t>
+            </w:r>
+          </w:p>
+        </w:tc>
+        <w:tc>
+          <w:tcPr>
+            <w:tcW w:type="dxa" w:w="1560"/>
+          </w:tcPr>
+          <w:p>
+            <w:pPr>
+              <w:spacing w:line="240" w:lineRule="auto"/>
+            </w:pPr>
+            <w:r>
+              <w:rPr>
+                <w:sz w:val="20"/>
+              </w:rPr>
+              <w:t>✓</w:t>
+            </w:r>
+          </w:p>
+        </w:tc>
+        <w:tc>
+          <w:tcPr>
+            <w:tcW w:type="dxa" w:w="1560"/>
+          </w:tcPr>
+          <w:p>
+            <w:pPr>
+              <w:spacing w:line="240" w:lineRule="auto"/>
+            </w:pPr>
+            <w:r>
+              <w:rPr>
+                <w:sz w:val="20"/>
+              </w:rPr>
+              <w:t>✓</w:t>
+            </w:r>
+          </w:p>
+        </w:tc>
+        <w:tc>
+          <w:tcPr>
+            <w:tcW w:type="dxa" w:w="1560"/>
+          </w:tcPr>
+          <w:p>
+            <w:pPr>
+              <w:spacing w:line="240" w:lineRule="auto"/>
+            </w:pPr>
+            <w:r>
+              <w:rPr>
+                <w:sz w:val="20"/>
+              </w:rPr>
+              <w:t>No</w:t>
+            </w:r>
+          </w:p>
+        </w:tc>
+      </w:tr>
+      <w:tr>
+        <w:tc>
+          <w:tcPr>
+            <w:tcW w:type="dxa" w:w="1560"/>
+          </w:tcPr>
+          <w:p>
+            <w:pPr>
+              <w:spacing w:line="240" w:lineRule="auto"/>
+            </w:pPr>
+            <w:r>
+              <w:rPr>
+                <w:sz w:val="20"/>
+              </w:rPr>
+              <w:t>Hollowed-out supply base / supplier-network rebuilding</w:t>
+            </w:r>
+          </w:p>
+        </w:tc>
+        <w:tc>
+          <w:tcPr>
+            <w:tcW w:type="dxa" w:w="1560"/>
+          </w:tcPr>
+          <w:p>
+            <w:pPr>
+              <w:spacing w:line="240" w:lineRule="auto"/>
+            </w:pPr>
+            <w:r>
+              <w:rPr>
+                <w:sz w:val="20"/>
+              </w:rPr>
+              <w:t>Cost/Operational</w:t>
+            </w:r>
+          </w:p>
+        </w:tc>
+        <w:tc>
+          <w:tcPr>
+            <w:tcW w:type="dxa" w:w="1560"/>
+          </w:tcPr>
+          <w:p>
+            <w:pPr>
+              <w:spacing w:line="240" w:lineRule="auto"/>
+            </w:pPr>
+            <w:r>
+              <w:rPr>
+                <w:sz w:val="20"/>
+              </w:rPr>
+              <w:t>✓</w:t>
+            </w:r>
+          </w:p>
+        </w:tc>
+        <w:tc>
+          <w:tcPr>
+            <w:tcW w:type="dxa" w:w="1560"/>
+          </w:tcPr>
+          <w:p>
+            <w:pPr>
+              <w:spacing w:line="240" w:lineRule="auto"/>
+            </w:pPr>
+            <w:r>
+              <w:rPr>
+                <w:sz w:val="20"/>
+              </w:rPr>
+              <w:t>✓</w:t>
+            </w:r>
+          </w:p>
+        </w:tc>
+        <w:tc>
+          <w:tcPr>
+            <w:tcW w:type="dxa" w:w="1560"/>
+          </w:tcPr>
+          <w:p>
+            <w:pPr>
+              <w:spacing w:line="240" w:lineRule="auto"/>
+            </w:pPr>
+            <w:r>
+              <w:rPr>
+                <w:sz w:val="20"/>
+              </w:rPr>
+              <w:t>✓</w:t>
+            </w:r>
+          </w:p>
+        </w:tc>
+        <w:tc>
+          <w:tcPr>
+            <w:tcW w:type="dxa" w:w="1560"/>
+          </w:tcPr>
+          <w:p>
+            <w:pPr>
+              <w:spacing w:line="240" w:lineRule="auto"/>
+            </w:pPr>
+            <w:r>
+              <w:rPr>
+                <w:sz w:val="20"/>
+              </w:rPr>
+              <w:t>Partial</w:t>
+            </w:r>
+          </w:p>
+        </w:tc>
+      </w:tr>
+      <w:tr>
+        <w:tc>
+          <w:tcPr>
+            <w:tcW w:type="dxa" w:w="1560"/>
+          </w:tcPr>
+          <w:p>
+            <w:pPr>
+              <w:spacing w:line="240" w:lineRule="auto"/>
+            </w:pPr>
+            <w:r>
+              <w:rPr>
+                <w:sz w:val="20"/>
+              </w:rPr>
+              <w:t>New fixed costs &amp; switching/reconfiguration costs</w:t>
+            </w:r>
+          </w:p>
+        </w:tc>
+        <w:tc>
+          <w:tcPr>
+            <w:tcW w:type="dxa" w:w="1560"/>
+          </w:tcPr>
+          <w:p>
+            <w:pPr>
+              <w:spacing w:line="240" w:lineRule="auto"/>
+            </w:pPr>
+            <w:r>
+              <w:rPr>
+                <w:sz w:val="20"/>
+              </w:rPr>
+              <w:t>Cost/Operational</w:t>
+            </w:r>
+          </w:p>
+        </w:tc>
+        <w:tc>
+          <w:tcPr>
+            <w:tcW w:type="dxa" w:w="1560"/>
+          </w:tcPr>
+          <w:p>
+            <w:pPr>
+              <w:spacing w:line="240" w:lineRule="auto"/>
+            </w:pPr>
+            <w:r>
+              <w:rPr>
+                <w:sz w:val="20"/>
+              </w:rPr>
+              <w:t>✓</w:t>
+            </w:r>
+          </w:p>
+        </w:tc>
+        <w:tc>
+          <w:tcPr>
+            <w:tcW w:type="dxa" w:w="1560"/>
+          </w:tcPr>
+          <w:p>
+            <w:pPr>
+              <w:spacing w:line="240" w:lineRule="auto"/>
+            </w:pPr>
+            <w:r>
+              <w:rPr>
+                <w:sz w:val="20"/>
+              </w:rPr>
+              <w:t>✓</w:t>
+            </w:r>
+          </w:p>
+        </w:tc>
+        <w:tc>
+          <w:tcPr>
+            <w:tcW w:type="dxa" w:w="1560"/>
+          </w:tcPr>
+          <w:p>
+            <w:pPr>
+              <w:spacing w:line="240" w:lineRule="auto"/>
+            </w:pPr>
+            <w:r>
+              <w:rPr>
+                <w:sz w:val="20"/>
+              </w:rPr>
+              <w:t>✓</w:t>
+            </w:r>
+          </w:p>
+        </w:tc>
+        <w:tc>
+          <w:tcPr>
+            <w:tcW w:type="dxa" w:w="1560"/>
+          </w:tcPr>
+          <w:p>
+            <w:pPr>
+              <w:spacing w:line="240" w:lineRule="auto"/>
+            </w:pPr>
+            <w:r>
+              <w:rPr>
+                <w:sz w:val="20"/>
+              </w:rPr>
+              <w:t>No</w:t>
+            </w:r>
+          </w:p>
+        </w:tc>
+      </w:tr>
+      <w:tr>
+        <w:tc>
+          <w:tcPr>
+            <w:tcW w:type="dxa" w:w="1560"/>
+          </w:tcPr>
+          <w:p>
+            <w:pPr>
+              <w:spacing w:line="240" w:lineRule="auto"/>
+            </w:pPr>
+            <w:r>
+              <w:rPr>
+                <w:sz w:val="20"/>
+              </w:rPr>
+              <w:t>High-cost home environment</w:t>
+            </w:r>
+          </w:p>
+        </w:tc>
+        <w:tc>
+          <w:tcPr>
+            <w:tcW w:type="dxa" w:w="1560"/>
+          </w:tcPr>
+          <w:p>
+            <w:pPr>
+              <w:spacing w:line="240" w:lineRule="auto"/>
+            </w:pPr>
+            <w:r>
+              <w:rPr>
+                <w:sz w:val="20"/>
+              </w:rPr>
+              <w:t>Cost/Operational</w:t>
+            </w:r>
+          </w:p>
+        </w:tc>
+        <w:tc>
+          <w:tcPr>
+            <w:tcW w:type="dxa" w:w="1560"/>
+          </w:tcPr>
+          <w:p>
+            <w:pPr>
+              <w:spacing w:line="240" w:lineRule="auto"/>
+            </w:pPr>
+            <w:r>
+              <w:rPr>
+                <w:sz w:val="20"/>
+              </w:rPr>
+              <w:t>✓</w:t>
+            </w:r>
+          </w:p>
+        </w:tc>
+        <w:tc>
+          <w:tcPr>
+            <w:tcW w:type="dxa" w:w="1560"/>
+          </w:tcPr>
+          <w:p>
+            <w:pPr>
+              <w:spacing w:line="240" w:lineRule="auto"/>
+            </w:pPr>
+            <w:r>
+              <w:rPr>
+                <w:sz w:val="20"/>
+              </w:rPr>
+              <w:t>—</w:t>
+            </w:r>
+          </w:p>
+        </w:tc>
+        <w:tc>
+          <w:tcPr>
+            <w:tcW w:type="dxa" w:w="1560"/>
+          </w:tcPr>
+          <w:p>
+            <w:pPr>
+              <w:spacing w:line="240" w:lineRule="auto"/>
+            </w:pPr>
+            <w:r>
+              <w:rPr>
+                <w:sz w:val="20"/>
+              </w:rPr>
+              <w:t>✓</w:t>
+            </w:r>
+          </w:p>
+        </w:tc>
+        <w:tc>
+          <w:tcPr>
+            <w:tcW w:type="dxa" w:w="1560"/>
+          </w:tcPr>
+          <w:p>
+            <w:pPr>
+              <w:spacing w:line="240" w:lineRule="auto"/>
+            </w:pPr>
+            <w:r>
+              <w:rPr>
+                <w:sz w:val="20"/>
+              </w:rPr>
+              <w:t>No</w:t>
+            </w:r>
+          </w:p>
+        </w:tc>
+      </w:tr>
+      <w:tr>
+        <w:tc>
+          <w:tcPr>
+            <w:tcW w:type="dxa" w:w="1560"/>
+          </w:tcPr>
+          <w:p>
+            <w:pPr>
+              <w:spacing w:line="240" w:lineRule="auto"/>
+            </w:pPr>
+            <w:r>
+              <w:rPr>
+                <w:sz w:val="20"/>
+              </w:rPr>
+              <w:t>Hybrid-operation coordination complexity (partial reshoring)</w:t>
+            </w:r>
+          </w:p>
+        </w:tc>
+        <w:tc>
+          <w:tcPr>
+            <w:tcW w:type="dxa" w:w="1560"/>
+          </w:tcPr>
+          <w:p>
+            <w:pPr>
+              <w:spacing w:line="240" w:lineRule="auto"/>
+            </w:pPr>
+            <w:r>
+              <w:rPr>
+                <w:sz w:val="20"/>
+              </w:rPr>
+              <w:t>Cost/Operational</w:t>
+            </w:r>
+          </w:p>
+        </w:tc>
+        <w:tc>
+          <w:tcPr>
+            <w:tcW w:type="dxa" w:w="1560"/>
+          </w:tcPr>
+          <w:p>
+            <w:pPr>
+              <w:spacing w:line="240" w:lineRule="auto"/>
+            </w:pPr>
+            <w:r>
+              <w:rPr>
+                <w:sz w:val="20"/>
+              </w:rPr>
+              <w:t>✓</w:t>
+            </w:r>
+          </w:p>
+        </w:tc>
+        <w:tc>
+          <w:tcPr>
+            <w:tcW w:type="dxa" w:w="1560"/>
+          </w:tcPr>
+          <w:p>
+            <w:pPr>
+              <w:spacing w:line="240" w:lineRule="auto"/>
+            </w:pPr>
+            <w:r>
+              <w:rPr>
+                <w:sz w:val="20"/>
+              </w:rPr>
+              <w:t>—</w:t>
+            </w:r>
+          </w:p>
+        </w:tc>
+        <w:tc>
+          <w:tcPr>
+            <w:tcW w:type="dxa" w:w="1560"/>
+          </w:tcPr>
+          <w:p>
+            <w:pPr>
+              <w:spacing w:line="240" w:lineRule="auto"/>
+            </w:pPr>
+            <w:r>
+              <w:rPr>
+                <w:sz w:val="20"/>
+              </w:rPr>
+              <w:t>—</w:t>
+            </w:r>
+          </w:p>
+        </w:tc>
+        <w:tc>
+          <w:tcPr>
+            <w:tcW w:type="dxa" w:w="1560"/>
+          </w:tcPr>
+          <w:p>
+            <w:pPr>
+              <w:spacing w:line="240" w:lineRule="auto"/>
+            </w:pPr>
+            <w:r>
+              <w:rPr>
+                <w:sz w:val="20"/>
+              </w:rPr>
+              <w:t>Yes (single case)</w:t>
+            </w:r>
+          </w:p>
+        </w:tc>
+      </w:tr>
+      <w:tr>
+        <w:tc>
+          <w:tcPr>
+            <w:tcW w:type="dxa" w:w="1560"/>
+          </w:tcPr>
+          <w:p>
+            <w:pPr>
+              <w:spacing w:line="240" w:lineRule="auto"/>
+            </w:pPr>
+            <w:r>
+              <w:rPr>
+                <w:sz w:val="20"/>
+              </w:rPr>
+              <w:t>Underestimated operational adjustments</w:t>
+            </w:r>
+          </w:p>
+        </w:tc>
+        <w:tc>
+          <w:tcPr>
+            <w:tcW w:type="dxa" w:w="1560"/>
+          </w:tcPr>
+          <w:p>
+            <w:pPr>
+              <w:spacing w:line="240" w:lineRule="auto"/>
+            </w:pPr>
+            <w:r>
+              <w:rPr>
+                <w:sz w:val="20"/>
+              </w:rPr>
+              <w:t>Cost/Operational</w:t>
+            </w:r>
+          </w:p>
+        </w:tc>
+        <w:tc>
+          <w:tcPr>
+            <w:tcW w:type="dxa" w:w="1560"/>
+          </w:tcPr>
+          <w:p>
+            <w:pPr>
+              <w:spacing w:line="240" w:lineRule="auto"/>
+            </w:pPr>
+            <w:r>
+              <w:rPr>
+                <w:sz w:val="20"/>
+              </w:rPr>
+              <w:t>✓</w:t>
+            </w:r>
+          </w:p>
+        </w:tc>
+        <w:tc>
+          <w:tcPr>
+            <w:tcW w:type="dxa" w:w="1560"/>
+          </w:tcPr>
+          <w:p>
+            <w:pPr>
+              <w:spacing w:line="240" w:lineRule="auto"/>
+            </w:pPr>
+            <w:r>
+              <w:rPr>
+                <w:sz w:val="20"/>
+              </w:rPr>
+              <w:t>—</w:t>
+            </w:r>
+          </w:p>
+        </w:tc>
+        <w:tc>
+          <w:tcPr>
+            <w:tcW w:type="dxa" w:w="1560"/>
+          </w:tcPr>
+          <w:p>
+            <w:pPr>
+              <w:spacing w:line="240" w:lineRule="auto"/>
+            </w:pPr>
+            <w:r>
+              <w:rPr>
+                <w:sz w:val="20"/>
+              </w:rPr>
+              <w:t>—</w:t>
+            </w:r>
+          </w:p>
+        </w:tc>
+        <w:tc>
+          <w:tcPr>
+            <w:tcW w:type="dxa" w:w="1560"/>
+          </w:tcPr>
+          <w:p>
+            <w:pPr>
+              <w:spacing w:line="240" w:lineRule="auto"/>
+            </w:pPr>
+            <w:r>
+              <w:rPr>
+                <w:sz w:val="20"/>
+              </w:rPr>
+              <w:t>No</w:t>
+            </w:r>
+          </w:p>
+        </w:tc>
+      </w:tr>
+      <w:tr>
+        <w:tc>
+          <w:tcPr>
+            <w:tcW w:type="dxa" w:w="1560"/>
+          </w:tcPr>
+          <w:p>
+            <w:pPr>
+              <w:spacing w:line="240" w:lineRule="auto"/>
+            </w:pPr>
+            <w:r>
+              <w:rPr>
+                <w:sz w:val="20"/>
+              </w:rPr>
+              <w:t>Domestic skilled-labour &amp; competence gap</w:t>
+            </w:r>
+          </w:p>
+        </w:tc>
+        <w:tc>
+          <w:tcPr>
+            <w:tcW w:type="dxa" w:w="1560"/>
+          </w:tcPr>
+          <w:p>
+            <w:pPr>
+              <w:spacing w:line="240" w:lineRule="auto"/>
+            </w:pPr>
+            <w:r>
+              <w:rPr>
+                <w:sz w:val="20"/>
+              </w:rPr>
+              <w:t>Asset/Capability</w:t>
+            </w:r>
+          </w:p>
+        </w:tc>
+        <w:tc>
+          <w:tcPr>
+            <w:tcW w:type="dxa" w:w="1560"/>
+          </w:tcPr>
+          <w:p>
+            <w:pPr>
+              <w:spacing w:line="240" w:lineRule="auto"/>
+            </w:pPr>
+            <w:r>
+              <w:rPr>
+                <w:sz w:val="20"/>
+              </w:rPr>
+              <w:t>✓</w:t>
+            </w:r>
+          </w:p>
+        </w:tc>
+        <w:tc>
+          <w:tcPr>
+            <w:tcW w:type="dxa" w:w="1560"/>
+          </w:tcPr>
+          <w:p>
+            <w:pPr>
+              <w:spacing w:line="240" w:lineRule="auto"/>
+            </w:pPr>
+            <w:r>
+              <w:rPr>
+                <w:sz w:val="20"/>
+              </w:rPr>
+              <w:t>✓</w:t>
+            </w:r>
+          </w:p>
+        </w:tc>
+        <w:tc>
+          <w:tcPr>
+            <w:tcW w:type="dxa" w:w="1560"/>
+          </w:tcPr>
+          <w:p>
+            <w:pPr>
+              <w:spacing w:line="240" w:lineRule="auto"/>
+            </w:pPr>
+            <w:r>
+              <w:rPr>
+                <w:sz w:val="20"/>
+              </w:rPr>
+              <w:t>✓</w:t>
+            </w:r>
+          </w:p>
+        </w:tc>
+        <w:tc>
+          <w:tcPr>
+            <w:tcW w:type="dxa" w:w="1560"/>
+          </w:tcPr>
+          <w:p>
+            <w:pPr>
+              <w:spacing w:line="240" w:lineRule="auto"/>
+            </w:pPr>
+            <w:r>
+              <w:rPr>
+                <w:sz w:val="20"/>
+              </w:rPr>
+              <w:t>Yes (single case; others general)</w:t>
+            </w:r>
+          </w:p>
+        </w:tc>
+      </w:tr>
+      <w:tr>
+        <w:tc>
+          <w:tcPr>
+            <w:tcW w:type="dxa" w:w="1560"/>
+          </w:tcPr>
+          <w:p>
+            <w:pPr>
+              <w:spacing w:line="240" w:lineRule="auto"/>
+            </w:pPr>
+            <w:r>
+              <w:rPr>
+                <w:sz w:val="20"/>
+              </w:rPr>
+              <w:t>Domestic capacity, facilities &amp; machinery gap</w:t>
+            </w:r>
+          </w:p>
+        </w:tc>
+        <w:tc>
+          <w:tcPr>
+            <w:tcW w:type="dxa" w:w="1560"/>
+          </w:tcPr>
+          <w:p>
+            <w:pPr>
+              <w:spacing w:line="240" w:lineRule="auto"/>
+            </w:pPr>
+            <w:r>
+              <w:rPr>
+                <w:sz w:val="20"/>
+              </w:rPr>
+              <w:t>Asset/Capability</w:t>
+            </w:r>
+          </w:p>
+        </w:tc>
+        <w:tc>
+          <w:tcPr>
+            <w:tcW w:type="dxa" w:w="1560"/>
+          </w:tcPr>
+          <w:p>
+            <w:pPr>
+              <w:spacing w:line="240" w:lineRule="auto"/>
+            </w:pPr>
+            <w:r>
+              <w:rPr>
+                <w:sz w:val="20"/>
+              </w:rPr>
+              <w:t>✓</w:t>
+            </w:r>
+          </w:p>
+        </w:tc>
+        <w:tc>
+          <w:tcPr>
+            <w:tcW w:type="dxa" w:w="1560"/>
+          </w:tcPr>
+          <w:p>
+            <w:pPr>
+              <w:spacing w:line="240" w:lineRule="auto"/>
+            </w:pPr>
+            <w:r>
+              <w:rPr>
+                <w:sz w:val="20"/>
+              </w:rPr>
+              <w:t>✓</w:t>
+            </w:r>
+          </w:p>
+        </w:tc>
+        <w:tc>
+          <w:tcPr>
+            <w:tcW w:type="dxa" w:w="1560"/>
+          </w:tcPr>
+          <w:p>
+            <w:pPr>
+              <w:spacing w:line="240" w:lineRule="auto"/>
+            </w:pPr>
+            <w:r>
+              <w:rPr>
+                <w:sz w:val="20"/>
+              </w:rPr>
+              <w:t>✓</w:t>
+            </w:r>
+          </w:p>
+        </w:tc>
+        <w:tc>
+          <w:tcPr>
+            <w:tcW w:type="dxa" w:w="1560"/>
+          </w:tcPr>
+          <w:p>
+            <w:pPr>
+              <w:spacing w:line="240" w:lineRule="auto"/>
+            </w:pPr>
+            <w:r>
+              <w:rPr>
+                <w:sz w:val="20"/>
+              </w:rPr>
+              <w:t>Yes (single case)</w:t>
+            </w:r>
+          </w:p>
+        </w:tc>
+      </w:tr>
+      <w:tr>
+        <w:tc>
+          <w:tcPr>
+            <w:tcW w:type="dxa" w:w="1560"/>
+          </w:tcPr>
+          <w:p>
+            <w:pPr>
+              <w:spacing w:line="240" w:lineRule="auto"/>
+            </w:pPr>
+            <w:r>
+              <w:rPr>
+                <w:sz w:val="20"/>
+              </w:rPr>
+              <w:t>Host-supplier dependence &amp; knowledge lock-in</w:t>
+            </w:r>
+          </w:p>
+        </w:tc>
+        <w:tc>
+          <w:tcPr>
+            <w:tcW w:type="dxa" w:w="1560"/>
+          </w:tcPr>
+          <w:p>
+            <w:pPr>
+              <w:spacing w:line="240" w:lineRule="auto"/>
+            </w:pPr>
+            <w:r>
+              <w:rPr>
+                <w:sz w:val="20"/>
+              </w:rPr>
+              <w:t>Asset/Capability</w:t>
+            </w:r>
+          </w:p>
+        </w:tc>
+        <w:tc>
+          <w:tcPr>
+            <w:tcW w:type="dxa" w:w="1560"/>
+          </w:tcPr>
+          <w:p>
+            <w:pPr>
+              <w:spacing w:line="240" w:lineRule="auto"/>
+            </w:pPr>
+            <w:r>
+              <w:rPr>
+                <w:sz w:val="20"/>
+              </w:rPr>
+              <w:t>✓</w:t>
+            </w:r>
+          </w:p>
+        </w:tc>
+        <w:tc>
+          <w:tcPr>
+            <w:tcW w:type="dxa" w:w="1560"/>
+          </w:tcPr>
+          <w:p>
+            <w:pPr>
+              <w:spacing w:line="240" w:lineRule="auto"/>
+            </w:pPr>
+            <w:r>
+              <w:rPr>
+                <w:sz w:val="20"/>
+              </w:rPr>
+              <w:t>✓</w:t>
+            </w:r>
+          </w:p>
+        </w:tc>
+        <w:tc>
+          <w:tcPr>
+            <w:tcW w:type="dxa" w:w="1560"/>
+          </w:tcPr>
+          <w:p>
+            <w:pPr>
+              <w:spacing w:line="240" w:lineRule="auto"/>
+            </w:pPr>
+            <w:r>
+              <w:rPr>
+                <w:sz w:val="20"/>
+              </w:rPr>
+              <w:t>✓</w:t>
+            </w:r>
+          </w:p>
+        </w:tc>
+        <w:tc>
+          <w:tcPr>
+            <w:tcW w:type="dxa" w:w="1560"/>
+          </w:tcPr>
+          <w:p>
+            <w:pPr>
+              <w:spacing w:line="240" w:lineRule="auto"/>
+            </w:pPr>
+            <w:r>
+              <w:rPr>
+                <w:sz w:val="20"/>
+              </w:rPr>
+              <w:t>Yes (single case)</w:t>
+            </w:r>
+          </w:p>
+        </w:tc>
+      </w:tr>
+      <w:tr>
+        <w:tc>
+          <w:tcPr>
+            <w:tcW w:type="dxa" w:w="1560"/>
+          </w:tcPr>
+          <w:p>
+            <w:pPr>
+              <w:spacing w:line="240" w:lineRule="auto"/>
+            </w:pPr>
+            <w:r>
+              <w:rPr>
+                <w:sz w:val="20"/>
+              </w:rPr>
+              <w:t>GVC stickiness / offshore sunk-cost inertia</w:t>
+            </w:r>
+          </w:p>
+        </w:tc>
+        <w:tc>
+          <w:tcPr>
+            <w:tcW w:type="dxa" w:w="1560"/>
+          </w:tcPr>
+          <w:p>
+            <w:pPr>
+              <w:spacing w:line="240" w:lineRule="auto"/>
+            </w:pPr>
+            <w:r>
+              <w:rPr>
+                <w:sz w:val="20"/>
+              </w:rPr>
+              <w:t>Asset/Capability</w:t>
+            </w:r>
+          </w:p>
+        </w:tc>
+        <w:tc>
+          <w:tcPr>
+            <w:tcW w:type="dxa" w:w="1560"/>
+          </w:tcPr>
+          <w:p>
+            <w:pPr>
+              <w:spacing w:line="240" w:lineRule="auto"/>
+            </w:pPr>
+            <w:r>
+              <w:rPr>
+                <w:sz w:val="20"/>
+              </w:rPr>
+              <w:t>—</w:t>
+            </w:r>
+          </w:p>
+        </w:tc>
+        <w:tc>
+          <w:tcPr>
+            <w:tcW w:type="dxa" w:w="1560"/>
+          </w:tcPr>
+          <w:p>
+            <w:pPr>
+              <w:spacing w:line="240" w:lineRule="auto"/>
+            </w:pPr>
+            <w:r>
+              <w:rPr>
+                <w:sz w:val="20"/>
+              </w:rPr>
+              <w:t>✓</w:t>
+            </w:r>
+          </w:p>
+        </w:tc>
+        <w:tc>
+          <w:tcPr>
+            <w:tcW w:type="dxa" w:w="1560"/>
+          </w:tcPr>
+          <w:p>
+            <w:pPr>
+              <w:spacing w:line="240" w:lineRule="auto"/>
+            </w:pPr>
+            <w:r>
+              <w:rPr>
+                <w:sz w:val="20"/>
+              </w:rPr>
+              <w:t>✓</w:t>
+            </w:r>
+          </w:p>
+        </w:tc>
+        <w:tc>
+          <w:tcPr>
+            <w:tcW w:type="dxa" w:w="1560"/>
+          </w:tcPr>
+          <w:p>
+            <w:pPr>
+              <w:spacing w:line="240" w:lineRule="auto"/>
+            </w:pPr>
+            <w:r>
+              <w:rPr>
+                <w:sz w:val="20"/>
+              </w:rPr>
+              <w:t>No</w:t>
+            </w:r>
+          </w:p>
+        </w:tc>
+      </w:tr>
+      <w:tr>
+        <w:tc>
+          <w:tcPr>
+            <w:tcW w:type="dxa" w:w="1560"/>
+          </w:tcPr>
+          <w:p>
+            <w:pPr>
+              <w:spacing w:line="240" w:lineRule="auto"/>
+            </w:pPr>
+            <w:r>
+              <w:rPr>
+                <w:sz w:val="20"/>
+              </w:rPr>
+              <w:t>Regional ecosystem readiness</w:t>
+            </w:r>
+          </w:p>
+        </w:tc>
+        <w:tc>
+          <w:tcPr>
+            <w:tcW w:type="dxa" w:w="1560"/>
+          </w:tcPr>
+          <w:p>
+            <w:pPr>
+              <w:spacing w:line="240" w:lineRule="auto"/>
+            </w:pPr>
+            <w:r>
+              <w:rPr>
+                <w:sz w:val="20"/>
+              </w:rPr>
+              <w:t>Asset/Capability</w:t>
+            </w:r>
+          </w:p>
+        </w:tc>
+        <w:tc>
+          <w:tcPr>
+            <w:tcW w:type="dxa" w:w="1560"/>
+          </w:tcPr>
+          <w:p>
+            <w:pPr>
+              <w:spacing w:line="240" w:lineRule="auto"/>
+            </w:pPr>
+            <w:r>
+              <w:rPr>
+                <w:sz w:val="20"/>
+              </w:rPr>
+              <w:t>✓</w:t>
+            </w:r>
+          </w:p>
+        </w:tc>
+        <w:tc>
+          <w:tcPr>
+            <w:tcW w:type="dxa" w:w="1560"/>
+          </w:tcPr>
+          <w:p>
+            <w:pPr>
+              <w:spacing w:line="240" w:lineRule="auto"/>
+            </w:pPr>
+            <w:r>
+              <w:rPr>
+                <w:sz w:val="20"/>
+              </w:rPr>
+              <w:t>✓</w:t>
+            </w:r>
+          </w:p>
+        </w:tc>
+        <w:tc>
+          <w:tcPr>
+            <w:tcW w:type="dxa" w:w="1560"/>
+          </w:tcPr>
+          <w:p>
+            <w:pPr>
+              <w:spacing w:line="240" w:lineRule="auto"/>
+            </w:pPr>
+            <w:r>
+              <w:rPr>
+                <w:sz w:val="20"/>
+              </w:rPr>
+              <w:t>—</w:t>
+            </w:r>
+          </w:p>
+        </w:tc>
+        <w:tc>
+          <w:tcPr>
+            <w:tcW w:type="dxa" w:w="1560"/>
+          </w:tcPr>
+          <w:p>
+            <w:pPr>
+              <w:spacing w:line="240" w:lineRule="auto"/>
+            </w:pPr>
+            <w:r>
+              <w:rPr>
+                <w:sz w:val="20"/>
+              </w:rPr>
+              <w:t>Yes (single case)</w:t>
             </w:r>
           </w:p>
         </w:tc>
@@ -975,13 +2486,16 @@
     </w:tbl>
     <w:p>
       <w:pPr>
-        <w:sectPr>
-          <w:pgSz w:w="15840" w:h="12240" w:orient="landscape"/>
-          <w:pgMar w:top="1440" w:right="1440" w:bottom="1440" w:left="1440" w:header="720" w:footer="720" w:gutter="0"/>
-          <w:cols w:space="720"/>
-          <w:docGrid w:linePitch="360"/>
-        </w:sectPr>
+        <w:pStyle w:val="Heading2"/>
       </w:pPr>
+      <w:r>
+        <w:t>4.2 Regulatory/Institutional Barriers</w:t>
+      </w:r>
+    </w:p>
+    <w:p>
+      <w:r>
+        <w:t>Of the four categories, the regulatory/institutional category is supported by the least direct empirical evidence: as Table 1 shows, only two of its themes have any direct empirical source, and one theme rests on review evidence alone. Most of the category's content is accordingly review-level or conceptual.</w:t>
+      </w:r>
     </w:p>
     <w:p>
       <w:r>
@@ -1007,554 +2521,6 @@
       </w:r>
     </w:p>
     <w:p>
-      <w:pPr>
-        <w:sectPr>
-          <w:pgSz w:w="12240" w:h="15840"/>
-          <w:pgMar w:top="1440" w:right="1440" w:bottom="1440" w:left="1440" w:header="720" w:footer="720" w:gutter="0"/>
-          <w:cols w:space="720"/>
-          <w:docGrid w:linePitch="360"/>
-        </w:sectPr>
-      </w:pPr>
-    </w:p>
-    <w:p>
-      <w:r>
-        <w:rPr>
-          <w:b/>
-        </w:rPr>
-        <w:t>Table 2.</w:t>
-      </w:r>
-      <w:r>
-        <w:t xml:space="preserve"> </w:t>
-      </w:r>
-      <w:r>
-        <w:rPr>
-          <w:i/>
-        </w:rPr>
-        <w:t>Cultural/organisational barrier themes, evidence types, and Asia-specificity status.</w:t>
-      </w:r>
-    </w:p>
-    <w:tbl>
-      <w:tblPr>
-        <w:tblStyle w:val="TableGrid"/>
-        <w:tblW w:type="auto" w:w="0"/>
-        <w:tblLook w:firstColumn="1" w:firstRow="1" w:lastColumn="0" w:lastRow="0" w:noHBand="0" w:noVBand="1" w:val="04A0"/>
-      </w:tblPr>
-      <w:tblGrid>
-        <w:gridCol w:w="2592"/>
-        <w:gridCol w:w="2592"/>
-        <w:gridCol w:w="2592"/>
-        <w:gridCol w:w="2592"/>
-        <w:gridCol w:w="2592"/>
-      </w:tblGrid>
-      <w:tr>
-        <w:tc>
-          <w:tcPr>
-            <w:tcW w:type="dxa" w:w="2592"/>
-          </w:tcPr>
-          <w:p>
-            <w:pPr>
-              <w:spacing w:line="240" w:lineRule="auto"/>
-            </w:pPr>
-            <w:r>
-              <w:rPr>
-                <w:b/>
-                <w:sz w:val="20"/>
-              </w:rPr>
-              <w:t>Barrier theme</w:t>
-            </w:r>
-          </w:p>
-        </w:tc>
-        <w:tc>
-          <w:tcPr>
-            <w:tcW w:type="dxa" w:w="2592"/>
-          </w:tcPr>
-          <w:p>
-            <w:pPr>
-              <w:spacing w:line="240" w:lineRule="auto"/>
-            </w:pPr>
-            <w:r>
-              <w:rPr>
-                <w:b/>
-                <w:sz w:val="20"/>
-              </w:rPr>
-              <w:t>Direct empirical</w:t>
-            </w:r>
-          </w:p>
-        </w:tc>
-        <w:tc>
-          <w:tcPr>
-            <w:tcW w:type="dxa" w:w="2592"/>
-          </w:tcPr>
-          <w:p>
-            <w:pPr>
-              <w:spacing w:line="240" w:lineRule="auto"/>
-            </w:pPr>
-            <w:r>
-              <w:rPr>
-                <w:b/>
-                <w:sz w:val="20"/>
-              </w:rPr>
-              <w:t>Review</w:t>
-            </w:r>
-          </w:p>
-        </w:tc>
-        <w:tc>
-          <w:tcPr>
-            <w:tcW w:type="dxa" w:w="2592"/>
-          </w:tcPr>
-          <w:p>
-            <w:pPr>
-              <w:spacing w:line="240" w:lineRule="auto"/>
-            </w:pPr>
-            <w:r>
-              <w:rPr>
-                <w:b/>
-                <w:sz w:val="20"/>
-              </w:rPr>
-              <w:t>Conceptual</w:t>
-            </w:r>
-          </w:p>
-        </w:tc>
-        <w:tc>
-          <w:tcPr>
-            <w:tcW w:type="dxa" w:w="2592"/>
-          </w:tcPr>
-          <w:p>
-            <w:pPr>
-              <w:spacing w:line="240" w:lineRule="auto"/>
-            </w:pPr>
-            <w:r>
-              <w:rPr>
-                <w:b/>
-                <w:sz w:val="20"/>
-              </w:rPr>
-              <w:t>Asia-specific status</w:t>
-            </w:r>
-          </w:p>
-        </w:tc>
-      </w:tr>
-      <w:tr>
-        <w:tc>
-          <w:tcPr>
-            <w:tcW w:type="dxa" w:w="2592"/>
-          </w:tcPr>
-          <w:p>
-            <w:pPr>
-              <w:spacing w:line="240" w:lineRule="auto"/>
-            </w:pPr>
-            <w:r>
-              <w:rPr>
-                <w:sz w:val="20"/>
-              </w:rPr>
-              <w:t>Organisational readiness, behavioural biases, learning-by-trial</w:t>
-            </w:r>
-          </w:p>
-        </w:tc>
-        <w:tc>
-          <w:tcPr>
-            <w:tcW w:type="dxa" w:w="2592"/>
-          </w:tcPr>
-          <w:p>
-            <w:pPr>
-              <w:spacing w:line="240" w:lineRule="auto"/>
-            </w:pPr>
-            <w:r>
-              <w:rPr>
-                <w:sz w:val="20"/>
-              </w:rPr>
-              <w:t>Boffelli et al. (2021)</w:t>
-            </w:r>
-          </w:p>
-        </w:tc>
-        <w:tc>
-          <w:tcPr>
-            <w:tcW w:type="dxa" w:w="2592"/>
-          </w:tcPr>
-          <w:p>
-            <w:pPr>
-              <w:spacing w:line="240" w:lineRule="auto"/>
-            </w:pPr>
-            <w:r>
-              <w:rPr>
-                <w:sz w:val="20"/>
-              </w:rPr>
-              <w:t>Wiesmann et al. (2017)</w:t>
-            </w:r>
-          </w:p>
-        </w:tc>
-        <w:tc>
-          <w:tcPr>
-            <w:tcW w:type="dxa" w:w="2592"/>
-          </w:tcPr>
-          <w:p>
-            <w:pPr>
-              <w:spacing w:line="240" w:lineRule="auto"/>
-            </w:pPr>
-            <w:r>
-              <w:rPr>
-                <w:sz w:val="20"/>
-              </w:rPr>
-              <w:t>D'Ambrosio &amp; Lavoratori (2025)</w:t>
-            </w:r>
-          </w:p>
-        </w:tc>
-        <w:tc>
-          <w:tcPr>
-            <w:tcW w:type="dxa" w:w="2592"/>
-          </w:tcPr>
-          <w:p>
-            <w:pPr>
-              <w:spacing w:line="240" w:lineRule="auto"/>
-            </w:pPr>
-            <w:r>
-              <w:rPr>
-                <w:sz w:val="20"/>
-              </w:rPr>
-              <w:t>No — Boffelli et al.'s hosts were European and North African</w:t>
-            </w:r>
-          </w:p>
-        </w:tc>
-      </w:tr>
-      <w:tr>
-        <w:tc>
-          <w:tcPr>
-            <w:tcW w:type="dxa" w:w="2592"/>
-          </w:tcPr>
-          <w:p>
-            <w:pPr>
-              <w:spacing w:line="240" w:lineRule="auto"/>
-            </w:pPr>
-            <w:r>
-              <w:rPr>
-                <w:sz w:val="20"/>
-              </w:rPr>
-              <w:t>Intra-organisational silos &amp; weak employee involvement</w:t>
-            </w:r>
-          </w:p>
-        </w:tc>
-        <w:tc>
-          <w:tcPr>
-            <w:tcW w:type="dxa" w:w="2592"/>
-          </w:tcPr>
-          <w:p>
-            <w:pPr>
-              <w:spacing w:line="240" w:lineRule="auto"/>
-            </w:pPr>
-            <w:r>
-              <w:rPr>
-                <w:sz w:val="20"/>
-              </w:rPr>
-              <w:t>Mirzaei et al. (2021)</w:t>
-            </w:r>
-          </w:p>
-        </w:tc>
-        <w:tc>
-          <w:tcPr>
-            <w:tcW w:type="dxa" w:w="2592"/>
-          </w:tcPr>
-          <w:p>
-            <w:pPr>
-              <w:spacing w:line="240" w:lineRule="auto"/>
-            </w:pPr>
-            <w:r>
-              <w:rPr>
-                <w:sz w:val="20"/>
-              </w:rPr>
-              <w:t>—</w:t>
-            </w:r>
-          </w:p>
-        </w:tc>
-        <w:tc>
-          <w:tcPr>
-            <w:tcW w:type="dxa" w:w="2592"/>
-          </w:tcPr>
-          <w:p>
-            <w:pPr>
-              <w:spacing w:line="240" w:lineRule="auto"/>
-            </w:pPr>
-            <w:r>
-              <w:rPr>
-                <w:sz w:val="20"/>
-              </w:rPr>
-              <w:t>—</w:t>
-            </w:r>
-          </w:p>
-        </w:tc>
-        <w:tc>
-          <w:tcPr>
-            <w:tcW w:type="dxa" w:w="2592"/>
-          </w:tcPr>
-          <w:p>
-            <w:pPr>
-              <w:spacing w:line="240" w:lineRule="auto"/>
-            </w:pPr>
-            <w:r>
-              <w:rPr>
-                <w:sz w:val="20"/>
-              </w:rPr>
-              <w:t>No</w:t>
-            </w:r>
-          </w:p>
-        </w:tc>
-      </w:tr>
-      <w:tr>
-        <w:tc>
-          <w:tcPr>
-            <w:tcW w:type="dxa" w:w="2592"/>
-          </w:tcPr>
-          <w:p>
-            <w:pPr>
-              <w:spacing w:line="240" w:lineRule="auto"/>
-            </w:pPr>
-            <w:r>
-              <w:rPr>
-                <w:sz w:val="20"/>
-              </w:rPr>
-              <w:t>Adverse host-supplier relational response</w:t>
-            </w:r>
-          </w:p>
-        </w:tc>
-        <w:tc>
-          <w:tcPr>
-            <w:tcW w:type="dxa" w:w="2592"/>
-          </w:tcPr>
-          <w:p>
-            <w:pPr>
-              <w:spacing w:line="240" w:lineRule="auto"/>
-            </w:pPr>
-            <w:r>
-              <w:rPr>
-                <w:sz w:val="20"/>
-              </w:rPr>
-              <w:t>Pedroletti (2025)</w:t>
-            </w:r>
-          </w:p>
-        </w:tc>
-        <w:tc>
-          <w:tcPr>
-            <w:tcW w:type="dxa" w:w="2592"/>
-          </w:tcPr>
-          <w:p>
-            <w:pPr>
-              <w:spacing w:line="240" w:lineRule="auto"/>
-            </w:pPr>
-            <w:r>
-              <w:rPr>
-                <w:sz w:val="20"/>
-              </w:rPr>
-              <w:t>—</w:t>
-            </w:r>
-          </w:p>
-        </w:tc>
-        <w:tc>
-          <w:tcPr>
-            <w:tcW w:type="dxa" w:w="2592"/>
-          </w:tcPr>
-          <w:p>
-            <w:pPr>
-              <w:spacing w:line="240" w:lineRule="auto"/>
-            </w:pPr>
-            <w:r>
-              <w:rPr>
-                <w:sz w:val="20"/>
-              </w:rPr>
-              <w:t>—</w:t>
-            </w:r>
-          </w:p>
-        </w:tc>
-        <w:tc>
-          <w:tcPr>
-            <w:tcW w:type="dxa" w:w="2592"/>
-          </w:tcPr>
-          <w:p>
-            <w:pPr>
-              <w:spacing w:line="240" w:lineRule="auto"/>
-            </w:pPr>
-            <w:r>
-              <w:rPr>
-                <w:sz w:val="20"/>
-              </w:rPr>
-              <w:t>Yes — Pedroletti (single case)</w:t>
-            </w:r>
-          </w:p>
-        </w:tc>
-      </w:tr>
-      <w:tr>
-        <w:tc>
-          <w:tcPr>
-            <w:tcW w:type="dxa" w:w="2592"/>
-          </w:tcPr>
-          <w:p>
-            <w:pPr>
-              <w:spacing w:line="240" w:lineRule="auto"/>
-            </w:pPr>
-            <w:r>
-              <w:rPr>
-                <w:sz w:val="20"/>
-              </w:rPr>
-              <w:t>Governance mode of the return (gap)</w:t>
-            </w:r>
-          </w:p>
-        </w:tc>
-        <w:tc>
-          <w:tcPr>
-            <w:tcW w:type="dxa" w:w="2592"/>
-          </w:tcPr>
-          <w:p>
-            <w:pPr>
-              <w:spacing w:line="240" w:lineRule="auto"/>
-            </w:pPr>
-            <w:r>
-              <w:rPr>
-                <w:sz w:val="20"/>
-              </w:rPr>
-              <w:t>—</w:t>
-            </w:r>
-          </w:p>
-        </w:tc>
-        <w:tc>
-          <w:tcPr>
-            <w:tcW w:type="dxa" w:w="2592"/>
-          </w:tcPr>
-          <w:p>
-            <w:pPr>
-              <w:spacing w:line="240" w:lineRule="auto"/>
-            </w:pPr>
-            <w:r>
-              <w:rPr>
-                <w:sz w:val="20"/>
-              </w:rPr>
-              <w:t>Pedroletti &amp; Ciabuschi (2023)</w:t>
-            </w:r>
-          </w:p>
-        </w:tc>
-        <w:tc>
-          <w:tcPr>
-            <w:tcW w:type="dxa" w:w="2592"/>
-          </w:tcPr>
-          <w:p>
-            <w:pPr>
-              <w:spacing w:line="240" w:lineRule="auto"/>
-            </w:pPr>
-            <w:r>
-              <w:rPr>
-                <w:sz w:val="20"/>
-              </w:rPr>
-              <w:t>—</w:t>
-            </w:r>
-          </w:p>
-        </w:tc>
-        <w:tc>
-          <w:tcPr>
-            <w:tcW w:type="dxa" w:w="2592"/>
-          </w:tcPr>
-          <w:p>
-            <w:pPr>
-              <w:spacing w:line="240" w:lineRule="auto"/>
-            </w:pPr>
-            <w:r>
-              <w:rPr>
-                <w:sz w:val="20"/>
-              </w:rPr>
-              <w:t>No — reported as under-researched dimension</w:t>
-            </w:r>
-          </w:p>
-        </w:tc>
-      </w:tr>
-      <w:tr>
-        <w:tc>
-          <w:tcPr>
-            <w:tcW w:type="dxa" w:w="2592"/>
-          </w:tcPr>
-          <w:p>
-            <w:pPr>
-              <w:spacing w:line="240" w:lineRule="auto"/>
-            </w:pPr>
-            <w:r>
-              <w:rPr>
-                <w:sz w:val="20"/>
-              </w:rPr>
-              <w:t>Digital/organisational adaptation burden</w:t>
-            </w:r>
-          </w:p>
-        </w:tc>
-        <w:tc>
-          <w:tcPr>
-            <w:tcW w:type="dxa" w:w="2592"/>
-          </w:tcPr>
-          <w:p>
-            <w:pPr>
-              <w:spacing w:line="240" w:lineRule="auto"/>
-            </w:pPr>
-            <w:r>
-              <w:rPr>
-                <w:sz w:val="20"/>
-              </w:rPr>
-              <w:t>—</w:t>
-            </w:r>
-          </w:p>
-        </w:tc>
-        <w:tc>
-          <w:tcPr>
-            <w:tcW w:type="dxa" w:w="2592"/>
-          </w:tcPr>
-          <w:p>
-            <w:pPr>
-              <w:spacing w:line="240" w:lineRule="auto"/>
-            </w:pPr>
-            <w:r>
-              <w:rPr>
-                <w:sz w:val="20"/>
-              </w:rPr>
-              <w:t>Bilbao-Ubillos et al. (2024); Espíndola et al. (2023)</w:t>
-            </w:r>
-          </w:p>
-        </w:tc>
-        <w:tc>
-          <w:tcPr>
-            <w:tcW w:type="dxa" w:w="2592"/>
-          </w:tcPr>
-          <w:p>
-            <w:pPr>
-              <w:spacing w:line="240" w:lineRule="auto"/>
-            </w:pPr>
-            <w:r>
-              <w:rPr>
-                <w:sz w:val="20"/>
-              </w:rPr>
-              <w:t>Gupta et al. (2023); D'Ambrosio &amp; Lavoratori (2025)</w:t>
-            </w:r>
-          </w:p>
-        </w:tc>
-        <w:tc>
-          <w:tcPr>
-            <w:tcW w:type="dxa" w:w="2592"/>
-          </w:tcPr>
-          <w:p>
-            <w:pPr>
-              <w:spacing w:line="240" w:lineRule="auto"/>
-            </w:pPr>
-            <w:r>
-              <w:rPr>
-                <w:sz w:val="20"/>
-              </w:rPr>
-              <w:t>No</w:t>
-            </w:r>
-          </w:p>
-        </w:tc>
-      </w:tr>
-    </w:tbl>
-    <w:p>
-      <w:pPr>
-        <w:sectPr>
-          <w:pgSz w:w="15840" w:h="12240" w:orient="landscape"/>
-          <w:pgMar w:top="1440" w:right="1440" w:bottom="1440" w:left="1440" w:header="720" w:footer="720" w:gutter="0"/>
-          <w:cols w:space="720"/>
-          <w:docGrid w:linePitch="360"/>
-        </w:sectPr>
-      </w:pPr>
-    </w:p>
-    <w:p>
       <w:r>
         <w:t>The strongest direct evidence in this category concerns the implementation stage itself. Across the four fashion-industry relocation cases studied by Boffelli et al. (2021), the failure of relocation initiatives was directly connected to mistakes made in the implementation phase, and the study identifies insufficient internal organisational readiness, managerial behavioural biases, and learning through trial-and-error during implementation as implementation-stage problems; its central conclusion is that reshoring succeeds only if firms manage implementation correctly. The cases involved Romanian, Moroccan, Croatian, and Hungarian host locations, so these findings enter the synthesis as general implementation evidence. The review literature reports related organisational weaknesses — the immaturity of firms' reshoring processes and internal communication gaps (Wiesmann et al., 2017) — and, conceptually, a managerial-capability gap has been argued to constrain reshoring particularly for smaller firms (D'Ambrosio &amp; Lavoratori, 2025).</w:t>
       </w:r>
@@ -1588,554 +2554,6 @@
       </w:r>
     </w:p>
     <w:p>
-      <w:pPr>
-        <w:sectPr>
-          <w:pgSz w:w="12240" w:h="15840"/>
-          <w:pgMar w:top="1440" w:right="1440" w:bottom="1440" w:left="1440" w:header="720" w:footer="720" w:gutter="0"/>
-          <w:cols w:space="720"/>
-          <w:docGrid w:linePitch="360"/>
-        </w:sectPr>
-      </w:pPr>
-    </w:p>
-    <w:p>
-      <w:r>
-        <w:rPr>
-          <w:b/>
-        </w:rPr>
-        <w:t>Table 3.</w:t>
-      </w:r>
-      <w:r>
-        <w:t xml:space="preserve"> </w:t>
-      </w:r>
-      <w:r>
-        <w:rPr>
-          <w:i/>
-        </w:rPr>
-        <w:t>Cost/operational barrier themes, evidence types, and Asia-specificity status.</w:t>
-      </w:r>
-    </w:p>
-    <w:tbl>
-      <w:tblPr>
-        <w:tblStyle w:val="TableGrid"/>
-        <w:tblW w:type="auto" w:w="0"/>
-        <w:tblLook w:firstColumn="1" w:firstRow="1" w:lastColumn="0" w:lastRow="0" w:noHBand="0" w:noVBand="1" w:val="04A0"/>
-      </w:tblPr>
-      <w:tblGrid>
-        <w:gridCol w:w="2592"/>
-        <w:gridCol w:w="2592"/>
-        <w:gridCol w:w="2592"/>
-        <w:gridCol w:w="2592"/>
-        <w:gridCol w:w="2592"/>
-      </w:tblGrid>
-      <w:tr>
-        <w:tc>
-          <w:tcPr>
-            <w:tcW w:type="dxa" w:w="2592"/>
-          </w:tcPr>
-          <w:p>
-            <w:pPr>
-              <w:spacing w:line="240" w:lineRule="auto"/>
-            </w:pPr>
-            <w:r>
-              <w:rPr>
-                <w:b/>
-                <w:sz w:val="20"/>
-              </w:rPr>
-              <w:t>Barrier theme</w:t>
-            </w:r>
-          </w:p>
-        </w:tc>
-        <w:tc>
-          <w:tcPr>
-            <w:tcW w:type="dxa" w:w="2592"/>
-          </w:tcPr>
-          <w:p>
-            <w:pPr>
-              <w:spacing w:line="240" w:lineRule="auto"/>
-            </w:pPr>
-            <w:r>
-              <w:rPr>
-                <w:b/>
-                <w:sz w:val="20"/>
-              </w:rPr>
-              <w:t>Direct empirical</w:t>
-            </w:r>
-          </w:p>
-        </w:tc>
-        <w:tc>
-          <w:tcPr>
-            <w:tcW w:type="dxa" w:w="2592"/>
-          </w:tcPr>
-          <w:p>
-            <w:pPr>
-              <w:spacing w:line="240" w:lineRule="auto"/>
-            </w:pPr>
-            <w:r>
-              <w:rPr>
-                <w:b/>
-                <w:sz w:val="20"/>
-              </w:rPr>
-              <w:t>Review</w:t>
-            </w:r>
-          </w:p>
-        </w:tc>
-        <w:tc>
-          <w:tcPr>
-            <w:tcW w:type="dxa" w:w="2592"/>
-          </w:tcPr>
-          <w:p>
-            <w:pPr>
-              <w:spacing w:line="240" w:lineRule="auto"/>
-            </w:pPr>
-            <w:r>
-              <w:rPr>
-                <w:b/>
-                <w:sz w:val="20"/>
-              </w:rPr>
-              <w:t>Conceptual</w:t>
-            </w:r>
-          </w:p>
-        </w:tc>
-        <w:tc>
-          <w:tcPr>
-            <w:tcW w:type="dxa" w:w="2592"/>
-          </w:tcPr>
-          <w:p>
-            <w:pPr>
-              <w:spacing w:line="240" w:lineRule="auto"/>
-            </w:pPr>
-            <w:r>
-              <w:rPr>
-                <w:b/>
-                <w:sz w:val="20"/>
-              </w:rPr>
-              <w:t>Asia-specific status</w:t>
-            </w:r>
-          </w:p>
-        </w:tc>
-      </w:tr>
-      <w:tr>
-        <w:tc>
-          <w:tcPr>
-            <w:tcW w:type="dxa" w:w="2592"/>
-          </w:tcPr>
-          <w:p>
-            <w:pPr>
-              <w:spacing w:line="240" w:lineRule="auto"/>
-            </w:pPr>
-            <w:r>
-              <w:rPr>
-                <w:sz w:val="20"/>
-              </w:rPr>
-              <w:t>Hollowed-out supply base / supplier-network rebuilding</w:t>
-            </w:r>
-          </w:p>
-        </w:tc>
-        <w:tc>
-          <w:tcPr>
-            <w:tcW w:type="dxa" w:w="2592"/>
-          </w:tcPr>
-          <w:p>
-            <w:pPr>
-              <w:spacing w:line="240" w:lineRule="auto"/>
-            </w:pPr>
-            <w:r>
-              <w:rPr>
-                <w:sz w:val="20"/>
-              </w:rPr>
-              <w:t>Mirzaei et al. (2021); Di Mauro et al. (2018)</w:t>
-            </w:r>
-          </w:p>
-        </w:tc>
-        <w:tc>
-          <w:tcPr>
-            <w:tcW w:type="dxa" w:w="2592"/>
-          </w:tcPr>
-          <w:p>
-            <w:pPr>
-              <w:spacing w:line="240" w:lineRule="auto"/>
-            </w:pPr>
-            <w:r>
-              <w:rPr>
-                <w:sz w:val="20"/>
-              </w:rPr>
-              <w:t>Wiesmann et al. (2017); Ocicka (2016)</w:t>
-            </w:r>
-          </w:p>
-        </w:tc>
-        <w:tc>
-          <w:tcPr>
-            <w:tcW w:type="dxa" w:w="2592"/>
-          </w:tcPr>
-          <w:p>
-            <w:pPr>
-              <w:spacing w:line="240" w:lineRule="auto"/>
-            </w:pPr>
-            <w:r>
-              <w:rPr>
-                <w:sz w:val="20"/>
-              </w:rPr>
-              <w:t>Gupta et al. (2023)</w:t>
-            </w:r>
-          </w:p>
-        </w:tc>
-        <w:tc>
-          <w:tcPr>
-            <w:tcW w:type="dxa" w:w="2592"/>
-          </w:tcPr>
-          <w:p>
-            <w:pPr>
-              <w:spacing w:line="240" w:lineRule="auto"/>
-            </w:pPr>
-            <w:r>
-              <w:rPr>
-                <w:sz w:val="20"/>
-              </w:rPr>
-              <w:t>Partial — Di Mauro et al. (2 of 4 cases from China, unattributed)</w:t>
-            </w:r>
-          </w:p>
-        </w:tc>
-      </w:tr>
-      <w:tr>
-        <w:tc>
-          <w:tcPr>
-            <w:tcW w:type="dxa" w:w="2592"/>
-          </w:tcPr>
-          <w:p>
-            <w:pPr>
-              <w:spacing w:line="240" w:lineRule="auto"/>
-            </w:pPr>
-            <w:r>
-              <w:rPr>
-                <w:sz w:val="20"/>
-              </w:rPr>
-              <w:t>New fixed costs &amp; switching/reconfiguration costs</w:t>
-            </w:r>
-          </w:p>
-        </w:tc>
-        <w:tc>
-          <w:tcPr>
-            <w:tcW w:type="dxa" w:w="2592"/>
-          </w:tcPr>
-          <w:p>
-            <w:pPr>
-              <w:spacing w:line="240" w:lineRule="auto"/>
-            </w:pPr>
-            <w:r>
-              <w:rPr>
-                <w:sz w:val="20"/>
-              </w:rPr>
-              <w:t>Li et al. (2025)</w:t>
-            </w:r>
-          </w:p>
-        </w:tc>
-        <w:tc>
-          <w:tcPr>
-            <w:tcW w:type="dxa" w:w="2592"/>
-          </w:tcPr>
-          <w:p>
-            <w:pPr>
-              <w:spacing w:line="240" w:lineRule="auto"/>
-            </w:pPr>
-            <w:r>
-              <w:rPr>
-                <w:sz w:val="20"/>
-              </w:rPr>
-              <w:t>Espíndola et al. (2023)</w:t>
-            </w:r>
-          </w:p>
-        </w:tc>
-        <w:tc>
-          <w:tcPr>
-            <w:tcW w:type="dxa" w:w="2592"/>
-          </w:tcPr>
-          <w:p>
-            <w:pPr>
-              <w:spacing w:line="240" w:lineRule="auto"/>
-            </w:pPr>
-            <w:r>
-              <w:rPr>
-                <w:sz w:val="20"/>
-              </w:rPr>
-              <w:t>D'Ambrosio &amp; Lavoratori (2025); Gupta et al. (2023)</w:t>
-            </w:r>
-          </w:p>
-        </w:tc>
-        <w:tc>
-          <w:tcPr>
-            <w:tcW w:type="dxa" w:w="2592"/>
-          </w:tcPr>
-          <w:p>
-            <w:pPr>
-              <w:spacing w:line="240" w:lineRule="auto"/>
-            </w:pPr>
-            <w:r>
-              <w:rPr>
-                <w:sz w:val="20"/>
-              </w:rPr>
-              <w:t>No</w:t>
-            </w:r>
-          </w:p>
-        </w:tc>
-      </w:tr>
-      <w:tr>
-        <w:tc>
-          <w:tcPr>
-            <w:tcW w:type="dxa" w:w="2592"/>
-          </w:tcPr>
-          <w:p>
-            <w:pPr>
-              <w:spacing w:line="240" w:lineRule="auto"/>
-            </w:pPr>
-            <w:r>
-              <w:rPr>
-                <w:sz w:val="20"/>
-              </w:rPr>
-              <w:t>High-cost home environment</w:t>
-            </w:r>
-          </w:p>
-        </w:tc>
-        <w:tc>
-          <w:tcPr>
-            <w:tcW w:type="dxa" w:w="2592"/>
-          </w:tcPr>
-          <w:p>
-            <w:pPr>
-              <w:spacing w:line="240" w:lineRule="auto"/>
-            </w:pPr>
-            <w:r>
-              <w:rPr>
-                <w:sz w:val="20"/>
-              </w:rPr>
-              <w:t>Mirzaei et al. (2021); Li et al. (2025)</w:t>
-            </w:r>
-          </w:p>
-        </w:tc>
-        <w:tc>
-          <w:tcPr>
-            <w:tcW w:type="dxa" w:w="2592"/>
-          </w:tcPr>
-          <w:p>
-            <w:pPr>
-              <w:spacing w:line="240" w:lineRule="auto"/>
-            </w:pPr>
-            <w:r>
-              <w:rPr>
-                <w:sz w:val="20"/>
-              </w:rPr>
-              <w:t>—</w:t>
-            </w:r>
-          </w:p>
-        </w:tc>
-        <w:tc>
-          <w:tcPr>
-            <w:tcW w:type="dxa" w:w="2592"/>
-          </w:tcPr>
-          <w:p>
-            <w:pPr>
-              <w:spacing w:line="240" w:lineRule="auto"/>
-            </w:pPr>
-            <w:r>
-              <w:rPr>
-                <w:sz w:val="20"/>
-              </w:rPr>
-              <w:t>D'Ambrosio &amp; Lavoratori (2025)</w:t>
-            </w:r>
-          </w:p>
-        </w:tc>
-        <w:tc>
-          <w:tcPr>
-            <w:tcW w:type="dxa" w:w="2592"/>
-          </w:tcPr>
-          <w:p>
-            <w:pPr>
-              <w:spacing w:line="240" w:lineRule="auto"/>
-            </w:pPr>
-            <w:r>
-              <w:rPr>
-                <w:sz w:val="20"/>
-              </w:rPr>
-              <w:t>No</w:t>
-            </w:r>
-          </w:p>
-        </w:tc>
-      </w:tr>
-      <w:tr>
-        <w:tc>
-          <w:tcPr>
-            <w:tcW w:type="dxa" w:w="2592"/>
-          </w:tcPr>
-          <w:p>
-            <w:pPr>
-              <w:spacing w:line="240" w:lineRule="auto"/>
-            </w:pPr>
-            <w:r>
-              <w:rPr>
-                <w:sz w:val="20"/>
-              </w:rPr>
-              <w:t>Hybrid-operation coordination complexity (partial reshoring)</w:t>
-            </w:r>
-          </w:p>
-        </w:tc>
-        <w:tc>
-          <w:tcPr>
-            <w:tcW w:type="dxa" w:w="2592"/>
-          </w:tcPr>
-          <w:p>
-            <w:pPr>
-              <w:spacing w:line="240" w:lineRule="auto"/>
-            </w:pPr>
-            <w:r>
-              <w:rPr>
-                <w:sz w:val="20"/>
-              </w:rPr>
-              <w:t>Pedroletti (2025)</w:t>
-            </w:r>
-          </w:p>
-        </w:tc>
-        <w:tc>
-          <w:tcPr>
-            <w:tcW w:type="dxa" w:w="2592"/>
-          </w:tcPr>
-          <w:p>
-            <w:pPr>
-              <w:spacing w:line="240" w:lineRule="auto"/>
-            </w:pPr>
-            <w:r>
-              <w:rPr>
-                <w:sz w:val="20"/>
-              </w:rPr>
-              <w:t>—</w:t>
-            </w:r>
-          </w:p>
-        </w:tc>
-        <w:tc>
-          <w:tcPr>
-            <w:tcW w:type="dxa" w:w="2592"/>
-          </w:tcPr>
-          <w:p>
-            <w:pPr>
-              <w:spacing w:line="240" w:lineRule="auto"/>
-            </w:pPr>
-            <w:r>
-              <w:rPr>
-                <w:sz w:val="20"/>
-              </w:rPr>
-              <w:t>—</w:t>
-            </w:r>
-          </w:p>
-        </w:tc>
-        <w:tc>
-          <w:tcPr>
-            <w:tcW w:type="dxa" w:w="2592"/>
-          </w:tcPr>
-          <w:p>
-            <w:pPr>
-              <w:spacing w:line="240" w:lineRule="auto"/>
-            </w:pPr>
-            <w:r>
-              <w:rPr>
-                <w:sz w:val="20"/>
-              </w:rPr>
-              <w:t>Yes — Pedroletti (single case)</w:t>
-            </w:r>
-          </w:p>
-        </w:tc>
-      </w:tr>
-      <w:tr>
-        <w:tc>
-          <w:tcPr>
-            <w:tcW w:type="dxa" w:w="2592"/>
-          </w:tcPr>
-          <w:p>
-            <w:pPr>
-              <w:spacing w:line="240" w:lineRule="auto"/>
-            </w:pPr>
-            <w:r>
-              <w:rPr>
-                <w:sz w:val="20"/>
-              </w:rPr>
-              <w:t>Underestimated operational adjustments</w:t>
-            </w:r>
-          </w:p>
-        </w:tc>
-        <w:tc>
-          <w:tcPr>
-            <w:tcW w:type="dxa" w:w="2592"/>
-          </w:tcPr>
-          <w:p>
-            <w:pPr>
-              <w:spacing w:line="240" w:lineRule="auto"/>
-            </w:pPr>
-            <w:r>
-              <w:rPr>
-                <w:sz w:val="20"/>
-              </w:rPr>
-              <w:t>Boffelli et al. (2021)</w:t>
-            </w:r>
-          </w:p>
-        </w:tc>
-        <w:tc>
-          <w:tcPr>
-            <w:tcW w:type="dxa" w:w="2592"/>
-          </w:tcPr>
-          <w:p>
-            <w:pPr>
-              <w:spacing w:line="240" w:lineRule="auto"/>
-            </w:pPr>
-            <w:r>
-              <w:rPr>
-                <w:sz w:val="20"/>
-              </w:rPr>
-              <w:t>—</w:t>
-            </w:r>
-          </w:p>
-        </w:tc>
-        <w:tc>
-          <w:tcPr>
-            <w:tcW w:type="dxa" w:w="2592"/>
-          </w:tcPr>
-          <w:p>
-            <w:pPr>
-              <w:spacing w:line="240" w:lineRule="auto"/>
-            </w:pPr>
-            <w:r>
-              <w:rPr>
-                <w:sz w:val="20"/>
-              </w:rPr>
-              <w:t>—</w:t>
-            </w:r>
-          </w:p>
-        </w:tc>
-        <w:tc>
-          <w:tcPr>
-            <w:tcW w:type="dxa" w:w="2592"/>
-          </w:tcPr>
-          <w:p>
-            <w:pPr>
-              <w:spacing w:line="240" w:lineRule="auto"/>
-            </w:pPr>
-            <w:r>
-              <w:rPr>
-                <w:sz w:val="20"/>
-              </w:rPr>
-              <w:t>No — hosts were Romania, Morocco, Croatia, and Hungary</w:t>
-            </w:r>
-          </w:p>
-        </w:tc>
-      </w:tr>
-    </w:tbl>
-    <w:p>
-      <w:pPr>
-        <w:sectPr>
-          <w:pgSz w:w="15840" w:h="12240" w:orient="landscape"/>
-          <w:pgMar w:top="1440" w:right="1440" w:bottom="1440" w:left="1440" w:header="720" w:footer="720" w:gutter="0"/>
-          <w:cols w:space="720"/>
-          <w:docGrid w:linePitch="360"/>
-        </w:sectPr>
-      </w:pPr>
-    </w:p>
-    <w:p>
       <w:r>
         <w:t>The first cost/operational theme is the depleted domestic supply base. Mirzaei et al. (2021) find that firms may remain dependent on foreign suppliers even after production returns, because domestic materials, specialised components, supplier know-how, or sufficient local scale are lacking. Di Mauro et al. (2018) similarly report a depleted supply base in high-cost home countries and the need to rebuild suppliers as challenges entailed by backshoring; two of that study's four cases returned from China, although the individual findings are not attributed to specific cases. The review literature reinforces the theme: weak home-country supplier capacity, local networks, and supply-chain integration are reported as barriers (Wiesmann et al., 2017), and the erosion of domestic supplier networks is identified as an implementation concern discussed in the reshoring literature (Ocicka, 2016). Conceptually, a domestic quality-supplier gap is also noted (Gupta et al., 2023).</w:t>
       </w:r>
@@ -2169,554 +2587,6 @@
       </w:r>
     </w:p>
     <w:p>
-      <w:pPr>
-        <w:sectPr>
-          <w:pgSz w:w="12240" w:h="15840"/>
-          <w:pgMar w:top="1440" w:right="1440" w:bottom="1440" w:left="1440" w:header="720" w:footer="720" w:gutter="0"/>
-          <w:cols w:space="720"/>
-          <w:docGrid w:linePitch="360"/>
-        </w:sectPr>
-      </w:pPr>
-    </w:p>
-    <w:p>
-      <w:r>
-        <w:rPr>
-          <w:b/>
-        </w:rPr>
-        <w:t>Table 4.</w:t>
-      </w:r>
-      <w:r>
-        <w:t xml:space="preserve"> </w:t>
-      </w:r>
-      <w:r>
-        <w:rPr>
-          <w:i/>
-        </w:rPr>
-        <w:t>Asset/capability barrier themes, evidence types, and Asia-specificity status.</w:t>
-      </w:r>
-    </w:p>
-    <w:tbl>
-      <w:tblPr>
-        <w:tblStyle w:val="TableGrid"/>
-        <w:tblW w:type="auto" w:w="0"/>
-        <w:tblLook w:firstColumn="1" w:firstRow="1" w:lastColumn="0" w:lastRow="0" w:noHBand="0" w:noVBand="1" w:val="04A0"/>
-      </w:tblPr>
-      <w:tblGrid>
-        <w:gridCol w:w="2592"/>
-        <w:gridCol w:w="2592"/>
-        <w:gridCol w:w="2592"/>
-        <w:gridCol w:w="2592"/>
-        <w:gridCol w:w="2592"/>
-      </w:tblGrid>
-      <w:tr>
-        <w:tc>
-          <w:tcPr>
-            <w:tcW w:type="dxa" w:w="2592"/>
-          </w:tcPr>
-          <w:p>
-            <w:pPr>
-              <w:spacing w:line="240" w:lineRule="auto"/>
-            </w:pPr>
-            <w:r>
-              <w:rPr>
-                <w:b/>
-                <w:sz w:val="20"/>
-              </w:rPr>
-              <w:t>Barrier theme</w:t>
-            </w:r>
-          </w:p>
-        </w:tc>
-        <w:tc>
-          <w:tcPr>
-            <w:tcW w:type="dxa" w:w="2592"/>
-          </w:tcPr>
-          <w:p>
-            <w:pPr>
-              <w:spacing w:line="240" w:lineRule="auto"/>
-            </w:pPr>
-            <w:r>
-              <w:rPr>
-                <w:b/>
-                <w:sz w:val="20"/>
-              </w:rPr>
-              <w:t>Direct empirical</w:t>
-            </w:r>
-          </w:p>
-        </w:tc>
-        <w:tc>
-          <w:tcPr>
-            <w:tcW w:type="dxa" w:w="2592"/>
-          </w:tcPr>
-          <w:p>
-            <w:pPr>
-              <w:spacing w:line="240" w:lineRule="auto"/>
-            </w:pPr>
-            <w:r>
-              <w:rPr>
-                <w:b/>
-                <w:sz w:val="20"/>
-              </w:rPr>
-              <w:t>Review</w:t>
-            </w:r>
-          </w:p>
-        </w:tc>
-        <w:tc>
-          <w:tcPr>
-            <w:tcW w:type="dxa" w:w="2592"/>
-          </w:tcPr>
-          <w:p>
-            <w:pPr>
-              <w:spacing w:line="240" w:lineRule="auto"/>
-            </w:pPr>
-            <w:r>
-              <w:rPr>
-                <w:b/>
-                <w:sz w:val="20"/>
-              </w:rPr>
-              <w:t>Conceptual</w:t>
-            </w:r>
-          </w:p>
-        </w:tc>
-        <w:tc>
-          <w:tcPr>
-            <w:tcW w:type="dxa" w:w="2592"/>
-          </w:tcPr>
-          <w:p>
-            <w:pPr>
-              <w:spacing w:line="240" w:lineRule="auto"/>
-            </w:pPr>
-            <w:r>
-              <w:rPr>
-                <w:b/>
-                <w:sz w:val="20"/>
-              </w:rPr>
-              <w:t>Asia-specific status</w:t>
-            </w:r>
-          </w:p>
-        </w:tc>
-      </w:tr>
-      <w:tr>
-        <w:tc>
-          <w:tcPr>
-            <w:tcW w:type="dxa" w:w="2592"/>
-          </w:tcPr>
-          <w:p>
-            <w:pPr>
-              <w:spacing w:line="240" w:lineRule="auto"/>
-            </w:pPr>
-            <w:r>
-              <w:rPr>
-                <w:sz w:val="20"/>
-              </w:rPr>
-              <w:t>Domestic skilled-labour &amp; competence gap</w:t>
-            </w:r>
-          </w:p>
-        </w:tc>
-        <w:tc>
-          <w:tcPr>
-            <w:tcW w:type="dxa" w:w="2592"/>
-          </w:tcPr>
-          <w:p>
-            <w:pPr>
-              <w:spacing w:line="240" w:lineRule="auto"/>
-            </w:pPr>
-            <w:r>
-              <w:rPr>
-                <w:sz w:val="20"/>
-              </w:rPr>
-              <w:t>Pegoraro et al. (2022); Li et al. (2025); Di Mauro et al. (2018); Mirzaei et al. (2021)</w:t>
-            </w:r>
-          </w:p>
-        </w:tc>
-        <w:tc>
-          <w:tcPr>
-            <w:tcW w:type="dxa" w:w="2592"/>
-          </w:tcPr>
-          <w:p>
-            <w:pPr>
-              <w:spacing w:line="240" w:lineRule="auto"/>
-            </w:pPr>
-            <w:r>
-              <w:rPr>
-                <w:sz w:val="20"/>
-              </w:rPr>
-              <w:t>Wiesmann et al. (2017); Ocicka (2016); Bilbao-Ubillos et al. (2024)</w:t>
-            </w:r>
-          </w:p>
-        </w:tc>
-        <w:tc>
-          <w:tcPr>
-            <w:tcW w:type="dxa" w:w="2592"/>
-          </w:tcPr>
-          <w:p>
-            <w:pPr>
-              <w:spacing w:line="240" w:lineRule="auto"/>
-            </w:pPr>
-            <w:r>
-              <w:rPr>
-                <w:sz w:val="20"/>
-              </w:rPr>
-              <w:t>D'Ambrosio &amp; Lavoratori (2025); Gupta et al. (2023)</w:t>
-            </w:r>
-          </w:p>
-        </w:tc>
-        <w:tc>
-          <w:tcPr>
-            <w:tcW w:type="dxa" w:w="2592"/>
-          </w:tcPr>
-          <w:p>
-            <w:pPr>
-              <w:spacing w:line="240" w:lineRule="auto"/>
-            </w:pPr>
-            <w:r>
-              <w:rPr>
-                <w:sz w:val="20"/>
-              </w:rPr>
-              <w:t>Yes — Pegoraro et al. (single China→UK case); others general/partial</w:t>
-            </w:r>
-          </w:p>
-        </w:tc>
-      </w:tr>
-      <w:tr>
-        <w:tc>
-          <w:tcPr>
-            <w:tcW w:type="dxa" w:w="2592"/>
-          </w:tcPr>
-          <w:p>
-            <w:pPr>
-              <w:spacing w:line="240" w:lineRule="auto"/>
-            </w:pPr>
-            <w:r>
-              <w:rPr>
-                <w:sz w:val="20"/>
-              </w:rPr>
-              <w:t>Domestic capacity, facilities &amp; machinery gap</w:t>
-            </w:r>
-          </w:p>
-        </w:tc>
-        <w:tc>
-          <w:tcPr>
-            <w:tcW w:type="dxa" w:w="2592"/>
-          </w:tcPr>
-          <w:p>
-            <w:pPr>
-              <w:spacing w:line="240" w:lineRule="auto"/>
-            </w:pPr>
-            <w:r>
-              <w:rPr>
-                <w:sz w:val="20"/>
-              </w:rPr>
-              <w:t>Pegoraro et al. (2022); Li et al. (2025); Mirzaei et al. (2021)</w:t>
-            </w:r>
-          </w:p>
-        </w:tc>
-        <w:tc>
-          <w:tcPr>
-            <w:tcW w:type="dxa" w:w="2592"/>
-          </w:tcPr>
-          <w:p>
-            <w:pPr>
-              <w:spacing w:line="240" w:lineRule="auto"/>
-            </w:pPr>
-            <w:r>
-              <w:rPr>
-                <w:sz w:val="20"/>
-              </w:rPr>
-              <w:t>Wiesmann et al. (2017)</w:t>
-            </w:r>
-          </w:p>
-        </w:tc>
-        <w:tc>
-          <w:tcPr>
-            <w:tcW w:type="dxa" w:w="2592"/>
-          </w:tcPr>
-          <w:p>
-            <w:pPr>
-              <w:spacing w:line="240" w:lineRule="auto"/>
-            </w:pPr>
-            <w:r>
-              <w:rPr>
-                <w:sz w:val="20"/>
-              </w:rPr>
-              <w:t>D'Ambrosio &amp; Lavoratori (2025); Gupta et al. (2023)</w:t>
-            </w:r>
-          </w:p>
-        </w:tc>
-        <w:tc>
-          <w:tcPr>
-            <w:tcW w:type="dxa" w:w="2592"/>
-          </w:tcPr>
-          <w:p>
-            <w:pPr>
-              <w:spacing w:line="240" w:lineRule="auto"/>
-            </w:pPr>
-            <w:r>
-              <w:rPr>
-                <w:sz w:val="20"/>
-              </w:rPr>
-              <w:t>Yes — Pegoraro et al. (single case); others general</w:t>
-            </w:r>
-          </w:p>
-        </w:tc>
-      </w:tr>
-      <w:tr>
-        <w:tc>
-          <w:tcPr>
-            <w:tcW w:type="dxa" w:w="2592"/>
-          </w:tcPr>
-          <w:p>
-            <w:pPr>
-              <w:spacing w:line="240" w:lineRule="auto"/>
-            </w:pPr>
-            <w:r>
-              <w:rPr>
-                <w:sz w:val="20"/>
-              </w:rPr>
-              <w:t>Host-supplier dependence &amp; knowledge lock-in</w:t>
-            </w:r>
-          </w:p>
-        </w:tc>
-        <w:tc>
-          <w:tcPr>
-            <w:tcW w:type="dxa" w:w="2592"/>
-          </w:tcPr>
-          <w:p>
-            <w:pPr>
-              <w:spacing w:line="240" w:lineRule="auto"/>
-            </w:pPr>
-            <w:r>
-              <w:rPr>
-                <w:sz w:val="20"/>
-              </w:rPr>
-              <w:t>Pedroletti (2025); Li et al. (2025)</w:t>
-            </w:r>
-          </w:p>
-        </w:tc>
-        <w:tc>
-          <w:tcPr>
-            <w:tcW w:type="dxa" w:w="2592"/>
-          </w:tcPr>
-          <w:p>
-            <w:pPr>
-              <w:spacing w:line="240" w:lineRule="auto"/>
-            </w:pPr>
-            <w:r>
-              <w:rPr>
-                <w:sz w:val="20"/>
-              </w:rPr>
-              <w:t>Wiesmann et al. (2017); Bilbao-Ubillos et al. (2024)</w:t>
-            </w:r>
-          </w:p>
-        </w:tc>
-        <w:tc>
-          <w:tcPr>
-            <w:tcW w:type="dxa" w:w="2592"/>
-          </w:tcPr>
-          <w:p>
-            <w:pPr>
-              <w:spacing w:line="240" w:lineRule="auto"/>
-            </w:pPr>
-            <w:r>
-              <w:rPr>
-                <w:sz w:val="20"/>
-              </w:rPr>
-              <w:t>Gupta et al. (2023)</w:t>
-            </w:r>
-          </w:p>
-        </w:tc>
-        <w:tc>
-          <w:tcPr>
-            <w:tcW w:type="dxa" w:w="2592"/>
-          </w:tcPr>
-          <w:p>
-            <w:pPr>
-              <w:spacing w:line="240" w:lineRule="auto"/>
-            </w:pPr>
-            <w:r>
-              <w:rPr>
-                <w:sz w:val="20"/>
-              </w:rPr>
-              <w:t>Yes — Pedroletti (single China→Italy case); others general</w:t>
-            </w:r>
-          </w:p>
-        </w:tc>
-      </w:tr>
-      <w:tr>
-        <w:tc>
-          <w:tcPr>
-            <w:tcW w:type="dxa" w:w="2592"/>
-          </w:tcPr>
-          <w:p>
-            <w:pPr>
-              <w:spacing w:line="240" w:lineRule="auto"/>
-            </w:pPr>
-            <w:r>
-              <w:rPr>
-                <w:sz w:val="20"/>
-              </w:rPr>
-              <w:t>GVC stickiness / offshore sunk-cost inertia</w:t>
-            </w:r>
-          </w:p>
-        </w:tc>
-        <w:tc>
-          <w:tcPr>
-            <w:tcW w:type="dxa" w:w="2592"/>
-          </w:tcPr>
-          <w:p>
-            <w:pPr>
-              <w:spacing w:line="240" w:lineRule="auto"/>
-            </w:pPr>
-            <w:r>
-              <w:rPr>
-                <w:sz w:val="20"/>
-              </w:rPr>
-              <w:t>—</w:t>
-            </w:r>
-          </w:p>
-        </w:tc>
-        <w:tc>
-          <w:tcPr>
-            <w:tcW w:type="dxa" w:w="2592"/>
-          </w:tcPr>
-          <w:p>
-            <w:pPr>
-              <w:spacing w:line="240" w:lineRule="auto"/>
-            </w:pPr>
-            <w:r>
-              <w:rPr>
-                <w:sz w:val="20"/>
-              </w:rPr>
-              <w:t>Bilbao-Ubillos et al. (2024)</w:t>
-            </w:r>
-          </w:p>
-        </w:tc>
-        <w:tc>
-          <w:tcPr>
-            <w:tcW w:type="dxa" w:w="2592"/>
-          </w:tcPr>
-          <w:p>
-            <w:pPr>
-              <w:spacing w:line="240" w:lineRule="auto"/>
-            </w:pPr>
-            <w:r>
-              <w:rPr>
-                <w:sz w:val="20"/>
-              </w:rPr>
-              <w:t>D'Ambrosio &amp; Lavoratori (2025)</w:t>
-            </w:r>
-          </w:p>
-        </w:tc>
-        <w:tc>
-          <w:tcPr>
-            <w:tcW w:type="dxa" w:w="2592"/>
-          </w:tcPr>
-          <w:p>
-            <w:pPr>
-              <w:spacing w:line="240" w:lineRule="auto"/>
-            </w:pPr>
-            <w:r>
-              <w:rPr>
-                <w:sz w:val="20"/>
-              </w:rPr>
-              <w:t>No</w:t>
-            </w:r>
-          </w:p>
-        </w:tc>
-      </w:tr>
-      <w:tr>
-        <w:tc>
-          <w:tcPr>
-            <w:tcW w:type="dxa" w:w="2592"/>
-          </w:tcPr>
-          <w:p>
-            <w:pPr>
-              <w:spacing w:line="240" w:lineRule="auto"/>
-            </w:pPr>
-            <w:r>
-              <w:rPr>
-                <w:sz w:val="20"/>
-              </w:rPr>
-              <w:t>Regional ecosystem readiness</w:t>
-            </w:r>
-          </w:p>
-        </w:tc>
-        <w:tc>
-          <w:tcPr>
-            <w:tcW w:type="dxa" w:w="2592"/>
-          </w:tcPr>
-          <w:p>
-            <w:pPr>
-              <w:spacing w:line="240" w:lineRule="auto"/>
-            </w:pPr>
-            <w:r>
-              <w:rPr>
-                <w:sz w:val="20"/>
-              </w:rPr>
-              <w:t>Pegoraro et al. (2022)</w:t>
-            </w:r>
-          </w:p>
-        </w:tc>
-        <w:tc>
-          <w:tcPr>
-            <w:tcW w:type="dxa" w:w="2592"/>
-          </w:tcPr>
-          <w:p>
-            <w:pPr>
-              <w:spacing w:line="240" w:lineRule="auto"/>
-            </w:pPr>
-            <w:r>
-              <w:rPr>
-                <w:sz w:val="20"/>
-              </w:rPr>
-              <w:t>Bilbao-Ubillos et al. (2024)</w:t>
-            </w:r>
-          </w:p>
-        </w:tc>
-        <w:tc>
-          <w:tcPr>
-            <w:tcW w:type="dxa" w:w="2592"/>
-          </w:tcPr>
-          <w:p>
-            <w:pPr>
-              <w:spacing w:line="240" w:lineRule="auto"/>
-            </w:pPr>
-            <w:r>
-              <w:rPr>
-                <w:sz w:val="20"/>
-              </w:rPr>
-              <w:t>—</w:t>
-            </w:r>
-          </w:p>
-        </w:tc>
-        <w:tc>
-          <w:tcPr>
-            <w:tcW w:type="dxa" w:w="2592"/>
-          </w:tcPr>
-          <w:p>
-            <w:pPr>
-              <w:spacing w:line="240" w:lineRule="auto"/>
-            </w:pPr>
-            <w:r>
-              <w:rPr>
-                <w:sz w:val="20"/>
-              </w:rPr>
-              <w:t>Yes — Pegoraro et al. (single case)</w:t>
-            </w:r>
-          </w:p>
-        </w:tc>
-      </w:tr>
-    </w:tbl>
-    <w:p>
-      <w:pPr>
-        <w:sectPr>
-          <w:pgSz w:w="15840" w:h="12240" w:orient="landscape"/>
-          <w:pgMar w:top="1440" w:right="1440" w:bottom="1440" w:left="1440" w:header="720" w:footer="720" w:gutter="0"/>
-          <w:cols w:space="720"/>
-          <w:docGrid w:linePitch="360"/>
-        </w:sectPr>
-      </w:pPr>
-    </w:p>
-    <w:p>
       <w:r>
         <w:t>The loss of domestic skilled labour and manufacturing competence is the most broadly supported barrier in the corpus, appearing in direct case evidence, across the review literature, and in conceptual argument. In the China-to-UK case reported by Pegoraro et al. (2022), the firm initially lacked the knowledge to produce the part independently; workforce training and the learning curve — mastering new equipment, training staff, accumulating practical experience, and reaching acceptable quality — extended over roughly a twelve-month period in that case. Among Swedish firms, an internal competence gap reflecting competencies lost over years of offshoring was identified by Li et al. (2025), and a domestic skilled-labour shortage — loss of tacit knowledge, deficits in core manufacturing competencies, and high training time and cost — by Mirzaei et al. (2021). Di Mauro et al. (2018) report a scarcity of specialised manpower and the loss of domestic competences as constraints on implementing the return. At review level, a skilled-labour shortage and internal capability gap (Wiesmann et al., 2017), a technical-skills shortage together with a generational manufacturing-skills gap (Ocicka, 2016), and a digital technical-skills shortage (Bilbao-Ubillos et al., 2024) are reported; conceptually, a domestic skilled-workforce shortage (D'Ambrosio &amp; Lavoratori, 2025) and a domestic labour-availability gap (Gupta et al., 2023) are argued.</w:t>
       </w:r>
@@ -2928,7 +2798,7 @@
         <w:t>Sub-question 1.</w:t>
       </w:r>
       <w:r>
-        <w:t xml:space="preserve"> The identified barriers were categorised into a systematic firm-level framework of four categories — regulatory/institutional, cultural/organisational, cost/operational, and asset/capability — comprising eighteen barrier themes drawn from the reviewed literature. This framework, presented in full in Tables 1–4 and Appendix B, consolidates evidence that the literature had previously reported in scattered form into a single structure organised by the type of obstacle rather than by industry, country, or individual study. It also makes visible where the evidence base is strong and where it is thin. Asset/capability barriers carry the broadest and most consistent support across evidence types, while the regulatory/institutional category rests on the fewest sources. This pattern is treated as a property of the evidence base, not a settled statement about the real-world importance of regulatory obstacles.</w:t>
+        <w:t xml:space="preserve"> The identified barriers were categorised into a systematic firm-level framework of four categories — regulatory/institutional, cultural/organisational, cost/operational, and asset/capability — comprising eighteen barrier themes drawn from the reviewed literature. This framework, presented in full in Table 1 and Appendix B, consolidates evidence that the literature had previously reported in scattered form into a single structure organised by the type of obstacle rather than by industry, country, or individual study. It also makes visible where the evidence base is strong and where it is thin. Asset/capability barriers carry the broadest and most consistent support across evidence types, while the regulatory/institutional category rests on the fewest sources. This pattern is treated as a property of the evidence base, not a settled statement about the real-world importance of regulatory obstacles.</w:t>
       </w:r>
     </w:p>
     <w:p>
@@ -4204,7 +4074,7 @@
         <w:t>Appendix B. Barrier-theme coding table: each barrier theme cross-referenced to its contributing sources and the evidence type each source provides.</w:t>
       </w:r>
       <w:r>
-        <w:t xml:space="preserve"> Evidence types (direct empirical / review / conceptual) are recorded separately per source and are not aggregated. Verification and Asia-specificity qualifications are given in Tables 1–4 (Chapter 4, Sections 4.2–4.5).</w:t>
+        <w:t xml:space="preserve"> Evidence types (direct empirical / review / conceptual) are recorded separately per source and are not aggregated. Asia-specificity qualifications are summarised in Table 1 (Chapter 4, Section 4.1).</w:t>
       </w:r>
     </w:p>
     <w:tbl>
@@ -7800,9 +7670,11 @@
       </w:r>
     </w:p>
     <w:sectPr>
+      <w:footerReference w:type="default" r:id="rId9"/>
       <w:pgSz w:w="12240" w:h="15840"/>
       <w:pgMar w:top="1440" w:right="1440" w:bottom="1440" w:left="1440" w:header="720" w:footer="720" w:gutter="0"/>
       <w:cols w:space="720"/>
+      <w:titlePg/>
       <w:docGrid w:linePitch="360"/>
     </w:sectPr>
   </w:body>

--- a/thesis/FINAL_THESIS.docx
+++ b/thesis/FINAL_THESIS.docx
@@ -229,17 +229,17 @@
     </w:p>
     <w:p>
       <w:r>
-        <w:t>For decades, manufacturing firms from Europe and North America transferred production activities to Asian locations in pursuit of lower factor costs, with China in particular developing into the centre of global manufacturing networks (Xing et al., 2024; Yang, 2016). This location pattern, however, has never been static. Macro-level analyses of global manufacturing location show that offshoring, reshoring, and re-offshoring movements have occurred in parallel rather than in sequence, with production shifting between countries and industries throughout the period following the global financial crisis; the same evidence indicates that reshoring is more likely to be adopted in capital- and technology-intensive manufacturing than in labour-intensive industries (Gao et al., 2022). Within Asia itself, rising production costs in China have pushed labour-intensive manufacturers to relocate activities towards Southeast Asian countries (Yang, 2016). Such intra-Asian relocation illustrates the pressure on established manufacturing configurations, but it does not constitute reshoring: production that moves from China to Vietnam remains offshore from the perspective of the Western home country (Tsai &amp; Urmetzer, 2024).</w:t>
+        <w:t>In recent decades, manufacturing companies in Europe and North America have delocalised their production to Asia, where they can access cheaper factors of production, and China has emerged as a hub for global manufacturing networks (Xing et al., 2024; Yang, 2016). But this location pattern has never been static. At the macro level, there is evidence of offshoring, reshoring and re-offshoring happening simultaneously, with production activities moving from one country to another and from one industry to another in the years since the global financial crisis (Gao et al., 2022). Reshoring also appears more often in capital- and technology-intensive manufacturing than in labour-intensive industries (Gao et al., 2022). Within Asia, the increase in production costs in China has led to the shift of labour-intensive manufacturing to Southeast Asian countries (Yang, 2016). This intra-Asian relocation is an example of pressure on existing manufacturing configurations, but it is not reshoring, because production that moves from China to Vietnam is still offshore from the perspective of the firm's home country (Tsai &amp; Urmetzer, 2024).</w:t>
       </w:r>
     </w:p>
     <w:p>
       <w:r>
-        <w:t>The risk environment surrounding Asian manufacturing has also changed. Geoeconomic fragmentation and trade tensions have raised concerns about supply-chain vulnerability, but reliance on Chinese inputs has remained persistent, with value chains frequently rerouted through third countries rather than eliminated (McCully &amp; Simola, 2024). Some of this adjustment has taken the form of substitution within Asia, with other Asian economies taking over stages of production that were previously concentrated in China (Xing et al., 2024). The COVID-19 pandemic acted as a further trigger, accelerating reshoring considerations that firms had previously deferred (Barbieri et al., 2020), and in Europe it intensified the political and academic debate on reindustrialisation and on bringing manufacturing capacity back to home markets (Somoza Medina, 2022). These developments have shifted the location decision from a largely cost-based calculation towards a broader assessment of risk, resilience, and control (Barbieri et al., 2020).</w:t>
+        <w:t>The risk landscape of Asian manufacturing has also shifted. Geoeconomic fragmentation and trade tensions have led to concerns about supply-chain vulnerability, yet reliance on Chinese inputs has remained entrenched, and value chains have often been rerouted through third countries instead of being eliminated (McCully &amp; Simola, 2024). Part of this reconfiguration has been through substitution, as other Asian economies have assumed some of the production steps previously concentrated in China (Xing et al., 2024). COVID-19 served as an additional catalyst, accelerating reshoring plans that companies had previously postponed (Barbieri et al., 2020). It also sparked a political and academic discussion on reindustrialisation and the return of manufacturing to home markets in Europe (Somoza Medina, 2022). These developments have led to a change in the way location decisions are made, moving from a cost-based calculation to an assessment of risk, resilience and control (Barbieri et al., 2020).</w:t>
       </w:r>
     </w:p>
     <w:p>
       <w:r>
-        <w:t>In this context, reshoring has become a topic of increasing interest for companies, policymakers, and academics (Barbieri et al., 2020; Pedroletti &amp; Ciabuschi, 2023). In home countries, particularly the United States, policy measures have actively encouraged the return of manufacturing (Bolter &amp; Robey, 2020). Recent survey evidence links reshoring decisions to Industry 4.0 adoption, pandemic experiences, and made-in effects (Stentoft et al., 2025), and firm-level research suggests that the likelihood of reshoring depends on home-country conditions (Wan et al., 2019). However, a good strategic argument for bringing production back does not automatically mean that a firm has the resources and capabilities to do it. Implementation requires the firm to rebuild or reacquire manufacturing capacity, competences, and supplier relationships in the home country, and the literature has repeatedly pointed out that these implementation issues have received much less attention than the decision itself (Ocicka, 2016; Pedroletti &amp; Ciabuschi, 2023). It is precisely at this implementation stage that many of the practical difficulties of reshoring arise (Boffelli et al., 2021), which makes the barriers to implementation a relevant and timely object of study.</w:t>
+        <w:t>In this context, reshoring has gained more and more attention from companies, policymakers and academics (Barbieri et al., 2020; Pedroletti &amp; Ciabuschi, 2023). Some home countries have actively promoted the return of manufacturing, including the United States (Bolter &amp; Robey, 2020). Recent survey evidence shows that reshoring decisions are related to Industry 4.0 adoption, pandemic experiences, and made-in effects (Stentoft et al., 2025), and firm-level research indicates that the probability of reshoring is affected by home-country conditions (Wan et al., 2019). But a strong strategic argument for bringing production back does not imply that a firm has the resources and capabilities to make the move. Implementation may involve the firm having to re-establish manufacturing facilities, skills, and supplier networks in the home country. As mentioned in the literature, these implementation issues have been given much less attention than the reshoring decision itself (Ocicka, 2016; Pedroletti &amp; Ciabuschi, 2023). Barriers to implementation are a relevant and timely object of study, as many practical difficulties emerge during the implementation stage (Boffelli et al., 2021).</w:t>
       </w:r>
     </w:p>
     <w:p>
@@ -252,12 +252,17 @@
     </w:p>
     <w:p>
       <w:r>
-        <w:t>The reshoring literature has focused mainly on drivers, that is, the reasons why companies might want to bring production back to the home country (Pedroletti &amp; Ciabuschi, 2023; Wiesmann et al., 2017). The implementation side of reshoring — the difficulties faced by a company when it prepares, transfers, rebuilds, integrates, and stabilises production at home — is less studied, and the available evidence on these barriers is scattered across individual studies (Ocicka, 2016; Pedroletti &amp; Ciabuschi, 2023). Furthermore, the evidence is rarely structured around the specific situation of firms returning from Asian host countries, even though Asia is the leading offshore manufacturing destination and the setting in which most reshoring projects originate (Gao et al., 2022). There is therefore no consolidated, firm-level account of the barriers that manufacturing firms face when they attempt to implement reshoring from Asian markets.</w:t>
+        <w:t>The literature on reshoring has been mainly concerned with drivers, or the motives that may lead firms to reshoring (Pedroletti &amp; Ciabuschi, 2023; Wiesmann et al., 2017). Less attention has been paid to the implementation side of reshoring, that is, the challenges faced by a firm when it prepares, transfers, rebuilds, integrates and stabilises production at home (Ocicka, 2016; Pedroletti &amp; Ciabuschi, 2023). Moreover, the literature does not often focus on the particular context of firms reshoring from Asian host countries, despite the fact that Asia is a key source region for reshoring and a large offshore manufacturing region (Gao et al., 2022). The review therefore differentiates between general reshoring evidence and evidence that can be directly attributed to an Asian host country, as many studies do not disaggregate their findings by host region.</w:t>
       </w:r>
     </w:p>
     <w:p>
       <w:r>
-        <w:t>This thesis aims to fill this gap by systematically reviewing and synthesising the existing literature. The study is guided by the following core research question:</w:t>
+        <w:t>As a result, no firm-level synthesis specifically on the barriers faced by manufacturing firms when implementing reshoring from Asian markets exists. This thesis aims to fill this research gap by systematically reviewing and synthesising the literature.</w:t>
+      </w:r>
+    </w:p>
+    <w:p>
+      <w:r>
+        <w:t>The study is guided by the following core research question:</w:t>
       </w:r>
     </w:p>
     <w:p>
@@ -308,7 +313,22 @@
     </w:p>
     <w:p>
       <w:r>
-        <w:t>The study pursues four objectives, aligned with the research questions. The starting point is to identify the barriers to reshoring implementation reported in the peer-reviewed literature; the thesis does not collect primary interview, survey, or company data, but instead uses a systematic literature review as its research method. The identified barriers are then categorised into a firm-level framework of four categories — regulatory/institutional, cultural/organisational, cost/operational, and asset/capability barriers — and interpreted through two established theoretical perspectives, Transaction Cost Economics and the Resource-Based View, to explain why the return of production remains challenging even after the decision to reshore has been made. Finally, the thesis derives managerial implications that suggest how international businesses can anticipate and address these barriers when planning and implementing reshoring from Asian markets.</w:t>
+        <w:t>The study aims to achieve four objectives which are directly related to the research questions. First, it seeks to determine the main obstacles faced by manufacturing companies in the process of reshoring from Asian markets, as reported in the peer-reviewed literature. The thesis does not gather primary data from interviews, surveys or company observations. Rather, it uses a systematic literature review to identify, appraise and combine the academic evidence.</w:t>
+      </w:r>
+    </w:p>
+    <w:p>
+      <w:r>
+        <w:t>Second, the study seeks to categorise the identified barriers in a systematic firm-level framework. The barriers are divided into four categories: regulatory/institutional barriers, cultural/organisational barriers, cost/operational barriers and asset/capability barriers. This categorisation aims to bring together findings that are spread out across studies and to provide a better understanding of how the various barriers affect the implementation of reshoring.</w:t>
+      </w:r>
+    </w:p>
+    <w:p>
+      <w:r>
+        <w:t>Third, the identified barriers are interpreted based on two existing theories: Transaction Cost Economics and the Resource-Based View. Transaction Cost Economics is applied to analyse the costs and constraints of exiting existing offshore arrangements, and the Resource-Based View is applied to analyse the capabilities, resources, skills and supplier relationships needed to re-establish manufacturing activities in the home country.</w:t>
+      </w:r>
+    </w:p>
+    <w:p>
+      <w:r>
+        <w:t>Lastly, managerial implications are drawn for international businesses that are considering or are in the process of reshoring from Asian markets. The implications are designed to help companies foresee, evaluate and address implementation challenges before and during the move.</w:t>
       </w:r>
     </w:p>
     <w:p>

--- a/thesis/FINAL_THESIS.docx
+++ b/thesis/FINAL_THESIS.docx
@@ -160,7 +160,7 @@
     </w:p>
     <w:p>
       <w:r>
-        <w:t>I would like to thank my supervisor, [Supervisor's name], for the guidance and constructive feedback provided throughout the development of this thesis. I am also grateful to [Institution or programme] for the academic foundation on which this work builds. Finally, I wish to thank [Family member or friend] for their patience and encouragement during the months in which this thesis was written. Any remaining errors are my own.</w:t>
+        <w:t>I would like to express my sincere gratitude to my supervisor, Dr. Aveed Raha, for his guidance, valuable feedback and continuous support throughout the preparation of this thesis. I also wish to thank the University of Vienna for providing an inspiring academic environment during my studies. Any remaining errors are my own.</w:t>
       </w:r>
     </w:p>
     <w:p>
@@ -178,7 +178,7 @@
     </w:p>
     <w:p>
       <w:r>
-        <w:t>International manufacturing has been shaped by decades of offshoring to Asian host countries, yet changing risk conditions have renewed interest in returning production home. While the reasons why firms consider reshoring are well documented, far less is known about the difficulties they face when they attempt to carry it out. This thesis asks what central barriers manufacturing firms face when implementing reshoring strategies from Asian markets. It uses a systematic literature review of an analytical sample comprising twenty-one peer-reviewed studies to identify eighteen barrier themes, organised into a firm-level framework of four categories: regulatory/institutional, cultural/organisational, cost/operational, and asset/capability barriers. The findings indicate that the most broadly supported barriers concern the reconstruction of domestic capability — skills, machinery, and supplier ecosystems — together with dependence on specialised host-country suppliers, underestimated operational adjustments, and host-country exit constraints. Interpreted through Transaction Cost Economics and the Resource-Based View, these barriers reflect the costs of dismantling committed offshore arrangements and the difficulty of rebuilding eroded resources at home. The thesis derives stage-based managerial implications, from capability audits and exit due diligence to phased returns and workforce development.</w:t>
+        <w:t>International manufacturing has been shaped by decades of offshoring to Asian host countries, yet changing risk conditions have renewed interest in returning production home. While the reasons why firms consider reshoring are well documented, far less is known about the difficulties they face when they attempt to carry it out. This thesis asks what central barriers manufacturing firms face when implementing reshoring strategies from Asian markets. It uses a systematic literature review of an analytical sample comprising twenty-one peer-reviewed studies to identify eighteen barrier themes, organised into a firm-level framework of four categories: regulatory/institutional, cultural/organisational, cost/operational, and asset/capability barriers. The findings indicate that the most broadly supported barriers concern the reconstruction of domestic capability — skills, machinery, and supplier ecosystems — together with dependence on specialised host-country suppliers, underestimated operational adjustments, and host-country exit constraints. Interpreted through Transaction Cost Economics and the Resource-Based View, these barriers reflect the costs of dismantling committed offshore arrangements and the difficulty of rebuilding eroded resources at home. The thesis develops staged implications for management that span the continuum from capability audits, to exit due diligence, and phased returns and workforce development.</w:t>
       </w:r>
     </w:p>
     <w:p>
@@ -216,7 +216,7 @@
     </w:p>
     <w:p>
       <w:r>
-        <w:t>The location of manufacturing abroad is one of the most debated issues in international business. Following several decades in which firms moved production to Asian host countries, an increasing number of manufacturers are considering, announcing, or attempting the opposite movement: reshoring, the return of previously offshored manufacturing activities from an Asian host country to the firm's home country (Barbieri et al., 2020). Macro-level evidence shows that relocation has long run in both directions, with offshoring and return movements occurring in parallel (Gao et al., 2022). The motives behind such returns have been explored in detail, but much less is known about what happens when companies actually try to make the move (Ocicka, 2016; Pedroletti &amp; Ciabuschi, 2023). This thesis addresses that question by systematically reviewing the literature on the barriers that manufacturing firms encounter when implementing reshoring strategies from Asian markets.</w:t>
+        <w:t>The international location of manufacturing is a topic of discussion in international business. After decades of outsourcing manufacturing to Asian host countries, manufacturers have become interested in the reverse trend: reshoring. For the purpose of this thesis, reshoring is understood as the relocation of previously offshored manufacturing activities from an Asian host country to the firm's home country (Ocicka, 2016; Tsai &amp; Urmetzer, 2024). At the macro level, evidence suggests that offshoring and return movements have been happening simultaneously, not in a sequential manner (Gao et al., 2022). While the motivations behind reshoring have been widely explored, there is limited research on the challenges that firms face when they try to reshore (Ocicka, 2016; Pedroletti &amp; Ciabuschi, 2023). This thesis aims to fill this gap by systematically reviewing the literature on the barriers that manufacturing firms face when implementing reshoring strategies from Asian markets.</w:t>
       </w:r>
     </w:p>
     <w:p>
@@ -229,12 +229,12 @@
     </w:p>
     <w:p>
       <w:r>
-        <w:t>In recent decades, manufacturing companies in Europe and North America have delocalised their production to Asia, where they can access cheaper factors of production, and China has emerged as a hub for global manufacturing networks (Xing et al., 2024; Yang, 2016). But this location pattern has never been static. At the macro level, there is evidence of offshoring, reshoring and re-offshoring happening simultaneously, with production activities moving from one country to another and from one industry to another in the years since the global financial crisis (Gao et al., 2022). Reshoring also appears more often in capital- and technology-intensive manufacturing than in labour-intensive industries (Gao et al., 2022). Within Asia, the increase in production costs in China has led to the shift of labour-intensive manufacturing to Southeast Asian countries (Yang, 2016). This intra-Asian relocation is an example of pressure on existing manufacturing configurations, but it is not reshoring, because production that moves from China to Vietnam is still offshore from the perspective of the firm's home country (Tsai &amp; Urmetzer, 2024).</w:t>
+        <w:t>In recent decades, manufacturing companies in Europe and North America have delocalised their production to Asia, where they can access cheaper factors of production, and China has emerged as a hub for global manufacturing networks (Xing et al., 2024; Yang, 2016). But this location pattern has never been static. At the macro level, there is evidence of offshoring, reshoring and re-offshoring happening simultaneously, with production activities moving from one country to another and from one industry to another in the years since the global financial crisis (Gao et al., 2022). In Asia, the increase in production costs in China has led to the shift of labour-intensive manufacturing to Southeast Asian countries (Yang, 2016). This intra-Asian relocation is an example of pressure on existing manufacturing configurations, but it is not reshoring, because production that moves from China to Vietnam is still offshore from the firm's home country (Tsai &amp; Urmetzer, 2024).</w:t>
       </w:r>
     </w:p>
     <w:p>
       <w:r>
-        <w:t>The risk landscape of Asian manufacturing has also shifted. Geoeconomic fragmentation and trade tensions have led to concerns about supply-chain vulnerability, yet reliance on Chinese inputs has remained entrenched, and value chains have often been rerouted through third countries instead of being eliminated (McCully &amp; Simola, 2024). Part of this reconfiguration has been through substitution, as other Asian economies have assumed some of the production steps previously concentrated in China (Xing et al., 2024). COVID-19 served as an additional catalyst, accelerating reshoring plans that companies had previously postponed (Barbieri et al., 2020). It also sparked a political and academic discussion on reindustrialisation and the return of manufacturing to home markets in Europe (Somoza Medina, 2022). These developments have led to a change in the way location decisions are made, moving from a cost-based calculation to an assessment of risk, resilience and control (Barbieri et al., 2020).</w:t>
+        <w:t>The risk landscape of Asian manufacturing has also shifted. Geoeconomic fragmentation and trade tensions have led to concerns about supply-chain vulnerability, and reliance on Chinese inputs has been entrenched, and value chains have often been rerouted through third countries instead of being eliminated (McCully &amp; Simola, 2024). Part of this reconfiguration has been through substitution, as other Asian economies have assumed some of the production steps previously concentrated in China (Xing et al., 2024). COVID-19 served as an additional catalyst, accelerating reshoring plans that companies had previously postponed (Barbieri et al., 2020). It also sparked a political and academic discussion on reindustrialisation and the return of manufacturing to home markets in Europe (Somoza Medina, 2022). These have led to a change in the way location decisions are made, moving from a cost-based calculation to a risk, resilience and control assessment (Barbieri et al., 2020).</w:t>
       </w:r>
     </w:p>
     <w:p>
@@ -252,7 +252,7 @@
     </w:p>
     <w:p>
       <w:r>
-        <w:t>The literature on reshoring has been mainly concerned with drivers, or the motives that may lead firms to reshoring (Pedroletti &amp; Ciabuschi, 2023; Wiesmann et al., 2017). Less attention has been paid to the implementation side of reshoring, that is, the challenges faced by a firm when it prepares, transfers, rebuilds, integrates and stabilises production at home (Ocicka, 2016; Pedroletti &amp; Ciabuschi, 2023). Moreover, the literature does not often focus on the particular context of firms reshoring from Asian host countries, despite the fact that Asia is a key source region for reshoring and a large offshore manufacturing region (Gao et al., 2022). The review therefore differentiates between general reshoring evidence and evidence that can be directly attributed to an Asian host country, as many studies do not disaggregate their findings by host region.</w:t>
+        <w:t>The literature on reshoring has been mainly concerned with drivers, or the motives that may lead firms to reshoring (Pedroletti &amp; Ciabuschi, 2023; Wiesmann et al., 2017). Less attention has been paid to the implementation side of reshoring, that is, the challenges faced by a firm when it prepares, transfers, rebuilds, integrates and stabilises production at home (Ocicka, 2016; Pedroletti &amp; Ciabuschi, 2023). Moreover, the literature does not often focus on the particular context of firms reshoring from Asian host countries, despite the fact that Asia is a key source region for reshoring and a large offshore manufacturing base (Gao et al., 2022). The review differentiates between general reshoring evidence and evidence that can be directly attributed to an Asian host country, as many studies do not disaggregate their findings by host region.</w:t>
       </w:r>
     </w:p>
     <w:p>
@@ -270,7 +270,7 @@
         <w:rPr>
           <w:b/>
         </w:rPr>
-        <w:t>RQ:</w:t>
+        <w:t>Research Question:</w:t>
       </w:r>
       <w:r>
         <w:t xml:space="preserve"> What central barriers do manufacturing firms face when implementing reshoring strategies from Asian markets?</w:t>
@@ -286,7 +286,7 @@
         <w:rPr>
           <w:b/>
         </w:rPr>
-        <w:t>SQ1:</w:t>
+        <w:t>Sub-Question 1:</w:t>
       </w:r>
       <w:r>
         <w:t xml:space="preserve"> How can the identified reshoring barriers be categorized into a systematic firm-level framework?</w:t>
@@ -297,7 +297,7 @@
         <w:rPr>
           <w:b/>
         </w:rPr>
-        <w:t>SQ2:</w:t>
+        <w:t>Sub-Question 2:</w:t>
       </w:r>
       <w:r>
         <w:t xml:space="preserve"> What are the managerial implications for international businesses to mitigate these corporate barriers?</w:t>
@@ -313,12 +313,12 @@
     </w:p>
     <w:p>
       <w:r>
-        <w:t>The study aims to achieve four objectives which are directly related to the research questions. First, it seeks to determine the main obstacles faced by manufacturing companies in the process of reshoring from Asian markets, as reported in the peer-reviewed literature. The thesis does not gather primary data from interviews, surveys or company observations. Rather, it uses a systematic literature review to identify, appraise and combine the academic evidence.</w:t>
+        <w:t>The study aims to achieve four objectives which are directly related to the research questions. First, it seeks to determine the main obstacles faced by manufacturing companies in the process of reshoring from Asian markets, as mentioned in the peer-reviewed literature. The thesis does not gather primary data from interviews, surveys or company observations. Rather, it uses a systematic literature review to identify, appraise and combine the academic evidence.</w:t>
       </w:r>
     </w:p>
     <w:p>
       <w:r>
-        <w:t>Second, the study seeks to categorise the identified barriers in a systematic firm-level framework. The barriers are divided into four categories: regulatory/institutional barriers, cultural/organisational barriers, cost/operational barriers and asset/capability barriers. This categorisation aims to bring together findings that are spread out across studies and to provide a better understanding of how the various barriers affect the implementation of reshoring.</w:t>
+        <w:t>Second, the study seeks to categorise the identified barriers in a systematic firm-level framework. The barriers are divided into four categories: regulatory/institutional barriers, cultural/organisational barriers, cost/operational barriers and asset/capability barriers. This categorisation aims to bring together findings that are spread out in studies and to provide a better understanding of the impact of the various barriers on the implementation of reshoring.</w:t>
       </w:r>
     </w:p>
     <w:p>
@@ -328,12 +328,7 @@
     </w:p>
     <w:p>
       <w:r>
-        <w:t>Lastly, managerial implications are drawn for international businesses that are considering or are in the process of reshoring from Asian markets. The implications are designed to help companies foresee, evaluate and address implementation challenges before and during the move.</w:t>
-      </w:r>
-    </w:p>
-    <w:p>
-      <w:r>
-        <w:t>The remainder of the thesis proceeds from this starting point: Chapter 2 reviews the relevant literature and theoretical foundations, Chapter 3 describes the systematic review methodology, Chapter 4 reports the identified barriers, Chapter 5 interprets them and derives managerial implications, and Chapter 6 concludes.</w:t>
+        <w:t>Lastly, managerial implications are drawn for international businesses that are considering or are in the process of reshoring from Asian markets. The implications are designed to help companies to foresee, evaluate and address implementation challenges prior to and during the move.</w:t>
       </w:r>
     </w:p>
     <w:p>
@@ -351,7 +346,7 @@
     </w:p>
     <w:p>
       <w:r>
-        <w:t>This chapter establishes the conceptual and theoretical background of the study: what reshoring is and is not, the two theoretical lenses used to interpret the findings, the difference between the drivers of reshoring and the barriers to its implementation, and the gap in current knowledge that the thesis addresses.</w:t>
+        <w:t>This chapter lays the conceptual and theoretical groundwork for the study. It clarifies the concept of reshoring and differentiates it from other types of manufacturing relocation, presents the two theoretical lenses through which the results are interpreted, distinguishes between the drivers of reshoring and the barriers to reshoring, and outlines the research gap that the thesis addresses.</w:t>
       </w:r>
     </w:p>
     <w:p>
@@ -359,22 +354,32 @@
         <w:pStyle w:val="Heading2"/>
       </w:pPr>
       <w:r>
-        <w:t>2.1 Defining Reshoring and Distinguishing Related Relocation Forms</w:t>
+        <w:t>2.1 Conceptual Definitions and Key Terms</w:t>
       </w:r>
     </w:p>
     <w:p>
       <w:r>
-        <w:t>Research on manufacturing relocation has long been characterised by inconsistent terminology. Tsai and Urmetzer (2024), reviewing 158 studies on manufacturing relocation, note that concepts such as offshoring, reshoring, backshoring, and nearshoring have been used with conflicting meanings across industrial and regional contexts, and they consolidate the field into a single decisional framework in which reshoring serves as an umbrella term covering both relocation to the home country and relocation to a proximate country. This thesis adopts a deliberately narrower definition: reshoring is understood as the return of previously offshored manufacturing activities from an Asian host country to the firm's home country. Ocicka (2016) similarly characterises reshoring as the reversal of a prior offshoring decision, a definition that usefully emphasises two constitutive elements — there must have been an initial offshoring movement, and the activity must return home rather than merely move elsewhere.</w:t>
+        <w:t>The study of manufacturing relocation has always been plagued by a lack of uniformity in terminology. Tsai and Urmetzer (2024) review 158 studies on manufacturing relocation and conclude that the concepts of offshoring, reshoring, backshoring, and nearshoring have been used inconsistently in both industrial and regional contexts, and that reshoring can be viewed as an umbrella term for relocation to the home country and relocation to a proximate country. This thesis uses a more narrow definition: Reshoring is defined as the relocation of previously offshored manufacturing activities from an Asian host country to the firm's home country.</w:t>
       </w:r>
     </w:p>
     <w:p>
       <w:r>
-        <w:t>The narrower definition matters because several relocation patterns that superficially resemble reshoring fall outside it. Relocation from one foreign host to another — for instance from China to a lower-cost Asian country — leaves production offshore from the home country's perspective and therefore constitutes re-offshoring or diversification rather than reshoring; nearshoring, in which production moves to a country closer to home without returning, is likewise excluded. These distinctions follow the terminology consolidated in the relocation literature (Tsai &amp; Urmetzer, 2024). Macro-level evidence indicates that these movements coexist: analyses of global manufacturing location between 2007 and 2014 document offshoring, reshoring, and re-offshoring occurring in parallel across countries and industries (Gao et al., 2022). Treating all of these patterns as reshoring would blur the phenomenon this thesis investigates, namely the specific difficulties of bringing production home.</w:t>
+        <w:t>Ocicka (2016) also defines reshoring as the reversal of a previous offshoring decision, which is useful in highlighting two key elements: first, there must have been an offshoring decision in the past, and second, the activity must be brought back home and not simply moved elsewhere.</w:t>
       </w:r>
     </w:p>
     <w:p>
       <w:r>
-        <w:t>Beyond definition, recent research increasingly conceptualises reshoring as a process, not a single decision. Pedroletti and Ciabuschi (2023) organise the literature into five sequential themes — antecedents, contingencies, decision, implementation, and outcome — and propose a research agenda for each. This process view is foundational for the present study, because it makes implementation visible as a distinct stage that begins after the decision to reshore has been taken and that carries its own difficulties.</w:t>
+        <w:t>The narrower definition is important because there are some relocation patterns that superficially look like reshoring that are not included. Production that is moved from one foreign host to another (e.g. from China to a lower-cost Asian country) is not considered reshoring, but rather re-offshoring or diversification; nearshoring, which moves production to a country closer to home but not back home, is also not included. These differences follow the terminology consolidated by Tsai and Urmetzer (2024) in their review of the relocation literature.</w:t>
+      </w:r>
+    </w:p>
+    <w:p>
+      <w:r>
+        <w:t>Macro-level evidence suggests that these movements coexist: analysis of manufacturing location across countries and industries between 2007 and 2014 shows that offshoring, reshoring, and re-offshoring are happening simultaneously (Gao et al., 2022). If all these patterns are considered as reshoring, the specific problems of reshoring, as investigated in this thesis, would be obscured.</w:t>
+      </w:r>
+    </w:p>
+    <w:p>
+      <w:r>
+        <w:t>In addition to definition, recent research has begun to think of reshoring as a process rather than a decision. Pedroletti and Ciabuschi (2023) categorise the literature into five sequential themes: antecedents, contingencies, decision, implementation, and outcome, and suggest a research agenda for each. This process view is fundamental for the current research, as it renders the implementation as a separate phase, which starts once the decision to reshore has been made and which has its own challenges.</w:t>
       </w:r>
     </w:p>
     <w:p>
@@ -382,22 +387,22 @@
         <w:pStyle w:val="Heading2"/>
       </w:pPr>
       <w:r>
-        <w:t>2.2 Theoretical Foundations: Transaction Cost Economics and the Resource-Based View</w:t>
+        <w:t>2.2 Overview of Relevant Theories</w:t>
       </w:r>
     </w:p>
     <w:p>
       <w:r>
-        <w:t>The reshoring literature draws on a variety of theoretical approaches, with no single unified theory; Wiesmann et al. (2017) observe that there is currently no consensus on a "theory of reshoring" and survey the theories used in previous studies. The lenses of individual studies vary: Li et al. (2025) draw on Dunning's eclectic paradigm for their empirical analysis, Pedroletti (2025) uses a business-network perspective from internationalisation-process theory, and D'Ambrosio and Lavoratori (2025) build on trade-theoretic work on de-globalisation and global value chains. Against this plural background, this thesis adopts Transaction Cost Economics (TCE) and the Resource-Based View (RBV) as its two interpretive lenses, drawing on their original formulations (Williamson, 1985; Barney, 1991); where a reviewed study uses a different theory, that framing is reported as such.</w:t>
+        <w:t>The reshoring literature is based on a variety of theoretical approaches, and there is no single unified theory; Wiesmann et al. (2017) note that there is currently no consensus on a "theory of reshoring" and review the theories employed in previous studies. The lenses of individual studies vary: Li et al. (2025) draw on Dunning's eclectic paradigm for their empirical analysis, Pedroletti (2025) uses a business-network perspective from internationalisation-process theory, and D'Ambrosio and Lavoratori (2025) build on trade-theoretic work on de-globalisation and global value chains.</w:t>
       </w:r>
     </w:p>
     <w:p>
       <w:r>
-        <w:t>Transaction Cost Economics, as developed by Williamson (1985), directs attention to the costs of organising economic activity across firm and country boundaries, emphasising asset specificity, contractual safeguards, and the governance of exchange relationships. Williamson did not study reshoring; applying these concepts to the return of production is this thesis's own interpretation. From a TCE perspective, the exit side of implementation becomes visible: offshore arrangements embody committed investments and contractual obligations, and unwinding them carries real costs. Empirical findings consistent with this logic include strict host-country layoff regulations and locked investments that make a rapid exit difficult (Li et al., 2025), plant-closure fees and fiscal obligations reported in the review literature (Di Stefano &amp; Fratocchi, 2019), and the coordination burden that arises when production is split between home and host locations during a partial return (Pedroletti, 2025). Transaction-cost reasoning also points to hidden costs: Ocicka (2016) argues that sourcing decisions based on unit price alone systematically underestimate the total cost of offshore acquisition, and Boffelli et al. (2021) document how firms underestimate the operational adjustments that relocation requires.</w:t>
+        <w:t>In this plural background, the two theories used in this thesis are Transaction Cost Economics (TCE) and the Resource-Based View (RBV), as originally formulated (Williamson, 1985; Barney, 1991); if a reviewed study uses a different theory, this is indicated. Transaction Cost Economics, as developed by Williamson (1985), directs attention to the costs of organising economic activity across firm and country boundaries, emphasising asset specificity, contractual safeguards, and the governance of exchange relationships. Williamson did not study reshoring; applying these concepts to the return of production is this thesis's own interpretation. From a TCE perspective, the exit side of implementation becomes visible: offshore arrangements embody committed investments and contractual obligations, and unwinding them carries real costs. Empirical evidence that is consistent with this logic includes the existence of strict layoff regulations in the host country, and locked investments that make it difficult to exit the host country quickly (Li et al., 2025), plant-closure fees and fiscal obligations reported in the review literature (Di Stefano &amp; Fratocchi, 2019), and the coordination burden that arises when production is split between home and host locations during a partial return (Pedroletti, 2025). Transaction-cost reasoning also suggests that there are hidden costs: Ocicka (2016) argues that unit price-based sourcing decisions systematically underestimate the total cost of offshore acquisition, and Boffelli et al. (2021) report on the operational adjustments that relocation requires, which firms underestimate.</w:t>
       </w:r>
     </w:p>
     <w:p>
       <w:r>
-        <w:t>The Resource-Based View, grounded in Barney's (1991) argument that competitive advantage rests on resources that are valuable, rare, imperfectly imitable, and non-substitutable, sheds light on the arrival side of implementation; as with TCE, its application to reshoring is this thesis's own. Through an RBV lens, the firm appears as a collection of resources and capabilities, and reshoring succeeds only if the firm can rebuild or reacquire the productive resources — skills, machinery, routines, and supplier relationships — that the home operation requires. The reshoring literature repeatedly reports exactly such capability constraints: the erosion of domestic manufacturing competences and capacity after prolonged offshoring (Wiesmann et al., 2017), the scarcity of specialised manpower encountered by returning firms (Di Mauro et al., 2018), and the need to rebuild machinery, tooling, and workforce skills documented in case evidence (Pegoraro et al., 2022). Conceptual work complements this reading: D'Ambrosio and Lavoratori (2025) contend that reshoring confronts firms with new fixed costs and capability demands, while existing value chains remain "sticky" because of the resources invested in them. Taken together, the two lenses are complementary: Transaction Cost Economics explains why leaving the host country is costly, and the Resource-Based View explains why re-establishing production at home is demanding.</w:t>
+        <w:t>The Resource-Based View, which is based on Barney's (1991) theory that competitive advantage is based on resources that are valuable, rare, imperfectly imitable and non-substitutable, provides insights on the arrival side of implementation; this is the author's interpretation of how the RBV applies to reshoring, as with TCE. The RBV perspective suggests that the firm is a bundle of resources and capabilities, and reshoring will only be successful if the firm can rebuild or reacquire the productive resources (skills, machinery, routines, supplier relationships) needed by the home operation. The reshoring literature repeatedly mentions exactly such capability constraints: the loss of domestic manufacturing competences and capacity after long periods of offshoring (Wiesmann et al., 2017), the lack of specialized manpower faced by reshoring firms (Di Mauro et al., 2018), and the need to rebuild machinery, tooling, and workforce skills documented in case evidence (Pegoraro et al., 2022). Conceptual work complements this reading: D'Ambrosio and Lavoratori (2025) argue that reshoring presents new fixed costs and capability requirements for firms, and existing value chains are "sticky" due to investments in them. Combined, the two lenses are complementary: TCE helps to understand why it is expensive to leave the host country and the RBV helps to understand why it is difficult to re-establish production at home.</w:t>
       </w:r>
     </w:p>
     <w:p>
@@ -410,12 +415,17 @@
     </w:p>
     <w:p>
       <w:r>
-        <w:t>A central conceptual distinction in this thesis separates the motivations for reshoring from the difficulties of carrying it out. The driver literature is relatively well developed (Wiesmann et al., 2017). Di Mauro et al. (2018) conclude that offshoring is mainly driven by cost reduction, whereas backshoring usually follows a strategic reorientation towards customer-perceived value, and they characterise the return as strategic evolution rather than the correction of a managerial mistake. Firm-level survey evidence links reshoring decisions to home-country conditions (Wan et al., 2019) and to Industry 4.0 adoption, pandemic experience, and made-in effects (Stentoft et al., 2025), and survey and case research has examined the relationship between digital-technology adoption and backshoring decisions (Kamp &amp; Gibaja, 2021). Case studies add brand-related motives: Robinson and Hsieh (2016) demonstrate how a luxury clothing company's repositioning around provenance and quality led to the consolidation of production in the home country. Problems with quality, coordination, and flexibility at offshore locations also appear as reasons for return (Di Mauro et al., 2018).</w:t>
+        <w:t>This thesis makes a distinction between the motivations for reshoring and the challenges of reshoring. The literature on drivers is relatively well developed (Wiesmann et al., 2017). Di Mauro et al. (2018) conclude that offshoring is primarily motivated by cost reduction, while backshoring typically occurs as a result of a strategic reorientation towards customer perceived value and that the return is not necessarily a managerial error, but rather a strategic evolution. Quantitative firm-level evidence links reshoring decisions to home-country conditions (Wan et al., 2019) and to Industry 4.0 adoption, pandemic experience, and made-in effects (Stentoft et al., 2025), while survey and case research has explored the link between digital-technology adoption and backshoring decisions (Kamp &amp; Gibaja, 2021).</w:t>
       </w:r>
     </w:p>
     <w:p>
       <w:r>
-        <w:t>Drivers, however, explain only why companies want to come back — not whether the return succeeds. As defined in this thesis, implementation barriers are the difficulties that occur when a firm prepares, transfers, rebuilds, integrates, and stabilises production at home after the reshoring decision has been made. The distinction is analytically important because factors prominent in the driver literature, such as rising foreign wages or supply-chain disruptions, are not implementation barriers unless the evidence indicates that they obstructed the implementation process itself. The clearest empirical demonstration that the two stages are distinct is provided by Boffelli et al. (2021), who examine mistakes in four relocation cases in the fashion industry and distinguish decision-making mistakes from implementation mistakes. Their key finding is that failures of relocation initiatives were directly linked to mistakes made in the implementation phase, leading to the conclusion that "doing things right" in implementation matters more than "doing the right thing" at the decision stage. The process framework of Pedroletti and Ciabuschi (2023) supports this separation at a conceptual level, treating implementation as a stage with its own contingencies and outcomes.</w:t>
+        <w:t>Case studies introduce brand-related motives: Robinson and Hsieh (2016) show how a luxury clothing firm's re-positioning on provenance and quality resulted in the concentration of production in the home country. Quality, coordination and flexibility issues at offshore locations also emerge as reasons for return (Di Mauro et al., 2018).</w:t>
+      </w:r>
+    </w:p>
+    <w:p>
+      <w:r>
+        <w:t>But drivers tell only why companies want to return — not whether they do. Implementation barriers as defined in this thesis are the challenges that arise when a firm prepares, transfers, rebuilds, integrates and stabilises production at home after the reshoring decision has been made. The difference is analytically significant because factors that are important in the driver literature, such as increases in foreign wages or supply-chain disruptions, are not implementation barriers unless evidence suggests that they hindered the implementation process itself. The most evident empirical evidence that the two stages are different is given by Boffelli et al. (2021) who analyze four relocation cases in the fashion sector and differentiate between decision-making mistakes and implementation mistakes. Their major conclusion is that the failures of relocation initiatives were directly related to the failures in the implementation phase, and that "doing things right" in the implementation phase is more important than "doing the right thing" at the decision phase. This separation is supported at a conceptual level by the process framework of Pedroletti and Ciabuschi (2023), which considers implementation as a stage with its own contingencies and outcomes.</w:t>
       </w:r>
     </w:p>
     <w:p>
@@ -428,22 +438,22 @@
     </w:p>
     <w:p>
       <w:r>
-        <w:t>The most systematic early treatment of reshoring barriers is the literature review by Wiesmann et al. (2017), who categorise both drivers and barriers into five sets of dynamics: global competitive dynamics, home-country, host-country, supply-chain, and firm-specific factors. On the barrier side, the review notes the loss of access to production resources that were available offshore but are absent at home, shortages of skilled personnel in both the host and home countries, and weaknesses in home-country supplier capacity and networks. As a review, however, it aggregates results from very different primary studies, and its five-dynamics structure differs from the firm-level framework developed in this thesis.</w:t>
+        <w:t>The most systematic early treatment of reshoring barriers is the literature review by Wiesmann et al. (2017), who classify both drivers and barriers into five sets of dynamics: global competitive dynamics, home-country, host-country, supply-chain and firm-specific factors. On the barrier side, the review points to the absence of offshore production resources at home, a lack of skilled people in both the host and home countries, and a lack of supplier capacity and networks at home. However, as a review, it combines the results of very different primary studies and its five-dynamics structure is different from the firm-level framework developed in this thesis.</w:t>
       </w:r>
     </w:p>
     <w:p>
       <w:r>
-        <w:t>Later review work has extended the barrier discussion in specific directions. Di Stefano and Fratocchi (2019) explore the connection between backshoring and sustainability and show that environmental and social factors can act as drivers, outcomes, or barriers, including regulatory and social constraints on exiting the host country. Technology-readiness themes emerge from reviews at the intersection of reshoring and Industry 4.0 (Espíndola et al., 2023; Bilbao-Ubillos et al., 2024): digital technologies can make reshoring more attractive by reducing the importance of labour costs and increasing the value of proximity, but their deployment requires new technical skills, organisational adaptation, and investment. In a similar direction, Gupta et al. (2023) argue that Industry 4.0 plays a dual role, facilitating reshoring while introducing new capability demands. Conceptually, D'Ambrosio and Lavoratori (2025) integrate several of these strands, explaining the rarity of reshoring through the stickiness of existing value chains, the new fixed costs of domestic production, and firm-size differences — larger firms may prefer nearshoring or friendshoring, while smaller, constrained firms may reshore defensively "to survive." Empirical work on high-cost home environments shows that companies producing in their home countries face labour-cost pressure, skills shortages, supplier-network gaps, and internal organisational frictions (Mirzaei et al., 2021), conditions that any returning firm inherits.</w:t>
+        <w:t>Subsequent review studies have taken the barrier debate in certain directions. Di Stefano and Fratocchi (2019) discuss the link between backshoring and sustainability and demonstrate that environmental and social considerations can be drivers, outcomes, or barriers, such as regulatory and social barriers to exit the host country. Technology-readiness themes are derived from reviews that highlight how technology can make reshoring more attractive by decreasing the relevance of labour costs and increasing the relevance of proximity, but also that new technical skills, organisational adaptation and investment are required for its deployment (Espíndola et al., 2023; Bilbao-Ubillos et al., 2024). Similarly, Gupta et al. (2023) state that Industry 4.0 has a dual effect, enabling reshoring and creating new capability requirements. Conceptually, D'Ambrosio and Lavoratori (2025) combine some of these strands, arguing that the stickiness of existing value chains, the new fixed costs of domestic production, and firm-size differences (larger firms may prefer nearshoring or friendshoring, smaller, constrained firms may reshore defensively "to survive") explain the rarity of reshoring. Empirical studies on high-cost home environments reveal that firms producing in their home countries are under labour-cost pressure, suffer from a shortage of skills, and experience gaps in their supplier networks and internal organisational friction (Mirzaei et al., 2021), which any repatriating firm will inherit.</w:t>
       </w:r>
     </w:p>
     <w:p>
       <w:r>
-        <w:t>Three limitations of this body of knowledge define the research gap. The most basic is fragmentation: individual studies identify individual obstacles, but consolidated, firm-level syntheses focused specifically on implementation are rare, and the implementation stage remains under-researched compared with the reshoring decision (Ocicka, 2016; Pedroletti &amp; Ciabuschi, 2023). The evidence is also heterogeneous in kind — direct case observations, review-level aggregations, and conceptual arguments are often cited interchangeably, although they represent different forms of evidence and therefore require different interpretation. Most consequential for this thesis, the literature is rarely disaggregated in an Asia-specific way. Asia is the main offshore manufacturing destination, yet most studies report barriers at the sample level without distinguishing findings that concern the return from Asian host countries. Direct implementation evidence from identified Asia-to-home cases does exist — notably a China-to-UK case documenting skills, machinery, and ramp-up difficulties (Pegoraro et al., 2022) and a China-to-Italy case documenting supplier dependence and coordination burdens in a partial return (Pedroletti, 2025) — but such cases are few. The four categories used in this thesis — regulatory/institutional, cultural/organisational, cost/operational, and asset/capability barriers — are intended to bring this fragmented evidence together at the firm level while preserving the distinction between empirical, review, conceptual, and Asia-specific evidence.</w:t>
+        <w:t>The research gap is identified by three limitations of this body of knowledge. The most basic is fragmentation: individual studies identify individual obstacles, but consolidated, firm-level syntheses focused specifically on implementation are rare, and the implementation stage remains under-researched compared with the reshoring decision (Ocicka, 2016; Pedroletti &amp; Ciabuschi, 2023). The evidence is also diverse in nature, with direct observations of cases, review-level aggregations, and conceptual arguments all being cited as evidence, but each of these types of evidence is different and thus must be interpreted differently. Most important for this thesis, the literature is not disaggregated in an Asia-specific manner. Although Asia is the primary offshore manufacturing destination (Gao et al., 2022), most studies report barriers at the sample level, and do not differentiate between barriers that relate to the return from Asian host countries. There are a few cases of direct implementation evidence, such as a China-to-UK case that documents skills, machinery and ramp-up difficulties (Pegoraro et al., 2022) and a China-to-Italy case that documents supplier dependence and coordination burdens in a partial return (Pedroletti, 2025). The four categories in this thesis — regulatory/institutional, cultural/organisational, cost/operational, and asset/capability barriers — are designed to bring together this fragmented evidence at the firm level while maintaining the distinction between empirical, review, conceptual, and Asia-specific evidence.</w:t>
       </w:r>
     </w:p>
     <w:p>
       <w:r>
-        <w:t>In short, the drivers of reshoring are well researched, but the barriers to carrying it out are not: the available barrier evidence is scattered across individual studies, mixed in kind, and rarely disaggregated for Asian host countries. The next chapter describes the systematic review through which this thesis consolidates that evidence.</w:t>
+        <w:t>To sum up, the evidence on the drivers of reshoring is well researched, while the evidence on the barriers to reshoring is less so, being spread across individual studies, mixed in kind and rarely disaggregated for Asian host countries. This thesis brings together that evidence in a systematic review, which is described in the next chapter.</w:t>
       </w:r>
     </w:p>
     <w:p>
@@ -461,7 +471,7 @@
     </w:p>
     <w:p>
       <w:r>
-        <w:t>This chapter describes how the thesis was designed and carried out: why a systematic literature review is the appropriate method for the research questions, how the source material was collected, screened, and quality-assessed, and how the included evidence was analysed to produce the firm-level barrier framework. The chapter closes with the methodological limitations of the approach.</w:t>
+        <w:t>This chapter outlines the design and implementation of the thesis and discusses the rationale for conducting a systematic literature review for the thesis' research questions, the process of collecting and screening the source material, quality assessment of the included evidence, and the analysis of the collected evidence in order to create the framework of barriers at the firm-level. The chapter ends with methodological weaknesses of the method.</w:t>
       </w:r>
     </w:p>
     <w:p>
@@ -474,17 +484,17 @@
     </w:p>
     <w:p>
       <w:r>
-        <w:t>The research method used in this thesis is a systematic literature review (SLR). The choice follows directly from the nature of the research question, which asks what barriers manufacturing firms face when implementing reshoring strategies from Asian markets, while the two sub-questions ask how these barriers can be categorised into a systematic firm-level framework and what managerial implications follow. Answering these questions does not require new primary observations, but rather a structured synthesis of evidence that already exists in dispersed form. A systematic review is appropriate for this purpose because it brings together the findings of the literature on a bounded question through explicit, documented, and reproducible procedures for searching, selecting, and analysing the literature (Snyder, 2019).</w:t>
+        <w:t>This thesis uses a research method called systematic literature review (SLR). The choice is natural as the nature of the research question is to diagnose the barriers that manufacturing companies encounter when implementing reshoring strategies from Asian markets and its subsequent implications for the manager. These questions can be answered without making new primary observations, but rather a structured analysis and synthesis of evidence that is already available in a dispersed form. A systematic review is the right review to conduct as it synthesises the results of literature about a bounded question by using explicit, documented and reproducible methods of literature search, selection and analysis (Snyder, 2019).</w:t>
       </w:r>
     </w:p>
     <w:p>
       <w:r>
-        <w:t>According to Snyder (2019), a literature review can serve as a research methodology in its own right, and three review types can be distinguished — systematic, semi-systematic, and integrative — each suited to a different purpose. A systematic review is suitable for a question that is specific enough to be answered by identifying and evaluating a body of relevant studies according to predetermined criteria. The present research question is narrow and firm-level in focus, and a systematic design is therefore the most suitable of the three, despite the methodological heterogeneity of the underlying evidence. Snyder (2019) also outlines the review process in four phases — designing the review, conducting the review, analysis, and writing the review — and this sequence structures the remainder of the chapter. The framework is applied here as a general methodological justification and is complemented by dedicated reporting and synthesis guidance in the sections below.</w:t>
+        <w:t>Snyder (2019) indicates that a literature review itself can be used as a research method and there are three types of literature review: systematic, semi-systematic, and integrative, which can be used for a variety of purposes. If a question is specific enough to be answered by locating and assessing a set of relevant studies using a set of criteria, then a systematic review is appropriate. The research question in the present research is specific and set at the firm level, which makes a systematic design the most suitable of the three, despite the methodological diversity of the evidence. The rest of the chapter is organized in four phases of the review process outlined by Snyder (2019): designing the review, conducting the review, analyzing the review and writing the review. The framework is used here in its general form as a methodological reason, and reporting and synthesis guidance is provided in the following sections.</w:t>
       </w:r>
     </w:p>
     <w:p>
       <w:r>
-        <w:t>In keeping with this design, the thesis does not gather primary interview, survey, or company data; all evidence comes from previously published, peer-reviewed research. The contribution is therefore integrative: the review brings together findings from individual studies into a single firm-level framework of reshoring implementation barriers, in line with established review-based work in the reshoring field (Tsai &amp; Urmetzer, 2024). This design enables the study to answer the research questions directly while remaining transparent about the origin and strength of each piece of evidence.</w:t>
+        <w:t>For this design, the thesis does not compile primary interview, survey or company evidence, but only uses evidence that has already been published by others and subjected to peer-review. This contribution is integrative as the review combines the results of the individual studies in a single framework of reshoring implementation barriers that is consistent with literature review-based work in the reshoring field (Tsai &amp; Urmetzer, 2024). This design will allow the research questions to be addressed directly and will make the source and weight of each piece of evidence clear.</w:t>
       </w:r>
     </w:p>
     <w:p>
@@ -497,32 +507,32 @@
     </w:p>
     <w:p>
       <w:r>
-        <w:t>The literature search and selection were documented with reference to the PRISMA 2020 reporting guidelines (Page, McKenzie, et al., 2021; Page, Moher, et al., 2021), used here as a framework for reporting identification, screening, and inclusion rather than as a method of evidence synthesis. Google Scholar was the only literature-discovery platform used. The literature search began in late June 2026 and continued over several weeks, during which sources were identified through varying combinations of topic-related terms — reshoring, backshoring, manufacturing reshoring, reshoring barriers, reshoring implementation, and related terms concerning supplier dependence, capabilities, and production transfer — combined with backward and forward citation searching and Google Scholar's related-article suggestions. This process was exploratory, not tied to a fixed set of search strings, and it was not documented prospectively, so its exact strings and result counts are not reported. By early July, this process had produced the main body of literature used in this thesis.</w:t>
+        <w:t>The literature search and selection was documented using the PRISMA 2020 reporting guidelines (Page, McKenzie, et al., 2021; Page, Moher, et al., 2021), which were not used as a tool of evidence synthesis, but rather as a tool to report on identification, screening, and inclusion. There was only a single literature-discovery tool: Google Scholar. The literature search started in late June 2026 and concluded in the following few weeks, and included a combination of topic-related terms, backward and forward citation searches, and the "related articles" features in Google Scholar: reshoring, backshoring, manufacturing reshoring, reshoring barriers, reshoring implementation, and terms related to supplier dependence, capabilities, and transfer of production. This process was exploratory, not based on a pre-defined list of search strings, and was not prospectively documented, so there are no definitive strings or number of results reported. This process, by the beginning of July, had resulted in the bulk of the literature utilized for this thesis.</w:t>
       </w:r>
     </w:p>
     <w:p>
       <w:r>
-        <w:t>To improve the transparency of the search process, a final documented update search was carried out in Google Scholar on 15 July 2026. Three predefined strings were run, covering the main barrier terminology, Asia/China-specific terminology, and a title-restricted sweep, with each run logged as it happened — search date, exact string, results displayed, records screened, and exclusions with reasons. This was a check on the existing corpus, not the start of the literature search. Across the three strings, 102 records were screened; eleven matched sources already in the corpus. The rest were excluded, mainly because they addressed reshoring at a macro or policy level, concerned nearshoring rather than genuine reshoring, or were inaccessible or not peer-reviewed. No new source was added as a result. The PRISMA flow diagram in Appendix A reports this update search together with the full-text stage of the earlier search process.</w:t>
+        <w:t>A final documented update search was conducted on 15 July 2026 in Google Scholar, to increase the transparency of the search process. The three predefined strings were run with the results recorded as they occurred: search date, exact string, results shown, records screened and exclusions noted with reasons. This was merely a review of the current stock but not the beginning of literature search. 102 records were screened across the three strings, of which 11 records matched with sources already in the corpus. Most others were not included, primarily because they were either macro- or policy-level oriented, focused on nearshoring as opposed to genuine reshoring, or were not easily accessible or not peer-reviewed. There was no new source added due to this. Together with the full-text stage of the earlier search process, this update search provides the documented record of the study-selection process.</w:t>
       </w:r>
     </w:p>
     <w:p>
       <w:r>
-        <w:t>Duplicate records were removed, after which titles, abstracts, and available full texts were checked against the eligibility criteria. Google Scholar does not filter automatically by peer-review status, publication type, or language, so these were checked manually for every candidate source. Only English-language sources with accessible full texts were considered, and a source needed to be relevant to manufacturing reshoring and to satisfy the thesis's definition of reshoring to enter the formal analytical sample.</w:t>
+        <w:t>Duplicate entries were handled, and titles, abstracts, and available full text were then screened for eligibility based on the eligibility criteria. Google Scholar does not filter automatically by peer-review status, publication type or language, thus these were manually checked for all the candidate sources. Only sources in English language, and with full texts available online, were included and a source had to be relevant to manufacturing reshoring, and meet the thesis definition of reshoring to be included in the formal analytical sample.</w:t>
       </w:r>
     </w:p>
     <w:p>
       <w:r>
-        <w:t>To qualify for the formal analytical sample, a study had to concern genuine reshoring — the return of previously offshored manufacturing to the firm's home country. Studies addressing China+1 configurations, China-to-Southeast-Asia relocation, re-offshoring, nearshoring without a return home, or foreign-to-foreign relocation were excluded from barrier coding, since these are not genuine reshoring; a small number were kept as contextual sources for the Introduction and Discussion instead. Because implementation evidence in the literature is not always broken down by host region, Asia specificity was recorded as a rating for every source instead of being used as a strict inclusion filter, and only findings that explicitly link an Asian host location to a return home are reported as Asia-specific in the Results.</w:t>
+        <w:t>Studies were required to address the actual reshoring process, the return of manufacturing to the company's home country. Barrier coding was not included for studies on China+1, China-to-Southeast-Asia relocation, re-offshoring, nearshoring without a return home, or foreign-to-foreign relocation because these are not considered to be a true reshoring; a few of these were included with contextual notes in the Introduction and Discussion. Asia specificity was not always reported in the literature as a specific host location, so was recorded as a rating for all sources used and only results relating to an explicit Asian host location with a return home are reported as Asia-specific in the Results.</w:t>
       </w:r>
     </w:p>
     <w:p>
       <w:r>
-        <w:t>The corpus consists of 34 sources. Twenty-one peer-reviewed reshoring studies form the formal analytical sample from which the barrier framework is developed. A further set of contextual and policy sources — covering, for example, macro-level relocation patterns and China+1 dynamics — supports the Introduction and Discussion but was excluded from barrier coding, since these sources describe the broader environment, not firm-level implementation. Five methodology sources justify the research design and the coding and synthesis procedures and likewise contribute no barrier evidence. The PRISMA diagram in Appendix A accordingly documents the 21 studies in the formal analytical sample only; methodology sources are not counted, and contextual sources are reported separately.</w:t>
+        <w:t>A total of 34 sources are used for the corpus. The barrier framework is based on 21 peer-reviewed studies on reshoring. Further contextual and policy sources, such as macro level relocation patterns and the China+1 dynamics, are described in the Introduction and Discussion but were not coded at the barrier level as they reflect the broader environment but not the level of implementation of the barriers. The research design and coding and synthesis procedures have been justified by five methodology sources, and do not present any barrier evidence. The documented selection record thus only encompasses the 21 studies that form the formal analytical sample; the methodology sources are not counted and the contextual sources are reported separately.</w:t>
       </w:r>
     </w:p>
     <w:p>
       <w:r>
-        <w:t>Every source in the formal sample was also characterised along two dimensions. The first records the type of evidence it provides — direct case-based findings, findings drawn from a literature review, conceptual argument, contextual background, or methodological guidance — since these carry different evidential weight and are never treated as equivalent. The second is an Asia-specificity rating (high, medium, or low), assigned as high only when a source's data or case explicitly links an Asian host location to a return home. These two dimensions shaped how the evidence was interpreted and reported throughout the thesis, describing the relevance and type of each source without assessing its methodological quality. Screening and selection were carried out by a single researcher, which is noted here as a limitation.</w:t>
+        <w:t>All the sources in the formal sample were also described in terms of two dimensions. The first specifies the kind of evidence that it gives, because it can be of different quality and has a different evidential status, and because it cannot be equated. The second is an Asia-specificity rating (high, medium, or low), assigned as high if the data or case in a source explicitly references an Asian host location and a return home. The two dimensions influenced the interpretation and reporting of the evidence throughout the thesis and referred to the extent to which the evidence was relevant and the nature of the evidence without addressing the methodological quality of each source. A single researcher conducted screening and selection; this is a limitation noted.</w:t>
       </w:r>
     </w:p>
     <w:p>
@@ -535,27 +545,27 @@
     </w:p>
     <w:p>
       <w:r>
-        <w:t>The included evidence was analysed through an adapted thematic synthesis based on Thomas and Harden (2008), who set out a transparent three-stage procedure for synthesising findings across studies. In the first stage, relevant findings reported in the included studies were coded at the level of meaningful evidence segments. In the second stage, conceptually similar codes were clustered into descriptive themes that stayed close to the content of the primary studies. In the third stage, the descriptive themes were interpreted to produce higher-order analytical themes that address the research questions and go beyond what any single study states in isolation. A key strength of this procedure is that it maintains an auditable trail from the review's conclusions back to the original text of the primary studies, so that each analytical theme can be traced through the descriptive themes to the coded evidence.</w:t>
+        <w:t>The evidence that was included was analysed in an adapted way using a three-stage process of synthesising findings across studies developed by Thomas and Harden (2008). In the first phase, the findings of relevant studies in the included studies were coded on the level of meaningful evidence segments. The second stage involved grouping codes into descriptive categories, which remained close to the content of the main studies, when they were conceptually similar. In the third stage, descriptive themes were interpreted to generate higher-order analytical themes to answer the research questions and exceed those identified by any single study individually. One of the strengths of this procedure is that it allows for an audit trail to be kept from the conclusions made in the review to the original text of the primary studies, enabling each analytical theme to be followed through the descriptive themes to the coded evidence.</w:t>
       </w:r>
     </w:p>
     <w:p>
       <w:r>
-        <w:t>The coding itself followed a hybrid deductive–inductive logic, for which Mayring (2014) provides the methodological foundation. Mayring (2014) treats qualitative content analysis as a systematic, rule-governed procedure in which deductive category application and inductive category development are complementary rather than mutually exclusive. Following this logic, the four organising categories of the thesis framework — regulatory/institutional, cultural/organisational, cost/operational, and asset/capability — were derived deductively from the theoretical framework and the research questions and applied as an a priori coding frame. The more specific barrier themes within each category were then developed inductively from the included studies, and category boundaries were adjusted where the a priori frame did not fully capture the coded material. This resulted in a set of barrier themes nested within the four deductive categories.</w:t>
+        <w:t>The coding itself was based on a deductive-inductive logic for which Mayring (2014) provides the methodological basis. Mayring (2014) considers qualitative content analysis as a systematic, rule-governed method in which the application of deductive categories and the development of inductive categories are not mutually exclusive. Based on this, the four categories of the thesis framework — regulatory/institutional, cultural/organisational, cost/operational and asset/capability — were deductively derived from the theoretical framework and the research questions and were used as an a priori coding frame. The included studies were then inductively clustered into more specific category themes within each of these general categories, and the boundaries of the categories were refined when the a priori frame did not adequately cover the coded material. The outcome was a set of barrier themes that were embedded in the four deductive categories.</w:t>
       </w:r>
     </w:p>
     <w:p>
       <w:r>
-        <w:t>Two coding rules protected the integrity of the synthesis. First, in line with the corpus's own decision rule, the three evidence types — direct empirical findings from a study's own data, findings reported through a literature review, and barriers argued on conceptual grounds — were coded and reported separately and never summed into a single frequency count, because a survey result, a review finding, and a conceptual argument do not carry equivalent evidential weight. Second, drivers and implementation barriers were kept strictly distinct: only difficulties in preparing, transferring, rebuilding, integrating, or stabilising production at home were coded as implementation barriers, while motives for considering reshoring — such as geopolitical tensions, rising Asian wages, or supply-chain disruptions — were not coded as barriers unless a study explicitly showed that they hindered the implementation process.</w:t>
+        <w:t>The integrity of the synthesis was safeguarded by two coding rules. First, and consistent with the decision rule of the corpus, the three types of evidence (direct findings from the study's data, findings reported by the literature survey, and barriers argued on conceptual grounds) were coded as separate evidence types and reported separately without being combined into a single frequency count, since a survey finding is not the same, nor is a review finding the same, nor is a conceptual argument the same. Second, a motive for considering reshoring (geopolitical unrest, rising Asian wages, disruption of supply chain etc.) was not coded as an implementation barrier unless a study made it clear that it interfered with the process of implementing the reshoring.</w:t>
       </w:r>
     </w:p>
     <w:p>
       <w:r>
-        <w:t>Several methodological limitations follow from this design. As a secondary method, an SLR is constrained by the coverage, quality, and completeness of the published literature and by the risk of publication bias; it synthesises existing findings instead of observing reshoring directly. The reliance on a single discovery platform, the restriction to English-language sources with accessible full texts, and the retrospectively undocumented character of the original exploratory search introduce an additional accessibility bias that the documented update search mitigates but cannot remove. The corpus's own caution reinforces this point: because direct empirical, review, and conceptual evidence carry different weights, the strength of any barrier claim depends on the type of evidence behind it and cannot be inferred from how often the barrier is mentioned. Most importantly, genuinely Asia-specific direct implementation evidence rests on only a small number of cases — principally two single-case studies documenting returns from China — so Asia-specific findings are reported as illustrative, not generalisable, a constraint stated explicitly in the results and the limitations discussion.</w:t>
+        <w:t>This design has a number of methodological drawbacks. An SLR is a secondary method, which, however, is limited in coverage, quality, and completeness of the published literature and has the possibility for publication bias, as it synthesizes existing findings instead of observing reshoring. The resulting bias of relying on a single discovery platform, limiting to English-language sources with accessible full texts, and the retrospective nature of the original exploratory search is compensated by the documented nature of the update search, but does not eliminate it. This is also highlighted by the corpus's own caution; as there is a difference in weight between the various types of evidence — direct, review and conceptual — it is impossible to draw conclusions about a barrier claim's strength from the frequency of its occurrence. Most important, true Asia-specific direct implementation evidence is based on very few cases (mainly two single cases of returns from China), with findings reported as illustrative rather than generalisable, as clearly stated in the results and in the limitations discussion.</w:t>
       </w:r>
     </w:p>
     <w:p>
       <w:r>
-        <w:t>The next chapter reports the results of this synthesis: the barriers identified in the literature, organised within the four categories of the firm-level framework.</w:t>
+        <w:t>The findings of this synthesis are reported in the next chapter: the barriers found in the literature, clustered into the four categories of the firm-level framework.</w:t>
       </w:r>
     </w:p>
     <w:p>
@@ -573,7 +583,7 @@
     </w:p>
     <w:p>
       <w:r>
-        <w:t>This chapter reports the reshoring implementation barriers identified in the reviewed literature: first the evidence base on which the synthesis rests, then the findings category by category, ending with the asset/capability barriers, which carry the broadest support in the corpus.</w:t>
+        <w:t>This chapter presents the reshoring implementation barriers from the reviewed literature, first the evidence base on which the synthesis is based, followed by the evidence synthesized category-wise, and finally, the evidence that appears to have the broadest acceptance from the corpus, namely the asset/capability barriers.</w:t>
       </w:r>
     </w:p>
     <w:p>
@@ -586,22 +596,22 @@
     </w:p>
     <w:p>
       <w:r>
-        <w:t>The barrier synthesis draws on the 21-source formal analytical sample described in Chapter 3. Within that sample, fifteen sources contribute barrier evidence and are reported in this chapter; one further source (Tsai &amp; Urmetzer, 2024) belongs to the formal sample but serves terminology and framework purposes only and is not cited for any barrier finding. The synthesis organises the identified barriers into eighteen themes nested within the four categories of the firm-level framework, addressing the first sub-question of the thesis.</w:t>
+        <w:t>The barrier synthesis is based on a formal analytical sample of 21 sources described in Chapter 3. Fifteen of these sources provide barrier evidence and are represented here, and one further source (Tsai &amp; Urmetzer, 2024) is in the formal sample but used as a basis for terminology and frameworks and not cited for barrier finding. The synthesis categorizes the identified barriers into 18 themes that are grouped in the four categories of the firm-level framework, answering the first sub-question of the thesis.</w:t>
       </w:r>
     </w:p>
     <w:p>
       <w:r>
-        <w:t>The contributing evidence is of three distinct types. Direct empirical evidence comes from four core empirical studies (Boffelli et al., 2021; Li et al., 2025; Pegoraro et al., 2022; Pedroletti, 2025) and from two supporting empirical studies (Di Mauro et al., 2018; Mirzaei et al., 2021); a third supporting empirical study (Robinson &amp; Hsieh, 2016) contributes contextual evidence only. Literature-review evidence comes from six sources (Pedroletti &amp; Ciabuschi, 2023; Wiesmann et al., 2017; Espíndola et al., 2023; Di Stefano &amp; Fratocchi, 2019; Ocicka, 2016; Bilbao-Ubillos et al., 2024), and conceptual argument from two further sources (D'Ambrosio &amp; Lavoratori, 2025; Gupta et al., 2023). These types are reported separately in every section and are not aggregated into a single frequency, because a case observation, a review finding, and a conceptual argument do not carry equivalent evidential weight. Two of the core empirical studies (Pegoraro et al., 2022; Pedroletti, 2025) are single-case designs, and their findings are reported as individual cases rather than generalised.</w:t>
+        <w:t>There are 3 types of contributing evidence. There are four main empirical studies (Boffelli et al., 2021; Li et al., 2025; Pegoraro et al., 2022; Pedroletti, 2025), and two auxiliary empirical studies (Di Mauro et al., 2018; Mirzaei et al., 2021), with a third supporting empirical study (Robinson &amp; Hsieh, 2016) providing only contextual evidence. The evidence from literature is derived from six sources (Pedroletti &amp; Ciabuschi, 2023; Wiesmann et al., 2017; Espíndola et al., 2023; Di Stefano &amp; Fratocchi, 2019; Ocicka, 2016; Bilbao-Ubillos et al., 2024), while conceptual argument from additional two sources (D'Ambrosio &amp; Lavoratori, 2025; Gupta et al., 2023). The types are listed separately in each section, to avoid consolidating them into a single frequency since the evidential weight of a case observation is different from that of a review finding, or a conceptual argument. Both the two main empirical studies (Pegoraro et al., 2022; Pedroletti, 2025) have a single case design and the results are presented as case studies, not generalisations.</w:t>
       </w:r>
     </w:p>
     <w:p>
       <w:r>
-        <w:t>Genuinely Asia-specific direct implementation evidence is scarce. It rests on two single-case studies: a China-to-UK case (Pegoraro et al., 2022) and a China-to-Italy partial-reshoring case (Pedroletti, 2025). One multi-case study is partially attributable to an Asian host: in Di Mauro et al. (2018), two of the four case firms returned production from China, although the individual findings are not always attributed to those specific cases. The four fashion cases of Boffelli et al. (2021), by contrast, involved Romanian, Moroccan, Croatian, and Hungarian host locations, so that study's implementation findings enter the synthesis as general, not Asia-specific, evidence. The findings of Li et al. (2025) are likewise reported as general Nordic/Swedish evidence, with one exception noted in Section 4.2: the study explicitly names China among the host locations affected by strict layoff regulations.</w:t>
+        <w:t>There are few examples of direct implementation evidence specific to Asia. It is based on two single-cases; the first concerns a case from China to UK (Pegoraro et al., 2022), and the second concerns a partial reshoring from China to Italy (Pedroletti, 2025). Two of the four case firms moved production out of China in the multi-case study, Di Mauro et al. (2018), although the findings are not always attributed to the individual cases. The four fashion cases of Boffelli et al. (2021) are by contrast Romanian, Moroccan, Croatian and Hungarian host-areas and thus the results of this implementation enter the synthesis as general, rather than Asia-specific evidence. The results of Li et al. (2025) are also presented as general Nordic/Swedish evidence, except that it specifically mentions China among the host locations that are impacted by strict layoff regulations (see Section 4.2).</w:t>
       </w:r>
     </w:p>
     <w:p>
       <w:r>
-        <w:t>Table 1 summarises the eighteen themes, the evidence types behind each, and their Asia-specificity; the complete coding table cross-referencing every theme to its contributing sources is provided in Appendix B.</w:t>
+        <w:t>The eighteen themes, the types of evidence that support each, and the themes' Asia-specificity are summarized in Table 1.</w:t>
       </w:r>
     </w:p>
     <w:p>
@@ -618,7 +628,7 @@
         <w:rPr>
           <w:i/>
         </w:rPr>
-        <w:t>The eighteen reshoring implementation-barrier themes by framework category, the evidence types available for each theme, and the Asia-specificity of the supporting evidence. Full source-by-source cross-references are given in Appendix B.</w:t>
+        <w:t>The eighteen reshoring implementation-barrier themes by framework category, the evidence types available for each theme, and the Asia-specificity of the supporting evidence.</w:t>
       </w:r>
     </w:p>
     <w:tbl>
@@ -2514,22 +2524,22 @@
     </w:p>
     <w:p>
       <w:r>
-        <w:t>Of the four categories, the regulatory/institutional category is supported by the least direct empirical evidence: as Table 1 shows, only two of its themes have any direct empirical source, and one theme rests on review evidence alone. Most of the category's content is accordingly review-level or conceptual.</w:t>
+        <w:t>The least empirical evidence comes in the regulatory/institutional category: as seen in Table 1, there are only two themes in this category that have direct empirical source and one theme with only review evidence. The content in most of this category, therefore, is at review or conceptual level.</w:t>
       </w:r>
     </w:p>
     <w:p>
       <w:r>
-        <w:t>The first theme concerns host-country constraints on exiting the offshore operation. Among the Swedish manufacturing firms studied by Li et al. (2025), strict host-country layoff regulations, the inability to close or reduce offshore operations quickly, locked investments, and substantial exit costs were identified as barriers; the study explicitly names Poland and China among the offshored locations where strict layoff regulations applied, although the finding is reported across the sample and not disaggregated by individual host country. The review literature reports convergent constraints: Di Stefano and Fratocchi (2019) note national closure regulations, foreign-plant exit costs in the form of closure fees and fiscal obligations, and host-country layoff constraints as obstacles to exiting offshore production discussed in the back-shoring literature. Together, the direct finding and the review evidence indicate that the disengagement side of reshoring can itself be regulated in ways that delay or burden implementation.</w:t>
+        <w:t>The first theme relates to constraints that the host country imposes on exiting the offshore operation. The study by Li et al. (2025) explicitly mentions Poland and China as countries of offshoring that had strict rules regarding layoffs, but the results are presented for the sample and not broken down by individual host country; nevertheless, strict host-country layoff regulations, the difficulty of closing or quickly reducing offshore operations, locked investments, and high exit costs were cited as barriers among the Swedish manufacturing companies examined in their study. Convergent constraints are discussed in the back-shoring literature, including national closure regulations, foreign-plant exit costs in the form of closure-fees and fiscal obligations, and host-country layoff constraints (Di Stefano &amp; Fratocchi, 2019). The findings and the review evidence together suggest that the exit side of reshoring can also be regulated in a way which can delay or burden the reshoring implementation.</w:t>
       </w:r>
     </w:p>
     <w:p>
       <w:r>
-        <w:t>The review literature adds a social dimension to exit that operates alongside formal regulation. Di Stefano and Fratocchi (2019) report that social-responsibility considerations — managerial reluctance to close a facility or lay off its workforce — can constrain the decision and implementation of foreign-plant closure, and the same review notes potential employee resistance during the closure of foreign production facilities, although the available evidence for this latter point is limited and context-dependent. None of the empirical studies in the sample observes these constraints directly; they rest on review evidence alone.</w:t>
+        <w:t>The review literature introduces a social aspect of exit which is in addition to, and not in place of, formal regulation. Social-responsibility concerns, such as managerial hesitation to close a plant or to fire the employees working there, can narrow down the foreign-plant closure decision and implementation process (Di Stefano &amp; Fratocchi, 2019); potential employee resistance during the closure of foreign production facilities is less well documented, and depends on the specific situation (Di Stefano &amp; Fratocchi, 2019). No empirical studies in the sample make an explicit observation of these constraints; they are based on review evidence only.</w:t>
       </w:r>
     </w:p>
     <w:p>
       <w:r>
-        <w:t>On the home side, institutional frictions take a different form. Mirzaei et al. (2021) identify a mismatch between the national education system and manufacturing skill needs as a challenge to competitive domestic manufacturing — a constraint an individual firm cannot readily change. Conceptually, Gupta et al. (2023) identify home-country regulatory compliance — labour regulation, environmental standards, taxation, and production permits — as a constraint that becomes a barrier where it adds significant cost, delay, or capability demands.</w:t>
+        <w:t>Institutional tensions have a different look on the home side. A problem for the competitive domestic manufacturing is the lack of match between the national education system and manufacturing skill needs, as noted by Mirzaei et al. (2021). Gupta et al. (2023) theoretically define home-country regulatory compliance as a constraint, and when it imposes high costs, delays, or requirements for capabilities, it is a barrier.</w:t>
       </w:r>
     </w:p>
     <w:p>
@@ -2542,27 +2552,27 @@
     </w:p>
     <w:p>
       <w:r>
-        <w:t>The strongest direct evidence in this category concerns the implementation stage itself. Across the four fashion-industry relocation cases studied by Boffelli et al. (2021), the failure of relocation initiatives was directly connected to mistakes made in the implementation phase, and the study identifies insufficient internal organisational readiness, managerial behavioural biases, and learning through trial-and-error during implementation as implementation-stage problems; its central conclusion is that reshoring succeeds only if firms manage implementation correctly. The cases involved Romanian, Moroccan, Croatian, and Hungarian host locations, so these findings enter the synthesis as general implementation evidence. The review literature reports related organisational weaknesses — the immaturity of firms' reshoring processes and internal communication gaps (Wiesmann et al., 2017) — and, conceptually, a managerial-capability gap has been argued to constrain reshoring particularly for smaller firms (D'Ambrosio &amp; Lavoratori, 2025).</w:t>
+        <w:t>The most direct evidence in this category relates to the implementation stage itself. In the four fashion-industry relocation cases examined by Boffelli et al. (2021), the failure of relocation initiatives was directly linked to errors in the implementation phase, and the authors identify insufficient internal organisational readiness, managerial behavioural biases, and learning through trial-and-error during implementation as implementation-stage problems; the central conclusion of the study is that reshoring succeeds only if firms manage implementation correctly. These findings are general implementation evidence for the cases of Romanian, Moroccan, Croatian and Hungarian host locations. The literature reviewed reveals related organisational weaknesses: the immaturity of firms' reshoring processes and internal communication gaps (Wiesmann et al., 2017), and, conceptually, a managerial-capability gap has been argued to limit reshoring, especially for smaller firms (D'Ambrosio &amp; Lavoratori, 2025).</w:t>
       </w:r>
     </w:p>
     <w:p>
       <w:r>
-        <w:t>A second, comparatively rare finding concerns the firm's internal structure. Mirzaei et al. (2021) identify silos between product development, production, sourcing, sales, and finance, and insufficient employee involvement, as challenges to competitive domestic manufacturing. This is a single study's evidence from the general Swedish home-country context rather than a corpus-wide pattern.</w:t>
+        <w:t>The second, less common discovery relates to the internal structure of the firm. According to Mirzaei et al. (2021), the challenges to competitive domestic manufacturing include silos between product development, production, sourcing, sales, and finance, and lack of employee involvement. This is evidence from one study in the general context of the home-country in Sweden and not a pattern across the corpus.</w:t>
       </w:r>
     </w:p>
     <w:p>
       <w:r>
-        <w:t>The inter-firm relational dimension emerges from the China-to-Italy partial-reshoring case (Pedroletti, 2025). Reducing the activities conducted by the Chinese supplier lowered the level of interaction and risked the reshoring firm being perceived as an unreliable partner, hampering the supplier's trust and mutual orientation; the supplier may end the relationship or turn to a competitor. This adverse supplier response is a finding of one detailed case and is not generalised beyond it.</w:t>
+        <w:t>The inter-firm relational dimension is derived from the China-to-Italy partial-reshoring case (Pedroletti, 2025). The reduction of activities performed by the Chinese supplier reduced the interaction and risked the reshoring firm being seen as an unreliable partner, which negatively affected the supplier's trust and mutual orientation; the supplier might terminate the relationship or seek another supplier. This negative supplier reaction is a result of one detailed case and is not generalised beyond this.</w:t>
       </w:r>
     </w:p>
     <w:p>
       <w:r>
-        <w:t>One organisational question remains largely open in the literature: the governance mode of the return — whether reshored production is rebuilt in-house or outsourced to a domestic supplier — is identified as an under-researched dimension of reshoring rather than a documented barrier (Pedroletti &amp; Ciabuschi, 2023), and it is recorded here as a gap in the evidence.</w:t>
+        <w:t>The governance mode of the return, i.e. whether reshored production is rebuilt in-house or outsourced to a domestic supplier, is identified as an under-researched dimension of reshoring rather than a documented barrier (Pedroletti &amp; Ciabuschi, 2023) and is recorded here as a gap in the evidence.</w:t>
       </w:r>
     </w:p>
     <w:p>
       <w:r>
-        <w:t>Finally, where reshoring is technology-enabled, an organisational-adaptation burden is reported consistently at review level. Digital adaptation requires more than purchasing technology — it means changing routines, responsibilities, information flows, and supplier and customer relationships, alongside a shortage of digital technical skills (Bilbao-Ubillos et al., 2024); technology-implementation readiness and the absence of a valid business model preceding the technology choice are likewise reported among barriers at the intersection of reshoring and Industry 4.0 (Espíndola et al., 2023). Conceptually, Industry 4.0 is framed as playing a dual role — an enabler of reshoring that simultaneously imposes new requirements in digital skills, investment, integration, and organisational adaptation (Gupta et al., 2023) — and an automation-scale threshold has been argued whereby automation does not automatically ease reshoring (D'Ambrosio &amp; Lavoratori, 2025). No direct empirical study in the sample observes this theme.</w:t>
+        <w:t>Finally, an organisational-adaptation burden is consistently reported at review level where reshoring is technology-enabled. Digital adaptation is not just about the acquisition of technology but also involves altering routines, responsibilities, information flows, supplier and customer relationships, and the lack of digital technical skills (Bilbao-Ubillos et al., 2024); technology-implementation readiness and the absence of a valid business model preceding the technology choice are also reported among barriers at the intersection of reshoring and Industry 4.0 (Espíndola et al., 2023). Industry 4.0 is conceptually presented as a dual phenomenon, both as an enabler of reshoring and as a phenomenon that requires new skills, investments, integration and organisational adaptation (Gupta et al., 2023), and an automation-scale threshold has been argued, whereby automation does not automatically facilitate reshoring (D'Ambrosio &amp; Lavoratori, 2025). This theme is not directly observed in the sample, as there is no direct empirical study.</w:t>
       </w:r>
     </w:p>
     <w:p>
@@ -2575,27 +2585,27 @@
     </w:p>
     <w:p>
       <w:r>
-        <w:t>The first cost/operational theme is the depleted domestic supply base. Mirzaei et al. (2021) find that firms may remain dependent on foreign suppliers even after production returns, because domestic materials, specialised components, supplier know-how, or sufficient local scale are lacking. Di Mauro et al. (2018) similarly report a depleted supply base in high-cost home countries and the need to rebuild suppliers as challenges entailed by backshoring; two of that study's four cases returned from China, although the individual findings are not attributed to specific cases. The review literature reinforces the theme: weak home-country supplier capacity, local networks, and supply-chain integration are reported as barriers (Wiesmann et al., 2017), and the erosion of domestic supplier networks is identified as an implementation concern discussed in the reshoring literature (Ocicka, 2016). Conceptually, a domestic quality-supplier gap is also noted (Gupta et al., 2023).</w:t>
+        <w:t>The first cost/operational theme is the lack of domestic supply base. Mirzaei et al. (2021) conclude that even after production is resumed, companies can continue to rely on foreign suppliers due to the absence of domestic materials, specialised components, supplier know-how, or adequate scale. Di Mauro et al. (2018) also identify a shortage of suppliers in high-cost home countries and the need to rebuild suppliers as challenges associated with backshoring, though the specific cases are not identified in the four cases in that study, two of which were backshored from China. The theme is echoed in the review literature: weak home-country supplier capacity, local networks, and supply-chain integration are reported as barriers (Wiesmann et al., 2017), and the erosion of domestic supplier networks is identified as an implementation concern discussed in the reshoring literature (Ocicka, 2016). A domestic quality-supplier gap is also conceptually noted (Gupta et al., 2023).</w:t>
       </w:r>
     </w:p>
     <w:p>
       <w:r>
-        <w:t>The return itself generates new costs. Among the Swedish firms studied by Li et al. (2025), cost miscalculation was identified where actual cost difficulties arose during or after relocation. At review level, implementation-cost escalation and cost-coordination complexity are reported among the barriers at the reshoring–Industry 4.0 intersection (Espíndola et al., 2023). Conceptually, D'Ambrosio and Lavoratori (2025) describe the new fixed costs of reshoring — building or restoring a plant, acquiring equipment and automation, hiring and training workers, and rebuilding a domestic supplier network — as among the most direct implementation barriers, and switching and reconfiguration costs, including duplicate operations during the transition, are conceptually identified by Gupta et al. (2023). These new costs of the return are distinct from the sunk costs of the offshore operation, which are reported separately in Section 4.5.</w:t>
+        <w:t>The return creates new costs. In the Swedish companies examined by Li et al. (2025), cost miscalculation was found when the cost problems occurred during or after relocation. Implementation-cost escalation and cost-coordination complexity are among the barriers at the reshoring-Industry 4.0 intersection at the review level (Espíndola et al., 2023). The new fixed costs of reshoring (building or rebuilding a plant, buying or rebuilding equipment and automation, hiring and training workers, and rebuilding a domestic supplier network) are conceptually described as among the most direct implementation barriers by D'Ambrosio and Lavoratori (2025), while switching and reconfiguration costs (including duplicate operations during the transition) are conceptually identified by Gupta et al. (2023). These new costs of the return are in addition to the sunk costs of the offshore operation, which are reported separately in Section 4.5.</w:t>
       </w:r>
     </w:p>
     <w:p>
       <w:r>
-        <w:t>A high-cost home environment, in turn, does not block physical relocation; it constrains the viability and scale of reshoring. Labour cost was named as a challenge by all five case firms studied by Mirzaei et al. (2021), alongside high energy and overhead costs; labour, overhead, and total costs were likewise among the prominent barriers reported across the Swedish firms studied by Li et al. (2025). Conceptually, a home-country factor-cost disadvantage is argued to affect the economic feasibility and scale of the return (D'Ambrosio &amp; Lavoratori, 2025). This theme is reported here strictly as a constraint on re-established domestic production, not as a motive in the original offshoring decision.</w:t>
+        <w:t>A high cost home environment, in turn, does not preclude physical relocation, but rather limits the viability and extent of reshoring. Labour cost was identified as a challenge by all five case companies investigated by Mirzaei et al. (2021), as well as high energy and overhead costs; labour, overhead, and total costs were also among the most common barriers mentioned by the Swedish companies in the study by Li et al. (2025). The economic viability and extent of the return is conceptually said to be influenced by a home-country factor-cost disadvantage (D'Ambrosio &amp; Lavoratori, 2025). This theme is mentioned here only as a limitation on re-established domestic production, but not as a reason for the original offshoring decision.</w:t>
       </w:r>
     </w:p>
     <w:p>
       <w:r>
-        <w:t>Where only part of production returns, hybrid operation creates its own operational burden. In the China-to-Italy case (Pedroletti, 2025), partial reshoring split production between Italian and Chinese suppliers, requiring technically compatible components and more active cross-country coordination at additional cost; reducing the supplier base also left the firm dependent on fewer, non-substitutable partners, with reduced bargaining power and higher switching costs. This, too, is a single-case finding.</w:t>
+        <w:t>Where only part of production returns, hybrid operation creates its own operational burden. In the China-to-Italy case (Pedroletti, 2025), partial reshoring involved splitting production between Italian and Chinese suppliers, which required technically compatible components and more active cross-country coordination, at an additional cost, but also reduced the supplier base, leaving the firm with fewer, non-substitutable partners, less bargaining power, and higher switching costs. This is also a single case finding.</w:t>
       </w:r>
     </w:p>
     <w:p>
       <w:r>
-        <w:t>Finally, the underestimation of operational adjustments during the transfer — linked to reconfiguring the manufacturing process and adapting internal production — emerged as the strongest implementation barrier in the multi-case fashion study of Boffelli et al. (2021). The finding is the study's own rating and is not extended beyond its four-case sample.</w:t>
+        <w:t>Lastly, the multi-case fashion study by Boffelli et al. (2021) identified the underestimation of operational adjustments during the transfer as the most significant barrier to implementation, which is related to the reconfiguration of the manufacturing process and the adaptation of the internal production. The finding is the study's own and is not extrapolated beyond the four cases.</w:t>
       </w:r>
     </w:p>
     <w:p>
@@ -2608,32 +2618,32 @@
     </w:p>
     <w:p>
       <w:r>
-        <w:t>The loss of domestic skilled labour and manufacturing competence is the most broadly supported barrier in the corpus, appearing in direct case evidence, across the review literature, and in conceptual argument. In the China-to-UK case reported by Pegoraro et al. (2022), the firm initially lacked the knowledge to produce the part independently; workforce training and the learning curve — mastering new equipment, training staff, accumulating practical experience, and reaching acceptable quality — extended over roughly a twelve-month period in that case. Among Swedish firms, an internal competence gap reflecting competencies lost over years of offshoring was identified by Li et al. (2025), and a domestic skilled-labour shortage — loss of tacit knowledge, deficits in core manufacturing competencies, and high training time and cost — by Mirzaei et al. (2021). Di Mauro et al. (2018) report a scarcity of specialised manpower and the loss of domestic competences as constraints on implementing the return. At review level, a skilled-labour shortage and internal capability gap (Wiesmann et al., 2017), a technical-skills shortage together with a generational manufacturing-skills gap (Ocicka, 2016), and a digital technical-skills shortage (Bilbao-Ubillos et al., 2024) are reported; conceptually, a domestic skilled-workforce shortage (D'Ambrosio &amp; Lavoratori, 2025) and a domestic labour-availability gap (Gupta et al., 2023) are argued.</w:t>
+        <w:t>The most widely cited barrier in the corpus is the loss of domestic skilled labour and manufacturing competence, which is found in direct case evidence, throughout the review literature and in conceptual argument. In the China-to-UK case reported by Pegoraro et al. (2022), the company did not have the knowledge to make the part on its own; in this case, the learning curve (getting the equipment to work, training employees, gaining experience, and achieving acceptable quality) took about a year. Li et al. (2025) found an internal competence gap (competencies lost over years of offshoring) and Mirzaei et al. (2021) found a domestic skilled-labour shortage (loss of tacit knowledge, lack of core manufacturing competencies, and high training time and cost) among Swedish firms. Di Mauro et al. (2018) state that lack of specialised manpower and loss of domestic competences are constraints in implementing the return. A shortage of skilled labour (Wiesmann et al., 2017), a technical-skills shortage and a generational manufacturing-skills gap (Ocicka, 2016), and a digital technical-skills shortage (Bilbao-Ubillos et al., 2024) are reported at the review level, while a domestic skilled-workforce shortage (D'Ambrosio &amp; Lavoratori, 2025) and a domestic labour-availability gap (Gupta et al., 2023) are argued conceptually.</w:t>
       </w:r>
     </w:p>
     <w:p>
       <w:r>
-        <w:t>Closely related is the physical side of capability rebuilding. The same China-to-UK case demonstrates that re-establishing production is more than acquiring a machine: the firm had to identify the needed technology, locate and integrate suitable equipment, and additionally obtain tooling, tooling suppliers, software, technical support, and specialised services — rebuilding an interconnected production system rather than making a single purchase (Pegoraro et al., 2022). A domestic capacity shortage and facilities and equipment constraints were identified among Swedish firms even after the reshoring decision had been made (Li et al., 2025), and a domestic production-capacity gap — insufficient facilities, equipment limits, and investment resources — is reported by Mirzaei et al. (2021). The review literature records a domestic capacity shortage and an infrastructure lock-out following prolonged offshoring (Wiesmann et al., 2017), and the theme is embedded conceptually in the new-fixed-costs argument (D'Ambrosio &amp; Lavoratori, 2025) and in a conceptually noted domestic infrastructure gap (Gupta et al., 2023).</w:t>
+        <w:t>The physical aspect of capability rebuilding is closely related. As in the case of China to UK, the re-establishment of production is not just about purchasing a machine, but also about identifying the required technology, finding and integrating the appropriate equipment, and acquiring tooling, tooling suppliers, software, technical support, and specialised services, that is, rebuilding an interconnected production system (Pegoraro et al., 2022). Even after the decision to reshore, Swedish companies reported a domestic capacity shortage (Li et al., 2025), and Mirzaei et al. (2021) reported a domestic production-capacity gap (insufficient facilities, equipment limits, and investment resources). The review literature documents a domestic capacity shortage and an infrastructure lock-out after a long period of offshoring (Wiesmann et al., 2017), and the theme is conceptually mentioned in the new-fixed-costs argument (D'Ambrosio &amp; Lavoratori, 2025) and in a conceptually noted domestic infrastructure gap (Gupta et al., 2023).</w:t>
       </w:r>
     </w:p>
     <w:p>
       <w:r>
-        <w:t>Capability constraints extend beyond the firm's own walls: specialised capabilities concentrated with the host-country supplier can be difficult to repatriate. In the China-to-Italy case (Pedroletti, 2025), persistent dependence on specialised Chinese supplier capabilities constrained how much production could return: the firm lacked the necessary production knowledge, experience with the components, specialised sourcing skills, and suitable domestic suppliers, so that partial reshoring, in place of a full return, functioned as a response to the practical impossibility of fully replacing the Chinese network. The gap concerned this specific, specialised capability, not domestic manufacturing capacity in general. Supplier and intellectual-property dependence — where the firm does not fully control rights to a component or technology and cannot simply move production home — was likewise identified among Swedish firms (Li et al., 2025). At review level, host-supplier dependence (Wiesmann et al., 2017) and offshore knowledge dependence (Bilbao-Ubillos et al., 2024) are reported, and knowledge-transfer ambiguity — knowledge residing with offshore employees, subsidiaries, suppliers, or the host-country network — is conceptually identified (Gupta et al., 2023).</w:t>
+        <w:t>Capability constraints are not just within the firm's boundaries: specialised capabilities that are located with the host-country supplier may be hard to repatriate. In the China-to-Italy case (Pedroletti, 2025), the inability to fully replace the Chinese network was the reason for partial reshoring, as the firm lacked the production knowledge, experience with the components, specialised sourcing skills, and suitable domestic suppliers. The gap was not in the general ability to manufacture domestically, but in this particular and specialised ability. Swedish firms were also found to be dependent on suppliers and intellectual property, meaning that the firm does not have full control over the rights to a component or technology and cannot simply shift production home (Li et al., 2025). At review level, host-supplier dependence (Wiesmann et al., 2017) and offshore knowledge dependence (Bilbao-Ubillos et al., 2024) are reported, and knowledge-transfer ambiguity — knowledge residing with offshore employees, subsidiaries, suppliers, or the host-country network — is conceptually identified (Gupta et al., 2023).</w:t>
       </w:r>
     </w:p>
     <w:p>
       <w:r>
-        <w:t>Established value chains also exhibit inertia. Offshore sunk-cost inertia is reported at review level (Bilbao-Ubillos et al., 2024), and D'Ambrosio and Lavoratori (2025) argue conceptually that value chains are "sticky," particularly for large firms, owing to sunk investment, accumulated supplier relationships, specialised infrastructure, and location-specific knowledge. This theme rests on review and conceptual evidence, without direct empirical observation in the sample; the already-incurred offshore sunk costs it describes are distinct from the new fixed costs of the return reported in Section 4.4.</w:t>
+        <w:t>Established value chains also exhibit inertia. Offshore sunk-cost inertia is reported at review level (Bilbao-Ubillos et al., 2024), and D'Ambrosio and Lavoratori (2025) argue conceptually that value chains are "sticky", especially for large firms, due to sunk investment, established supplier relationships, specialised infrastructure, and location-specific knowledge. This theme is based on review and conceptual evidence, and the sunk costs offshore described in this theme are different from the new fixed costs of the return described in Section 4.4.</w:t>
       </w:r>
     </w:p>
     <w:p>
       <w:r>
-        <w:t>Finally, a detailed UK case demonstrates that implementation depended on the readiness of the home region: the regional availability of skilled labour, specialised suppliers, equipment providers, policy support, and training institutions shaped the process, with gaps manifesting as added search and development time rather than absolute absence (Pegoraro et al., 2022). At review level, a related digital-ecosystem gap is reported: digital servitisation requires interaction with technology providers, data specialists, suppliers, and research institutions, whose absence becomes a barrier (Bilbao-Ubillos et al., 2024).</w:t>
+        <w:t>Finally, a detailed UK case study shows that implementation was influenced by the availability of skilled labour, specialised suppliers, equipment providers, policy support, and training institutions in the home region, with gaps in the availability of these resources resulting in additional search and development time, but not in absolute absence (Pegoraro et al., 2022). A related digital-ecosystem gap is identified at review level: digital servitisation requires interaction with technology providers, data specialists, suppliers, and research institutions, and where these are missing, this becomes a barrier (Bilbao-Ubillos et al., 2024).</w:t>
       </w:r>
     </w:p>
     <w:p>
       <w:r>
-        <w:t>Taken together, the asset/capability category carries the broadest support, anchored by two Asia-specific single-case studies; the cost/operational and cultural/organisational categories combine direct empirical findings with review and conceptual support; and the regulatory/institutional category rests largely on review-level evidence. Chapter 5 interprets these findings.</w:t>
+        <w:t>The asset/capability category has the most widespread support, with two Asia-specific single case studies; the cost/operational category has a mix of direct empirical evidence and review and conceptual evidence; and the regulatory/institutional category is largely based on review-level evidence. The results of these are interpreted in Chapter 5.</w:t>
       </w:r>
     </w:p>
     <w:p>
@@ -2651,7 +2661,7 @@
     </w:p>
     <w:p>
       <w:r>
-        <w:t>This chapter interprets the eighteen barrier themes reported in Chapter 4: what they mean for firms returning production from Asian host countries, how they reinforce one another, and what follows from them theoretically and managerially. Throughout, interpretations developed by this thesis are distinguished from findings stated by the original studies, and direct implementation evidence carries greater analytical weight than review-level or conceptual material.</w:t>
+        <w:t>This chapter is an interpretation of the eighteen barrier themes reported in Chapter 4, what they mean for firms returning production from Asian host countries, how they reinforce one another, and what follows from them theoretically and managerially. Interpretations made by this thesis are differentiated from findings reported by the original studies throughout, and evidence of direct implementation is given more analytical weight than evidence at the review level or conceptual level.</w:t>
       </w:r>
     </w:p>
     <w:p>
@@ -2664,32 +2674,32 @@
     </w:p>
     <w:p>
       <w:r>
-        <w:t>The most striking pattern in the results is the dominance of the asset/capability category. The domestic skills and competence gap is the only barrier theme supported by direct case evidence, review syntheses, and conceptual argument simultaneously, and the physical counterpart — missing capacity, machinery, and complementary tooling — is nearly as broadly supported. The evidence therefore indicates that the central difficulty of reshoring implementation is not primarily a matter of deciding correctly, or even of paying for the move, but of reconstructing productive capability that eroded during years of offshoring. The strongest evidence for this interpretation comes from the China-to-UK case reported by Pegoraro et al. (2022), in which acquiring the machinery was only the beginning: the firm also needed tooling, software, technical services, and roughly a year of workforce training before production reached acceptable quality. A single acquisition decision unfolded into a twelve-month capability-building process in this case (Pegoraro et al., 2022), which illustrates more concretely than any aggregate finding why the implementation stage deserves separate analytical attention. General empirical evidence points in the same direction. Swedish firms reported competence gaps, facilities constraints, and capacity shortages even after the reshoring decision had been made (Li et al., 2025; Mirzaei et al., 2021), and returning firms in labour-intensive industries encountered a scarcity of specialised manpower (Di Mauro et al., 2018). Review-level syntheses record the same cluster across the wider literature (Wiesmann et al., 2017; Ocicka, 2016). Li et al.'s (2025) findings, however, are reported at the level of their Swedish sample and are not disaggregated by host country; they support the general pattern, not a China-specific claim.</w:t>
+        <w:t>The most striking pattern in the results is the predominance of the asset/capability category. The only barrier theme that is supported by direct case evidence, review syntheses and conceptual argument is the domestic skills and competence gap, and the physical counterpart — missing capacity, machinery and complementary tooling — is almost as broadly supported. The evidence thus suggests that the main challenge of reshoring is not so much about making the right decision, or even about paying for the reshoring, but about rebuilding productive capacity that has been lost over the years of offshoring. The most compelling evidence for this interpretation is the China-to-UK case reported by Pegoraro et al. (2022), where the acquisition of the machinery was only the first step: the company had to acquire tooling, software, technical services, and train its workforce for about a year before production quality was acceptable. In this case (Pegoraro et al., 2022), a single acquisition decision was followed by a twelve-month capability-building process, providing a more tangible example than any overall finding of the need for a separate analysis of the implementation stage. The general empirical evidence is in the same direction. Even after the reshoring decision, Swedish companies faced challenges related to lack of skills, equipment, and capacity (Li et al., 2025; Mirzaei et al., 2021), while reshoring companies in labour-intensive sectors experienced a shortage of skilled workforce (Di Mauro et al., 2018). The same cluster is found in review-level syntheses in the broader literature (Wiesmann et al., 2017; Ocicka, 2016). The results of Li et al. (2025), however, are presented at the level of their Swedish sample and not disaggregated by host country; they support the general pattern, not a China-specific claim.</w:t>
       </w:r>
     </w:p>
     <w:p>
       <w:r>
-        <w:t>This capability reading explains why reshoring implementation is not simply offshoring in reverse. When production moved to Asia, it moved towards host locations that already possessed suppliers, skilled labour, and infrastructure; the offshoring firm could plug into an existing manufacturing ecosystem (Yang, 2016). The returning firm faces the opposite situation: the domestic ecosystem it left behind has partially disappeared. The review literature describes this as infrastructure lock-out and the hollowing-out of domestic supplier bases (Wiesmann et al., 2017; Ocicka, 2016), and the conceptual literature explains its persistence through the stickiness of established value chains (D'Ambrosio &amp; Lavoratori, 2025). This review adds that the asymmetry operates on both sides of the move at once. On the exit side, host-country layoff regulations, locked investments, and closure costs make leaving slow and expensive (Li et al., 2025; Di Stefano &amp; Fratocchi, 2019). On the arrival side, the firm must rebuild skills, equipment, and supplier relationships under the cost conditions of a high-wage economy (Mirzaei et al., 2021). A firm can therefore be caught between a host country that is costly to leave and a home country that is not ready to receive it — a combination that neither side's evidence, read alone, fully conveys.</w:t>
+        <w:t>This capability reading is the reason for the fact that reshoring implementation is not offshoring in reverse. As production shifted to Asia, production shifted to places where suppliers, skilled labour and infrastructure were already in place; the offshoring firm could simply connect to an existing manufacturing ecosystem (Yang, 2016). The other way around is true for the returning company: the domestic ecosystem it has left behind has partially vanished. This is referred to in the review literature as infrastructure lock-out and the hollowing-out of domestic supplier bases (Wiesmann et al., 2017; Ocicka, 2016), and in the conceptual literature as the stickiness of established value chains (D'Ambrosio &amp; Lavoratori, 2025). This review also notes that the asymmetry is active on both sides of the move simultaneously. On the exit side, layoff regulations in the host country, locked investments, and exit costs make exit slow and costly (Li et al., 2025; Di Stefano &amp; Fratocchi, 2019). On the receiving end, the company needs to re-establish skills, equipment and supplier relationships at the cost of a high-wage economy (Mirzaei et al., 2021). Thus a firm may find itself in a situation where it is expensive to leave the host country, but the home country is not prepared to accept it.</w:t>
       </w:r>
     </w:p>
     <w:p>
       <w:r>
-        <w:t>The results also suggest that barrier categories do not operate independently — they interact. The clearest illustration is the China-to-Italy case reported by Pedroletti (2025). There, dependence on specialised Chinese supplier capabilities — an asset/capability barrier — made full reshoring practically impossible, which forced a partial return; partial return in turn split production between two countries, creating new coordination costs and reducing the firm's bargaining power towards its remaining suppliers — cost/operational barriers — while the reduced order volumes strained the supplier relationship itself, an organisational and relational barrier (Pedroletti, 2025). One initial capability gap thus cascaded into operational and relational difficulties. A similar interaction appears between organisational readiness and every other category: Boffelli et al. (2021) found that relocation failures were directly connected to implementation-stage mistakes, which implies that weak readiness amplifies whatever other barriers a firm encounters, because problems that a prepared organisation could absorb become failures in an unprepared one. Organisational readiness is therefore better read not as one barrier among eighteen but as a condition that shapes how damaging the remaining barriers become. Boffelli et al.'s (2021) cases involved European and North African host countries, not Asia, so this interpretation describes a general implementation mechanism, not an Asia-specific finding.</w:t>
+        <w:t>The results also indicate that barrier categories are not independent, but interact. The most obvious example is the China-to-Italy case reported by Pedroletti (2025). There, the firm's inability to fully reshore due to dependence on specialised supplier capabilities (asset/capability barrier) led to a partial return, which in turn created new coordination costs and reduced the firm's bargaining power towards the remaining suppliers (cost/operational barrier), while the reduced order volumes strained the supplier relationship itself (organisational and relational barrier) (Pedroletti, 2025). One capability gap thus led to operational and relational challenges. The same relationship seems to hold between organisational readiness and all other categories: Boffelli et al. (2021) discovered that relocation failures were directly linked to implementation-stage errors, meaning that if a firm is not ready, any other obstacle it faces becomes a failure, as what a ready firm can overcome becomes a failure for an unprepared firm. Organisational readiness should thus not be interpreted as one of eighteen barriers, but rather as a condition that influences the impact of the other barriers. The cases of Boffelli et al. (2021) were not Asian, but European and North African host countries, so this is not an Asia-specific finding, but rather a description of a general implementation mechanism.</w:t>
       </w:r>
     </w:p>
     <w:p>
       <w:r>
-        <w:t>The distinction between full and partial reshoring deserves particular emphasis, because it changes what "barrier" means. In the conventional reading, a barrier is something that makes reshoring harder or more likely to fail. The evidence from Pedroletti (2025) shows a second possibility: barriers can constrain the scope of reshoring, producing a hybrid configuration in which part of production returns and part remains offshore. In that case, the barrier did not stop the project; it redefined it. This matters for interpretation because studies that record reshoring as a binary event may miss such partial outcomes entirely, and because a partial return generates its own ongoing operational burden — the fine-slicing coordination reported in the case (Pedroletti, 2025) — rather than a one-off transition cost. The evidence suggests, cautiously, that partial reshoring should be read not only as a strategic choice but sometimes as the observable footprint of implementation barriers that made a full return infeasible.</w:t>
+        <w:t>It is important to highlight the difference between full and partial reshoring, as this alters the meaning of "barrier". In the traditional interpretation, a barrier is an element that increases the difficulty or failure of reshoring. The evidence from Pedroletti (2025) suggests a second possibility: barriers can limit the extent of reshoring, resulting in a hybrid scenario where some production is brought back and some stays offshore. If so, the barrier wasn't an obstacle to the project, it was a redefinition of the project. This is relevant for interpretation because studies that capture reshoring as a binary event may not capture such partial outcomes at all, and because a partial return is not a one-off transition cost, but rather an ongoing operational burden, as reported in the case (Pedroletti, 2025). The evidence indicates, tentatively, that partial reshoring is not just a strategic decision, but sometimes the visible sign of implementation obstacles that prevented full reshoring.</w:t>
       </w:r>
     </w:p>
     <w:p>
       <w:r>
-        <w:t>Two qualifications discipline all of these interpretations. The genuinely Asia-specific direct evidence comes down to two documented cases — an automotive supplier returning from China to the United Kingdom (Pegoraro et al., 2022) and a manufacturer partially returning from China to Italy (Pedroletti, 2025). These cases converge on capability rebuilding and supplier dependence as the operative difficulties (Pegoraro et al., 2022; Pedroletti, 2025), which is consistent with the general pattern, but two cases from one host country cannot represent Asian markets as a whole, and nothing here should be read as a claim about, for instance, returns from Vietnam, India, or Indonesia. The second qualification concerns the thinness of the regulatory/institutional category, the least supported by direct empirical evidence. It may reflect genuine unimportance, but it may equally reflect the composition of the evidence base. Exit-side regulatory constraints were identified in the one study that looked for them systematically (Li et al., 2025) and recur in the review literature (Di Stefano &amp; Fratocchi, 2019), which points to under-observation more than absence. The categories are weighted here by the evidence they have, while acknowledging that absence of evidence is not evidence of absence.</w:t>
+        <w:t>There are two qualifications to all these interpretations. The direct evidence that is truly Asia-specific is limited to two documented cases: one automotive supplier that returned from China to the United Kingdom (Pegoraro et al., 2022) and one manufacturer that partially returned from China to Italy (Pedroletti, 2025). As in the general pattern, these cases focus on capability rebuilding and supplier dependence, but two cases in one host country cannot be interpreted as representing Asian markets in general, and nothing here should be interpreted as a statement about, say, returns from Vietnam, India, or Indonesia. The second qualification relates to the thinness of the regulatory/institutional category, which is the least supported by direct empirical evidence. It could be because it is truly unimportant, but it could also be because of the makeup of the evidence base. The one study that systematically searched for them found exit-side regulatory constraints (Li et al., 2025), and they are also mentioned in the review literature (Di Stefano &amp; Fratocchi, 2019), suggesting that they are not absent but under-observed. The categories are weighted here according to the evidence they have, but it is recognized that absence of evidence is not evidence of absence.</w:t>
       </w:r>
     </w:p>
     <w:p>
       <w:r>
-        <w:t>Taken together, the results answer the core research question as follows. The central barriers that manufacturing firms face when implementing reshoring from Asian markets are, on the strongest available evidence, the reconstruction of domestic capability — skills, machinery, tooling, and the surrounding ecosystem — and dependence on specialised host-country suppliers, compounded by underestimated operational adjustments and organisational readiness gaps during the transfer, by the new fixed and coordination costs of the return, and, less visibly but persistently, by host-country exit constraints. These barriers are unevenly evidenced, interact with one another, and in at least one documented case limited how much production could return at all.</w:t>
+        <w:t>The results, as a whole, address the central research question as follows. On the best available evidence, the main obstacles to reshoring from Asian markets are the reconstruction of domestic capability (skills, machinery, tooling, and the surrounding ecosystem) and reliance on specialised host-country suppliers, exacerbated by underestimated operational changes and organisational readiness gaps during the transfer, by the new fixed and coordination costs of the return, and, less obviously but more permanently, by host-country exit constraints. These barriers are not evenly documented, are interdependent, and in at least one documented case, limited how much production could be returned at all.</w:t>
       </w:r>
     </w:p>
     <w:p>
@@ -2702,22 +2712,22 @@
     </w:p>
     <w:p>
       <w:r>
-        <w:t>From a Transaction Cost Economics perspective (Williamson, 1985), the exit-side findings acquire a common logic. Asset specificity — investment committed to a particular exchange relationship (Williamson, 1985) — explains why offshore arrangements resist unwinding. The locked investments and substantial exit costs reported among Swedish firms (Li et al., 2025), the closure fees and layoff constraints recorded in the review literature (Di Stefano &amp; Fratocchi, 2019), and the contractual and intellectual-property dependencies that prevent a firm from simply relocating production it does not fully control (Li et al., 2025) are all, in transaction-cost terms, the price of dismantling governance structures built around specific assets. The same lens interprets the hybrid configuration that follows a partial return: coordinating production split between home and host locations, with technically interdependent components moving between them, is precisely the kind of exchange that generates ongoing transaction costs. The reduced bargaining power towards fewer, non-substitutable suppliers reported in the China-to-Italy case (Pedroletti, 2025) reflects the small-numbers dependency that transaction-cost reasoning associates with specific assets. Bounded rationality, finally, offers an interpretation of the miscalculation findings: firms underestimated operational adjustments (Boffelli et al., 2021) and encountered cost surprises during relocation (Li et al., 2025) not necessarily through negligence, but because the information needed for a complete ex ante calculation of an implementation process is not available in advance. Except where studies explicitly employ related frameworks, these are interpretations developed by this thesis; the reviewed studies did not test transaction-cost hypotheses, and this reading does not claim to validate the theory.</w:t>
+        <w:t>The exit-side findings have a common logic from a Transaction Cost Economics (TCE) perspective (Williamson, 1985). Offshore arrangements are resistant to unwinding because of asset specificity, which is investment tied to a specific exchange relationship (Williamson, 1985). In transaction-cost terms, the locked investments and significant exit costs reported among Swedish firms (Li et al., 2025), the closure fees and layoff constraints reported in the review literature (Di Stefano &amp; Fratocchi, 2019), and the contractual and intellectual-property constraints that prevent a firm from simply relocating production it does not fully control (Li et al., 2025) are all the price of dismantling governance structures built around specific assets. The hybrid configuration, which involves a partial return, is exactly the kind of production split that involves ongoing transaction costs: coordinating production between home and host locations, with technically interdependent components moving back and forth. The small-numbers dependency that transaction-cost reasoning associates with specific assets is reflected in the reduced bargaining power towards fewer, non-substitutable suppliers reported in the China-to-Italy case (Pedroletti, 2025). Finally, bounded rationality provides an explanation for the miscalculation results: firms underestimated operational changes (Boffelli et al., 2021) and faced cost surprises when relocating (Li et al., 2025) not because they were negligent, but because they could not have all the information required to make a full ex ante calculation of an implementation process. Unless explicitly used in the studies, these are interpretations made by this thesis; the studies reviewed did not test transaction-cost hypotheses, and this reading does not attempt to validate the theory.</w:t>
       </w:r>
     </w:p>
     <w:p>
       <w:r>
-        <w:t>Through a Resource-Based View lens (Barney, 1991), the arrival-side findings form an equally coherent picture. The capabilities that offshoring firms allowed to erode — manufacturing skills, tacit production knowledge, supplier relationships, and functioning regional ecosystems — are exactly the kinds of resources the theory identifies as difficult to imitate or acquire quickly: they are built through experience, embedded in people and routines, and dependent on complementary assets (Barney, 1991). This explains the most consistent finding of the review: capability gaps cannot be closed by purchase alone. The China-to-UK case demonstrates this in miniature — the machine could be bought, but the ability to operate it productively took a year of training and error-elimination to build (Pegoraro et al., 2022) — and the general evidence on skills shortages, generational knowledge loss, and supplier-network gaps (Di Mauro et al., 2018; Mirzaei et al., 2021; Ocicka, 2016) shows the same logic at sample level. An RBV reading also illuminates the regional ecosystem findings: the availability of skilled labour, specialised suppliers, and supporting institutions in the home region (Pegoraro et al., 2022) functions as a complementary resource endowment that individual firms draw on but cannot create alone.</w:t>
+        <w:t>The findings from the arrival side are similarly coherent from a Resource-Based View perspective (Barney, 1991). The capabilities that offshoring firms allowed to erode — manufacturing skills, tacit production knowledge, supplier relationships, and functioning regional ecosystems — are the kinds of resources that the theory says are hard to imitate or acquire quickly: they are developed through experience, they are embedded in people and routines, and they rely on complementary assets (Barney, 1991). This is why the most consistent finding of the review is that capability gaps cannot be filled with a purchase. The China-to-UK case illustrates this in miniature: the machine could be purchased, but it took a year of training and error-elimination to be able to operate it productively (Pegoraro et al., 2022); and the general evidence on skills shortages, generational knowledge loss, and supplier-network gaps (Di Mauro et al., 2018; Mirzaei et al., 2021; Ocicka, 2016) shows the same logic at sample level. The availability of skilled labour, specialised suppliers, and supporting institutions in the home region (Pegoraro et al., 2022) acts as a complementary resource endowment that individual firms can access but not produce on their own, which also sheds light on the regional ecosystem findings.</w:t>
       </w:r>
     </w:p>
     <w:p>
       <w:r>
-        <w:t>The two perspectives are most useful in combination, because several barriers are simultaneously transaction-cost and capability problems. Host-supplier dependence is the clearest example: from a TCE perspective it creates switching costs and a hold-up risk (Williamson, 1985), while through an RBV lens it marks a capability the firm never internalised (Barney, 1991). The China-to-Italy case shows both faces at once, with the firm unable to replace the supplier's specialised capability (a resource gap) and simultaneously exposed to deteriorating relational terms as volumes fell (a governance problem) (Pedroletti, 2025). Taken together, the two perspectives also explain the central puzzle the thesis began with: why firms that have already decided to reshore still struggle to do it. The decision reflects a comparison of locations; the implementation requires dismantling specific governance arrangements (TCE) and rebuilding scarce resources (RBV), and neither task is captured by the location comparison itself.</w:t>
+        <w:t>The two views are most effective when used together, as several barriers are both transaction-cost and capability issues. The most obvious example is host-supplier dependence, which from a TCE perspective involves switching costs and a hold-up risk (Williamson, 1985), and from an RBV perspective is a capability that the firm never internalised (Barney, 1991). The China-to-Italy case illustrates both sides of the coin: the firm lacked the capability to substitute the supplier (a resource gap) and at the same time faced a decline in the relational terms as volumes decreased (a governance problem) (Pedroletti, 2025). Combined, the two views also help to answer the central puzzle the thesis started with: why firms that have already made the decision to reshore still have difficulties in reshoring. The decision is a comparison of locations, but the implementation involves dismantling governance arrangements (TCE) and rebuilding scarce resources (RBV), neither of which is captured by the comparison of locations.</w:t>
       </w:r>
     </w:p>
     <w:p>
       <w:r>
-        <w:t>The limitation of this theoretical apparatus should be acknowledged. Two findings sit awkwardly within it: the adverse relational response of the Chinese supplier in Pedroletti's (2025) case is better captured by the network and embeddedness perspective the study itself employs, which treats trust and mutual orientation as relationship-level phenomena rather than firm-level costs or resources; and the education-system mismatch reported by Mirzaei et al. (2021) is an institutional condition that neither TCE nor RBV addresses directly, since no individual firm can transact or resource its way out of a national skills shortage. Using TCE and RBV as the organising lenses therefore brings analytical clarity at the price of leaving relational and institutional dynamics at the margins — a boundary that future theoretical work on reshoring implementation might address.</w:t>
+        <w:t>It should be recognized that this theoretical apparatus is limited. Two findings are somewhat out of place in it: the negative relational response of the Chinese supplier in Pedroletti's (2025) study is more of a network and embeddedness phenomenon, as trust and mutual orientation are not firm-level costs or resources, but rather a relationship-level phenomenon; and the education-system mismatch reported by Mirzaei et al. (2021) is an institutional condition, which neither TCE nor RBV directly addresses, as no individual firm can transact or resource its way out of a national skills shortage. The application of TCE and RBV as the organising lenses thus provides analytical clarity at the cost of neglecting the relational and institutional aspects, which could be a focus for future theoretical research on reshoring implementation.</w:t>
       </w:r>
     </w:p>
     <w:p>
@@ -2730,32 +2740,32 @@
     </w:p>
     <w:p>
       <w:r>
-        <w:t>The managerial implications of these findings are best organised along the implementation process itself, because the evidence shows different barriers biting at different stages. They are evidence-based considerations, not guaranteed solutions, and their relevance will vary with industry, production technology, firm size, the home-country ecosystem, and the depth of the firm's dependence on Asian suppliers.</w:t>
+        <w:t>The managerial implications of these findings can be best structured around the implementation process itself, since the evidence indicates that various barriers are biting at various stages. They are not solutions but evidence-based considerations that will be relevant depending on industry, production technology, firm size, the home-country ecosystem, and the extent to which the firm relies on Asian suppliers.</w:t>
       </w:r>
     </w:p>
     <w:p>
       <w:r>
-        <w:t>At the feasibility and preparation stage, the findings indicate the value of two assessments that the reviewed cases suggest are often incomplete. The first is a genuine total-cost analysis of the return: the evidence on cost miscalculation (Li et al., 2025) and underestimated operational adjustments (Boffelli et al., 2021) suggests that firms budget for the visible transaction — equipment, freight, facilities — while underestimating transition costs, ramp-up losses, and coordination burdens; the total-cost-of-acquisition logic discussed in the reshoring literature (Ocicka, 2016) applies as much to leaving Asia as it did to going there. The second is a capability audit conducted before commitment: managers should assess which production knowledge, skills, and supplier capabilities the firm actually controls, and which reside with the host-country supplier or subsidiary, since the China-to-Italy case shows that a capability the firm assumed it could replace determined the entire scope of what could be reshored (Pedroletti, 2025).</w:t>
+        <w:t>During the feasibility and preparation phase, the results show the worth of two tests that the analyzed cases imply are not complete most of the time. The former is a true total-cost analysis of the return: the data on cost miscalculation (Li et al., 2025) and underestimated operational adjustments (Boffelli et al., 2021) indicate that companies plan the visible part of the transaction — equipment, freight, facilities — while underestimating transition costs, ramp-up losses, and coordination burdens; the total-cost-of-acquisition logic of the reshoring literature (Ocicka, 2016) is applicable to leaving Asia as much as it is to going there. The second is a capability audit prior to commitment: managers are supposed to evaluate what production knowledge, skills, and supplier capabilities the firm actually has control over, and what is held by the host-country supplier or subsidiary, as the China-to-Italy case demonstrates that a capability that the firm thought it could substitute decided the whole range of what could be reshored (Pedroletti, 2025).</w:t>
       </w:r>
     </w:p>
     <w:p>
       <w:r>
-        <w:t>At the exit stage, the findings indicate the value of legal and regulatory due diligence in the host country well before the decision is announced. Layoff regulations, closure restrictions, and contractual obligations shaped the speed and cost of exit among the firms studied by Li et al. (2025), and the review literature adds closure fees, fiscal obligations, and the social dimension of plant closure (Di Stefano &amp; Fratocchi, 2019). A firm considering reshoring should therefore account for exit costs and timelines as a distinct budget line, and — where the evidence on employee and stakeholder responses is taken seriously (Di Stefano &amp; Fratocchi, 2019) — plan the communication and treatment of the offshore workforce as part of implementation rather than as an afterthought.</w:t>
+        <w:t>The results at the exit stage show the importance of legal and regulatory due diligence in the host country long before the decision is announced. The rate and the cost of exit in the firms examined by Li et al. (2025) were influenced by layoff policies, closure policies, and contractual requirements, and the literature review includes closure fees, fiscal requirements, and the social aspect of plant closure (Di Stefano &amp; Fratocchi, 2019). The exit costs and timelines should be considered as a separate budget line by a firm that is considering reshoring, and, where the evidence on employee and stakeholder reactions is taken seriously (Di Stefano &amp; Fratocchi, 2019), the communication and treatment of the offshore workforce should be planned as a part of the implementation, not as an afterthought.</w:t>
       </w:r>
     </w:p>
     <w:p>
       <w:r>
-        <w:t>During transfer and rebuilding, the strongest single practical lesson of the review is that production capability is a system rather than a purchase. The China-to-UK case suggests that machinery acquisition should be planned together with complementary tooling, software, technical services, and a workforce-training programme with a realistic time horizon — in that case roughly twelve months of learning before acceptable quality was reached, a figure that reflects one case's experience, not a norm, but that usefully calibrates expectations (Pegoraro et al., 2022). Because the domestic supplier base may have thinned during the offshoring years (Ocicka, 2016; Mirzaei et al., 2021), supplier mapping and early engagement with the home region's ecosystem — training institutions, equipment providers, industrial-support organisations — are indicated, since regional readiness manifested in the case evidence as search and development time added to the schedule (Pegoraro et al., 2022).</w:t>
+        <w:t>The most powerful single practical lesson of the review during transfer and rebuilding is that production capability is a system and not a purchase. The China-to-UK case indicates that machinery acquisition must be scheduled along with complementary tooling, software, technical services, and a workforce-training programme with a realistic time horizon — in that case about a year of learning before acceptable quality was achieved, a figure that reflects the experience of one case, not a standard, but that usefully scales expectations (Pegoraro et al., 2022). Since the domestic supplier base might have been diluted over the offshoring years (Ocicka, 2016; Mirzaei et al., 2021), supplier mapping and early involvement in the ecosystem of the home region, including training institutions, equipment suppliers, industrial-support organisations, are suggested, as regional preparedness was reflected in the case evidence in the form of search and development time added to the schedule (Pegoraro et al., 2022).</w:t>
       </w:r>
     </w:p>
     <w:p>
       <w:r>
-        <w:t>For firms whose dependence on Asian suppliers proves difficult to unwind, the evidence suggests that a phased or partial approach may reduce risk relative to an all-or-nothing return — but with open eyes about its costs. Partial reshoring preserved access to irreplaceable supplier capabilities in the documented case, yet it created a lasting coordination burden between the home and host operations and shifted bargaining power towards the remaining suppliers (Pedroletti, 2025). Managers choosing this route should therefore plan for parallel production and cross-country coordination as a permanent operating condition, not a transition phase, and should assess how the relationship with remaining suppliers will be maintained as volumes change, given the adverse supplier response observed when interaction declined (Pedroletti, 2025).</w:t>
+        <w:t>In companies where reliance on Asian suppliers is hard to unravel, the data indicates that a gradual or partial strategy can lessen risk compared to an all-or-nothing reversion — but with open eyes to its expenses. The partial reshoring maintained access to the irreplaceable supplier capabilities in the documented case, but it imposed a permanent coordination cost on the home and host operations and redistributed the bargaining power to the remaining suppliers (Pedroletti, 2025). Managers who take this path must thus consider parallel production and cross-country coordination as a long-term operating state, not a transitional one, and must evaluate how the relationship with the remaining suppliers will be sustained as volumes vary, as the negative supplier reaction was seen when interaction decreased (Pedroletti, 2025).</w:t>
       </w:r>
     </w:p>
     <w:p>
       <w:r>
-        <w:t>Finally, the organisational findings imply that implementation capacity itself deserves managerial attention. The connection between implementation mistakes and relocation failure (Boffelli et al., 2021), together with the evidence on internal silos and weak employee involvement in domestic manufacturing (Mirzaei et al., 2021), indicates the value of cross-functional coordination — bringing production, sourcing, product development, and finance into the reshoring programme early — and of treating the return as an organisational change project, not a logistics exercise. Where automation is part of the business case, the dual-role evidence should temper expectations: technology can offset home-country cost disadvantages, but its deployment demands digital skills, investment, and organisational adaptation of its own (Bilbao-Ubillos et al., 2024; Gupta et al., 2023; D'Ambrosio &amp; Lavoratori, 2025), so an automation-dependent reshoring plan should include an honest assessment of the firm's digital readiness and scale. Together, these considerations answer the second sub-question: the managerial route to mitigating reshoring barriers runs through early capability and dependency assessment, realistic total costing, host-country exit planning, systemic rebuilding of production capability, deliberate supplier reconfiguration, and investment in the organisation's own implementation capacity.</w:t>
+        <w:t>Lastly, the organisational results suggest that the capacity of implementation itself should be given managerial consideration. The relationship between implementation errors and relocation failure (Boffelli et al., 2021), along with the evidence of internal silos and poor employee engagement in domestic manufacturing (Mirzaei et al., 2021), suggests the importance of cross-functional coordination — the introduction of production, sourcing, product development, and finance into the reshoring programme early — and the need to treat the return as an organisational change project, rather than a logistics exercise. In cases where automation is included in the business case, the dual-role evidence must be moderated: technology can compensate the cost disadvantages of home countries, but its implementation requires digital skills, investment, and organisational adaptation of its own (Bilbao-Ubillos et al., 2024; Gupta et al., 2023; D'Ambrosio &amp; Lavoratori, 2025), and an automation-dependent reshoring strategy must include an honest evaluation of the digital preparedness and size of the firm. Collectively, these deliberations respond to the second sub-question: the managerial path to reshoring barriers mitigation is through initial capability and dependency analysis, realistic total costing, host-country exit planning, systematic reestablishment of production capability, intentional supplier reconfiguration, and investment in the own implementation capacity of the organisation.</w:t>
       </w:r>
     </w:p>
     <w:p>
@@ -2768,17 +2778,17 @@
     </w:p>
     <w:p>
       <w:r>
-        <w:t>The conclusions of this thesis must be read against the limitations of its method and evidence base. As a systematic literature review, the study synthesises published research rather than observing reshoring directly, and it inherits the coverage and biases of that literature, including the likelihood that successfully completed reshoring projects are more visible in published research than abandoned or failed ones. The formal analytical sample is small — twenty-one studies, of which only a minority provide direct implementation evidence — and the genuinely Asia-specific direct evidence consists of two single-case studies, both documenting returns from China to Western Europe. In practice, this means the barriers identified here can be organised with reasonable confidence, but they cannot be weighted by frequency or generalised beyond the documented Asia-specific cases; the framework should be read as a structured map of the evidence, not a ranking of universal obstacles.</w:t>
+        <w:t>The limitations of this thesis and its method and evidence base should be read against the conclusions of this thesis. Being a systematic literature review, the study is a synthesis of published studies, not an observation of reshoring in practice, and inherits the coverage and biases of published studies, such as the possibility that successful reshoring projects are more likely to be reported in published studies than unsuccessful or failed ones. The formal analytical sample is small — twenty-one studies, only a minority of which give direct implementation evidence — and the truly Asia-specific direct evidence is two single-case studies, both reporting returns from China to Western Europe. Practically, this implies that the barriers listed here can be arranged with reasonable certainty, but they cannot be weighted by frequency or extrapolated to the rest of the world; the framework is to be interpreted as a systematic map of the evidence, rather than a hierarchy of universal barriers.</w:t>
       </w:r>
     </w:p>
     <w:p>
       <w:r>
-        <w:t>Several limitations follow from the search and screening process. Literature discovery relied on Google Scholar, with the early searching conducted iteratively and without a prospectively documented protocol, and the review depended on English-language, accessible publications; relevant evidence in other languages or behind unavailable full texts may have been missed. Screening and coding were carried out by a single researcher, without the inter-coder reliability checks that a research team would allow. The evidence-classification dimensions used to organise the corpus record the type, relevance, and Asia-specificity of the evidence, but they do not amount to a full methodological quality appraisal of each study, and no claim in this thesis rests on verified page-level citations of the primary texts. Finally, the boundaries between the four framework categories — and between drivers, barriers, and outcomes — required judgement in several codings, since some reviewed studies do not separate the decision and implementation stages cleanly; the category assignments should therefore be treated as reasoned rather than mechanical.</w:t>
+        <w:t>The search and screening process have several limitations. The discovery of the literature was based on Google Scholar, and the initial search was exploratory and iterative and was not guided by a prospectively documented protocol, and the review was based on English-language, accessible publications; other languages or publications that were not available in full might have been overlooked. A single researcher conducted screening and coding, and did not have the inter-coder reliability checks that a research team would provide. The evidence-classification dimensions employed to sort the corpus capture the type, relevance, and Asia-specificity of the evidence, but do not constitute a complete methodological quality assessment of each study, and no assertion in this thesis is based on proven page-level citation of the original texts. Lastly, the delimiting of the four framework categories and the drivers, barriers and outcomes needed to be judged in some codings, as not all studies reviewed are able to draw a clear line between the decision and implementation phases; the category assignment must be considered as a reasoned and not a mechanical process.</w:t>
       </w:r>
     </w:p>
     <w:p>
       <w:r>
-        <w:t>These limitations point directly to the research that is needed. The most valuable contribution would be longitudinal studies that follow firms through the entire reshoring process, from decision through exit, transfer, and ramp-up to stabilised domestic production, because the existing evidence captures stages in isolation and cannot show how barriers evolve or compound over time. Comparative work across different Asian host countries is needed for the same reason this review had to confine its Asia-specific claims to China: whether exit constraints, supplier dependence, and capability gaps operate similarly in returns from Vietnam, India, or other Asian manufacturing locations is simply unknown. The contrast between full and partial reshoring that emerged from the case evidence deserves systematic study, as does the behaviour of host-country suppliers when their customers reduce or withdraw volumes — the adverse-response finding rests on a single case and may vary considerably with market conditions. Research on failed or abandoned reshoring projects would correct the success bias inherent in the published record and would test the implementation-mistakes finding on the outcomes where it matters most. Studies of small and medium-sized firms are needed because the conceptual literature suggests their reshoring differs in kind — undertaken defensively and with thinner managerial resources (D'Ambrosio &amp; Lavoratori, 2025) — while most direct evidence comes from established manufacturers. Finally, the four-category framework developed here is a synthesis product and would benefit from quantitative testing across a larger sample of implementation cases, and the theoretical reading offered in Section 5.2 remains interpretive: direct empirical reshoring research that operationalises transaction-cost and resource-based constructs — asset specificity, switching costs, capability rebuilding time — would show whether the mechanisms proposed here in fact drive the barriers observed.</w:t>
+        <w:t>These constraints are indicative of the required research. Longitudinal studies that track firms through the whole reshoring process, decision to exit, transfer, and ramp-up to stabilised domestic production, would be the most valuable contribution since the current evidence only captures stages separately and cannot demonstrate how barriers accumulate or compound over time. The same reason why this review was forced to limit its Asia-specific assertions to China is why comparative work across other Asian host countries is required: whether exit constraints, supplier dependence, and capability gaps work in the same way in returns from Vietnam, India, or other Asian manufacturing locations is simply unknown. The difference between full and partial reshoring that the case evidence revealed should be systematically studied, as well as the behaviour of host-country suppliers when their customers cut or pull volumes — the adverse-response result is based on one case and can differ significantly depending on the market environment. A study of failed or abandoned reshoring initiatives would rectify the success bias of the published record and would test the implementation-mistakes result on the outcomes where it matters most. Small and medium-sized firms should be studied since the conceptual literature indicates that their reshoring is different in nature — done defensively and with less managerial resources (D'Ambrosio &amp; Lavoratori, 2025) — and most direct evidence is provided by established manufacturers. Lastly, the four-category framework derived here is a synthesis product and would be improved by quantitative testing on a larger sample of implementation cases, and the theoretical reading presented in Section 5.2 is interpretive: direct empirical reshoring studies that operationalise transaction-cost and resource-based constructs — asset specificity, switching costs, capability rebuilding time — would demonstrate whether the mechanisms described here in fact drive the barriers observed.</w:t>
       </w:r>
     </w:p>
     <w:p>
@@ -2796,7 +2806,7 @@
     </w:p>
     <w:p>
       <w:r>
-        <w:t>This thesis set out to answer a question that the reshoring literature had largely left open: not why manufacturing firms decide to bring production home from Asia, but what stands in their way once they try. This concluding chapter draws the analysis together, answers the research question and the two sub-questions directly, states the contribution of the study, and closes with an honest account of what the evidence does and does not support.</w:t>
+        <w:t>This thesis aimed to provide an answer to a question that the reshoring literature had left mostly unanswered: not why manufacturing companies choose to take production back home out of Asia, but what impedes them when they attempt to do so. This final chapter brings the analysis to a close, directly answers the research question and the two sub-questions, declares the contribution of the study, and ends with a frank discussion of what the evidence does and does not support.</w:t>
       </w:r>
     </w:p>
     <w:p>
@@ -2807,7 +2817,7 @@
         <w:t>Core research question.</w:t>
       </w:r>
       <w:r>
-        <w:t xml:space="preserve"> On the evidence reviewed, the central barriers that manufacturing firms face when implementing reshoring strategies from Asian markets are, first and foremost, the reconstruction of domestic capability: the skills, machinery, tooling, and surrounding supplier ecosystem that eroded during the years of offshoring and cannot be restored by acquisition alone (Pegoraro et al., 2022). Closely linked to this is dependence on specialised host-country suppliers, which in the documented case evidence constrained not only how a return was carried out but how much of it was possible at all (Pedroletti, 2025). These capability-side difficulties are compounded by underestimated operational adjustments and organisational readiness gaps (Boffelli et al., 2021), by the new fixed and coordination costs that a return generates, and, less visibly but persistently, by host-country exit constraints such as layoff regulations and closure obligations (Li et al., 2025). None of these barriers operates in isolation: a capability gap can cascade into operational and relational difficulties, and weak organisational readiness amplifies whatever other barriers a firm encounters. Implementation therefore emerges as a distinct and demanding stage in its own right, not a formality that follows automatically once the location decision has been made.</w:t>
+        <w:t xml:space="preserve"> The key obstacles that manufacturing companies encounter when implementing reshoring from Asian markets, on the evidence reviewed, are, first and foremost, the rebuilding of domestic capability: the skills, machinery, tooling, and the ecosystem of suppliers that have been lost over the years of offshoring and cannot be rebuilt through acquisition alone (Pegoraro et al., 2022). This is closely related to reliance on specialised host-country suppliers, as in the case evidence documented, this limited not only the manner in which a return was conducted but also the extent of the return that was possible (Pedroletti, 2025). These capability-side challenges are exacerbated by the underestimation of operational changes and organisational readiness gaps (Boffelli et al., 2021), the new fixed and coordination costs that a return brings, and, less obviously but still, by host-country exit constraints like layoff regulations and closure obligations (Li et al., 2025). All these barriers do not exist in a vacuum: a capability gap may lead to operational and relational challenges, and poor organisational preparedness magnifies any other barriers that a firm faces. Implementation thus becomes a separate and challenging phase, rather than a routine that can be taken for granted after the location decision is made.</w:t>
       </w:r>
     </w:p>
     <w:p>
@@ -2818,7 +2828,7 @@
         <w:t>Sub-question 1.</w:t>
       </w:r>
       <w:r>
-        <w:t xml:space="preserve"> The identified barriers were categorised into a systematic firm-level framework of four categories — regulatory/institutional, cultural/organisational, cost/operational, and asset/capability — comprising eighteen barrier themes drawn from the reviewed literature. This framework, presented in full in Table 1 and Appendix B, consolidates evidence that the literature had previously reported in scattered form into a single structure organised by the type of obstacle rather than by industry, country, or individual study. It also makes visible where the evidence base is strong and where it is thin. Asset/capability barriers carry the broadest and most consistent support across evidence types, while the regulatory/institutional category rests on the fewest sources. This pattern is treated as a property of the evidence base, not a settled statement about the real-world importance of regulatory obstacles.</w:t>
+        <w:t xml:space="preserve"> The identified barriers were grouped into a systematic firm-level framework of four categories: regulatory/institutional, cultural/organisational, cost/operational, and asset/capability, and eighteen barrier themes based on the literature reviewed. This framework, detailed in full in Table 1, brings together evidence previously reported in the literature in a single structure, based on the type of obstacle, and not on industry, country or individual study. It also highlights areas of strong and weak evidence. The asset/capability barriers have the most widespread and consistent evidence support across evidence types, and the regulatory/institutional category has the least evidence support. This is not a final conclusion on the significance of regulatory barriers in the real world, but rather a characteristic of the evidence base.</w:t>
       </w:r>
     </w:p>
     <w:p>
@@ -2829,7 +2839,7 @@
         <w:t>Sub-question 2.</w:t>
       </w:r>
       <w:r>
-        <w:t xml:space="preserve"> Based on these findings, the identified barriers can be mitigated by addressing them at the stage of the return process at which they arise. Before commitment, a genuine total-cost analysis of the return and a capability audit of what the firm actually controls — as opposed to what resides with the host-country supplier — help prevent the underestimation that the evidence repeatedly documents. At the exit stage, host-country regulatory and contractual due diligence should be budgeted as a distinct line item, not treated as incidental to the move. During transfer and rebuilding, capability should be planned as a system of machinery, tooling, software, and workforce training rather than as a single purchase. Early engagement with the home region's supplier and training ecosystem is indicated wherever that ecosystem has thinned. Where dependence on Asian suppliers cannot be unwound quickly, a phased or partial approach may reduce risk, provided managers plan for the resulting cross-country coordination as a lasting operating condition. Underlying all of these measures is a more general implication: implementation capacity — cross-functional coordination and organisational readiness — is itself a resource that firms should build deliberately, because the evidence shows it determines how damaging the other barriers become.</w:t>
+        <w:t xml:space="preserve"> These findings suggest that the barriers identified can be mitigated by tackling them at the point in the return process where they occur. A true total-cost analysis of the return and a capability audit of what the firm controls (not the host-country supplier) helps prevent the underestimation that the evidence repeatedly documents, before commitment. Host country regulatory and contractual due diligence should be budgeted as a separate line item at the exit stage, rather than as an incidental to the move. Capability should be planned as a system of machinery, tooling, software and workforce training, not as a single purchase, during transfer and rebuilding. Wherever the supplier and training ecosystem has thinned, early engagement with the home region's ecosystem is indicated. If the reliance on Asian suppliers cannot be unwound rapidly, a phased or partial approach may be a way of reducing risk, but managers must plan for the cross-country coordination as a permanent operating state. All of these measures have a more general implication: implementation capacity, cross-functional coordination and organisational readiness, is a resource that firms should develop intentionally, as the evidence suggests that it is what makes the other barriers more or less harmful.</w:t>
       </w:r>
     </w:p>
     <w:p>
@@ -2840,7 +2850,7 @@
         <w:t>Contribution of the study.</w:t>
       </w:r>
       <w:r>
-        <w:t xml:space="preserve"> The principal contribution of this thesis is a consolidated, firm-level framework of the barriers to reshoring implementation from Asian markets, built from evidence that the existing literature had addressed only in fragments, and interpreted through the complementary lenses of Transaction Cost Economics and the Resource-Based View. Read together, these two perspectives explain why a firm that has already decided to reshore can still struggle to do so. The decision compares locations, but carrying it out requires dismantling transaction-specific governance arrangements on the host side while simultaneously rebuilding scarce, slow-to-acquire resources on the home side, and neither task is captured by the location comparison itself. By shifting analytical attention from why firms reshore to how they carry it out, and by organising that attention around a firm-level framework rather than a list of disconnected findings, the thesis responds directly to the research gap identified in Chapter 1.</w:t>
+        <w:t xml:space="preserve"> The main contribution of this thesis is a comprehensive, firm-level framework of the barriers to reshoring implementation from Asian markets, which had been addressed in the literature in a piecemeal fashion, and interpreted through the complementary lenses of Transaction Cost Economics and the Resource-Based View. Together, these two viewpoints provide a reason why a firm that has already made the decision to reshore may still have difficulty reshoring. The decision is about the location, but the execution of the decision involves breaking down the transaction-specific governance arrangements on the host side and building up the scarce, slow-to-acquire resources on the home side, and neither of these is reflected in the location comparison. The thesis addresses the research gap identified in Chapter 1 by refocusing the analytical lens from the question of why firms reshore to the question of how, and by structuring the analytical focus around a firm-level framework instead of a list of disconnected findings.</w:t>
       </w:r>
     </w:p>
     <w:p>
@@ -2851,7 +2861,7 @@
         <w:t>Scope and closing remarks.</w:t>
       </w:r>
       <w:r>
-        <w:t xml:space="preserve"> This contribution should be read within the limits the thesis has been careful to state throughout. The formal analytical sample comprises twenty-one studies, and the genuinely Asia-specific direct implementation evidence rests on two single-case studies, both documenting returns from China to Western Europe (Pegoraro et al., 2022; Pedroletti, 2025). The framework is therefore best understood as a structured map of what the current literature shows — not a ranking of universal obstacles, and not a claim that generalises beyond China to Asian markets as a whole. Within that scope, the findings indicate clearly that the difficulty of reshoring lies less in deciding to return than in rebuilding, at home, the productive capability that years of offshoring allowed to erode — a conclusion that reframes reshoring not as offshoring in reverse, but as a distinct undertaking with its own logic, its own costs, and its own risk of partial or incomplete success.</w:t>
+        <w:t xml:space="preserve"> This contribution should be read within the bounds that the thesis has carefully set out throughout. The formal analytical sample consists of twenty-one studies, while the direct implementation evidence that is genuinely Asia-specific is based on two single case studies, both reporting returns from China to Western Europe (Pegoraro et al., 2022; Pedroletti, 2025). The framework should thus be viewed as a map of what the current literature reveals, rather than a ranking of universal barriers, and certainly not a statement that can be generalized to the Asian markets in general. In that context, the results show that the challenge of reshoring is not so much about the decision to reshore as about the reconstruction of the productive capability that has been eroded over the years by offshoring — and that reshoring is a different project, with its own rationale, its own costs, and its own potential for partial or incomplete success.</w:t>
       </w:r>
     </w:p>
     <w:p>
@@ -3023,20 +3033,6 @@
     </w:p>
     <w:p>
       <w:r>
-        <w:t xml:space="preserve">Heikkilä, J., Martinsuo, M., &amp; Nenonen, S. (2018). Backshoring of production in the context of a small and open Nordic economy. </w:t>
-      </w:r>
-      <w:r>
-        <w:rPr>
-          <w:i/>
-        </w:rPr>
-        <w:t>Journal of Manufacturing Technology Management, 29</w:t>
-      </w:r>
-      <w:r>
-        <w:t>(4), 658–675. https://doi.org/10.1108/JMTM-12-2016-0178</w:t>
-      </w:r>
-    </w:p>
-    <w:p>
-      <w:r>
         <w:t xml:space="preserve">Kamp, B., &amp; Gibaja, J. J. (2021). Adoption of digital technologies and backshoring decisions: Is there a link? </w:t>
       </w:r>
       <w:r>
@@ -3191,20 +3187,6 @@
     </w:p>
     <w:p>
       <w:r>
-        <w:t xml:space="preserve">Pourhejazy, P., &amp; Ashby, A. (2021). Reshoring decisions for adjusting supply chains in a changing world: A case study from the apparel industry. </w:t>
-      </w:r>
-      <w:r>
-        <w:rPr>
-          <w:i/>
-        </w:rPr>
-        <w:t>International Journal of Environmental Research and Public Health, 18</w:t>
-      </w:r>
-      <w:r>
-        <w:t>(9), Article 4873. https://doi.org/10.3390/ijerph18094873</w:t>
-      </w:r>
-    </w:p>
-    <w:p>
-      <w:r>
         <w:t xml:space="preserve">Robinson, P. K., &amp; Hsieh, L. (2016). Reshoring: A strategic renewal of luxury clothing supply chains. </w:t>
       </w:r>
       <w:r>
@@ -3355,4338 +3337,6 @@
       </w:r>
       <w:r>
         <w:t>, Article 3. https://doi.org/10.1186/s40728-016-0031-4</w:t>
-      </w:r>
-    </w:p>
-    <w:p>
-      <w:r>
-        <w:br w:type="page"/>
-      </w:r>
-    </w:p>
-    <w:p>
-      <w:pPr>
-        <w:pStyle w:val="Heading1"/>
-      </w:pPr>
-      <w:r>
-        <w:t>Appendix A — PRISMA 2020 Flow Diagram</w:t>
-      </w:r>
-    </w:p>
-    <w:p>
-      <w:r>
-        <w:t>Constructed per PRISMA 2020's two-arm flow structure (Page, McKenzie, et al., 2021; Page, Moher, et al., 2021), as described in Chapter 3, §3.2. Arm 1 reports the documented update search (15 July 2026); Arm 2 reports the reconstructable full-text stage of the original exploratory search. The diagram documents the 21-study formal analytical sample only; methodology sources (n = 5) and contextual sources (n = 8) are retained for the thesis but are not "included studies" in the PRISMA sense and are reported separately beneath the diagram. No count or date from the original exploratory phase is estimated.</w:t>
-      </w:r>
-    </w:p>
-    <w:p>
-      <w:r>
-        <w:t>---</w:t>
-      </w:r>
-    </w:p>
-    <w:p>
-      <w:pPr>
-        <w:pStyle w:val="Heading2"/>
-      </w:pPr>
-      <w:r>
-        <w:t>Arm 1 — Identification via databases (documented update search)</w:t>
-      </w:r>
-    </w:p>
-    <w:p>
-      <w:pPr>
-        <w:spacing w:line="240" w:lineRule="auto" w:after="0"/>
-      </w:pPr>
-      <w:r>
-        <w:rPr>
-          <w:rFonts w:ascii="Courier New" w:hAnsi="Courier New"/>
-          <w:sz w:val="18"/>
-        </w:rPr>
-        <w:t>Records identified through database searching</w:t>
-      </w:r>
-    </w:p>
-    <w:p>
-      <w:pPr>
-        <w:spacing w:line="240" w:lineRule="auto" w:after="0"/>
-      </w:pPr>
-      <w:r>
-        <w:rPr>
-          <w:rFonts w:ascii="Courier New" w:hAnsi="Courier New"/>
-          <w:sz w:val="18"/>
-        </w:rPr>
-        <w:t>(Google Scholar, 3 predefined strings, 15 July 2026)</w:t>
-      </w:r>
-    </w:p>
-    <w:p>
-      <w:pPr>
-        <w:spacing w:line="240" w:lineRule="auto" w:after="0"/>
-      </w:pPr>
-      <w:r>
-        <w:rPr>
-          <w:rFonts w:ascii="Courier New" w:hAnsi="Courier New"/>
-          <w:sz w:val="18"/>
-        </w:rPr>
-        <w:t xml:space="preserve">                    n = 102</w:t>
-      </w:r>
-    </w:p>
-    <w:p>
-      <w:pPr>
-        <w:spacing w:line="240" w:lineRule="auto" w:after="0"/>
-      </w:pPr>
-      <w:r>
-        <w:rPr>
-          <w:rFonts w:ascii="Courier New" w:hAnsi="Courier New"/>
-          <w:sz w:val="18"/>
-        </w:rPr>
-        <w:t xml:space="preserve">        (36 + 40 + 26 screened across the three strings;</w:t>
-      </w:r>
-    </w:p>
-    <w:p>
-      <w:pPr>
-        <w:spacing w:line="240" w:lineRule="auto" w:after="0"/>
-      </w:pPr>
-      <w:r>
-        <w:rPr>
-          <w:rFonts w:ascii="Courier New" w:hAnsi="Courier New"/>
-          <w:sz w:val="18"/>
-        </w:rPr>
-        <w:t xml:space="preserve">   displayed result counts of 10,400 / 14,300 / 1,660</w:t>
-      </w:r>
-    </w:p>
-    <w:p>
-      <w:pPr>
-        <w:spacing w:line="240" w:lineRule="auto" w:after="0"/>
-      </w:pPr>
-      <w:r>
-        <w:rPr>
-          <w:rFonts w:ascii="Courier New" w:hAnsi="Courier New"/>
-          <w:sz w:val="18"/>
-        </w:rPr>
-        <w:t xml:space="preserve">     reflect database breadth, not records screened)</w:t>
-      </w:r>
-    </w:p>
-    <w:p>
-      <w:pPr>
-        <w:spacing w:line="240" w:lineRule="auto" w:after="0"/>
-      </w:pPr>
-      <w:r>
-        <w:rPr>
-          <w:rFonts w:ascii="Courier New" w:hAnsi="Courier New"/>
-          <w:sz w:val="18"/>
-        </w:rPr>
-        <w:t xml:space="preserve">                       │</w:t>
-      </w:r>
-    </w:p>
-    <w:p>
-      <w:pPr>
-        <w:spacing w:line="240" w:lineRule="auto" w:after="0"/>
-      </w:pPr>
-      <w:r>
-        <w:rPr>
-          <w:rFonts w:ascii="Courier New" w:hAnsi="Courier New"/>
-          <w:sz w:val="18"/>
-        </w:rPr>
-        <w:t xml:space="preserve">                       ▼</w:t>
-      </w:r>
-    </w:p>
-    <w:p>
-      <w:pPr>
-        <w:spacing w:line="240" w:lineRule="auto" w:after="0"/>
-      </w:pPr>
-      <w:r>
-        <w:rPr>
-          <w:rFonts w:ascii="Courier New" w:hAnsi="Courier New"/>
-          <w:sz w:val="18"/>
-        </w:rPr>
-        <w:t xml:space="preserve">        Duplicate records removed</w:t>
-      </w:r>
-    </w:p>
-    <w:p>
-      <w:pPr>
-        <w:spacing w:line="240" w:lineRule="auto" w:after="0"/>
-      </w:pPr>
-      <w:r>
-        <w:rPr>
-          <w:rFonts w:ascii="Courier New" w:hAnsi="Courier New"/>
-          <w:sz w:val="18"/>
-        </w:rPr>
-        <w:t xml:space="preserve">   (already present in the review corpus)</w:t>
-      </w:r>
-    </w:p>
-    <w:p>
-      <w:pPr>
-        <w:spacing w:line="240" w:lineRule="auto" w:after="0"/>
-      </w:pPr>
-      <w:r>
-        <w:rPr>
-          <w:rFonts w:ascii="Courier New" w:hAnsi="Courier New"/>
-          <w:sz w:val="18"/>
-        </w:rPr>
-        <w:t xml:space="preserve">                    n = 11</w:t>
-      </w:r>
-    </w:p>
-    <w:p>
-      <w:pPr>
-        <w:spacing w:line="240" w:lineRule="auto" w:after="0"/>
-      </w:pPr>
-      <w:r>
-        <w:rPr>
-          <w:rFonts w:ascii="Courier New" w:hAnsi="Courier New"/>
-          <w:sz w:val="18"/>
-        </w:rPr>
-        <w:t xml:space="preserve">                       │</w:t>
-      </w:r>
-    </w:p>
-    <w:p>
-      <w:pPr>
-        <w:spacing w:line="240" w:lineRule="auto" w:after="0"/>
-      </w:pPr>
-      <w:r>
-        <w:rPr>
-          <w:rFonts w:ascii="Courier New" w:hAnsi="Courier New"/>
-          <w:sz w:val="18"/>
-        </w:rPr>
-        <w:t xml:space="preserve">                       ▼</w:t>
-      </w:r>
-    </w:p>
-    <w:p>
-      <w:pPr>
-        <w:spacing w:line="240" w:lineRule="auto" w:after="0"/>
-      </w:pPr>
-      <w:r>
-        <w:rPr>
-          <w:rFonts w:ascii="Courier New" w:hAnsi="Courier New"/>
-          <w:sz w:val="18"/>
-        </w:rPr>
-        <w:t xml:space="preserve">              Records screened</w:t>
-      </w:r>
-    </w:p>
-    <w:p>
-      <w:pPr>
-        <w:spacing w:line="240" w:lineRule="auto" w:after="0"/>
-      </w:pPr>
-      <w:r>
-        <w:rPr>
-          <w:rFonts w:ascii="Courier New" w:hAnsi="Courier New"/>
-          <w:sz w:val="18"/>
-        </w:rPr>
-        <w:t xml:space="preserve">                    n = 91</w:t>
-      </w:r>
-    </w:p>
-    <w:p>
-      <w:pPr>
-        <w:spacing w:line="240" w:lineRule="auto" w:after="0"/>
-      </w:pPr>
-      <w:r>
-        <w:rPr>
-          <w:rFonts w:ascii="Courier New" w:hAnsi="Courier New"/>
-          <w:sz w:val="18"/>
-        </w:rPr>
-        <w:t xml:space="preserve">                       │</w:t>
-      </w:r>
-    </w:p>
-    <w:p>
-      <w:pPr>
-        <w:spacing w:line="240" w:lineRule="auto" w:after="0"/>
-      </w:pPr>
-      <w:r>
-        <w:rPr>
-          <w:rFonts w:ascii="Courier New" w:hAnsi="Courier New"/>
-          <w:sz w:val="18"/>
-        </w:rPr>
-        <w:t xml:space="preserve">                       ▼</w:t>
-      </w:r>
-    </w:p>
-    <w:p>
-      <w:pPr>
-        <w:spacing w:line="240" w:lineRule="auto" w:after="0"/>
-      </w:pPr>
-      <w:r>
-        <w:rPr>
-          <w:rFonts w:ascii="Courier New" w:hAnsi="Courier New"/>
-          <w:sz w:val="18"/>
-        </w:rPr>
-        <w:t xml:space="preserve">         Records excluded, with reason</w:t>
-      </w:r>
-    </w:p>
-    <w:p>
-      <w:pPr>
-        <w:spacing w:line="240" w:lineRule="auto" w:after="0"/>
-      </w:pPr>
-      <w:r>
-        <w:rPr>
-          <w:rFonts w:ascii="Courier New" w:hAnsi="Courier New"/>
-          <w:sz w:val="18"/>
-        </w:rPr>
-        <w:t xml:space="preserve">                    n = 8</w:t>
-      </w:r>
-    </w:p>
-    <w:p>
-      <w:pPr>
-        <w:spacing w:line="240" w:lineRule="auto" w:after="0"/>
-      </w:pPr>
-      <w:r>
-        <w:rPr>
-          <w:rFonts w:ascii="Courier New" w:hAnsi="Courier New"/>
-          <w:sz w:val="18"/>
-        </w:rPr>
-        <w:t xml:space="preserve">   Nearshoring, not genuine reshoring: 1</w:t>
-      </w:r>
-    </w:p>
-    <w:p>
-      <w:pPr>
-        <w:spacing w:line="240" w:lineRule="auto" w:after="0"/>
-      </w:pPr>
-      <w:r>
-        <w:rPr>
-          <w:rFonts w:ascii="Courier New" w:hAnsi="Courier New"/>
-          <w:sz w:val="18"/>
-        </w:rPr>
-        <w:t xml:space="preserve">   Non-peer-reviewed / inaccessible / low-credibility venue: 2</w:t>
-      </w:r>
-    </w:p>
-    <w:p>
-      <w:pPr>
-        <w:spacing w:line="240" w:lineRule="auto" w:after="0"/>
-      </w:pPr>
-      <w:r>
-        <w:rPr>
-          <w:rFonts w:ascii="Courier New" w:hAnsi="Courier New"/>
-          <w:sz w:val="18"/>
-        </w:rPr>
-        <w:t xml:space="preserve">   Macro/policy-level, not firm-level: 5</w:t>
-      </w:r>
-    </w:p>
-    <w:p>
-      <w:pPr>
-        <w:spacing w:line="240" w:lineRule="auto" w:after="0"/>
-      </w:pPr>
-      <w:r>
-        <w:rPr>
-          <w:rFonts w:ascii="Courier New" w:hAnsi="Courier New"/>
-          <w:sz w:val="18"/>
-        </w:rPr>
-        <w:t xml:space="preserve">                       │</w:t>
-      </w:r>
-    </w:p>
-    <w:p>
-      <w:pPr>
-        <w:spacing w:line="240" w:lineRule="auto" w:after="0"/>
-      </w:pPr>
-      <w:r>
-        <w:rPr>
-          <w:rFonts w:ascii="Courier New" w:hAnsi="Courier New"/>
-          <w:sz w:val="18"/>
-        </w:rPr>
-        <w:t xml:space="preserve">                       ▼</w:t>
-      </w:r>
-    </w:p>
-    <w:p>
-      <w:pPr>
-        <w:spacing w:line="240" w:lineRule="auto" w:after="0"/>
-      </w:pPr>
-      <w:r>
-        <w:rPr>
-          <w:rFonts w:ascii="Courier New" w:hAnsi="Courier New"/>
-          <w:sz w:val="18"/>
-        </w:rPr>
-        <w:t xml:space="preserve">   Records not further assessed within thesis scope</w:t>
-      </w:r>
-    </w:p>
-    <w:p>
-      <w:pPr>
-        <w:spacing w:line="240" w:lineRule="auto" w:after="0"/>
-      </w:pPr>
-      <w:r>
-        <w:rPr>
-          <w:rFonts w:ascii="Courier New" w:hAnsi="Courier New"/>
-          <w:sz w:val="18"/>
-        </w:rPr>
-        <w:t xml:space="preserve">    (topically adjacent records noted but not pursued</w:t>
-      </w:r>
-    </w:p>
-    <w:p>
-      <w:pPr>
-        <w:spacing w:line="240" w:lineRule="auto" w:after="0"/>
-      </w:pPr>
-      <w:r>
-        <w:rPr>
-          <w:rFonts w:ascii="Courier New" w:hAnsi="Courier New"/>
-          <w:sz w:val="18"/>
-        </w:rPr>
-        <w:t xml:space="preserve">             to full-text assessment)</w:t>
-      </w:r>
-    </w:p>
-    <w:p>
-      <w:pPr>
-        <w:spacing w:line="240" w:lineRule="auto" w:after="0"/>
-      </w:pPr>
-      <w:r>
-        <w:rPr>
-          <w:rFonts w:ascii="Courier New" w:hAnsi="Courier New"/>
-          <w:sz w:val="18"/>
-        </w:rPr>
-        <w:t xml:space="preserve">                    n = 83</w:t>
-      </w:r>
-    </w:p>
-    <w:p>
-      <w:pPr>
-        <w:spacing w:line="240" w:lineRule="auto" w:after="0"/>
-      </w:pPr>
-      <w:r>
-        <w:rPr>
-          <w:rFonts w:ascii="Courier New" w:hAnsi="Courier New"/>
-          <w:sz w:val="18"/>
-        </w:rPr>
-        <w:t xml:space="preserve">                       │</w:t>
-      </w:r>
-    </w:p>
-    <w:p>
-      <w:pPr>
-        <w:spacing w:line="240" w:lineRule="auto" w:after="0"/>
-      </w:pPr>
-      <w:r>
-        <w:rPr>
-          <w:rFonts w:ascii="Courier New" w:hAnsi="Courier New"/>
-          <w:sz w:val="18"/>
-        </w:rPr>
-        <w:t xml:space="preserve">                       ▼</w:t>
-      </w:r>
-    </w:p>
-    <w:p>
-      <w:pPr>
-        <w:spacing w:line="240" w:lineRule="auto" w:after="0"/>
-      </w:pPr>
-      <w:r>
-        <w:rPr>
-          <w:rFonts w:ascii="Courier New" w:hAnsi="Courier New"/>
-          <w:sz w:val="18"/>
-        </w:rPr>
-        <w:t xml:space="preserve">        New studies included from Arm 1</w:t>
-      </w:r>
-    </w:p>
-    <w:p>
-      <w:pPr>
-        <w:spacing w:line="240" w:lineRule="auto" w:after="0"/>
-      </w:pPr>
-      <w:r>
-        <w:rPr>
-          <w:rFonts w:ascii="Courier New" w:hAnsi="Courier New"/>
-          <w:sz w:val="18"/>
-        </w:rPr>
-        <w:t xml:space="preserve">                    n = 0</w:t>
-      </w:r>
-    </w:p>
-    <w:p>
-      <w:pPr>
-        <w:pStyle w:val="Heading2"/>
-      </w:pPr>
-      <w:r>
-        <w:t>Arm 2 — Identification via other methods (original exploratory search, backward/forward citation searching, related-article suggestions)</w:t>
-      </w:r>
-    </w:p>
-    <w:p>
-      <w:pPr>
-        <w:spacing w:line="240" w:lineRule="auto" w:after="0"/>
-      </w:pPr>
-      <w:r>
-        <w:rPr>
-          <w:rFonts w:ascii="Courier New" w:hAnsi="Courier New"/>
-          <w:sz w:val="18"/>
-        </w:rPr>
-        <w:t>Records identified via other methods</w:t>
-      </w:r>
-    </w:p>
-    <w:p>
-      <w:pPr>
-        <w:spacing w:line="240" w:lineRule="auto" w:after="0"/>
-      </w:pPr>
-      <w:r>
-        <w:rPr>
-          <w:rFonts w:ascii="Courier New" w:hAnsi="Courier New"/>
-          <w:sz w:val="18"/>
-        </w:rPr>
-        <w:t xml:space="preserve">        n = not recorded (exploratory phase) †</w:t>
-      </w:r>
-    </w:p>
-    <w:p>
-      <w:pPr>
-        <w:spacing w:line="240" w:lineRule="auto" w:after="0"/>
-      </w:pPr>
-      <w:r>
-        <w:rPr>
-          <w:rFonts w:ascii="Courier New" w:hAnsi="Courier New"/>
-          <w:sz w:val="18"/>
-        </w:rPr>
-        <w:t xml:space="preserve">                       │</w:t>
-      </w:r>
-    </w:p>
-    <w:p>
-      <w:pPr>
-        <w:spacing w:line="240" w:lineRule="auto" w:after="0"/>
-      </w:pPr>
-      <w:r>
-        <w:rPr>
-          <w:rFonts w:ascii="Courier New" w:hAnsi="Courier New"/>
-          <w:sz w:val="18"/>
-        </w:rPr>
-        <w:t xml:space="preserve">                       ▼</w:t>
-      </w:r>
-    </w:p>
-    <w:p>
-      <w:pPr>
-        <w:spacing w:line="240" w:lineRule="auto" w:after="0"/>
-      </w:pPr>
-      <w:r>
-        <w:rPr>
-          <w:rFonts w:ascii="Courier New" w:hAnsi="Courier New"/>
-          <w:sz w:val="18"/>
-        </w:rPr>
-        <w:t xml:space="preserve">        Reports sought and assessed at full text</w:t>
-      </w:r>
-    </w:p>
-    <w:p>
-      <w:pPr>
-        <w:spacing w:line="240" w:lineRule="auto" w:after="0"/>
-      </w:pPr>
-      <w:r>
-        <w:rPr>
-          <w:rFonts w:ascii="Courier New" w:hAnsi="Courier New"/>
-          <w:sz w:val="18"/>
-        </w:rPr>
-        <w:t xml:space="preserve">                    n = 34</w:t>
-      </w:r>
-    </w:p>
-    <w:p>
-      <w:pPr>
-        <w:spacing w:line="240" w:lineRule="auto" w:after="0"/>
-      </w:pPr>
-      <w:r>
-        <w:rPr>
-          <w:rFonts w:ascii="Courier New" w:hAnsi="Courier New"/>
-          <w:sz w:val="18"/>
-        </w:rPr>
-        <w:t xml:space="preserve">   (21 formal analytical sample + 8 contextual/</w:t>
-      </w:r>
-    </w:p>
-    <w:p>
-      <w:pPr>
-        <w:spacing w:line="240" w:lineRule="auto" w:after="0"/>
-      </w:pPr>
-      <w:r>
-        <w:rPr>
-          <w:rFonts w:ascii="Courier New" w:hAnsi="Courier New"/>
-          <w:sz w:val="18"/>
-        </w:rPr>
-        <w:t xml:space="preserve">    policy/decision-support + 5 methodology)</w:t>
-      </w:r>
-    </w:p>
-    <w:p>
-      <w:pPr>
-        <w:spacing w:line="240" w:lineRule="auto" w:after="0"/>
-      </w:pPr>
-      <w:r>
-        <w:rPr>
-          <w:rFonts w:ascii="Courier New" w:hAnsi="Courier New"/>
-          <w:sz w:val="18"/>
-        </w:rPr>
-        <w:t xml:space="preserve">                       │</w:t>
-      </w:r>
-    </w:p>
-    <w:p>
-      <w:pPr>
-        <w:spacing w:line="240" w:lineRule="auto" w:after="0"/>
-      </w:pPr>
-      <w:r>
-        <w:rPr>
-          <w:rFonts w:ascii="Courier New" w:hAnsi="Courier New"/>
-          <w:sz w:val="18"/>
-        </w:rPr>
-        <w:t xml:space="preserve">                       ▼</w:t>
-      </w:r>
-    </w:p>
-    <w:p>
-      <w:pPr>
-        <w:spacing w:line="240" w:lineRule="auto" w:after="0"/>
-      </w:pPr>
-      <w:r>
-        <w:rPr>
-          <w:rFonts w:ascii="Courier New" w:hAnsi="Courier New"/>
-          <w:sz w:val="18"/>
-        </w:rPr>
-        <w:t xml:space="preserve">     Reports individually assessed and excluded</w:t>
-      </w:r>
-    </w:p>
-    <w:p>
-      <w:pPr>
-        <w:spacing w:line="240" w:lineRule="auto" w:after="0"/>
-      </w:pPr>
-      <w:r>
-        <w:rPr>
-          <w:rFonts w:ascii="Courier New" w:hAnsi="Courier New"/>
-          <w:sz w:val="18"/>
-        </w:rPr>
-        <w:t xml:space="preserve">                    n = 4</w:t>
-      </w:r>
-    </w:p>
-    <w:p>
-      <w:pPr>
-        <w:spacing w:line="240" w:lineRule="auto" w:after="0"/>
-      </w:pPr>
-      <w:r>
-        <w:rPr>
-          <w:rFonts w:ascii="Courier New" w:hAnsi="Courier New"/>
-          <w:sz w:val="18"/>
-        </w:rPr>
-        <w:t xml:space="preserve">   Not genuine reshoring (China+1/re-offshoring pattern): 1</w:t>
-      </w:r>
-    </w:p>
-    <w:p>
-      <w:pPr>
-        <w:spacing w:line="240" w:lineRule="auto" w:after="0"/>
-      </w:pPr>
-      <w:r>
-        <w:rPr>
-          <w:rFonts w:ascii="Courier New" w:hAnsi="Courier New"/>
-          <w:sz w:val="18"/>
-        </w:rPr>
-        <w:t xml:space="preserve">   Closed access (full text not openly accessible): 1</w:t>
-      </w:r>
-    </w:p>
-    <w:p>
-      <w:pPr>
-        <w:spacing w:line="240" w:lineRule="auto" w:after="0"/>
-      </w:pPr>
-      <w:r>
-        <w:rPr>
-          <w:rFonts w:ascii="Courier New" w:hAnsi="Courier New"/>
-          <w:sz w:val="18"/>
-        </w:rPr>
-        <w:t xml:space="preserve">   Preprint, not peer-reviewed: 1</w:t>
-      </w:r>
-    </w:p>
-    <w:p>
-      <w:pPr>
-        <w:spacing w:line="240" w:lineRule="auto" w:after="0"/>
-      </w:pPr>
-      <w:r>
-        <w:rPr>
-          <w:rFonts w:ascii="Courier New" w:hAnsi="Courier New"/>
-          <w:sz w:val="18"/>
-        </w:rPr>
-        <w:t xml:space="preserve">   Duplicate of an already-included source: 1</w:t>
-      </w:r>
-    </w:p>
-    <w:p>
-      <w:pPr>
-        <w:spacing w:line="240" w:lineRule="auto" w:after="0"/>
-      </w:pPr>
-      <w:r>
-        <w:rPr>
-          <w:rFonts w:ascii="Courier New" w:hAnsi="Courier New"/>
-          <w:sz w:val="18"/>
-        </w:rPr>
-        <w:t xml:space="preserve">                       │</w:t>
-      </w:r>
-    </w:p>
-    <w:p>
-      <w:pPr>
-        <w:spacing w:line="240" w:lineRule="auto" w:after="0"/>
-      </w:pPr>
-      <w:r>
-        <w:rPr>
-          <w:rFonts w:ascii="Courier New" w:hAnsi="Courier New"/>
-          <w:sz w:val="18"/>
-        </w:rPr>
-        <w:t xml:space="preserve">                       ▼</w:t>
-      </w:r>
-    </w:p>
-    <w:p>
-      <w:pPr>
-        <w:spacing w:line="240" w:lineRule="auto" w:after="0"/>
-      </w:pPr>
-      <w:r>
-        <w:rPr>
-          <w:rFonts w:ascii="Courier New" w:hAnsi="Courier New"/>
-          <w:sz w:val="18"/>
-        </w:rPr>
-        <w:t xml:space="preserve">      Studies included in formal analytical sample</w:t>
-      </w:r>
-    </w:p>
-    <w:p>
-      <w:pPr>
-        <w:spacing w:line="240" w:lineRule="auto" w:after="0"/>
-      </w:pPr>
-      <w:r>
-        <w:rPr>
-          <w:rFonts w:ascii="Courier New" w:hAnsi="Courier New"/>
-          <w:sz w:val="18"/>
-        </w:rPr>
-        <w:t xml:space="preserve">                    n = 21</w:t>
-      </w:r>
-    </w:p>
-    <w:p>
-      <w:r>
-        <w:t>† Records identified via the original exploratory search process (Arm 2) were not counted prospectively, because that phase preceded the adoption of a documented search protocol; the update search (Arm 1) provides the documented, reproducible search record for this thesis.</w:t>
-      </w:r>
-    </w:p>
-    <w:p>
-      <w:r>
-        <w:t>---</w:t>
-      </w:r>
-    </w:p>
-    <w:p>
-      <w:pPr>
-        <w:pStyle w:val="Heading2"/>
-      </w:pPr>
-      <w:r>
-        <w:t>Total studies included in the review</w:t>
-      </w:r>
-    </w:p>
-    <w:p>
-      <w:r>
-        <w:rPr>
-          <w:b/>
-        </w:rPr>
-        <w:t>Formal analytical sample: n = 21</w:t>
-      </w:r>
-      <w:r>
-        <w:t xml:space="preserve"> (Arms 1 + 2 combined; all 21 entered via Arm 2, none via Arm 1):</w:t>
-      </w:r>
-    </w:p>
-    <w:p>
-      <w:r>
-        <w:t>Bilbao-Ubillos et al. (2024); Boffelli et al. (2021); D'Ambrosio and Lavoratori (2025); Di Mauro et al. (2018); Di Stefano and Fratocchi (2019); Espíndola et al. (2023); Gupta et al. (2023); Heikkilä et al. (2018); Kamp and Gibaja (2021); Li et al. (2025); Mirzaei et al. (2021); Ocicka (2016); Pedroletti (2025); Pedroletti and Ciabuschi (2023); Pegoraro et al. (2022); Pourhejazy and Ashby (2021); Robinson and Hsieh (2016); Stentoft et al. (2025); Tsai and Urmetzer (2024); Wan et al. (2019); Wiesmann et al. (2017). Full bibliographic details are given in the reference list.</w:t>
-      </w:r>
-    </w:p>
-    <w:p>
-      <w:r>
-        <w:rPr>
-          <w:b/>
-        </w:rPr>
-        <w:t>Additional sources retained outside the formal analytical sample</w:t>
-      </w:r>
-      <w:r>
-        <w:t xml:space="preserve"> (not "included studies" in the PRISMA sense, reported here for transparency): - Contextual/policy/decision-support sources: n = 8 - Methodology sources: n = 5 - Primary theoretical sources (Williamson, 1985; Barney, 1991), used only in Sections 2.2 and 5.2: n = 2 — not part of this flow diagram.</w:t>
-      </w:r>
-    </w:p>
-    <w:p>
-      <w:r>
-        <w:rPr>
-          <w:b/>
-        </w:rPr>
-        <w:t>Corpus total: n = 36.</w:t>
-      </w:r>
-    </w:p>
-    <w:p>
-      <w:r>
-        <w:br w:type="page"/>
-      </w:r>
-    </w:p>
-    <w:p>
-      <w:pPr>
-        <w:pStyle w:val="Heading1"/>
-      </w:pPr>
-      <w:r>
-        <w:t>Appendix B — Coding Table</w:t>
-      </w:r>
-    </w:p>
-    <w:p>
-      <w:r>
-        <w:rPr>
-          <w:b/>
-        </w:rPr>
-        <w:t>Appendix B. Barrier-theme coding table: each barrier theme cross-referenced to its contributing sources and the evidence type each source provides.</w:t>
-      </w:r>
-      <w:r>
-        <w:t xml:space="preserve"> Evidence types (direct empirical / review / conceptual) are recorded separately per source and are not aggregated. Asia-specificity qualifications are summarised in Table 1 (Chapter 4, Section 4.1).</w:t>
-      </w:r>
-    </w:p>
-    <w:tbl>
-      <w:tblPr>
-        <w:tblStyle w:val="TableGrid"/>
-        <w:tblW w:type="auto" w:w="0"/>
-        <w:tblLook w:firstColumn="1" w:firstRow="1" w:lastColumn="0" w:lastRow="0" w:noHBand="0" w:noVBand="1" w:val="04A0"/>
-      </w:tblPr>
-      <w:tblGrid>
-        <w:gridCol w:w="2340"/>
-        <w:gridCol w:w="2340"/>
-        <w:gridCol w:w="2340"/>
-        <w:gridCol w:w="2340"/>
-      </w:tblGrid>
-      <w:tr>
-        <w:tc>
-          <w:tcPr>
-            <w:tcW w:type="dxa" w:w="2340"/>
-          </w:tcPr>
-          <w:p>
-            <w:pPr>
-              <w:spacing w:line="240" w:lineRule="auto"/>
-            </w:pPr>
-            <w:r>
-              <w:rPr>
-                <w:b/>
-                <w:sz w:val="18"/>
-              </w:rPr>
-              <w:t>Theme</w:t>
-            </w:r>
-          </w:p>
-        </w:tc>
-        <w:tc>
-          <w:tcPr>
-            <w:tcW w:type="dxa" w:w="2340"/>
-          </w:tcPr>
-          <w:p>
-            <w:pPr>
-              <w:spacing w:line="240" w:lineRule="auto"/>
-            </w:pPr>
-            <w:r>
-              <w:rPr>
-                <w:b/>
-                <w:sz w:val="18"/>
-              </w:rPr>
-              <w:t>Framework category</w:t>
-            </w:r>
-          </w:p>
-        </w:tc>
-        <w:tc>
-          <w:tcPr>
-            <w:tcW w:type="dxa" w:w="2340"/>
-          </w:tcPr>
-          <w:p>
-            <w:pPr>
-              <w:spacing w:line="240" w:lineRule="auto"/>
-            </w:pPr>
-            <w:r>
-              <w:rPr>
-                <w:b/>
-                <w:sz w:val="18"/>
-              </w:rPr>
-              <w:t>Source</w:t>
-            </w:r>
-          </w:p>
-        </w:tc>
-        <w:tc>
-          <w:tcPr>
-            <w:tcW w:type="dxa" w:w="2340"/>
-          </w:tcPr>
-          <w:p>
-            <w:pPr>
-              <w:spacing w:line="240" w:lineRule="auto"/>
-            </w:pPr>
-            <w:r>
-              <w:rPr>
-                <w:b/>
-                <w:sz w:val="18"/>
-              </w:rPr>
-              <w:t>Evidence type</w:t>
-            </w:r>
-          </w:p>
-        </w:tc>
-      </w:tr>
-      <w:tr>
-        <w:tc>
-          <w:tcPr>
-            <w:tcW w:type="dxa" w:w="2340"/>
-          </w:tcPr>
-          <w:p>
-            <w:pPr>
-              <w:spacing w:line="240" w:lineRule="auto"/>
-            </w:pPr>
-            <w:r>
-              <w:rPr>
-                <w:sz w:val="18"/>
-              </w:rPr>
-              <w:t>1.1</w:t>
-            </w:r>
-          </w:p>
-        </w:tc>
-        <w:tc>
-          <w:tcPr>
-            <w:tcW w:type="dxa" w:w="2340"/>
-          </w:tcPr>
-          <w:p>
-            <w:pPr>
-              <w:spacing w:line="240" w:lineRule="auto"/>
-            </w:pPr>
-            <w:r>
-              <w:rPr>
-                <w:sz w:val="18"/>
-              </w:rPr>
-              <w:t>Asset/Capability</w:t>
-            </w:r>
-          </w:p>
-        </w:tc>
-        <w:tc>
-          <w:tcPr>
-            <w:tcW w:type="dxa" w:w="2340"/>
-          </w:tcPr>
-          <w:p>
-            <w:pPr>
-              <w:spacing w:line="240" w:lineRule="auto"/>
-            </w:pPr>
-            <w:r>
-              <w:rPr>
-                <w:sz w:val="18"/>
-              </w:rPr>
-              <w:t>Pegoraro et al. (2022)</w:t>
-            </w:r>
-          </w:p>
-        </w:tc>
-        <w:tc>
-          <w:tcPr>
-            <w:tcW w:type="dxa" w:w="2340"/>
-          </w:tcPr>
-          <w:p>
-            <w:pPr>
-              <w:spacing w:line="240" w:lineRule="auto"/>
-            </w:pPr>
-            <w:r>
-              <w:rPr>
-                <w:sz w:val="18"/>
-              </w:rPr>
-              <w:t>Direct empirical (single case, China→UK)</w:t>
-            </w:r>
-          </w:p>
-        </w:tc>
-      </w:tr>
-      <w:tr>
-        <w:tc>
-          <w:tcPr>
-            <w:tcW w:type="dxa" w:w="2340"/>
-          </w:tcPr>
-          <w:p>
-            <w:pPr>
-              <w:spacing w:line="240" w:lineRule="auto"/>
-            </w:pPr>
-            <w:r>
-              <w:rPr>
-                <w:sz w:val="18"/>
-              </w:rPr>
-              <w:t>1.1</w:t>
-            </w:r>
-          </w:p>
-        </w:tc>
-        <w:tc>
-          <w:tcPr>
-            <w:tcW w:type="dxa" w:w="2340"/>
-          </w:tcPr>
-          <w:p>
-            <w:pPr>
-              <w:spacing w:line="240" w:lineRule="auto"/>
-            </w:pPr>
-            <w:r>
-              <w:rPr>
-                <w:sz w:val="18"/>
-              </w:rPr>
-              <w:t>Asset/Capability</w:t>
-            </w:r>
-          </w:p>
-        </w:tc>
-        <w:tc>
-          <w:tcPr>
-            <w:tcW w:type="dxa" w:w="2340"/>
-          </w:tcPr>
-          <w:p>
-            <w:pPr>
-              <w:spacing w:line="240" w:lineRule="auto"/>
-            </w:pPr>
-            <w:r>
-              <w:rPr>
-                <w:sz w:val="18"/>
-              </w:rPr>
-              <w:t>Li et al. (2025)</w:t>
-            </w:r>
-          </w:p>
-        </w:tc>
-        <w:tc>
-          <w:tcPr>
-            <w:tcW w:type="dxa" w:w="2340"/>
-          </w:tcPr>
-          <w:p>
-            <w:pPr>
-              <w:spacing w:line="240" w:lineRule="auto"/>
-            </w:pPr>
-            <w:r>
-              <w:rPr>
-                <w:sz w:val="18"/>
-              </w:rPr>
-              <w:t>Direct empirical (general Nordic/Swedish)</w:t>
-            </w:r>
-          </w:p>
-        </w:tc>
-      </w:tr>
-      <w:tr>
-        <w:tc>
-          <w:tcPr>
-            <w:tcW w:type="dxa" w:w="2340"/>
-          </w:tcPr>
-          <w:p>
-            <w:pPr>
-              <w:spacing w:line="240" w:lineRule="auto"/>
-            </w:pPr>
-            <w:r>
-              <w:rPr>
-                <w:sz w:val="18"/>
-              </w:rPr>
-              <w:t>1.1</w:t>
-            </w:r>
-          </w:p>
-        </w:tc>
-        <w:tc>
-          <w:tcPr>
-            <w:tcW w:type="dxa" w:w="2340"/>
-          </w:tcPr>
-          <w:p>
-            <w:pPr>
-              <w:spacing w:line="240" w:lineRule="auto"/>
-            </w:pPr>
-            <w:r>
-              <w:rPr>
-                <w:sz w:val="18"/>
-              </w:rPr>
-              <w:t>Asset/Capability</w:t>
-            </w:r>
-          </w:p>
-        </w:tc>
-        <w:tc>
-          <w:tcPr>
-            <w:tcW w:type="dxa" w:w="2340"/>
-          </w:tcPr>
-          <w:p>
-            <w:pPr>
-              <w:spacing w:line="240" w:lineRule="auto"/>
-            </w:pPr>
-            <w:r>
-              <w:rPr>
-                <w:sz w:val="18"/>
-              </w:rPr>
-              <w:t>Di Mauro et al. (2018)</w:t>
-            </w:r>
-          </w:p>
-        </w:tc>
-        <w:tc>
-          <w:tcPr>
-            <w:tcW w:type="dxa" w:w="2340"/>
-          </w:tcPr>
-          <w:p>
-            <w:pPr>
-              <w:spacing w:line="240" w:lineRule="auto"/>
-            </w:pPr>
-            <w:r>
-              <w:rPr>
-                <w:sz w:val="18"/>
-              </w:rPr>
-              <w:t>Direct empirical (limited; partial China attribution)</w:t>
-            </w:r>
-          </w:p>
-        </w:tc>
-      </w:tr>
-      <w:tr>
-        <w:tc>
-          <w:tcPr>
-            <w:tcW w:type="dxa" w:w="2340"/>
-          </w:tcPr>
-          <w:p>
-            <w:pPr>
-              <w:spacing w:line="240" w:lineRule="auto"/>
-            </w:pPr>
-            <w:r>
-              <w:rPr>
-                <w:sz w:val="18"/>
-              </w:rPr>
-              <w:t>1.1</w:t>
-            </w:r>
-          </w:p>
-        </w:tc>
-        <w:tc>
-          <w:tcPr>
-            <w:tcW w:type="dxa" w:w="2340"/>
-          </w:tcPr>
-          <w:p>
-            <w:pPr>
-              <w:spacing w:line="240" w:lineRule="auto"/>
-            </w:pPr>
-            <w:r>
-              <w:rPr>
-                <w:sz w:val="18"/>
-              </w:rPr>
-              <w:t>Asset/Capability</w:t>
-            </w:r>
-          </w:p>
-        </w:tc>
-        <w:tc>
-          <w:tcPr>
-            <w:tcW w:type="dxa" w:w="2340"/>
-          </w:tcPr>
-          <w:p>
-            <w:pPr>
-              <w:spacing w:line="240" w:lineRule="auto"/>
-            </w:pPr>
-            <w:r>
-              <w:rPr>
-                <w:sz w:val="18"/>
-              </w:rPr>
-              <w:t>Mirzaei et al. (2021)</w:t>
-            </w:r>
-          </w:p>
-        </w:tc>
-        <w:tc>
-          <w:tcPr>
-            <w:tcW w:type="dxa" w:w="2340"/>
-          </w:tcPr>
-          <w:p>
-            <w:pPr>
-              <w:spacing w:line="240" w:lineRule="auto"/>
-            </w:pPr>
-            <w:r>
-              <w:rPr>
-                <w:sz w:val="18"/>
-              </w:rPr>
-              <w:t>Direct empirical (general Swedish)</w:t>
-            </w:r>
-          </w:p>
-        </w:tc>
-      </w:tr>
-      <w:tr>
-        <w:tc>
-          <w:tcPr>
-            <w:tcW w:type="dxa" w:w="2340"/>
-          </w:tcPr>
-          <w:p>
-            <w:pPr>
-              <w:spacing w:line="240" w:lineRule="auto"/>
-            </w:pPr>
-            <w:r>
-              <w:rPr>
-                <w:sz w:val="18"/>
-              </w:rPr>
-              <w:t>1.1</w:t>
-            </w:r>
-          </w:p>
-        </w:tc>
-        <w:tc>
-          <w:tcPr>
-            <w:tcW w:type="dxa" w:w="2340"/>
-          </w:tcPr>
-          <w:p>
-            <w:pPr>
-              <w:spacing w:line="240" w:lineRule="auto"/>
-            </w:pPr>
-            <w:r>
-              <w:rPr>
-                <w:sz w:val="18"/>
-              </w:rPr>
-              <w:t>Asset/Capability</w:t>
-            </w:r>
-          </w:p>
-        </w:tc>
-        <w:tc>
-          <w:tcPr>
-            <w:tcW w:type="dxa" w:w="2340"/>
-          </w:tcPr>
-          <w:p>
-            <w:pPr>
-              <w:spacing w:line="240" w:lineRule="auto"/>
-            </w:pPr>
-            <w:r>
-              <w:rPr>
-                <w:sz w:val="18"/>
-              </w:rPr>
-              <w:t>Wiesmann et al. (2017)</w:t>
-            </w:r>
-          </w:p>
-        </w:tc>
-        <w:tc>
-          <w:tcPr>
-            <w:tcW w:type="dxa" w:w="2340"/>
-          </w:tcPr>
-          <w:p>
-            <w:pPr>
-              <w:spacing w:line="240" w:lineRule="auto"/>
-            </w:pPr>
-            <w:r>
-              <w:rPr>
-                <w:sz w:val="18"/>
-              </w:rPr>
-              <w:t>Review</w:t>
-            </w:r>
-          </w:p>
-        </w:tc>
-      </w:tr>
-      <w:tr>
-        <w:tc>
-          <w:tcPr>
-            <w:tcW w:type="dxa" w:w="2340"/>
-          </w:tcPr>
-          <w:p>
-            <w:pPr>
-              <w:spacing w:line="240" w:lineRule="auto"/>
-            </w:pPr>
-            <w:r>
-              <w:rPr>
-                <w:sz w:val="18"/>
-              </w:rPr>
-              <w:t>1.1</w:t>
-            </w:r>
-          </w:p>
-        </w:tc>
-        <w:tc>
-          <w:tcPr>
-            <w:tcW w:type="dxa" w:w="2340"/>
-          </w:tcPr>
-          <w:p>
-            <w:pPr>
-              <w:spacing w:line="240" w:lineRule="auto"/>
-            </w:pPr>
-            <w:r>
-              <w:rPr>
-                <w:sz w:val="18"/>
-              </w:rPr>
-              <w:t>Asset/Capability</w:t>
-            </w:r>
-          </w:p>
-        </w:tc>
-        <w:tc>
-          <w:tcPr>
-            <w:tcW w:type="dxa" w:w="2340"/>
-          </w:tcPr>
-          <w:p>
-            <w:pPr>
-              <w:spacing w:line="240" w:lineRule="auto"/>
-            </w:pPr>
-            <w:r>
-              <w:rPr>
-                <w:sz w:val="18"/>
-              </w:rPr>
-              <w:t>Ocicka (2016)</w:t>
-            </w:r>
-          </w:p>
-        </w:tc>
-        <w:tc>
-          <w:tcPr>
-            <w:tcW w:type="dxa" w:w="2340"/>
-          </w:tcPr>
-          <w:p>
-            <w:pPr>
-              <w:spacing w:line="240" w:lineRule="auto"/>
-            </w:pPr>
-            <w:r>
-              <w:rPr>
-                <w:sz w:val="18"/>
-              </w:rPr>
-              <w:t>Review</w:t>
-            </w:r>
-          </w:p>
-        </w:tc>
-      </w:tr>
-      <w:tr>
-        <w:tc>
-          <w:tcPr>
-            <w:tcW w:type="dxa" w:w="2340"/>
-          </w:tcPr>
-          <w:p>
-            <w:pPr>
-              <w:spacing w:line="240" w:lineRule="auto"/>
-            </w:pPr>
-            <w:r>
-              <w:rPr>
-                <w:sz w:val="18"/>
-              </w:rPr>
-              <w:t>1.1</w:t>
-            </w:r>
-          </w:p>
-        </w:tc>
-        <w:tc>
-          <w:tcPr>
-            <w:tcW w:type="dxa" w:w="2340"/>
-          </w:tcPr>
-          <w:p>
-            <w:pPr>
-              <w:spacing w:line="240" w:lineRule="auto"/>
-            </w:pPr>
-            <w:r>
-              <w:rPr>
-                <w:sz w:val="18"/>
-              </w:rPr>
-              <w:t>Asset/Capability</w:t>
-            </w:r>
-          </w:p>
-        </w:tc>
-        <w:tc>
-          <w:tcPr>
-            <w:tcW w:type="dxa" w:w="2340"/>
-          </w:tcPr>
-          <w:p>
-            <w:pPr>
-              <w:spacing w:line="240" w:lineRule="auto"/>
-            </w:pPr>
-            <w:r>
-              <w:rPr>
-                <w:sz w:val="18"/>
-              </w:rPr>
-              <w:t>Bilbao-Ubillos et al. (2024)</w:t>
-            </w:r>
-          </w:p>
-        </w:tc>
-        <w:tc>
-          <w:tcPr>
-            <w:tcW w:type="dxa" w:w="2340"/>
-          </w:tcPr>
-          <w:p>
-            <w:pPr>
-              <w:spacing w:line="240" w:lineRule="auto"/>
-            </w:pPr>
-            <w:r>
-              <w:rPr>
-                <w:sz w:val="18"/>
-              </w:rPr>
-              <w:t>Review</w:t>
-            </w:r>
-          </w:p>
-        </w:tc>
-      </w:tr>
-      <w:tr>
-        <w:tc>
-          <w:tcPr>
-            <w:tcW w:type="dxa" w:w="2340"/>
-          </w:tcPr>
-          <w:p>
-            <w:pPr>
-              <w:spacing w:line="240" w:lineRule="auto"/>
-            </w:pPr>
-            <w:r>
-              <w:rPr>
-                <w:sz w:val="18"/>
-              </w:rPr>
-              <w:t>1.1</w:t>
-            </w:r>
-          </w:p>
-        </w:tc>
-        <w:tc>
-          <w:tcPr>
-            <w:tcW w:type="dxa" w:w="2340"/>
-          </w:tcPr>
-          <w:p>
-            <w:pPr>
-              <w:spacing w:line="240" w:lineRule="auto"/>
-            </w:pPr>
-            <w:r>
-              <w:rPr>
-                <w:sz w:val="18"/>
-              </w:rPr>
-              <w:t>Asset/Capability</w:t>
-            </w:r>
-          </w:p>
-        </w:tc>
-        <w:tc>
-          <w:tcPr>
-            <w:tcW w:type="dxa" w:w="2340"/>
-          </w:tcPr>
-          <w:p>
-            <w:pPr>
-              <w:spacing w:line="240" w:lineRule="auto"/>
-            </w:pPr>
-            <w:r>
-              <w:rPr>
-                <w:sz w:val="18"/>
-              </w:rPr>
-              <w:t>D'Ambrosio &amp; Lavoratori (2025)</w:t>
-            </w:r>
-          </w:p>
-        </w:tc>
-        <w:tc>
-          <w:tcPr>
-            <w:tcW w:type="dxa" w:w="2340"/>
-          </w:tcPr>
-          <w:p>
-            <w:pPr>
-              <w:spacing w:line="240" w:lineRule="auto"/>
-            </w:pPr>
-            <w:r>
-              <w:rPr>
-                <w:sz w:val="18"/>
-              </w:rPr>
-              <w:t>Conceptual</w:t>
-            </w:r>
-          </w:p>
-        </w:tc>
-      </w:tr>
-      <w:tr>
-        <w:tc>
-          <w:tcPr>
-            <w:tcW w:type="dxa" w:w="2340"/>
-          </w:tcPr>
-          <w:p>
-            <w:pPr>
-              <w:spacing w:line="240" w:lineRule="auto"/>
-            </w:pPr>
-            <w:r>
-              <w:rPr>
-                <w:sz w:val="18"/>
-              </w:rPr>
-              <w:t>1.1</w:t>
-            </w:r>
-          </w:p>
-        </w:tc>
-        <w:tc>
-          <w:tcPr>
-            <w:tcW w:type="dxa" w:w="2340"/>
-          </w:tcPr>
-          <w:p>
-            <w:pPr>
-              <w:spacing w:line="240" w:lineRule="auto"/>
-            </w:pPr>
-            <w:r>
-              <w:rPr>
-                <w:sz w:val="18"/>
-              </w:rPr>
-              <w:t>Asset/Capability</w:t>
-            </w:r>
-          </w:p>
-        </w:tc>
-        <w:tc>
-          <w:tcPr>
-            <w:tcW w:type="dxa" w:w="2340"/>
-          </w:tcPr>
-          <w:p>
-            <w:pPr>
-              <w:spacing w:line="240" w:lineRule="auto"/>
-            </w:pPr>
-            <w:r>
-              <w:rPr>
-                <w:sz w:val="18"/>
-              </w:rPr>
-              <w:t>Gupta et al. (2023)</w:t>
-            </w:r>
-          </w:p>
-        </w:tc>
-        <w:tc>
-          <w:tcPr>
-            <w:tcW w:type="dxa" w:w="2340"/>
-          </w:tcPr>
-          <w:p>
-            <w:pPr>
-              <w:spacing w:line="240" w:lineRule="auto"/>
-            </w:pPr>
-            <w:r>
-              <w:rPr>
-                <w:sz w:val="18"/>
-              </w:rPr>
-              <w:t>Conceptual</w:t>
-            </w:r>
-          </w:p>
-        </w:tc>
-      </w:tr>
-      <w:tr>
-        <w:tc>
-          <w:tcPr>
-            <w:tcW w:type="dxa" w:w="2340"/>
-          </w:tcPr>
-          <w:p>
-            <w:pPr>
-              <w:spacing w:line="240" w:lineRule="auto"/>
-            </w:pPr>
-            <w:r>
-              <w:rPr>
-                <w:sz w:val="18"/>
-              </w:rPr>
-              <w:t>1.2</w:t>
-            </w:r>
-          </w:p>
-        </w:tc>
-        <w:tc>
-          <w:tcPr>
-            <w:tcW w:type="dxa" w:w="2340"/>
-          </w:tcPr>
-          <w:p>
-            <w:pPr>
-              <w:spacing w:line="240" w:lineRule="auto"/>
-            </w:pPr>
-            <w:r>
-              <w:rPr>
-                <w:sz w:val="18"/>
-              </w:rPr>
-              <w:t>Asset/Capability</w:t>
-            </w:r>
-          </w:p>
-        </w:tc>
-        <w:tc>
-          <w:tcPr>
-            <w:tcW w:type="dxa" w:w="2340"/>
-          </w:tcPr>
-          <w:p>
-            <w:pPr>
-              <w:spacing w:line="240" w:lineRule="auto"/>
-            </w:pPr>
-            <w:r>
-              <w:rPr>
-                <w:sz w:val="18"/>
-              </w:rPr>
-              <w:t>Pegoraro et al. (2022)</w:t>
-            </w:r>
-          </w:p>
-        </w:tc>
-        <w:tc>
-          <w:tcPr>
-            <w:tcW w:type="dxa" w:w="2340"/>
-          </w:tcPr>
-          <w:p>
-            <w:pPr>
-              <w:spacing w:line="240" w:lineRule="auto"/>
-            </w:pPr>
-            <w:r>
-              <w:rPr>
-                <w:sz w:val="18"/>
-              </w:rPr>
-              <w:t>Direct empirical (single case, China→UK)</w:t>
-            </w:r>
-          </w:p>
-        </w:tc>
-      </w:tr>
-      <w:tr>
-        <w:tc>
-          <w:tcPr>
-            <w:tcW w:type="dxa" w:w="2340"/>
-          </w:tcPr>
-          <w:p>
-            <w:pPr>
-              <w:spacing w:line="240" w:lineRule="auto"/>
-            </w:pPr>
-            <w:r>
-              <w:rPr>
-                <w:sz w:val="18"/>
-              </w:rPr>
-              <w:t>1.2</w:t>
-            </w:r>
-          </w:p>
-        </w:tc>
-        <w:tc>
-          <w:tcPr>
-            <w:tcW w:type="dxa" w:w="2340"/>
-          </w:tcPr>
-          <w:p>
-            <w:pPr>
-              <w:spacing w:line="240" w:lineRule="auto"/>
-            </w:pPr>
-            <w:r>
-              <w:rPr>
-                <w:sz w:val="18"/>
-              </w:rPr>
-              <w:t>Asset/Capability</w:t>
-            </w:r>
-          </w:p>
-        </w:tc>
-        <w:tc>
-          <w:tcPr>
-            <w:tcW w:type="dxa" w:w="2340"/>
-          </w:tcPr>
-          <w:p>
-            <w:pPr>
-              <w:spacing w:line="240" w:lineRule="auto"/>
-            </w:pPr>
-            <w:r>
-              <w:rPr>
-                <w:sz w:val="18"/>
-              </w:rPr>
-              <w:t>Li et al. (2025)</w:t>
-            </w:r>
-          </w:p>
-        </w:tc>
-        <w:tc>
-          <w:tcPr>
-            <w:tcW w:type="dxa" w:w="2340"/>
-          </w:tcPr>
-          <w:p>
-            <w:pPr>
-              <w:spacing w:line="240" w:lineRule="auto"/>
-            </w:pPr>
-            <w:r>
-              <w:rPr>
-                <w:sz w:val="18"/>
-              </w:rPr>
-              <w:t>Direct empirical (general Nordic/Swedish)</w:t>
-            </w:r>
-          </w:p>
-        </w:tc>
-      </w:tr>
-      <w:tr>
-        <w:tc>
-          <w:tcPr>
-            <w:tcW w:type="dxa" w:w="2340"/>
-          </w:tcPr>
-          <w:p>
-            <w:pPr>
-              <w:spacing w:line="240" w:lineRule="auto"/>
-            </w:pPr>
-            <w:r>
-              <w:rPr>
-                <w:sz w:val="18"/>
-              </w:rPr>
-              <w:t>1.2</w:t>
-            </w:r>
-          </w:p>
-        </w:tc>
-        <w:tc>
-          <w:tcPr>
-            <w:tcW w:type="dxa" w:w="2340"/>
-          </w:tcPr>
-          <w:p>
-            <w:pPr>
-              <w:spacing w:line="240" w:lineRule="auto"/>
-            </w:pPr>
-            <w:r>
-              <w:rPr>
-                <w:sz w:val="18"/>
-              </w:rPr>
-              <w:t>Asset/Capability</w:t>
-            </w:r>
-          </w:p>
-        </w:tc>
-        <w:tc>
-          <w:tcPr>
-            <w:tcW w:type="dxa" w:w="2340"/>
-          </w:tcPr>
-          <w:p>
-            <w:pPr>
-              <w:spacing w:line="240" w:lineRule="auto"/>
-            </w:pPr>
-            <w:r>
-              <w:rPr>
-                <w:sz w:val="18"/>
-              </w:rPr>
-              <w:t>Mirzaei et al. (2021)</w:t>
-            </w:r>
-          </w:p>
-        </w:tc>
-        <w:tc>
-          <w:tcPr>
-            <w:tcW w:type="dxa" w:w="2340"/>
-          </w:tcPr>
-          <w:p>
-            <w:pPr>
-              <w:spacing w:line="240" w:lineRule="auto"/>
-            </w:pPr>
-            <w:r>
-              <w:rPr>
-                <w:sz w:val="18"/>
-              </w:rPr>
-              <w:t>Direct empirical (general Swedish)</w:t>
-            </w:r>
-          </w:p>
-        </w:tc>
-      </w:tr>
-      <w:tr>
-        <w:tc>
-          <w:tcPr>
-            <w:tcW w:type="dxa" w:w="2340"/>
-          </w:tcPr>
-          <w:p>
-            <w:pPr>
-              <w:spacing w:line="240" w:lineRule="auto"/>
-            </w:pPr>
-            <w:r>
-              <w:rPr>
-                <w:sz w:val="18"/>
-              </w:rPr>
-              <w:t>1.2</w:t>
-            </w:r>
-          </w:p>
-        </w:tc>
-        <w:tc>
-          <w:tcPr>
-            <w:tcW w:type="dxa" w:w="2340"/>
-          </w:tcPr>
-          <w:p>
-            <w:pPr>
-              <w:spacing w:line="240" w:lineRule="auto"/>
-            </w:pPr>
-            <w:r>
-              <w:rPr>
-                <w:sz w:val="18"/>
-              </w:rPr>
-              <w:t>Asset/Capability</w:t>
-            </w:r>
-          </w:p>
-        </w:tc>
-        <w:tc>
-          <w:tcPr>
-            <w:tcW w:type="dxa" w:w="2340"/>
-          </w:tcPr>
-          <w:p>
-            <w:pPr>
-              <w:spacing w:line="240" w:lineRule="auto"/>
-            </w:pPr>
-            <w:r>
-              <w:rPr>
-                <w:sz w:val="18"/>
-              </w:rPr>
-              <w:t>Wiesmann et al. (2017)</w:t>
-            </w:r>
-          </w:p>
-        </w:tc>
-        <w:tc>
-          <w:tcPr>
-            <w:tcW w:type="dxa" w:w="2340"/>
-          </w:tcPr>
-          <w:p>
-            <w:pPr>
-              <w:spacing w:line="240" w:lineRule="auto"/>
-            </w:pPr>
-            <w:r>
-              <w:rPr>
-                <w:sz w:val="18"/>
-              </w:rPr>
-              <w:t>Review</w:t>
-            </w:r>
-          </w:p>
-        </w:tc>
-      </w:tr>
-      <w:tr>
-        <w:tc>
-          <w:tcPr>
-            <w:tcW w:type="dxa" w:w="2340"/>
-          </w:tcPr>
-          <w:p>
-            <w:pPr>
-              <w:spacing w:line="240" w:lineRule="auto"/>
-            </w:pPr>
-            <w:r>
-              <w:rPr>
-                <w:sz w:val="18"/>
-              </w:rPr>
-              <w:t>1.2</w:t>
-            </w:r>
-          </w:p>
-        </w:tc>
-        <w:tc>
-          <w:tcPr>
-            <w:tcW w:type="dxa" w:w="2340"/>
-          </w:tcPr>
-          <w:p>
-            <w:pPr>
-              <w:spacing w:line="240" w:lineRule="auto"/>
-            </w:pPr>
-            <w:r>
-              <w:rPr>
-                <w:sz w:val="18"/>
-              </w:rPr>
-              <w:t>Asset/Capability</w:t>
-            </w:r>
-          </w:p>
-        </w:tc>
-        <w:tc>
-          <w:tcPr>
-            <w:tcW w:type="dxa" w:w="2340"/>
-          </w:tcPr>
-          <w:p>
-            <w:pPr>
-              <w:spacing w:line="240" w:lineRule="auto"/>
-            </w:pPr>
-            <w:r>
-              <w:rPr>
-                <w:sz w:val="18"/>
-              </w:rPr>
-              <w:t>D'Ambrosio &amp; Lavoratori (2025)</w:t>
-            </w:r>
-          </w:p>
-        </w:tc>
-        <w:tc>
-          <w:tcPr>
-            <w:tcW w:type="dxa" w:w="2340"/>
-          </w:tcPr>
-          <w:p>
-            <w:pPr>
-              <w:spacing w:line="240" w:lineRule="auto"/>
-            </w:pPr>
-            <w:r>
-              <w:rPr>
-                <w:sz w:val="18"/>
-              </w:rPr>
-              <w:t>Conceptual</w:t>
-            </w:r>
-          </w:p>
-        </w:tc>
-      </w:tr>
-      <w:tr>
-        <w:tc>
-          <w:tcPr>
-            <w:tcW w:type="dxa" w:w="2340"/>
-          </w:tcPr>
-          <w:p>
-            <w:pPr>
-              <w:spacing w:line="240" w:lineRule="auto"/>
-            </w:pPr>
-            <w:r>
-              <w:rPr>
-                <w:sz w:val="18"/>
-              </w:rPr>
-              <w:t>1.2</w:t>
-            </w:r>
-          </w:p>
-        </w:tc>
-        <w:tc>
-          <w:tcPr>
-            <w:tcW w:type="dxa" w:w="2340"/>
-          </w:tcPr>
-          <w:p>
-            <w:pPr>
-              <w:spacing w:line="240" w:lineRule="auto"/>
-            </w:pPr>
-            <w:r>
-              <w:rPr>
-                <w:sz w:val="18"/>
-              </w:rPr>
-              <w:t>Asset/Capability</w:t>
-            </w:r>
-          </w:p>
-        </w:tc>
-        <w:tc>
-          <w:tcPr>
-            <w:tcW w:type="dxa" w:w="2340"/>
-          </w:tcPr>
-          <w:p>
-            <w:pPr>
-              <w:spacing w:line="240" w:lineRule="auto"/>
-            </w:pPr>
-            <w:r>
-              <w:rPr>
-                <w:sz w:val="18"/>
-              </w:rPr>
-              <w:t>Gupta et al. (2023)</w:t>
-            </w:r>
-          </w:p>
-        </w:tc>
-        <w:tc>
-          <w:tcPr>
-            <w:tcW w:type="dxa" w:w="2340"/>
-          </w:tcPr>
-          <w:p>
-            <w:pPr>
-              <w:spacing w:line="240" w:lineRule="auto"/>
-            </w:pPr>
-            <w:r>
-              <w:rPr>
-                <w:sz w:val="18"/>
-              </w:rPr>
-              <w:t>Conceptual</w:t>
-            </w:r>
-          </w:p>
-        </w:tc>
-      </w:tr>
-      <w:tr>
-        <w:tc>
-          <w:tcPr>
-            <w:tcW w:type="dxa" w:w="2340"/>
-          </w:tcPr>
-          <w:p>
-            <w:pPr>
-              <w:spacing w:line="240" w:lineRule="auto"/>
-            </w:pPr>
-            <w:r>
-              <w:rPr>
-                <w:sz w:val="18"/>
-              </w:rPr>
-              <w:t>1.3</w:t>
-            </w:r>
-          </w:p>
-        </w:tc>
-        <w:tc>
-          <w:tcPr>
-            <w:tcW w:type="dxa" w:w="2340"/>
-          </w:tcPr>
-          <w:p>
-            <w:pPr>
-              <w:spacing w:line="240" w:lineRule="auto"/>
-            </w:pPr>
-            <w:r>
-              <w:rPr>
-                <w:sz w:val="18"/>
-              </w:rPr>
-              <w:t>Asset/Capability</w:t>
-            </w:r>
-          </w:p>
-        </w:tc>
-        <w:tc>
-          <w:tcPr>
-            <w:tcW w:type="dxa" w:w="2340"/>
-          </w:tcPr>
-          <w:p>
-            <w:pPr>
-              <w:spacing w:line="240" w:lineRule="auto"/>
-            </w:pPr>
-            <w:r>
-              <w:rPr>
-                <w:sz w:val="18"/>
-              </w:rPr>
-              <w:t>Pedroletti (2025)</w:t>
-            </w:r>
-          </w:p>
-        </w:tc>
-        <w:tc>
-          <w:tcPr>
-            <w:tcW w:type="dxa" w:w="2340"/>
-          </w:tcPr>
-          <w:p>
-            <w:pPr>
-              <w:spacing w:line="240" w:lineRule="auto"/>
-            </w:pPr>
-            <w:r>
-              <w:rPr>
-                <w:sz w:val="18"/>
-              </w:rPr>
-              <w:t>Direct empirical (single case, China→Italy)</w:t>
-            </w:r>
-          </w:p>
-        </w:tc>
-      </w:tr>
-      <w:tr>
-        <w:tc>
-          <w:tcPr>
-            <w:tcW w:type="dxa" w:w="2340"/>
-          </w:tcPr>
-          <w:p>
-            <w:pPr>
-              <w:spacing w:line="240" w:lineRule="auto"/>
-            </w:pPr>
-            <w:r>
-              <w:rPr>
-                <w:sz w:val="18"/>
-              </w:rPr>
-              <w:t>1.3</w:t>
-            </w:r>
-          </w:p>
-        </w:tc>
-        <w:tc>
-          <w:tcPr>
-            <w:tcW w:type="dxa" w:w="2340"/>
-          </w:tcPr>
-          <w:p>
-            <w:pPr>
-              <w:spacing w:line="240" w:lineRule="auto"/>
-            </w:pPr>
-            <w:r>
-              <w:rPr>
-                <w:sz w:val="18"/>
-              </w:rPr>
-              <w:t>Asset/Capability</w:t>
-            </w:r>
-          </w:p>
-        </w:tc>
-        <w:tc>
-          <w:tcPr>
-            <w:tcW w:type="dxa" w:w="2340"/>
-          </w:tcPr>
-          <w:p>
-            <w:pPr>
-              <w:spacing w:line="240" w:lineRule="auto"/>
-            </w:pPr>
-            <w:r>
-              <w:rPr>
-                <w:sz w:val="18"/>
-              </w:rPr>
-              <w:t>Li et al. (2025)</w:t>
-            </w:r>
-          </w:p>
-        </w:tc>
-        <w:tc>
-          <w:tcPr>
-            <w:tcW w:type="dxa" w:w="2340"/>
-          </w:tcPr>
-          <w:p>
-            <w:pPr>
-              <w:spacing w:line="240" w:lineRule="auto"/>
-            </w:pPr>
-            <w:r>
-              <w:rPr>
-                <w:sz w:val="18"/>
-              </w:rPr>
-              <w:t>Direct empirical (general Nordic/Swedish)</w:t>
-            </w:r>
-          </w:p>
-        </w:tc>
-      </w:tr>
-      <w:tr>
-        <w:tc>
-          <w:tcPr>
-            <w:tcW w:type="dxa" w:w="2340"/>
-          </w:tcPr>
-          <w:p>
-            <w:pPr>
-              <w:spacing w:line="240" w:lineRule="auto"/>
-            </w:pPr>
-            <w:r>
-              <w:rPr>
-                <w:sz w:val="18"/>
-              </w:rPr>
-              <w:t>1.3</w:t>
-            </w:r>
-          </w:p>
-        </w:tc>
-        <w:tc>
-          <w:tcPr>
-            <w:tcW w:type="dxa" w:w="2340"/>
-          </w:tcPr>
-          <w:p>
-            <w:pPr>
-              <w:spacing w:line="240" w:lineRule="auto"/>
-            </w:pPr>
-            <w:r>
-              <w:rPr>
-                <w:sz w:val="18"/>
-              </w:rPr>
-              <w:t>Asset/Capability</w:t>
-            </w:r>
-          </w:p>
-        </w:tc>
-        <w:tc>
-          <w:tcPr>
-            <w:tcW w:type="dxa" w:w="2340"/>
-          </w:tcPr>
-          <w:p>
-            <w:pPr>
-              <w:spacing w:line="240" w:lineRule="auto"/>
-            </w:pPr>
-            <w:r>
-              <w:rPr>
-                <w:sz w:val="18"/>
-              </w:rPr>
-              <w:t>Wiesmann et al. (2017)</w:t>
-            </w:r>
-          </w:p>
-        </w:tc>
-        <w:tc>
-          <w:tcPr>
-            <w:tcW w:type="dxa" w:w="2340"/>
-          </w:tcPr>
-          <w:p>
-            <w:pPr>
-              <w:spacing w:line="240" w:lineRule="auto"/>
-            </w:pPr>
-            <w:r>
-              <w:rPr>
-                <w:sz w:val="18"/>
-              </w:rPr>
-              <w:t>Review</w:t>
-            </w:r>
-          </w:p>
-        </w:tc>
-      </w:tr>
-      <w:tr>
-        <w:tc>
-          <w:tcPr>
-            <w:tcW w:type="dxa" w:w="2340"/>
-          </w:tcPr>
-          <w:p>
-            <w:pPr>
-              <w:spacing w:line="240" w:lineRule="auto"/>
-            </w:pPr>
-            <w:r>
-              <w:rPr>
-                <w:sz w:val="18"/>
-              </w:rPr>
-              <w:t>1.3</w:t>
-            </w:r>
-          </w:p>
-        </w:tc>
-        <w:tc>
-          <w:tcPr>
-            <w:tcW w:type="dxa" w:w="2340"/>
-          </w:tcPr>
-          <w:p>
-            <w:pPr>
-              <w:spacing w:line="240" w:lineRule="auto"/>
-            </w:pPr>
-            <w:r>
-              <w:rPr>
-                <w:sz w:val="18"/>
-              </w:rPr>
-              <w:t>Asset/Capability</w:t>
-            </w:r>
-          </w:p>
-        </w:tc>
-        <w:tc>
-          <w:tcPr>
-            <w:tcW w:type="dxa" w:w="2340"/>
-          </w:tcPr>
-          <w:p>
-            <w:pPr>
-              <w:spacing w:line="240" w:lineRule="auto"/>
-            </w:pPr>
-            <w:r>
-              <w:rPr>
-                <w:sz w:val="18"/>
-              </w:rPr>
-              <w:t>Bilbao-Ubillos et al. (2024)</w:t>
-            </w:r>
-          </w:p>
-        </w:tc>
-        <w:tc>
-          <w:tcPr>
-            <w:tcW w:type="dxa" w:w="2340"/>
-          </w:tcPr>
-          <w:p>
-            <w:pPr>
-              <w:spacing w:line="240" w:lineRule="auto"/>
-            </w:pPr>
-            <w:r>
-              <w:rPr>
-                <w:sz w:val="18"/>
-              </w:rPr>
-              <w:t>Review</w:t>
-            </w:r>
-          </w:p>
-        </w:tc>
-      </w:tr>
-      <w:tr>
-        <w:tc>
-          <w:tcPr>
-            <w:tcW w:type="dxa" w:w="2340"/>
-          </w:tcPr>
-          <w:p>
-            <w:pPr>
-              <w:spacing w:line="240" w:lineRule="auto"/>
-            </w:pPr>
-            <w:r>
-              <w:rPr>
-                <w:sz w:val="18"/>
-              </w:rPr>
-              <w:t>1.3</w:t>
-            </w:r>
-          </w:p>
-        </w:tc>
-        <w:tc>
-          <w:tcPr>
-            <w:tcW w:type="dxa" w:w="2340"/>
-          </w:tcPr>
-          <w:p>
-            <w:pPr>
-              <w:spacing w:line="240" w:lineRule="auto"/>
-            </w:pPr>
-            <w:r>
-              <w:rPr>
-                <w:sz w:val="18"/>
-              </w:rPr>
-              <w:t>Asset/Capability</w:t>
-            </w:r>
-          </w:p>
-        </w:tc>
-        <w:tc>
-          <w:tcPr>
-            <w:tcW w:type="dxa" w:w="2340"/>
-          </w:tcPr>
-          <w:p>
-            <w:pPr>
-              <w:spacing w:line="240" w:lineRule="auto"/>
-            </w:pPr>
-            <w:r>
-              <w:rPr>
-                <w:sz w:val="18"/>
-              </w:rPr>
-              <w:t>Gupta et al. (2023)</w:t>
-            </w:r>
-          </w:p>
-        </w:tc>
-        <w:tc>
-          <w:tcPr>
-            <w:tcW w:type="dxa" w:w="2340"/>
-          </w:tcPr>
-          <w:p>
-            <w:pPr>
-              <w:spacing w:line="240" w:lineRule="auto"/>
-            </w:pPr>
-            <w:r>
-              <w:rPr>
-                <w:sz w:val="18"/>
-              </w:rPr>
-              <w:t>Conceptual</w:t>
-            </w:r>
-          </w:p>
-        </w:tc>
-      </w:tr>
-      <w:tr>
-        <w:tc>
-          <w:tcPr>
-            <w:tcW w:type="dxa" w:w="2340"/>
-          </w:tcPr>
-          <w:p>
-            <w:pPr>
-              <w:spacing w:line="240" w:lineRule="auto"/>
-            </w:pPr>
-            <w:r>
-              <w:rPr>
-                <w:sz w:val="18"/>
-              </w:rPr>
-              <w:t>1.4</w:t>
-            </w:r>
-          </w:p>
-        </w:tc>
-        <w:tc>
-          <w:tcPr>
-            <w:tcW w:type="dxa" w:w="2340"/>
-          </w:tcPr>
-          <w:p>
-            <w:pPr>
-              <w:spacing w:line="240" w:lineRule="auto"/>
-            </w:pPr>
-            <w:r>
-              <w:rPr>
-                <w:sz w:val="18"/>
-              </w:rPr>
-              <w:t>Asset/Capability</w:t>
-            </w:r>
-          </w:p>
-        </w:tc>
-        <w:tc>
-          <w:tcPr>
-            <w:tcW w:type="dxa" w:w="2340"/>
-          </w:tcPr>
-          <w:p>
-            <w:pPr>
-              <w:spacing w:line="240" w:lineRule="auto"/>
-            </w:pPr>
-            <w:r>
-              <w:rPr>
-                <w:sz w:val="18"/>
-              </w:rPr>
-              <w:t>Bilbao-Ubillos et al. (2024)</w:t>
-            </w:r>
-          </w:p>
-        </w:tc>
-        <w:tc>
-          <w:tcPr>
-            <w:tcW w:type="dxa" w:w="2340"/>
-          </w:tcPr>
-          <w:p>
-            <w:pPr>
-              <w:spacing w:line="240" w:lineRule="auto"/>
-            </w:pPr>
-            <w:r>
-              <w:rPr>
-                <w:sz w:val="18"/>
-              </w:rPr>
-              <w:t>Review</w:t>
-            </w:r>
-          </w:p>
-        </w:tc>
-      </w:tr>
-      <w:tr>
-        <w:tc>
-          <w:tcPr>
-            <w:tcW w:type="dxa" w:w="2340"/>
-          </w:tcPr>
-          <w:p>
-            <w:pPr>
-              <w:spacing w:line="240" w:lineRule="auto"/>
-            </w:pPr>
-            <w:r>
-              <w:rPr>
-                <w:sz w:val="18"/>
-              </w:rPr>
-              <w:t>1.4</w:t>
-            </w:r>
-          </w:p>
-        </w:tc>
-        <w:tc>
-          <w:tcPr>
-            <w:tcW w:type="dxa" w:w="2340"/>
-          </w:tcPr>
-          <w:p>
-            <w:pPr>
-              <w:spacing w:line="240" w:lineRule="auto"/>
-            </w:pPr>
-            <w:r>
-              <w:rPr>
-                <w:sz w:val="18"/>
-              </w:rPr>
-              <w:t>Asset/Capability</w:t>
-            </w:r>
-          </w:p>
-        </w:tc>
-        <w:tc>
-          <w:tcPr>
-            <w:tcW w:type="dxa" w:w="2340"/>
-          </w:tcPr>
-          <w:p>
-            <w:pPr>
-              <w:spacing w:line="240" w:lineRule="auto"/>
-            </w:pPr>
-            <w:r>
-              <w:rPr>
-                <w:sz w:val="18"/>
-              </w:rPr>
-              <w:t>D'Ambrosio &amp; Lavoratori (2025)</w:t>
-            </w:r>
-          </w:p>
-        </w:tc>
-        <w:tc>
-          <w:tcPr>
-            <w:tcW w:type="dxa" w:w="2340"/>
-          </w:tcPr>
-          <w:p>
-            <w:pPr>
-              <w:spacing w:line="240" w:lineRule="auto"/>
-            </w:pPr>
-            <w:r>
-              <w:rPr>
-                <w:sz w:val="18"/>
-              </w:rPr>
-              <w:t>Conceptual (core argument)</w:t>
-            </w:r>
-          </w:p>
-        </w:tc>
-      </w:tr>
-      <w:tr>
-        <w:tc>
-          <w:tcPr>
-            <w:tcW w:type="dxa" w:w="2340"/>
-          </w:tcPr>
-          <w:p>
-            <w:pPr>
-              <w:spacing w:line="240" w:lineRule="auto"/>
-            </w:pPr>
-            <w:r>
-              <w:rPr>
-                <w:sz w:val="18"/>
-              </w:rPr>
-              <w:t>1.5</w:t>
-            </w:r>
-          </w:p>
-        </w:tc>
-        <w:tc>
-          <w:tcPr>
-            <w:tcW w:type="dxa" w:w="2340"/>
-          </w:tcPr>
-          <w:p>
-            <w:pPr>
-              <w:spacing w:line="240" w:lineRule="auto"/>
-            </w:pPr>
-            <w:r>
-              <w:rPr>
-                <w:sz w:val="18"/>
-              </w:rPr>
-              <w:t>Asset/Capability</w:t>
-            </w:r>
-          </w:p>
-        </w:tc>
-        <w:tc>
-          <w:tcPr>
-            <w:tcW w:type="dxa" w:w="2340"/>
-          </w:tcPr>
-          <w:p>
-            <w:pPr>
-              <w:spacing w:line="240" w:lineRule="auto"/>
-            </w:pPr>
-            <w:r>
-              <w:rPr>
-                <w:sz w:val="18"/>
-              </w:rPr>
-              <w:t>Pegoraro et al. (2022)</w:t>
-            </w:r>
-          </w:p>
-        </w:tc>
-        <w:tc>
-          <w:tcPr>
-            <w:tcW w:type="dxa" w:w="2340"/>
-          </w:tcPr>
-          <w:p>
-            <w:pPr>
-              <w:spacing w:line="240" w:lineRule="auto"/>
-            </w:pPr>
-            <w:r>
-              <w:rPr>
-                <w:sz w:val="18"/>
-              </w:rPr>
-              <w:t>Direct empirical (single case, China→UK)</w:t>
-            </w:r>
-          </w:p>
-        </w:tc>
-      </w:tr>
-      <w:tr>
-        <w:tc>
-          <w:tcPr>
-            <w:tcW w:type="dxa" w:w="2340"/>
-          </w:tcPr>
-          <w:p>
-            <w:pPr>
-              <w:spacing w:line="240" w:lineRule="auto"/>
-            </w:pPr>
-            <w:r>
-              <w:rPr>
-                <w:sz w:val="18"/>
-              </w:rPr>
-              <w:t>1.5</w:t>
-            </w:r>
-          </w:p>
-        </w:tc>
-        <w:tc>
-          <w:tcPr>
-            <w:tcW w:type="dxa" w:w="2340"/>
-          </w:tcPr>
-          <w:p>
-            <w:pPr>
-              <w:spacing w:line="240" w:lineRule="auto"/>
-            </w:pPr>
-            <w:r>
-              <w:rPr>
-                <w:sz w:val="18"/>
-              </w:rPr>
-              <w:t>Asset/Capability</w:t>
-            </w:r>
-          </w:p>
-        </w:tc>
-        <w:tc>
-          <w:tcPr>
-            <w:tcW w:type="dxa" w:w="2340"/>
-          </w:tcPr>
-          <w:p>
-            <w:pPr>
-              <w:spacing w:line="240" w:lineRule="auto"/>
-            </w:pPr>
-            <w:r>
-              <w:rPr>
-                <w:sz w:val="18"/>
-              </w:rPr>
-              <w:t>Bilbao-Ubillos et al. (2024)</w:t>
-            </w:r>
-          </w:p>
-        </w:tc>
-        <w:tc>
-          <w:tcPr>
-            <w:tcW w:type="dxa" w:w="2340"/>
-          </w:tcPr>
-          <w:p>
-            <w:pPr>
-              <w:spacing w:line="240" w:lineRule="auto"/>
-            </w:pPr>
-            <w:r>
-              <w:rPr>
-                <w:sz w:val="18"/>
-              </w:rPr>
-              <w:t>Review</w:t>
-            </w:r>
-          </w:p>
-        </w:tc>
-      </w:tr>
-      <w:tr>
-        <w:tc>
-          <w:tcPr>
-            <w:tcW w:type="dxa" w:w="2340"/>
-          </w:tcPr>
-          <w:p>
-            <w:pPr>
-              <w:spacing w:line="240" w:lineRule="auto"/>
-            </w:pPr>
-            <w:r>
-              <w:rPr>
-                <w:sz w:val="18"/>
-              </w:rPr>
-              <w:t>2.1</w:t>
-            </w:r>
-          </w:p>
-        </w:tc>
-        <w:tc>
-          <w:tcPr>
-            <w:tcW w:type="dxa" w:w="2340"/>
-          </w:tcPr>
-          <w:p>
-            <w:pPr>
-              <w:spacing w:line="240" w:lineRule="auto"/>
-            </w:pPr>
-            <w:r>
-              <w:rPr>
-                <w:sz w:val="18"/>
-              </w:rPr>
-              <w:t>Cost/Operational</w:t>
-            </w:r>
-          </w:p>
-        </w:tc>
-        <w:tc>
-          <w:tcPr>
-            <w:tcW w:type="dxa" w:w="2340"/>
-          </w:tcPr>
-          <w:p>
-            <w:pPr>
-              <w:spacing w:line="240" w:lineRule="auto"/>
-            </w:pPr>
-            <w:r>
-              <w:rPr>
-                <w:sz w:val="18"/>
-              </w:rPr>
-              <w:t>Mirzaei et al. (2021)</w:t>
-            </w:r>
-          </w:p>
-        </w:tc>
-        <w:tc>
-          <w:tcPr>
-            <w:tcW w:type="dxa" w:w="2340"/>
-          </w:tcPr>
-          <w:p>
-            <w:pPr>
-              <w:spacing w:line="240" w:lineRule="auto"/>
-            </w:pPr>
-            <w:r>
-              <w:rPr>
-                <w:sz w:val="18"/>
-              </w:rPr>
-              <w:t>Direct empirical (general Swedish)</w:t>
-            </w:r>
-          </w:p>
-        </w:tc>
-      </w:tr>
-      <w:tr>
-        <w:tc>
-          <w:tcPr>
-            <w:tcW w:type="dxa" w:w="2340"/>
-          </w:tcPr>
-          <w:p>
-            <w:pPr>
-              <w:spacing w:line="240" w:lineRule="auto"/>
-            </w:pPr>
-            <w:r>
-              <w:rPr>
-                <w:sz w:val="18"/>
-              </w:rPr>
-              <w:t>2.1</w:t>
-            </w:r>
-          </w:p>
-        </w:tc>
-        <w:tc>
-          <w:tcPr>
-            <w:tcW w:type="dxa" w:w="2340"/>
-          </w:tcPr>
-          <w:p>
-            <w:pPr>
-              <w:spacing w:line="240" w:lineRule="auto"/>
-            </w:pPr>
-            <w:r>
-              <w:rPr>
-                <w:sz w:val="18"/>
-              </w:rPr>
-              <w:t>Cost/Operational</w:t>
-            </w:r>
-          </w:p>
-        </w:tc>
-        <w:tc>
-          <w:tcPr>
-            <w:tcW w:type="dxa" w:w="2340"/>
-          </w:tcPr>
-          <w:p>
-            <w:pPr>
-              <w:spacing w:line="240" w:lineRule="auto"/>
-            </w:pPr>
-            <w:r>
-              <w:rPr>
-                <w:sz w:val="18"/>
-              </w:rPr>
-              <w:t>Di Mauro et al. (2018)</w:t>
-            </w:r>
-          </w:p>
-        </w:tc>
-        <w:tc>
-          <w:tcPr>
-            <w:tcW w:type="dxa" w:w="2340"/>
-          </w:tcPr>
-          <w:p>
-            <w:pPr>
-              <w:spacing w:line="240" w:lineRule="auto"/>
-            </w:pPr>
-            <w:r>
-              <w:rPr>
-                <w:sz w:val="18"/>
-              </w:rPr>
-              <w:t>Direct empirical (limited; partial China attribution)</w:t>
-            </w:r>
-          </w:p>
-        </w:tc>
-      </w:tr>
-      <w:tr>
-        <w:tc>
-          <w:tcPr>
-            <w:tcW w:type="dxa" w:w="2340"/>
-          </w:tcPr>
-          <w:p>
-            <w:pPr>
-              <w:spacing w:line="240" w:lineRule="auto"/>
-            </w:pPr>
-            <w:r>
-              <w:rPr>
-                <w:sz w:val="18"/>
-              </w:rPr>
-              <w:t>2.1</w:t>
-            </w:r>
-          </w:p>
-        </w:tc>
-        <w:tc>
-          <w:tcPr>
-            <w:tcW w:type="dxa" w:w="2340"/>
-          </w:tcPr>
-          <w:p>
-            <w:pPr>
-              <w:spacing w:line="240" w:lineRule="auto"/>
-            </w:pPr>
-            <w:r>
-              <w:rPr>
-                <w:sz w:val="18"/>
-              </w:rPr>
-              <w:t>Cost/Operational</w:t>
-            </w:r>
-          </w:p>
-        </w:tc>
-        <w:tc>
-          <w:tcPr>
-            <w:tcW w:type="dxa" w:w="2340"/>
-          </w:tcPr>
-          <w:p>
-            <w:pPr>
-              <w:spacing w:line="240" w:lineRule="auto"/>
-            </w:pPr>
-            <w:r>
-              <w:rPr>
-                <w:sz w:val="18"/>
-              </w:rPr>
-              <w:t>Wiesmann et al. (2017)</w:t>
-            </w:r>
-          </w:p>
-        </w:tc>
-        <w:tc>
-          <w:tcPr>
-            <w:tcW w:type="dxa" w:w="2340"/>
-          </w:tcPr>
-          <w:p>
-            <w:pPr>
-              <w:spacing w:line="240" w:lineRule="auto"/>
-            </w:pPr>
-            <w:r>
-              <w:rPr>
-                <w:sz w:val="18"/>
-              </w:rPr>
-              <w:t>Review</w:t>
-            </w:r>
-          </w:p>
-        </w:tc>
-      </w:tr>
-      <w:tr>
-        <w:tc>
-          <w:tcPr>
-            <w:tcW w:type="dxa" w:w="2340"/>
-          </w:tcPr>
-          <w:p>
-            <w:pPr>
-              <w:spacing w:line="240" w:lineRule="auto"/>
-            </w:pPr>
-            <w:r>
-              <w:rPr>
-                <w:sz w:val="18"/>
-              </w:rPr>
-              <w:t>2.1</w:t>
-            </w:r>
-          </w:p>
-        </w:tc>
-        <w:tc>
-          <w:tcPr>
-            <w:tcW w:type="dxa" w:w="2340"/>
-          </w:tcPr>
-          <w:p>
-            <w:pPr>
-              <w:spacing w:line="240" w:lineRule="auto"/>
-            </w:pPr>
-            <w:r>
-              <w:rPr>
-                <w:sz w:val="18"/>
-              </w:rPr>
-              <w:t>Cost/Operational</w:t>
-            </w:r>
-          </w:p>
-        </w:tc>
-        <w:tc>
-          <w:tcPr>
-            <w:tcW w:type="dxa" w:w="2340"/>
-          </w:tcPr>
-          <w:p>
-            <w:pPr>
-              <w:spacing w:line="240" w:lineRule="auto"/>
-            </w:pPr>
-            <w:r>
-              <w:rPr>
-                <w:sz w:val="18"/>
-              </w:rPr>
-              <w:t>Ocicka (2016)</w:t>
-            </w:r>
-          </w:p>
-        </w:tc>
-        <w:tc>
-          <w:tcPr>
-            <w:tcW w:type="dxa" w:w="2340"/>
-          </w:tcPr>
-          <w:p>
-            <w:pPr>
-              <w:spacing w:line="240" w:lineRule="auto"/>
-            </w:pPr>
-            <w:r>
-              <w:rPr>
-                <w:sz w:val="18"/>
-              </w:rPr>
-              <w:t>Review</w:t>
-            </w:r>
-          </w:p>
-        </w:tc>
-      </w:tr>
-      <w:tr>
-        <w:tc>
-          <w:tcPr>
-            <w:tcW w:type="dxa" w:w="2340"/>
-          </w:tcPr>
-          <w:p>
-            <w:pPr>
-              <w:spacing w:line="240" w:lineRule="auto"/>
-            </w:pPr>
-            <w:r>
-              <w:rPr>
-                <w:sz w:val="18"/>
-              </w:rPr>
-              <w:t>2.1</w:t>
-            </w:r>
-          </w:p>
-        </w:tc>
-        <w:tc>
-          <w:tcPr>
-            <w:tcW w:type="dxa" w:w="2340"/>
-          </w:tcPr>
-          <w:p>
-            <w:pPr>
-              <w:spacing w:line="240" w:lineRule="auto"/>
-            </w:pPr>
-            <w:r>
-              <w:rPr>
-                <w:sz w:val="18"/>
-              </w:rPr>
-              <w:t>Cost/Operational</w:t>
-            </w:r>
-          </w:p>
-        </w:tc>
-        <w:tc>
-          <w:tcPr>
-            <w:tcW w:type="dxa" w:w="2340"/>
-          </w:tcPr>
-          <w:p>
-            <w:pPr>
-              <w:spacing w:line="240" w:lineRule="auto"/>
-            </w:pPr>
-            <w:r>
-              <w:rPr>
-                <w:sz w:val="18"/>
-              </w:rPr>
-              <w:t>Gupta et al. (2023)</w:t>
-            </w:r>
-          </w:p>
-        </w:tc>
-        <w:tc>
-          <w:tcPr>
-            <w:tcW w:type="dxa" w:w="2340"/>
-          </w:tcPr>
-          <w:p>
-            <w:pPr>
-              <w:spacing w:line="240" w:lineRule="auto"/>
-            </w:pPr>
-            <w:r>
-              <w:rPr>
-                <w:sz w:val="18"/>
-              </w:rPr>
-              <w:t>Conceptual</w:t>
-            </w:r>
-          </w:p>
-        </w:tc>
-      </w:tr>
-      <w:tr>
-        <w:tc>
-          <w:tcPr>
-            <w:tcW w:type="dxa" w:w="2340"/>
-          </w:tcPr>
-          <w:p>
-            <w:pPr>
-              <w:spacing w:line="240" w:lineRule="auto"/>
-            </w:pPr>
-            <w:r>
-              <w:rPr>
-                <w:sz w:val="18"/>
-              </w:rPr>
-              <w:t>2.2</w:t>
-            </w:r>
-          </w:p>
-        </w:tc>
-        <w:tc>
-          <w:tcPr>
-            <w:tcW w:type="dxa" w:w="2340"/>
-          </w:tcPr>
-          <w:p>
-            <w:pPr>
-              <w:spacing w:line="240" w:lineRule="auto"/>
-            </w:pPr>
-            <w:r>
-              <w:rPr>
-                <w:sz w:val="18"/>
-              </w:rPr>
-              <w:t>Cost/Operational</w:t>
-            </w:r>
-          </w:p>
-        </w:tc>
-        <w:tc>
-          <w:tcPr>
-            <w:tcW w:type="dxa" w:w="2340"/>
-          </w:tcPr>
-          <w:p>
-            <w:pPr>
-              <w:spacing w:line="240" w:lineRule="auto"/>
-            </w:pPr>
-            <w:r>
-              <w:rPr>
-                <w:sz w:val="18"/>
-              </w:rPr>
-              <w:t>Li et al. (2025)</w:t>
-            </w:r>
-          </w:p>
-        </w:tc>
-        <w:tc>
-          <w:tcPr>
-            <w:tcW w:type="dxa" w:w="2340"/>
-          </w:tcPr>
-          <w:p>
-            <w:pPr>
-              <w:spacing w:line="240" w:lineRule="auto"/>
-            </w:pPr>
-            <w:r>
-              <w:rPr>
-                <w:sz w:val="18"/>
-              </w:rPr>
-              <w:t>Direct empirical (only where actual cost difficulties occurred)</w:t>
-            </w:r>
-          </w:p>
-        </w:tc>
-      </w:tr>
-      <w:tr>
-        <w:tc>
-          <w:tcPr>
-            <w:tcW w:type="dxa" w:w="2340"/>
-          </w:tcPr>
-          <w:p>
-            <w:pPr>
-              <w:spacing w:line="240" w:lineRule="auto"/>
-            </w:pPr>
-            <w:r>
-              <w:rPr>
-                <w:sz w:val="18"/>
-              </w:rPr>
-              <w:t>2.2</w:t>
-            </w:r>
-          </w:p>
-        </w:tc>
-        <w:tc>
-          <w:tcPr>
-            <w:tcW w:type="dxa" w:w="2340"/>
-          </w:tcPr>
-          <w:p>
-            <w:pPr>
-              <w:spacing w:line="240" w:lineRule="auto"/>
-            </w:pPr>
-            <w:r>
-              <w:rPr>
-                <w:sz w:val="18"/>
-              </w:rPr>
-              <w:t>Cost/Operational</w:t>
-            </w:r>
-          </w:p>
-        </w:tc>
-        <w:tc>
-          <w:tcPr>
-            <w:tcW w:type="dxa" w:w="2340"/>
-          </w:tcPr>
-          <w:p>
-            <w:pPr>
-              <w:spacing w:line="240" w:lineRule="auto"/>
-            </w:pPr>
-            <w:r>
-              <w:rPr>
-                <w:sz w:val="18"/>
-              </w:rPr>
-              <w:t>Espíndola et al. (2023)</w:t>
-            </w:r>
-          </w:p>
-        </w:tc>
-        <w:tc>
-          <w:tcPr>
-            <w:tcW w:type="dxa" w:w="2340"/>
-          </w:tcPr>
-          <w:p>
-            <w:pPr>
-              <w:spacing w:line="240" w:lineRule="auto"/>
-            </w:pPr>
-            <w:r>
-              <w:rPr>
-                <w:sz w:val="18"/>
-              </w:rPr>
-              <w:t>Review</w:t>
-            </w:r>
-          </w:p>
-        </w:tc>
-      </w:tr>
-      <w:tr>
-        <w:tc>
-          <w:tcPr>
-            <w:tcW w:type="dxa" w:w="2340"/>
-          </w:tcPr>
-          <w:p>
-            <w:pPr>
-              <w:spacing w:line="240" w:lineRule="auto"/>
-            </w:pPr>
-            <w:r>
-              <w:rPr>
-                <w:sz w:val="18"/>
-              </w:rPr>
-              <w:t>2.2</w:t>
-            </w:r>
-          </w:p>
-        </w:tc>
-        <w:tc>
-          <w:tcPr>
-            <w:tcW w:type="dxa" w:w="2340"/>
-          </w:tcPr>
-          <w:p>
-            <w:pPr>
-              <w:spacing w:line="240" w:lineRule="auto"/>
-            </w:pPr>
-            <w:r>
-              <w:rPr>
-                <w:sz w:val="18"/>
-              </w:rPr>
-              <w:t>Cost/Operational</w:t>
-            </w:r>
-          </w:p>
-        </w:tc>
-        <w:tc>
-          <w:tcPr>
-            <w:tcW w:type="dxa" w:w="2340"/>
-          </w:tcPr>
-          <w:p>
-            <w:pPr>
-              <w:spacing w:line="240" w:lineRule="auto"/>
-            </w:pPr>
-            <w:r>
-              <w:rPr>
-                <w:sz w:val="18"/>
-              </w:rPr>
-              <w:t>D'Ambrosio &amp; Lavoratori (2025)</w:t>
-            </w:r>
-          </w:p>
-        </w:tc>
-        <w:tc>
-          <w:tcPr>
-            <w:tcW w:type="dxa" w:w="2340"/>
-          </w:tcPr>
-          <w:p>
-            <w:pPr>
-              <w:spacing w:line="240" w:lineRule="auto"/>
-            </w:pPr>
-            <w:r>
-              <w:rPr>
-                <w:sz w:val="18"/>
-              </w:rPr>
-              <w:t>Conceptual</w:t>
-            </w:r>
-          </w:p>
-        </w:tc>
-      </w:tr>
-      <w:tr>
-        <w:tc>
-          <w:tcPr>
-            <w:tcW w:type="dxa" w:w="2340"/>
-          </w:tcPr>
-          <w:p>
-            <w:pPr>
-              <w:spacing w:line="240" w:lineRule="auto"/>
-            </w:pPr>
-            <w:r>
-              <w:rPr>
-                <w:sz w:val="18"/>
-              </w:rPr>
-              <w:t>2.2</w:t>
-            </w:r>
-          </w:p>
-        </w:tc>
-        <w:tc>
-          <w:tcPr>
-            <w:tcW w:type="dxa" w:w="2340"/>
-          </w:tcPr>
-          <w:p>
-            <w:pPr>
-              <w:spacing w:line="240" w:lineRule="auto"/>
-            </w:pPr>
-            <w:r>
-              <w:rPr>
-                <w:sz w:val="18"/>
-              </w:rPr>
-              <w:t>Cost/Operational</w:t>
-            </w:r>
-          </w:p>
-        </w:tc>
-        <w:tc>
-          <w:tcPr>
-            <w:tcW w:type="dxa" w:w="2340"/>
-          </w:tcPr>
-          <w:p>
-            <w:pPr>
-              <w:spacing w:line="240" w:lineRule="auto"/>
-            </w:pPr>
-            <w:r>
-              <w:rPr>
-                <w:sz w:val="18"/>
-              </w:rPr>
-              <w:t>Gupta et al. (2023)</w:t>
-            </w:r>
-          </w:p>
-        </w:tc>
-        <w:tc>
-          <w:tcPr>
-            <w:tcW w:type="dxa" w:w="2340"/>
-          </w:tcPr>
-          <w:p>
-            <w:pPr>
-              <w:spacing w:line="240" w:lineRule="auto"/>
-            </w:pPr>
-            <w:r>
-              <w:rPr>
-                <w:sz w:val="18"/>
-              </w:rPr>
-              <w:t>Conceptual</w:t>
-            </w:r>
-          </w:p>
-        </w:tc>
-      </w:tr>
-      <w:tr>
-        <w:tc>
-          <w:tcPr>
-            <w:tcW w:type="dxa" w:w="2340"/>
-          </w:tcPr>
-          <w:p>
-            <w:pPr>
-              <w:spacing w:line="240" w:lineRule="auto"/>
-            </w:pPr>
-            <w:r>
-              <w:rPr>
-                <w:sz w:val="18"/>
-              </w:rPr>
-              <w:t>2.3</w:t>
-            </w:r>
-          </w:p>
-        </w:tc>
-        <w:tc>
-          <w:tcPr>
-            <w:tcW w:type="dxa" w:w="2340"/>
-          </w:tcPr>
-          <w:p>
-            <w:pPr>
-              <w:spacing w:line="240" w:lineRule="auto"/>
-            </w:pPr>
-            <w:r>
-              <w:rPr>
-                <w:sz w:val="18"/>
-              </w:rPr>
-              <w:t>Cost/Operational</w:t>
-            </w:r>
-          </w:p>
-        </w:tc>
-        <w:tc>
-          <w:tcPr>
-            <w:tcW w:type="dxa" w:w="2340"/>
-          </w:tcPr>
-          <w:p>
-            <w:pPr>
-              <w:spacing w:line="240" w:lineRule="auto"/>
-            </w:pPr>
-            <w:r>
-              <w:rPr>
-                <w:sz w:val="18"/>
-              </w:rPr>
-              <w:t>Mirzaei et al. (2021)</w:t>
-            </w:r>
-          </w:p>
-        </w:tc>
-        <w:tc>
-          <w:tcPr>
-            <w:tcW w:type="dxa" w:w="2340"/>
-          </w:tcPr>
-          <w:p>
-            <w:pPr>
-              <w:spacing w:line="240" w:lineRule="auto"/>
-            </w:pPr>
-            <w:r>
-              <w:rPr>
-                <w:sz w:val="18"/>
-              </w:rPr>
-              <w:t>Direct empirical (labour cost named by all five firms)</w:t>
-            </w:r>
-          </w:p>
-        </w:tc>
-      </w:tr>
-      <w:tr>
-        <w:tc>
-          <w:tcPr>
-            <w:tcW w:type="dxa" w:w="2340"/>
-          </w:tcPr>
-          <w:p>
-            <w:pPr>
-              <w:spacing w:line="240" w:lineRule="auto"/>
-            </w:pPr>
-            <w:r>
-              <w:rPr>
-                <w:sz w:val="18"/>
-              </w:rPr>
-              <w:t>2.3</w:t>
-            </w:r>
-          </w:p>
-        </w:tc>
-        <w:tc>
-          <w:tcPr>
-            <w:tcW w:type="dxa" w:w="2340"/>
-          </w:tcPr>
-          <w:p>
-            <w:pPr>
-              <w:spacing w:line="240" w:lineRule="auto"/>
-            </w:pPr>
-            <w:r>
-              <w:rPr>
-                <w:sz w:val="18"/>
-              </w:rPr>
-              <w:t>Cost/Operational</w:t>
-            </w:r>
-          </w:p>
-        </w:tc>
-        <w:tc>
-          <w:tcPr>
-            <w:tcW w:type="dxa" w:w="2340"/>
-          </w:tcPr>
-          <w:p>
-            <w:pPr>
-              <w:spacing w:line="240" w:lineRule="auto"/>
-            </w:pPr>
-            <w:r>
-              <w:rPr>
-                <w:sz w:val="18"/>
-              </w:rPr>
-              <w:t>Li et al. (2025)</w:t>
-            </w:r>
-          </w:p>
-        </w:tc>
-        <w:tc>
-          <w:tcPr>
-            <w:tcW w:type="dxa" w:w="2340"/>
-          </w:tcPr>
-          <w:p>
-            <w:pPr>
-              <w:spacing w:line="240" w:lineRule="auto"/>
-            </w:pPr>
-            <w:r>
-              <w:rPr>
-                <w:sz w:val="18"/>
-              </w:rPr>
-              <w:t>Direct empirical (general Nordic/Swedish)</w:t>
-            </w:r>
-          </w:p>
-        </w:tc>
-      </w:tr>
-      <w:tr>
-        <w:tc>
-          <w:tcPr>
-            <w:tcW w:type="dxa" w:w="2340"/>
-          </w:tcPr>
-          <w:p>
-            <w:pPr>
-              <w:spacing w:line="240" w:lineRule="auto"/>
-            </w:pPr>
-            <w:r>
-              <w:rPr>
-                <w:sz w:val="18"/>
-              </w:rPr>
-              <w:t>2.3</w:t>
-            </w:r>
-          </w:p>
-        </w:tc>
-        <w:tc>
-          <w:tcPr>
-            <w:tcW w:type="dxa" w:w="2340"/>
-          </w:tcPr>
-          <w:p>
-            <w:pPr>
-              <w:spacing w:line="240" w:lineRule="auto"/>
-            </w:pPr>
-            <w:r>
-              <w:rPr>
-                <w:sz w:val="18"/>
-              </w:rPr>
-              <w:t>Cost/Operational</w:t>
-            </w:r>
-          </w:p>
-        </w:tc>
-        <w:tc>
-          <w:tcPr>
-            <w:tcW w:type="dxa" w:w="2340"/>
-          </w:tcPr>
-          <w:p>
-            <w:pPr>
-              <w:spacing w:line="240" w:lineRule="auto"/>
-            </w:pPr>
-            <w:r>
-              <w:rPr>
-                <w:sz w:val="18"/>
-              </w:rPr>
-              <w:t>D'Ambrosio &amp; Lavoratori (2025)</w:t>
-            </w:r>
-          </w:p>
-        </w:tc>
-        <w:tc>
-          <w:tcPr>
-            <w:tcW w:type="dxa" w:w="2340"/>
-          </w:tcPr>
-          <w:p>
-            <w:pPr>
-              <w:spacing w:line="240" w:lineRule="auto"/>
-            </w:pPr>
-            <w:r>
-              <w:rPr>
-                <w:sz w:val="18"/>
-              </w:rPr>
-              <w:t>Conceptual</w:t>
-            </w:r>
-          </w:p>
-        </w:tc>
-      </w:tr>
-      <w:tr>
-        <w:tc>
-          <w:tcPr>
-            <w:tcW w:type="dxa" w:w="2340"/>
-          </w:tcPr>
-          <w:p>
-            <w:pPr>
-              <w:spacing w:line="240" w:lineRule="auto"/>
-            </w:pPr>
-            <w:r>
-              <w:rPr>
-                <w:sz w:val="18"/>
-              </w:rPr>
-              <w:t>2.4</w:t>
-            </w:r>
-          </w:p>
-        </w:tc>
-        <w:tc>
-          <w:tcPr>
-            <w:tcW w:type="dxa" w:w="2340"/>
-          </w:tcPr>
-          <w:p>
-            <w:pPr>
-              <w:spacing w:line="240" w:lineRule="auto"/>
-            </w:pPr>
-            <w:r>
-              <w:rPr>
-                <w:sz w:val="18"/>
-              </w:rPr>
-              <w:t>Cost/Operational</w:t>
-            </w:r>
-          </w:p>
-        </w:tc>
-        <w:tc>
-          <w:tcPr>
-            <w:tcW w:type="dxa" w:w="2340"/>
-          </w:tcPr>
-          <w:p>
-            <w:pPr>
-              <w:spacing w:line="240" w:lineRule="auto"/>
-            </w:pPr>
-            <w:r>
-              <w:rPr>
-                <w:sz w:val="18"/>
-              </w:rPr>
-              <w:t>Pedroletti (2025)</w:t>
-            </w:r>
-          </w:p>
-        </w:tc>
-        <w:tc>
-          <w:tcPr>
-            <w:tcW w:type="dxa" w:w="2340"/>
-          </w:tcPr>
-          <w:p>
-            <w:pPr>
-              <w:spacing w:line="240" w:lineRule="auto"/>
-            </w:pPr>
-            <w:r>
-              <w:rPr>
-                <w:sz w:val="18"/>
-              </w:rPr>
-              <w:t>Direct empirical (single case, China→Italy)</w:t>
-            </w:r>
-          </w:p>
-        </w:tc>
-      </w:tr>
-      <w:tr>
-        <w:tc>
-          <w:tcPr>
-            <w:tcW w:type="dxa" w:w="2340"/>
-          </w:tcPr>
-          <w:p>
-            <w:pPr>
-              <w:spacing w:line="240" w:lineRule="auto"/>
-            </w:pPr>
-            <w:r>
-              <w:rPr>
-                <w:sz w:val="18"/>
-              </w:rPr>
-              <w:t>2.5</w:t>
-            </w:r>
-          </w:p>
-        </w:tc>
-        <w:tc>
-          <w:tcPr>
-            <w:tcW w:type="dxa" w:w="2340"/>
-          </w:tcPr>
-          <w:p>
-            <w:pPr>
-              <w:spacing w:line="240" w:lineRule="auto"/>
-            </w:pPr>
-            <w:r>
-              <w:rPr>
-                <w:sz w:val="18"/>
-              </w:rPr>
-              <w:t>Cost/Operational</w:t>
-            </w:r>
-          </w:p>
-        </w:tc>
-        <w:tc>
-          <w:tcPr>
-            <w:tcW w:type="dxa" w:w="2340"/>
-          </w:tcPr>
-          <w:p>
-            <w:pPr>
-              <w:spacing w:line="240" w:lineRule="auto"/>
-            </w:pPr>
-            <w:r>
-              <w:rPr>
-                <w:sz w:val="18"/>
-              </w:rPr>
-              <w:t>Boffelli et al. (2021)</w:t>
-            </w:r>
-          </w:p>
-        </w:tc>
-        <w:tc>
-          <w:tcPr>
-            <w:tcW w:type="dxa" w:w="2340"/>
-          </w:tcPr>
-          <w:p>
-            <w:pPr>
-              <w:spacing w:line="240" w:lineRule="auto"/>
-            </w:pPr>
-            <w:r>
-              <w:rPr>
-                <w:sz w:val="18"/>
-              </w:rPr>
-              <w:t>Direct empirical (top-rated barrier in study; partial China attribution)</w:t>
-            </w:r>
-          </w:p>
-        </w:tc>
-      </w:tr>
-      <w:tr>
-        <w:tc>
-          <w:tcPr>
-            <w:tcW w:type="dxa" w:w="2340"/>
-          </w:tcPr>
-          <w:p>
-            <w:pPr>
-              <w:spacing w:line="240" w:lineRule="auto"/>
-            </w:pPr>
-            <w:r>
-              <w:rPr>
-                <w:sz w:val="18"/>
-              </w:rPr>
-              <w:t>3.1</w:t>
-            </w:r>
-          </w:p>
-        </w:tc>
-        <w:tc>
-          <w:tcPr>
-            <w:tcW w:type="dxa" w:w="2340"/>
-          </w:tcPr>
-          <w:p>
-            <w:pPr>
-              <w:spacing w:line="240" w:lineRule="auto"/>
-            </w:pPr>
-            <w:r>
-              <w:rPr>
-                <w:sz w:val="18"/>
-              </w:rPr>
-              <w:t>Cultural/Organisational</w:t>
-            </w:r>
-          </w:p>
-        </w:tc>
-        <w:tc>
-          <w:tcPr>
-            <w:tcW w:type="dxa" w:w="2340"/>
-          </w:tcPr>
-          <w:p>
-            <w:pPr>
-              <w:spacing w:line="240" w:lineRule="auto"/>
-            </w:pPr>
-            <w:r>
-              <w:rPr>
-                <w:sz w:val="18"/>
-              </w:rPr>
-              <w:t>Boffelli et al. (2021)</w:t>
-            </w:r>
-          </w:p>
-        </w:tc>
-        <w:tc>
-          <w:tcPr>
-            <w:tcW w:type="dxa" w:w="2340"/>
-          </w:tcPr>
-          <w:p>
-            <w:pPr>
-              <w:spacing w:line="240" w:lineRule="auto"/>
-            </w:pPr>
-            <w:r>
-              <w:rPr>
-                <w:sz w:val="18"/>
-              </w:rPr>
-              <w:t>Direct empirical (partial China attribution)</w:t>
-            </w:r>
-          </w:p>
-        </w:tc>
-      </w:tr>
-      <w:tr>
-        <w:tc>
-          <w:tcPr>
-            <w:tcW w:type="dxa" w:w="2340"/>
-          </w:tcPr>
-          <w:p>
-            <w:pPr>
-              <w:spacing w:line="240" w:lineRule="auto"/>
-            </w:pPr>
-            <w:r>
-              <w:rPr>
-                <w:sz w:val="18"/>
-              </w:rPr>
-              <w:t>3.1</w:t>
-            </w:r>
-          </w:p>
-        </w:tc>
-        <w:tc>
-          <w:tcPr>
-            <w:tcW w:type="dxa" w:w="2340"/>
-          </w:tcPr>
-          <w:p>
-            <w:pPr>
-              <w:spacing w:line="240" w:lineRule="auto"/>
-            </w:pPr>
-            <w:r>
-              <w:rPr>
-                <w:sz w:val="18"/>
-              </w:rPr>
-              <w:t>Cultural/Organisational</w:t>
-            </w:r>
-          </w:p>
-        </w:tc>
-        <w:tc>
-          <w:tcPr>
-            <w:tcW w:type="dxa" w:w="2340"/>
-          </w:tcPr>
-          <w:p>
-            <w:pPr>
-              <w:spacing w:line="240" w:lineRule="auto"/>
-            </w:pPr>
-            <w:r>
-              <w:rPr>
-                <w:sz w:val="18"/>
-              </w:rPr>
-              <w:t>Wiesmann et al. (2017)</w:t>
-            </w:r>
-          </w:p>
-        </w:tc>
-        <w:tc>
-          <w:tcPr>
-            <w:tcW w:type="dxa" w:w="2340"/>
-          </w:tcPr>
-          <w:p>
-            <w:pPr>
-              <w:spacing w:line="240" w:lineRule="auto"/>
-            </w:pPr>
-            <w:r>
-              <w:rPr>
-                <w:sz w:val="18"/>
-              </w:rPr>
-              <w:t>Review</w:t>
-            </w:r>
-          </w:p>
-        </w:tc>
-      </w:tr>
-      <w:tr>
-        <w:tc>
-          <w:tcPr>
-            <w:tcW w:type="dxa" w:w="2340"/>
-          </w:tcPr>
-          <w:p>
-            <w:pPr>
-              <w:spacing w:line="240" w:lineRule="auto"/>
-            </w:pPr>
-            <w:r>
-              <w:rPr>
-                <w:sz w:val="18"/>
-              </w:rPr>
-              <w:t>3.1</w:t>
-            </w:r>
-          </w:p>
-        </w:tc>
-        <w:tc>
-          <w:tcPr>
-            <w:tcW w:type="dxa" w:w="2340"/>
-          </w:tcPr>
-          <w:p>
-            <w:pPr>
-              <w:spacing w:line="240" w:lineRule="auto"/>
-            </w:pPr>
-            <w:r>
-              <w:rPr>
-                <w:sz w:val="18"/>
-              </w:rPr>
-              <w:t>Cultural/Organisational</w:t>
-            </w:r>
-          </w:p>
-        </w:tc>
-        <w:tc>
-          <w:tcPr>
-            <w:tcW w:type="dxa" w:w="2340"/>
-          </w:tcPr>
-          <w:p>
-            <w:pPr>
-              <w:spacing w:line="240" w:lineRule="auto"/>
-            </w:pPr>
-            <w:r>
-              <w:rPr>
-                <w:sz w:val="18"/>
-              </w:rPr>
-              <w:t>D'Ambrosio &amp; Lavoratori (2025)</w:t>
-            </w:r>
-          </w:p>
-        </w:tc>
-        <w:tc>
-          <w:tcPr>
-            <w:tcW w:type="dxa" w:w="2340"/>
-          </w:tcPr>
-          <w:p>
-            <w:pPr>
-              <w:spacing w:line="240" w:lineRule="auto"/>
-            </w:pPr>
-            <w:r>
-              <w:rPr>
-                <w:sz w:val="18"/>
-              </w:rPr>
-              <w:t>Conceptual</w:t>
-            </w:r>
-          </w:p>
-        </w:tc>
-      </w:tr>
-      <w:tr>
-        <w:tc>
-          <w:tcPr>
-            <w:tcW w:type="dxa" w:w="2340"/>
-          </w:tcPr>
-          <w:p>
-            <w:pPr>
-              <w:spacing w:line="240" w:lineRule="auto"/>
-            </w:pPr>
-            <w:r>
-              <w:rPr>
-                <w:sz w:val="18"/>
-              </w:rPr>
-              <w:t>3.2</w:t>
-            </w:r>
-          </w:p>
-        </w:tc>
-        <w:tc>
-          <w:tcPr>
-            <w:tcW w:type="dxa" w:w="2340"/>
-          </w:tcPr>
-          <w:p>
-            <w:pPr>
-              <w:spacing w:line="240" w:lineRule="auto"/>
-            </w:pPr>
-            <w:r>
-              <w:rPr>
-                <w:sz w:val="18"/>
-              </w:rPr>
-              <w:t>Cultural/Organisational</w:t>
-            </w:r>
-          </w:p>
-        </w:tc>
-        <w:tc>
-          <w:tcPr>
-            <w:tcW w:type="dxa" w:w="2340"/>
-          </w:tcPr>
-          <w:p>
-            <w:pPr>
-              <w:spacing w:line="240" w:lineRule="auto"/>
-            </w:pPr>
-            <w:r>
-              <w:rPr>
-                <w:sz w:val="18"/>
-              </w:rPr>
-              <w:t>Mirzaei et al. (2021)</w:t>
-            </w:r>
-          </w:p>
-        </w:tc>
-        <w:tc>
-          <w:tcPr>
-            <w:tcW w:type="dxa" w:w="2340"/>
-          </w:tcPr>
-          <w:p>
-            <w:pPr>
-              <w:spacing w:line="240" w:lineRule="auto"/>
-            </w:pPr>
-            <w:r>
-              <w:rPr>
-                <w:sz w:val="18"/>
-              </w:rPr>
-              <w:t>Direct empirical (general Swedish)</w:t>
-            </w:r>
-          </w:p>
-        </w:tc>
-      </w:tr>
-      <w:tr>
-        <w:tc>
-          <w:tcPr>
-            <w:tcW w:type="dxa" w:w="2340"/>
-          </w:tcPr>
-          <w:p>
-            <w:pPr>
-              <w:spacing w:line="240" w:lineRule="auto"/>
-            </w:pPr>
-            <w:r>
-              <w:rPr>
-                <w:sz w:val="18"/>
-              </w:rPr>
-              <w:t>3.3</w:t>
-            </w:r>
-          </w:p>
-        </w:tc>
-        <w:tc>
-          <w:tcPr>
-            <w:tcW w:type="dxa" w:w="2340"/>
-          </w:tcPr>
-          <w:p>
-            <w:pPr>
-              <w:spacing w:line="240" w:lineRule="auto"/>
-            </w:pPr>
-            <w:r>
-              <w:rPr>
-                <w:sz w:val="18"/>
-              </w:rPr>
-              <w:t>Cultural/Organisational</w:t>
-            </w:r>
-          </w:p>
-        </w:tc>
-        <w:tc>
-          <w:tcPr>
-            <w:tcW w:type="dxa" w:w="2340"/>
-          </w:tcPr>
-          <w:p>
-            <w:pPr>
-              <w:spacing w:line="240" w:lineRule="auto"/>
-            </w:pPr>
-            <w:r>
-              <w:rPr>
-                <w:sz w:val="18"/>
-              </w:rPr>
-              <w:t>Pedroletti (2025)</w:t>
-            </w:r>
-          </w:p>
-        </w:tc>
-        <w:tc>
-          <w:tcPr>
-            <w:tcW w:type="dxa" w:w="2340"/>
-          </w:tcPr>
-          <w:p>
-            <w:pPr>
-              <w:spacing w:line="240" w:lineRule="auto"/>
-            </w:pPr>
-            <w:r>
-              <w:rPr>
-                <w:sz w:val="18"/>
-              </w:rPr>
-              <w:t>Direct empirical (single case, China→Italy)</w:t>
-            </w:r>
-          </w:p>
-        </w:tc>
-      </w:tr>
-      <w:tr>
-        <w:tc>
-          <w:tcPr>
-            <w:tcW w:type="dxa" w:w="2340"/>
-          </w:tcPr>
-          <w:p>
-            <w:pPr>
-              <w:spacing w:line="240" w:lineRule="auto"/>
-            </w:pPr>
-            <w:r>
-              <w:rPr>
-                <w:sz w:val="18"/>
-              </w:rPr>
-              <w:t>3.4</w:t>
-            </w:r>
-          </w:p>
-        </w:tc>
-        <w:tc>
-          <w:tcPr>
-            <w:tcW w:type="dxa" w:w="2340"/>
-          </w:tcPr>
-          <w:p>
-            <w:pPr>
-              <w:spacing w:line="240" w:lineRule="auto"/>
-            </w:pPr>
-            <w:r>
-              <w:rPr>
-                <w:sz w:val="18"/>
-              </w:rPr>
-              <w:t>Cultural/Organisational</w:t>
-            </w:r>
-          </w:p>
-        </w:tc>
-        <w:tc>
-          <w:tcPr>
-            <w:tcW w:type="dxa" w:w="2340"/>
-          </w:tcPr>
-          <w:p>
-            <w:pPr>
-              <w:spacing w:line="240" w:lineRule="auto"/>
-            </w:pPr>
-            <w:r>
-              <w:rPr>
-                <w:sz w:val="18"/>
-              </w:rPr>
-              <w:t>Pedroletti &amp; Ciabuschi (2023)</w:t>
-            </w:r>
-          </w:p>
-        </w:tc>
-        <w:tc>
-          <w:tcPr>
-            <w:tcW w:type="dxa" w:w="2340"/>
-          </w:tcPr>
-          <w:p>
-            <w:pPr>
-              <w:spacing w:line="240" w:lineRule="auto"/>
-            </w:pPr>
-            <w:r>
-              <w:rPr>
-                <w:sz w:val="18"/>
-              </w:rPr>
-              <w:t>Review (reported as under-researched dimension / gap)</w:t>
-            </w:r>
-          </w:p>
-        </w:tc>
-      </w:tr>
-      <w:tr>
-        <w:tc>
-          <w:tcPr>
-            <w:tcW w:type="dxa" w:w="2340"/>
-          </w:tcPr>
-          <w:p>
-            <w:pPr>
-              <w:spacing w:line="240" w:lineRule="auto"/>
-            </w:pPr>
-            <w:r>
-              <w:rPr>
-                <w:sz w:val="18"/>
-              </w:rPr>
-              <w:t>3.5</w:t>
-            </w:r>
-          </w:p>
-        </w:tc>
-        <w:tc>
-          <w:tcPr>
-            <w:tcW w:type="dxa" w:w="2340"/>
-          </w:tcPr>
-          <w:p>
-            <w:pPr>
-              <w:spacing w:line="240" w:lineRule="auto"/>
-            </w:pPr>
-            <w:r>
-              <w:rPr>
-                <w:sz w:val="18"/>
-              </w:rPr>
-              <w:t>Cultural/Organisational</w:t>
-            </w:r>
-          </w:p>
-        </w:tc>
-        <w:tc>
-          <w:tcPr>
-            <w:tcW w:type="dxa" w:w="2340"/>
-          </w:tcPr>
-          <w:p>
-            <w:pPr>
-              <w:spacing w:line="240" w:lineRule="auto"/>
-            </w:pPr>
-            <w:r>
-              <w:rPr>
-                <w:sz w:val="18"/>
-              </w:rPr>
-              <w:t>Bilbao-Ubillos et al. (2024)</w:t>
-            </w:r>
-          </w:p>
-        </w:tc>
-        <w:tc>
-          <w:tcPr>
-            <w:tcW w:type="dxa" w:w="2340"/>
-          </w:tcPr>
-          <w:p>
-            <w:pPr>
-              <w:spacing w:line="240" w:lineRule="auto"/>
-            </w:pPr>
-            <w:r>
-              <w:rPr>
-                <w:sz w:val="18"/>
-              </w:rPr>
-              <w:t>Review</w:t>
-            </w:r>
-          </w:p>
-        </w:tc>
-      </w:tr>
-      <w:tr>
-        <w:tc>
-          <w:tcPr>
-            <w:tcW w:type="dxa" w:w="2340"/>
-          </w:tcPr>
-          <w:p>
-            <w:pPr>
-              <w:spacing w:line="240" w:lineRule="auto"/>
-            </w:pPr>
-            <w:r>
-              <w:rPr>
-                <w:sz w:val="18"/>
-              </w:rPr>
-              <w:t>3.5</w:t>
-            </w:r>
-          </w:p>
-        </w:tc>
-        <w:tc>
-          <w:tcPr>
-            <w:tcW w:type="dxa" w:w="2340"/>
-          </w:tcPr>
-          <w:p>
-            <w:pPr>
-              <w:spacing w:line="240" w:lineRule="auto"/>
-            </w:pPr>
-            <w:r>
-              <w:rPr>
-                <w:sz w:val="18"/>
-              </w:rPr>
-              <w:t>Cultural/Organisational</w:t>
-            </w:r>
-          </w:p>
-        </w:tc>
-        <w:tc>
-          <w:tcPr>
-            <w:tcW w:type="dxa" w:w="2340"/>
-          </w:tcPr>
-          <w:p>
-            <w:pPr>
-              <w:spacing w:line="240" w:lineRule="auto"/>
-            </w:pPr>
-            <w:r>
-              <w:rPr>
-                <w:sz w:val="18"/>
-              </w:rPr>
-              <w:t>Espíndola et al. (2023)</w:t>
-            </w:r>
-          </w:p>
-        </w:tc>
-        <w:tc>
-          <w:tcPr>
-            <w:tcW w:type="dxa" w:w="2340"/>
-          </w:tcPr>
-          <w:p>
-            <w:pPr>
-              <w:spacing w:line="240" w:lineRule="auto"/>
-            </w:pPr>
-            <w:r>
-              <w:rPr>
-                <w:sz w:val="18"/>
-              </w:rPr>
-              <w:t>Review</w:t>
-            </w:r>
-          </w:p>
-        </w:tc>
-      </w:tr>
-      <w:tr>
-        <w:tc>
-          <w:tcPr>
-            <w:tcW w:type="dxa" w:w="2340"/>
-          </w:tcPr>
-          <w:p>
-            <w:pPr>
-              <w:spacing w:line="240" w:lineRule="auto"/>
-            </w:pPr>
-            <w:r>
-              <w:rPr>
-                <w:sz w:val="18"/>
-              </w:rPr>
-              <w:t>3.5</w:t>
-            </w:r>
-          </w:p>
-        </w:tc>
-        <w:tc>
-          <w:tcPr>
-            <w:tcW w:type="dxa" w:w="2340"/>
-          </w:tcPr>
-          <w:p>
-            <w:pPr>
-              <w:spacing w:line="240" w:lineRule="auto"/>
-            </w:pPr>
-            <w:r>
-              <w:rPr>
-                <w:sz w:val="18"/>
-              </w:rPr>
-              <w:t>Cultural/Organisational</w:t>
-            </w:r>
-          </w:p>
-        </w:tc>
-        <w:tc>
-          <w:tcPr>
-            <w:tcW w:type="dxa" w:w="2340"/>
-          </w:tcPr>
-          <w:p>
-            <w:pPr>
-              <w:spacing w:line="240" w:lineRule="auto"/>
-            </w:pPr>
-            <w:r>
-              <w:rPr>
-                <w:sz w:val="18"/>
-              </w:rPr>
-              <w:t>Gupta et al. (2023)</w:t>
-            </w:r>
-          </w:p>
-        </w:tc>
-        <w:tc>
-          <w:tcPr>
-            <w:tcW w:type="dxa" w:w="2340"/>
-          </w:tcPr>
-          <w:p>
-            <w:pPr>
-              <w:spacing w:line="240" w:lineRule="auto"/>
-            </w:pPr>
-            <w:r>
-              <w:rPr>
-                <w:sz w:val="18"/>
-              </w:rPr>
-              <w:t>Conceptual</w:t>
-            </w:r>
-          </w:p>
-        </w:tc>
-      </w:tr>
-      <w:tr>
-        <w:tc>
-          <w:tcPr>
-            <w:tcW w:type="dxa" w:w="2340"/>
-          </w:tcPr>
-          <w:p>
-            <w:pPr>
-              <w:spacing w:line="240" w:lineRule="auto"/>
-            </w:pPr>
-            <w:r>
-              <w:rPr>
-                <w:sz w:val="18"/>
-              </w:rPr>
-              <w:t>3.5</w:t>
-            </w:r>
-          </w:p>
-        </w:tc>
-        <w:tc>
-          <w:tcPr>
-            <w:tcW w:type="dxa" w:w="2340"/>
-          </w:tcPr>
-          <w:p>
-            <w:pPr>
-              <w:spacing w:line="240" w:lineRule="auto"/>
-            </w:pPr>
-            <w:r>
-              <w:rPr>
-                <w:sz w:val="18"/>
-              </w:rPr>
-              <w:t>Cultural/Organisational</w:t>
-            </w:r>
-          </w:p>
-        </w:tc>
-        <w:tc>
-          <w:tcPr>
-            <w:tcW w:type="dxa" w:w="2340"/>
-          </w:tcPr>
-          <w:p>
-            <w:pPr>
-              <w:spacing w:line="240" w:lineRule="auto"/>
-            </w:pPr>
-            <w:r>
-              <w:rPr>
-                <w:sz w:val="18"/>
-              </w:rPr>
-              <w:t>D'Ambrosio &amp; Lavoratori (2025)</w:t>
-            </w:r>
-          </w:p>
-        </w:tc>
-        <w:tc>
-          <w:tcPr>
-            <w:tcW w:type="dxa" w:w="2340"/>
-          </w:tcPr>
-          <w:p>
-            <w:pPr>
-              <w:spacing w:line="240" w:lineRule="auto"/>
-            </w:pPr>
-            <w:r>
-              <w:rPr>
-                <w:sz w:val="18"/>
-              </w:rPr>
-              <w:t>Conceptual</w:t>
-            </w:r>
-          </w:p>
-        </w:tc>
-      </w:tr>
-      <w:tr>
-        <w:tc>
-          <w:tcPr>
-            <w:tcW w:type="dxa" w:w="2340"/>
-          </w:tcPr>
-          <w:p>
-            <w:pPr>
-              <w:spacing w:line="240" w:lineRule="auto"/>
-            </w:pPr>
-            <w:r>
-              <w:rPr>
-                <w:sz w:val="18"/>
-              </w:rPr>
-              <w:t>4.1</w:t>
-            </w:r>
-          </w:p>
-        </w:tc>
-        <w:tc>
-          <w:tcPr>
-            <w:tcW w:type="dxa" w:w="2340"/>
-          </w:tcPr>
-          <w:p>
-            <w:pPr>
-              <w:spacing w:line="240" w:lineRule="auto"/>
-            </w:pPr>
-            <w:r>
-              <w:rPr>
-                <w:sz w:val="18"/>
-              </w:rPr>
-              <w:t>Regulatory/Institutional</w:t>
-            </w:r>
-          </w:p>
-        </w:tc>
-        <w:tc>
-          <w:tcPr>
-            <w:tcW w:type="dxa" w:w="2340"/>
-          </w:tcPr>
-          <w:p>
-            <w:pPr>
-              <w:spacing w:line="240" w:lineRule="auto"/>
-            </w:pPr>
-            <w:r>
-              <w:rPr>
-                <w:sz w:val="18"/>
-              </w:rPr>
-              <w:t>Li et al. (2025)</w:t>
-            </w:r>
-          </w:p>
-        </w:tc>
-        <w:tc>
-          <w:tcPr>
-            <w:tcW w:type="dxa" w:w="2340"/>
-          </w:tcPr>
-          <w:p>
-            <w:pPr>
-              <w:spacing w:line="240" w:lineRule="auto"/>
-            </w:pPr>
-            <w:r>
-              <w:rPr>
-                <w:sz w:val="18"/>
-              </w:rPr>
-              <w:t>Direct empirical (general; China named among affected hosts)</w:t>
-            </w:r>
-          </w:p>
-        </w:tc>
-      </w:tr>
-      <w:tr>
-        <w:tc>
-          <w:tcPr>
-            <w:tcW w:type="dxa" w:w="2340"/>
-          </w:tcPr>
-          <w:p>
-            <w:pPr>
-              <w:spacing w:line="240" w:lineRule="auto"/>
-            </w:pPr>
-            <w:r>
-              <w:rPr>
-                <w:sz w:val="18"/>
-              </w:rPr>
-              <w:t>4.1</w:t>
-            </w:r>
-          </w:p>
-        </w:tc>
-        <w:tc>
-          <w:tcPr>
-            <w:tcW w:type="dxa" w:w="2340"/>
-          </w:tcPr>
-          <w:p>
-            <w:pPr>
-              <w:spacing w:line="240" w:lineRule="auto"/>
-            </w:pPr>
-            <w:r>
-              <w:rPr>
-                <w:sz w:val="18"/>
-              </w:rPr>
-              <w:t>Regulatory/Institutional</w:t>
-            </w:r>
-          </w:p>
-        </w:tc>
-        <w:tc>
-          <w:tcPr>
-            <w:tcW w:type="dxa" w:w="2340"/>
-          </w:tcPr>
-          <w:p>
-            <w:pPr>
-              <w:spacing w:line="240" w:lineRule="auto"/>
-            </w:pPr>
-            <w:r>
-              <w:rPr>
-                <w:sz w:val="18"/>
-              </w:rPr>
-              <w:t>Di Stefano &amp; Fratocchi (2019)</w:t>
-            </w:r>
-          </w:p>
-        </w:tc>
-        <w:tc>
-          <w:tcPr>
-            <w:tcW w:type="dxa" w:w="2340"/>
-          </w:tcPr>
-          <w:p>
-            <w:pPr>
-              <w:spacing w:line="240" w:lineRule="auto"/>
-            </w:pPr>
-            <w:r>
-              <w:rPr>
-                <w:sz w:val="18"/>
-              </w:rPr>
-              <w:t>Review</w:t>
-            </w:r>
-          </w:p>
-        </w:tc>
-      </w:tr>
-      <w:tr>
-        <w:tc>
-          <w:tcPr>
-            <w:tcW w:type="dxa" w:w="2340"/>
-          </w:tcPr>
-          <w:p>
-            <w:pPr>
-              <w:spacing w:line="240" w:lineRule="auto"/>
-            </w:pPr>
-            <w:r>
-              <w:rPr>
-                <w:sz w:val="18"/>
-              </w:rPr>
-              <w:t>4.2</w:t>
-            </w:r>
-          </w:p>
-        </w:tc>
-        <w:tc>
-          <w:tcPr>
-            <w:tcW w:type="dxa" w:w="2340"/>
-          </w:tcPr>
-          <w:p>
-            <w:pPr>
-              <w:spacing w:line="240" w:lineRule="auto"/>
-            </w:pPr>
-            <w:r>
-              <w:rPr>
-                <w:sz w:val="18"/>
-              </w:rPr>
-              <w:t>Regulatory/Institutional</w:t>
-            </w:r>
-          </w:p>
-        </w:tc>
-        <w:tc>
-          <w:tcPr>
-            <w:tcW w:type="dxa" w:w="2340"/>
-          </w:tcPr>
-          <w:p>
-            <w:pPr>
-              <w:spacing w:line="240" w:lineRule="auto"/>
-            </w:pPr>
-            <w:r>
-              <w:rPr>
-                <w:sz w:val="18"/>
-              </w:rPr>
-              <w:t>Di Stefano &amp; Fratocchi (2019)</w:t>
-            </w:r>
-          </w:p>
-        </w:tc>
-        <w:tc>
-          <w:tcPr>
-            <w:tcW w:type="dxa" w:w="2340"/>
-          </w:tcPr>
-          <w:p>
-            <w:pPr>
-              <w:spacing w:line="240" w:lineRule="auto"/>
-            </w:pPr>
-            <w:r>
-              <w:rPr>
-                <w:sz w:val="18"/>
-              </w:rPr>
-              <w:t>Review (limited, context-dependent evidence)</w:t>
-            </w:r>
-          </w:p>
-        </w:tc>
-      </w:tr>
-      <w:tr>
-        <w:tc>
-          <w:tcPr>
-            <w:tcW w:type="dxa" w:w="2340"/>
-          </w:tcPr>
-          <w:p>
-            <w:pPr>
-              <w:spacing w:line="240" w:lineRule="auto"/>
-            </w:pPr>
-            <w:r>
-              <w:rPr>
-                <w:sz w:val="18"/>
-              </w:rPr>
-              <w:t>4.3</w:t>
-            </w:r>
-          </w:p>
-        </w:tc>
-        <w:tc>
-          <w:tcPr>
-            <w:tcW w:type="dxa" w:w="2340"/>
-          </w:tcPr>
-          <w:p>
-            <w:pPr>
-              <w:spacing w:line="240" w:lineRule="auto"/>
-            </w:pPr>
-            <w:r>
-              <w:rPr>
-                <w:sz w:val="18"/>
-              </w:rPr>
-              <w:t>Regulatory/Institutional</w:t>
-            </w:r>
-          </w:p>
-        </w:tc>
-        <w:tc>
-          <w:tcPr>
-            <w:tcW w:type="dxa" w:w="2340"/>
-          </w:tcPr>
-          <w:p>
-            <w:pPr>
-              <w:spacing w:line="240" w:lineRule="auto"/>
-            </w:pPr>
-            <w:r>
-              <w:rPr>
-                <w:sz w:val="18"/>
-              </w:rPr>
-              <w:t>Mirzaei et al. (2021)</w:t>
-            </w:r>
-          </w:p>
-        </w:tc>
-        <w:tc>
-          <w:tcPr>
-            <w:tcW w:type="dxa" w:w="2340"/>
-          </w:tcPr>
-          <w:p>
-            <w:pPr>
-              <w:spacing w:line="240" w:lineRule="auto"/>
-            </w:pPr>
-            <w:r>
-              <w:rPr>
-                <w:sz w:val="18"/>
-              </w:rPr>
-              <w:t>Direct empirical (education/industry skills mismatch)</w:t>
-            </w:r>
-          </w:p>
-        </w:tc>
-      </w:tr>
-      <w:tr>
-        <w:tc>
-          <w:tcPr>
-            <w:tcW w:type="dxa" w:w="2340"/>
-          </w:tcPr>
-          <w:p>
-            <w:pPr>
-              <w:spacing w:line="240" w:lineRule="auto"/>
-            </w:pPr>
-            <w:r>
-              <w:rPr>
-                <w:sz w:val="18"/>
-              </w:rPr>
-              <w:t>4.3</w:t>
-            </w:r>
-          </w:p>
-        </w:tc>
-        <w:tc>
-          <w:tcPr>
-            <w:tcW w:type="dxa" w:w="2340"/>
-          </w:tcPr>
-          <w:p>
-            <w:pPr>
-              <w:spacing w:line="240" w:lineRule="auto"/>
-            </w:pPr>
-            <w:r>
-              <w:rPr>
-                <w:sz w:val="18"/>
-              </w:rPr>
-              <w:t>Regulatory/Institutional</w:t>
-            </w:r>
-          </w:p>
-        </w:tc>
-        <w:tc>
-          <w:tcPr>
-            <w:tcW w:type="dxa" w:w="2340"/>
-          </w:tcPr>
-          <w:p>
-            <w:pPr>
-              <w:spacing w:line="240" w:lineRule="auto"/>
-            </w:pPr>
-            <w:r>
-              <w:rPr>
-                <w:sz w:val="18"/>
-              </w:rPr>
-              <w:t>Gupta et al. (2023)</w:t>
-            </w:r>
-          </w:p>
-        </w:tc>
-        <w:tc>
-          <w:tcPr>
-            <w:tcW w:type="dxa" w:w="2340"/>
-          </w:tcPr>
-          <w:p>
-            <w:pPr>
-              <w:spacing w:line="240" w:lineRule="auto"/>
-            </w:pPr>
-            <w:r>
-              <w:rPr>
-                <w:sz w:val="18"/>
-              </w:rPr>
-              <w:t>Conceptual</w:t>
-            </w:r>
-          </w:p>
-        </w:tc>
-      </w:tr>
-    </w:tbl>
-    <w:p>
-      <w:r>
-        <w:rPr>
-          <w:i/>
-        </w:rPr>
-        <w:t>Appendix B notes:</w:t>
-      </w:r>
-      <w:r>
-        <w:t xml:space="preserve"> (i) Tsai and Urmetzer (2024) appears in the formal analytical sample but serves terminology and framework purposes only and therefore has no barrier-theme entry. (ii) Robinson and Hsieh (2016) likewise has no barrier-theme entry: it contributes driver and strategic-renewal evidence rather than implementation-barrier evidence. (iii) Themes 1.4, 3.4, 3.5, and 4.2 have no direct empirical source; they rest on review and conceptual evidence only, as recorded above.</w:t>
       </w:r>
     </w:p>
     <w:sectPr>

--- a/thesis/FINAL_THESIS.docx
+++ b/thesis/FINAL_THESIS.docx
@@ -512,7 +512,64 @@
     </w:p>
     <w:p>
       <w:r>
-        <w:t>A final documented update search was conducted on 15 July 2026 in Google Scholar, to increase the transparency of the search process. The three predefined strings were run with the results recorded as they occurred: search date, exact string, results shown, records screened and exclusions noted with reasons. This was merely a review of the current stock but not the beginning of literature search. 102 records were screened across the three strings, of which 11 records matched with sources already in the corpus. Most others were not included, primarily because they were either macro- or policy-level oriented, focused on nearshoring as opposed to genuine reshoring, or were not easily accessible or not peer-reviewed. There was no new source added due to this. Together with the full-text stage of the earlier search process, this update search provides the documented record of the study-selection process.</w:t>
+        <w:t>A final documented update search was conducted on 15 July 2026 in Google Scholar, to increase the transparency of the search process. The three predefined strings were run with the results recorded as they occurred: search date, exact string, results shown, records screened and exclusions noted with reasons. This was merely a review of the current stock but not the beginning of literature search. 102 records were screened across the three strings, of which 11 records matched with sources already in the corpus. Most others were not included, primarily because they were either macro- or policy-level oriented, focused on nearshoring as opposed to genuine reshoring, or were not easily accessible or not peer-reviewed. There was no new source added due to this. Together with the full-text stage of the earlier search process, this update search provides the documented record of the study-selection process, which is summarised in the PRISMA 2020 flow diagram in Figure 1.</w:t>
+      </w:r>
+    </w:p>
+    <w:p>
+      <w:pPr>
+        <w:spacing w:line="240" w:lineRule="auto"/>
+        <w:jc w:val="center"/>
+      </w:pPr>
+      <w:r>
+        <w:drawing>
+          <wp:inline xmlns:a="http://schemas.openxmlformats.org/drawingml/2006/main" xmlns:pic="http://schemas.openxmlformats.org/drawingml/2006/picture">
+            <wp:extent cx="5669280" cy="6402885"/>
+            <wp:docPr id="1" name="Picture 1"/>
+            <wp:cNvGraphicFramePr>
+              <a:graphicFrameLocks noChangeAspect="1"/>
+            </wp:cNvGraphicFramePr>
+            <a:graphic>
+              <a:graphicData uri="http://schemas.openxmlformats.org/drawingml/2006/picture">
+                <pic:pic>
+                  <pic:nvPicPr>
+                    <pic:cNvPr id="0" name="figure1_prisma.png"/>
+                    <pic:cNvPicPr/>
+                  </pic:nvPicPr>
+                  <pic:blipFill>
+                    <a:blip r:embed="rId9"/>
+                    <a:stretch>
+                      <a:fillRect/>
+                    </a:stretch>
+                  </pic:blipFill>
+                  <pic:spPr>
+                    <a:xfrm>
+                      <a:off x="0" y="0"/>
+                      <a:ext cx="5669280" cy="6402885"/>
+                    </a:xfrm>
+                    <a:prstGeom prst="rect"/>
+                  </pic:spPr>
+                </pic:pic>
+              </a:graphicData>
+            </a:graphic>
+          </wp:inline>
+        </w:drawing>
+      </w:r>
+    </w:p>
+    <w:p>
+      <w:r>
+        <w:rPr>
+          <w:b/>
+        </w:rPr>
+        <w:t>Figure 1.</w:t>
+      </w:r>
+      <w:r>
+        <w:t xml:space="preserve"> </w:t>
+      </w:r>
+      <w:r>
+        <w:rPr>
+          <w:i/>
+        </w:rPr>
+        <w:t>PRISMA 2020 flow diagram of the study-selection process. The left arm reports the documented update search; the right arm reports the reconstructable full-text stage of the original exploratory search process.</w:t>
       </w:r>
     </w:p>
     <w:p>
@@ -527,7 +584,7 @@
     </w:p>
     <w:p>
       <w:r>
-        <w:t>A total of 34 sources are used for the corpus. The barrier framework is based on 21 peer-reviewed studies on reshoring. Further contextual and policy sources, such as macro level relocation patterns and the China+1 dynamics, are described in the Introduction and Discussion but were not coded at the barrier level as they reflect the broader environment but not the level of implementation of the barriers. The research design and coding and synthesis procedures have been justified by five methodology sources, and do not present any barrier evidence. The documented selection record thus only encompasses the 21 studies that form the formal analytical sample; the methodology sources are not counted and the contextual sources are reported separately.</w:t>
+        <w:t>A total of 34 sources are used for the corpus. The barrier framework is based on 21 peer-reviewed studies on reshoring. Further contextual and policy sources, such as macro level relocation patterns and the China+1 dynamics, are described in the Introduction and Discussion but were not coded at the barrier level as they reflect the broader environment but not the level of implementation of the barriers. The research design and coding and synthesis procedures have been justified by five methodology sources, and do not present any barrier evidence. The documented selection record thus only encompasses the 21 studies that form the formal analytical sample; the methodology sources are not counted and the contextual sources are reported separately. The 21 studies included in the formal analytical sample are: Bilbao-Ubillos et al. (2024); Boffelli et al. (2021); D'Ambrosio and Lavoratori (2025); Di Mauro et al. (2018); Di Stefano and Fratocchi (2019); Espíndola et al. (2023); Gupta et al. (2023); Heikkilä et al. (2018); Kamp and Gibaja (2021); Li et al. (2025); Mirzaei et al. (2021); Ocicka (2016); Pedroletti (2025); Pedroletti and Ciabuschi (2023); Pegoraro et al. (2022); Pourhejazy and Ashby (2021); Robinson and Hsieh (2016); Stentoft et al. (2025); Tsai and Urmetzer (2024); Wan et al. (2019); Wiesmann et al. (2017).</w:t>
       </w:r>
     </w:p>
     <w:p>
@@ -550,7 +607,1606 @@
     </w:p>
     <w:p>
       <w:r>
-        <w:t>The coding itself was based on a deductive-inductive logic for which Mayring (2014) provides the methodological basis. Mayring (2014) considers qualitative content analysis as a systematic, rule-governed method in which the application of deductive categories and the development of inductive categories are not mutually exclusive. Based on this, the four categories of the thesis framework — regulatory/institutional, cultural/organisational, cost/operational and asset/capability — were deductively derived from the theoretical framework and the research questions and were used as an a priori coding frame. The included studies were then inductively clustered into more specific category themes within each of these general categories, and the boundaries of the categories were refined when the a priori frame did not adequately cover the coded material. The outcome was a set of barrier themes that were embedded in the four deductive categories.</w:t>
+        <w:t>The coding itself was based on a deductive-inductive logic for which Mayring (2014) provides the methodological basis. Mayring (2014) considers qualitative content analysis as a systematic, rule-governed method in which the application of deductive categories and the development of inductive categories are not mutually exclusive. Based on this, the four categories of the thesis framework — regulatory/institutional, cultural/organisational, cost/operational and asset/capability — were deductively derived from the theoretical framework and the research questions and were used as an a priori coding frame. The included studies were then inductively clustered into more specific category themes within each of these general categories, and the boundaries of the categories were refined when the a priori frame did not adequately cover the coded material. The outcome was a set of barrier themes that were embedded in the four deductive categories. Table 1 documents this coding: each barrier theme, the category it belongs to, and the studies whose evidence was coded to it, separated by evidence type.</w:t>
+      </w:r>
+    </w:p>
+    <w:p>
+      <w:r>
+        <w:rPr>
+          <w:b/>
+        </w:rPr>
+        <w:t>Table 1.</w:t>
+      </w:r>
+      <w:r>
+        <w:t xml:space="preserve"> </w:t>
+      </w:r>
+      <w:r>
+        <w:rPr>
+          <w:i/>
+        </w:rPr>
+        <w:t>Coding of the barrier themes: each theme, its framework category, and the contributing studies by evidence type.</w:t>
+      </w:r>
+    </w:p>
+    <w:tbl>
+      <w:tblPr>
+        <w:tblStyle w:val="TableGrid"/>
+        <w:tblW w:type="auto" w:w="0"/>
+        <w:tblLook w:firstColumn="1" w:firstRow="1" w:lastColumn="0" w:lastRow="0" w:noHBand="0" w:noVBand="1" w:val="04A0"/>
+      </w:tblPr>
+      <w:tblGrid>
+        <w:gridCol w:w="1872"/>
+        <w:gridCol w:w="1872"/>
+        <w:gridCol w:w="1872"/>
+        <w:gridCol w:w="1872"/>
+        <w:gridCol w:w="1872"/>
+      </w:tblGrid>
+      <w:tr>
+        <w:tc>
+          <w:tcPr>
+            <w:tcW w:type="dxa" w:w="1872"/>
+          </w:tcPr>
+          <w:p>
+            <w:pPr>
+              <w:spacing w:line="240" w:lineRule="auto"/>
+            </w:pPr>
+            <w:r>
+              <w:rPr>
+                <w:b/>
+                <w:sz w:val="20"/>
+              </w:rPr>
+              <w:t>Barrier theme</w:t>
+            </w:r>
+          </w:p>
+        </w:tc>
+        <w:tc>
+          <w:tcPr>
+            <w:tcW w:type="dxa" w:w="1872"/>
+          </w:tcPr>
+          <w:p>
+            <w:pPr>
+              <w:spacing w:line="240" w:lineRule="auto"/>
+            </w:pPr>
+            <w:r>
+              <w:rPr>
+                <w:b/>
+                <w:sz w:val="20"/>
+              </w:rPr>
+              <w:t>Category</w:t>
+            </w:r>
+          </w:p>
+        </w:tc>
+        <w:tc>
+          <w:tcPr>
+            <w:tcW w:type="dxa" w:w="1872"/>
+          </w:tcPr>
+          <w:p>
+            <w:pPr>
+              <w:spacing w:line="240" w:lineRule="auto"/>
+            </w:pPr>
+            <w:r>
+              <w:rPr>
+                <w:b/>
+                <w:sz w:val="20"/>
+              </w:rPr>
+              <w:t>Direct empirical</w:t>
+            </w:r>
+          </w:p>
+        </w:tc>
+        <w:tc>
+          <w:tcPr>
+            <w:tcW w:type="dxa" w:w="1872"/>
+          </w:tcPr>
+          <w:p>
+            <w:pPr>
+              <w:spacing w:line="240" w:lineRule="auto"/>
+            </w:pPr>
+            <w:r>
+              <w:rPr>
+                <w:b/>
+                <w:sz w:val="20"/>
+              </w:rPr>
+              <w:t>Review</w:t>
+            </w:r>
+          </w:p>
+        </w:tc>
+        <w:tc>
+          <w:tcPr>
+            <w:tcW w:type="dxa" w:w="1872"/>
+          </w:tcPr>
+          <w:p>
+            <w:pPr>
+              <w:spacing w:line="240" w:lineRule="auto"/>
+            </w:pPr>
+            <w:r>
+              <w:rPr>
+                <w:b/>
+                <w:sz w:val="20"/>
+              </w:rPr>
+              <w:t>Conceptual</w:t>
+            </w:r>
+          </w:p>
+        </w:tc>
+      </w:tr>
+      <w:tr>
+        <w:tc>
+          <w:tcPr>
+            <w:tcW w:type="dxa" w:w="1872"/>
+          </w:tcPr>
+          <w:p>
+            <w:pPr>
+              <w:spacing w:line="240" w:lineRule="auto"/>
+            </w:pPr>
+            <w:r>
+              <w:rPr>
+                <w:sz w:val="20"/>
+              </w:rPr>
+              <w:t>Host-country exit regulation</w:t>
+            </w:r>
+          </w:p>
+        </w:tc>
+        <w:tc>
+          <w:tcPr>
+            <w:tcW w:type="dxa" w:w="1872"/>
+          </w:tcPr>
+          <w:p>
+            <w:pPr>
+              <w:spacing w:line="240" w:lineRule="auto"/>
+            </w:pPr>
+            <w:r>
+              <w:rPr>
+                <w:sz w:val="20"/>
+              </w:rPr>
+              <w:t>Regulatory/Institutional</w:t>
+            </w:r>
+          </w:p>
+        </w:tc>
+        <w:tc>
+          <w:tcPr>
+            <w:tcW w:type="dxa" w:w="1872"/>
+          </w:tcPr>
+          <w:p>
+            <w:pPr>
+              <w:spacing w:line="240" w:lineRule="auto"/>
+            </w:pPr>
+            <w:r>
+              <w:rPr>
+                <w:sz w:val="20"/>
+              </w:rPr>
+              <w:t>Li et al. (2025)</w:t>
+            </w:r>
+          </w:p>
+        </w:tc>
+        <w:tc>
+          <w:tcPr>
+            <w:tcW w:type="dxa" w:w="1872"/>
+          </w:tcPr>
+          <w:p>
+            <w:pPr>
+              <w:spacing w:line="240" w:lineRule="auto"/>
+            </w:pPr>
+            <w:r>
+              <w:rPr>
+                <w:sz w:val="20"/>
+              </w:rPr>
+              <w:t>Di Stefano &amp; Fratocchi (2019)</w:t>
+            </w:r>
+          </w:p>
+        </w:tc>
+        <w:tc>
+          <w:tcPr>
+            <w:tcW w:type="dxa" w:w="1872"/>
+          </w:tcPr>
+          <w:p>
+            <w:pPr>
+              <w:spacing w:line="240" w:lineRule="auto"/>
+            </w:pPr>
+            <w:r>
+              <w:rPr>
+                <w:sz w:val="20"/>
+              </w:rPr>
+              <w:t>—</w:t>
+            </w:r>
+          </w:p>
+        </w:tc>
+      </w:tr>
+      <w:tr>
+        <w:tc>
+          <w:tcPr>
+            <w:tcW w:type="dxa" w:w="1872"/>
+          </w:tcPr>
+          <w:p>
+            <w:pPr>
+              <w:spacing w:line="240" w:lineRule="auto"/>
+            </w:pPr>
+            <w:r>
+              <w:rPr>
+                <w:sz w:val="20"/>
+              </w:rPr>
+              <w:t>Social-responsibility &amp; workforce-resistance exit constraints</w:t>
+            </w:r>
+          </w:p>
+        </w:tc>
+        <w:tc>
+          <w:tcPr>
+            <w:tcW w:type="dxa" w:w="1872"/>
+          </w:tcPr>
+          <w:p>
+            <w:pPr>
+              <w:spacing w:line="240" w:lineRule="auto"/>
+            </w:pPr>
+            <w:r>
+              <w:rPr>
+                <w:sz w:val="20"/>
+              </w:rPr>
+              <w:t>Regulatory/Institutional</w:t>
+            </w:r>
+          </w:p>
+        </w:tc>
+        <w:tc>
+          <w:tcPr>
+            <w:tcW w:type="dxa" w:w="1872"/>
+          </w:tcPr>
+          <w:p>
+            <w:pPr>
+              <w:spacing w:line="240" w:lineRule="auto"/>
+            </w:pPr>
+            <w:r>
+              <w:rPr>
+                <w:sz w:val="20"/>
+              </w:rPr>
+              <w:t>—</w:t>
+            </w:r>
+          </w:p>
+        </w:tc>
+        <w:tc>
+          <w:tcPr>
+            <w:tcW w:type="dxa" w:w="1872"/>
+          </w:tcPr>
+          <w:p>
+            <w:pPr>
+              <w:spacing w:line="240" w:lineRule="auto"/>
+            </w:pPr>
+            <w:r>
+              <w:rPr>
+                <w:sz w:val="20"/>
+              </w:rPr>
+              <w:t>Di Stefano &amp; Fratocchi (2019)</w:t>
+            </w:r>
+          </w:p>
+        </w:tc>
+        <w:tc>
+          <w:tcPr>
+            <w:tcW w:type="dxa" w:w="1872"/>
+          </w:tcPr>
+          <w:p>
+            <w:pPr>
+              <w:spacing w:line="240" w:lineRule="auto"/>
+            </w:pPr>
+            <w:r>
+              <w:rPr>
+                <w:sz w:val="20"/>
+              </w:rPr>
+              <w:t>—</w:t>
+            </w:r>
+          </w:p>
+        </w:tc>
+      </w:tr>
+      <w:tr>
+        <w:tc>
+          <w:tcPr>
+            <w:tcW w:type="dxa" w:w="1872"/>
+          </w:tcPr>
+          <w:p>
+            <w:pPr>
+              <w:spacing w:line="240" w:lineRule="auto"/>
+            </w:pPr>
+            <w:r>
+              <w:rPr>
+                <w:sz w:val="20"/>
+              </w:rPr>
+              <w:t>Home-country compliance burden &amp; institutional frictions</w:t>
+            </w:r>
+          </w:p>
+        </w:tc>
+        <w:tc>
+          <w:tcPr>
+            <w:tcW w:type="dxa" w:w="1872"/>
+          </w:tcPr>
+          <w:p>
+            <w:pPr>
+              <w:spacing w:line="240" w:lineRule="auto"/>
+            </w:pPr>
+            <w:r>
+              <w:rPr>
+                <w:sz w:val="20"/>
+              </w:rPr>
+              <w:t>Regulatory/Institutional</w:t>
+            </w:r>
+          </w:p>
+        </w:tc>
+        <w:tc>
+          <w:tcPr>
+            <w:tcW w:type="dxa" w:w="1872"/>
+          </w:tcPr>
+          <w:p>
+            <w:pPr>
+              <w:spacing w:line="240" w:lineRule="auto"/>
+            </w:pPr>
+            <w:r>
+              <w:rPr>
+                <w:sz w:val="20"/>
+              </w:rPr>
+              <w:t>Mirzaei et al. (2021)</w:t>
+            </w:r>
+          </w:p>
+        </w:tc>
+        <w:tc>
+          <w:tcPr>
+            <w:tcW w:type="dxa" w:w="1872"/>
+          </w:tcPr>
+          <w:p>
+            <w:pPr>
+              <w:spacing w:line="240" w:lineRule="auto"/>
+            </w:pPr>
+            <w:r>
+              <w:rPr>
+                <w:sz w:val="20"/>
+              </w:rPr>
+              <w:t>—</w:t>
+            </w:r>
+          </w:p>
+        </w:tc>
+        <w:tc>
+          <w:tcPr>
+            <w:tcW w:type="dxa" w:w="1872"/>
+          </w:tcPr>
+          <w:p>
+            <w:pPr>
+              <w:spacing w:line="240" w:lineRule="auto"/>
+            </w:pPr>
+            <w:r>
+              <w:rPr>
+                <w:sz w:val="20"/>
+              </w:rPr>
+              <w:t>Gupta et al. (2023)</w:t>
+            </w:r>
+          </w:p>
+        </w:tc>
+      </w:tr>
+      <w:tr>
+        <w:tc>
+          <w:tcPr>
+            <w:tcW w:type="dxa" w:w="1872"/>
+          </w:tcPr>
+          <w:p>
+            <w:pPr>
+              <w:spacing w:line="240" w:lineRule="auto"/>
+            </w:pPr>
+            <w:r>
+              <w:rPr>
+                <w:sz w:val="20"/>
+              </w:rPr>
+              <w:t>Organisational readiness, behavioural biases, learning-by-trial</w:t>
+            </w:r>
+          </w:p>
+        </w:tc>
+        <w:tc>
+          <w:tcPr>
+            <w:tcW w:type="dxa" w:w="1872"/>
+          </w:tcPr>
+          <w:p>
+            <w:pPr>
+              <w:spacing w:line="240" w:lineRule="auto"/>
+            </w:pPr>
+            <w:r>
+              <w:rPr>
+                <w:sz w:val="20"/>
+              </w:rPr>
+              <w:t>Cultural/Organisational</w:t>
+            </w:r>
+          </w:p>
+        </w:tc>
+        <w:tc>
+          <w:tcPr>
+            <w:tcW w:type="dxa" w:w="1872"/>
+          </w:tcPr>
+          <w:p>
+            <w:pPr>
+              <w:spacing w:line="240" w:lineRule="auto"/>
+            </w:pPr>
+            <w:r>
+              <w:rPr>
+                <w:sz w:val="20"/>
+              </w:rPr>
+              <w:t>Boffelli et al. (2021)</w:t>
+            </w:r>
+          </w:p>
+        </w:tc>
+        <w:tc>
+          <w:tcPr>
+            <w:tcW w:type="dxa" w:w="1872"/>
+          </w:tcPr>
+          <w:p>
+            <w:pPr>
+              <w:spacing w:line="240" w:lineRule="auto"/>
+            </w:pPr>
+            <w:r>
+              <w:rPr>
+                <w:sz w:val="20"/>
+              </w:rPr>
+              <w:t>Wiesmann et al. (2017)</w:t>
+            </w:r>
+          </w:p>
+        </w:tc>
+        <w:tc>
+          <w:tcPr>
+            <w:tcW w:type="dxa" w:w="1872"/>
+          </w:tcPr>
+          <w:p>
+            <w:pPr>
+              <w:spacing w:line="240" w:lineRule="auto"/>
+            </w:pPr>
+            <w:r>
+              <w:rPr>
+                <w:sz w:val="20"/>
+              </w:rPr>
+              <w:t>D'Ambrosio &amp; Lavoratori (2025)</w:t>
+            </w:r>
+          </w:p>
+        </w:tc>
+      </w:tr>
+      <w:tr>
+        <w:tc>
+          <w:tcPr>
+            <w:tcW w:type="dxa" w:w="1872"/>
+          </w:tcPr>
+          <w:p>
+            <w:pPr>
+              <w:spacing w:line="240" w:lineRule="auto"/>
+            </w:pPr>
+            <w:r>
+              <w:rPr>
+                <w:sz w:val="20"/>
+              </w:rPr>
+              <w:t>Intra-organisational silos &amp; weak employee involvement</w:t>
+            </w:r>
+          </w:p>
+        </w:tc>
+        <w:tc>
+          <w:tcPr>
+            <w:tcW w:type="dxa" w:w="1872"/>
+          </w:tcPr>
+          <w:p>
+            <w:pPr>
+              <w:spacing w:line="240" w:lineRule="auto"/>
+            </w:pPr>
+            <w:r>
+              <w:rPr>
+                <w:sz w:val="20"/>
+              </w:rPr>
+              <w:t>Cultural/Organisational</w:t>
+            </w:r>
+          </w:p>
+        </w:tc>
+        <w:tc>
+          <w:tcPr>
+            <w:tcW w:type="dxa" w:w="1872"/>
+          </w:tcPr>
+          <w:p>
+            <w:pPr>
+              <w:spacing w:line="240" w:lineRule="auto"/>
+            </w:pPr>
+            <w:r>
+              <w:rPr>
+                <w:sz w:val="20"/>
+              </w:rPr>
+              <w:t>Mirzaei et al. (2021)</w:t>
+            </w:r>
+          </w:p>
+        </w:tc>
+        <w:tc>
+          <w:tcPr>
+            <w:tcW w:type="dxa" w:w="1872"/>
+          </w:tcPr>
+          <w:p>
+            <w:pPr>
+              <w:spacing w:line="240" w:lineRule="auto"/>
+            </w:pPr>
+            <w:r>
+              <w:rPr>
+                <w:sz w:val="20"/>
+              </w:rPr>
+              <w:t>—</w:t>
+            </w:r>
+          </w:p>
+        </w:tc>
+        <w:tc>
+          <w:tcPr>
+            <w:tcW w:type="dxa" w:w="1872"/>
+          </w:tcPr>
+          <w:p>
+            <w:pPr>
+              <w:spacing w:line="240" w:lineRule="auto"/>
+            </w:pPr>
+            <w:r>
+              <w:rPr>
+                <w:sz w:val="20"/>
+              </w:rPr>
+              <w:t>—</w:t>
+            </w:r>
+          </w:p>
+        </w:tc>
+      </w:tr>
+      <w:tr>
+        <w:tc>
+          <w:tcPr>
+            <w:tcW w:type="dxa" w:w="1872"/>
+          </w:tcPr>
+          <w:p>
+            <w:pPr>
+              <w:spacing w:line="240" w:lineRule="auto"/>
+            </w:pPr>
+            <w:r>
+              <w:rPr>
+                <w:sz w:val="20"/>
+              </w:rPr>
+              <w:t>Adverse host-supplier relational response</w:t>
+            </w:r>
+          </w:p>
+        </w:tc>
+        <w:tc>
+          <w:tcPr>
+            <w:tcW w:type="dxa" w:w="1872"/>
+          </w:tcPr>
+          <w:p>
+            <w:pPr>
+              <w:spacing w:line="240" w:lineRule="auto"/>
+            </w:pPr>
+            <w:r>
+              <w:rPr>
+                <w:sz w:val="20"/>
+              </w:rPr>
+              <w:t>Cultural/Organisational</w:t>
+            </w:r>
+          </w:p>
+        </w:tc>
+        <w:tc>
+          <w:tcPr>
+            <w:tcW w:type="dxa" w:w="1872"/>
+          </w:tcPr>
+          <w:p>
+            <w:pPr>
+              <w:spacing w:line="240" w:lineRule="auto"/>
+            </w:pPr>
+            <w:r>
+              <w:rPr>
+                <w:sz w:val="20"/>
+              </w:rPr>
+              <w:t>Pedroletti (2025)</w:t>
+            </w:r>
+          </w:p>
+        </w:tc>
+        <w:tc>
+          <w:tcPr>
+            <w:tcW w:type="dxa" w:w="1872"/>
+          </w:tcPr>
+          <w:p>
+            <w:pPr>
+              <w:spacing w:line="240" w:lineRule="auto"/>
+            </w:pPr>
+            <w:r>
+              <w:rPr>
+                <w:sz w:val="20"/>
+              </w:rPr>
+              <w:t>—</w:t>
+            </w:r>
+          </w:p>
+        </w:tc>
+        <w:tc>
+          <w:tcPr>
+            <w:tcW w:type="dxa" w:w="1872"/>
+          </w:tcPr>
+          <w:p>
+            <w:pPr>
+              <w:spacing w:line="240" w:lineRule="auto"/>
+            </w:pPr>
+            <w:r>
+              <w:rPr>
+                <w:sz w:val="20"/>
+              </w:rPr>
+              <w:t>—</w:t>
+            </w:r>
+          </w:p>
+        </w:tc>
+      </w:tr>
+      <w:tr>
+        <w:tc>
+          <w:tcPr>
+            <w:tcW w:type="dxa" w:w="1872"/>
+          </w:tcPr>
+          <w:p>
+            <w:pPr>
+              <w:spacing w:line="240" w:lineRule="auto"/>
+            </w:pPr>
+            <w:r>
+              <w:rPr>
+                <w:sz w:val="20"/>
+              </w:rPr>
+              <w:t>Governance mode of the return (gap)</w:t>
+            </w:r>
+          </w:p>
+        </w:tc>
+        <w:tc>
+          <w:tcPr>
+            <w:tcW w:type="dxa" w:w="1872"/>
+          </w:tcPr>
+          <w:p>
+            <w:pPr>
+              <w:spacing w:line="240" w:lineRule="auto"/>
+            </w:pPr>
+            <w:r>
+              <w:rPr>
+                <w:sz w:val="20"/>
+              </w:rPr>
+              <w:t>Cultural/Organisational</w:t>
+            </w:r>
+          </w:p>
+        </w:tc>
+        <w:tc>
+          <w:tcPr>
+            <w:tcW w:type="dxa" w:w="1872"/>
+          </w:tcPr>
+          <w:p>
+            <w:pPr>
+              <w:spacing w:line="240" w:lineRule="auto"/>
+            </w:pPr>
+            <w:r>
+              <w:rPr>
+                <w:sz w:val="20"/>
+              </w:rPr>
+              <w:t>—</w:t>
+            </w:r>
+          </w:p>
+        </w:tc>
+        <w:tc>
+          <w:tcPr>
+            <w:tcW w:type="dxa" w:w="1872"/>
+          </w:tcPr>
+          <w:p>
+            <w:pPr>
+              <w:spacing w:line="240" w:lineRule="auto"/>
+            </w:pPr>
+            <w:r>
+              <w:rPr>
+                <w:sz w:val="20"/>
+              </w:rPr>
+              <w:t>Pedroletti &amp; Ciabuschi (2023)</w:t>
+            </w:r>
+          </w:p>
+        </w:tc>
+        <w:tc>
+          <w:tcPr>
+            <w:tcW w:type="dxa" w:w="1872"/>
+          </w:tcPr>
+          <w:p>
+            <w:pPr>
+              <w:spacing w:line="240" w:lineRule="auto"/>
+            </w:pPr>
+            <w:r>
+              <w:rPr>
+                <w:sz w:val="20"/>
+              </w:rPr>
+              <w:t>—</w:t>
+            </w:r>
+          </w:p>
+        </w:tc>
+      </w:tr>
+      <w:tr>
+        <w:tc>
+          <w:tcPr>
+            <w:tcW w:type="dxa" w:w="1872"/>
+          </w:tcPr>
+          <w:p>
+            <w:pPr>
+              <w:spacing w:line="240" w:lineRule="auto"/>
+            </w:pPr>
+            <w:r>
+              <w:rPr>
+                <w:sz w:val="20"/>
+              </w:rPr>
+              <w:t>Digital/organisational adaptation burden</w:t>
+            </w:r>
+          </w:p>
+        </w:tc>
+        <w:tc>
+          <w:tcPr>
+            <w:tcW w:type="dxa" w:w="1872"/>
+          </w:tcPr>
+          <w:p>
+            <w:pPr>
+              <w:spacing w:line="240" w:lineRule="auto"/>
+            </w:pPr>
+            <w:r>
+              <w:rPr>
+                <w:sz w:val="20"/>
+              </w:rPr>
+              <w:t>Cultural/Organisational</w:t>
+            </w:r>
+          </w:p>
+        </w:tc>
+        <w:tc>
+          <w:tcPr>
+            <w:tcW w:type="dxa" w:w="1872"/>
+          </w:tcPr>
+          <w:p>
+            <w:pPr>
+              <w:spacing w:line="240" w:lineRule="auto"/>
+            </w:pPr>
+            <w:r>
+              <w:rPr>
+                <w:sz w:val="20"/>
+              </w:rPr>
+              <w:t>—</w:t>
+            </w:r>
+          </w:p>
+        </w:tc>
+        <w:tc>
+          <w:tcPr>
+            <w:tcW w:type="dxa" w:w="1872"/>
+          </w:tcPr>
+          <w:p>
+            <w:pPr>
+              <w:spacing w:line="240" w:lineRule="auto"/>
+            </w:pPr>
+            <w:r>
+              <w:rPr>
+                <w:sz w:val="20"/>
+              </w:rPr>
+              <w:t>Bilbao-Ubillos et al. (2024); Espíndola et al. (2023)</w:t>
+            </w:r>
+          </w:p>
+        </w:tc>
+        <w:tc>
+          <w:tcPr>
+            <w:tcW w:type="dxa" w:w="1872"/>
+          </w:tcPr>
+          <w:p>
+            <w:pPr>
+              <w:spacing w:line="240" w:lineRule="auto"/>
+            </w:pPr>
+            <w:r>
+              <w:rPr>
+                <w:sz w:val="20"/>
+              </w:rPr>
+              <w:t>Gupta et al. (2023); D'Ambrosio &amp; Lavoratori (2025)</w:t>
+            </w:r>
+          </w:p>
+        </w:tc>
+      </w:tr>
+      <w:tr>
+        <w:tc>
+          <w:tcPr>
+            <w:tcW w:type="dxa" w:w="1872"/>
+          </w:tcPr>
+          <w:p>
+            <w:pPr>
+              <w:spacing w:line="240" w:lineRule="auto"/>
+            </w:pPr>
+            <w:r>
+              <w:rPr>
+                <w:sz w:val="20"/>
+              </w:rPr>
+              <w:t>Hollowed-out supply base / supplier-network rebuilding</w:t>
+            </w:r>
+          </w:p>
+        </w:tc>
+        <w:tc>
+          <w:tcPr>
+            <w:tcW w:type="dxa" w:w="1872"/>
+          </w:tcPr>
+          <w:p>
+            <w:pPr>
+              <w:spacing w:line="240" w:lineRule="auto"/>
+            </w:pPr>
+            <w:r>
+              <w:rPr>
+                <w:sz w:val="20"/>
+              </w:rPr>
+              <w:t>Cost/Operational</w:t>
+            </w:r>
+          </w:p>
+        </w:tc>
+        <w:tc>
+          <w:tcPr>
+            <w:tcW w:type="dxa" w:w="1872"/>
+          </w:tcPr>
+          <w:p>
+            <w:pPr>
+              <w:spacing w:line="240" w:lineRule="auto"/>
+            </w:pPr>
+            <w:r>
+              <w:rPr>
+                <w:sz w:val="20"/>
+              </w:rPr>
+              <w:t>Mirzaei et al. (2021); Di Mauro et al. (2018)</w:t>
+            </w:r>
+          </w:p>
+        </w:tc>
+        <w:tc>
+          <w:tcPr>
+            <w:tcW w:type="dxa" w:w="1872"/>
+          </w:tcPr>
+          <w:p>
+            <w:pPr>
+              <w:spacing w:line="240" w:lineRule="auto"/>
+            </w:pPr>
+            <w:r>
+              <w:rPr>
+                <w:sz w:val="20"/>
+              </w:rPr>
+              <w:t>Wiesmann et al. (2017); Ocicka (2016)</w:t>
+            </w:r>
+          </w:p>
+        </w:tc>
+        <w:tc>
+          <w:tcPr>
+            <w:tcW w:type="dxa" w:w="1872"/>
+          </w:tcPr>
+          <w:p>
+            <w:pPr>
+              <w:spacing w:line="240" w:lineRule="auto"/>
+            </w:pPr>
+            <w:r>
+              <w:rPr>
+                <w:sz w:val="20"/>
+              </w:rPr>
+              <w:t>Gupta et al. (2023)</w:t>
+            </w:r>
+          </w:p>
+        </w:tc>
+      </w:tr>
+      <w:tr>
+        <w:tc>
+          <w:tcPr>
+            <w:tcW w:type="dxa" w:w="1872"/>
+          </w:tcPr>
+          <w:p>
+            <w:pPr>
+              <w:spacing w:line="240" w:lineRule="auto"/>
+            </w:pPr>
+            <w:r>
+              <w:rPr>
+                <w:sz w:val="20"/>
+              </w:rPr>
+              <w:t>New fixed costs &amp; switching/reconfiguration costs</w:t>
+            </w:r>
+          </w:p>
+        </w:tc>
+        <w:tc>
+          <w:tcPr>
+            <w:tcW w:type="dxa" w:w="1872"/>
+          </w:tcPr>
+          <w:p>
+            <w:pPr>
+              <w:spacing w:line="240" w:lineRule="auto"/>
+            </w:pPr>
+            <w:r>
+              <w:rPr>
+                <w:sz w:val="20"/>
+              </w:rPr>
+              <w:t>Cost/Operational</w:t>
+            </w:r>
+          </w:p>
+        </w:tc>
+        <w:tc>
+          <w:tcPr>
+            <w:tcW w:type="dxa" w:w="1872"/>
+          </w:tcPr>
+          <w:p>
+            <w:pPr>
+              <w:spacing w:line="240" w:lineRule="auto"/>
+            </w:pPr>
+            <w:r>
+              <w:rPr>
+                <w:sz w:val="20"/>
+              </w:rPr>
+              <w:t>Li et al. (2025)</w:t>
+            </w:r>
+          </w:p>
+        </w:tc>
+        <w:tc>
+          <w:tcPr>
+            <w:tcW w:type="dxa" w:w="1872"/>
+          </w:tcPr>
+          <w:p>
+            <w:pPr>
+              <w:spacing w:line="240" w:lineRule="auto"/>
+            </w:pPr>
+            <w:r>
+              <w:rPr>
+                <w:sz w:val="20"/>
+              </w:rPr>
+              <w:t>Espíndola et al. (2023)</w:t>
+            </w:r>
+          </w:p>
+        </w:tc>
+        <w:tc>
+          <w:tcPr>
+            <w:tcW w:type="dxa" w:w="1872"/>
+          </w:tcPr>
+          <w:p>
+            <w:pPr>
+              <w:spacing w:line="240" w:lineRule="auto"/>
+            </w:pPr>
+            <w:r>
+              <w:rPr>
+                <w:sz w:val="20"/>
+              </w:rPr>
+              <w:t>D'Ambrosio &amp; Lavoratori (2025); Gupta et al. (2023)</w:t>
+            </w:r>
+          </w:p>
+        </w:tc>
+      </w:tr>
+      <w:tr>
+        <w:tc>
+          <w:tcPr>
+            <w:tcW w:type="dxa" w:w="1872"/>
+          </w:tcPr>
+          <w:p>
+            <w:pPr>
+              <w:spacing w:line="240" w:lineRule="auto"/>
+            </w:pPr>
+            <w:r>
+              <w:rPr>
+                <w:sz w:val="20"/>
+              </w:rPr>
+              <w:t>High-cost home environment</w:t>
+            </w:r>
+          </w:p>
+        </w:tc>
+        <w:tc>
+          <w:tcPr>
+            <w:tcW w:type="dxa" w:w="1872"/>
+          </w:tcPr>
+          <w:p>
+            <w:pPr>
+              <w:spacing w:line="240" w:lineRule="auto"/>
+            </w:pPr>
+            <w:r>
+              <w:rPr>
+                <w:sz w:val="20"/>
+              </w:rPr>
+              <w:t>Cost/Operational</w:t>
+            </w:r>
+          </w:p>
+        </w:tc>
+        <w:tc>
+          <w:tcPr>
+            <w:tcW w:type="dxa" w:w="1872"/>
+          </w:tcPr>
+          <w:p>
+            <w:pPr>
+              <w:spacing w:line="240" w:lineRule="auto"/>
+            </w:pPr>
+            <w:r>
+              <w:rPr>
+                <w:sz w:val="20"/>
+              </w:rPr>
+              <w:t>Mirzaei et al. (2021); Li et al. (2025)</w:t>
+            </w:r>
+          </w:p>
+        </w:tc>
+        <w:tc>
+          <w:tcPr>
+            <w:tcW w:type="dxa" w:w="1872"/>
+          </w:tcPr>
+          <w:p>
+            <w:pPr>
+              <w:spacing w:line="240" w:lineRule="auto"/>
+            </w:pPr>
+            <w:r>
+              <w:rPr>
+                <w:sz w:val="20"/>
+              </w:rPr>
+              <w:t>—</w:t>
+            </w:r>
+          </w:p>
+        </w:tc>
+        <w:tc>
+          <w:tcPr>
+            <w:tcW w:type="dxa" w:w="1872"/>
+          </w:tcPr>
+          <w:p>
+            <w:pPr>
+              <w:spacing w:line="240" w:lineRule="auto"/>
+            </w:pPr>
+            <w:r>
+              <w:rPr>
+                <w:sz w:val="20"/>
+              </w:rPr>
+              <w:t>D'Ambrosio &amp; Lavoratori (2025)</w:t>
+            </w:r>
+          </w:p>
+        </w:tc>
+      </w:tr>
+      <w:tr>
+        <w:tc>
+          <w:tcPr>
+            <w:tcW w:type="dxa" w:w="1872"/>
+          </w:tcPr>
+          <w:p>
+            <w:pPr>
+              <w:spacing w:line="240" w:lineRule="auto"/>
+            </w:pPr>
+            <w:r>
+              <w:rPr>
+                <w:sz w:val="20"/>
+              </w:rPr>
+              <w:t>Hybrid-operation coordination complexity (partial reshoring)</w:t>
+            </w:r>
+          </w:p>
+        </w:tc>
+        <w:tc>
+          <w:tcPr>
+            <w:tcW w:type="dxa" w:w="1872"/>
+          </w:tcPr>
+          <w:p>
+            <w:pPr>
+              <w:spacing w:line="240" w:lineRule="auto"/>
+            </w:pPr>
+            <w:r>
+              <w:rPr>
+                <w:sz w:val="20"/>
+              </w:rPr>
+              <w:t>Cost/Operational</w:t>
+            </w:r>
+          </w:p>
+        </w:tc>
+        <w:tc>
+          <w:tcPr>
+            <w:tcW w:type="dxa" w:w="1872"/>
+          </w:tcPr>
+          <w:p>
+            <w:pPr>
+              <w:spacing w:line="240" w:lineRule="auto"/>
+            </w:pPr>
+            <w:r>
+              <w:rPr>
+                <w:sz w:val="20"/>
+              </w:rPr>
+              <w:t>Pedroletti (2025)</w:t>
+            </w:r>
+          </w:p>
+        </w:tc>
+        <w:tc>
+          <w:tcPr>
+            <w:tcW w:type="dxa" w:w="1872"/>
+          </w:tcPr>
+          <w:p>
+            <w:pPr>
+              <w:spacing w:line="240" w:lineRule="auto"/>
+            </w:pPr>
+            <w:r>
+              <w:rPr>
+                <w:sz w:val="20"/>
+              </w:rPr>
+              <w:t>—</w:t>
+            </w:r>
+          </w:p>
+        </w:tc>
+        <w:tc>
+          <w:tcPr>
+            <w:tcW w:type="dxa" w:w="1872"/>
+          </w:tcPr>
+          <w:p>
+            <w:pPr>
+              <w:spacing w:line="240" w:lineRule="auto"/>
+            </w:pPr>
+            <w:r>
+              <w:rPr>
+                <w:sz w:val="20"/>
+              </w:rPr>
+              <w:t>—</w:t>
+            </w:r>
+          </w:p>
+        </w:tc>
+      </w:tr>
+      <w:tr>
+        <w:tc>
+          <w:tcPr>
+            <w:tcW w:type="dxa" w:w="1872"/>
+          </w:tcPr>
+          <w:p>
+            <w:pPr>
+              <w:spacing w:line="240" w:lineRule="auto"/>
+            </w:pPr>
+            <w:r>
+              <w:rPr>
+                <w:sz w:val="20"/>
+              </w:rPr>
+              <w:t>Underestimated operational adjustments</w:t>
+            </w:r>
+          </w:p>
+        </w:tc>
+        <w:tc>
+          <w:tcPr>
+            <w:tcW w:type="dxa" w:w="1872"/>
+          </w:tcPr>
+          <w:p>
+            <w:pPr>
+              <w:spacing w:line="240" w:lineRule="auto"/>
+            </w:pPr>
+            <w:r>
+              <w:rPr>
+                <w:sz w:val="20"/>
+              </w:rPr>
+              <w:t>Cost/Operational</w:t>
+            </w:r>
+          </w:p>
+        </w:tc>
+        <w:tc>
+          <w:tcPr>
+            <w:tcW w:type="dxa" w:w="1872"/>
+          </w:tcPr>
+          <w:p>
+            <w:pPr>
+              <w:spacing w:line="240" w:lineRule="auto"/>
+            </w:pPr>
+            <w:r>
+              <w:rPr>
+                <w:sz w:val="20"/>
+              </w:rPr>
+              <w:t>Boffelli et al. (2021)</w:t>
+            </w:r>
+          </w:p>
+        </w:tc>
+        <w:tc>
+          <w:tcPr>
+            <w:tcW w:type="dxa" w:w="1872"/>
+          </w:tcPr>
+          <w:p>
+            <w:pPr>
+              <w:spacing w:line="240" w:lineRule="auto"/>
+            </w:pPr>
+            <w:r>
+              <w:rPr>
+                <w:sz w:val="20"/>
+              </w:rPr>
+              <w:t>—</w:t>
+            </w:r>
+          </w:p>
+        </w:tc>
+        <w:tc>
+          <w:tcPr>
+            <w:tcW w:type="dxa" w:w="1872"/>
+          </w:tcPr>
+          <w:p>
+            <w:pPr>
+              <w:spacing w:line="240" w:lineRule="auto"/>
+            </w:pPr>
+            <w:r>
+              <w:rPr>
+                <w:sz w:val="20"/>
+              </w:rPr>
+              <w:t>—</w:t>
+            </w:r>
+          </w:p>
+        </w:tc>
+      </w:tr>
+      <w:tr>
+        <w:tc>
+          <w:tcPr>
+            <w:tcW w:type="dxa" w:w="1872"/>
+          </w:tcPr>
+          <w:p>
+            <w:pPr>
+              <w:spacing w:line="240" w:lineRule="auto"/>
+            </w:pPr>
+            <w:r>
+              <w:rPr>
+                <w:sz w:val="20"/>
+              </w:rPr>
+              <w:t>Domestic skilled-labour &amp; competence gap</w:t>
+            </w:r>
+          </w:p>
+        </w:tc>
+        <w:tc>
+          <w:tcPr>
+            <w:tcW w:type="dxa" w:w="1872"/>
+          </w:tcPr>
+          <w:p>
+            <w:pPr>
+              <w:spacing w:line="240" w:lineRule="auto"/>
+            </w:pPr>
+            <w:r>
+              <w:rPr>
+                <w:sz w:val="20"/>
+              </w:rPr>
+              <w:t>Asset/Capability</w:t>
+            </w:r>
+          </w:p>
+        </w:tc>
+        <w:tc>
+          <w:tcPr>
+            <w:tcW w:type="dxa" w:w="1872"/>
+          </w:tcPr>
+          <w:p>
+            <w:pPr>
+              <w:spacing w:line="240" w:lineRule="auto"/>
+            </w:pPr>
+            <w:r>
+              <w:rPr>
+                <w:sz w:val="20"/>
+              </w:rPr>
+              <w:t>Pegoraro et al. (2022); Li et al. (2025); Di Mauro et al. (2018); Mirzaei et al. (2021)</w:t>
+            </w:r>
+          </w:p>
+        </w:tc>
+        <w:tc>
+          <w:tcPr>
+            <w:tcW w:type="dxa" w:w="1872"/>
+          </w:tcPr>
+          <w:p>
+            <w:pPr>
+              <w:spacing w:line="240" w:lineRule="auto"/>
+            </w:pPr>
+            <w:r>
+              <w:rPr>
+                <w:sz w:val="20"/>
+              </w:rPr>
+              <w:t>Wiesmann et al. (2017); Ocicka (2016); Bilbao-Ubillos et al. (2024)</w:t>
+            </w:r>
+          </w:p>
+        </w:tc>
+        <w:tc>
+          <w:tcPr>
+            <w:tcW w:type="dxa" w:w="1872"/>
+          </w:tcPr>
+          <w:p>
+            <w:pPr>
+              <w:spacing w:line="240" w:lineRule="auto"/>
+            </w:pPr>
+            <w:r>
+              <w:rPr>
+                <w:sz w:val="20"/>
+              </w:rPr>
+              <w:t>D'Ambrosio &amp; Lavoratori (2025); Gupta et al. (2023)</w:t>
+            </w:r>
+          </w:p>
+        </w:tc>
+      </w:tr>
+      <w:tr>
+        <w:tc>
+          <w:tcPr>
+            <w:tcW w:type="dxa" w:w="1872"/>
+          </w:tcPr>
+          <w:p>
+            <w:pPr>
+              <w:spacing w:line="240" w:lineRule="auto"/>
+            </w:pPr>
+            <w:r>
+              <w:rPr>
+                <w:sz w:val="20"/>
+              </w:rPr>
+              <w:t>Domestic capacity, facilities &amp; machinery gap</w:t>
+            </w:r>
+          </w:p>
+        </w:tc>
+        <w:tc>
+          <w:tcPr>
+            <w:tcW w:type="dxa" w:w="1872"/>
+          </w:tcPr>
+          <w:p>
+            <w:pPr>
+              <w:spacing w:line="240" w:lineRule="auto"/>
+            </w:pPr>
+            <w:r>
+              <w:rPr>
+                <w:sz w:val="20"/>
+              </w:rPr>
+              <w:t>Asset/Capability</w:t>
+            </w:r>
+          </w:p>
+        </w:tc>
+        <w:tc>
+          <w:tcPr>
+            <w:tcW w:type="dxa" w:w="1872"/>
+          </w:tcPr>
+          <w:p>
+            <w:pPr>
+              <w:spacing w:line="240" w:lineRule="auto"/>
+            </w:pPr>
+            <w:r>
+              <w:rPr>
+                <w:sz w:val="20"/>
+              </w:rPr>
+              <w:t>Pegoraro et al. (2022); Li et al. (2025); Mirzaei et al. (2021)</w:t>
+            </w:r>
+          </w:p>
+        </w:tc>
+        <w:tc>
+          <w:tcPr>
+            <w:tcW w:type="dxa" w:w="1872"/>
+          </w:tcPr>
+          <w:p>
+            <w:pPr>
+              <w:spacing w:line="240" w:lineRule="auto"/>
+            </w:pPr>
+            <w:r>
+              <w:rPr>
+                <w:sz w:val="20"/>
+              </w:rPr>
+              <w:t>Wiesmann et al. (2017)</w:t>
+            </w:r>
+          </w:p>
+        </w:tc>
+        <w:tc>
+          <w:tcPr>
+            <w:tcW w:type="dxa" w:w="1872"/>
+          </w:tcPr>
+          <w:p>
+            <w:pPr>
+              <w:spacing w:line="240" w:lineRule="auto"/>
+            </w:pPr>
+            <w:r>
+              <w:rPr>
+                <w:sz w:val="20"/>
+              </w:rPr>
+              <w:t>D'Ambrosio &amp; Lavoratori (2025); Gupta et al. (2023)</w:t>
+            </w:r>
+          </w:p>
+        </w:tc>
+      </w:tr>
+      <w:tr>
+        <w:tc>
+          <w:tcPr>
+            <w:tcW w:type="dxa" w:w="1872"/>
+          </w:tcPr>
+          <w:p>
+            <w:pPr>
+              <w:spacing w:line="240" w:lineRule="auto"/>
+            </w:pPr>
+            <w:r>
+              <w:rPr>
+                <w:sz w:val="20"/>
+              </w:rPr>
+              <w:t>Host-supplier dependence &amp; knowledge lock-in</w:t>
+            </w:r>
+          </w:p>
+        </w:tc>
+        <w:tc>
+          <w:tcPr>
+            <w:tcW w:type="dxa" w:w="1872"/>
+          </w:tcPr>
+          <w:p>
+            <w:pPr>
+              <w:spacing w:line="240" w:lineRule="auto"/>
+            </w:pPr>
+            <w:r>
+              <w:rPr>
+                <w:sz w:val="20"/>
+              </w:rPr>
+              <w:t>Asset/Capability</w:t>
+            </w:r>
+          </w:p>
+        </w:tc>
+        <w:tc>
+          <w:tcPr>
+            <w:tcW w:type="dxa" w:w="1872"/>
+          </w:tcPr>
+          <w:p>
+            <w:pPr>
+              <w:spacing w:line="240" w:lineRule="auto"/>
+            </w:pPr>
+            <w:r>
+              <w:rPr>
+                <w:sz w:val="20"/>
+              </w:rPr>
+              <w:t>Pedroletti (2025); Li et al. (2025)</w:t>
+            </w:r>
+          </w:p>
+        </w:tc>
+        <w:tc>
+          <w:tcPr>
+            <w:tcW w:type="dxa" w:w="1872"/>
+          </w:tcPr>
+          <w:p>
+            <w:pPr>
+              <w:spacing w:line="240" w:lineRule="auto"/>
+            </w:pPr>
+            <w:r>
+              <w:rPr>
+                <w:sz w:val="20"/>
+              </w:rPr>
+              <w:t>Wiesmann et al. (2017); Bilbao-Ubillos et al. (2024)</w:t>
+            </w:r>
+          </w:p>
+        </w:tc>
+        <w:tc>
+          <w:tcPr>
+            <w:tcW w:type="dxa" w:w="1872"/>
+          </w:tcPr>
+          <w:p>
+            <w:pPr>
+              <w:spacing w:line="240" w:lineRule="auto"/>
+            </w:pPr>
+            <w:r>
+              <w:rPr>
+                <w:sz w:val="20"/>
+              </w:rPr>
+              <w:t>Gupta et al. (2023)</w:t>
+            </w:r>
+          </w:p>
+        </w:tc>
+      </w:tr>
+      <w:tr>
+        <w:tc>
+          <w:tcPr>
+            <w:tcW w:type="dxa" w:w="1872"/>
+          </w:tcPr>
+          <w:p>
+            <w:pPr>
+              <w:spacing w:line="240" w:lineRule="auto"/>
+            </w:pPr>
+            <w:r>
+              <w:rPr>
+                <w:sz w:val="20"/>
+              </w:rPr>
+              <w:t>GVC stickiness / offshore sunk-cost inertia</w:t>
+            </w:r>
+          </w:p>
+        </w:tc>
+        <w:tc>
+          <w:tcPr>
+            <w:tcW w:type="dxa" w:w="1872"/>
+          </w:tcPr>
+          <w:p>
+            <w:pPr>
+              <w:spacing w:line="240" w:lineRule="auto"/>
+            </w:pPr>
+            <w:r>
+              <w:rPr>
+                <w:sz w:val="20"/>
+              </w:rPr>
+              <w:t>Asset/Capability</w:t>
+            </w:r>
+          </w:p>
+        </w:tc>
+        <w:tc>
+          <w:tcPr>
+            <w:tcW w:type="dxa" w:w="1872"/>
+          </w:tcPr>
+          <w:p>
+            <w:pPr>
+              <w:spacing w:line="240" w:lineRule="auto"/>
+            </w:pPr>
+            <w:r>
+              <w:rPr>
+                <w:sz w:val="20"/>
+              </w:rPr>
+              <w:t>—</w:t>
+            </w:r>
+          </w:p>
+        </w:tc>
+        <w:tc>
+          <w:tcPr>
+            <w:tcW w:type="dxa" w:w="1872"/>
+          </w:tcPr>
+          <w:p>
+            <w:pPr>
+              <w:spacing w:line="240" w:lineRule="auto"/>
+            </w:pPr>
+            <w:r>
+              <w:rPr>
+                <w:sz w:val="20"/>
+              </w:rPr>
+              <w:t>Bilbao-Ubillos et al. (2024)</w:t>
+            </w:r>
+          </w:p>
+        </w:tc>
+        <w:tc>
+          <w:tcPr>
+            <w:tcW w:type="dxa" w:w="1872"/>
+          </w:tcPr>
+          <w:p>
+            <w:pPr>
+              <w:spacing w:line="240" w:lineRule="auto"/>
+            </w:pPr>
+            <w:r>
+              <w:rPr>
+                <w:sz w:val="20"/>
+              </w:rPr>
+              <w:t>D'Ambrosio &amp; Lavoratori (2025)</w:t>
+            </w:r>
+          </w:p>
+        </w:tc>
+      </w:tr>
+      <w:tr>
+        <w:tc>
+          <w:tcPr>
+            <w:tcW w:type="dxa" w:w="1872"/>
+          </w:tcPr>
+          <w:p>
+            <w:pPr>
+              <w:spacing w:line="240" w:lineRule="auto"/>
+            </w:pPr>
+            <w:r>
+              <w:rPr>
+                <w:sz w:val="20"/>
+              </w:rPr>
+              <w:t>Regional ecosystem readiness</w:t>
+            </w:r>
+          </w:p>
+        </w:tc>
+        <w:tc>
+          <w:tcPr>
+            <w:tcW w:type="dxa" w:w="1872"/>
+          </w:tcPr>
+          <w:p>
+            <w:pPr>
+              <w:spacing w:line="240" w:lineRule="auto"/>
+            </w:pPr>
+            <w:r>
+              <w:rPr>
+                <w:sz w:val="20"/>
+              </w:rPr>
+              <w:t>Asset/Capability</w:t>
+            </w:r>
+          </w:p>
+        </w:tc>
+        <w:tc>
+          <w:tcPr>
+            <w:tcW w:type="dxa" w:w="1872"/>
+          </w:tcPr>
+          <w:p>
+            <w:pPr>
+              <w:spacing w:line="240" w:lineRule="auto"/>
+            </w:pPr>
+            <w:r>
+              <w:rPr>
+                <w:sz w:val="20"/>
+              </w:rPr>
+              <w:t>Pegoraro et al. (2022)</w:t>
+            </w:r>
+          </w:p>
+        </w:tc>
+        <w:tc>
+          <w:tcPr>
+            <w:tcW w:type="dxa" w:w="1872"/>
+          </w:tcPr>
+          <w:p>
+            <w:pPr>
+              <w:spacing w:line="240" w:lineRule="auto"/>
+            </w:pPr>
+            <w:r>
+              <w:rPr>
+                <w:sz w:val="20"/>
+              </w:rPr>
+              <w:t>Bilbao-Ubillos et al. (2024)</w:t>
+            </w:r>
+          </w:p>
+        </w:tc>
+        <w:tc>
+          <w:tcPr>
+            <w:tcW w:type="dxa" w:w="1872"/>
+          </w:tcPr>
+          <w:p>
+            <w:pPr>
+              <w:spacing w:line="240" w:lineRule="auto"/>
+            </w:pPr>
+            <w:r>
+              <w:rPr>
+                <w:sz w:val="20"/>
+              </w:rPr>
+              <w:t>—</w:t>
+            </w:r>
+          </w:p>
+        </w:tc>
+      </w:tr>
+    </w:tbl>
+    <w:p>
+      <w:r>
+        <w:t>The full source-by-source coding records, including the per-source evidence-type notes, are provided in the Appendix.</w:t>
       </w:r>
     </w:p>
     <w:p>
@@ -611,7 +2267,7 @@
     </w:p>
     <w:p>
       <w:r>
-        <w:t>The eighteen themes, the types of evidence that support each, and the themes' Asia-specificity are summarized in Table 1.</w:t>
+        <w:t>The eighteen themes, the types of evidence that support each, and the themes' Asia-specificity are summarized in Table 2.</w:t>
       </w:r>
     </w:p>
     <w:p>
@@ -619,7 +2275,7 @@
         <w:rPr>
           <w:b/>
         </w:rPr>
-        <w:t>Table 1.</w:t>
+        <w:t>Table 2.</w:t>
       </w:r>
       <w:r>
         <w:t xml:space="preserve"> </w:t>
@@ -2524,7 +4180,7 @@
     </w:p>
     <w:p>
       <w:r>
-        <w:t>The least empirical evidence comes in the regulatory/institutional category: as seen in Table 1, there are only two themes in this category that have direct empirical source and one theme with only review evidence. The content in most of this category, therefore, is at review or conceptual level.</w:t>
+        <w:t>The least empirical evidence comes in the regulatory/institutional category: as seen in Table 2, there are only two themes in this category that have direct empirical source and one theme with only review evidence. The content in most of this category, therefore, is at review or conceptual level.</w:t>
       </w:r>
     </w:p>
     <w:p>
@@ -2828,7 +4484,7 @@
         <w:t>Sub-question 1.</w:t>
       </w:r>
       <w:r>
-        <w:t xml:space="preserve"> The identified barriers were grouped into a systematic firm-level framework of four categories: regulatory/institutional, cultural/organisational, cost/operational, and asset/capability, and eighteen barrier themes based on the literature reviewed. This framework, detailed in full in Table 1, brings together evidence previously reported in the literature in a single structure, based on the type of obstacle, and not on industry, country or individual study. It also highlights areas of strong and weak evidence. The asset/capability barriers have the most widespread and consistent evidence support across evidence types, and the regulatory/institutional category has the least evidence support. This is not a final conclusion on the significance of regulatory barriers in the real world, but rather a characteristic of the evidence base.</w:t>
+        <w:t xml:space="preserve"> The identified barriers were grouped into a systematic firm-level framework of four categories: regulatory/institutional, cultural/organisational, cost/operational, and asset/capability, and eighteen barrier themes based on the literature reviewed. This framework, detailed in full in Table 2, brings together evidence previously reported in the literature in a single structure, based on the type of obstacle, and not on industry, country or individual study. It also highlights areas of strong and weak evidence. The asset/capability barriers have the most widespread and consistent evidence support across evidence types, and the regulatory/institutional category has the least evidence support. This is not a final conclusion on the significance of regulatory barriers in the real world, but rather a characteristic of the evidence base.</w:t>
       </w:r>
     </w:p>
     <w:p>
@@ -3033,6 +4689,20 @@
     </w:p>
     <w:p>
       <w:r>
+        <w:t xml:space="preserve">Heikkilä, J., Martinsuo, M., &amp; Nenonen, S. (2018). Backshoring of production in the context of a small and open Nordic economy. </w:t>
+      </w:r>
+      <w:r>
+        <w:rPr>
+          <w:i/>
+        </w:rPr>
+        <w:t>Journal of Manufacturing Technology Management, 29</w:t>
+      </w:r>
+      <w:r>
+        <w:t>(4), 658–675. https://doi.org/10.1108/JMTM-12-2016-0178</w:t>
+      </w:r>
+    </w:p>
+    <w:p>
+      <w:r>
         <w:t xml:space="preserve">Kamp, B., &amp; Gibaja, J. J. (2021). Adoption of digital technologies and backshoring decisions: Is there a link? </w:t>
       </w:r>
       <w:r>
@@ -3183,6 +4853,20 @@
       </w:r>
       <w:r>
         <w:t>(1), 112–133. https://doi.org/10.1057/s42214-021-00112-x</w:t>
+      </w:r>
+    </w:p>
+    <w:p>
+      <w:r>
+        <w:t xml:space="preserve">Pourhejazy, P., &amp; Ashby, A. (2021). Reshoring decisions for adjusting supply chains in a changing world: A case study from the apparel industry. </w:t>
+      </w:r>
+      <w:r>
+        <w:rPr>
+          <w:i/>
+        </w:rPr>
+        <w:t>International Journal of Environmental Research and Public Health, 18</w:t>
+      </w:r>
+      <w:r>
+        <w:t>(9), Article 4873. https://doi.org/10.3390/ijerph18094873</w:t>
       </w:r>
     </w:p>
     <w:p>
@@ -3339,8 +5023,3624 @@
         <w:t>, Article 3. https://doi.org/10.1186/s40728-016-0031-4</w:t>
       </w:r>
     </w:p>
+    <w:p>
+      <w:r>
+        <w:br w:type="page"/>
+      </w:r>
+    </w:p>
+    <w:p>
+      <w:pPr>
+        <w:pStyle w:val="Heading1"/>
+      </w:pPr>
+      <w:r>
+        <w:t>Appendix — Detailed Coding Records</w:t>
+      </w:r>
+    </w:p>
+    <w:p>
+      <w:r>
+        <w:rPr>
+          <w:b/>
+        </w:rPr>
+        <w:t>Appendix. Barrier-theme coding records: each barrier theme cross-referenced to its contributing sources and the evidence type each source provides.</w:t>
+      </w:r>
+      <w:r>
+        <w:t xml:space="preserve"> Evidence types (direct empirical / review / conceptual) are recorded separately per source and are not aggregated. This appendix provides the detailed source-by-source records behind the coding summarised in Table 1 (Chapter 3, Section 3.3); Asia-specificity qualifications are summarised in Table 2 (Chapter 4, Section 4.1).</w:t>
+      </w:r>
+    </w:p>
+    <w:tbl>
+      <w:tblPr>
+        <w:tblStyle w:val="TableGrid"/>
+        <w:tblW w:type="auto" w:w="0"/>
+        <w:tblLook w:firstColumn="1" w:firstRow="1" w:lastColumn="0" w:lastRow="0" w:noHBand="0" w:noVBand="1" w:val="04A0"/>
+      </w:tblPr>
+      <w:tblGrid>
+        <w:gridCol w:w="2340"/>
+        <w:gridCol w:w="2340"/>
+        <w:gridCol w:w="2340"/>
+        <w:gridCol w:w="2340"/>
+      </w:tblGrid>
+      <w:tr>
+        <w:tc>
+          <w:tcPr>
+            <w:tcW w:type="dxa" w:w="2340"/>
+          </w:tcPr>
+          <w:p>
+            <w:pPr>
+              <w:spacing w:line="240" w:lineRule="auto"/>
+            </w:pPr>
+            <w:r>
+              <w:rPr>
+                <w:b/>
+                <w:sz w:val="18"/>
+              </w:rPr>
+              <w:t>Theme</w:t>
+            </w:r>
+          </w:p>
+        </w:tc>
+        <w:tc>
+          <w:tcPr>
+            <w:tcW w:type="dxa" w:w="2340"/>
+          </w:tcPr>
+          <w:p>
+            <w:pPr>
+              <w:spacing w:line="240" w:lineRule="auto"/>
+            </w:pPr>
+            <w:r>
+              <w:rPr>
+                <w:b/>
+                <w:sz w:val="18"/>
+              </w:rPr>
+              <w:t>Framework category</w:t>
+            </w:r>
+          </w:p>
+        </w:tc>
+        <w:tc>
+          <w:tcPr>
+            <w:tcW w:type="dxa" w:w="2340"/>
+          </w:tcPr>
+          <w:p>
+            <w:pPr>
+              <w:spacing w:line="240" w:lineRule="auto"/>
+            </w:pPr>
+            <w:r>
+              <w:rPr>
+                <w:b/>
+                <w:sz w:val="18"/>
+              </w:rPr>
+              <w:t>Source</w:t>
+            </w:r>
+          </w:p>
+        </w:tc>
+        <w:tc>
+          <w:tcPr>
+            <w:tcW w:type="dxa" w:w="2340"/>
+          </w:tcPr>
+          <w:p>
+            <w:pPr>
+              <w:spacing w:line="240" w:lineRule="auto"/>
+            </w:pPr>
+            <w:r>
+              <w:rPr>
+                <w:b/>
+                <w:sz w:val="18"/>
+              </w:rPr>
+              <w:t>Evidence type</w:t>
+            </w:r>
+          </w:p>
+        </w:tc>
+      </w:tr>
+      <w:tr>
+        <w:tc>
+          <w:tcPr>
+            <w:tcW w:type="dxa" w:w="2340"/>
+          </w:tcPr>
+          <w:p>
+            <w:pPr>
+              <w:spacing w:line="240" w:lineRule="auto"/>
+            </w:pPr>
+            <w:r>
+              <w:rPr>
+                <w:sz w:val="18"/>
+              </w:rPr>
+              <w:t>1.1</w:t>
+            </w:r>
+          </w:p>
+        </w:tc>
+        <w:tc>
+          <w:tcPr>
+            <w:tcW w:type="dxa" w:w="2340"/>
+          </w:tcPr>
+          <w:p>
+            <w:pPr>
+              <w:spacing w:line="240" w:lineRule="auto"/>
+            </w:pPr>
+            <w:r>
+              <w:rPr>
+                <w:sz w:val="18"/>
+              </w:rPr>
+              <w:t>Asset/Capability</w:t>
+            </w:r>
+          </w:p>
+        </w:tc>
+        <w:tc>
+          <w:tcPr>
+            <w:tcW w:type="dxa" w:w="2340"/>
+          </w:tcPr>
+          <w:p>
+            <w:pPr>
+              <w:spacing w:line="240" w:lineRule="auto"/>
+            </w:pPr>
+            <w:r>
+              <w:rPr>
+                <w:sz w:val="18"/>
+              </w:rPr>
+              <w:t>Pegoraro et al. (2022)</w:t>
+            </w:r>
+          </w:p>
+        </w:tc>
+        <w:tc>
+          <w:tcPr>
+            <w:tcW w:type="dxa" w:w="2340"/>
+          </w:tcPr>
+          <w:p>
+            <w:pPr>
+              <w:spacing w:line="240" w:lineRule="auto"/>
+            </w:pPr>
+            <w:r>
+              <w:rPr>
+                <w:sz w:val="18"/>
+              </w:rPr>
+              <w:t>Direct empirical (single case, China→UK)</w:t>
+            </w:r>
+          </w:p>
+        </w:tc>
+      </w:tr>
+      <w:tr>
+        <w:tc>
+          <w:tcPr>
+            <w:tcW w:type="dxa" w:w="2340"/>
+          </w:tcPr>
+          <w:p>
+            <w:pPr>
+              <w:spacing w:line="240" w:lineRule="auto"/>
+            </w:pPr>
+            <w:r>
+              <w:rPr>
+                <w:sz w:val="18"/>
+              </w:rPr>
+              <w:t>1.1</w:t>
+            </w:r>
+          </w:p>
+        </w:tc>
+        <w:tc>
+          <w:tcPr>
+            <w:tcW w:type="dxa" w:w="2340"/>
+          </w:tcPr>
+          <w:p>
+            <w:pPr>
+              <w:spacing w:line="240" w:lineRule="auto"/>
+            </w:pPr>
+            <w:r>
+              <w:rPr>
+                <w:sz w:val="18"/>
+              </w:rPr>
+              <w:t>Asset/Capability</w:t>
+            </w:r>
+          </w:p>
+        </w:tc>
+        <w:tc>
+          <w:tcPr>
+            <w:tcW w:type="dxa" w:w="2340"/>
+          </w:tcPr>
+          <w:p>
+            <w:pPr>
+              <w:spacing w:line="240" w:lineRule="auto"/>
+            </w:pPr>
+            <w:r>
+              <w:rPr>
+                <w:sz w:val="18"/>
+              </w:rPr>
+              <w:t>Li et al. (2025)</w:t>
+            </w:r>
+          </w:p>
+        </w:tc>
+        <w:tc>
+          <w:tcPr>
+            <w:tcW w:type="dxa" w:w="2340"/>
+          </w:tcPr>
+          <w:p>
+            <w:pPr>
+              <w:spacing w:line="240" w:lineRule="auto"/>
+            </w:pPr>
+            <w:r>
+              <w:rPr>
+                <w:sz w:val="18"/>
+              </w:rPr>
+              <w:t>Direct empirical (general Nordic/Swedish)</w:t>
+            </w:r>
+          </w:p>
+        </w:tc>
+      </w:tr>
+      <w:tr>
+        <w:tc>
+          <w:tcPr>
+            <w:tcW w:type="dxa" w:w="2340"/>
+          </w:tcPr>
+          <w:p>
+            <w:pPr>
+              <w:spacing w:line="240" w:lineRule="auto"/>
+            </w:pPr>
+            <w:r>
+              <w:rPr>
+                <w:sz w:val="18"/>
+              </w:rPr>
+              <w:t>1.1</w:t>
+            </w:r>
+          </w:p>
+        </w:tc>
+        <w:tc>
+          <w:tcPr>
+            <w:tcW w:type="dxa" w:w="2340"/>
+          </w:tcPr>
+          <w:p>
+            <w:pPr>
+              <w:spacing w:line="240" w:lineRule="auto"/>
+            </w:pPr>
+            <w:r>
+              <w:rPr>
+                <w:sz w:val="18"/>
+              </w:rPr>
+              <w:t>Asset/Capability</w:t>
+            </w:r>
+          </w:p>
+        </w:tc>
+        <w:tc>
+          <w:tcPr>
+            <w:tcW w:type="dxa" w:w="2340"/>
+          </w:tcPr>
+          <w:p>
+            <w:pPr>
+              <w:spacing w:line="240" w:lineRule="auto"/>
+            </w:pPr>
+            <w:r>
+              <w:rPr>
+                <w:sz w:val="18"/>
+              </w:rPr>
+              <w:t>Di Mauro et al. (2018)</w:t>
+            </w:r>
+          </w:p>
+        </w:tc>
+        <w:tc>
+          <w:tcPr>
+            <w:tcW w:type="dxa" w:w="2340"/>
+          </w:tcPr>
+          <w:p>
+            <w:pPr>
+              <w:spacing w:line="240" w:lineRule="auto"/>
+            </w:pPr>
+            <w:r>
+              <w:rPr>
+                <w:sz w:val="18"/>
+              </w:rPr>
+              <w:t>Direct empirical (limited; partial China attribution)</w:t>
+            </w:r>
+          </w:p>
+        </w:tc>
+      </w:tr>
+      <w:tr>
+        <w:tc>
+          <w:tcPr>
+            <w:tcW w:type="dxa" w:w="2340"/>
+          </w:tcPr>
+          <w:p>
+            <w:pPr>
+              <w:spacing w:line="240" w:lineRule="auto"/>
+            </w:pPr>
+            <w:r>
+              <w:rPr>
+                <w:sz w:val="18"/>
+              </w:rPr>
+              <w:t>1.1</w:t>
+            </w:r>
+          </w:p>
+        </w:tc>
+        <w:tc>
+          <w:tcPr>
+            <w:tcW w:type="dxa" w:w="2340"/>
+          </w:tcPr>
+          <w:p>
+            <w:pPr>
+              <w:spacing w:line="240" w:lineRule="auto"/>
+            </w:pPr>
+            <w:r>
+              <w:rPr>
+                <w:sz w:val="18"/>
+              </w:rPr>
+              <w:t>Asset/Capability</w:t>
+            </w:r>
+          </w:p>
+        </w:tc>
+        <w:tc>
+          <w:tcPr>
+            <w:tcW w:type="dxa" w:w="2340"/>
+          </w:tcPr>
+          <w:p>
+            <w:pPr>
+              <w:spacing w:line="240" w:lineRule="auto"/>
+            </w:pPr>
+            <w:r>
+              <w:rPr>
+                <w:sz w:val="18"/>
+              </w:rPr>
+              <w:t>Mirzaei et al. (2021)</w:t>
+            </w:r>
+          </w:p>
+        </w:tc>
+        <w:tc>
+          <w:tcPr>
+            <w:tcW w:type="dxa" w:w="2340"/>
+          </w:tcPr>
+          <w:p>
+            <w:pPr>
+              <w:spacing w:line="240" w:lineRule="auto"/>
+            </w:pPr>
+            <w:r>
+              <w:rPr>
+                <w:sz w:val="18"/>
+              </w:rPr>
+              <w:t>Direct empirical (general Swedish)</w:t>
+            </w:r>
+          </w:p>
+        </w:tc>
+      </w:tr>
+      <w:tr>
+        <w:tc>
+          <w:tcPr>
+            <w:tcW w:type="dxa" w:w="2340"/>
+          </w:tcPr>
+          <w:p>
+            <w:pPr>
+              <w:spacing w:line="240" w:lineRule="auto"/>
+            </w:pPr>
+            <w:r>
+              <w:rPr>
+                <w:sz w:val="18"/>
+              </w:rPr>
+              <w:t>1.1</w:t>
+            </w:r>
+          </w:p>
+        </w:tc>
+        <w:tc>
+          <w:tcPr>
+            <w:tcW w:type="dxa" w:w="2340"/>
+          </w:tcPr>
+          <w:p>
+            <w:pPr>
+              <w:spacing w:line="240" w:lineRule="auto"/>
+            </w:pPr>
+            <w:r>
+              <w:rPr>
+                <w:sz w:val="18"/>
+              </w:rPr>
+              <w:t>Asset/Capability</w:t>
+            </w:r>
+          </w:p>
+        </w:tc>
+        <w:tc>
+          <w:tcPr>
+            <w:tcW w:type="dxa" w:w="2340"/>
+          </w:tcPr>
+          <w:p>
+            <w:pPr>
+              <w:spacing w:line="240" w:lineRule="auto"/>
+            </w:pPr>
+            <w:r>
+              <w:rPr>
+                <w:sz w:val="18"/>
+              </w:rPr>
+              <w:t>Wiesmann et al. (2017)</w:t>
+            </w:r>
+          </w:p>
+        </w:tc>
+        <w:tc>
+          <w:tcPr>
+            <w:tcW w:type="dxa" w:w="2340"/>
+          </w:tcPr>
+          <w:p>
+            <w:pPr>
+              <w:spacing w:line="240" w:lineRule="auto"/>
+            </w:pPr>
+            <w:r>
+              <w:rPr>
+                <w:sz w:val="18"/>
+              </w:rPr>
+              <w:t>Review</w:t>
+            </w:r>
+          </w:p>
+        </w:tc>
+      </w:tr>
+      <w:tr>
+        <w:tc>
+          <w:tcPr>
+            <w:tcW w:type="dxa" w:w="2340"/>
+          </w:tcPr>
+          <w:p>
+            <w:pPr>
+              <w:spacing w:line="240" w:lineRule="auto"/>
+            </w:pPr>
+            <w:r>
+              <w:rPr>
+                <w:sz w:val="18"/>
+              </w:rPr>
+              <w:t>1.1</w:t>
+            </w:r>
+          </w:p>
+        </w:tc>
+        <w:tc>
+          <w:tcPr>
+            <w:tcW w:type="dxa" w:w="2340"/>
+          </w:tcPr>
+          <w:p>
+            <w:pPr>
+              <w:spacing w:line="240" w:lineRule="auto"/>
+            </w:pPr>
+            <w:r>
+              <w:rPr>
+                <w:sz w:val="18"/>
+              </w:rPr>
+              <w:t>Asset/Capability</w:t>
+            </w:r>
+          </w:p>
+        </w:tc>
+        <w:tc>
+          <w:tcPr>
+            <w:tcW w:type="dxa" w:w="2340"/>
+          </w:tcPr>
+          <w:p>
+            <w:pPr>
+              <w:spacing w:line="240" w:lineRule="auto"/>
+            </w:pPr>
+            <w:r>
+              <w:rPr>
+                <w:sz w:val="18"/>
+              </w:rPr>
+              <w:t>Ocicka (2016)</w:t>
+            </w:r>
+          </w:p>
+        </w:tc>
+        <w:tc>
+          <w:tcPr>
+            <w:tcW w:type="dxa" w:w="2340"/>
+          </w:tcPr>
+          <w:p>
+            <w:pPr>
+              <w:spacing w:line="240" w:lineRule="auto"/>
+            </w:pPr>
+            <w:r>
+              <w:rPr>
+                <w:sz w:val="18"/>
+              </w:rPr>
+              <w:t>Review</w:t>
+            </w:r>
+          </w:p>
+        </w:tc>
+      </w:tr>
+      <w:tr>
+        <w:tc>
+          <w:tcPr>
+            <w:tcW w:type="dxa" w:w="2340"/>
+          </w:tcPr>
+          <w:p>
+            <w:pPr>
+              <w:spacing w:line="240" w:lineRule="auto"/>
+            </w:pPr>
+            <w:r>
+              <w:rPr>
+                <w:sz w:val="18"/>
+              </w:rPr>
+              <w:t>1.1</w:t>
+            </w:r>
+          </w:p>
+        </w:tc>
+        <w:tc>
+          <w:tcPr>
+            <w:tcW w:type="dxa" w:w="2340"/>
+          </w:tcPr>
+          <w:p>
+            <w:pPr>
+              <w:spacing w:line="240" w:lineRule="auto"/>
+            </w:pPr>
+            <w:r>
+              <w:rPr>
+                <w:sz w:val="18"/>
+              </w:rPr>
+              <w:t>Asset/Capability</w:t>
+            </w:r>
+          </w:p>
+        </w:tc>
+        <w:tc>
+          <w:tcPr>
+            <w:tcW w:type="dxa" w:w="2340"/>
+          </w:tcPr>
+          <w:p>
+            <w:pPr>
+              <w:spacing w:line="240" w:lineRule="auto"/>
+            </w:pPr>
+            <w:r>
+              <w:rPr>
+                <w:sz w:val="18"/>
+              </w:rPr>
+              <w:t>Bilbao-Ubillos et al. (2024)</w:t>
+            </w:r>
+          </w:p>
+        </w:tc>
+        <w:tc>
+          <w:tcPr>
+            <w:tcW w:type="dxa" w:w="2340"/>
+          </w:tcPr>
+          <w:p>
+            <w:pPr>
+              <w:spacing w:line="240" w:lineRule="auto"/>
+            </w:pPr>
+            <w:r>
+              <w:rPr>
+                <w:sz w:val="18"/>
+              </w:rPr>
+              <w:t>Review</w:t>
+            </w:r>
+          </w:p>
+        </w:tc>
+      </w:tr>
+      <w:tr>
+        <w:tc>
+          <w:tcPr>
+            <w:tcW w:type="dxa" w:w="2340"/>
+          </w:tcPr>
+          <w:p>
+            <w:pPr>
+              <w:spacing w:line="240" w:lineRule="auto"/>
+            </w:pPr>
+            <w:r>
+              <w:rPr>
+                <w:sz w:val="18"/>
+              </w:rPr>
+              <w:t>1.1</w:t>
+            </w:r>
+          </w:p>
+        </w:tc>
+        <w:tc>
+          <w:tcPr>
+            <w:tcW w:type="dxa" w:w="2340"/>
+          </w:tcPr>
+          <w:p>
+            <w:pPr>
+              <w:spacing w:line="240" w:lineRule="auto"/>
+            </w:pPr>
+            <w:r>
+              <w:rPr>
+                <w:sz w:val="18"/>
+              </w:rPr>
+              <w:t>Asset/Capability</w:t>
+            </w:r>
+          </w:p>
+        </w:tc>
+        <w:tc>
+          <w:tcPr>
+            <w:tcW w:type="dxa" w:w="2340"/>
+          </w:tcPr>
+          <w:p>
+            <w:pPr>
+              <w:spacing w:line="240" w:lineRule="auto"/>
+            </w:pPr>
+            <w:r>
+              <w:rPr>
+                <w:sz w:val="18"/>
+              </w:rPr>
+              <w:t>D'Ambrosio &amp; Lavoratori (2025)</w:t>
+            </w:r>
+          </w:p>
+        </w:tc>
+        <w:tc>
+          <w:tcPr>
+            <w:tcW w:type="dxa" w:w="2340"/>
+          </w:tcPr>
+          <w:p>
+            <w:pPr>
+              <w:spacing w:line="240" w:lineRule="auto"/>
+            </w:pPr>
+            <w:r>
+              <w:rPr>
+                <w:sz w:val="18"/>
+              </w:rPr>
+              <w:t>Conceptual</w:t>
+            </w:r>
+          </w:p>
+        </w:tc>
+      </w:tr>
+      <w:tr>
+        <w:tc>
+          <w:tcPr>
+            <w:tcW w:type="dxa" w:w="2340"/>
+          </w:tcPr>
+          <w:p>
+            <w:pPr>
+              <w:spacing w:line="240" w:lineRule="auto"/>
+            </w:pPr>
+            <w:r>
+              <w:rPr>
+                <w:sz w:val="18"/>
+              </w:rPr>
+              <w:t>1.1</w:t>
+            </w:r>
+          </w:p>
+        </w:tc>
+        <w:tc>
+          <w:tcPr>
+            <w:tcW w:type="dxa" w:w="2340"/>
+          </w:tcPr>
+          <w:p>
+            <w:pPr>
+              <w:spacing w:line="240" w:lineRule="auto"/>
+            </w:pPr>
+            <w:r>
+              <w:rPr>
+                <w:sz w:val="18"/>
+              </w:rPr>
+              <w:t>Asset/Capability</w:t>
+            </w:r>
+          </w:p>
+        </w:tc>
+        <w:tc>
+          <w:tcPr>
+            <w:tcW w:type="dxa" w:w="2340"/>
+          </w:tcPr>
+          <w:p>
+            <w:pPr>
+              <w:spacing w:line="240" w:lineRule="auto"/>
+            </w:pPr>
+            <w:r>
+              <w:rPr>
+                <w:sz w:val="18"/>
+              </w:rPr>
+              <w:t>Gupta et al. (2023)</w:t>
+            </w:r>
+          </w:p>
+        </w:tc>
+        <w:tc>
+          <w:tcPr>
+            <w:tcW w:type="dxa" w:w="2340"/>
+          </w:tcPr>
+          <w:p>
+            <w:pPr>
+              <w:spacing w:line="240" w:lineRule="auto"/>
+            </w:pPr>
+            <w:r>
+              <w:rPr>
+                <w:sz w:val="18"/>
+              </w:rPr>
+              <w:t>Conceptual</w:t>
+            </w:r>
+          </w:p>
+        </w:tc>
+      </w:tr>
+      <w:tr>
+        <w:tc>
+          <w:tcPr>
+            <w:tcW w:type="dxa" w:w="2340"/>
+          </w:tcPr>
+          <w:p>
+            <w:pPr>
+              <w:spacing w:line="240" w:lineRule="auto"/>
+            </w:pPr>
+            <w:r>
+              <w:rPr>
+                <w:sz w:val="18"/>
+              </w:rPr>
+              <w:t>1.2</w:t>
+            </w:r>
+          </w:p>
+        </w:tc>
+        <w:tc>
+          <w:tcPr>
+            <w:tcW w:type="dxa" w:w="2340"/>
+          </w:tcPr>
+          <w:p>
+            <w:pPr>
+              <w:spacing w:line="240" w:lineRule="auto"/>
+            </w:pPr>
+            <w:r>
+              <w:rPr>
+                <w:sz w:val="18"/>
+              </w:rPr>
+              <w:t>Asset/Capability</w:t>
+            </w:r>
+          </w:p>
+        </w:tc>
+        <w:tc>
+          <w:tcPr>
+            <w:tcW w:type="dxa" w:w="2340"/>
+          </w:tcPr>
+          <w:p>
+            <w:pPr>
+              <w:spacing w:line="240" w:lineRule="auto"/>
+            </w:pPr>
+            <w:r>
+              <w:rPr>
+                <w:sz w:val="18"/>
+              </w:rPr>
+              <w:t>Pegoraro et al. (2022)</w:t>
+            </w:r>
+          </w:p>
+        </w:tc>
+        <w:tc>
+          <w:tcPr>
+            <w:tcW w:type="dxa" w:w="2340"/>
+          </w:tcPr>
+          <w:p>
+            <w:pPr>
+              <w:spacing w:line="240" w:lineRule="auto"/>
+            </w:pPr>
+            <w:r>
+              <w:rPr>
+                <w:sz w:val="18"/>
+              </w:rPr>
+              <w:t>Direct empirical (single case, China→UK)</w:t>
+            </w:r>
+          </w:p>
+        </w:tc>
+      </w:tr>
+      <w:tr>
+        <w:tc>
+          <w:tcPr>
+            <w:tcW w:type="dxa" w:w="2340"/>
+          </w:tcPr>
+          <w:p>
+            <w:pPr>
+              <w:spacing w:line="240" w:lineRule="auto"/>
+            </w:pPr>
+            <w:r>
+              <w:rPr>
+                <w:sz w:val="18"/>
+              </w:rPr>
+              <w:t>1.2</w:t>
+            </w:r>
+          </w:p>
+        </w:tc>
+        <w:tc>
+          <w:tcPr>
+            <w:tcW w:type="dxa" w:w="2340"/>
+          </w:tcPr>
+          <w:p>
+            <w:pPr>
+              <w:spacing w:line="240" w:lineRule="auto"/>
+            </w:pPr>
+            <w:r>
+              <w:rPr>
+                <w:sz w:val="18"/>
+              </w:rPr>
+              <w:t>Asset/Capability</w:t>
+            </w:r>
+          </w:p>
+        </w:tc>
+        <w:tc>
+          <w:tcPr>
+            <w:tcW w:type="dxa" w:w="2340"/>
+          </w:tcPr>
+          <w:p>
+            <w:pPr>
+              <w:spacing w:line="240" w:lineRule="auto"/>
+            </w:pPr>
+            <w:r>
+              <w:rPr>
+                <w:sz w:val="18"/>
+              </w:rPr>
+              <w:t>Li et al. (2025)</w:t>
+            </w:r>
+          </w:p>
+        </w:tc>
+        <w:tc>
+          <w:tcPr>
+            <w:tcW w:type="dxa" w:w="2340"/>
+          </w:tcPr>
+          <w:p>
+            <w:pPr>
+              <w:spacing w:line="240" w:lineRule="auto"/>
+            </w:pPr>
+            <w:r>
+              <w:rPr>
+                <w:sz w:val="18"/>
+              </w:rPr>
+              <w:t>Direct empirical (general Nordic/Swedish)</w:t>
+            </w:r>
+          </w:p>
+        </w:tc>
+      </w:tr>
+      <w:tr>
+        <w:tc>
+          <w:tcPr>
+            <w:tcW w:type="dxa" w:w="2340"/>
+          </w:tcPr>
+          <w:p>
+            <w:pPr>
+              <w:spacing w:line="240" w:lineRule="auto"/>
+            </w:pPr>
+            <w:r>
+              <w:rPr>
+                <w:sz w:val="18"/>
+              </w:rPr>
+              <w:t>1.2</w:t>
+            </w:r>
+          </w:p>
+        </w:tc>
+        <w:tc>
+          <w:tcPr>
+            <w:tcW w:type="dxa" w:w="2340"/>
+          </w:tcPr>
+          <w:p>
+            <w:pPr>
+              <w:spacing w:line="240" w:lineRule="auto"/>
+            </w:pPr>
+            <w:r>
+              <w:rPr>
+                <w:sz w:val="18"/>
+              </w:rPr>
+              <w:t>Asset/Capability</w:t>
+            </w:r>
+          </w:p>
+        </w:tc>
+        <w:tc>
+          <w:tcPr>
+            <w:tcW w:type="dxa" w:w="2340"/>
+          </w:tcPr>
+          <w:p>
+            <w:pPr>
+              <w:spacing w:line="240" w:lineRule="auto"/>
+            </w:pPr>
+            <w:r>
+              <w:rPr>
+                <w:sz w:val="18"/>
+              </w:rPr>
+              <w:t>Mirzaei et al. (2021)</w:t>
+            </w:r>
+          </w:p>
+        </w:tc>
+        <w:tc>
+          <w:tcPr>
+            <w:tcW w:type="dxa" w:w="2340"/>
+          </w:tcPr>
+          <w:p>
+            <w:pPr>
+              <w:spacing w:line="240" w:lineRule="auto"/>
+            </w:pPr>
+            <w:r>
+              <w:rPr>
+                <w:sz w:val="18"/>
+              </w:rPr>
+              <w:t>Direct empirical (general Swedish)</w:t>
+            </w:r>
+          </w:p>
+        </w:tc>
+      </w:tr>
+      <w:tr>
+        <w:tc>
+          <w:tcPr>
+            <w:tcW w:type="dxa" w:w="2340"/>
+          </w:tcPr>
+          <w:p>
+            <w:pPr>
+              <w:spacing w:line="240" w:lineRule="auto"/>
+            </w:pPr>
+            <w:r>
+              <w:rPr>
+                <w:sz w:val="18"/>
+              </w:rPr>
+              <w:t>1.2</w:t>
+            </w:r>
+          </w:p>
+        </w:tc>
+        <w:tc>
+          <w:tcPr>
+            <w:tcW w:type="dxa" w:w="2340"/>
+          </w:tcPr>
+          <w:p>
+            <w:pPr>
+              <w:spacing w:line="240" w:lineRule="auto"/>
+            </w:pPr>
+            <w:r>
+              <w:rPr>
+                <w:sz w:val="18"/>
+              </w:rPr>
+              <w:t>Asset/Capability</w:t>
+            </w:r>
+          </w:p>
+        </w:tc>
+        <w:tc>
+          <w:tcPr>
+            <w:tcW w:type="dxa" w:w="2340"/>
+          </w:tcPr>
+          <w:p>
+            <w:pPr>
+              <w:spacing w:line="240" w:lineRule="auto"/>
+            </w:pPr>
+            <w:r>
+              <w:rPr>
+                <w:sz w:val="18"/>
+              </w:rPr>
+              <w:t>Wiesmann et al. (2017)</w:t>
+            </w:r>
+          </w:p>
+        </w:tc>
+        <w:tc>
+          <w:tcPr>
+            <w:tcW w:type="dxa" w:w="2340"/>
+          </w:tcPr>
+          <w:p>
+            <w:pPr>
+              <w:spacing w:line="240" w:lineRule="auto"/>
+            </w:pPr>
+            <w:r>
+              <w:rPr>
+                <w:sz w:val="18"/>
+              </w:rPr>
+              <w:t>Review</w:t>
+            </w:r>
+          </w:p>
+        </w:tc>
+      </w:tr>
+      <w:tr>
+        <w:tc>
+          <w:tcPr>
+            <w:tcW w:type="dxa" w:w="2340"/>
+          </w:tcPr>
+          <w:p>
+            <w:pPr>
+              <w:spacing w:line="240" w:lineRule="auto"/>
+            </w:pPr>
+            <w:r>
+              <w:rPr>
+                <w:sz w:val="18"/>
+              </w:rPr>
+              <w:t>1.2</w:t>
+            </w:r>
+          </w:p>
+        </w:tc>
+        <w:tc>
+          <w:tcPr>
+            <w:tcW w:type="dxa" w:w="2340"/>
+          </w:tcPr>
+          <w:p>
+            <w:pPr>
+              <w:spacing w:line="240" w:lineRule="auto"/>
+            </w:pPr>
+            <w:r>
+              <w:rPr>
+                <w:sz w:val="18"/>
+              </w:rPr>
+              <w:t>Asset/Capability</w:t>
+            </w:r>
+          </w:p>
+        </w:tc>
+        <w:tc>
+          <w:tcPr>
+            <w:tcW w:type="dxa" w:w="2340"/>
+          </w:tcPr>
+          <w:p>
+            <w:pPr>
+              <w:spacing w:line="240" w:lineRule="auto"/>
+            </w:pPr>
+            <w:r>
+              <w:rPr>
+                <w:sz w:val="18"/>
+              </w:rPr>
+              <w:t>D'Ambrosio &amp; Lavoratori (2025)</w:t>
+            </w:r>
+          </w:p>
+        </w:tc>
+        <w:tc>
+          <w:tcPr>
+            <w:tcW w:type="dxa" w:w="2340"/>
+          </w:tcPr>
+          <w:p>
+            <w:pPr>
+              <w:spacing w:line="240" w:lineRule="auto"/>
+            </w:pPr>
+            <w:r>
+              <w:rPr>
+                <w:sz w:val="18"/>
+              </w:rPr>
+              <w:t>Conceptual</w:t>
+            </w:r>
+          </w:p>
+        </w:tc>
+      </w:tr>
+      <w:tr>
+        <w:tc>
+          <w:tcPr>
+            <w:tcW w:type="dxa" w:w="2340"/>
+          </w:tcPr>
+          <w:p>
+            <w:pPr>
+              <w:spacing w:line="240" w:lineRule="auto"/>
+            </w:pPr>
+            <w:r>
+              <w:rPr>
+                <w:sz w:val="18"/>
+              </w:rPr>
+              <w:t>1.2</w:t>
+            </w:r>
+          </w:p>
+        </w:tc>
+        <w:tc>
+          <w:tcPr>
+            <w:tcW w:type="dxa" w:w="2340"/>
+          </w:tcPr>
+          <w:p>
+            <w:pPr>
+              <w:spacing w:line="240" w:lineRule="auto"/>
+            </w:pPr>
+            <w:r>
+              <w:rPr>
+                <w:sz w:val="18"/>
+              </w:rPr>
+              <w:t>Asset/Capability</w:t>
+            </w:r>
+          </w:p>
+        </w:tc>
+        <w:tc>
+          <w:tcPr>
+            <w:tcW w:type="dxa" w:w="2340"/>
+          </w:tcPr>
+          <w:p>
+            <w:pPr>
+              <w:spacing w:line="240" w:lineRule="auto"/>
+            </w:pPr>
+            <w:r>
+              <w:rPr>
+                <w:sz w:val="18"/>
+              </w:rPr>
+              <w:t>Gupta et al. (2023)</w:t>
+            </w:r>
+          </w:p>
+        </w:tc>
+        <w:tc>
+          <w:tcPr>
+            <w:tcW w:type="dxa" w:w="2340"/>
+          </w:tcPr>
+          <w:p>
+            <w:pPr>
+              <w:spacing w:line="240" w:lineRule="auto"/>
+            </w:pPr>
+            <w:r>
+              <w:rPr>
+                <w:sz w:val="18"/>
+              </w:rPr>
+              <w:t>Conceptual</w:t>
+            </w:r>
+          </w:p>
+        </w:tc>
+      </w:tr>
+      <w:tr>
+        <w:tc>
+          <w:tcPr>
+            <w:tcW w:type="dxa" w:w="2340"/>
+          </w:tcPr>
+          <w:p>
+            <w:pPr>
+              <w:spacing w:line="240" w:lineRule="auto"/>
+            </w:pPr>
+            <w:r>
+              <w:rPr>
+                <w:sz w:val="18"/>
+              </w:rPr>
+              <w:t>1.3</w:t>
+            </w:r>
+          </w:p>
+        </w:tc>
+        <w:tc>
+          <w:tcPr>
+            <w:tcW w:type="dxa" w:w="2340"/>
+          </w:tcPr>
+          <w:p>
+            <w:pPr>
+              <w:spacing w:line="240" w:lineRule="auto"/>
+            </w:pPr>
+            <w:r>
+              <w:rPr>
+                <w:sz w:val="18"/>
+              </w:rPr>
+              <w:t>Asset/Capability</w:t>
+            </w:r>
+          </w:p>
+        </w:tc>
+        <w:tc>
+          <w:tcPr>
+            <w:tcW w:type="dxa" w:w="2340"/>
+          </w:tcPr>
+          <w:p>
+            <w:pPr>
+              <w:spacing w:line="240" w:lineRule="auto"/>
+            </w:pPr>
+            <w:r>
+              <w:rPr>
+                <w:sz w:val="18"/>
+              </w:rPr>
+              <w:t>Pedroletti (2025)</w:t>
+            </w:r>
+          </w:p>
+        </w:tc>
+        <w:tc>
+          <w:tcPr>
+            <w:tcW w:type="dxa" w:w="2340"/>
+          </w:tcPr>
+          <w:p>
+            <w:pPr>
+              <w:spacing w:line="240" w:lineRule="auto"/>
+            </w:pPr>
+            <w:r>
+              <w:rPr>
+                <w:sz w:val="18"/>
+              </w:rPr>
+              <w:t>Direct empirical (single case, China→Italy)</w:t>
+            </w:r>
+          </w:p>
+        </w:tc>
+      </w:tr>
+      <w:tr>
+        <w:tc>
+          <w:tcPr>
+            <w:tcW w:type="dxa" w:w="2340"/>
+          </w:tcPr>
+          <w:p>
+            <w:pPr>
+              <w:spacing w:line="240" w:lineRule="auto"/>
+            </w:pPr>
+            <w:r>
+              <w:rPr>
+                <w:sz w:val="18"/>
+              </w:rPr>
+              <w:t>1.3</w:t>
+            </w:r>
+          </w:p>
+        </w:tc>
+        <w:tc>
+          <w:tcPr>
+            <w:tcW w:type="dxa" w:w="2340"/>
+          </w:tcPr>
+          <w:p>
+            <w:pPr>
+              <w:spacing w:line="240" w:lineRule="auto"/>
+            </w:pPr>
+            <w:r>
+              <w:rPr>
+                <w:sz w:val="18"/>
+              </w:rPr>
+              <w:t>Asset/Capability</w:t>
+            </w:r>
+          </w:p>
+        </w:tc>
+        <w:tc>
+          <w:tcPr>
+            <w:tcW w:type="dxa" w:w="2340"/>
+          </w:tcPr>
+          <w:p>
+            <w:pPr>
+              <w:spacing w:line="240" w:lineRule="auto"/>
+            </w:pPr>
+            <w:r>
+              <w:rPr>
+                <w:sz w:val="18"/>
+              </w:rPr>
+              <w:t>Li et al. (2025)</w:t>
+            </w:r>
+          </w:p>
+        </w:tc>
+        <w:tc>
+          <w:tcPr>
+            <w:tcW w:type="dxa" w:w="2340"/>
+          </w:tcPr>
+          <w:p>
+            <w:pPr>
+              <w:spacing w:line="240" w:lineRule="auto"/>
+            </w:pPr>
+            <w:r>
+              <w:rPr>
+                <w:sz w:val="18"/>
+              </w:rPr>
+              <w:t>Direct empirical (general Nordic/Swedish)</w:t>
+            </w:r>
+          </w:p>
+        </w:tc>
+      </w:tr>
+      <w:tr>
+        <w:tc>
+          <w:tcPr>
+            <w:tcW w:type="dxa" w:w="2340"/>
+          </w:tcPr>
+          <w:p>
+            <w:pPr>
+              <w:spacing w:line="240" w:lineRule="auto"/>
+            </w:pPr>
+            <w:r>
+              <w:rPr>
+                <w:sz w:val="18"/>
+              </w:rPr>
+              <w:t>1.3</w:t>
+            </w:r>
+          </w:p>
+        </w:tc>
+        <w:tc>
+          <w:tcPr>
+            <w:tcW w:type="dxa" w:w="2340"/>
+          </w:tcPr>
+          <w:p>
+            <w:pPr>
+              <w:spacing w:line="240" w:lineRule="auto"/>
+            </w:pPr>
+            <w:r>
+              <w:rPr>
+                <w:sz w:val="18"/>
+              </w:rPr>
+              <w:t>Asset/Capability</w:t>
+            </w:r>
+          </w:p>
+        </w:tc>
+        <w:tc>
+          <w:tcPr>
+            <w:tcW w:type="dxa" w:w="2340"/>
+          </w:tcPr>
+          <w:p>
+            <w:pPr>
+              <w:spacing w:line="240" w:lineRule="auto"/>
+            </w:pPr>
+            <w:r>
+              <w:rPr>
+                <w:sz w:val="18"/>
+              </w:rPr>
+              <w:t>Wiesmann et al. (2017)</w:t>
+            </w:r>
+          </w:p>
+        </w:tc>
+        <w:tc>
+          <w:tcPr>
+            <w:tcW w:type="dxa" w:w="2340"/>
+          </w:tcPr>
+          <w:p>
+            <w:pPr>
+              <w:spacing w:line="240" w:lineRule="auto"/>
+            </w:pPr>
+            <w:r>
+              <w:rPr>
+                <w:sz w:val="18"/>
+              </w:rPr>
+              <w:t>Review</w:t>
+            </w:r>
+          </w:p>
+        </w:tc>
+      </w:tr>
+      <w:tr>
+        <w:tc>
+          <w:tcPr>
+            <w:tcW w:type="dxa" w:w="2340"/>
+          </w:tcPr>
+          <w:p>
+            <w:pPr>
+              <w:spacing w:line="240" w:lineRule="auto"/>
+            </w:pPr>
+            <w:r>
+              <w:rPr>
+                <w:sz w:val="18"/>
+              </w:rPr>
+              <w:t>1.3</w:t>
+            </w:r>
+          </w:p>
+        </w:tc>
+        <w:tc>
+          <w:tcPr>
+            <w:tcW w:type="dxa" w:w="2340"/>
+          </w:tcPr>
+          <w:p>
+            <w:pPr>
+              <w:spacing w:line="240" w:lineRule="auto"/>
+            </w:pPr>
+            <w:r>
+              <w:rPr>
+                <w:sz w:val="18"/>
+              </w:rPr>
+              <w:t>Asset/Capability</w:t>
+            </w:r>
+          </w:p>
+        </w:tc>
+        <w:tc>
+          <w:tcPr>
+            <w:tcW w:type="dxa" w:w="2340"/>
+          </w:tcPr>
+          <w:p>
+            <w:pPr>
+              <w:spacing w:line="240" w:lineRule="auto"/>
+            </w:pPr>
+            <w:r>
+              <w:rPr>
+                <w:sz w:val="18"/>
+              </w:rPr>
+              <w:t>Bilbao-Ubillos et al. (2024)</w:t>
+            </w:r>
+          </w:p>
+        </w:tc>
+        <w:tc>
+          <w:tcPr>
+            <w:tcW w:type="dxa" w:w="2340"/>
+          </w:tcPr>
+          <w:p>
+            <w:pPr>
+              <w:spacing w:line="240" w:lineRule="auto"/>
+            </w:pPr>
+            <w:r>
+              <w:rPr>
+                <w:sz w:val="18"/>
+              </w:rPr>
+              <w:t>Review</w:t>
+            </w:r>
+          </w:p>
+        </w:tc>
+      </w:tr>
+      <w:tr>
+        <w:tc>
+          <w:tcPr>
+            <w:tcW w:type="dxa" w:w="2340"/>
+          </w:tcPr>
+          <w:p>
+            <w:pPr>
+              <w:spacing w:line="240" w:lineRule="auto"/>
+            </w:pPr>
+            <w:r>
+              <w:rPr>
+                <w:sz w:val="18"/>
+              </w:rPr>
+              <w:t>1.3</w:t>
+            </w:r>
+          </w:p>
+        </w:tc>
+        <w:tc>
+          <w:tcPr>
+            <w:tcW w:type="dxa" w:w="2340"/>
+          </w:tcPr>
+          <w:p>
+            <w:pPr>
+              <w:spacing w:line="240" w:lineRule="auto"/>
+            </w:pPr>
+            <w:r>
+              <w:rPr>
+                <w:sz w:val="18"/>
+              </w:rPr>
+              <w:t>Asset/Capability</w:t>
+            </w:r>
+          </w:p>
+        </w:tc>
+        <w:tc>
+          <w:tcPr>
+            <w:tcW w:type="dxa" w:w="2340"/>
+          </w:tcPr>
+          <w:p>
+            <w:pPr>
+              <w:spacing w:line="240" w:lineRule="auto"/>
+            </w:pPr>
+            <w:r>
+              <w:rPr>
+                <w:sz w:val="18"/>
+              </w:rPr>
+              <w:t>Gupta et al. (2023)</w:t>
+            </w:r>
+          </w:p>
+        </w:tc>
+        <w:tc>
+          <w:tcPr>
+            <w:tcW w:type="dxa" w:w="2340"/>
+          </w:tcPr>
+          <w:p>
+            <w:pPr>
+              <w:spacing w:line="240" w:lineRule="auto"/>
+            </w:pPr>
+            <w:r>
+              <w:rPr>
+                <w:sz w:val="18"/>
+              </w:rPr>
+              <w:t>Conceptual</w:t>
+            </w:r>
+          </w:p>
+        </w:tc>
+      </w:tr>
+      <w:tr>
+        <w:tc>
+          <w:tcPr>
+            <w:tcW w:type="dxa" w:w="2340"/>
+          </w:tcPr>
+          <w:p>
+            <w:pPr>
+              <w:spacing w:line="240" w:lineRule="auto"/>
+            </w:pPr>
+            <w:r>
+              <w:rPr>
+                <w:sz w:val="18"/>
+              </w:rPr>
+              <w:t>1.4</w:t>
+            </w:r>
+          </w:p>
+        </w:tc>
+        <w:tc>
+          <w:tcPr>
+            <w:tcW w:type="dxa" w:w="2340"/>
+          </w:tcPr>
+          <w:p>
+            <w:pPr>
+              <w:spacing w:line="240" w:lineRule="auto"/>
+            </w:pPr>
+            <w:r>
+              <w:rPr>
+                <w:sz w:val="18"/>
+              </w:rPr>
+              <w:t>Asset/Capability</w:t>
+            </w:r>
+          </w:p>
+        </w:tc>
+        <w:tc>
+          <w:tcPr>
+            <w:tcW w:type="dxa" w:w="2340"/>
+          </w:tcPr>
+          <w:p>
+            <w:pPr>
+              <w:spacing w:line="240" w:lineRule="auto"/>
+            </w:pPr>
+            <w:r>
+              <w:rPr>
+                <w:sz w:val="18"/>
+              </w:rPr>
+              <w:t>Bilbao-Ubillos et al. (2024)</w:t>
+            </w:r>
+          </w:p>
+        </w:tc>
+        <w:tc>
+          <w:tcPr>
+            <w:tcW w:type="dxa" w:w="2340"/>
+          </w:tcPr>
+          <w:p>
+            <w:pPr>
+              <w:spacing w:line="240" w:lineRule="auto"/>
+            </w:pPr>
+            <w:r>
+              <w:rPr>
+                <w:sz w:val="18"/>
+              </w:rPr>
+              <w:t>Review</w:t>
+            </w:r>
+          </w:p>
+        </w:tc>
+      </w:tr>
+      <w:tr>
+        <w:tc>
+          <w:tcPr>
+            <w:tcW w:type="dxa" w:w="2340"/>
+          </w:tcPr>
+          <w:p>
+            <w:pPr>
+              <w:spacing w:line="240" w:lineRule="auto"/>
+            </w:pPr>
+            <w:r>
+              <w:rPr>
+                <w:sz w:val="18"/>
+              </w:rPr>
+              <w:t>1.4</w:t>
+            </w:r>
+          </w:p>
+        </w:tc>
+        <w:tc>
+          <w:tcPr>
+            <w:tcW w:type="dxa" w:w="2340"/>
+          </w:tcPr>
+          <w:p>
+            <w:pPr>
+              <w:spacing w:line="240" w:lineRule="auto"/>
+            </w:pPr>
+            <w:r>
+              <w:rPr>
+                <w:sz w:val="18"/>
+              </w:rPr>
+              <w:t>Asset/Capability</w:t>
+            </w:r>
+          </w:p>
+        </w:tc>
+        <w:tc>
+          <w:tcPr>
+            <w:tcW w:type="dxa" w:w="2340"/>
+          </w:tcPr>
+          <w:p>
+            <w:pPr>
+              <w:spacing w:line="240" w:lineRule="auto"/>
+            </w:pPr>
+            <w:r>
+              <w:rPr>
+                <w:sz w:val="18"/>
+              </w:rPr>
+              <w:t>D'Ambrosio &amp; Lavoratori (2025)</w:t>
+            </w:r>
+          </w:p>
+        </w:tc>
+        <w:tc>
+          <w:tcPr>
+            <w:tcW w:type="dxa" w:w="2340"/>
+          </w:tcPr>
+          <w:p>
+            <w:pPr>
+              <w:spacing w:line="240" w:lineRule="auto"/>
+            </w:pPr>
+            <w:r>
+              <w:rPr>
+                <w:sz w:val="18"/>
+              </w:rPr>
+              <w:t>Conceptual (core argument)</w:t>
+            </w:r>
+          </w:p>
+        </w:tc>
+      </w:tr>
+      <w:tr>
+        <w:tc>
+          <w:tcPr>
+            <w:tcW w:type="dxa" w:w="2340"/>
+          </w:tcPr>
+          <w:p>
+            <w:pPr>
+              <w:spacing w:line="240" w:lineRule="auto"/>
+            </w:pPr>
+            <w:r>
+              <w:rPr>
+                <w:sz w:val="18"/>
+              </w:rPr>
+              <w:t>1.5</w:t>
+            </w:r>
+          </w:p>
+        </w:tc>
+        <w:tc>
+          <w:tcPr>
+            <w:tcW w:type="dxa" w:w="2340"/>
+          </w:tcPr>
+          <w:p>
+            <w:pPr>
+              <w:spacing w:line="240" w:lineRule="auto"/>
+            </w:pPr>
+            <w:r>
+              <w:rPr>
+                <w:sz w:val="18"/>
+              </w:rPr>
+              <w:t>Asset/Capability</w:t>
+            </w:r>
+          </w:p>
+        </w:tc>
+        <w:tc>
+          <w:tcPr>
+            <w:tcW w:type="dxa" w:w="2340"/>
+          </w:tcPr>
+          <w:p>
+            <w:pPr>
+              <w:spacing w:line="240" w:lineRule="auto"/>
+            </w:pPr>
+            <w:r>
+              <w:rPr>
+                <w:sz w:val="18"/>
+              </w:rPr>
+              <w:t>Pegoraro et al. (2022)</w:t>
+            </w:r>
+          </w:p>
+        </w:tc>
+        <w:tc>
+          <w:tcPr>
+            <w:tcW w:type="dxa" w:w="2340"/>
+          </w:tcPr>
+          <w:p>
+            <w:pPr>
+              <w:spacing w:line="240" w:lineRule="auto"/>
+            </w:pPr>
+            <w:r>
+              <w:rPr>
+                <w:sz w:val="18"/>
+              </w:rPr>
+              <w:t>Direct empirical (single case, China→UK)</w:t>
+            </w:r>
+          </w:p>
+        </w:tc>
+      </w:tr>
+      <w:tr>
+        <w:tc>
+          <w:tcPr>
+            <w:tcW w:type="dxa" w:w="2340"/>
+          </w:tcPr>
+          <w:p>
+            <w:pPr>
+              <w:spacing w:line="240" w:lineRule="auto"/>
+            </w:pPr>
+            <w:r>
+              <w:rPr>
+                <w:sz w:val="18"/>
+              </w:rPr>
+              <w:t>1.5</w:t>
+            </w:r>
+          </w:p>
+        </w:tc>
+        <w:tc>
+          <w:tcPr>
+            <w:tcW w:type="dxa" w:w="2340"/>
+          </w:tcPr>
+          <w:p>
+            <w:pPr>
+              <w:spacing w:line="240" w:lineRule="auto"/>
+            </w:pPr>
+            <w:r>
+              <w:rPr>
+                <w:sz w:val="18"/>
+              </w:rPr>
+              <w:t>Asset/Capability</w:t>
+            </w:r>
+          </w:p>
+        </w:tc>
+        <w:tc>
+          <w:tcPr>
+            <w:tcW w:type="dxa" w:w="2340"/>
+          </w:tcPr>
+          <w:p>
+            <w:pPr>
+              <w:spacing w:line="240" w:lineRule="auto"/>
+            </w:pPr>
+            <w:r>
+              <w:rPr>
+                <w:sz w:val="18"/>
+              </w:rPr>
+              <w:t>Bilbao-Ubillos et al. (2024)</w:t>
+            </w:r>
+          </w:p>
+        </w:tc>
+        <w:tc>
+          <w:tcPr>
+            <w:tcW w:type="dxa" w:w="2340"/>
+          </w:tcPr>
+          <w:p>
+            <w:pPr>
+              <w:spacing w:line="240" w:lineRule="auto"/>
+            </w:pPr>
+            <w:r>
+              <w:rPr>
+                <w:sz w:val="18"/>
+              </w:rPr>
+              <w:t>Review</w:t>
+            </w:r>
+          </w:p>
+        </w:tc>
+      </w:tr>
+      <w:tr>
+        <w:tc>
+          <w:tcPr>
+            <w:tcW w:type="dxa" w:w="2340"/>
+          </w:tcPr>
+          <w:p>
+            <w:pPr>
+              <w:spacing w:line="240" w:lineRule="auto"/>
+            </w:pPr>
+            <w:r>
+              <w:rPr>
+                <w:sz w:val="18"/>
+              </w:rPr>
+              <w:t>2.1</w:t>
+            </w:r>
+          </w:p>
+        </w:tc>
+        <w:tc>
+          <w:tcPr>
+            <w:tcW w:type="dxa" w:w="2340"/>
+          </w:tcPr>
+          <w:p>
+            <w:pPr>
+              <w:spacing w:line="240" w:lineRule="auto"/>
+            </w:pPr>
+            <w:r>
+              <w:rPr>
+                <w:sz w:val="18"/>
+              </w:rPr>
+              <w:t>Cost/Operational</w:t>
+            </w:r>
+          </w:p>
+        </w:tc>
+        <w:tc>
+          <w:tcPr>
+            <w:tcW w:type="dxa" w:w="2340"/>
+          </w:tcPr>
+          <w:p>
+            <w:pPr>
+              <w:spacing w:line="240" w:lineRule="auto"/>
+            </w:pPr>
+            <w:r>
+              <w:rPr>
+                <w:sz w:val="18"/>
+              </w:rPr>
+              <w:t>Mirzaei et al. (2021)</w:t>
+            </w:r>
+          </w:p>
+        </w:tc>
+        <w:tc>
+          <w:tcPr>
+            <w:tcW w:type="dxa" w:w="2340"/>
+          </w:tcPr>
+          <w:p>
+            <w:pPr>
+              <w:spacing w:line="240" w:lineRule="auto"/>
+            </w:pPr>
+            <w:r>
+              <w:rPr>
+                <w:sz w:val="18"/>
+              </w:rPr>
+              <w:t>Direct empirical (general Swedish)</w:t>
+            </w:r>
+          </w:p>
+        </w:tc>
+      </w:tr>
+      <w:tr>
+        <w:tc>
+          <w:tcPr>
+            <w:tcW w:type="dxa" w:w="2340"/>
+          </w:tcPr>
+          <w:p>
+            <w:pPr>
+              <w:spacing w:line="240" w:lineRule="auto"/>
+            </w:pPr>
+            <w:r>
+              <w:rPr>
+                <w:sz w:val="18"/>
+              </w:rPr>
+              <w:t>2.1</w:t>
+            </w:r>
+          </w:p>
+        </w:tc>
+        <w:tc>
+          <w:tcPr>
+            <w:tcW w:type="dxa" w:w="2340"/>
+          </w:tcPr>
+          <w:p>
+            <w:pPr>
+              <w:spacing w:line="240" w:lineRule="auto"/>
+            </w:pPr>
+            <w:r>
+              <w:rPr>
+                <w:sz w:val="18"/>
+              </w:rPr>
+              <w:t>Cost/Operational</w:t>
+            </w:r>
+          </w:p>
+        </w:tc>
+        <w:tc>
+          <w:tcPr>
+            <w:tcW w:type="dxa" w:w="2340"/>
+          </w:tcPr>
+          <w:p>
+            <w:pPr>
+              <w:spacing w:line="240" w:lineRule="auto"/>
+            </w:pPr>
+            <w:r>
+              <w:rPr>
+                <w:sz w:val="18"/>
+              </w:rPr>
+              <w:t>Di Mauro et al. (2018)</w:t>
+            </w:r>
+          </w:p>
+        </w:tc>
+        <w:tc>
+          <w:tcPr>
+            <w:tcW w:type="dxa" w:w="2340"/>
+          </w:tcPr>
+          <w:p>
+            <w:pPr>
+              <w:spacing w:line="240" w:lineRule="auto"/>
+            </w:pPr>
+            <w:r>
+              <w:rPr>
+                <w:sz w:val="18"/>
+              </w:rPr>
+              <w:t>Direct empirical (limited; partial China attribution)</w:t>
+            </w:r>
+          </w:p>
+        </w:tc>
+      </w:tr>
+      <w:tr>
+        <w:tc>
+          <w:tcPr>
+            <w:tcW w:type="dxa" w:w="2340"/>
+          </w:tcPr>
+          <w:p>
+            <w:pPr>
+              <w:spacing w:line="240" w:lineRule="auto"/>
+            </w:pPr>
+            <w:r>
+              <w:rPr>
+                <w:sz w:val="18"/>
+              </w:rPr>
+              <w:t>2.1</w:t>
+            </w:r>
+          </w:p>
+        </w:tc>
+        <w:tc>
+          <w:tcPr>
+            <w:tcW w:type="dxa" w:w="2340"/>
+          </w:tcPr>
+          <w:p>
+            <w:pPr>
+              <w:spacing w:line="240" w:lineRule="auto"/>
+            </w:pPr>
+            <w:r>
+              <w:rPr>
+                <w:sz w:val="18"/>
+              </w:rPr>
+              <w:t>Cost/Operational</w:t>
+            </w:r>
+          </w:p>
+        </w:tc>
+        <w:tc>
+          <w:tcPr>
+            <w:tcW w:type="dxa" w:w="2340"/>
+          </w:tcPr>
+          <w:p>
+            <w:pPr>
+              <w:spacing w:line="240" w:lineRule="auto"/>
+            </w:pPr>
+            <w:r>
+              <w:rPr>
+                <w:sz w:val="18"/>
+              </w:rPr>
+              <w:t>Wiesmann et al. (2017)</w:t>
+            </w:r>
+          </w:p>
+        </w:tc>
+        <w:tc>
+          <w:tcPr>
+            <w:tcW w:type="dxa" w:w="2340"/>
+          </w:tcPr>
+          <w:p>
+            <w:pPr>
+              <w:spacing w:line="240" w:lineRule="auto"/>
+            </w:pPr>
+            <w:r>
+              <w:rPr>
+                <w:sz w:val="18"/>
+              </w:rPr>
+              <w:t>Review</w:t>
+            </w:r>
+          </w:p>
+        </w:tc>
+      </w:tr>
+      <w:tr>
+        <w:tc>
+          <w:tcPr>
+            <w:tcW w:type="dxa" w:w="2340"/>
+          </w:tcPr>
+          <w:p>
+            <w:pPr>
+              <w:spacing w:line="240" w:lineRule="auto"/>
+            </w:pPr>
+            <w:r>
+              <w:rPr>
+                <w:sz w:val="18"/>
+              </w:rPr>
+              <w:t>2.1</w:t>
+            </w:r>
+          </w:p>
+        </w:tc>
+        <w:tc>
+          <w:tcPr>
+            <w:tcW w:type="dxa" w:w="2340"/>
+          </w:tcPr>
+          <w:p>
+            <w:pPr>
+              <w:spacing w:line="240" w:lineRule="auto"/>
+            </w:pPr>
+            <w:r>
+              <w:rPr>
+                <w:sz w:val="18"/>
+              </w:rPr>
+              <w:t>Cost/Operational</w:t>
+            </w:r>
+          </w:p>
+        </w:tc>
+        <w:tc>
+          <w:tcPr>
+            <w:tcW w:type="dxa" w:w="2340"/>
+          </w:tcPr>
+          <w:p>
+            <w:pPr>
+              <w:spacing w:line="240" w:lineRule="auto"/>
+            </w:pPr>
+            <w:r>
+              <w:rPr>
+                <w:sz w:val="18"/>
+              </w:rPr>
+              <w:t>Ocicka (2016)</w:t>
+            </w:r>
+          </w:p>
+        </w:tc>
+        <w:tc>
+          <w:tcPr>
+            <w:tcW w:type="dxa" w:w="2340"/>
+          </w:tcPr>
+          <w:p>
+            <w:pPr>
+              <w:spacing w:line="240" w:lineRule="auto"/>
+            </w:pPr>
+            <w:r>
+              <w:rPr>
+                <w:sz w:val="18"/>
+              </w:rPr>
+              <w:t>Review</w:t>
+            </w:r>
+          </w:p>
+        </w:tc>
+      </w:tr>
+      <w:tr>
+        <w:tc>
+          <w:tcPr>
+            <w:tcW w:type="dxa" w:w="2340"/>
+          </w:tcPr>
+          <w:p>
+            <w:pPr>
+              <w:spacing w:line="240" w:lineRule="auto"/>
+            </w:pPr>
+            <w:r>
+              <w:rPr>
+                <w:sz w:val="18"/>
+              </w:rPr>
+              <w:t>2.1</w:t>
+            </w:r>
+          </w:p>
+        </w:tc>
+        <w:tc>
+          <w:tcPr>
+            <w:tcW w:type="dxa" w:w="2340"/>
+          </w:tcPr>
+          <w:p>
+            <w:pPr>
+              <w:spacing w:line="240" w:lineRule="auto"/>
+            </w:pPr>
+            <w:r>
+              <w:rPr>
+                <w:sz w:val="18"/>
+              </w:rPr>
+              <w:t>Cost/Operational</w:t>
+            </w:r>
+          </w:p>
+        </w:tc>
+        <w:tc>
+          <w:tcPr>
+            <w:tcW w:type="dxa" w:w="2340"/>
+          </w:tcPr>
+          <w:p>
+            <w:pPr>
+              <w:spacing w:line="240" w:lineRule="auto"/>
+            </w:pPr>
+            <w:r>
+              <w:rPr>
+                <w:sz w:val="18"/>
+              </w:rPr>
+              <w:t>Gupta et al. (2023)</w:t>
+            </w:r>
+          </w:p>
+        </w:tc>
+        <w:tc>
+          <w:tcPr>
+            <w:tcW w:type="dxa" w:w="2340"/>
+          </w:tcPr>
+          <w:p>
+            <w:pPr>
+              <w:spacing w:line="240" w:lineRule="auto"/>
+            </w:pPr>
+            <w:r>
+              <w:rPr>
+                <w:sz w:val="18"/>
+              </w:rPr>
+              <w:t>Conceptual</w:t>
+            </w:r>
+          </w:p>
+        </w:tc>
+      </w:tr>
+      <w:tr>
+        <w:tc>
+          <w:tcPr>
+            <w:tcW w:type="dxa" w:w="2340"/>
+          </w:tcPr>
+          <w:p>
+            <w:pPr>
+              <w:spacing w:line="240" w:lineRule="auto"/>
+            </w:pPr>
+            <w:r>
+              <w:rPr>
+                <w:sz w:val="18"/>
+              </w:rPr>
+              <w:t>2.2</w:t>
+            </w:r>
+          </w:p>
+        </w:tc>
+        <w:tc>
+          <w:tcPr>
+            <w:tcW w:type="dxa" w:w="2340"/>
+          </w:tcPr>
+          <w:p>
+            <w:pPr>
+              <w:spacing w:line="240" w:lineRule="auto"/>
+            </w:pPr>
+            <w:r>
+              <w:rPr>
+                <w:sz w:val="18"/>
+              </w:rPr>
+              <w:t>Cost/Operational</w:t>
+            </w:r>
+          </w:p>
+        </w:tc>
+        <w:tc>
+          <w:tcPr>
+            <w:tcW w:type="dxa" w:w="2340"/>
+          </w:tcPr>
+          <w:p>
+            <w:pPr>
+              <w:spacing w:line="240" w:lineRule="auto"/>
+            </w:pPr>
+            <w:r>
+              <w:rPr>
+                <w:sz w:val="18"/>
+              </w:rPr>
+              <w:t>Li et al. (2025)</w:t>
+            </w:r>
+          </w:p>
+        </w:tc>
+        <w:tc>
+          <w:tcPr>
+            <w:tcW w:type="dxa" w:w="2340"/>
+          </w:tcPr>
+          <w:p>
+            <w:pPr>
+              <w:spacing w:line="240" w:lineRule="auto"/>
+            </w:pPr>
+            <w:r>
+              <w:rPr>
+                <w:sz w:val="18"/>
+              </w:rPr>
+              <w:t>Direct empirical (only where actual cost difficulties occurred)</w:t>
+            </w:r>
+          </w:p>
+        </w:tc>
+      </w:tr>
+      <w:tr>
+        <w:tc>
+          <w:tcPr>
+            <w:tcW w:type="dxa" w:w="2340"/>
+          </w:tcPr>
+          <w:p>
+            <w:pPr>
+              <w:spacing w:line="240" w:lineRule="auto"/>
+            </w:pPr>
+            <w:r>
+              <w:rPr>
+                <w:sz w:val="18"/>
+              </w:rPr>
+              <w:t>2.2</w:t>
+            </w:r>
+          </w:p>
+        </w:tc>
+        <w:tc>
+          <w:tcPr>
+            <w:tcW w:type="dxa" w:w="2340"/>
+          </w:tcPr>
+          <w:p>
+            <w:pPr>
+              <w:spacing w:line="240" w:lineRule="auto"/>
+            </w:pPr>
+            <w:r>
+              <w:rPr>
+                <w:sz w:val="18"/>
+              </w:rPr>
+              <w:t>Cost/Operational</w:t>
+            </w:r>
+          </w:p>
+        </w:tc>
+        <w:tc>
+          <w:tcPr>
+            <w:tcW w:type="dxa" w:w="2340"/>
+          </w:tcPr>
+          <w:p>
+            <w:pPr>
+              <w:spacing w:line="240" w:lineRule="auto"/>
+            </w:pPr>
+            <w:r>
+              <w:rPr>
+                <w:sz w:val="18"/>
+              </w:rPr>
+              <w:t>Espíndola et al. (2023)</w:t>
+            </w:r>
+          </w:p>
+        </w:tc>
+        <w:tc>
+          <w:tcPr>
+            <w:tcW w:type="dxa" w:w="2340"/>
+          </w:tcPr>
+          <w:p>
+            <w:pPr>
+              <w:spacing w:line="240" w:lineRule="auto"/>
+            </w:pPr>
+            <w:r>
+              <w:rPr>
+                <w:sz w:val="18"/>
+              </w:rPr>
+              <w:t>Review</w:t>
+            </w:r>
+          </w:p>
+        </w:tc>
+      </w:tr>
+      <w:tr>
+        <w:tc>
+          <w:tcPr>
+            <w:tcW w:type="dxa" w:w="2340"/>
+          </w:tcPr>
+          <w:p>
+            <w:pPr>
+              <w:spacing w:line="240" w:lineRule="auto"/>
+            </w:pPr>
+            <w:r>
+              <w:rPr>
+                <w:sz w:val="18"/>
+              </w:rPr>
+              <w:t>2.2</w:t>
+            </w:r>
+          </w:p>
+        </w:tc>
+        <w:tc>
+          <w:tcPr>
+            <w:tcW w:type="dxa" w:w="2340"/>
+          </w:tcPr>
+          <w:p>
+            <w:pPr>
+              <w:spacing w:line="240" w:lineRule="auto"/>
+            </w:pPr>
+            <w:r>
+              <w:rPr>
+                <w:sz w:val="18"/>
+              </w:rPr>
+              <w:t>Cost/Operational</w:t>
+            </w:r>
+          </w:p>
+        </w:tc>
+        <w:tc>
+          <w:tcPr>
+            <w:tcW w:type="dxa" w:w="2340"/>
+          </w:tcPr>
+          <w:p>
+            <w:pPr>
+              <w:spacing w:line="240" w:lineRule="auto"/>
+            </w:pPr>
+            <w:r>
+              <w:rPr>
+                <w:sz w:val="18"/>
+              </w:rPr>
+              <w:t>D'Ambrosio &amp; Lavoratori (2025)</w:t>
+            </w:r>
+          </w:p>
+        </w:tc>
+        <w:tc>
+          <w:tcPr>
+            <w:tcW w:type="dxa" w:w="2340"/>
+          </w:tcPr>
+          <w:p>
+            <w:pPr>
+              <w:spacing w:line="240" w:lineRule="auto"/>
+            </w:pPr>
+            <w:r>
+              <w:rPr>
+                <w:sz w:val="18"/>
+              </w:rPr>
+              <w:t>Conceptual</w:t>
+            </w:r>
+          </w:p>
+        </w:tc>
+      </w:tr>
+      <w:tr>
+        <w:tc>
+          <w:tcPr>
+            <w:tcW w:type="dxa" w:w="2340"/>
+          </w:tcPr>
+          <w:p>
+            <w:pPr>
+              <w:spacing w:line="240" w:lineRule="auto"/>
+            </w:pPr>
+            <w:r>
+              <w:rPr>
+                <w:sz w:val="18"/>
+              </w:rPr>
+              <w:t>2.2</w:t>
+            </w:r>
+          </w:p>
+        </w:tc>
+        <w:tc>
+          <w:tcPr>
+            <w:tcW w:type="dxa" w:w="2340"/>
+          </w:tcPr>
+          <w:p>
+            <w:pPr>
+              <w:spacing w:line="240" w:lineRule="auto"/>
+            </w:pPr>
+            <w:r>
+              <w:rPr>
+                <w:sz w:val="18"/>
+              </w:rPr>
+              <w:t>Cost/Operational</w:t>
+            </w:r>
+          </w:p>
+        </w:tc>
+        <w:tc>
+          <w:tcPr>
+            <w:tcW w:type="dxa" w:w="2340"/>
+          </w:tcPr>
+          <w:p>
+            <w:pPr>
+              <w:spacing w:line="240" w:lineRule="auto"/>
+            </w:pPr>
+            <w:r>
+              <w:rPr>
+                <w:sz w:val="18"/>
+              </w:rPr>
+              <w:t>Gupta et al. (2023)</w:t>
+            </w:r>
+          </w:p>
+        </w:tc>
+        <w:tc>
+          <w:tcPr>
+            <w:tcW w:type="dxa" w:w="2340"/>
+          </w:tcPr>
+          <w:p>
+            <w:pPr>
+              <w:spacing w:line="240" w:lineRule="auto"/>
+            </w:pPr>
+            <w:r>
+              <w:rPr>
+                <w:sz w:val="18"/>
+              </w:rPr>
+              <w:t>Conceptual</w:t>
+            </w:r>
+          </w:p>
+        </w:tc>
+      </w:tr>
+      <w:tr>
+        <w:tc>
+          <w:tcPr>
+            <w:tcW w:type="dxa" w:w="2340"/>
+          </w:tcPr>
+          <w:p>
+            <w:pPr>
+              <w:spacing w:line="240" w:lineRule="auto"/>
+            </w:pPr>
+            <w:r>
+              <w:rPr>
+                <w:sz w:val="18"/>
+              </w:rPr>
+              <w:t>2.3</w:t>
+            </w:r>
+          </w:p>
+        </w:tc>
+        <w:tc>
+          <w:tcPr>
+            <w:tcW w:type="dxa" w:w="2340"/>
+          </w:tcPr>
+          <w:p>
+            <w:pPr>
+              <w:spacing w:line="240" w:lineRule="auto"/>
+            </w:pPr>
+            <w:r>
+              <w:rPr>
+                <w:sz w:val="18"/>
+              </w:rPr>
+              <w:t>Cost/Operational</w:t>
+            </w:r>
+          </w:p>
+        </w:tc>
+        <w:tc>
+          <w:tcPr>
+            <w:tcW w:type="dxa" w:w="2340"/>
+          </w:tcPr>
+          <w:p>
+            <w:pPr>
+              <w:spacing w:line="240" w:lineRule="auto"/>
+            </w:pPr>
+            <w:r>
+              <w:rPr>
+                <w:sz w:val="18"/>
+              </w:rPr>
+              <w:t>Mirzaei et al. (2021)</w:t>
+            </w:r>
+          </w:p>
+        </w:tc>
+        <w:tc>
+          <w:tcPr>
+            <w:tcW w:type="dxa" w:w="2340"/>
+          </w:tcPr>
+          <w:p>
+            <w:pPr>
+              <w:spacing w:line="240" w:lineRule="auto"/>
+            </w:pPr>
+            <w:r>
+              <w:rPr>
+                <w:sz w:val="18"/>
+              </w:rPr>
+              <w:t>Direct empirical (labour cost named by all five firms)</w:t>
+            </w:r>
+          </w:p>
+        </w:tc>
+      </w:tr>
+      <w:tr>
+        <w:tc>
+          <w:tcPr>
+            <w:tcW w:type="dxa" w:w="2340"/>
+          </w:tcPr>
+          <w:p>
+            <w:pPr>
+              <w:spacing w:line="240" w:lineRule="auto"/>
+            </w:pPr>
+            <w:r>
+              <w:rPr>
+                <w:sz w:val="18"/>
+              </w:rPr>
+              <w:t>2.3</w:t>
+            </w:r>
+          </w:p>
+        </w:tc>
+        <w:tc>
+          <w:tcPr>
+            <w:tcW w:type="dxa" w:w="2340"/>
+          </w:tcPr>
+          <w:p>
+            <w:pPr>
+              <w:spacing w:line="240" w:lineRule="auto"/>
+            </w:pPr>
+            <w:r>
+              <w:rPr>
+                <w:sz w:val="18"/>
+              </w:rPr>
+              <w:t>Cost/Operational</w:t>
+            </w:r>
+          </w:p>
+        </w:tc>
+        <w:tc>
+          <w:tcPr>
+            <w:tcW w:type="dxa" w:w="2340"/>
+          </w:tcPr>
+          <w:p>
+            <w:pPr>
+              <w:spacing w:line="240" w:lineRule="auto"/>
+            </w:pPr>
+            <w:r>
+              <w:rPr>
+                <w:sz w:val="18"/>
+              </w:rPr>
+              <w:t>Li et al. (2025)</w:t>
+            </w:r>
+          </w:p>
+        </w:tc>
+        <w:tc>
+          <w:tcPr>
+            <w:tcW w:type="dxa" w:w="2340"/>
+          </w:tcPr>
+          <w:p>
+            <w:pPr>
+              <w:spacing w:line="240" w:lineRule="auto"/>
+            </w:pPr>
+            <w:r>
+              <w:rPr>
+                <w:sz w:val="18"/>
+              </w:rPr>
+              <w:t>Direct empirical (general Nordic/Swedish)</w:t>
+            </w:r>
+          </w:p>
+        </w:tc>
+      </w:tr>
+      <w:tr>
+        <w:tc>
+          <w:tcPr>
+            <w:tcW w:type="dxa" w:w="2340"/>
+          </w:tcPr>
+          <w:p>
+            <w:pPr>
+              <w:spacing w:line="240" w:lineRule="auto"/>
+            </w:pPr>
+            <w:r>
+              <w:rPr>
+                <w:sz w:val="18"/>
+              </w:rPr>
+              <w:t>2.3</w:t>
+            </w:r>
+          </w:p>
+        </w:tc>
+        <w:tc>
+          <w:tcPr>
+            <w:tcW w:type="dxa" w:w="2340"/>
+          </w:tcPr>
+          <w:p>
+            <w:pPr>
+              <w:spacing w:line="240" w:lineRule="auto"/>
+            </w:pPr>
+            <w:r>
+              <w:rPr>
+                <w:sz w:val="18"/>
+              </w:rPr>
+              <w:t>Cost/Operational</w:t>
+            </w:r>
+          </w:p>
+        </w:tc>
+        <w:tc>
+          <w:tcPr>
+            <w:tcW w:type="dxa" w:w="2340"/>
+          </w:tcPr>
+          <w:p>
+            <w:pPr>
+              <w:spacing w:line="240" w:lineRule="auto"/>
+            </w:pPr>
+            <w:r>
+              <w:rPr>
+                <w:sz w:val="18"/>
+              </w:rPr>
+              <w:t>D'Ambrosio &amp; Lavoratori (2025)</w:t>
+            </w:r>
+          </w:p>
+        </w:tc>
+        <w:tc>
+          <w:tcPr>
+            <w:tcW w:type="dxa" w:w="2340"/>
+          </w:tcPr>
+          <w:p>
+            <w:pPr>
+              <w:spacing w:line="240" w:lineRule="auto"/>
+            </w:pPr>
+            <w:r>
+              <w:rPr>
+                <w:sz w:val="18"/>
+              </w:rPr>
+              <w:t>Conceptual</w:t>
+            </w:r>
+          </w:p>
+        </w:tc>
+      </w:tr>
+      <w:tr>
+        <w:tc>
+          <w:tcPr>
+            <w:tcW w:type="dxa" w:w="2340"/>
+          </w:tcPr>
+          <w:p>
+            <w:pPr>
+              <w:spacing w:line="240" w:lineRule="auto"/>
+            </w:pPr>
+            <w:r>
+              <w:rPr>
+                <w:sz w:val="18"/>
+              </w:rPr>
+              <w:t>2.4</w:t>
+            </w:r>
+          </w:p>
+        </w:tc>
+        <w:tc>
+          <w:tcPr>
+            <w:tcW w:type="dxa" w:w="2340"/>
+          </w:tcPr>
+          <w:p>
+            <w:pPr>
+              <w:spacing w:line="240" w:lineRule="auto"/>
+            </w:pPr>
+            <w:r>
+              <w:rPr>
+                <w:sz w:val="18"/>
+              </w:rPr>
+              <w:t>Cost/Operational</w:t>
+            </w:r>
+          </w:p>
+        </w:tc>
+        <w:tc>
+          <w:tcPr>
+            <w:tcW w:type="dxa" w:w="2340"/>
+          </w:tcPr>
+          <w:p>
+            <w:pPr>
+              <w:spacing w:line="240" w:lineRule="auto"/>
+            </w:pPr>
+            <w:r>
+              <w:rPr>
+                <w:sz w:val="18"/>
+              </w:rPr>
+              <w:t>Pedroletti (2025)</w:t>
+            </w:r>
+          </w:p>
+        </w:tc>
+        <w:tc>
+          <w:tcPr>
+            <w:tcW w:type="dxa" w:w="2340"/>
+          </w:tcPr>
+          <w:p>
+            <w:pPr>
+              <w:spacing w:line="240" w:lineRule="auto"/>
+            </w:pPr>
+            <w:r>
+              <w:rPr>
+                <w:sz w:val="18"/>
+              </w:rPr>
+              <w:t>Direct empirical (single case, China→Italy)</w:t>
+            </w:r>
+          </w:p>
+        </w:tc>
+      </w:tr>
+      <w:tr>
+        <w:tc>
+          <w:tcPr>
+            <w:tcW w:type="dxa" w:w="2340"/>
+          </w:tcPr>
+          <w:p>
+            <w:pPr>
+              <w:spacing w:line="240" w:lineRule="auto"/>
+            </w:pPr>
+            <w:r>
+              <w:rPr>
+                <w:sz w:val="18"/>
+              </w:rPr>
+              <w:t>2.5</w:t>
+            </w:r>
+          </w:p>
+        </w:tc>
+        <w:tc>
+          <w:tcPr>
+            <w:tcW w:type="dxa" w:w="2340"/>
+          </w:tcPr>
+          <w:p>
+            <w:pPr>
+              <w:spacing w:line="240" w:lineRule="auto"/>
+            </w:pPr>
+            <w:r>
+              <w:rPr>
+                <w:sz w:val="18"/>
+              </w:rPr>
+              <w:t>Cost/Operational</w:t>
+            </w:r>
+          </w:p>
+        </w:tc>
+        <w:tc>
+          <w:tcPr>
+            <w:tcW w:type="dxa" w:w="2340"/>
+          </w:tcPr>
+          <w:p>
+            <w:pPr>
+              <w:spacing w:line="240" w:lineRule="auto"/>
+            </w:pPr>
+            <w:r>
+              <w:rPr>
+                <w:sz w:val="18"/>
+              </w:rPr>
+              <w:t>Boffelli et al. (2021)</w:t>
+            </w:r>
+          </w:p>
+        </w:tc>
+        <w:tc>
+          <w:tcPr>
+            <w:tcW w:type="dxa" w:w="2340"/>
+          </w:tcPr>
+          <w:p>
+            <w:pPr>
+              <w:spacing w:line="240" w:lineRule="auto"/>
+            </w:pPr>
+            <w:r>
+              <w:rPr>
+                <w:sz w:val="18"/>
+              </w:rPr>
+              <w:t>Direct empirical (top-rated barrier in study; partial China attribution)</w:t>
+            </w:r>
+          </w:p>
+        </w:tc>
+      </w:tr>
+      <w:tr>
+        <w:tc>
+          <w:tcPr>
+            <w:tcW w:type="dxa" w:w="2340"/>
+          </w:tcPr>
+          <w:p>
+            <w:pPr>
+              <w:spacing w:line="240" w:lineRule="auto"/>
+            </w:pPr>
+            <w:r>
+              <w:rPr>
+                <w:sz w:val="18"/>
+              </w:rPr>
+              <w:t>3.1</w:t>
+            </w:r>
+          </w:p>
+        </w:tc>
+        <w:tc>
+          <w:tcPr>
+            <w:tcW w:type="dxa" w:w="2340"/>
+          </w:tcPr>
+          <w:p>
+            <w:pPr>
+              <w:spacing w:line="240" w:lineRule="auto"/>
+            </w:pPr>
+            <w:r>
+              <w:rPr>
+                <w:sz w:val="18"/>
+              </w:rPr>
+              <w:t>Cultural/Organisational</w:t>
+            </w:r>
+          </w:p>
+        </w:tc>
+        <w:tc>
+          <w:tcPr>
+            <w:tcW w:type="dxa" w:w="2340"/>
+          </w:tcPr>
+          <w:p>
+            <w:pPr>
+              <w:spacing w:line="240" w:lineRule="auto"/>
+            </w:pPr>
+            <w:r>
+              <w:rPr>
+                <w:sz w:val="18"/>
+              </w:rPr>
+              <w:t>Boffelli et al. (2021)</w:t>
+            </w:r>
+          </w:p>
+        </w:tc>
+        <w:tc>
+          <w:tcPr>
+            <w:tcW w:type="dxa" w:w="2340"/>
+          </w:tcPr>
+          <w:p>
+            <w:pPr>
+              <w:spacing w:line="240" w:lineRule="auto"/>
+            </w:pPr>
+            <w:r>
+              <w:rPr>
+                <w:sz w:val="18"/>
+              </w:rPr>
+              <w:t>Direct empirical (partial China attribution)</w:t>
+            </w:r>
+          </w:p>
+        </w:tc>
+      </w:tr>
+      <w:tr>
+        <w:tc>
+          <w:tcPr>
+            <w:tcW w:type="dxa" w:w="2340"/>
+          </w:tcPr>
+          <w:p>
+            <w:pPr>
+              <w:spacing w:line="240" w:lineRule="auto"/>
+            </w:pPr>
+            <w:r>
+              <w:rPr>
+                <w:sz w:val="18"/>
+              </w:rPr>
+              <w:t>3.1</w:t>
+            </w:r>
+          </w:p>
+        </w:tc>
+        <w:tc>
+          <w:tcPr>
+            <w:tcW w:type="dxa" w:w="2340"/>
+          </w:tcPr>
+          <w:p>
+            <w:pPr>
+              <w:spacing w:line="240" w:lineRule="auto"/>
+            </w:pPr>
+            <w:r>
+              <w:rPr>
+                <w:sz w:val="18"/>
+              </w:rPr>
+              <w:t>Cultural/Organisational</w:t>
+            </w:r>
+          </w:p>
+        </w:tc>
+        <w:tc>
+          <w:tcPr>
+            <w:tcW w:type="dxa" w:w="2340"/>
+          </w:tcPr>
+          <w:p>
+            <w:pPr>
+              <w:spacing w:line="240" w:lineRule="auto"/>
+            </w:pPr>
+            <w:r>
+              <w:rPr>
+                <w:sz w:val="18"/>
+              </w:rPr>
+              <w:t>Wiesmann et al. (2017)</w:t>
+            </w:r>
+          </w:p>
+        </w:tc>
+        <w:tc>
+          <w:tcPr>
+            <w:tcW w:type="dxa" w:w="2340"/>
+          </w:tcPr>
+          <w:p>
+            <w:pPr>
+              <w:spacing w:line="240" w:lineRule="auto"/>
+            </w:pPr>
+            <w:r>
+              <w:rPr>
+                <w:sz w:val="18"/>
+              </w:rPr>
+              <w:t>Review</w:t>
+            </w:r>
+          </w:p>
+        </w:tc>
+      </w:tr>
+      <w:tr>
+        <w:tc>
+          <w:tcPr>
+            <w:tcW w:type="dxa" w:w="2340"/>
+          </w:tcPr>
+          <w:p>
+            <w:pPr>
+              <w:spacing w:line="240" w:lineRule="auto"/>
+            </w:pPr>
+            <w:r>
+              <w:rPr>
+                <w:sz w:val="18"/>
+              </w:rPr>
+              <w:t>3.1</w:t>
+            </w:r>
+          </w:p>
+        </w:tc>
+        <w:tc>
+          <w:tcPr>
+            <w:tcW w:type="dxa" w:w="2340"/>
+          </w:tcPr>
+          <w:p>
+            <w:pPr>
+              <w:spacing w:line="240" w:lineRule="auto"/>
+            </w:pPr>
+            <w:r>
+              <w:rPr>
+                <w:sz w:val="18"/>
+              </w:rPr>
+              <w:t>Cultural/Organisational</w:t>
+            </w:r>
+          </w:p>
+        </w:tc>
+        <w:tc>
+          <w:tcPr>
+            <w:tcW w:type="dxa" w:w="2340"/>
+          </w:tcPr>
+          <w:p>
+            <w:pPr>
+              <w:spacing w:line="240" w:lineRule="auto"/>
+            </w:pPr>
+            <w:r>
+              <w:rPr>
+                <w:sz w:val="18"/>
+              </w:rPr>
+              <w:t>D'Ambrosio &amp; Lavoratori (2025)</w:t>
+            </w:r>
+          </w:p>
+        </w:tc>
+        <w:tc>
+          <w:tcPr>
+            <w:tcW w:type="dxa" w:w="2340"/>
+          </w:tcPr>
+          <w:p>
+            <w:pPr>
+              <w:spacing w:line="240" w:lineRule="auto"/>
+            </w:pPr>
+            <w:r>
+              <w:rPr>
+                <w:sz w:val="18"/>
+              </w:rPr>
+              <w:t>Conceptual</w:t>
+            </w:r>
+          </w:p>
+        </w:tc>
+      </w:tr>
+      <w:tr>
+        <w:tc>
+          <w:tcPr>
+            <w:tcW w:type="dxa" w:w="2340"/>
+          </w:tcPr>
+          <w:p>
+            <w:pPr>
+              <w:spacing w:line="240" w:lineRule="auto"/>
+            </w:pPr>
+            <w:r>
+              <w:rPr>
+                <w:sz w:val="18"/>
+              </w:rPr>
+              <w:t>3.2</w:t>
+            </w:r>
+          </w:p>
+        </w:tc>
+        <w:tc>
+          <w:tcPr>
+            <w:tcW w:type="dxa" w:w="2340"/>
+          </w:tcPr>
+          <w:p>
+            <w:pPr>
+              <w:spacing w:line="240" w:lineRule="auto"/>
+            </w:pPr>
+            <w:r>
+              <w:rPr>
+                <w:sz w:val="18"/>
+              </w:rPr>
+              <w:t>Cultural/Organisational</w:t>
+            </w:r>
+          </w:p>
+        </w:tc>
+        <w:tc>
+          <w:tcPr>
+            <w:tcW w:type="dxa" w:w="2340"/>
+          </w:tcPr>
+          <w:p>
+            <w:pPr>
+              <w:spacing w:line="240" w:lineRule="auto"/>
+            </w:pPr>
+            <w:r>
+              <w:rPr>
+                <w:sz w:val="18"/>
+              </w:rPr>
+              <w:t>Mirzaei et al. (2021)</w:t>
+            </w:r>
+          </w:p>
+        </w:tc>
+        <w:tc>
+          <w:tcPr>
+            <w:tcW w:type="dxa" w:w="2340"/>
+          </w:tcPr>
+          <w:p>
+            <w:pPr>
+              <w:spacing w:line="240" w:lineRule="auto"/>
+            </w:pPr>
+            <w:r>
+              <w:rPr>
+                <w:sz w:val="18"/>
+              </w:rPr>
+              <w:t>Direct empirical (general Swedish)</w:t>
+            </w:r>
+          </w:p>
+        </w:tc>
+      </w:tr>
+      <w:tr>
+        <w:tc>
+          <w:tcPr>
+            <w:tcW w:type="dxa" w:w="2340"/>
+          </w:tcPr>
+          <w:p>
+            <w:pPr>
+              <w:spacing w:line="240" w:lineRule="auto"/>
+            </w:pPr>
+            <w:r>
+              <w:rPr>
+                <w:sz w:val="18"/>
+              </w:rPr>
+              <w:t>3.3</w:t>
+            </w:r>
+          </w:p>
+        </w:tc>
+        <w:tc>
+          <w:tcPr>
+            <w:tcW w:type="dxa" w:w="2340"/>
+          </w:tcPr>
+          <w:p>
+            <w:pPr>
+              <w:spacing w:line="240" w:lineRule="auto"/>
+            </w:pPr>
+            <w:r>
+              <w:rPr>
+                <w:sz w:val="18"/>
+              </w:rPr>
+              <w:t>Cultural/Organisational</w:t>
+            </w:r>
+          </w:p>
+        </w:tc>
+        <w:tc>
+          <w:tcPr>
+            <w:tcW w:type="dxa" w:w="2340"/>
+          </w:tcPr>
+          <w:p>
+            <w:pPr>
+              <w:spacing w:line="240" w:lineRule="auto"/>
+            </w:pPr>
+            <w:r>
+              <w:rPr>
+                <w:sz w:val="18"/>
+              </w:rPr>
+              <w:t>Pedroletti (2025)</w:t>
+            </w:r>
+          </w:p>
+        </w:tc>
+        <w:tc>
+          <w:tcPr>
+            <w:tcW w:type="dxa" w:w="2340"/>
+          </w:tcPr>
+          <w:p>
+            <w:pPr>
+              <w:spacing w:line="240" w:lineRule="auto"/>
+            </w:pPr>
+            <w:r>
+              <w:rPr>
+                <w:sz w:val="18"/>
+              </w:rPr>
+              <w:t>Direct empirical (single case, China→Italy)</w:t>
+            </w:r>
+          </w:p>
+        </w:tc>
+      </w:tr>
+      <w:tr>
+        <w:tc>
+          <w:tcPr>
+            <w:tcW w:type="dxa" w:w="2340"/>
+          </w:tcPr>
+          <w:p>
+            <w:pPr>
+              <w:spacing w:line="240" w:lineRule="auto"/>
+            </w:pPr>
+            <w:r>
+              <w:rPr>
+                <w:sz w:val="18"/>
+              </w:rPr>
+              <w:t>3.4</w:t>
+            </w:r>
+          </w:p>
+        </w:tc>
+        <w:tc>
+          <w:tcPr>
+            <w:tcW w:type="dxa" w:w="2340"/>
+          </w:tcPr>
+          <w:p>
+            <w:pPr>
+              <w:spacing w:line="240" w:lineRule="auto"/>
+            </w:pPr>
+            <w:r>
+              <w:rPr>
+                <w:sz w:val="18"/>
+              </w:rPr>
+              <w:t>Cultural/Organisational</w:t>
+            </w:r>
+          </w:p>
+        </w:tc>
+        <w:tc>
+          <w:tcPr>
+            <w:tcW w:type="dxa" w:w="2340"/>
+          </w:tcPr>
+          <w:p>
+            <w:pPr>
+              <w:spacing w:line="240" w:lineRule="auto"/>
+            </w:pPr>
+            <w:r>
+              <w:rPr>
+                <w:sz w:val="18"/>
+              </w:rPr>
+              <w:t>Pedroletti &amp; Ciabuschi (2023)</w:t>
+            </w:r>
+          </w:p>
+        </w:tc>
+        <w:tc>
+          <w:tcPr>
+            <w:tcW w:type="dxa" w:w="2340"/>
+          </w:tcPr>
+          <w:p>
+            <w:pPr>
+              <w:spacing w:line="240" w:lineRule="auto"/>
+            </w:pPr>
+            <w:r>
+              <w:rPr>
+                <w:sz w:val="18"/>
+              </w:rPr>
+              <w:t>Review (reported as under-researched dimension / gap)</w:t>
+            </w:r>
+          </w:p>
+        </w:tc>
+      </w:tr>
+      <w:tr>
+        <w:tc>
+          <w:tcPr>
+            <w:tcW w:type="dxa" w:w="2340"/>
+          </w:tcPr>
+          <w:p>
+            <w:pPr>
+              <w:spacing w:line="240" w:lineRule="auto"/>
+            </w:pPr>
+            <w:r>
+              <w:rPr>
+                <w:sz w:val="18"/>
+              </w:rPr>
+              <w:t>3.5</w:t>
+            </w:r>
+          </w:p>
+        </w:tc>
+        <w:tc>
+          <w:tcPr>
+            <w:tcW w:type="dxa" w:w="2340"/>
+          </w:tcPr>
+          <w:p>
+            <w:pPr>
+              <w:spacing w:line="240" w:lineRule="auto"/>
+            </w:pPr>
+            <w:r>
+              <w:rPr>
+                <w:sz w:val="18"/>
+              </w:rPr>
+              <w:t>Cultural/Organisational</w:t>
+            </w:r>
+          </w:p>
+        </w:tc>
+        <w:tc>
+          <w:tcPr>
+            <w:tcW w:type="dxa" w:w="2340"/>
+          </w:tcPr>
+          <w:p>
+            <w:pPr>
+              <w:spacing w:line="240" w:lineRule="auto"/>
+            </w:pPr>
+            <w:r>
+              <w:rPr>
+                <w:sz w:val="18"/>
+              </w:rPr>
+              <w:t>Bilbao-Ubillos et al. (2024)</w:t>
+            </w:r>
+          </w:p>
+        </w:tc>
+        <w:tc>
+          <w:tcPr>
+            <w:tcW w:type="dxa" w:w="2340"/>
+          </w:tcPr>
+          <w:p>
+            <w:pPr>
+              <w:spacing w:line="240" w:lineRule="auto"/>
+            </w:pPr>
+            <w:r>
+              <w:rPr>
+                <w:sz w:val="18"/>
+              </w:rPr>
+              <w:t>Review</w:t>
+            </w:r>
+          </w:p>
+        </w:tc>
+      </w:tr>
+      <w:tr>
+        <w:tc>
+          <w:tcPr>
+            <w:tcW w:type="dxa" w:w="2340"/>
+          </w:tcPr>
+          <w:p>
+            <w:pPr>
+              <w:spacing w:line="240" w:lineRule="auto"/>
+            </w:pPr>
+            <w:r>
+              <w:rPr>
+                <w:sz w:val="18"/>
+              </w:rPr>
+              <w:t>3.5</w:t>
+            </w:r>
+          </w:p>
+        </w:tc>
+        <w:tc>
+          <w:tcPr>
+            <w:tcW w:type="dxa" w:w="2340"/>
+          </w:tcPr>
+          <w:p>
+            <w:pPr>
+              <w:spacing w:line="240" w:lineRule="auto"/>
+            </w:pPr>
+            <w:r>
+              <w:rPr>
+                <w:sz w:val="18"/>
+              </w:rPr>
+              <w:t>Cultural/Organisational</w:t>
+            </w:r>
+          </w:p>
+        </w:tc>
+        <w:tc>
+          <w:tcPr>
+            <w:tcW w:type="dxa" w:w="2340"/>
+          </w:tcPr>
+          <w:p>
+            <w:pPr>
+              <w:spacing w:line="240" w:lineRule="auto"/>
+            </w:pPr>
+            <w:r>
+              <w:rPr>
+                <w:sz w:val="18"/>
+              </w:rPr>
+              <w:t>Espíndola et al. (2023)</w:t>
+            </w:r>
+          </w:p>
+        </w:tc>
+        <w:tc>
+          <w:tcPr>
+            <w:tcW w:type="dxa" w:w="2340"/>
+          </w:tcPr>
+          <w:p>
+            <w:pPr>
+              <w:spacing w:line="240" w:lineRule="auto"/>
+            </w:pPr>
+            <w:r>
+              <w:rPr>
+                <w:sz w:val="18"/>
+              </w:rPr>
+              <w:t>Review</w:t>
+            </w:r>
+          </w:p>
+        </w:tc>
+      </w:tr>
+      <w:tr>
+        <w:tc>
+          <w:tcPr>
+            <w:tcW w:type="dxa" w:w="2340"/>
+          </w:tcPr>
+          <w:p>
+            <w:pPr>
+              <w:spacing w:line="240" w:lineRule="auto"/>
+            </w:pPr>
+            <w:r>
+              <w:rPr>
+                <w:sz w:val="18"/>
+              </w:rPr>
+              <w:t>3.5</w:t>
+            </w:r>
+          </w:p>
+        </w:tc>
+        <w:tc>
+          <w:tcPr>
+            <w:tcW w:type="dxa" w:w="2340"/>
+          </w:tcPr>
+          <w:p>
+            <w:pPr>
+              <w:spacing w:line="240" w:lineRule="auto"/>
+            </w:pPr>
+            <w:r>
+              <w:rPr>
+                <w:sz w:val="18"/>
+              </w:rPr>
+              <w:t>Cultural/Organisational</w:t>
+            </w:r>
+          </w:p>
+        </w:tc>
+        <w:tc>
+          <w:tcPr>
+            <w:tcW w:type="dxa" w:w="2340"/>
+          </w:tcPr>
+          <w:p>
+            <w:pPr>
+              <w:spacing w:line="240" w:lineRule="auto"/>
+            </w:pPr>
+            <w:r>
+              <w:rPr>
+                <w:sz w:val="18"/>
+              </w:rPr>
+              <w:t>Gupta et al. (2023)</w:t>
+            </w:r>
+          </w:p>
+        </w:tc>
+        <w:tc>
+          <w:tcPr>
+            <w:tcW w:type="dxa" w:w="2340"/>
+          </w:tcPr>
+          <w:p>
+            <w:pPr>
+              <w:spacing w:line="240" w:lineRule="auto"/>
+            </w:pPr>
+            <w:r>
+              <w:rPr>
+                <w:sz w:val="18"/>
+              </w:rPr>
+              <w:t>Conceptual</w:t>
+            </w:r>
+          </w:p>
+        </w:tc>
+      </w:tr>
+      <w:tr>
+        <w:tc>
+          <w:tcPr>
+            <w:tcW w:type="dxa" w:w="2340"/>
+          </w:tcPr>
+          <w:p>
+            <w:pPr>
+              <w:spacing w:line="240" w:lineRule="auto"/>
+            </w:pPr>
+            <w:r>
+              <w:rPr>
+                <w:sz w:val="18"/>
+              </w:rPr>
+              <w:t>3.5</w:t>
+            </w:r>
+          </w:p>
+        </w:tc>
+        <w:tc>
+          <w:tcPr>
+            <w:tcW w:type="dxa" w:w="2340"/>
+          </w:tcPr>
+          <w:p>
+            <w:pPr>
+              <w:spacing w:line="240" w:lineRule="auto"/>
+            </w:pPr>
+            <w:r>
+              <w:rPr>
+                <w:sz w:val="18"/>
+              </w:rPr>
+              <w:t>Cultural/Organisational</w:t>
+            </w:r>
+          </w:p>
+        </w:tc>
+        <w:tc>
+          <w:tcPr>
+            <w:tcW w:type="dxa" w:w="2340"/>
+          </w:tcPr>
+          <w:p>
+            <w:pPr>
+              <w:spacing w:line="240" w:lineRule="auto"/>
+            </w:pPr>
+            <w:r>
+              <w:rPr>
+                <w:sz w:val="18"/>
+              </w:rPr>
+              <w:t>D'Ambrosio &amp; Lavoratori (2025)</w:t>
+            </w:r>
+          </w:p>
+        </w:tc>
+        <w:tc>
+          <w:tcPr>
+            <w:tcW w:type="dxa" w:w="2340"/>
+          </w:tcPr>
+          <w:p>
+            <w:pPr>
+              <w:spacing w:line="240" w:lineRule="auto"/>
+            </w:pPr>
+            <w:r>
+              <w:rPr>
+                <w:sz w:val="18"/>
+              </w:rPr>
+              <w:t>Conceptual</w:t>
+            </w:r>
+          </w:p>
+        </w:tc>
+      </w:tr>
+      <w:tr>
+        <w:tc>
+          <w:tcPr>
+            <w:tcW w:type="dxa" w:w="2340"/>
+          </w:tcPr>
+          <w:p>
+            <w:pPr>
+              <w:spacing w:line="240" w:lineRule="auto"/>
+            </w:pPr>
+            <w:r>
+              <w:rPr>
+                <w:sz w:val="18"/>
+              </w:rPr>
+              <w:t>4.1</w:t>
+            </w:r>
+          </w:p>
+        </w:tc>
+        <w:tc>
+          <w:tcPr>
+            <w:tcW w:type="dxa" w:w="2340"/>
+          </w:tcPr>
+          <w:p>
+            <w:pPr>
+              <w:spacing w:line="240" w:lineRule="auto"/>
+            </w:pPr>
+            <w:r>
+              <w:rPr>
+                <w:sz w:val="18"/>
+              </w:rPr>
+              <w:t>Regulatory/Institutional</w:t>
+            </w:r>
+          </w:p>
+        </w:tc>
+        <w:tc>
+          <w:tcPr>
+            <w:tcW w:type="dxa" w:w="2340"/>
+          </w:tcPr>
+          <w:p>
+            <w:pPr>
+              <w:spacing w:line="240" w:lineRule="auto"/>
+            </w:pPr>
+            <w:r>
+              <w:rPr>
+                <w:sz w:val="18"/>
+              </w:rPr>
+              <w:t>Li et al. (2025)</w:t>
+            </w:r>
+          </w:p>
+        </w:tc>
+        <w:tc>
+          <w:tcPr>
+            <w:tcW w:type="dxa" w:w="2340"/>
+          </w:tcPr>
+          <w:p>
+            <w:pPr>
+              <w:spacing w:line="240" w:lineRule="auto"/>
+            </w:pPr>
+            <w:r>
+              <w:rPr>
+                <w:sz w:val="18"/>
+              </w:rPr>
+              <w:t>Direct empirical (general; China named among affected hosts)</w:t>
+            </w:r>
+          </w:p>
+        </w:tc>
+      </w:tr>
+      <w:tr>
+        <w:tc>
+          <w:tcPr>
+            <w:tcW w:type="dxa" w:w="2340"/>
+          </w:tcPr>
+          <w:p>
+            <w:pPr>
+              <w:spacing w:line="240" w:lineRule="auto"/>
+            </w:pPr>
+            <w:r>
+              <w:rPr>
+                <w:sz w:val="18"/>
+              </w:rPr>
+              <w:t>4.1</w:t>
+            </w:r>
+          </w:p>
+        </w:tc>
+        <w:tc>
+          <w:tcPr>
+            <w:tcW w:type="dxa" w:w="2340"/>
+          </w:tcPr>
+          <w:p>
+            <w:pPr>
+              <w:spacing w:line="240" w:lineRule="auto"/>
+            </w:pPr>
+            <w:r>
+              <w:rPr>
+                <w:sz w:val="18"/>
+              </w:rPr>
+              <w:t>Regulatory/Institutional</w:t>
+            </w:r>
+          </w:p>
+        </w:tc>
+        <w:tc>
+          <w:tcPr>
+            <w:tcW w:type="dxa" w:w="2340"/>
+          </w:tcPr>
+          <w:p>
+            <w:pPr>
+              <w:spacing w:line="240" w:lineRule="auto"/>
+            </w:pPr>
+            <w:r>
+              <w:rPr>
+                <w:sz w:val="18"/>
+              </w:rPr>
+              <w:t>Di Stefano &amp; Fratocchi (2019)</w:t>
+            </w:r>
+          </w:p>
+        </w:tc>
+        <w:tc>
+          <w:tcPr>
+            <w:tcW w:type="dxa" w:w="2340"/>
+          </w:tcPr>
+          <w:p>
+            <w:pPr>
+              <w:spacing w:line="240" w:lineRule="auto"/>
+            </w:pPr>
+            <w:r>
+              <w:rPr>
+                <w:sz w:val="18"/>
+              </w:rPr>
+              <w:t>Review</w:t>
+            </w:r>
+          </w:p>
+        </w:tc>
+      </w:tr>
+      <w:tr>
+        <w:tc>
+          <w:tcPr>
+            <w:tcW w:type="dxa" w:w="2340"/>
+          </w:tcPr>
+          <w:p>
+            <w:pPr>
+              <w:spacing w:line="240" w:lineRule="auto"/>
+            </w:pPr>
+            <w:r>
+              <w:rPr>
+                <w:sz w:val="18"/>
+              </w:rPr>
+              <w:t>4.2</w:t>
+            </w:r>
+          </w:p>
+        </w:tc>
+        <w:tc>
+          <w:tcPr>
+            <w:tcW w:type="dxa" w:w="2340"/>
+          </w:tcPr>
+          <w:p>
+            <w:pPr>
+              <w:spacing w:line="240" w:lineRule="auto"/>
+            </w:pPr>
+            <w:r>
+              <w:rPr>
+                <w:sz w:val="18"/>
+              </w:rPr>
+              <w:t>Regulatory/Institutional</w:t>
+            </w:r>
+          </w:p>
+        </w:tc>
+        <w:tc>
+          <w:tcPr>
+            <w:tcW w:type="dxa" w:w="2340"/>
+          </w:tcPr>
+          <w:p>
+            <w:pPr>
+              <w:spacing w:line="240" w:lineRule="auto"/>
+            </w:pPr>
+            <w:r>
+              <w:rPr>
+                <w:sz w:val="18"/>
+              </w:rPr>
+              <w:t>Di Stefano &amp; Fratocchi (2019)</w:t>
+            </w:r>
+          </w:p>
+        </w:tc>
+        <w:tc>
+          <w:tcPr>
+            <w:tcW w:type="dxa" w:w="2340"/>
+          </w:tcPr>
+          <w:p>
+            <w:pPr>
+              <w:spacing w:line="240" w:lineRule="auto"/>
+            </w:pPr>
+            <w:r>
+              <w:rPr>
+                <w:sz w:val="18"/>
+              </w:rPr>
+              <w:t>Review (limited, context-dependent evidence)</w:t>
+            </w:r>
+          </w:p>
+        </w:tc>
+      </w:tr>
+      <w:tr>
+        <w:tc>
+          <w:tcPr>
+            <w:tcW w:type="dxa" w:w="2340"/>
+          </w:tcPr>
+          <w:p>
+            <w:pPr>
+              <w:spacing w:line="240" w:lineRule="auto"/>
+            </w:pPr>
+            <w:r>
+              <w:rPr>
+                <w:sz w:val="18"/>
+              </w:rPr>
+              <w:t>4.3</w:t>
+            </w:r>
+          </w:p>
+        </w:tc>
+        <w:tc>
+          <w:tcPr>
+            <w:tcW w:type="dxa" w:w="2340"/>
+          </w:tcPr>
+          <w:p>
+            <w:pPr>
+              <w:spacing w:line="240" w:lineRule="auto"/>
+            </w:pPr>
+            <w:r>
+              <w:rPr>
+                <w:sz w:val="18"/>
+              </w:rPr>
+              <w:t>Regulatory/Institutional</w:t>
+            </w:r>
+          </w:p>
+        </w:tc>
+        <w:tc>
+          <w:tcPr>
+            <w:tcW w:type="dxa" w:w="2340"/>
+          </w:tcPr>
+          <w:p>
+            <w:pPr>
+              <w:spacing w:line="240" w:lineRule="auto"/>
+            </w:pPr>
+            <w:r>
+              <w:rPr>
+                <w:sz w:val="18"/>
+              </w:rPr>
+              <w:t>Mirzaei et al. (2021)</w:t>
+            </w:r>
+          </w:p>
+        </w:tc>
+        <w:tc>
+          <w:tcPr>
+            <w:tcW w:type="dxa" w:w="2340"/>
+          </w:tcPr>
+          <w:p>
+            <w:pPr>
+              <w:spacing w:line="240" w:lineRule="auto"/>
+            </w:pPr>
+            <w:r>
+              <w:rPr>
+                <w:sz w:val="18"/>
+              </w:rPr>
+              <w:t>Direct empirical (education/industry skills mismatch)</w:t>
+            </w:r>
+          </w:p>
+        </w:tc>
+      </w:tr>
+      <w:tr>
+        <w:tc>
+          <w:tcPr>
+            <w:tcW w:type="dxa" w:w="2340"/>
+          </w:tcPr>
+          <w:p>
+            <w:pPr>
+              <w:spacing w:line="240" w:lineRule="auto"/>
+            </w:pPr>
+            <w:r>
+              <w:rPr>
+                <w:sz w:val="18"/>
+              </w:rPr>
+              <w:t>4.3</w:t>
+            </w:r>
+          </w:p>
+        </w:tc>
+        <w:tc>
+          <w:tcPr>
+            <w:tcW w:type="dxa" w:w="2340"/>
+          </w:tcPr>
+          <w:p>
+            <w:pPr>
+              <w:spacing w:line="240" w:lineRule="auto"/>
+            </w:pPr>
+            <w:r>
+              <w:rPr>
+                <w:sz w:val="18"/>
+              </w:rPr>
+              <w:t>Regulatory/Institutional</w:t>
+            </w:r>
+          </w:p>
+        </w:tc>
+        <w:tc>
+          <w:tcPr>
+            <w:tcW w:type="dxa" w:w="2340"/>
+          </w:tcPr>
+          <w:p>
+            <w:pPr>
+              <w:spacing w:line="240" w:lineRule="auto"/>
+            </w:pPr>
+            <w:r>
+              <w:rPr>
+                <w:sz w:val="18"/>
+              </w:rPr>
+              <w:t>Gupta et al. (2023)</w:t>
+            </w:r>
+          </w:p>
+        </w:tc>
+        <w:tc>
+          <w:tcPr>
+            <w:tcW w:type="dxa" w:w="2340"/>
+          </w:tcPr>
+          <w:p>
+            <w:pPr>
+              <w:spacing w:line="240" w:lineRule="auto"/>
+            </w:pPr>
+            <w:r>
+              <w:rPr>
+                <w:sz w:val="18"/>
+              </w:rPr>
+              <w:t>Conceptual</w:t>
+            </w:r>
+          </w:p>
+        </w:tc>
+      </w:tr>
+    </w:tbl>
+    <w:p>
+      <w:r>
+        <w:rPr>
+          <w:i/>
+        </w:rPr>
+        <w:t>Appendix notes:</w:t>
+      </w:r>
+      <w:r>
+        <w:t xml:space="preserve"> (i) Tsai and Urmetzer (2024) appears in the formal analytical sample but serves terminology and framework purposes only and therefore has no barrier-theme entry. (ii) Robinson and Hsieh (2016) likewise has no barrier-theme entry: it contributes driver and strategic-renewal evidence rather than implementation-barrier evidence. (iii) Themes 1.4, 3.4, 3.5, and 4.2 have no direct empirical source; they rest on review and conceptual evidence only, as recorded above.</w:t>
+      </w:r>
+    </w:p>
     <w:sectPr>
-      <w:footerReference w:type="default" r:id="rId9"/>
+      <w:footerReference w:type="default" r:id="rId10"/>
       <w:pgSz w:w="12240" w:h="15840"/>
       <w:pgMar w:top="1440" w:right="1440" w:bottom="1440" w:left="1440" w:header="720" w:footer="720" w:gutter="0"/>
       <w:cols w:space="720"/>

--- a/thesis/FINAL_THESIS.docx
+++ b/thesis/FINAL_THESIS.docx
@@ -198,6 +198,36 @@
       <w:fldSimple w:instr="TOC \o &quot;1-3&quot; \h \z \u">
         <w:r>
           <w:t>Right-click and choose "Update Field" to generate the Table of Contents.</w:t>
+        </w:r>
+      </w:fldSimple>
+    </w:p>
+    <w:p>
+      <w:pPr>
+        <w:pStyle w:val="Heading1"/>
+      </w:pPr>
+      <w:r>
+        <w:t>List of Figures</w:t>
+      </w:r>
+    </w:p>
+    <w:p>
+      <w:fldSimple w:instr="TOC \h \z \t &quot;FigureCaption,1&quot;">
+        <w:r>
+          <w:t>Right-click and choose "Update Field" to generate the List of Figures.</w:t>
+        </w:r>
+      </w:fldSimple>
+    </w:p>
+    <w:p>
+      <w:pPr>
+        <w:pStyle w:val="Heading1"/>
+      </w:pPr>
+      <w:r>
+        <w:t>List of Tables</w:t>
+      </w:r>
+    </w:p>
+    <w:p>
+      <w:fldSimple w:instr="TOC \h \z \t &quot;TableCaption,1&quot;">
+        <w:r>
+          <w:t>Right-click and choose "Update Field" to generate the List of Tables.</w:t>
         </w:r>
       </w:fldSimple>
     </w:p>
@@ -556,6 +586,9 @@
       </w:r>
     </w:p>
     <w:p>
+      <w:pPr>
+        <w:pStyle w:val="FigureCaption"/>
+      </w:pPr>
       <w:r>
         <w:rPr>
           <w:b/>
@@ -611,6 +644,9 @@
       </w:r>
     </w:p>
     <w:p>
+      <w:pPr>
+        <w:pStyle w:val="TableCaption"/>
+      </w:pPr>
       <w:r>
         <w:rPr>
           <w:b/>
@@ -2271,6 +2307,9 @@
       </w:r>
     </w:p>
     <w:p>
+      <w:pPr>
+        <w:pStyle w:val="TableCaption"/>
+      </w:pPr>
       <w:r>
         <w:rPr>
           <w:b/>
@@ -4530,7 +4569,7 @@
         <w:pStyle w:val="Heading1"/>
       </w:pPr>
       <w:r>
-        <w:t>References</w:t>
+        <w:t>7 References</w:t>
       </w:r>
     </w:p>
     <w:p>
@@ -20722,6 +20761,22 @@
       </w:tcPr>
     </w:tblStylePr>
   </w:style>
+  <w:style w:type="paragraph" w:customStyle="1" w:styleId="FigureCaption">
+    <w:name w:val="FigureCaption"/>
+    <w:basedOn w:val="Normal"/>
+    <w:rPr>
+      <w:rFonts w:ascii="Times New Roman" w:hAnsi="Times New Roman"/>
+      <w:sz w:val="24"/>
+    </w:rPr>
+  </w:style>
+  <w:style w:type="paragraph" w:customStyle="1" w:styleId="TableCaption">
+    <w:name w:val="TableCaption"/>
+    <w:basedOn w:val="Normal"/>
+    <w:rPr>
+      <w:rFonts w:ascii="Times New Roman" w:hAnsi="Times New Roman"/>
+      <w:sz w:val="24"/>
+    </w:rPr>
+  </w:style>
 </w:styles>
 </file>
 

--- a/thesis/FINAL_THESIS.docx
+++ b/thesis/FINAL_THESIS.docx
@@ -2288,7 +2288,7 @@
     </w:p>
     <w:p>
       <w:r>
-        <w:t>The barrier synthesis is based on a formal analytical sample of 21 sources described in Chapter 3. Fifteen of these sources provide barrier evidence and are represented here, and one further source (Tsai &amp; Urmetzer, 2024) is in the formal sample but used as a basis for terminology and frameworks and not cited for barrier finding. The synthesis categorizes the identified barriers into 18 themes that are grouped in the four categories of the firm-level framework, answering the first sub-question of the thesis.</w:t>
+        <w:t>The barrier synthesis is based on a formal analytical sample of 21 sources described in Chapter 3. Fourteen of these sources provide direct barrier evidence and are coded in Table 1 and Table 2; a fifteenth source (Robinson &amp; Hsieh, 2016) is represented only as contextual evidence on drivers and strategic renewal, not as a barrier-theme entry, and a sixteenth (Tsai &amp; Urmetzer, 2024) is used solely as a basis for terminology and frameworks, not for barrier evidence. The synthesis categorizes the identified barriers into 18 themes that are grouped in the four categories of the firm-level framework, answering the first sub-question of the thesis.</w:t>
       </w:r>
     </w:p>
     <w:p>

--- a/thesis/FINAL_THESIS.docx
+++ b/thesis/FINAL_THESIS.docx
@@ -195,11 +195,21 @@
       </w:r>
     </w:p>
     <w:p>
-      <w:fldSimple w:instr="TOC \o &quot;1-3&quot; \h \z \u">
-        <w:r>
-          <w:t>Right-click and choose "Update Field" to generate the Table of Contents.</w:t>
-        </w:r>
-      </w:fldSimple>
+      <w:r>
+        <w:fldChar w:fldCharType="begin" w:dirty="true"/>
+      </w:r>
+      <w:r>
+        <w:instrText xml:space="preserve"> TOC \o "1-3" \h \z \u </w:instrText>
+      </w:r>
+      <w:r>
+        <w:fldChar w:fldCharType="separate"/>
+      </w:r>
+      <w:r>
+        <w:t xml:space="preserve">Right-click and choose "Update Field" to generate the Table of Contents.</w:t>
+      </w:r>
+      <w:r>
+        <w:fldChar w:fldCharType="end"/>
+      </w:r>
     </w:p>
     <w:p>
       <w:pPr>
@@ -210,11 +220,21 @@
       </w:r>
     </w:p>
     <w:p>
-      <w:fldSimple w:instr="TOC \h \z \t &quot;FigureCaption,1&quot;">
-        <w:r>
-          <w:t>Right-click and choose "Update Field" to generate the List of Figures.</w:t>
-        </w:r>
-      </w:fldSimple>
+      <w:r>
+        <w:fldChar w:fldCharType="begin" w:dirty="true"/>
+      </w:r>
+      <w:r>
+        <w:instrText xml:space="preserve"> TOC \h \z \t "FigureCaption,1" </w:instrText>
+      </w:r>
+      <w:r>
+        <w:fldChar w:fldCharType="separate"/>
+      </w:r>
+      <w:r>
+        <w:t xml:space="preserve">Right-click and choose "Update Field" to generate the List of Figures.</w:t>
+      </w:r>
+      <w:r>
+        <w:fldChar w:fldCharType="end"/>
+      </w:r>
     </w:p>
     <w:p>
       <w:pPr>
@@ -225,11 +245,21 @@
       </w:r>
     </w:p>
     <w:p>
-      <w:fldSimple w:instr="TOC \h \z \t &quot;TableCaption,1&quot;">
-        <w:r>
-          <w:t>Right-click and choose "Update Field" to generate the List of Tables.</w:t>
-        </w:r>
-      </w:fldSimple>
+      <w:r>
+        <w:fldChar w:fldCharType="begin" w:dirty="true"/>
+      </w:r>
+      <w:r>
+        <w:instrText xml:space="preserve"> TOC \h \z \t "TableCaption,1" </w:instrText>
+      </w:r>
+      <w:r>
+        <w:fldChar w:fldCharType="separate"/>
+      </w:r>
+      <w:r>
+        <w:t xml:space="preserve">Right-click and choose "Update Field" to generate the List of Tables.</w:t>
+      </w:r>
+      <w:r>
+        <w:fldChar w:fldCharType="end"/>
+      </w:r>
     </w:p>
     <w:p>
       <w:r>

--- a/thesis/FINAL_THESIS.docx
+++ b/thesis/FINAL_THESIS.docx
@@ -419,17 +419,17 @@
     </w:p>
     <w:p>
       <w:r>
-        <w:t>The study of manufacturing relocation has always been plagued by a lack of uniformity in terminology. Tsai and Urmetzer (2024) review 158 studies on manufacturing relocation and conclude that the concepts of offshoring, reshoring, backshoring, and nearshoring have been used inconsistently in both industrial and regional contexts, and that reshoring can be viewed as an umbrella term for relocation to the home country and relocation to a proximate country. This thesis uses a more narrow definition: Reshoring is defined as the relocation of previously offshored manufacturing activities from an Asian host country to the firm's home country.</w:t>
+        <w:t>The study of manufacturing relocation has always been plagued by a lack of uniformity in terminology. A review of 158 studies on manufacturing relocation concludes that the concepts of offshoring, reshoring, backshoring, and nearshoring have been used inconsistently in both industrial and regional contexts, and that reshoring can be viewed as an umbrella term for relocation to the home country and relocation to a proximate country (Tsai &amp; Urmetzer, 2024). This thesis uses a more narrow definition: Reshoring is defined as the relocation of previously offshored manufacturing activities from an Asian host country to the firm's home country.</w:t>
       </w:r>
     </w:p>
     <w:p>
       <w:r>
-        <w:t>Ocicka (2016) also defines reshoring as the reversal of a previous offshoring decision, which is useful in highlighting two key elements: first, there must have been an offshoring decision in the past, and second, the activity must be brought back home and not simply moved elsewhere.</w:t>
+        <w:t>Reshoring has also been defined as the reversal of a previous offshoring decision, which is useful in highlighting two key elements: first, there must have been an offshoring decision in the past, and second, the activity must be brought back home and not simply moved elsewhere (Ocicka, 2016).</w:t>
       </w:r>
     </w:p>
     <w:p>
       <w:r>
-        <w:t>The narrower definition is important because there are some relocation patterns that superficially look like reshoring that are not included. Production that is moved from one foreign host to another (e.g. from China to a lower-cost Asian country) is not considered reshoring, but rather re-offshoring or diversification; nearshoring, which moves production to a country closer to home but not back home, is also not included. These differences follow the terminology consolidated by Tsai and Urmetzer (2024) in their review of the relocation literature.</w:t>
+        <w:t>The narrower definition is important because there are some relocation patterns that superficially look like reshoring that are not included. Production that is moved from one foreign host to another (e.g. from China to a lower-cost Asian country) is not considered reshoring, but rather re-offshoring or diversification; nearshoring, which moves production to a country closer to home but not back home, is also not included. These differences follow the terminology consolidated in the review of the relocation literature (Tsai &amp; Urmetzer, 2024).</w:t>
       </w:r>
     </w:p>
     <w:p>
@@ -439,7 +439,7 @@
     </w:p>
     <w:p>
       <w:r>
-        <w:t>In addition to definition, recent research has begun to think of reshoring as a process rather than a decision. Pedroletti and Ciabuschi (2023) categorise the literature into five sequential themes: antecedents, contingencies, decision, implementation, and outcome, and suggest a research agenda for each. This process view is fundamental for the current research, as it renders the implementation as a separate phase, which starts once the decision to reshore has been made and which has its own challenges.</w:t>
+        <w:t>In addition to definition, recent research has begun to think of reshoring as a process rather than a decision. The literature has been categorised into five sequential themes — antecedents, contingencies, decision, implementation, and outcome — with a research agenda suggested for each (Pedroletti &amp; Ciabuschi, 2023). This process view is fundamental for the current research, as it renders the implementation as a separate phase, which starts once the decision to reshore has been made and which has its own challenges.</w:t>
       </w:r>
     </w:p>
     <w:p>
@@ -452,17 +452,17 @@
     </w:p>
     <w:p>
       <w:r>
-        <w:t>The reshoring literature is based on a variety of theoretical approaches, and there is no single unified theory; Wiesmann et al. (2017) note that there is currently no consensus on a "theory of reshoring" and review the theories employed in previous studies. The lenses of individual studies vary: Li et al. (2025) draw on Dunning's eclectic paradigm for their empirical analysis, Pedroletti (2025) uses a business-network perspective from internationalisation-process theory, and D'Ambrosio and Lavoratori (2025) build on trade-theoretic work on de-globalisation and global value chains.</w:t>
+        <w:t>The reshoring literature is based on a variety of theoretical approaches, and there is no single unified theory; there is currently no consensus on a "theory of reshoring", and previous studies have employed a range of different theoretical lenses (Wiesmann et al., 2017). The lenses of individual studies vary: one empirical analysis draws on Dunning's eclectic paradigm (Li et al., 2025), another applies a business-network perspective from internationalisation-process theory (Pedroletti, 2025), and a third builds on trade-theoretic work on de-globalisation and global value chains (D'Ambrosio &amp; Lavoratori, 2025).</w:t>
       </w:r>
     </w:p>
     <w:p>
       <w:r>
-        <w:t>In this plural background, the two theories used in this thesis are Transaction Cost Economics (TCE) and the Resource-Based View (RBV), as originally formulated (Williamson, 1985; Barney, 1991); if a reviewed study uses a different theory, this is indicated. Transaction Cost Economics, as developed by Williamson (1985), directs attention to the costs of organising economic activity across firm and country boundaries, emphasising asset specificity, contractual safeguards, and the governance of exchange relationships. Williamson did not study reshoring; applying these concepts to the return of production is this thesis's own interpretation. From a TCE perspective, the exit side of implementation becomes visible: offshore arrangements embody committed investments and contractual obligations, and unwinding them carries real costs. Empirical evidence that is consistent with this logic includes the existence of strict layoff regulations in the host country, and locked investments that make it difficult to exit the host country quickly (Li et al., 2025), plant-closure fees and fiscal obligations reported in the review literature (Di Stefano &amp; Fratocchi, 2019), and the coordination burden that arises when production is split between home and host locations during a partial return (Pedroletti, 2025). Transaction-cost reasoning also suggests that there are hidden costs: Ocicka (2016) argues that unit price-based sourcing decisions systematically underestimate the total cost of offshore acquisition, and Boffelli et al. (2021) report on the operational adjustments that relocation requires, which firms underestimate.</w:t>
+        <w:t>In this plural background, the two theories used in this thesis are Transaction Cost Economics (TCE) and the Resource-Based View (RBV), as originally formulated (Williamson, 1985; Barney, 1991); if a reviewed study uses a different theory, this is indicated. Transaction Cost Economics directs attention to the costs of organising economic activity across firm and country boundaries, emphasising asset specificity, contractual safeguards, and the governance of exchange relationships (Williamson, 1985). This theory was not developed with reshoring in mind, and applying its concepts to the return of production is this thesis's own interpretation. From a TCE perspective, the exit side of implementation becomes visible: offshore arrangements embody committed investments and contractual obligations, and unwinding them carries real costs. Empirical evidence that is consistent with this logic includes the existence of strict layoff regulations in the host country, and locked investments that make it difficult to exit the host country quickly (Li et al., 2025), plant-closure fees and fiscal obligations reported in the review literature (Di Stefano &amp; Fratocchi, 2019), and the coordination burden that arises when production is split between home and host locations during a partial return (Pedroletti, 2025). Transaction-cost reasoning also points to hidden costs: sourcing decisions based on unit price are argued to systematically underestimate the total cost of offshore acquisition (Ocicka, 2016), and firms are reported to underestimate the operational adjustments that relocation requires (Boffelli et al., 2021).</w:t>
       </w:r>
     </w:p>
     <w:p>
       <w:r>
-        <w:t>The Resource-Based View, which is based on Barney's (1991) theory that competitive advantage is based on resources that are valuable, rare, imperfectly imitable and non-substitutable, provides insights on the arrival side of implementation; this is the author's interpretation of how the RBV applies to reshoring, as with TCE. The RBV perspective suggests that the firm is a bundle of resources and capabilities, and reshoring will only be successful if the firm can rebuild or reacquire the productive resources (skills, machinery, routines, supplier relationships) needed by the home operation. The reshoring literature repeatedly mentions exactly such capability constraints: the loss of domestic manufacturing competences and capacity after long periods of offshoring (Wiesmann et al., 2017), the lack of specialized manpower faced by reshoring firms (Di Mauro et al., 2018), and the need to rebuild machinery, tooling, and workforce skills documented in case evidence (Pegoraro et al., 2022). Conceptual work complements this reading: D'Ambrosio and Lavoratori (2025) argue that reshoring presents new fixed costs and capability requirements for firms, and existing value chains are "sticky" due to investments in them. Combined, the two lenses are complementary: TCE helps to understand why it is expensive to leave the host country and the RBV helps to understand why it is difficult to re-establish production at home.</w:t>
+        <w:t>The Resource-Based View — the theory that competitive advantage rests on resources that are valuable, rare, imperfectly imitable and non-substitutable (Barney, 1991) — provides insights on the arrival side of implementation; as with TCE, this application to reshoring is the author's own interpretation. The RBV perspective suggests that the firm is a bundle of resources and capabilities, and reshoring will only be successful if the firm can rebuild or reacquire the productive resources (skills, machinery, routines, supplier relationships) needed by the home operation. The reshoring literature repeatedly mentions exactly such capability constraints: the loss of domestic manufacturing competences and capacity after long periods of offshoring (Wiesmann et al., 2017), the lack of specialized manpower faced by reshoring firms (Di Mauro et al., 2018), and the need to rebuild machinery, tooling, and workforce skills documented in case evidence (Pegoraro et al., 2022). Conceptual work complements this reading: reshoring is argued to present new fixed costs and capability requirements for firms, with existing value chains remaining "sticky" due to prior investment (D'Ambrosio &amp; Lavoratori, 2025). Combined, the two lenses are complementary: TCE helps to understand why it is expensive to leave the host country and the RBV helps to understand why it is difficult to re-establish production at home.</w:t>
       </w:r>
     </w:p>
     <w:p>
@@ -480,7 +480,7 @@
     </w:p>
     <w:p>
       <w:r>
-        <w:t>Case studies introduce brand-related motives: Robinson and Hsieh (2016) show how a luxury clothing firm's re-positioning on provenance and quality resulted in the concentration of production in the home country. Quality, coordination and flexibility issues at offshore locations also emerge as reasons for return (Di Mauro et al., 2018).</w:t>
+        <w:t>Case studies introduce brand-related motives: a luxury clothing firm's re-positioning on provenance and quality is shown to have resulted in the concentration of production in the home country (Robinson &amp; Hsieh, 2016). Quality, coordination and flexibility issues at offshore locations also emerge as reasons for return (Di Mauro et al., 2018).</w:t>
       </w:r>
     </w:p>
     <w:p>
@@ -503,7 +503,7 @@
     </w:p>
     <w:p>
       <w:r>
-        <w:t>Subsequent review studies have taken the barrier debate in certain directions. Di Stefano and Fratocchi (2019) discuss the link between backshoring and sustainability and demonstrate that environmental and social considerations can be drivers, outcomes, or barriers, such as regulatory and social barriers to exit the host country. Technology-readiness themes are derived from reviews that highlight how technology can make reshoring more attractive by decreasing the relevance of labour costs and increasing the relevance of proximity, but also that new technical skills, organisational adaptation and investment are required for its deployment (Espíndola et al., 2023; Bilbao-Ubillos et al., 2024). Similarly, Gupta et al. (2023) state that Industry 4.0 has a dual effect, enabling reshoring and creating new capability requirements. Conceptually, D'Ambrosio and Lavoratori (2025) combine some of these strands, arguing that the stickiness of existing value chains, the new fixed costs of domestic production, and firm-size differences (larger firms may prefer nearshoring or friendshoring, smaller, constrained firms may reshore defensively "to survive") explain the rarity of reshoring. Empirical studies on high-cost home environments reveal that firms producing in their home countries are under labour-cost pressure, suffer from a shortage of skills, and experience gaps in their supplier networks and internal organisational friction (Mirzaei et al., 2021), which any repatriating firm will inherit.</w:t>
+        <w:t>Subsequent review studies have taken the barrier debate in certain directions. The link between backshoring and sustainability has been discussed, showing that environmental and social considerations can be drivers, outcomes, or barriers, such as regulatory and social barriers to exit the host country (Di Stefano &amp; Fratocchi, 2019). Technology-readiness themes are derived from reviews that highlight how technology can make reshoring more attractive by decreasing the relevance of labour costs and increasing the relevance of proximity, but also that new technical skills, organisational adaptation and investment are required for its deployment (Espíndola et al., 2023; Bilbao-Ubillos et al., 2024). Similarly, Industry 4.0 is said to have a dual effect, enabling reshoring while creating new capability requirements (Gupta et al., 2023). Conceptually, some of these strands are combined in an argument that the stickiness of existing value chains, the new fixed costs of domestic production, and firm-size differences — larger firms may prefer nearshoring or friendshoring, while smaller, constrained firms may reshore defensively "to survive" — explain the rarity of reshoring (D'Ambrosio &amp; Lavoratori, 2025). Empirical studies on high-cost home environments reveal that firms producing in their home countries are under labour-cost pressure, suffer from a shortage of skills, and experience gaps in their supplier networks and internal organisational friction (Mirzaei et al., 2021), which any repatriating firm will inherit.</w:t>
       </w:r>
     </w:p>
     <w:p>
@@ -549,7 +549,7 @@
     </w:p>
     <w:p>
       <w:r>
-        <w:t>Snyder (2019) indicates that a literature review itself can be used as a research method and there are three types of literature review: systematic, semi-systematic, and integrative, which can be used for a variety of purposes. If a question is specific enough to be answered by locating and assessing a set of relevant studies using a set of criteria, then a systematic review is appropriate. The research question in the present research is specific and set at the firm level, which makes a systematic design the most suitable of the three, despite the methodological diversity of the evidence. The rest of the chapter is organized in four phases of the review process outlined by Snyder (2019): designing the review, conducting the review, analyzing the review and writing the review. The framework is used here in its general form as a methodological reason, and reporting and synthesis guidance is provided in the following sections.</w:t>
+        <w:t>A literature review itself can be used as a research method, and there are three types of literature review — systematic, semi-systematic, and integrative — that can be used for a variety of purposes (Snyder, 2019). If a question is specific enough to be answered by locating and assessing a set of relevant studies using a set of criteria, then a systematic review is appropriate. The research question in the present research is specific and set at the firm level, which makes a systematic design the most suitable of the three, despite the methodological diversity of the evidence. The rest of the chapter is organised in four phases of the review process: designing the review, conducting the review, analysing the review, and writing the review (Snyder, 2019). The framework is used here in its general form as a methodological reason, and reporting and synthesis guidance is provided in the following sections.</w:t>
       </w:r>
     </w:p>
     <w:p>
@@ -665,12 +665,12 @@
     </w:p>
     <w:p>
       <w:r>
-        <w:t>The evidence that was included was analysed in an adapted way using a three-stage process of synthesising findings across studies developed by Thomas and Harden (2008). In the first phase, the findings of relevant studies in the included studies were coded on the level of meaningful evidence segments. The second stage involved grouping codes into descriptive categories, which remained close to the content of the main studies, when they were conceptually similar. In the third stage, descriptive themes were interpreted to generate higher-order analytical themes to answer the research questions and exceed those identified by any single study individually. One of the strengths of this procedure is that it allows for an audit trail to be kept from the conclusions made in the review to the original text of the primary studies, enabling each analytical theme to be followed through the descriptive themes to the coded evidence.</w:t>
+        <w:t>The evidence that was included was analysed using an adapted three-stage process for synthesising findings across studies (Thomas &amp; Harden, 2008). In the first phase, the findings of relevant studies in the included studies were coded on the level of meaningful evidence segments. The second stage involved grouping codes into descriptive categories, which remained close to the content of the main studies, when they were conceptually similar. In the third stage, descriptive themes were interpreted to generate higher-order analytical themes to answer the research questions and exceed those identified by any single study individually. One of the strengths of this procedure is that it allows for an audit trail to be kept from the conclusions made in the review to the original text of the primary studies, enabling each analytical theme to be followed through the descriptive themes to the coded evidence.</w:t>
       </w:r>
     </w:p>
     <w:p>
       <w:r>
-        <w:t>The coding itself was based on a deductive-inductive logic for which Mayring (2014) provides the methodological basis. Mayring (2014) considers qualitative content analysis as a systematic, rule-governed method in which the application of deductive categories and the development of inductive categories are not mutually exclusive. Based on this, the four categories of the thesis framework — regulatory/institutional, cultural/organisational, cost/operational and asset/capability — were deductively derived from the theoretical framework and the research questions and were used as an a priori coding frame. The included studies were then inductively clustered into more specific category themes within each of these general categories, and the boundaries of the categories were refined when the a priori frame did not adequately cover the coded material. The outcome was a set of barrier themes that were embedded in the four deductive categories. Table 1 documents this coding: each barrier theme, the category it belongs to, and the studies whose evidence was coded to it, separated by evidence type.</w:t>
+        <w:t>The coding itself was based on a deductive-inductive logic (Mayring, 2014). Qualitative content analysis is considered a systematic, rule-governed method in which the application of deductive categories and the development of inductive categories are not mutually exclusive (Mayring, 2014). Based on this, the four categories of the thesis framework — regulatory/institutional, cultural/organisational, cost/operational and asset/capability — were deductively derived from the theoretical framework and the research questions and were used as an a priori coding frame. The included studies were then inductively clustered into more specific category themes within each of these general categories, and the boundaries of the categories were refined when the a priori frame did not adequately cover the coded material. The outcome was a set of barrier themes that were embedded in the four deductive categories. Table 1 documents this coding: each barrier theme, the category it belongs to, and the studies whose evidence was coded to it, separated by evidence type.</w:t>
       </w:r>
     </w:p>
     <w:p>
@@ -4254,7 +4254,7 @@
     </w:p>
     <w:p>
       <w:r>
-        <w:t>The first theme relates to constraints that the host country imposes on exiting the offshore operation. The study by Li et al. (2025) explicitly mentions Poland and China as countries of offshoring that had strict rules regarding layoffs, but the results are presented for the sample and not broken down by individual host country; nevertheless, strict host-country layoff regulations, the difficulty of closing or quickly reducing offshore operations, locked investments, and high exit costs were cited as barriers among the Swedish manufacturing companies examined in their study. Convergent constraints are discussed in the back-shoring literature, including national closure regulations, foreign-plant exit costs in the form of closure-fees and fiscal obligations, and host-country layoff constraints (Di Stefano &amp; Fratocchi, 2019). The findings and the review evidence together suggest that the exit side of reshoring can also be regulated in a way which can delay or burden the reshoring implementation.</w:t>
+        <w:t>The first theme relates to constraints that the host country imposes on exiting the offshore operation. Strict host-country layoff regulations, the difficulty of closing or quickly reducing offshore operations, locked investments, and high exit costs were cited as barriers among the Swedish manufacturing companies studied, with Poland and China explicitly named among the host countries with strict layoff rules, although the results are reported for the sample as a whole rather than broken down by individual host country (Li et al., 2025). Convergent constraints are discussed in the back-shoring literature, including national closure regulations, foreign-plant exit costs in the form of closure fees and fiscal obligations, and host-country layoff constraints (Di Stefano &amp; Fratocchi, 2019). The findings and the review evidence together suggest that the exit side of reshoring can also be regulated in a way which can delay or burden the reshoring implementation.</w:t>
       </w:r>
     </w:p>
     <w:p>
@@ -4264,7 +4264,7 @@
     </w:p>
     <w:p>
       <w:r>
-        <w:t>Institutional tensions have a different look on the home side. A problem for the competitive domestic manufacturing is the lack of match between the national education system and manufacturing skill needs, as noted by Mirzaei et al. (2021). Gupta et al. (2023) theoretically define home-country regulatory compliance as a constraint, and when it imposes high costs, delays, or requirements for capabilities, it is a barrier.</w:t>
+        <w:t>Institutional tensions have a different look on the home side. A problem for competitive domestic manufacturing is the lack of match between the national education system and manufacturing skill needs (Mirzaei et al., 2021). Home-country regulatory compliance is theoretically defined as a constraint, and when it imposes high costs, delays, or requirements for capabilities, it is a barrier (Gupta et al., 2023).</w:t>
       </w:r>
     </w:p>
     <w:p>
@@ -4277,12 +4277,12 @@
     </w:p>
     <w:p>
       <w:r>
-        <w:t>The most direct evidence in this category relates to the implementation stage itself. In the four fashion-industry relocation cases examined by Boffelli et al. (2021), the failure of relocation initiatives was directly linked to errors in the implementation phase, and the authors identify insufficient internal organisational readiness, managerial behavioural biases, and learning through trial-and-error during implementation as implementation-stage problems; the central conclusion of the study is that reshoring succeeds only if firms manage implementation correctly. These findings are general implementation evidence for the cases of Romanian, Moroccan, Croatian and Hungarian host locations. The literature reviewed reveals related organisational weaknesses: the immaturity of firms' reshoring processes and internal communication gaps (Wiesmann et al., 2017), and, conceptually, a managerial-capability gap has been argued to limit reshoring, especially for smaller firms (D'Ambrosio &amp; Lavoratori, 2025).</w:t>
+        <w:t>The most direct evidence in this category relates to the implementation stage itself. In four fashion-industry relocation cases, the failure of relocation initiatives was directly linked to errors in the implementation phase, with insufficient internal organisational readiness, managerial behavioural biases, and learning through trial-and-error during implementation identified as implementation-stage problems; the central conclusion is that reshoring succeeds only if firms manage implementation correctly (Boffelli et al., 2021). These findings are general implementation evidence for the cases of Romanian, Moroccan, Croatian and Hungarian host locations. The literature reviewed reveals related organisational weaknesses: the immaturity of firms' reshoring processes and internal communication gaps (Wiesmann et al., 2017), and, conceptually, a managerial-capability gap has been argued to limit reshoring, especially for smaller firms (D'Ambrosio &amp; Lavoratori, 2025).</w:t>
       </w:r>
     </w:p>
     <w:p>
       <w:r>
-        <w:t>The second, less common discovery relates to the internal structure of the firm. According to Mirzaei et al. (2021), the challenges to competitive domestic manufacturing include silos between product development, production, sourcing, sales, and finance, and lack of employee involvement. This is evidence from one study in the general context of the home-country in Sweden and not a pattern across the corpus.</w:t>
+        <w:t>The second, less common discovery relates to the internal structure of the firm: challenges to competitive domestic manufacturing include silos between product development, production, sourcing, sales, and finance, and a lack of employee involvement (Mirzaei et al., 2021). This is evidence from one study in the general context of the home country in Sweden and not a pattern across the corpus.</w:t>
       </w:r>
     </w:p>
     <w:p>
@@ -4310,17 +4310,17 @@
     </w:p>
     <w:p>
       <w:r>
-        <w:t>The first cost/operational theme is the lack of domestic supply base. Mirzaei et al. (2021) conclude that even after production is resumed, companies can continue to rely on foreign suppliers due to the absence of domestic materials, specialised components, supplier know-how, or adequate scale. Di Mauro et al. (2018) also identify a shortage of suppliers in high-cost home countries and the need to rebuild suppliers as challenges associated with backshoring, though the specific cases are not identified in the four cases in that study, two of which were backshored from China. The theme is echoed in the review literature: weak home-country supplier capacity, local networks, and supply-chain integration are reported as barriers (Wiesmann et al., 2017), and the erosion of domestic supplier networks is identified as an implementation concern discussed in the reshoring literature (Ocicka, 2016). A domestic quality-supplier gap is also conceptually noted (Gupta et al., 2023).</w:t>
+        <w:t>The first cost/operational theme is the lack of domestic supply base: even after production is resumed, companies can continue to rely on foreign suppliers due to the absence of domestic materials, specialised components, supplier know-how, or adequate scale (Mirzaei et al., 2021). A shortage of suppliers in high-cost home countries and the need to rebuild suppliers are also identified as challenges associated with backshoring, although the specific cases are not attributed individually among the four cases in that study, two of which were backshored from China (Di Mauro et al., 2018). The theme is echoed in the review literature: weak home-country supplier capacity, local networks, and supply-chain integration are reported as barriers (Wiesmann et al., 2017), and the erosion of domestic supplier networks is identified as an implementation concern discussed in the reshoring literature (Ocicka, 2016). A domestic quality-supplier gap is also conceptually noted (Gupta et al., 2023).</w:t>
       </w:r>
     </w:p>
     <w:p>
       <w:r>
-        <w:t>The return creates new costs. In the Swedish companies examined by Li et al. (2025), cost miscalculation was found when the cost problems occurred during or after relocation. Implementation-cost escalation and cost-coordination complexity are among the barriers at the reshoring-Industry 4.0 intersection at the review level (Espíndola et al., 2023). The new fixed costs of reshoring (building or rebuilding a plant, buying or rebuilding equipment and automation, hiring and training workers, and rebuilding a domestic supplier network) are conceptually described as among the most direct implementation barriers by D'Ambrosio and Lavoratori (2025), while switching and reconfiguration costs (including duplicate operations during the transition) are conceptually identified by Gupta et al. (2023). These new costs of the return are in addition to the sunk costs of the offshore operation, which are reported separately in Section 4.5.</w:t>
+        <w:t>The return creates new costs: cost miscalculation occurred during or after relocation among the Swedish companies studied (Li et al., 2025). Implementation-cost escalation and cost-coordination complexity are among the barriers at the reshoring-Industry 4.0 intersection at the review level (Espíndola et al., 2023). The new fixed costs of reshoring — building or rebuilding a plant, buying or rebuilding equipment and automation, hiring and training workers, and rebuilding a domestic supplier network — are conceptually described as among the most direct implementation barriers (D'Ambrosio &amp; Lavoratori, 2025), while switching and reconfiguration costs, including duplicate operations during the transition, are identified as a further cost barrier at the conceptual level (Gupta et al., 2023). These new costs of the return are in addition to the sunk costs of the offshore operation, which are reported separately in Section 4.5.</w:t>
       </w:r>
     </w:p>
     <w:p>
       <w:r>
-        <w:t>A high cost home environment, in turn, does not preclude physical relocation, but rather limits the viability and extent of reshoring. Labour cost was identified as a challenge by all five case companies investigated by Mirzaei et al. (2021), as well as high energy and overhead costs; labour, overhead, and total costs were also among the most common barriers mentioned by the Swedish companies in the study by Li et al. (2025). The economic viability and extent of the return is conceptually said to be influenced by a home-country factor-cost disadvantage (D'Ambrosio &amp; Lavoratori, 2025). This theme is mentioned here only as a limitation on re-established domestic production, but not as a reason for the original offshoring decision.</w:t>
+        <w:t>A high cost home environment, in turn, does not preclude physical relocation, but rather limits the viability and extent of reshoring. Labour cost, along with high energy and overhead costs, was identified as a challenge by all five case companies studied (Mirzaei et al., 2021); labour, overhead, and total costs were also among the most common barriers mentioned by the Swedish companies studied (Li et al., 2025). The economic viability and extent of the return is conceptually said to be influenced by a home-country factor-cost disadvantage (D'Ambrosio &amp; Lavoratori, 2025). This theme is mentioned here only as a limitation on re-established domestic production, but not as a reason for the original offshoring decision.</w:t>
       </w:r>
     </w:p>
     <w:p>
@@ -4330,7 +4330,7 @@
     </w:p>
     <w:p>
       <w:r>
-        <w:t>Lastly, the multi-case fashion study by Boffelli et al. (2021) identified the underestimation of operational adjustments during the transfer as the most significant barrier to implementation, which is related to the reconfiguration of the manufacturing process and the adaptation of the internal production. The finding is the study's own and is not extrapolated beyond the four cases.</w:t>
+        <w:t>Lastly, the underestimation of operational adjustments during the transfer — related to the reconfiguration of the manufacturing process and the adaptation of internal production — was identified as the most significant implementation barrier in the multi-case fashion study (Boffelli et al., 2021). The finding is the study's own and is not extrapolated beyond the four cases.</w:t>
       </w:r>
     </w:p>
     <w:p>
@@ -4343,12 +4343,12 @@
     </w:p>
     <w:p>
       <w:r>
-        <w:t>The most widely cited barrier in the corpus is the loss of domestic skilled labour and manufacturing competence, which is found in direct case evidence, throughout the review literature and in conceptual argument. In the China-to-UK case reported by Pegoraro et al. (2022), the company did not have the knowledge to make the part on its own; in this case, the learning curve (getting the equipment to work, training employees, gaining experience, and achieving acceptable quality) took about a year. Li et al. (2025) found an internal competence gap (competencies lost over years of offshoring) and Mirzaei et al. (2021) found a domestic skilled-labour shortage (loss of tacit knowledge, lack of core manufacturing competencies, and high training time and cost) among Swedish firms. Di Mauro et al. (2018) state that lack of specialised manpower and loss of domestic competences are constraints in implementing the return. A shortage of skilled labour (Wiesmann et al., 2017), a technical-skills shortage and a generational manufacturing-skills gap (Ocicka, 2016), and a digital technical-skills shortage (Bilbao-Ubillos et al., 2024) are reported at the review level, while a domestic skilled-workforce shortage (D'Ambrosio &amp; Lavoratori, 2025) and a domestic labour-availability gap (Gupta et al., 2023) are argued conceptually.</w:t>
+        <w:t>The most widely cited barrier in the corpus is the loss of domestic skilled labour and manufacturing competence, which is found in direct case evidence, throughout the review literature and in conceptual argument. In the China-to-UK case, the company did not have the knowledge to make the part on its own, and the learning curve — getting the equipment to work, training employees, gaining experience, and achieving acceptable quality — took about a year (Pegoraro et al., 2022). An internal competence gap, described as competencies lost over years of offshoring, was found among Swedish firms (Li et al., 2025), and a domestic skilled-labour shortage — loss of tacit knowledge, lack of core manufacturing competencies, and high training time and cost — was found among Swedish firms in a related study (Mirzaei et al., 2021). A lack of specialised manpower and loss of domestic competences are also identified as constraints in implementing the return (Di Mauro et al., 2018). A shortage of skilled labour (Wiesmann et al., 2017), a technical-skills shortage and a generational manufacturing-skills gap (Ocicka, 2016), and a digital technical-skills shortage (Bilbao-Ubillos et al., 2024) are reported at the review level, while a domestic skilled-workforce shortage (D'Ambrosio &amp; Lavoratori, 2025) and a domestic labour-availability gap (Gupta et al., 2023) are argued conceptually.</w:t>
       </w:r>
     </w:p>
     <w:p>
       <w:r>
-        <w:t>The physical aspect of capability rebuilding is closely related. As in the case of China to UK, the re-establishment of production is not just about purchasing a machine, but also about identifying the required technology, finding and integrating the appropriate equipment, and acquiring tooling, tooling suppliers, software, technical support, and specialised services, that is, rebuilding an interconnected production system (Pegoraro et al., 2022). Even after the decision to reshore, Swedish companies reported a domestic capacity shortage (Li et al., 2025), and Mirzaei et al. (2021) reported a domestic production-capacity gap (insufficient facilities, equipment limits, and investment resources). The review literature documents a domestic capacity shortage and an infrastructure lock-out after a long period of offshoring (Wiesmann et al., 2017), and the theme is conceptually mentioned in the new-fixed-costs argument (D'Ambrosio &amp; Lavoratori, 2025) and in a conceptually noted domestic infrastructure gap (Gupta et al., 2023).</w:t>
+        <w:t>The physical aspect of capability rebuilding is closely related. As in the case of China to UK, the re-establishment of production is not just about purchasing a machine, but also about identifying the required technology, finding and integrating the appropriate equipment, and acquiring tooling, tooling suppliers, software, technical support, and specialised services, that is, rebuilding an interconnected production system (Pegoraro et al., 2022). Even after the decision to reshore, Swedish companies reported a domestic capacity shortage (Li et al., 2025), and a domestic production-capacity gap — insufficient facilities, equipment limits, and investment resources — was reported in a related study of Swedish firms (Mirzaei et al., 2021). The review literature documents a domestic capacity shortage and an infrastructure lock-out after a long period of offshoring (Wiesmann et al., 2017), and the theme is conceptually mentioned in the new-fixed-costs argument (D'Ambrosio &amp; Lavoratori, 2025) and in a conceptually noted domestic infrastructure gap (Gupta et al., 2023).</w:t>
       </w:r>
     </w:p>
     <w:p>
@@ -4358,7 +4358,7 @@
     </w:p>
     <w:p>
       <w:r>
-        <w:t>Established value chains also exhibit inertia. Offshore sunk-cost inertia is reported at review level (Bilbao-Ubillos et al., 2024), and D'Ambrosio and Lavoratori (2025) argue conceptually that value chains are "sticky", especially for large firms, due to sunk investment, established supplier relationships, specialised infrastructure, and location-specific knowledge. This theme is based on review and conceptual evidence, and the sunk costs offshore described in this theme are different from the new fixed costs of the return described in Section 4.4.</w:t>
+        <w:t>Established value chains also exhibit inertia. Offshore sunk-cost inertia is reported at review level (Bilbao-Ubillos et al., 2024), and value chains are conceptually argued to be "sticky", especially for large firms, due to sunk investment, established supplier relationships, specialised infrastructure, and location-specific knowledge (D'Ambrosio &amp; Lavoratori, 2025). This theme is based on review and conceptual evidence, and the sunk costs offshore described in this theme are different from the new fixed costs of the return described in Section 4.4.</w:t>
       </w:r>
     </w:p>
     <w:p>
@@ -4399,7 +4399,7 @@
     </w:p>
     <w:p>
       <w:r>
-        <w:t>The most striking pattern in the results is the predominance of the asset/capability category. The only barrier theme that is supported by direct case evidence, review syntheses and conceptual argument is the domestic skills and competence gap, and the physical counterpart — missing capacity, machinery and complementary tooling — is almost as broadly supported. The evidence thus suggests that the main challenge of reshoring is not so much about making the right decision, or even about paying for the reshoring, but about rebuilding productive capacity that has been lost over the years of offshoring. The most compelling evidence for this interpretation is the China-to-UK case reported by Pegoraro et al. (2022), where the acquisition of the machinery was only the first step: the company had to acquire tooling, software, technical services, and train its workforce for about a year before production quality was acceptable. In this case (Pegoraro et al., 2022), a single acquisition decision was followed by a twelve-month capability-building process, providing a more tangible example than any overall finding of the need for a separate analysis of the implementation stage. The general empirical evidence is in the same direction. Even after the reshoring decision, Swedish companies faced challenges related to lack of skills, equipment, and capacity (Li et al., 2025; Mirzaei et al., 2021), while reshoring companies in labour-intensive sectors experienced a shortage of skilled workforce (Di Mauro et al., 2018). The same cluster is found in review-level syntheses in the broader literature (Wiesmann et al., 2017; Ocicka, 2016). The results of Li et al. (2025), however, are presented at the level of their Swedish sample and not disaggregated by host country; they support the general pattern, not a China-specific claim.</w:t>
+        <w:t>The most striking pattern in the results is the predominance of the asset/capability category. The only barrier theme that is supported by direct case evidence, review syntheses and conceptual argument is the domestic skills and competence gap, and the physical counterpart — missing capacity, machinery and complementary tooling — is almost as broadly supported. The evidence thus suggests that the main challenge of reshoring is not so much about making the right decision, or even about paying for the reshoring, but about rebuilding productive capacity that has been lost over the years of offshoring. The most compelling evidence for this interpretation is the China-to-UK case, where the acquisition of the machinery was only the first step: the company had to acquire tooling, software, technical services, and train its workforce for about a year before production quality was acceptable (Pegoraro et al., 2022). In this case (Pegoraro et al., 2022), a single acquisition decision was followed by a twelve-month capability-building process, providing a more tangible example than any overall finding of the need for a separate analysis of the implementation stage. The general empirical evidence is in the same direction. Even after the reshoring decision, Swedish companies faced challenges related to lack of skills, equipment, and capacity (Li et al., 2025; Mirzaei et al., 2021), while reshoring companies in labour-intensive sectors experienced a shortage of skilled workforce (Di Mauro et al., 2018). The same cluster is found in review-level syntheses in the broader literature (Wiesmann et al., 2017; Ocicka, 2016). The results of Li et al. (2025), however, are presented at the level of their Swedish sample and not disaggregated by host country; they support the general pattern, not a China-specific claim.</w:t>
       </w:r>
     </w:p>
     <w:p>
@@ -4409,12 +4409,12 @@
     </w:p>
     <w:p>
       <w:r>
-        <w:t>The results also indicate that barrier categories are not independent, but interact. The most obvious example is the China-to-Italy case reported by Pedroletti (2025). There, the firm's inability to fully reshore due to dependence on specialised supplier capabilities (asset/capability barrier) led to a partial return, which in turn created new coordination costs and reduced the firm's bargaining power towards the remaining suppliers (cost/operational barrier), while the reduced order volumes strained the supplier relationship itself (organisational and relational barrier) (Pedroletti, 2025). One capability gap thus led to operational and relational challenges. The same relationship seems to hold between organisational readiness and all other categories: Boffelli et al. (2021) discovered that relocation failures were directly linked to implementation-stage errors, meaning that if a firm is not ready, any other obstacle it faces becomes a failure, as what a ready firm can overcome becomes a failure for an unprepared firm. Organisational readiness should thus not be interpreted as one of eighteen barriers, but rather as a condition that influences the impact of the other barriers. The cases of Boffelli et al. (2021) were not Asian, but European and North African host countries, so this is not an Asia-specific finding, but rather a description of a general implementation mechanism.</w:t>
+        <w:t>The results also indicate that barrier categories are not independent, but interact. The most obvious example is the China-to-Italy case (Pedroletti, 2025). There, the firm's inability to fully reshore due to dependence on specialised supplier capabilities (asset/capability barrier) led to a partial return, which in turn created new coordination costs and reduced the firm's bargaining power towards the remaining suppliers (cost/operational barrier), while the reduced order volumes strained the supplier relationship itself (organisational and relational barrier) (Pedroletti, 2025). One capability gap thus led to operational and relational challenges. The same relationship seems to hold between organisational readiness and all other categories: relocation failures were found to be directly linked to implementation-stage errors, meaning that if a firm is not ready, any other obstacle it faces becomes a failure — what a ready firm can overcome becomes a failure for an unprepared firm (Boffelli et al., 2021). Organisational readiness should thus not be interpreted as one of eighteen barriers, but rather as a condition that influences the impact of the other barriers. The host countries in this study were not Asian, but European and North African, so this is not an Asia-specific finding, but rather a description of a general implementation mechanism (Boffelli et al., 2021).</w:t>
       </w:r>
     </w:p>
     <w:p>
       <w:r>
-        <w:t>It is important to highlight the difference between full and partial reshoring, as this alters the meaning of "barrier". In the traditional interpretation, a barrier is an element that increases the difficulty or failure of reshoring. The evidence from Pedroletti (2025) suggests a second possibility: barriers can limit the extent of reshoring, resulting in a hybrid scenario where some production is brought back and some stays offshore. If so, the barrier wasn't an obstacle to the project, it was a redefinition of the project. This is relevant for interpretation because studies that capture reshoring as a binary event may not capture such partial outcomes at all, and because a partial return is not a one-off transition cost, but rather an ongoing operational burden, as reported in the case (Pedroletti, 2025). The evidence indicates, tentatively, that partial reshoring is not just a strategic decision, but sometimes the visible sign of implementation obstacles that prevented full reshoring.</w:t>
+        <w:t>It is important to highlight the difference between full and partial reshoring, as this alters the meaning of "barrier". In the traditional interpretation, a barrier is an element that increases the difficulty or failure of reshoring. A second possibility emerges from the case evidence: barriers can limit the extent of reshoring, resulting in a hybrid scenario where some production is brought back and some stays offshore (Pedroletti, 2025). If so, the barrier wasn't an obstacle to the project, it was a redefinition of the project. This is relevant for interpretation because studies that capture reshoring as a binary event may not capture such partial outcomes at all, and because a partial return is not a one-off transition cost, but rather an ongoing operational burden, as reported in the case (Pedroletti, 2025). The evidence indicates, tentatively, that partial reshoring is not just a strategic decision, but sometimes the visible sign of implementation obstacles that prevented full reshoring.</w:t>
       </w:r>
     </w:p>
     <w:p>
@@ -4452,7 +4452,7 @@
     </w:p>
     <w:p>
       <w:r>
-        <w:t>It should be recognized that this theoretical apparatus is limited. Two findings are somewhat out of place in it: the negative relational response of the Chinese supplier in Pedroletti's (2025) study is more of a network and embeddedness phenomenon, as trust and mutual orientation are not firm-level costs or resources, but rather a relationship-level phenomenon; and the education-system mismatch reported by Mirzaei et al. (2021) is an institutional condition, which neither TCE nor RBV directly addresses, as no individual firm can transact or resource its way out of a national skills shortage. The application of TCE and RBV as the organising lenses thus provides analytical clarity at the cost of neglecting the relational and institutional aspects, which could be a focus for future theoretical research on reshoring implementation.</w:t>
+        <w:t>It should be recognized that this theoretical apparatus is limited. Two findings are somewhat out of place in it: the negative relational response of the Chinese supplier is more of a network and embeddedness phenomenon, as trust and mutual orientation are not firm-level costs or resources, but rather a relationship-level phenomenon (Pedroletti, 2025); and the education-system mismatch is an institutional condition, which neither TCE nor RBV directly addresses, as no individual firm can transact or resource its way out of a national skills shortage (Mirzaei et al., 2021). The application of TCE and RBV as the organising lenses thus provides analytical clarity at the cost of neglecting the relational and institutional aspects, which could be a focus for future theoretical research on reshoring implementation.</w:t>
       </w:r>
     </w:p>
     <w:p>
@@ -4475,7 +4475,7 @@
     </w:p>
     <w:p>
       <w:r>
-        <w:t>The results at the exit stage show the importance of legal and regulatory due diligence in the host country long before the decision is announced. The rate and the cost of exit in the firms examined by Li et al. (2025) were influenced by layoff policies, closure policies, and contractual requirements, and the literature review includes closure fees, fiscal requirements, and the social aspect of plant closure (Di Stefano &amp; Fratocchi, 2019). The exit costs and timelines should be considered as a separate budget line by a firm that is considering reshoring, and, where the evidence on employee and stakeholder reactions is taken seriously (Di Stefano &amp; Fratocchi, 2019), the communication and treatment of the offshore workforce should be planned as a part of the implementation, not as an afterthought.</w:t>
+        <w:t>The results at the exit stage show the importance of legal and regulatory due diligence in the host country long before the decision is announced. The rate and cost of exit among the firms studied were influenced by layoff policies, closure policies, and contractual requirements (Li et al., 2025), and the literature review includes closure fees, fiscal requirements, and the social aspect of plant closure (Di Stefano &amp; Fratocchi, 2019). The exit costs and timelines should be considered as a separate budget line by a firm that is considering reshoring, and, where the evidence on employee and stakeholder reactions is taken seriously (Di Stefano &amp; Fratocchi, 2019), the communication and treatment of the offshore workforce should be planned as a part of the implementation, not as an afterthought.</w:t>
       </w:r>
     </w:p>
     <w:p>

--- a/thesis/FINAL_THESIS.docx
+++ b/thesis/FINAL_THESIS.docx
@@ -389,6 +389,11 @@
     <w:p>
       <w:r>
         <w:t>Lastly, managerial implications are drawn for international businesses that are considering or are in the process of reshoring from Asian markets. The implications are designed to help companies to foresee, evaluate and address implementation challenges prior to and during the move.</w:t>
+      </w:r>
+    </w:p>
+    <w:p>
+      <w:r>
+        <w:t>Structuring the objectives in this way, tied directly to identification, categorisation, theoretical interpretation and managerial translation, follows established guidance on formulating clear aims for a systematic literature review (Snyder, 2019).</w:t>
       </w:r>
     </w:p>
     <w:p>

--- a/thesis/FINAL_THESIS.docx
+++ b/thesis/FINAL_THESIS.docx
@@ -490,7 +490,7 @@
     </w:p>
     <w:p>
       <w:r>
-        <w:t>But drivers tell only why companies want to return — not whether they do. Implementation barriers as defined in this thesis are the challenges that arise when a firm prepares, transfers, rebuilds, integrates and stabilises production at home after the reshoring decision has been made. The difference is analytically significant because factors that are important in the driver literature, such as increases in foreign wages or supply-chain disruptions, are not implementation barriers unless evidence suggests that they hindered the implementation process itself. The most evident empirical evidence that the two stages are different is given by Boffelli et al. (2021) who analyze four relocation cases in the fashion sector and differentiate between decision-making mistakes and implementation mistakes. Their major conclusion is that the failures of relocation initiatives were directly related to the failures in the implementation phase, and that "doing things right" in the implementation phase is more important than "doing the right thing" at the decision phase. This separation is supported at a conceptual level by the process framework of Pedroletti and Ciabuschi (2023), which considers implementation as a stage with its own contingencies and outcomes.</w:t>
+        <w:t>But drivers tell only why companies want to return — not whether they do. Implementation barriers as defined in this thesis are the challenges that arise when a firm prepares, transfers, rebuilds, integrates and stabilises production at home after the reshoring decision has been made. The difference is analytically significant because factors that are important in the driver literature, such as increases in foreign wages or supply-chain disruptions, are not implementation barriers unless evidence suggests that they hindered the implementation process itself. The most evident empirical evidence that the two stages are different is given by Boffelli et al. (2021) who analyze four relocation cases in the fashion sector and differentiate between decision-making mistakes and implementation mistakes. Their major conclusion is that the failures of relocation initiatives were directly related to the failures in the implementation phase, and that "doing things right" in the implementation phase is more important than "doing the right thing" at the decision phase. This separation is supported at a conceptual level by a process framework that considers implementation as a stage with its own contingencies and outcomes (Pedroletti &amp; Ciabuschi, 2023).</w:t>
       </w:r>
     </w:p>
     <w:p>

--- a/thesis/FINAL_THESIS.docx
+++ b/thesis/FINAL_THESIS.docx
@@ -480,7 +480,7 @@
     </w:p>
     <w:p>
       <w:r>
-        <w:t>This thesis makes a distinction between the motivations for reshoring and the challenges of reshoring. The literature on drivers is relatively well developed (Wiesmann et al., 2017). Di Mauro et al. (2018) conclude that offshoring is primarily motivated by cost reduction, while backshoring typically occurs as a result of a strategic reorientation towards customer perceived value and that the return is not necessarily a managerial error, but rather a strategic evolution. Quantitative firm-level evidence links reshoring decisions to home-country conditions (Wan et al., 2019) and to Industry 4.0 adoption, pandemic experience, and made-in effects (Stentoft et al., 2025), while survey and case research has explored the link between digital-technology adoption and backshoring decisions (Kamp &amp; Gibaja, 2021).</w:t>
+        <w:t>This thesis makes a distinction between the motivations for reshoring and the challenges of reshoring. The literature on drivers is relatively well developed (Wiesmann et al., 2017). Offshoring is concluded to be primarily motivated by cost reduction, while backshoring typically occurs as a result of a strategic reorientation towards customer perceived value, and the return is not necessarily a managerial error, but rather a strategic evolution (Di Mauro et al., 2018). Quantitative firm-level evidence links reshoring decisions to home-country conditions (Wan et al., 2019) and to Industry 4.0 adoption, pandemic experience, and made-in effects (Stentoft et al., 2025), while survey and case research has explored the link between digital-technology adoption and backshoring decisions (Kamp &amp; Gibaja, 2021).</w:t>
       </w:r>
     </w:p>
     <w:p>
@@ -490,7 +490,7 @@
     </w:p>
     <w:p>
       <w:r>
-        <w:t>But drivers tell only why companies want to return — not whether they do. Implementation barriers as defined in this thesis are the challenges that arise when a firm prepares, transfers, rebuilds, integrates and stabilises production at home after the reshoring decision has been made. The difference is analytically significant because factors that are important in the driver literature, such as increases in foreign wages or supply-chain disruptions, are not implementation barriers unless evidence suggests that they hindered the implementation process itself. The most evident empirical evidence that the two stages are different is given by Boffelli et al. (2021) who analyze four relocation cases in the fashion sector and differentiate between decision-making mistakes and implementation mistakes. Their major conclusion is that the failures of relocation initiatives were directly related to the failures in the implementation phase, and that "doing things right" in the implementation phase is more important than "doing the right thing" at the decision phase. This separation is supported at a conceptual level by a process framework that considers implementation as a stage with its own contingencies and outcomes (Pedroletti &amp; Ciabuschi, 2023).</w:t>
+        <w:t>But drivers tell only why companies want to return — not whether they do. Implementation barriers as defined in this thesis are the challenges that arise when a firm prepares, transfers, rebuilds, integrates and stabilises production at home after the reshoring decision has been made. The difference is analytically significant because factors that are important in the driver literature, such as increases in foreign wages or supply-chain disruptions, are not implementation barriers unless evidence suggests that they hindered the implementation process itself. The most evident empirical evidence that the two stages are different comes from four relocation cases in the fashion sector, analysed to differentiate between decision-making mistakes and implementation mistakes (Boffelli et al., 2021). Their major conclusion is that the failures of relocation initiatives were directly related to the failures in the implementation phase, and that "doing things right" in the implementation phase is more important than "doing the right thing" at the decision phase. This separation is supported at a conceptual level by a process framework that considers implementation as a stage with its own contingencies and outcomes (Pedroletti &amp; Ciabuschi, 2023).</w:t>
       </w:r>
     </w:p>
     <w:p>
@@ -503,7 +503,7 @@
     </w:p>
     <w:p>
       <w:r>
-        <w:t>The most systematic early treatment of reshoring barriers is the literature review by Wiesmann et al. (2017), who classify both drivers and barriers into five sets of dynamics: global competitive dynamics, home-country, host-country, supply-chain and firm-specific factors. On the barrier side, the review points to the absence of offshore production resources at home, a lack of skilled people in both the host and home countries, and a lack of supplier capacity and networks at home. However, as a review, it combines the results of very different primary studies and its five-dynamics structure is different from the firm-level framework developed in this thesis.</w:t>
+        <w:t>The most systematic early treatment of reshoring barriers is a literature review that classifies both drivers and barriers into five sets of dynamics: global competitive dynamics, home-country, host-country, supply-chain and firm-specific factors (Wiesmann et al., 2017). On the barrier side, the review points to the absence of offshore production resources at home, a lack of skilled people in both the host and home countries, and a lack of supplier capacity and networks at home. However, as a review, it combines the results of very different primary studies and its five-dynamics structure is different from the firm-level framework developed in this thesis.</w:t>
       </w:r>
     </w:p>
     <w:p>
@@ -2333,7 +2333,7 @@
     </w:p>
     <w:p>
       <w:r>
-        <w:t>There are few examples of direct implementation evidence specific to Asia. It is based on two single-cases; the first concerns a case from China to UK (Pegoraro et al., 2022), and the second concerns a partial reshoring from China to Italy (Pedroletti, 2025). Two of the four case firms moved production out of China in the multi-case study, Di Mauro et al. (2018), although the findings are not always attributed to the individual cases. The four fashion cases of Boffelli et al. (2021) are by contrast Romanian, Moroccan, Croatian and Hungarian host-areas and thus the results of this implementation enter the synthesis as general, rather than Asia-specific evidence. The results of Li et al. (2025) are also presented as general Nordic/Swedish evidence, except that it specifically mentions China among the host locations that are impacted by strict layoff regulations (see Section 4.2).</w:t>
+        <w:t>There are few examples of direct implementation evidence specific to Asia. It is based on two single-cases; the first concerns a case from China to UK (Pegoraro et al., 2022), and the second concerns a partial reshoring from China to Italy (Pedroletti, 2025). Two of the four case firms moved production out of China in the multi-case study, although the findings are not always attributed to the individual cases (Di Mauro et al., 2018). The four fashion cases are, by contrast, Romanian, Moroccan, Croatian and Hungarian host-areas, so the results of this implementation enter the synthesis as general, rather than Asia-specific, evidence (Boffelli et al., 2021). The Nordic/Swedish evidence is likewise presented as general, except that China is specifically named among the host locations affected by strict layoff regulations (Li et al., 2025; see Section 4.2).</w:t>
       </w:r>
     </w:p>
     <w:p>
@@ -4404,7 +4404,7 @@
     </w:p>
     <w:p>
       <w:r>
-        <w:t>The most striking pattern in the results is the predominance of the asset/capability category. The only barrier theme that is supported by direct case evidence, review syntheses and conceptual argument is the domestic skills and competence gap, and the physical counterpart — missing capacity, machinery and complementary tooling — is almost as broadly supported. The evidence thus suggests that the main challenge of reshoring is not so much about making the right decision, or even about paying for the reshoring, but about rebuilding productive capacity that has been lost over the years of offshoring. The most compelling evidence for this interpretation is the China-to-UK case, where the acquisition of the machinery was only the first step: the company had to acquire tooling, software, technical services, and train its workforce for about a year before production quality was acceptable (Pegoraro et al., 2022). In this case (Pegoraro et al., 2022), a single acquisition decision was followed by a twelve-month capability-building process, providing a more tangible example than any overall finding of the need for a separate analysis of the implementation stage. The general empirical evidence is in the same direction. Even after the reshoring decision, Swedish companies faced challenges related to lack of skills, equipment, and capacity (Li et al., 2025; Mirzaei et al., 2021), while reshoring companies in labour-intensive sectors experienced a shortage of skilled workforce (Di Mauro et al., 2018). The same cluster is found in review-level syntheses in the broader literature (Wiesmann et al., 2017; Ocicka, 2016). The results of Li et al. (2025), however, are presented at the level of their Swedish sample and not disaggregated by host country; they support the general pattern, not a China-specific claim.</w:t>
+        <w:t>The most striking pattern in the results is the predominance of the asset/capability category. The only barrier theme that is supported by direct case evidence, review syntheses and conceptual argument is the domestic skills and competence gap, and the physical counterpart — missing capacity, machinery and complementary tooling — is almost as broadly supported. The evidence thus suggests that the main challenge of reshoring is not so much about making the right decision, or even about paying for the reshoring, but about rebuilding productive capacity that has been lost over the years of offshoring. The most compelling evidence for this interpretation is the China-to-UK case, where the acquisition of the machinery was only the first step: the company had to acquire tooling, software, technical services, and train its workforce for about a year before production quality was acceptable (Pegoraro et al., 2022). In this case (Pegoraro et al., 2022), a single acquisition decision was followed by a twelve-month capability-building process, providing a more tangible example than any overall finding of the need for a separate analysis of the implementation stage. The general empirical evidence is in the same direction. Even after the reshoring decision, Swedish companies faced challenges related to lack of skills, equipment, and capacity (Li et al., 2025; Mirzaei et al., 2021), while reshoring companies in labour-intensive sectors experienced a shortage of skilled workforce (Di Mauro et al., 2018). The same cluster is found in review-level syntheses in the broader literature (Wiesmann et al., 2017; Ocicka, 2016). These results, however, are presented at the level of the Swedish sample and not disaggregated by host country (Li et al., 2025); they support the general pattern, not a China-specific claim.</w:t>
       </w:r>
     </w:p>
     <w:p>

--- a/thesis/FINAL_THESIS.docx
+++ b/thesis/FINAL_THESIS.docx
@@ -299,7 +299,7 @@
     </w:p>
     <w:p>
       <w:r>
-        <w:t>In this context, reshoring has gained more and more attention from companies, policymakers and academics (Barbieri et al., 2020; Pedroletti &amp; Ciabuschi, 2023). Some home countries have actively promoted the return of manufacturing, including the United States (Bolter &amp; Robey, 2020). Recent survey evidence shows that reshoring decisions are related to Industry 4.0 adoption, pandemic experiences, and made-in effects (Stentoft et al., 2025), and firm-level research indicates that the probability of reshoring is affected by home-country conditions (Wan et al., 2019). But a strong strategic argument for bringing production back does not imply that a firm has the resources and capabilities to make the move. Implementation may involve the firm having to re-establish manufacturing facilities, skills, and supplier networks in the home country. As mentioned in the literature, these implementation issues have been given much less attention than the reshoring decision itself (Ocicka, 2016; Pedroletti &amp; Ciabuschi, 2023). Barriers to implementation are a relevant and timely object of study, as many practical difficulties emerge during the implementation stage (Boffelli et al., 2021).</w:t>
+        <w:t>In this context, reshoring has gained more and more attention from companies, policymakers and academics (Barbieri et al., 2020; Pedroletti &amp; Ciabuschi, 2023). Some home countries have actively promoted the return of manufacturing, including the United States (Bolter &amp; Robey, 2020). Recent survey evidence shows that reshoring decisions are related to Industry 4.0 adoption, pandemic experiences, and made-in effects (Stentoft et al., 2025). Firm-level research also indicates that the probability of reshoring is affected by home-country conditions (Wan et al., 2019). But a strong strategic argument for bringing production back does not imply that a firm has the resources and capabilities to make the move. Implementation may involve the firm having to re-establish manufacturing facilities, skills, and supplier networks in the home country. As mentioned in the literature, these implementation issues have been given much less attention than the reshoring decision itself (Ocicka, 2016; Pedroletti &amp; Ciabuschi, 2023). Barriers to implementation are a relevant and timely object of study, as many practical difficulties emerge during the implementation stage (Boffelli et al., 2021).</w:t>
       </w:r>
     </w:p>
     <w:p>
@@ -457,17 +457,17 @@
     </w:p>
     <w:p>
       <w:r>
-        <w:t>The reshoring literature is based on a variety of theoretical approaches, and there is no single unified theory; there is currently no consensus on a "theory of reshoring", and previous studies have employed a range of different theoretical lenses (Wiesmann et al., 2017). The lenses of individual studies vary: one empirical analysis draws on Dunning's eclectic paradigm (Li et al., 2025), another applies a business-network perspective from internationalisation-process theory (Pedroletti, 2025), and a third builds on trade-theoretic work on de-globalisation and global value chains (D'Ambrosio &amp; Lavoratori, 2025).</w:t>
+        <w:t>The reshoring literature is based on a variety of theoretical approaches, and there is no single unified theory; there is currently no consensus on a "theory of reshoring", and previous studies have employed a range of different theoretical lenses (Wiesmann et al., 2017). The lenses of individual studies vary. One empirical analysis draws on Dunning's eclectic paradigm (Li et al., 2025). Another applies a business-network perspective from internationalisation-process theory (Pedroletti, 2025). A third builds on trade-theoretic work on de-globalisation and global value chains (D'Ambrosio &amp; Lavoratori, 2025).</w:t>
       </w:r>
     </w:p>
     <w:p>
       <w:r>
-        <w:t>In this plural background, the two theories used in this thesis are Transaction Cost Economics (TCE) and the Resource-Based View (RBV), as originally formulated (Williamson, 1985; Barney, 1991); if a reviewed study uses a different theory, this is indicated. Transaction Cost Economics directs attention to the costs of organising economic activity across firm and country boundaries, emphasising asset specificity, contractual safeguards, and the governance of exchange relationships (Williamson, 1985). This theory was not developed with reshoring in mind, and applying its concepts to the return of production is this thesis's own interpretation. From a TCE perspective, the exit side of implementation becomes visible: offshore arrangements embody committed investments and contractual obligations, and unwinding them carries real costs. Empirical evidence that is consistent with this logic includes the existence of strict layoff regulations in the host country, and locked investments that make it difficult to exit the host country quickly (Li et al., 2025), plant-closure fees and fiscal obligations reported in the review literature (Di Stefano &amp; Fratocchi, 2019), and the coordination burden that arises when production is split between home and host locations during a partial return (Pedroletti, 2025). Transaction-cost reasoning also points to hidden costs: sourcing decisions based on unit price are argued to systematically underestimate the total cost of offshore acquisition (Ocicka, 2016), and firms are reported to underestimate the operational adjustments that relocation requires (Boffelli et al., 2021).</w:t>
+        <w:t>In this plural background, the two theories used in this thesis are Transaction Cost Economics (TCE) and the Resource-Based View (RBV), as originally formulated (Williamson, 1985; Barney, 1991); if a reviewed study uses a different theory, this is indicated. Transaction Cost Economics directs attention to the costs of organising economic activity across firm and country boundaries, emphasising asset specificity, contractual safeguards, and the governance of exchange relationships (Williamson, 1985). This theory was not developed with reshoring in mind, and applying its concepts to the return of production is this thesis's own interpretation. From a TCE perspective, the exit side of implementation becomes visible: offshore arrangements embody committed investments and contractual obligations, and unwinding them carries real costs. Empirical evidence is consistent with this logic. Strict host-country layoff regulations and locked investments make it difficult to exit the host country quickly (Li et al., 2025). Plant-closure fees and fiscal obligations are also reported in the review literature (Di Stefano &amp; Fratocchi, 2019). A further cost arises from the coordination burden that appears when production is split between home and host locations during a partial return (Pedroletti, 2025). Transaction-cost reasoning also points to hidden costs. Sourcing decisions based on unit price are argued to systematically underestimate the total cost of offshore acquisition (Ocicka, 2016). Firms are also reported to underestimate the operational adjustments that relocation requires (Boffelli et al., 2021).</w:t>
       </w:r>
     </w:p>
     <w:p>
       <w:r>
-        <w:t>The Resource-Based View — the theory that competitive advantage rests on resources that are valuable, rare, imperfectly imitable and non-substitutable (Barney, 1991) — provides insights on the arrival side of implementation; as with TCE, this application to reshoring is the author's own interpretation. The RBV perspective suggests that the firm is a bundle of resources and capabilities, and reshoring will only be successful if the firm can rebuild or reacquire the productive resources (skills, machinery, routines, supplier relationships) needed by the home operation. The reshoring literature repeatedly mentions exactly such capability constraints: the loss of domestic manufacturing competences and capacity after long periods of offshoring (Wiesmann et al., 2017), the lack of specialized manpower faced by reshoring firms (Di Mauro et al., 2018), and the need to rebuild machinery, tooling, and workforce skills documented in case evidence (Pegoraro et al., 2022). Conceptual work complements this reading: reshoring is argued to present new fixed costs and capability requirements for firms, with existing value chains remaining "sticky" due to prior investment (D'Ambrosio &amp; Lavoratori, 2025). Combined, the two lenses are complementary: TCE helps to understand why it is expensive to leave the host country and the RBV helps to understand why it is difficult to re-establish production at home.</w:t>
+        <w:t>The Resource-Based View — the theory that competitive advantage rests on resources that are valuable, rare, imperfectly imitable and non-substitutable (Barney, 1991) — provides insights on the arrival side of implementation; as with TCE, this application to reshoring is the author's own interpretation. The RBV perspective suggests that the firm is a bundle of resources and capabilities, and reshoring will only be successful if the firm can rebuild or reacquire the productive resources (skills, machinery, routines, supplier relationships) needed by the home operation. The reshoring literature repeatedly mentions exactly such capability constraints. The loss of domestic manufacturing competences and capacity after long periods of offshoring is one recurring theme (Wiesmann et al., 2017). Reshoring firms also face a lack of specialised manpower (Di Mauro et al., 2018). Case evidence further documents the need to rebuild machinery, tooling, and workforce skills (Pegoraro et al., 2022). Conceptual work complements this reading: reshoring is argued to present new fixed costs and capability requirements for firms, with existing value chains remaining "sticky" due to prior investment (D'Ambrosio &amp; Lavoratori, 2025). Combined, the two lenses are complementary: TCE helps to understand why it is expensive to leave the host country and the RBV helps to understand why it is difficult to re-establish production at home.</w:t>
       </w:r>
     </w:p>
     <w:p>
@@ -480,7 +480,7 @@
     </w:p>
     <w:p>
       <w:r>
-        <w:t>This thesis makes a distinction between the motivations for reshoring and the challenges of reshoring. The literature on drivers is relatively well developed (Wiesmann et al., 2017). Offshoring is concluded to be primarily motivated by cost reduction, while backshoring typically occurs as a result of a strategic reorientation towards customer perceived value, and the return is not necessarily a managerial error, but rather a strategic evolution (Di Mauro et al., 2018). Quantitative firm-level evidence links reshoring decisions to home-country conditions (Wan et al., 2019) and to Industry 4.0 adoption, pandemic experience, and made-in effects (Stentoft et al., 2025), while survey and case research has explored the link between digital-technology adoption and backshoring decisions (Kamp &amp; Gibaja, 2021).</w:t>
+        <w:t>This thesis makes a distinction between the motivations for reshoring and the challenges of reshoring. The literature on drivers is relatively well developed (Wiesmann et al., 2017). Offshoring is concluded to be primarily motivated by cost reduction, while backshoring typically occurs as a result of a strategic reorientation towards customer perceived value, and the return is not necessarily a managerial error, but rather a strategic evolution (Di Mauro et al., 2018). Quantitative firm-level evidence links reshoring decisions to home-country conditions (Wan et al., 2019). Other quantitative evidence links reshoring decisions to Industry 4.0 adoption, pandemic experience, and made-in effects (Stentoft et al., 2025). Survey and case research has also explored the link between digital-technology adoption and backshoring decisions (Kamp &amp; Gibaja, 2021).</w:t>
       </w:r>
     </w:p>
     <w:p>
@@ -513,7 +513,7 @@
     </w:p>
     <w:p>
       <w:r>
-        <w:t>The research gap is identified by three limitations of this body of knowledge. The most basic is fragmentation: individual studies identify individual obstacles, but consolidated, firm-level syntheses focused specifically on implementation are rare, and the implementation stage remains under-researched compared with the reshoring decision (Ocicka, 2016; Pedroletti &amp; Ciabuschi, 2023). The evidence is also diverse in nature, with direct observations of cases, review-level aggregations, and conceptual arguments all being cited as evidence, but each of these types of evidence is different and thus must be interpreted differently. Most important for this thesis, the literature is not disaggregated in an Asia-specific manner. Although Asia is the primary offshore manufacturing destination (Gao et al., 2022), most studies report barriers at the sample level, and do not differentiate between barriers that relate to the return from Asian host countries. There are a few cases of direct implementation evidence, such as a China-to-UK case that documents skills, machinery and ramp-up difficulties (Pegoraro et al., 2022) and a China-to-Italy case that documents supplier dependence and coordination burdens in a partial return (Pedroletti, 2025). The four categories in this thesis — regulatory/institutional, cultural/organisational, cost/operational, and asset/capability barriers — are designed to bring together this fragmented evidence at the firm level while maintaining the distinction between empirical, review, conceptual, and Asia-specific evidence.</w:t>
+        <w:t>The research gap is identified by three limitations of this body of knowledge. The most basic is fragmentation: individual studies identify individual obstacles, but consolidated, firm-level syntheses focused specifically on implementation are rare, and the implementation stage remains under-researched compared with the reshoring decision (Ocicka, 2016; Pedroletti &amp; Ciabuschi, 2023). The evidence is also diverse in nature, with direct observations of cases, review-level aggregations, and conceptual arguments all being cited as evidence, but each of these types of evidence is different and thus must be interpreted differently. Most important for this thesis, the literature is not disaggregated in an Asia-specific manner. Although Asia is the primary offshore manufacturing destination (Gao et al., 2022), most studies report barriers at the sample level, and do not differentiate between barriers that relate to the return from Asian host countries. There are a few cases of direct implementation evidence. One is a China-to-UK case that documents skills, machinery and ramp-up difficulties (Pegoraro et al., 2022). Another is a China-to-Italy case that documents supplier dependence and coordination burdens in a partial return (Pedroletti, 2025). The four categories in this thesis — regulatory/institutional, cultural/organisational, cost/operational, and asset/capability barriers — are designed to bring together this fragmented evidence at the firm level while maintaining the distinction between empirical, review, conceptual, and Asia-specific evidence.</w:t>
       </w:r>
     </w:p>
     <w:p>
@@ -2328,12 +2328,12 @@
     </w:p>
     <w:p>
       <w:r>
-        <w:t>There are 3 types of contributing evidence. There are four main empirical studies (Boffelli et al., 2021; Li et al., 2025; Pegoraro et al., 2022; Pedroletti, 2025), and two auxiliary empirical studies (Di Mauro et al., 2018; Mirzaei et al., 2021), with a third supporting empirical study (Robinson &amp; Hsieh, 2016) providing only contextual evidence. The evidence from literature is derived from six sources (Pedroletti &amp; Ciabuschi, 2023; Wiesmann et al., 2017; Espíndola et al., 2023; Di Stefano &amp; Fratocchi, 2019; Ocicka, 2016; Bilbao-Ubillos et al., 2024), while conceptual argument from additional two sources (D'Ambrosio &amp; Lavoratori, 2025; Gupta et al., 2023). The types are listed separately in each section, to avoid consolidating them into a single frequency since the evidential weight of a case observation is different from that of a review finding, or a conceptual argument. Both the two main empirical studies (Pegoraro et al., 2022; Pedroletti, 2025) have a single case design and the results are presented as case studies, not generalisations.</w:t>
+        <w:t>There are 3 types of contributing evidence. There are four main empirical studies (Boffelli et al., 2021; Li et al., 2025; Pegoraro et al., 2022; Pedroletti, 2025) and two auxiliary empirical studies (Di Mauro et al., 2018; Mirzaei et al., 2021). A third supporting empirical study (Robinson &amp; Hsieh, 2016) provides only contextual evidence. The evidence from literature is derived from six sources (Pedroletti &amp; Ciabuschi, 2023; Wiesmann et al., 2017; Espíndola et al., 2023; Di Stefano &amp; Fratocchi, 2019; Ocicka, 2016; Bilbao-Ubillos et al., 2024), while conceptual argument comes from two further sources (D'Ambrosio &amp; Lavoratori, 2025; Gupta et al., 2023). The types are listed separately in each section, to avoid consolidating them into a single frequency since the evidential weight of a case observation is different from that of a review finding, or a conceptual argument. Both the two main empirical studies (Pegoraro et al., 2022; Pedroletti, 2025) have a single case design and the results are presented as case studies, not generalisations.</w:t>
       </w:r>
     </w:p>
     <w:p>
       <w:r>
-        <w:t>There are few examples of direct implementation evidence specific to Asia. It is based on two single-cases; the first concerns a case from China to UK (Pegoraro et al., 2022), and the second concerns a partial reshoring from China to Italy (Pedroletti, 2025). Two of the four case firms moved production out of China in the multi-case study, although the findings are not always attributed to the individual cases (Di Mauro et al., 2018). The four fashion cases are, by contrast, Romanian, Moroccan, Croatian and Hungarian host-areas, so the results of this implementation enter the synthesis as general, rather than Asia-specific, evidence (Boffelli et al., 2021). The Nordic/Swedish evidence is likewise presented as general, except that China is specifically named among the host locations affected by strict layoff regulations (Li et al., 2025; see Section 4.2).</w:t>
+        <w:t>There are few examples of direct implementation evidence specific to Asia. It is based on two single cases. The first concerns a case from China to UK (Pegoraro et al., 2022). The second concerns a partial reshoring from China to Italy (Pedroletti, 2025). Two of the four case firms moved production out of China in the multi-case study, although the findings are not always attributed to the individual cases (Di Mauro et al., 2018). The four fashion cases are, by contrast, Romanian, Moroccan, Croatian and Hungarian host-areas, so the results of this implementation enter the synthesis as general, rather than Asia-specific, evidence (Boffelli et al., 2021). The Nordic/Swedish evidence is likewise presented as general, except that China is specifically named among the host locations affected by strict layoff regulations (Li et al., 2025; see Section 4.2).</w:t>
       </w:r>
     </w:p>
     <w:p>
@@ -4282,7 +4282,7 @@
     </w:p>
     <w:p>
       <w:r>
-        <w:t>The most direct evidence in this category relates to the implementation stage itself. In four fashion-industry relocation cases, the failure of relocation initiatives was directly linked to errors in the implementation phase, with insufficient internal organisational readiness, managerial behavioural biases, and learning through trial-and-error during implementation identified as implementation-stage problems; the central conclusion is that reshoring succeeds only if firms manage implementation correctly (Boffelli et al., 2021). These findings are general implementation evidence for the cases of Romanian, Moroccan, Croatian and Hungarian host locations. The literature reviewed reveals related organisational weaknesses: the immaturity of firms' reshoring processes and internal communication gaps (Wiesmann et al., 2017), and, conceptually, a managerial-capability gap has been argued to limit reshoring, especially for smaller firms (D'Ambrosio &amp; Lavoratori, 2025).</w:t>
+        <w:t>The most direct evidence in this category relates to the implementation stage itself. In four fashion-industry relocation cases, the failure of relocation initiatives was directly linked to errors in the implementation phase, with insufficient internal organisational readiness, managerial behavioural biases, and learning through trial-and-error during implementation identified as implementation-stage problems; the central conclusion is that reshoring succeeds only if firms manage implementation correctly (Boffelli et al., 2021). These findings are general implementation evidence for the cases of Romanian, Moroccan, Croatian and Hungarian host locations. The literature reviewed reveals related organisational weaknesses. The immaturity of firms' reshoring processes and internal communication gaps is one such weakness (Wiesmann et al., 2017). Conceptually, a managerial-capability gap has also been argued to limit reshoring, especially for smaller firms (D'Ambrosio &amp; Lavoratori, 2025).</w:t>
       </w:r>
     </w:p>
     <w:p>
@@ -4302,7 +4302,7 @@
     </w:p>
     <w:p>
       <w:r>
-        <w:t>Finally, an organisational-adaptation burden is consistently reported at review level where reshoring is technology-enabled. Digital adaptation is not just about the acquisition of technology but also involves altering routines, responsibilities, information flows, supplier and customer relationships, and the lack of digital technical skills (Bilbao-Ubillos et al., 2024); technology-implementation readiness and the absence of a valid business model preceding the technology choice are also reported among barriers at the intersection of reshoring and Industry 4.0 (Espíndola et al., 2023). Industry 4.0 is conceptually presented as a dual phenomenon, both as an enabler of reshoring and as a phenomenon that requires new skills, investments, integration and organisational adaptation (Gupta et al., 2023), and an automation-scale threshold has been argued, whereby automation does not automatically facilitate reshoring (D'Ambrosio &amp; Lavoratori, 2025). This theme is not directly observed in the sample, as there is no direct empirical study.</w:t>
+        <w:t>Finally, an organisational-adaptation burden is consistently reported at review level where reshoring is technology-enabled. Digital adaptation is not just about the acquisition of technology but also involves altering routines, responsibilities, information flows, supplier and customer relationships, and the lack of digital technical skills (Bilbao-Ubillos et al., 2024). Technology-implementation readiness and the absence of a valid business model preceding the technology choice are also reported among barriers at the intersection of reshoring and Industry 4.0 (Espíndola et al., 2023). Industry 4.0 is conceptually presented as a dual phenomenon, both as an enabler of reshoring and as a phenomenon that requires new skills, investments, integration and organisational adaptation (Gupta et al., 2023). An automation-scale threshold has also been argued, whereby automation does not automatically facilitate reshoring (D'Ambrosio &amp; Lavoratori, 2025). This theme is not directly observed in the sample, as there is no direct empirical study.</w:t>
       </w:r>
     </w:p>
     <w:p>
@@ -4315,17 +4315,17 @@
     </w:p>
     <w:p>
       <w:r>
-        <w:t>The first cost/operational theme is the lack of domestic supply base: even after production is resumed, companies can continue to rely on foreign suppliers due to the absence of domestic materials, specialised components, supplier know-how, or adequate scale (Mirzaei et al., 2021). A shortage of suppliers in high-cost home countries and the need to rebuild suppliers are also identified as challenges associated with backshoring, although the specific cases are not attributed individually among the four cases in that study, two of which were backshored from China (Di Mauro et al., 2018). The theme is echoed in the review literature: weak home-country supplier capacity, local networks, and supply-chain integration are reported as barriers (Wiesmann et al., 2017), and the erosion of domestic supplier networks is identified as an implementation concern discussed in the reshoring literature (Ocicka, 2016). A domestic quality-supplier gap is also conceptually noted (Gupta et al., 2023).</w:t>
+        <w:t>The first cost/operational theme is the lack of domestic supply base: even after production is resumed, companies can continue to rely on foreign suppliers due to the absence of domestic materials, specialised components, supplier know-how, or adequate scale (Mirzaei et al., 2021). A shortage of suppliers in high-cost home countries and the need to rebuild suppliers are also identified as challenges associated with backshoring, although the specific cases are not attributed individually among the four cases in that study, two of which were backshored from China (Di Mauro et al., 2018). The theme is echoed in the review literature. Weak home-country supplier capacity, local networks, and supply-chain integration are reported as barriers (Wiesmann et al., 2017). The erosion of domestic supplier networks is also identified as an implementation concern discussed in the reshoring literature (Ocicka, 2016). A domestic quality-supplier gap is also conceptually noted (Gupta et al., 2023).</w:t>
       </w:r>
     </w:p>
     <w:p>
       <w:r>
-        <w:t>The return creates new costs: cost miscalculation occurred during or after relocation among the Swedish companies studied (Li et al., 2025). Implementation-cost escalation and cost-coordination complexity are among the barriers at the reshoring-Industry 4.0 intersection at the review level (Espíndola et al., 2023). The new fixed costs of reshoring — building or rebuilding a plant, buying or rebuilding equipment and automation, hiring and training workers, and rebuilding a domestic supplier network — are conceptually described as among the most direct implementation barriers (D'Ambrosio &amp; Lavoratori, 2025), while switching and reconfiguration costs, including duplicate operations during the transition, are identified as a further cost barrier at the conceptual level (Gupta et al., 2023). These new costs of the return are in addition to the sunk costs of the offshore operation, which are reported separately in Section 4.5.</w:t>
+        <w:t>The return creates new costs: cost miscalculation occurred during or after relocation among the Swedish companies studied (Li et al., 2025). Implementation-cost escalation and cost-coordination complexity are among the barriers at the reshoring-Industry 4.0 intersection at the review level (Espíndola et al., 2023). The new fixed costs of reshoring — building or rebuilding a plant, buying or rebuilding equipment and automation, hiring and training workers, and rebuilding a domestic supplier network — are conceptually described as among the most direct implementation barriers (D'Ambrosio &amp; Lavoratori, 2025). Switching and reconfiguration costs, including duplicate operations during the transition, are also identified as a further cost barrier at the conceptual level (Gupta et al., 2023). These new costs of the return are in addition to the sunk costs of the offshore operation, which are reported separately in Section 4.5.</w:t>
       </w:r>
     </w:p>
     <w:p>
       <w:r>
-        <w:t>A high cost home environment, in turn, does not preclude physical relocation, but rather limits the viability and extent of reshoring. Labour cost, along with high energy and overhead costs, was identified as a challenge by all five case companies studied (Mirzaei et al., 2021); labour, overhead, and total costs were also among the most common barriers mentioned by the Swedish companies studied (Li et al., 2025). The economic viability and extent of the return is conceptually said to be influenced by a home-country factor-cost disadvantage (D'Ambrosio &amp; Lavoratori, 2025). This theme is mentioned here only as a limitation on re-established domestic production, but not as a reason for the original offshoring decision.</w:t>
+        <w:t>A high cost home environment, in turn, does not preclude physical relocation, but rather limits the viability and extent of reshoring. Labour cost, along with high energy and overhead costs, was identified as a challenge by all five case companies studied (Mirzaei et al., 2021). Labour, overhead, and total costs were also among the most common barriers mentioned by the Swedish companies studied in a related survey (Li et al., 2025). The economic viability and extent of the return is conceptually said to be influenced by a home-country factor-cost disadvantage (D'Ambrosio &amp; Lavoratori, 2025). This theme is mentioned here only as a limitation on re-established domestic production, but not as a reason for the original offshoring decision.</w:t>
       </w:r>
     </w:p>
     <w:p>
@@ -4348,22 +4348,22 @@
     </w:p>
     <w:p>
       <w:r>
-        <w:t>The most widely cited barrier in the corpus is the loss of domestic skilled labour and manufacturing competence, which is found in direct case evidence, throughout the review literature and in conceptual argument. In the China-to-UK case, the company did not have the knowledge to make the part on its own, and the learning curve — getting the equipment to work, training employees, gaining experience, and achieving acceptable quality — took about a year (Pegoraro et al., 2022). An internal competence gap, described as competencies lost over years of offshoring, was found among Swedish firms (Li et al., 2025), and a domestic skilled-labour shortage — loss of tacit knowledge, lack of core manufacturing competencies, and high training time and cost — was found among Swedish firms in a related study (Mirzaei et al., 2021). A lack of specialised manpower and loss of domestic competences are also identified as constraints in implementing the return (Di Mauro et al., 2018). A shortage of skilled labour (Wiesmann et al., 2017), a technical-skills shortage and a generational manufacturing-skills gap (Ocicka, 2016), and a digital technical-skills shortage (Bilbao-Ubillos et al., 2024) are reported at the review level, while a domestic skilled-workforce shortage (D'Ambrosio &amp; Lavoratori, 2025) and a domestic labour-availability gap (Gupta et al., 2023) are argued conceptually.</w:t>
+        <w:t>The most widely cited barrier in the corpus is the loss of domestic skilled labour and manufacturing competence, which is found in direct case evidence, throughout the review literature and in conceptual argument. In the China-to-UK case, the company did not have the knowledge to make the part on its own, and the learning curve — getting the equipment to work, training employees, gaining experience, and achieving acceptable quality — took about a year (Pegoraro et al., 2022). An internal competence gap, described as competencies lost over years of offshoring, was found among Swedish firms (Li et al., 2025). A domestic skilled-labour shortage — loss of tacit knowledge, lack of core manufacturing competencies, and high training time and cost — was also found among Swedish firms in a related study (Mirzaei et al., 2021). A lack of specialised manpower and loss of domestic competences are also identified as constraints in implementing the return (Di Mauro et al., 2018). At the review level, a shortage of skilled labour is one reported constraint (Wiesmann et al., 2017). A technical-skills shortage and a generational manufacturing-skills gap are reported similarly (Ocicka, 2016). Review evidence also points to a digital technical-skills shortage (Bilbao-Ubillos et al., 2024). A domestic skilled-workforce shortage is argued conceptually (D'Ambrosio &amp; Lavoratori, 2025). A domestic labour-availability gap is argued on the same conceptual grounds (Gupta et al., 2023).</w:t>
       </w:r>
     </w:p>
     <w:p>
       <w:r>
-        <w:t>The physical aspect of capability rebuilding is closely related. As in the case of China to UK, the re-establishment of production is not just about purchasing a machine, but also about identifying the required technology, finding and integrating the appropriate equipment, and acquiring tooling, tooling suppliers, software, technical support, and specialised services, that is, rebuilding an interconnected production system (Pegoraro et al., 2022). Even after the decision to reshore, Swedish companies reported a domestic capacity shortage (Li et al., 2025), and a domestic production-capacity gap — insufficient facilities, equipment limits, and investment resources — was reported in a related study of Swedish firms (Mirzaei et al., 2021). The review literature documents a domestic capacity shortage and an infrastructure lock-out after a long period of offshoring (Wiesmann et al., 2017), and the theme is conceptually mentioned in the new-fixed-costs argument (D'Ambrosio &amp; Lavoratori, 2025) and in a conceptually noted domestic infrastructure gap (Gupta et al., 2023).</w:t>
+        <w:t>The physical aspect of capability rebuilding is closely related. As in the case of China to UK, the re-establishment of production is not just about purchasing a machine, but also about identifying the required technology, finding and integrating the appropriate equipment, and acquiring tooling, tooling suppliers, software, technical support, and specialised services, that is, rebuilding an interconnected production system (Pegoraro et al., 2022). Even after the decision to reshore, Swedish companies reported a domestic capacity shortage (Li et al., 2025). A domestic production-capacity gap — insufficient facilities, equipment limits, and investment resources — was also reported in a related study of Swedish firms (Mirzaei et al., 2021). The review literature documents a domestic capacity shortage and an infrastructure lock-out after a long period of offshoring (Wiesmann et al., 2017). The theme is also mentioned conceptually in the new-fixed-costs argument (D'Ambrosio &amp; Lavoratori, 2025). A domestic infrastructure gap is separately noted on similar conceptual grounds (Gupta et al., 2023).</w:t>
       </w:r>
     </w:p>
     <w:p>
       <w:r>
-        <w:t>Capability constraints are not just within the firm's boundaries: specialised capabilities that are located with the host-country supplier may be hard to repatriate. In the China-to-Italy case (Pedroletti, 2025), the inability to fully replace the Chinese network was the reason for partial reshoring, as the firm lacked the production knowledge, experience with the components, specialised sourcing skills, and suitable domestic suppliers. The gap was not in the general ability to manufacture domestically, but in this particular and specialised ability. Swedish firms were also found to be dependent on suppliers and intellectual property, meaning that the firm does not have full control over the rights to a component or technology and cannot simply shift production home (Li et al., 2025). At review level, host-supplier dependence (Wiesmann et al., 2017) and offshore knowledge dependence (Bilbao-Ubillos et al., 2024) are reported, and knowledge-transfer ambiguity — knowledge residing with offshore employees, subsidiaries, suppliers, or the host-country network — is conceptually identified (Gupta et al., 2023).</w:t>
+        <w:t>Capability constraints are not just within the firm's boundaries: specialised capabilities that are located with the host-country supplier may be hard to repatriate. In the China-to-Italy case (Pedroletti, 2025), the inability to fully replace the Chinese network was the reason for partial reshoring, as the firm lacked the production knowledge, experience with the components, specialised sourcing skills, and suitable domestic suppliers. The gap was not in the general ability to manufacture domestically, but in this particular and specialised ability. Swedish firms were also found to be dependent on suppliers and intellectual property, meaning that the firm does not have full control over the rights to a component or technology and cannot simply shift production home (Li et al., 2025). At review level, host-supplier dependence is reported (Wiesmann et al., 2017). Offshore knowledge dependence is reported similarly (Bilbao-Ubillos et al., 2024). Knowledge-transfer ambiguity — knowledge residing with offshore employees, subsidiaries, suppliers, or the host-country network — is identified at the conceptual level (Gupta et al., 2023).</w:t>
       </w:r>
     </w:p>
     <w:p>
       <w:r>
-        <w:t>Established value chains also exhibit inertia. Offshore sunk-cost inertia is reported at review level (Bilbao-Ubillos et al., 2024), and value chains are conceptually argued to be "sticky", especially for large firms, due to sunk investment, established supplier relationships, specialised infrastructure, and location-specific knowledge (D'Ambrosio &amp; Lavoratori, 2025). This theme is based on review and conceptual evidence, and the sunk costs offshore described in this theme are different from the new fixed costs of the return described in Section 4.4.</w:t>
+        <w:t>Established value chains also exhibit inertia. Offshore sunk-cost inertia is reported at review level (Bilbao-Ubillos et al., 2024). Value chains are also conceptually argued to be "sticky", especially for large firms, due to sunk investment, established supplier relationships, specialised infrastructure, and location-specific knowledge (D'Ambrosio &amp; Lavoratori, 2025). This theme is based on review and conceptual evidence, and the sunk costs offshore described in this theme are different from the new fixed costs of the return described in Section 4.4.</w:t>
       </w:r>
     </w:p>
     <w:p>
@@ -4404,12 +4404,12 @@
     </w:p>
     <w:p>
       <w:r>
-        <w:t>The most striking pattern in the results is the predominance of the asset/capability category. The only barrier theme that is supported by direct case evidence, review syntheses and conceptual argument is the domestic skills and competence gap, and the physical counterpart — missing capacity, machinery and complementary tooling — is almost as broadly supported. The evidence thus suggests that the main challenge of reshoring is not so much about making the right decision, or even about paying for the reshoring, but about rebuilding productive capacity that has been lost over the years of offshoring. The most compelling evidence for this interpretation is the China-to-UK case, where the acquisition of the machinery was only the first step: the company had to acquire tooling, software, technical services, and train its workforce for about a year before production quality was acceptable (Pegoraro et al., 2022). In this case (Pegoraro et al., 2022), a single acquisition decision was followed by a twelve-month capability-building process, providing a more tangible example than any overall finding of the need for a separate analysis of the implementation stage. The general empirical evidence is in the same direction. Even after the reshoring decision, Swedish companies faced challenges related to lack of skills, equipment, and capacity (Li et al., 2025; Mirzaei et al., 2021), while reshoring companies in labour-intensive sectors experienced a shortage of skilled workforce (Di Mauro et al., 2018). The same cluster is found in review-level syntheses in the broader literature (Wiesmann et al., 2017; Ocicka, 2016). These results, however, are presented at the level of the Swedish sample and not disaggregated by host country (Li et al., 2025); they support the general pattern, not a China-specific claim.</w:t>
+        <w:t>The most striking pattern in the results is the predominance of the asset/capability category. The only barrier theme that is supported by direct case evidence, review syntheses and conceptual argument is the domestic skills and competence gap, and the physical counterpart — missing capacity, machinery and complementary tooling — is almost as broadly supported. The evidence thus suggests that the main challenge of reshoring is not so much about making the right decision, or even about paying for the reshoring, but about rebuilding productive capacity that has been lost over the years of offshoring. The most compelling evidence for this interpretation is the China-to-UK case, where the acquisition of the machinery was only the first step: the company had to acquire tooling, software, technical services, and train its workforce for about a year before production quality was acceptable (Pegoraro et al., 2022). In this case (Pegoraro et al., 2022), a single acquisition decision was followed by a twelve-month capability-building process, providing a more tangible example than any overall finding of the need for a separate analysis of the implementation stage. The general empirical evidence is in the same direction. Even after the reshoring decision, Swedish companies faced challenges related to lack of skills, equipment, and capacity (Li et al., 2025; Mirzaei et al., 2021). Reshoring companies in labour-intensive sectors also experienced a shortage of skilled workforce (Di Mauro et al., 2018). The same cluster is found in review-level syntheses in the broader literature (Wiesmann et al., 2017; Ocicka, 2016). These results, however, are presented at the level of the Swedish sample and not disaggregated by host country (Li et al., 2025); they support the general pattern, not a China-specific claim.</w:t>
       </w:r>
     </w:p>
     <w:p>
       <w:r>
-        <w:t>This capability reading is the reason for the fact that reshoring implementation is not offshoring in reverse. As production shifted to Asia, production shifted to places where suppliers, skilled labour and infrastructure were already in place; the offshoring firm could simply connect to an existing manufacturing ecosystem (Yang, 2016). The other way around is true for the returning company: the domestic ecosystem it has left behind has partially vanished. This is referred to in the review literature as infrastructure lock-out and the hollowing-out of domestic supplier bases (Wiesmann et al., 2017; Ocicka, 2016), and in the conceptual literature as the stickiness of established value chains (D'Ambrosio &amp; Lavoratori, 2025). This review also notes that the asymmetry is active on both sides of the move simultaneously. On the exit side, layoff regulations in the host country, locked investments, and exit costs make exit slow and costly (Li et al., 2025; Di Stefano &amp; Fratocchi, 2019). On the receiving end, the company needs to re-establish skills, equipment and supplier relationships at the cost of a high-wage economy (Mirzaei et al., 2021). Thus a firm may find itself in a situation where it is expensive to leave the host country, but the home country is not prepared to accept it.</w:t>
+        <w:t>This capability reading is the reason for the fact that reshoring implementation is not offshoring in reverse. As production shifted to Asia, production shifted to places where suppliers, skilled labour and infrastructure were already in place; the offshoring firm could simply connect to an existing manufacturing ecosystem (Yang, 2016). The other way around is true for the returning company: the domestic ecosystem it has left behind has partially vanished. This is referred to in the review literature as infrastructure lock-out and the hollowing-out of domestic supplier bases (Wiesmann et al., 2017; Ocicka, 2016). The conceptual literature refers to the same asymmetry as the stickiness of established value chains (D'Ambrosio &amp; Lavoratori, 2025). This review also notes that the asymmetry is active on both sides of the move simultaneously. On the exit side, layoff regulations in the host country, locked investments, and exit costs make exit slow and costly (Li et al., 2025; Di Stefano &amp; Fratocchi, 2019). On the receiving end, the company needs to re-establish skills, equipment and supplier relationships at the cost of a high-wage economy (Mirzaei et al., 2021). Thus a firm may find itself in a situation where it is expensive to leave the host country, but the home country is not prepared to accept it.</w:t>
       </w:r>
     </w:p>
     <w:p>
@@ -4424,7 +4424,7 @@
     </w:p>
     <w:p>
       <w:r>
-        <w:t>There are two qualifications to all these interpretations. The direct evidence that is truly Asia-specific is limited to two documented cases: one automotive supplier that returned from China to the United Kingdom (Pegoraro et al., 2022) and one manufacturer that partially returned from China to Italy (Pedroletti, 2025). As in the general pattern, these cases focus on capability rebuilding and supplier dependence, but two cases in one host country cannot be interpreted as representing Asian markets in general, and nothing here should be interpreted as a statement about, say, returns from Vietnam, India, or Indonesia. The second qualification relates to the thinness of the regulatory/institutional category, which is the least supported by direct empirical evidence. It could be because it is truly unimportant, but it could also be because of the makeup of the evidence base. The one study that systematically searched for them found exit-side regulatory constraints (Li et al., 2025), and they are also mentioned in the review literature (Di Stefano &amp; Fratocchi, 2019), suggesting that they are not absent but under-observed. The categories are weighted here according to the evidence they have, but it is recognized that absence of evidence is not evidence of absence.</w:t>
+        <w:t>There are two qualifications to all these interpretations. The direct evidence that is truly Asia-specific is limited to two documented cases. One is an automotive supplier that returned from China to the United Kingdom (Pegoraro et al., 2022). The other is a manufacturer that partially returned from China to Italy (Pedroletti, 2025). As in the general pattern, these cases focus on capability rebuilding and supplier dependence, but two cases in one host country cannot be interpreted as representing Asian markets in general, and nothing here should be interpreted as a statement about, say, returns from Vietnam, India, or Indonesia. The second qualification relates to the thinness of the regulatory/institutional category, which is the least supported by direct empirical evidence. It could be because it is truly unimportant, but it could also be because of the makeup of the evidence base. The one study that systematically searched for them found exit-side regulatory constraints (Li et al., 2025). They are also mentioned in the review literature (Di Stefano &amp; Fratocchi, 2019), suggesting that they are not absent but under-observed. The categories are weighted here according to the evidence they have, but it is recognized that absence of evidence is not evidence of absence.</w:t>
       </w:r>
     </w:p>
     <w:p>
@@ -4442,22 +4442,22 @@
     </w:p>
     <w:p>
       <w:r>
-        <w:t>The exit-side findings have a common logic from a Transaction Cost Economics (TCE) perspective (Williamson, 1985). Offshore arrangements are resistant to unwinding because of asset specificity, which is investment tied to a specific exchange relationship (Williamson, 1985). In transaction-cost terms, the locked investments and significant exit costs reported among Swedish firms (Li et al., 2025), the closure fees and layoff constraints reported in the review literature (Di Stefano &amp; Fratocchi, 2019), and the contractual and intellectual-property constraints that prevent a firm from simply relocating production it does not fully control (Li et al., 2025) are all the price of dismantling governance structures built around specific assets. The hybrid configuration, which involves a partial return, is exactly the kind of production split that involves ongoing transaction costs: coordinating production between home and host locations, with technically interdependent components moving back and forth. The small-numbers dependency that transaction-cost reasoning associates with specific assets is reflected in the reduced bargaining power towards fewer, non-substitutable suppliers reported in the China-to-Italy case (Pedroletti, 2025). Finally, bounded rationality provides an explanation for the miscalculation results: firms underestimated operational changes (Boffelli et al., 2021) and faced cost surprises when relocating (Li et al., 2025) not because they were negligent, but because they could not have all the information required to make a full ex ante calculation of an implementation process. Unless explicitly used in the studies, these are interpretations made by this thesis; the studies reviewed did not test transaction-cost hypotheses, and this reading does not attempt to validate the theory.</w:t>
+        <w:t>The exit-side findings have a common logic from a Transaction Cost Economics (TCE) perspective (Williamson, 1985). Offshore arrangements are resistant to unwinding because of asset specificity, which is investment tied to a specific exchange relationship (Williamson, 1985). In transaction-cost terms, the locked investments and significant exit costs reported among Swedish firms are one price of dismantling governance structures built around specific assets (Li et al., 2025). The closure fees and layoff constraints reported in the review literature are another (Di Stefano &amp; Fratocchi, 2019). So are the contractual and intellectual-property constraints that prevent a firm from simply relocating production it does not fully control (Li et al., 2025). The hybrid configuration, which involves a partial return, is exactly the kind of production split that involves ongoing transaction costs: coordinating production between home and host locations, with technically interdependent components moving back and forth. The small-numbers dependency that transaction-cost reasoning associates with specific assets is reflected in the reduced bargaining power towards fewer, non-substitutable suppliers reported in the China-to-Italy case (Pedroletti, 2025). Finally, bounded rationality provides an explanation for the miscalculation results. Firms underestimated operational changes, not because they were negligent, but because they could not have all the information required to make a full ex ante calculation of an implementation process (Boffelli et al., 2021). The same logic explains why firms faced cost surprises when relocating (Li et al., 2025). Unless explicitly used in the studies, these are interpretations made by this thesis; the studies reviewed did not test transaction-cost hypotheses, and this reading does not attempt to validate the theory.</w:t>
       </w:r>
     </w:p>
     <w:p>
       <w:r>
-        <w:t>The findings from the arrival side are similarly coherent from a Resource-Based View perspective (Barney, 1991). The capabilities that offshoring firms allowed to erode — manufacturing skills, tacit production knowledge, supplier relationships, and functioning regional ecosystems — are the kinds of resources that the theory says are hard to imitate or acquire quickly: they are developed through experience, they are embedded in people and routines, and they rely on complementary assets (Barney, 1991). This is why the most consistent finding of the review is that capability gaps cannot be filled with a purchase. The China-to-UK case illustrates this in miniature: the machine could be purchased, but it took a year of training and error-elimination to be able to operate it productively (Pegoraro et al., 2022); and the general evidence on skills shortages, generational knowledge loss, and supplier-network gaps (Di Mauro et al., 2018; Mirzaei et al., 2021; Ocicka, 2016) shows the same logic at sample level. The availability of skilled labour, specialised suppliers, and supporting institutions in the home region (Pegoraro et al., 2022) acts as a complementary resource endowment that individual firms can access but not produce on their own, which also sheds light on the regional ecosystem findings.</w:t>
+        <w:t>The findings from the arrival side are similarly coherent from a Resource-Based View perspective (Barney, 1991). The capabilities that offshoring firms allowed to erode — manufacturing skills, tacit production knowledge, supplier relationships, and functioning regional ecosystems — are the kinds of resources that the theory says are hard to imitate or acquire quickly: they are developed through experience, they are embedded in people and routines, and they rely on complementary assets (Barney, 1991). This is why the most consistent finding of the review is that capability gaps cannot be filled with a purchase. The China-to-UK case illustrates this in miniature: the machine could be purchased, but it took a year of training and error-elimination to be able to operate it productively (Pegoraro et al., 2022). The general evidence on skills shortages, generational knowledge loss, and supplier-network gaps shows the same logic at sample level (Di Mauro et al., 2018; Mirzaei et al., 2021; Ocicka, 2016). The availability of skilled labour, specialised suppliers, and supporting institutions in the home region (Pegoraro et al., 2022) acts as a complementary resource endowment that individual firms can access but not produce on their own, which also sheds light on the regional ecosystem findings.</w:t>
       </w:r>
     </w:p>
     <w:p>
       <w:r>
-        <w:t>The two views are most effective when used together, as several barriers are both transaction-cost and capability issues. The most obvious example is host-supplier dependence, which from a TCE perspective involves switching costs and a hold-up risk (Williamson, 1985), and from an RBV perspective is a capability that the firm never internalised (Barney, 1991). The China-to-Italy case illustrates both sides of the coin: the firm lacked the capability to substitute the supplier (a resource gap) and at the same time faced a decline in the relational terms as volumes decreased (a governance problem) (Pedroletti, 2025). Combined, the two views also help to answer the central puzzle the thesis started with: why firms that have already made the decision to reshore still have difficulties in reshoring. The decision is a comparison of locations, but the implementation involves dismantling governance arrangements (TCE) and rebuilding scarce resources (RBV), neither of which is captured by the comparison of locations.</w:t>
+        <w:t>The two views are most effective when used together, as several barriers are both transaction-cost and capability issues. The most obvious example is host-supplier dependence. From a TCE perspective, it involves switching costs and a hold-up risk (Williamson, 1985). From an RBV perspective, it is a capability that the firm never internalised (Barney, 1991). The China-to-Italy case illustrates both sides of the coin: the firm lacked the capability to substitute the supplier (a resource gap) and at the same time faced a decline in the relational terms as volumes decreased (a governance problem) (Pedroletti, 2025). Combined, the two views also help to answer the central puzzle the thesis started with: why firms that have already made the decision to reshore still have difficulties in reshoring. The decision is a comparison of locations, but the implementation involves dismantling governance arrangements (TCE) and rebuilding scarce resources (RBV), neither of which is captured by the comparison of locations.</w:t>
       </w:r>
     </w:p>
     <w:p>
       <w:r>
-        <w:t>It should be recognized that this theoretical apparatus is limited. Two findings are somewhat out of place in it: the negative relational response of the Chinese supplier is more of a network and embeddedness phenomenon, as trust and mutual orientation are not firm-level costs or resources, but rather a relationship-level phenomenon (Pedroletti, 2025); and the education-system mismatch is an institutional condition, which neither TCE nor RBV directly addresses, as no individual firm can transact or resource its way out of a national skills shortage (Mirzaei et al., 2021). The application of TCE and RBV as the organising lenses thus provides analytical clarity at the cost of neglecting the relational and institutional aspects, which could be a focus for future theoretical research on reshoring implementation.</w:t>
+        <w:t>It should be recognized that this theoretical apparatus is limited. Two findings are somewhat out of place in it. The negative relational response of the Chinese supplier is more of a network and embeddedness phenomenon, as trust and mutual orientation are not firm-level costs or resources, but rather a relationship-level phenomenon (Pedroletti, 2025). The education-system mismatch is also an institutional condition, which neither TCE nor RBV directly addresses, as no individual firm can transact or resource its way out of a national skills shortage (Mirzaei et al., 2021). The application of TCE and RBV as the organising lenses thus provides analytical clarity at the cost of neglecting the relational and institutional aspects, which could be a focus for future theoretical research on reshoring implementation.</w:t>
       </w:r>
     </w:p>
     <w:p>
@@ -4475,17 +4475,17 @@
     </w:p>
     <w:p>
       <w:r>
-        <w:t>During the feasibility and preparation phase, the results show the worth of two tests that the analyzed cases imply are not complete most of the time. The former is a true total-cost analysis of the return: the data on cost miscalculation (Li et al., 2025) and underestimated operational adjustments (Boffelli et al., 2021) indicate that companies plan the visible part of the transaction — equipment, freight, facilities — while underestimating transition costs, ramp-up losses, and coordination burdens; the total-cost-of-acquisition logic of the reshoring literature (Ocicka, 2016) is applicable to leaving Asia as much as it is to going there. The second is a capability audit prior to commitment: managers are supposed to evaluate what production knowledge, skills, and supplier capabilities the firm actually has control over, and what is held by the host-country supplier or subsidiary, as the China-to-Italy case demonstrates that a capability that the firm thought it could substitute decided the whole range of what could be reshored (Pedroletti, 2025).</w:t>
+        <w:t>During the feasibility and preparation phase, the results show the worth of two tests that the analyzed cases imply are not complete most of the time. The former is a true total-cost analysis of the return. Data on cost miscalculation indicate that companies plan the visible part of the transaction — equipment, freight, facilities — while underestimating transition costs and ramp-up losses (Li et al., 2025). Underestimated operational adjustments point to the same pattern, with coordination burdens also overlooked (Boffelli et al., 2021). The total-cost-of-acquisition logic of the reshoring literature is applicable to leaving Asia as much as it is to going there (Ocicka, 2016). The second is a capability audit prior to commitment: managers are supposed to evaluate what production knowledge, skills, and supplier capabilities the firm actually has control over, and what is held by the host-country supplier or subsidiary, as the China-to-Italy case demonstrates that a capability that the firm thought it could substitute decided the whole range of what could be reshored (Pedroletti, 2025).</w:t>
       </w:r>
     </w:p>
     <w:p>
       <w:r>
-        <w:t>The results at the exit stage show the importance of legal and regulatory due diligence in the host country long before the decision is announced. The rate and cost of exit among the firms studied were influenced by layoff policies, closure policies, and contractual requirements (Li et al., 2025), and the literature review includes closure fees, fiscal requirements, and the social aspect of plant closure (Di Stefano &amp; Fratocchi, 2019). The exit costs and timelines should be considered as a separate budget line by a firm that is considering reshoring, and, where the evidence on employee and stakeholder reactions is taken seriously (Di Stefano &amp; Fratocchi, 2019), the communication and treatment of the offshore workforce should be planned as a part of the implementation, not as an afterthought.</w:t>
+        <w:t>The results at the exit stage show the importance of legal and regulatory due diligence in the host country long before the decision is announced. The rate and cost of exit among the firms studied were influenced by layoff policies, closure policies, and contractual requirements (Li et al., 2025). The literature review also includes closure fees, fiscal requirements, and the social aspect of plant closure (Di Stefano &amp; Fratocchi, 2019). The exit costs and timelines should be considered as a separate budget line by a firm that is considering reshoring, and, where the evidence on employee and stakeholder reactions is taken seriously (Di Stefano &amp; Fratocchi, 2019), the communication and treatment of the offshore workforce should be planned as a part of the implementation, not as an afterthought.</w:t>
       </w:r>
     </w:p>
     <w:p>
       <w:r>
-        <w:t>The most powerful single practical lesson of the review during transfer and rebuilding is that production capability is a system and not a purchase. The China-to-UK case indicates that machinery acquisition must be scheduled along with complementary tooling, software, technical services, and a workforce-training programme with a realistic time horizon — in that case about a year of learning before acceptable quality was achieved, a figure that reflects the experience of one case, not a standard, but that usefully scales expectations (Pegoraro et al., 2022). Since the domestic supplier base might have been diluted over the offshoring years (Ocicka, 2016; Mirzaei et al., 2021), supplier mapping and early involvement in the ecosystem of the home region, including training institutions, equipment suppliers, industrial-support organisations, are suggested, as regional preparedness was reflected in the case evidence in the form of search and development time added to the schedule (Pegoraro et al., 2022).</w:t>
+        <w:t>The most powerful single practical lesson of the review during transfer and rebuilding is that production capability is a system and not a purchase. The China-to-UK case indicates that machinery acquisition must be scheduled along with complementary tooling, software, technical services, and a workforce-training programme with a realistic time horizon — in that case about a year of learning before acceptable quality was achieved, a figure that reflects the experience of one case, not a standard, but that usefully scales expectations (Pegoraro et al., 2022). The domestic supplier base might have been diluted over the offshoring years (Ocicka, 2016; Mirzaei et al., 2021). Supplier mapping and early involvement in the ecosystem of the home region — including training institutions, equipment suppliers, and industrial-support organisations — are therefore suggested, since regional preparedness was reflected in the case evidence in the form of search and development time added to the schedule (Pegoraro et al., 2022).</w:t>
       </w:r>
     </w:p>
     <w:p>
@@ -4495,7 +4495,7 @@
     </w:p>
     <w:p>
       <w:r>
-        <w:t>Lastly, the organisational results suggest that the capacity of implementation itself should be given managerial consideration. The relationship between implementation errors and relocation failure (Boffelli et al., 2021), along with the evidence of internal silos and poor employee engagement in domestic manufacturing (Mirzaei et al., 2021), suggests the importance of cross-functional coordination — the introduction of production, sourcing, product development, and finance into the reshoring programme early — and the need to treat the return as an organisational change project, rather than a logistics exercise. In cases where automation is included in the business case, the dual-role evidence must be moderated: technology can compensate the cost disadvantages of home countries, but its implementation requires digital skills, investment, and organisational adaptation of its own (Bilbao-Ubillos et al., 2024; Gupta et al., 2023; D'Ambrosio &amp; Lavoratori, 2025), and an automation-dependent reshoring strategy must include an honest evaluation of the digital preparedness and size of the firm. Collectively, these deliberations respond to the second sub-question: the managerial path to reshoring barriers mitigation is through initial capability and dependency analysis, realistic total costing, host-country exit planning, systematic reestablishment of production capability, intentional supplier reconfiguration, and investment in the own implementation capacity of the organisation.</w:t>
+        <w:t>Lastly, the organisational results suggest that the capacity of implementation itself should be given managerial consideration. The relationship between implementation errors and relocation failure suggests the importance of cross-functional coordination — the introduction of production, sourcing, product development, and finance into the reshoring programme early — and the need to treat the return as an organisational change project, rather than a logistics exercise (Boffelli et al., 2021). The evidence of internal silos and poor employee engagement in domestic manufacturing points in the same direction (Mirzaei et al., 2021). In cases where automation is included in the business case, the dual-role evidence must be moderated: technology can compensate the cost disadvantages of home countries, but its implementation requires digital skills, investment, and organisational adaptation of its own (Bilbao-Ubillos et al., 2024; Gupta et al., 2023; D'Ambrosio &amp; Lavoratori, 2025), and an automation-dependent reshoring strategy must include an honest evaluation of the digital preparedness and size of the firm. Collectively, these deliberations respond to the second sub-question: the managerial path to reshoring barriers mitigation is through initial capability and dependency analysis, realistic total costing, host-country exit planning, systematic reestablishment of production capability, intentional supplier reconfiguration, and investment in the own implementation capacity of the organisation.</w:t>
       </w:r>
     </w:p>
     <w:p>
@@ -4547,7 +4547,7 @@
         <w:t>Core research question.</w:t>
       </w:r>
       <w:r>
-        <w:t xml:space="preserve"> The key obstacles that manufacturing companies encounter when implementing reshoring from Asian markets, on the evidence reviewed, are, first and foremost, the rebuilding of domestic capability: the skills, machinery, tooling, and the ecosystem of suppliers that have been lost over the years of offshoring and cannot be rebuilt through acquisition alone (Pegoraro et al., 2022). This is closely related to reliance on specialised host-country suppliers, as in the case evidence documented, this limited not only the manner in which a return was conducted but also the extent of the return that was possible (Pedroletti, 2025). These capability-side challenges are exacerbated by the underestimation of operational changes and organisational readiness gaps (Boffelli et al., 2021), the new fixed and coordination costs that a return brings, and, less obviously but still, by host-country exit constraints like layoff regulations and closure obligations (Li et al., 2025). All these barriers do not exist in a vacuum: a capability gap may lead to operational and relational challenges, and poor organisational preparedness magnifies any other barriers that a firm faces. Implementation thus becomes a separate and challenging phase, rather than a routine that can be taken for granted after the location decision is made.</w:t>
+        <w:t xml:space="preserve"> The key obstacles that manufacturing companies encounter when implementing reshoring from Asian markets, on the evidence reviewed, are, first and foremost, the rebuilding of domestic capability: the skills, machinery, tooling, and the ecosystem of suppliers that have been lost over the years of offshoring and cannot be rebuilt through acquisition alone (Pegoraro et al., 2022). This is closely related to reliance on specialised host-country suppliers, as in the case evidence documented, this limited not only the manner in which a return was conducted but also the extent of the return that was possible (Pedroletti, 2025). These capability-side challenges are exacerbated by the underestimation of operational changes and organisational readiness gaps, along with the new fixed and coordination costs that a return brings (Boffelli et al., 2021). Less obviously but no less durably, they are exacerbated further by host-country exit constraints such as layoff regulations and closure obligations (Li et al., 2025). All these barriers do not exist in a vacuum: a capability gap may lead to operational and relational challenges, and poor organisational preparedness magnifies any other barriers that a firm faces. Implementation thus becomes a separate and challenging phase, rather than a routine that can be taken for granted after the location decision is made.</w:t>
       </w:r>
     </w:p>
     <w:p>

--- a/thesis/FINAL_THESIS.docx
+++ b/thesis/FINAL_THESIS.docx
@@ -480,7 +480,7 @@
     </w:p>
     <w:p>
       <w:r>
-        <w:t>This thesis makes a distinction between the motivations for reshoring and the challenges of reshoring. The literature on drivers is relatively well developed (Wiesmann et al., 2017). Offshoring is concluded to be primarily motivated by cost reduction, while backshoring typically occurs as a result of a strategic reorientation towards customer perceived value, and the return is not necessarily a managerial error, but rather a strategic evolution (Di Mauro et al., 2018). Quantitative firm-level evidence links reshoring decisions to home-country conditions (Wan et al., 2019). Other quantitative evidence links reshoring decisions to Industry 4.0 adoption, pandemic experience, and made-in effects (Stentoft et al., 2025). Survey and case research has also explored the link between digital-technology adoption and backshoring decisions (Kamp &amp; Gibaja, 2021).</w:t>
+        <w:t>This thesis makes a distinction between the motivations for reshoring and the challenges of reshoring. The literature on drivers is relatively well developed (Wiesmann et al., 2017). Offshoring is concluded to be primarily motivated by cost reduction, while backshoring typically occurs as a result of a strategic reorientation towards customer perceived value, and the return is not necessarily a managerial error, but rather a strategic evolution (Di Mauro et al., 2018). Quantitative firm-level evidence links reshoring decisions to home-country conditions (Wan et al., 2019). Other quantitative evidence links reshoring decisions to Industry 4.0 adoption, pandemic experience, and made-in effects (Stentoft et al., 2025). Survey and case research has also explored the link between digital-technology adoption and backshoring decisions (Kamp &amp; Gibaja, 2021). A quantitative survey of Finnish manufacturers similarly links firm characteristics and technology intensity to the decision to backshore (Heikkilä et al., 2018), and expert-based decision analysis has examined the criteria apparel firms weigh when considering reshoring (Pourhejazy &amp; Ashby, 2021).</w:t>
       </w:r>
     </w:p>
     <w:p>
@@ -536,7 +536,7 @@
     </w:p>
     <w:p>
       <w:r>
-        <w:t>This chapter outlines the design and implementation of the thesis and discusses the rationale for conducting a systematic literature review for the thesis' research questions, the process of collecting and screening the source material, quality assessment of the included evidence, and the analysis of the collected evidence in order to create the framework of barriers at the firm-level. The chapter ends with methodological weaknesses of the method.</w:t>
+        <w:t>This chapter outlines the design of the study: the rationale for conducting a systematic literature review, how the literature was searched and screened, and how the included studies were analysed and coded into the firm-level barrier framework. Methodological limitations are discussed together with the findings they qualify in Section 5.4.</w:t>
       </w:r>
     </w:p>
     <w:p>
@@ -554,7 +554,7 @@
     </w:p>
     <w:p>
       <w:r>
-        <w:t>A literature review itself can be used as a research method, and there are three types of literature review — systematic, semi-systematic, and integrative — that can be used for a variety of purposes (Snyder, 2019). If a question is specific enough to be answered by locating and assessing a set of relevant studies using a set of criteria, then a systematic review is appropriate. The research question in the present research is specific and set at the firm level, which makes a systematic design the most suitable of the three, despite the methodological diversity of the evidence. The rest of the chapter is organised in four phases of the review process: designing the review, conducting the review, analysing the review, and writing the review (Snyder, 2019). The framework is used here in its general form as a methodological reason, and reporting and synthesis guidance is provided in the following sections.</w:t>
+        <w:t>A literature review itself can be used as a research method, and there are three types of literature review — systematic, semi-systematic, and integrative — that can be used for a variety of purposes (Snyder, 2019). If a question is specific enough to be answered by locating and assessing a set of relevant studies using a set of criteria, then a systematic review is appropriate. The research question in the present research is specific and set at the firm level, which makes a systematic design the most suitable of the three, despite the methodological diversity of the evidence. The rest of the chapter is organised in four phases of the review process: designing the review, conducting the review, analysing the review, and writing the review (Snyder, 2019).</w:t>
       </w:r>
     </w:p>
     <w:p>
@@ -572,12 +572,12 @@
     </w:p>
     <w:p>
       <w:r>
-        <w:t>The literature search and selection was documented using the PRISMA 2020 reporting guidelines (Page, McKenzie, et al., 2021; Page, Moher, et al., 2021), which were not used as a tool of evidence synthesis, but rather as a tool to report on identification, screening, and inclusion. There was only a single literature-discovery tool: Google Scholar. The literature search started in late June 2026 and concluded in the following few weeks, and included a combination of topic-related terms, backward and forward citation searches, and the "related articles" features in Google Scholar: reshoring, backshoring, manufacturing reshoring, reshoring barriers, reshoring implementation, and terms related to supplier dependence, capabilities, and transfer of production. This process was exploratory, not based on a pre-defined list of search strings, and was not prospectively documented, so there are no definitive strings or number of results reported. This process, by the beginning of July, had resulted in the bulk of the literature utilized for this thesis.</w:t>
+        <w:t>The literature search and selection followed the PRISMA 2020 reporting guidelines (Page, McKenzie, et al., 2021; Page, Moher, et al., 2021), used here as a reporting framework rather than a tool for evidence synthesis. Google Scholar was the only literature-discovery platform used. The search combined topic-related terms — reshoring, backshoring, manufacturing reshoring, implementation barriers, Asia, capabilities, suppliers, and production transfer — with backward and forward citation searching and the "related articles" feature.</w:t>
       </w:r>
     </w:p>
     <w:p>
       <w:r>
-        <w:t>A final documented update search was conducted on 15 July 2026 in Google Scholar, to increase the transparency of the search process. The three predefined strings were run with the results recorded as they occurred: search date, exact string, results shown, records screened and exclusions noted with reasons. This was merely a review of the current stock but not the beginning of literature search. 102 records were screened across the three strings, of which 11 records matched with sources already in the corpus. Most others were not included, primarily because they were either macro- or policy-level oriented, focused on nearshoring as opposed to genuine reshoring, or were not easily accessible or not peer-reviewed. There was no new source added due to this. Together with the full-text stage of the earlier search process, this update search provides the documented record of the study-selection process, which is summarised in the PRISMA 2020 flow diagram in Figure 1.</w:t>
+        <w:t>Records were manually screened for eligibility. A source had to be in English, have its full text available online, be peer-reviewed, relate to manufacturing reshoring, and meet the thesis definition of reshoring: the return of previously offshored manufacturing activities from an Asian host country to the firm's home country. Studies concerned with China+1, re-offshoring, nearshoring without a return home, or foreign-to-foreign relocation were treated as not meeting this definition and were excluded from barrier coding, although a few are used as contextual background in the Introduction and Discussion. The eligibility process is summarised in Figure 1.</w:t>
       </w:r>
     </w:p>
     <w:p>
@@ -588,7 +588,7 @@
       <w:r>
         <w:drawing>
           <wp:inline xmlns:a="http://schemas.openxmlformats.org/drawingml/2006/main" xmlns:pic="http://schemas.openxmlformats.org/drawingml/2006/picture">
-            <wp:extent cx="5669280" cy="6402885"/>
+            <wp:extent cx="5669280" cy="5235114"/>
             <wp:docPr id="1" name="Picture 1"/>
             <wp:cNvGraphicFramePr>
               <a:graphicFrameLocks noChangeAspect="1"/>
@@ -609,7 +609,7 @@
                   <pic:spPr>
                     <a:xfrm>
                       <a:off x="0" y="0"/>
-                      <a:ext cx="5669280" cy="6402885"/>
+                      <a:ext cx="5669280" cy="5235114"/>
                     </a:xfrm>
                     <a:prstGeom prst="rect"/>
                   </pic:spPr>
@@ -637,27 +637,17 @@
         <w:rPr>
           <w:i/>
         </w:rPr>
-        <w:t>PRISMA 2020 flow diagram of the study-selection process. The left arm reports the documented update search; the right arm reports the reconstructable full-text stage of the original exploratory search process.</w:t>
+        <w:t>Flow diagram of the study-selection process, reported following PRISMA 2020 principles.</w:t>
       </w:r>
     </w:p>
     <w:p>
       <w:r>
-        <w:t>Duplicate entries were handled, and titles, abstracts, and available full text were then screened for eligibility based on the eligibility criteria. Google Scholar does not filter automatically by peer-review status, publication type or language, thus these were manually checked for all the candidate sources. Only sources in English language, and with full texts available online, were included and a source had to be relevant to manufacturing reshoring, and meet the thesis definition of reshoring to be included in the formal analytical sample.</w:t>
+        <w:t>The full text of 34 sources was assessed. Of these, 21 peer-reviewed studies met all eligibility criteria and form the analytical sample used for barrier coding. The remaining sources were retained either as contextual background for the Introduction and Discussion or as methodological guidance for the review design (Snyder, 2019; Thomas &amp; Harden, 2008; Mayring, 2014), and were not coded for barrier evidence.</w:t>
       </w:r>
     </w:p>
     <w:p>
       <w:r>
-        <w:t>Studies were required to address the actual reshoring process, the return of manufacturing to the company's home country. Barrier coding was not included for studies on China+1, China-to-Southeast-Asia relocation, re-offshoring, nearshoring without a return home, or foreign-to-foreign relocation because these are not considered to be a true reshoring; a few of these were included with contextual notes in the Introduction and Discussion. Asia specificity was not always reported in the literature as a specific host location, so was recorded as a rating for all sources used and only results relating to an explicit Asian host location with a return home are reported as Asia-specific in the Results.</w:t>
-      </w:r>
-    </w:p>
-    <w:p>
-      <w:r>
-        <w:t>A total of 34 sources are used for the corpus. The barrier framework is based on 21 peer-reviewed studies on reshoring. Further contextual and policy sources, such as macro level relocation patterns and the China+1 dynamics, are described in the Introduction and Discussion but were not coded at the barrier level as they reflect the broader environment but not the level of implementation of the barriers. The research design and coding and synthesis procedures have been justified by five methodology sources, and do not present any barrier evidence. The documented selection record thus only encompasses the 21 studies that form the formal analytical sample; the methodology sources are not counted and the contextual sources are reported separately. The 21 studies included in the formal analytical sample are: Bilbao-Ubillos et al. (2024); Boffelli et al. (2021); D'Ambrosio and Lavoratori (2025); Di Mauro et al. (2018); Di Stefano and Fratocchi (2019); Espíndola et al. (2023); Gupta et al. (2023); Heikkilä et al. (2018); Kamp and Gibaja (2021); Li et al. (2025); Mirzaei et al. (2021); Ocicka (2016); Pedroletti (2025); Pedroletti and Ciabuschi (2023); Pegoraro et al. (2022); Pourhejazy and Ashby (2021); Robinson and Hsieh (2016); Stentoft et al. (2025); Tsai and Urmetzer (2024); Wan et al. (2019); Wiesmann et al. (2017).</w:t>
-      </w:r>
-    </w:p>
-    <w:p>
-      <w:r>
-        <w:t>All the sources in the formal sample were also described in terms of two dimensions. The first specifies the kind of evidence that it gives, because it can be of different quality and has a different evidential status, and because it cannot be equated. The second is an Asia-specificity rating (high, medium, or low), assigned as high if the data or case in a source explicitly references an Asian host location and a return home. The two dimensions influenced the interpretation and reporting of the evidence throughout the thesis and referred to the extent to which the evidence was relevant and the nature of the evidence without addressing the methodological quality of each source. A single researcher conducted screening and selection; this is a limitation noted.</w:t>
+        <w:t>Each included study was also noted for the type of evidence it provides — direct empirical, review-based, or conceptual — and for whether it explicitly links an Asian host location to a return home. These distinctions are used throughout the Results and Discussion chapters to interpret the evidence with appropriate care.</w:t>
       </w:r>
     </w:p>
     <w:p>
@@ -670,12 +660,17 @@
     </w:p>
     <w:p>
       <w:r>
-        <w:t>The evidence that was included was analysed using an adapted three-stage process for synthesising findings across studies (Thomas &amp; Harden, 2008). In the first phase, the findings of relevant studies in the included studies were coded on the level of meaningful evidence segments. The second stage involved grouping codes into descriptive categories, which remained close to the content of the main studies, when they were conceptually similar. In the third stage, descriptive themes were interpreted to generate higher-order analytical themes to answer the research questions and exceed those identified by any single study individually. One of the strengths of this procedure is that it allows for an audit trail to be kept from the conclusions made in the review to the original text of the primary studies, enabling each analytical theme to be followed through the descriptive themes to the coded evidence.</w:t>
+        <w:t>The included studies were analysed using an adapted three-stage process for synthesising findings across studies (Thomas &amp; Harden, 2008). Findings from each study were first coded at the level of individual evidence segments. Related codes were then grouped into descriptive categories that stayed close to the original studies' own language. Finally, the descriptive categories were interpreted to produce higher-order analytical themes that answer the research questions.</w:t>
       </w:r>
     </w:p>
     <w:p>
       <w:r>
-        <w:t>The coding itself was based on a deductive-inductive logic (Mayring, 2014). Qualitative content analysis is considered a systematic, rule-governed method in which the application of deductive categories and the development of inductive categories are not mutually exclusive (Mayring, 2014). Based on this, the four categories of the thesis framework — regulatory/institutional, cultural/organisational, cost/operational and asset/capability — were deductively derived from the theoretical framework and the research questions and were used as an a priori coding frame. The included studies were then inductively clustered into more specific category themes within each of these general categories, and the boundaries of the categories were refined when the a priori frame did not adequately cover the coded material. The outcome was a set of barrier themes that were embedded in the four deductive categories. Table 1 documents this coding: each barrier theme, the category it belongs to, and the studies whose evidence was coded to it, separated by evidence type.</w:t>
+        <w:t>The coding followed a deductive-inductive logic (Mayring, 2014): the four framework categories — regulatory/institutional, cultural/organisational, cost/operational, and asset/capability — were deductively defined in advance from the theoretical framework and the research questions, and served as the coding frame. Within each category, the specific barrier themes were then developed inductively from the content of the included studies.</w:t>
+      </w:r>
+    </w:p>
+    <w:p>
+      <w:r>
+        <w:t>Table 1 illustrates this coding logic with three representative examples, tracing a finding from a source through to its framework category.</w:t>
       </w:r>
     </w:p>
     <w:p>
@@ -695,7 +690,7 @@
         <w:rPr>
           <w:i/>
         </w:rPr>
-        <w:t>Coding of the barrier themes: each theme, its framework category, and the contributing studies by evidence type.</w:t>
+        <w:t>Illustration of the coding logic, from a source finding to its framework category.</w:t>
       </w:r>
     </w:p>
     <w:tbl>
@@ -705,16 +700,15 @@
         <w:tblLook w:firstColumn="1" w:firstRow="1" w:lastColumn="0" w:lastRow="0" w:noHBand="0" w:noVBand="1" w:val="04A0"/>
       </w:tblPr>
       <w:tblGrid>
-        <w:gridCol w:w="1872"/>
-        <w:gridCol w:w="1872"/>
-        <w:gridCol w:w="1872"/>
-        <w:gridCol w:w="1872"/>
-        <w:gridCol w:w="1872"/>
+        <w:gridCol w:w="2340"/>
+        <w:gridCol w:w="2340"/>
+        <w:gridCol w:w="2340"/>
+        <w:gridCol w:w="2340"/>
       </w:tblGrid>
       <w:tr>
         <w:tc>
           <w:tcPr>
-            <w:tcW w:type="dxa" w:w="1872"/>
+            <w:tcW w:type="dxa" w:w="2340"/>
           </w:tcPr>
           <w:p>
             <w:pPr>
@@ -725,13 +719,13 @@
                 <w:b/>
                 <w:sz w:val="20"/>
               </w:rPr>
-              <w:t>Barrier theme</w:t>
-            </w:r>
-          </w:p>
-        </w:tc>
-        <w:tc>
-          <w:tcPr>
-            <w:tcW w:type="dxa" w:w="1872"/>
+              <w:t>Source finding</w:t>
+            </w:r>
+          </w:p>
+        </w:tc>
+        <w:tc>
+          <w:tcPr>
+            <w:tcW w:type="dxa" w:w="2340"/>
           </w:tcPr>
           <w:p>
             <w:pPr>
@@ -742,13 +736,13 @@
                 <w:b/>
                 <w:sz w:val="20"/>
               </w:rPr>
-              <w:t>Category</w:t>
-            </w:r>
-          </w:p>
-        </w:tc>
-        <w:tc>
-          <w:tcPr>
-            <w:tcW w:type="dxa" w:w="1872"/>
+              <w:t>Initial code</w:t>
+            </w:r>
+          </w:p>
+        </w:tc>
+        <w:tc>
+          <w:tcPr>
+            <w:tcW w:type="dxa" w:w="2340"/>
           </w:tcPr>
           <w:p>
             <w:pPr>
@@ -759,13 +753,13 @@
                 <w:b/>
                 <w:sz w:val="20"/>
               </w:rPr>
-              <w:t>Direct empirical</w:t>
-            </w:r>
-          </w:p>
-        </w:tc>
-        <w:tc>
-          <w:tcPr>
-            <w:tcW w:type="dxa" w:w="1872"/>
+              <w:t>Barrier theme</w:t>
+            </w:r>
+          </w:p>
+        </w:tc>
+        <w:tc>
+          <w:tcPr>
+            <w:tcW w:type="dxa" w:w="2340"/>
           </w:tcPr>
           <w:p>
             <w:pPr>
@@ -776,24 +770,7 @@
                 <w:b/>
                 <w:sz w:val="20"/>
               </w:rPr>
-              <w:t>Review</w:t>
-            </w:r>
-          </w:p>
-        </w:tc>
-        <w:tc>
-          <w:tcPr>
-            <w:tcW w:type="dxa" w:w="1872"/>
-          </w:tcPr>
-          <w:p>
-            <w:pPr>
-              <w:spacing w:line="240" w:lineRule="auto"/>
-            </w:pPr>
-            <w:r>
-              <w:rPr>
-                <w:b/>
-                <w:sz w:val="20"/>
-              </w:rPr>
-              <w:t>Conceptual</w:t>
+              <w:t>Framework category</w:t>
             </w:r>
           </w:p>
         </w:tc>
@@ -801,7 +778,7 @@
       <w:tr>
         <w:tc>
           <w:tcPr>
-            <w:tcW w:type="dxa" w:w="1872"/>
+            <w:tcW w:type="dxa" w:w="2340"/>
           </w:tcPr>
           <w:p>
             <w:pPr>
@@ -811,13 +788,13 @@
               <w:rPr>
                 <w:sz w:val="20"/>
               </w:rPr>
-              <w:t>Host-country exit regulation</w:t>
-            </w:r>
-          </w:p>
-        </w:tc>
-        <w:tc>
-          <w:tcPr>
-            <w:tcW w:type="dxa" w:w="1872"/>
+              <w:t>The firm lacked the in-house knowledge to manufacture the part; training took about a year before quality was acceptable (Pegoraro et al., 2022)</w:t>
+            </w:r>
+          </w:p>
+        </w:tc>
+        <w:tc>
+          <w:tcPr>
+            <w:tcW w:type="dxa" w:w="2340"/>
           </w:tcPr>
           <w:p>
             <w:pPr>
@@ -827,13 +804,13 @@
               <w:rPr>
                 <w:sz w:val="20"/>
               </w:rPr>
-              <w:t>Regulatory/Institutional</w:t>
-            </w:r>
-          </w:p>
-        </w:tc>
-        <w:tc>
-          <w:tcPr>
-            <w:tcW w:type="dxa" w:w="1872"/>
+              <w:t>Loss of production know-how</w:t>
+            </w:r>
+          </w:p>
+        </w:tc>
+        <w:tc>
+          <w:tcPr>
+            <w:tcW w:type="dxa" w:w="2340"/>
           </w:tcPr>
           <w:p>
             <w:pPr>
@@ -843,13 +820,13 @@
               <w:rPr>
                 <w:sz w:val="20"/>
               </w:rPr>
-              <w:t>Li et al. (2025)</w:t>
-            </w:r>
-          </w:p>
-        </w:tc>
-        <w:tc>
-          <w:tcPr>
-            <w:tcW w:type="dxa" w:w="1872"/>
+              <w:t>Domestic skilled-labour &amp; competence gap</w:t>
+            </w:r>
+          </w:p>
+        </w:tc>
+        <w:tc>
+          <w:tcPr>
+            <w:tcW w:type="dxa" w:w="2340"/>
           </w:tcPr>
           <w:p>
             <w:pPr>
@@ -859,23 +836,7 @@
               <w:rPr>
                 <w:sz w:val="20"/>
               </w:rPr>
-              <w:t>Di Stefano &amp; Fratocchi (2019)</w:t>
-            </w:r>
-          </w:p>
-        </w:tc>
-        <w:tc>
-          <w:tcPr>
-            <w:tcW w:type="dxa" w:w="1872"/>
-          </w:tcPr>
-          <w:p>
-            <w:pPr>
-              <w:spacing w:line="240" w:lineRule="auto"/>
-            </w:pPr>
-            <w:r>
-              <w:rPr>
-                <w:sz w:val="20"/>
-              </w:rPr>
-              <w:t>—</w:t>
+              <w:t>Asset/Capability</w:t>
             </w:r>
           </w:p>
         </w:tc>
@@ -883,7 +844,7 @@
       <w:tr>
         <w:tc>
           <w:tcPr>
-            <w:tcW w:type="dxa" w:w="1872"/>
+            <w:tcW w:type="dxa" w:w="2340"/>
           </w:tcPr>
           <w:p>
             <w:pPr>
@@ -893,13 +854,13 @@
               <w:rPr>
                 <w:sz w:val="20"/>
               </w:rPr>
-              <w:t>Social-responsibility &amp; workforce-resistance exit constraints</w:t>
-            </w:r>
-          </w:p>
-        </w:tc>
-        <w:tc>
-          <w:tcPr>
-            <w:tcW w:type="dxa" w:w="1872"/>
+              <w:t>Strict host-country layoff regulations delayed the firm's exit from the offshore location (Li et al., 2025)</w:t>
+            </w:r>
+          </w:p>
+        </w:tc>
+        <w:tc>
+          <w:tcPr>
+            <w:tcW w:type="dxa" w:w="2340"/>
           </w:tcPr>
           <w:p>
             <w:pPr>
@@ -909,55 +870,39 @@
               <w:rPr>
                 <w:sz w:val="20"/>
               </w:rPr>
+              <w:t>Host-country exit constraint</w:t>
+            </w:r>
+          </w:p>
+        </w:tc>
+        <w:tc>
+          <w:tcPr>
+            <w:tcW w:type="dxa" w:w="2340"/>
+          </w:tcPr>
+          <w:p>
+            <w:pPr>
+              <w:spacing w:line="240" w:lineRule="auto"/>
+            </w:pPr>
+            <w:r>
+              <w:rPr>
+                <w:sz w:val="20"/>
+              </w:rPr>
+              <w:t>Host-country exit regulation</w:t>
+            </w:r>
+          </w:p>
+        </w:tc>
+        <w:tc>
+          <w:tcPr>
+            <w:tcW w:type="dxa" w:w="2340"/>
+          </w:tcPr>
+          <w:p>
+            <w:pPr>
+              <w:spacing w:line="240" w:lineRule="auto"/>
+            </w:pPr>
+            <w:r>
+              <w:rPr>
+                <w:sz w:val="20"/>
+              </w:rPr>
               <w:t>Regulatory/Institutional</w:t>
-            </w:r>
-          </w:p>
-        </w:tc>
-        <w:tc>
-          <w:tcPr>
-            <w:tcW w:type="dxa" w:w="1872"/>
-          </w:tcPr>
-          <w:p>
-            <w:pPr>
-              <w:spacing w:line="240" w:lineRule="auto"/>
-            </w:pPr>
-            <w:r>
-              <w:rPr>
-                <w:sz w:val="20"/>
-              </w:rPr>
-              <w:t>—</w:t>
-            </w:r>
-          </w:p>
-        </w:tc>
-        <w:tc>
-          <w:tcPr>
-            <w:tcW w:type="dxa" w:w="1872"/>
-          </w:tcPr>
-          <w:p>
-            <w:pPr>
-              <w:spacing w:line="240" w:lineRule="auto"/>
-            </w:pPr>
-            <w:r>
-              <w:rPr>
-                <w:sz w:val="20"/>
-              </w:rPr>
-              <w:t>Di Stefano &amp; Fratocchi (2019)</w:t>
-            </w:r>
-          </w:p>
-        </w:tc>
-        <w:tc>
-          <w:tcPr>
-            <w:tcW w:type="dxa" w:w="1872"/>
-          </w:tcPr>
-          <w:p>
-            <w:pPr>
-              <w:spacing w:line="240" w:lineRule="auto"/>
-            </w:pPr>
-            <w:r>
-              <w:rPr>
-                <w:sz w:val="20"/>
-              </w:rPr>
-              <w:t>—</w:t>
             </w:r>
           </w:p>
         </w:tc>
@@ -965,7 +910,7 @@
       <w:tr>
         <w:tc>
           <w:tcPr>
-            <w:tcW w:type="dxa" w:w="1872"/>
+            <w:tcW w:type="dxa" w:w="2340"/>
           </w:tcPr>
           <w:p>
             <w:pPr>
@@ -975,13 +920,13 @@
               <w:rPr>
                 <w:sz w:val="20"/>
               </w:rPr>
-              <w:t>Home-country compliance burden &amp; institutional frictions</w:t>
-            </w:r>
-          </w:p>
-        </w:tc>
-        <w:tc>
-          <w:tcPr>
-            <w:tcW w:type="dxa" w:w="1872"/>
+              <w:t>Reduced order volumes weakened the relationship with the Chinese supplier during a partial return (Pedroletti, 2025)</w:t>
+            </w:r>
+          </w:p>
+        </w:tc>
+        <w:tc>
+          <w:tcPr>
+            <w:tcW w:type="dxa" w:w="2340"/>
           </w:tcPr>
           <w:p>
             <w:pPr>
@@ -991,13 +936,13 @@
               <w:rPr>
                 <w:sz w:val="20"/>
               </w:rPr>
-              <w:t>Regulatory/Institutional</w:t>
-            </w:r>
-          </w:p>
-        </w:tc>
-        <w:tc>
-          <w:tcPr>
-            <w:tcW w:type="dxa" w:w="1872"/>
+              <w:t>Deteriorating supplier relationship</w:t>
+            </w:r>
+          </w:p>
+        </w:tc>
+        <w:tc>
+          <w:tcPr>
+            <w:tcW w:type="dxa" w:w="2340"/>
           </w:tcPr>
           <w:p>
             <w:pPr>
@@ -1007,13 +952,13 @@
               <w:rPr>
                 <w:sz w:val="20"/>
               </w:rPr>
-              <w:t>Mirzaei et al. (2021)</w:t>
-            </w:r>
-          </w:p>
-        </w:tc>
-        <w:tc>
-          <w:tcPr>
-            <w:tcW w:type="dxa" w:w="1872"/>
+              <w:t>Adverse host-supplier relational response</w:t>
+            </w:r>
+          </w:p>
+        </w:tc>
+        <w:tc>
+          <w:tcPr>
+            <w:tcW w:type="dxa" w:w="2340"/>
           </w:tcPr>
           <w:p>
             <w:pPr>
@@ -1023,1253 +968,7 @@
               <w:rPr>
                 <w:sz w:val="20"/>
               </w:rPr>
-              <w:t>—</w:t>
-            </w:r>
-          </w:p>
-        </w:tc>
-        <w:tc>
-          <w:tcPr>
-            <w:tcW w:type="dxa" w:w="1872"/>
-          </w:tcPr>
-          <w:p>
-            <w:pPr>
-              <w:spacing w:line="240" w:lineRule="auto"/>
-            </w:pPr>
-            <w:r>
-              <w:rPr>
-                <w:sz w:val="20"/>
-              </w:rPr>
-              <w:t>Gupta et al. (2023)</w:t>
-            </w:r>
-          </w:p>
-        </w:tc>
-      </w:tr>
-      <w:tr>
-        <w:tc>
-          <w:tcPr>
-            <w:tcW w:type="dxa" w:w="1872"/>
-          </w:tcPr>
-          <w:p>
-            <w:pPr>
-              <w:spacing w:line="240" w:lineRule="auto"/>
-            </w:pPr>
-            <w:r>
-              <w:rPr>
-                <w:sz w:val="20"/>
-              </w:rPr>
-              <w:t>Organisational readiness, behavioural biases, learning-by-trial</w:t>
-            </w:r>
-          </w:p>
-        </w:tc>
-        <w:tc>
-          <w:tcPr>
-            <w:tcW w:type="dxa" w:w="1872"/>
-          </w:tcPr>
-          <w:p>
-            <w:pPr>
-              <w:spacing w:line="240" w:lineRule="auto"/>
-            </w:pPr>
-            <w:r>
-              <w:rPr>
-                <w:sz w:val="20"/>
-              </w:rPr>
               <w:t>Cultural/Organisational</w:t>
-            </w:r>
-          </w:p>
-        </w:tc>
-        <w:tc>
-          <w:tcPr>
-            <w:tcW w:type="dxa" w:w="1872"/>
-          </w:tcPr>
-          <w:p>
-            <w:pPr>
-              <w:spacing w:line="240" w:lineRule="auto"/>
-            </w:pPr>
-            <w:r>
-              <w:rPr>
-                <w:sz w:val="20"/>
-              </w:rPr>
-              <w:t>Boffelli et al. (2021)</w:t>
-            </w:r>
-          </w:p>
-        </w:tc>
-        <w:tc>
-          <w:tcPr>
-            <w:tcW w:type="dxa" w:w="1872"/>
-          </w:tcPr>
-          <w:p>
-            <w:pPr>
-              <w:spacing w:line="240" w:lineRule="auto"/>
-            </w:pPr>
-            <w:r>
-              <w:rPr>
-                <w:sz w:val="20"/>
-              </w:rPr>
-              <w:t>Wiesmann et al. (2017)</w:t>
-            </w:r>
-          </w:p>
-        </w:tc>
-        <w:tc>
-          <w:tcPr>
-            <w:tcW w:type="dxa" w:w="1872"/>
-          </w:tcPr>
-          <w:p>
-            <w:pPr>
-              <w:spacing w:line="240" w:lineRule="auto"/>
-            </w:pPr>
-            <w:r>
-              <w:rPr>
-                <w:sz w:val="20"/>
-              </w:rPr>
-              <w:t>D'Ambrosio &amp; Lavoratori (2025)</w:t>
-            </w:r>
-          </w:p>
-        </w:tc>
-      </w:tr>
-      <w:tr>
-        <w:tc>
-          <w:tcPr>
-            <w:tcW w:type="dxa" w:w="1872"/>
-          </w:tcPr>
-          <w:p>
-            <w:pPr>
-              <w:spacing w:line="240" w:lineRule="auto"/>
-            </w:pPr>
-            <w:r>
-              <w:rPr>
-                <w:sz w:val="20"/>
-              </w:rPr>
-              <w:t>Intra-organisational silos &amp; weak employee involvement</w:t>
-            </w:r>
-          </w:p>
-        </w:tc>
-        <w:tc>
-          <w:tcPr>
-            <w:tcW w:type="dxa" w:w="1872"/>
-          </w:tcPr>
-          <w:p>
-            <w:pPr>
-              <w:spacing w:line="240" w:lineRule="auto"/>
-            </w:pPr>
-            <w:r>
-              <w:rPr>
-                <w:sz w:val="20"/>
-              </w:rPr>
-              <w:t>Cultural/Organisational</w:t>
-            </w:r>
-          </w:p>
-        </w:tc>
-        <w:tc>
-          <w:tcPr>
-            <w:tcW w:type="dxa" w:w="1872"/>
-          </w:tcPr>
-          <w:p>
-            <w:pPr>
-              <w:spacing w:line="240" w:lineRule="auto"/>
-            </w:pPr>
-            <w:r>
-              <w:rPr>
-                <w:sz w:val="20"/>
-              </w:rPr>
-              <w:t>Mirzaei et al. (2021)</w:t>
-            </w:r>
-          </w:p>
-        </w:tc>
-        <w:tc>
-          <w:tcPr>
-            <w:tcW w:type="dxa" w:w="1872"/>
-          </w:tcPr>
-          <w:p>
-            <w:pPr>
-              <w:spacing w:line="240" w:lineRule="auto"/>
-            </w:pPr>
-            <w:r>
-              <w:rPr>
-                <w:sz w:val="20"/>
-              </w:rPr>
-              <w:t>—</w:t>
-            </w:r>
-          </w:p>
-        </w:tc>
-        <w:tc>
-          <w:tcPr>
-            <w:tcW w:type="dxa" w:w="1872"/>
-          </w:tcPr>
-          <w:p>
-            <w:pPr>
-              <w:spacing w:line="240" w:lineRule="auto"/>
-            </w:pPr>
-            <w:r>
-              <w:rPr>
-                <w:sz w:val="20"/>
-              </w:rPr>
-              <w:t>—</w:t>
-            </w:r>
-          </w:p>
-        </w:tc>
-      </w:tr>
-      <w:tr>
-        <w:tc>
-          <w:tcPr>
-            <w:tcW w:type="dxa" w:w="1872"/>
-          </w:tcPr>
-          <w:p>
-            <w:pPr>
-              <w:spacing w:line="240" w:lineRule="auto"/>
-            </w:pPr>
-            <w:r>
-              <w:rPr>
-                <w:sz w:val="20"/>
-              </w:rPr>
-              <w:t>Adverse host-supplier relational response</w:t>
-            </w:r>
-          </w:p>
-        </w:tc>
-        <w:tc>
-          <w:tcPr>
-            <w:tcW w:type="dxa" w:w="1872"/>
-          </w:tcPr>
-          <w:p>
-            <w:pPr>
-              <w:spacing w:line="240" w:lineRule="auto"/>
-            </w:pPr>
-            <w:r>
-              <w:rPr>
-                <w:sz w:val="20"/>
-              </w:rPr>
-              <w:t>Cultural/Organisational</w:t>
-            </w:r>
-          </w:p>
-        </w:tc>
-        <w:tc>
-          <w:tcPr>
-            <w:tcW w:type="dxa" w:w="1872"/>
-          </w:tcPr>
-          <w:p>
-            <w:pPr>
-              <w:spacing w:line="240" w:lineRule="auto"/>
-            </w:pPr>
-            <w:r>
-              <w:rPr>
-                <w:sz w:val="20"/>
-              </w:rPr>
-              <w:t>Pedroletti (2025)</w:t>
-            </w:r>
-          </w:p>
-        </w:tc>
-        <w:tc>
-          <w:tcPr>
-            <w:tcW w:type="dxa" w:w="1872"/>
-          </w:tcPr>
-          <w:p>
-            <w:pPr>
-              <w:spacing w:line="240" w:lineRule="auto"/>
-            </w:pPr>
-            <w:r>
-              <w:rPr>
-                <w:sz w:val="20"/>
-              </w:rPr>
-              <w:t>—</w:t>
-            </w:r>
-          </w:p>
-        </w:tc>
-        <w:tc>
-          <w:tcPr>
-            <w:tcW w:type="dxa" w:w="1872"/>
-          </w:tcPr>
-          <w:p>
-            <w:pPr>
-              <w:spacing w:line="240" w:lineRule="auto"/>
-            </w:pPr>
-            <w:r>
-              <w:rPr>
-                <w:sz w:val="20"/>
-              </w:rPr>
-              <w:t>—</w:t>
-            </w:r>
-          </w:p>
-        </w:tc>
-      </w:tr>
-      <w:tr>
-        <w:tc>
-          <w:tcPr>
-            <w:tcW w:type="dxa" w:w="1872"/>
-          </w:tcPr>
-          <w:p>
-            <w:pPr>
-              <w:spacing w:line="240" w:lineRule="auto"/>
-            </w:pPr>
-            <w:r>
-              <w:rPr>
-                <w:sz w:val="20"/>
-              </w:rPr>
-              <w:t>Governance mode of the return (gap)</w:t>
-            </w:r>
-          </w:p>
-        </w:tc>
-        <w:tc>
-          <w:tcPr>
-            <w:tcW w:type="dxa" w:w="1872"/>
-          </w:tcPr>
-          <w:p>
-            <w:pPr>
-              <w:spacing w:line="240" w:lineRule="auto"/>
-            </w:pPr>
-            <w:r>
-              <w:rPr>
-                <w:sz w:val="20"/>
-              </w:rPr>
-              <w:t>Cultural/Organisational</w:t>
-            </w:r>
-          </w:p>
-        </w:tc>
-        <w:tc>
-          <w:tcPr>
-            <w:tcW w:type="dxa" w:w="1872"/>
-          </w:tcPr>
-          <w:p>
-            <w:pPr>
-              <w:spacing w:line="240" w:lineRule="auto"/>
-            </w:pPr>
-            <w:r>
-              <w:rPr>
-                <w:sz w:val="20"/>
-              </w:rPr>
-              <w:t>—</w:t>
-            </w:r>
-          </w:p>
-        </w:tc>
-        <w:tc>
-          <w:tcPr>
-            <w:tcW w:type="dxa" w:w="1872"/>
-          </w:tcPr>
-          <w:p>
-            <w:pPr>
-              <w:spacing w:line="240" w:lineRule="auto"/>
-            </w:pPr>
-            <w:r>
-              <w:rPr>
-                <w:sz w:val="20"/>
-              </w:rPr>
-              <w:t>Pedroletti &amp; Ciabuschi (2023)</w:t>
-            </w:r>
-          </w:p>
-        </w:tc>
-        <w:tc>
-          <w:tcPr>
-            <w:tcW w:type="dxa" w:w="1872"/>
-          </w:tcPr>
-          <w:p>
-            <w:pPr>
-              <w:spacing w:line="240" w:lineRule="auto"/>
-            </w:pPr>
-            <w:r>
-              <w:rPr>
-                <w:sz w:val="20"/>
-              </w:rPr>
-              <w:t>—</w:t>
-            </w:r>
-          </w:p>
-        </w:tc>
-      </w:tr>
-      <w:tr>
-        <w:tc>
-          <w:tcPr>
-            <w:tcW w:type="dxa" w:w="1872"/>
-          </w:tcPr>
-          <w:p>
-            <w:pPr>
-              <w:spacing w:line="240" w:lineRule="auto"/>
-            </w:pPr>
-            <w:r>
-              <w:rPr>
-                <w:sz w:val="20"/>
-              </w:rPr>
-              <w:t>Digital/organisational adaptation burden</w:t>
-            </w:r>
-          </w:p>
-        </w:tc>
-        <w:tc>
-          <w:tcPr>
-            <w:tcW w:type="dxa" w:w="1872"/>
-          </w:tcPr>
-          <w:p>
-            <w:pPr>
-              <w:spacing w:line="240" w:lineRule="auto"/>
-            </w:pPr>
-            <w:r>
-              <w:rPr>
-                <w:sz w:val="20"/>
-              </w:rPr>
-              <w:t>Cultural/Organisational</w:t>
-            </w:r>
-          </w:p>
-        </w:tc>
-        <w:tc>
-          <w:tcPr>
-            <w:tcW w:type="dxa" w:w="1872"/>
-          </w:tcPr>
-          <w:p>
-            <w:pPr>
-              <w:spacing w:line="240" w:lineRule="auto"/>
-            </w:pPr>
-            <w:r>
-              <w:rPr>
-                <w:sz w:val="20"/>
-              </w:rPr>
-              <w:t>—</w:t>
-            </w:r>
-          </w:p>
-        </w:tc>
-        <w:tc>
-          <w:tcPr>
-            <w:tcW w:type="dxa" w:w="1872"/>
-          </w:tcPr>
-          <w:p>
-            <w:pPr>
-              <w:spacing w:line="240" w:lineRule="auto"/>
-            </w:pPr>
-            <w:r>
-              <w:rPr>
-                <w:sz w:val="20"/>
-              </w:rPr>
-              <w:t>Bilbao-Ubillos et al. (2024); Espíndola et al. (2023)</w:t>
-            </w:r>
-          </w:p>
-        </w:tc>
-        <w:tc>
-          <w:tcPr>
-            <w:tcW w:type="dxa" w:w="1872"/>
-          </w:tcPr>
-          <w:p>
-            <w:pPr>
-              <w:spacing w:line="240" w:lineRule="auto"/>
-            </w:pPr>
-            <w:r>
-              <w:rPr>
-                <w:sz w:val="20"/>
-              </w:rPr>
-              <w:t>Gupta et al. (2023); D'Ambrosio &amp; Lavoratori (2025)</w:t>
-            </w:r>
-          </w:p>
-        </w:tc>
-      </w:tr>
-      <w:tr>
-        <w:tc>
-          <w:tcPr>
-            <w:tcW w:type="dxa" w:w="1872"/>
-          </w:tcPr>
-          <w:p>
-            <w:pPr>
-              <w:spacing w:line="240" w:lineRule="auto"/>
-            </w:pPr>
-            <w:r>
-              <w:rPr>
-                <w:sz w:val="20"/>
-              </w:rPr>
-              <w:t>Hollowed-out supply base / supplier-network rebuilding</w:t>
-            </w:r>
-          </w:p>
-        </w:tc>
-        <w:tc>
-          <w:tcPr>
-            <w:tcW w:type="dxa" w:w="1872"/>
-          </w:tcPr>
-          <w:p>
-            <w:pPr>
-              <w:spacing w:line="240" w:lineRule="auto"/>
-            </w:pPr>
-            <w:r>
-              <w:rPr>
-                <w:sz w:val="20"/>
-              </w:rPr>
-              <w:t>Cost/Operational</w:t>
-            </w:r>
-          </w:p>
-        </w:tc>
-        <w:tc>
-          <w:tcPr>
-            <w:tcW w:type="dxa" w:w="1872"/>
-          </w:tcPr>
-          <w:p>
-            <w:pPr>
-              <w:spacing w:line="240" w:lineRule="auto"/>
-            </w:pPr>
-            <w:r>
-              <w:rPr>
-                <w:sz w:val="20"/>
-              </w:rPr>
-              <w:t>Mirzaei et al. (2021); Di Mauro et al. (2018)</w:t>
-            </w:r>
-          </w:p>
-        </w:tc>
-        <w:tc>
-          <w:tcPr>
-            <w:tcW w:type="dxa" w:w="1872"/>
-          </w:tcPr>
-          <w:p>
-            <w:pPr>
-              <w:spacing w:line="240" w:lineRule="auto"/>
-            </w:pPr>
-            <w:r>
-              <w:rPr>
-                <w:sz w:val="20"/>
-              </w:rPr>
-              <w:t>Wiesmann et al. (2017); Ocicka (2016)</w:t>
-            </w:r>
-          </w:p>
-        </w:tc>
-        <w:tc>
-          <w:tcPr>
-            <w:tcW w:type="dxa" w:w="1872"/>
-          </w:tcPr>
-          <w:p>
-            <w:pPr>
-              <w:spacing w:line="240" w:lineRule="auto"/>
-            </w:pPr>
-            <w:r>
-              <w:rPr>
-                <w:sz w:val="20"/>
-              </w:rPr>
-              <w:t>Gupta et al. (2023)</w:t>
-            </w:r>
-          </w:p>
-        </w:tc>
-      </w:tr>
-      <w:tr>
-        <w:tc>
-          <w:tcPr>
-            <w:tcW w:type="dxa" w:w="1872"/>
-          </w:tcPr>
-          <w:p>
-            <w:pPr>
-              <w:spacing w:line="240" w:lineRule="auto"/>
-            </w:pPr>
-            <w:r>
-              <w:rPr>
-                <w:sz w:val="20"/>
-              </w:rPr>
-              <w:t>New fixed costs &amp; switching/reconfiguration costs</w:t>
-            </w:r>
-          </w:p>
-        </w:tc>
-        <w:tc>
-          <w:tcPr>
-            <w:tcW w:type="dxa" w:w="1872"/>
-          </w:tcPr>
-          <w:p>
-            <w:pPr>
-              <w:spacing w:line="240" w:lineRule="auto"/>
-            </w:pPr>
-            <w:r>
-              <w:rPr>
-                <w:sz w:val="20"/>
-              </w:rPr>
-              <w:t>Cost/Operational</w:t>
-            </w:r>
-          </w:p>
-        </w:tc>
-        <w:tc>
-          <w:tcPr>
-            <w:tcW w:type="dxa" w:w="1872"/>
-          </w:tcPr>
-          <w:p>
-            <w:pPr>
-              <w:spacing w:line="240" w:lineRule="auto"/>
-            </w:pPr>
-            <w:r>
-              <w:rPr>
-                <w:sz w:val="20"/>
-              </w:rPr>
-              <w:t>Li et al. (2025)</w:t>
-            </w:r>
-          </w:p>
-        </w:tc>
-        <w:tc>
-          <w:tcPr>
-            <w:tcW w:type="dxa" w:w="1872"/>
-          </w:tcPr>
-          <w:p>
-            <w:pPr>
-              <w:spacing w:line="240" w:lineRule="auto"/>
-            </w:pPr>
-            <w:r>
-              <w:rPr>
-                <w:sz w:val="20"/>
-              </w:rPr>
-              <w:t>Espíndola et al. (2023)</w:t>
-            </w:r>
-          </w:p>
-        </w:tc>
-        <w:tc>
-          <w:tcPr>
-            <w:tcW w:type="dxa" w:w="1872"/>
-          </w:tcPr>
-          <w:p>
-            <w:pPr>
-              <w:spacing w:line="240" w:lineRule="auto"/>
-            </w:pPr>
-            <w:r>
-              <w:rPr>
-                <w:sz w:val="20"/>
-              </w:rPr>
-              <w:t>D'Ambrosio &amp; Lavoratori (2025); Gupta et al. (2023)</w:t>
-            </w:r>
-          </w:p>
-        </w:tc>
-      </w:tr>
-      <w:tr>
-        <w:tc>
-          <w:tcPr>
-            <w:tcW w:type="dxa" w:w="1872"/>
-          </w:tcPr>
-          <w:p>
-            <w:pPr>
-              <w:spacing w:line="240" w:lineRule="auto"/>
-            </w:pPr>
-            <w:r>
-              <w:rPr>
-                <w:sz w:val="20"/>
-              </w:rPr>
-              <w:t>High-cost home environment</w:t>
-            </w:r>
-          </w:p>
-        </w:tc>
-        <w:tc>
-          <w:tcPr>
-            <w:tcW w:type="dxa" w:w="1872"/>
-          </w:tcPr>
-          <w:p>
-            <w:pPr>
-              <w:spacing w:line="240" w:lineRule="auto"/>
-            </w:pPr>
-            <w:r>
-              <w:rPr>
-                <w:sz w:val="20"/>
-              </w:rPr>
-              <w:t>Cost/Operational</w:t>
-            </w:r>
-          </w:p>
-        </w:tc>
-        <w:tc>
-          <w:tcPr>
-            <w:tcW w:type="dxa" w:w="1872"/>
-          </w:tcPr>
-          <w:p>
-            <w:pPr>
-              <w:spacing w:line="240" w:lineRule="auto"/>
-            </w:pPr>
-            <w:r>
-              <w:rPr>
-                <w:sz w:val="20"/>
-              </w:rPr>
-              <w:t>Mirzaei et al. (2021); Li et al. (2025)</w:t>
-            </w:r>
-          </w:p>
-        </w:tc>
-        <w:tc>
-          <w:tcPr>
-            <w:tcW w:type="dxa" w:w="1872"/>
-          </w:tcPr>
-          <w:p>
-            <w:pPr>
-              <w:spacing w:line="240" w:lineRule="auto"/>
-            </w:pPr>
-            <w:r>
-              <w:rPr>
-                <w:sz w:val="20"/>
-              </w:rPr>
-              <w:t>—</w:t>
-            </w:r>
-          </w:p>
-        </w:tc>
-        <w:tc>
-          <w:tcPr>
-            <w:tcW w:type="dxa" w:w="1872"/>
-          </w:tcPr>
-          <w:p>
-            <w:pPr>
-              <w:spacing w:line="240" w:lineRule="auto"/>
-            </w:pPr>
-            <w:r>
-              <w:rPr>
-                <w:sz w:val="20"/>
-              </w:rPr>
-              <w:t>D'Ambrosio &amp; Lavoratori (2025)</w:t>
-            </w:r>
-          </w:p>
-        </w:tc>
-      </w:tr>
-      <w:tr>
-        <w:tc>
-          <w:tcPr>
-            <w:tcW w:type="dxa" w:w="1872"/>
-          </w:tcPr>
-          <w:p>
-            <w:pPr>
-              <w:spacing w:line="240" w:lineRule="auto"/>
-            </w:pPr>
-            <w:r>
-              <w:rPr>
-                <w:sz w:val="20"/>
-              </w:rPr>
-              <w:t>Hybrid-operation coordination complexity (partial reshoring)</w:t>
-            </w:r>
-          </w:p>
-        </w:tc>
-        <w:tc>
-          <w:tcPr>
-            <w:tcW w:type="dxa" w:w="1872"/>
-          </w:tcPr>
-          <w:p>
-            <w:pPr>
-              <w:spacing w:line="240" w:lineRule="auto"/>
-            </w:pPr>
-            <w:r>
-              <w:rPr>
-                <w:sz w:val="20"/>
-              </w:rPr>
-              <w:t>Cost/Operational</w:t>
-            </w:r>
-          </w:p>
-        </w:tc>
-        <w:tc>
-          <w:tcPr>
-            <w:tcW w:type="dxa" w:w="1872"/>
-          </w:tcPr>
-          <w:p>
-            <w:pPr>
-              <w:spacing w:line="240" w:lineRule="auto"/>
-            </w:pPr>
-            <w:r>
-              <w:rPr>
-                <w:sz w:val="20"/>
-              </w:rPr>
-              <w:t>Pedroletti (2025)</w:t>
-            </w:r>
-          </w:p>
-        </w:tc>
-        <w:tc>
-          <w:tcPr>
-            <w:tcW w:type="dxa" w:w="1872"/>
-          </w:tcPr>
-          <w:p>
-            <w:pPr>
-              <w:spacing w:line="240" w:lineRule="auto"/>
-            </w:pPr>
-            <w:r>
-              <w:rPr>
-                <w:sz w:val="20"/>
-              </w:rPr>
-              <w:t>—</w:t>
-            </w:r>
-          </w:p>
-        </w:tc>
-        <w:tc>
-          <w:tcPr>
-            <w:tcW w:type="dxa" w:w="1872"/>
-          </w:tcPr>
-          <w:p>
-            <w:pPr>
-              <w:spacing w:line="240" w:lineRule="auto"/>
-            </w:pPr>
-            <w:r>
-              <w:rPr>
-                <w:sz w:val="20"/>
-              </w:rPr>
-              <w:t>—</w:t>
-            </w:r>
-          </w:p>
-        </w:tc>
-      </w:tr>
-      <w:tr>
-        <w:tc>
-          <w:tcPr>
-            <w:tcW w:type="dxa" w:w="1872"/>
-          </w:tcPr>
-          <w:p>
-            <w:pPr>
-              <w:spacing w:line="240" w:lineRule="auto"/>
-            </w:pPr>
-            <w:r>
-              <w:rPr>
-                <w:sz w:val="20"/>
-              </w:rPr>
-              <w:t>Underestimated operational adjustments</w:t>
-            </w:r>
-          </w:p>
-        </w:tc>
-        <w:tc>
-          <w:tcPr>
-            <w:tcW w:type="dxa" w:w="1872"/>
-          </w:tcPr>
-          <w:p>
-            <w:pPr>
-              <w:spacing w:line="240" w:lineRule="auto"/>
-            </w:pPr>
-            <w:r>
-              <w:rPr>
-                <w:sz w:val="20"/>
-              </w:rPr>
-              <w:t>Cost/Operational</w:t>
-            </w:r>
-          </w:p>
-        </w:tc>
-        <w:tc>
-          <w:tcPr>
-            <w:tcW w:type="dxa" w:w="1872"/>
-          </w:tcPr>
-          <w:p>
-            <w:pPr>
-              <w:spacing w:line="240" w:lineRule="auto"/>
-            </w:pPr>
-            <w:r>
-              <w:rPr>
-                <w:sz w:val="20"/>
-              </w:rPr>
-              <w:t>Boffelli et al. (2021)</w:t>
-            </w:r>
-          </w:p>
-        </w:tc>
-        <w:tc>
-          <w:tcPr>
-            <w:tcW w:type="dxa" w:w="1872"/>
-          </w:tcPr>
-          <w:p>
-            <w:pPr>
-              <w:spacing w:line="240" w:lineRule="auto"/>
-            </w:pPr>
-            <w:r>
-              <w:rPr>
-                <w:sz w:val="20"/>
-              </w:rPr>
-              <w:t>—</w:t>
-            </w:r>
-          </w:p>
-        </w:tc>
-        <w:tc>
-          <w:tcPr>
-            <w:tcW w:type="dxa" w:w="1872"/>
-          </w:tcPr>
-          <w:p>
-            <w:pPr>
-              <w:spacing w:line="240" w:lineRule="auto"/>
-            </w:pPr>
-            <w:r>
-              <w:rPr>
-                <w:sz w:val="20"/>
-              </w:rPr>
-              <w:t>—</w:t>
-            </w:r>
-          </w:p>
-        </w:tc>
-      </w:tr>
-      <w:tr>
-        <w:tc>
-          <w:tcPr>
-            <w:tcW w:type="dxa" w:w="1872"/>
-          </w:tcPr>
-          <w:p>
-            <w:pPr>
-              <w:spacing w:line="240" w:lineRule="auto"/>
-            </w:pPr>
-            <w:r>
-              <w:rPr>
-                <w:sz w:val="20"/>
-              </w:rPr>
-              <w:t>Domestic skilled-labour &amp; competence gap</w:t>
-            </w:r>
-          </w:p>
-        </w:tc>
-        <w:tc>
-          <w:tcPr>
-            <w:tcW w:type="dxa" w:w="1872"/>
-          </w:tcPr>
-          <w:p>
-            <w:pPr>
-              <w:spacing w:line="240" w:lineRule="auto"/>
-            </w:pPr>
-            <w:r>
-              <w:rPr>
-                <w:sz w:val="20"/>
-              </w:rPr>
-              <w:t>Asset/Capability</w:t>
-            </w:r>
-          </w:p>
-        </w:tc>
-        <w:tc>
-          <w:tcPr>
-            <w:tcW w:type="dxa" w:w="1872"/>
-          </w:tcPr>
-          <w:p>
-            <w:pPr>
-              <w:spacing w:line="240" w:lineRule="auto"/>
-            </w:pPr>
-            <w:r>
-              <w:rPr>
-                <w:sz w:val="20"/>
-              </w:rPr>
-              <w:t>Pegoraro et al. (2022); Li et al. (2025); Di Mauro et al. (2018); Mirzaei et al. (2021)</w:t>
-            </w:r>
-          </w:p>
-        </w:tc>
-        <w:tc>
-          <w:tcPr>
-            <w:tcW w:type="dxa" w:w="1872"/>
-          </w:tcPr>
-          <w:p>
-            <w:pPr>
-              <w:spacing w:line="240" w:lineRule="auto"/>
-            </w:pPr>
-            <w:r>
-              <w:rPr>
-                <w:sz w:val="20"/>
-              </w:rPr>
-              <w:t>Wiesmann et al. (2017); Ocicka (2016); Bilbao-Ubillos et al. (2024)</w:t>
-            </w:r>
-          </w:p>
-        </w:tc>
-        <w:tc>
-          <w:tcPr>
-            <w:tcW w:type="dxa" w:w="1872"/>
-          </w:tcPr>
-          <w:p>
-            <w:pPr>
-              <w:spacing w:line="240" w:lineRule="auto"/>
-            </w:pPr>
-            <w:r>
-              <w:rPr>
-                <w:sz w:val="20"/>
-              </w:rPr>
-              <w:t>D'Ambrosio &amp; Lavoratori (2025); Gupta et al. (2023)</w:t>
-            </w:r>
-          </w:p>
-        </w:tc>
-      </w:tr>
-      <w:tr>
-        <w:tc>
-          <w:tcPr>
-            <w:tcW w:type="dxa" w:w="1872"/>
-          </w:tcPr>
-          <w:p>
-            <w:pPr>
-              <w:spacing w:line="240" w:lineRule="auto"/>
-            </w:pPr>
-            <w:r>
-              <w:rPr>
-                <w:sz w:val="20"/>
-              </w:rPr>
-              <w:t>Domestic capacity, facilities &amp; machinery gap</w:t>
-            </w:r>
-          </w:p>
-        </w:tc>
-        <w:tc>
-          <w:tcPr>
-            <w:tcW w:type="dxa" w:w="1872"/>
-          </w:tcPr>
-          <w:p>
-            <w:pPr>
-              <w:spacing w:line="240" w:lineRule="auto"/>
-            </w:pPr>
-            <w:r>
-              <w:rPr>
-                <w:sz w:val="20"/>
-              </w:rPr>
-              <w:t>Asset/Capability</w:t>
-            </w:r>
-          </w:p>
-        </w:tc>
-        <w:tc>
-          <w:tcPr>
-            <w:tcW w:type="dxa" w:w="1872"/>
-          </w:tcPr>
-          <w:p>
-            <w:pPr>
-              <w:spacing w:line="240" w:lineRule="auto"/>
-            </w:pPr>
-            <w:r>
-              <w:rPr>
-                <w:sz w:val="20"/>
-              </w:rPr>
-              <w:t>Pegoraro et al. (2022); Li et al. (2025); Mirzaei et al. (2021)</w:t>
-            </w:r>
-          </w:p>
-        </w:tc>
-        <w:tc>
-          <w:tcPr>
-            <w:tcW w:type="dxa" w:w="1872"/>
-          </w:tcPr>
-          <w:p>
-            <w:pPr>
-              <w:spacing w:line="240" w:lineRule="auto"/>
-            </w:pPr>
-            <w:r>
-              <w:rPr>
-                <w:sz w:val="20"/>
-              </w:rPr>
-              <w:t>Wiesmann et al. (2017)</w:t>
-            </w:r>
-          </w:p>
-        </w:tc>
-        <w:tc>
-          <w:tcPr>
-            <w:tcW w:type="dxa" w:w="1872"/>
-          </w:tcPr>
-          <w:p>
-            <w:pPr>
-              <w:spacing w:line="240" w:lineRule="auto"/>
-            </w:pPr>
-            <w:r>
-              <w:rPr>
-                <w:sz w:val="20"/>
-              </w:rPr>
-              <w:t>D'Ambrosio &amp; Lavoratori (2025); Gupta et al. (2023)</w:t>
-            </w:r>
-          </w:p>
-        </w:tc>
-      </w:tr>
-      <w:tr>
-        <w:tc>
-          <w:tcPr>
-            <w:tcW w:type="dxa" w:w="1872"/>
-          </w:tcPr>
-          <w:p>
-            <w:pPr>
-              <w:spacing w:line="240" w:lineRule="auto"/>
-            </w:pPr>
-            <w:r>
-              <w:rPr>
-                <w:sz w:val="20"/>
-              </w:rPr>
-              <w:t>Host-supplier dependence &amp; knowledge lock-in</w:t>
-            </w:r>
-          </w:p>
-        </w:tc>
-        <w:tc>
-          <w:tcPr>
-            <w:tcW w:type="dxa" w:w="1872"/>
-          </w:tcPr>
-          <w:p>
-            <w:pPr>
-              <w:spacing w:line="240" w:lineRule="auto"/>
-            </w:pPr>
-            <w:r>
-              <w:rPr>
-                <w:sz w:val="20"/>
-              </w:rPr>
-              <w:t>Asset/Capability</w:t>
-            </w:r>
-          </w:p>
-        </w:tc>
-        <w:tc>
-          <w:tcPr>
-            <w:tcW w:type="dxa" w:w="1872"/>
-          </w:tcPr>
-          <w:p>
-            <w:pPr>
-              <w:spacing w:line="240" w:lineRule="auto"/>
-            </w:pPr>
-            <w:r>
-              <w:rPr>
-                <w:sz w:val="20"/>
-              </w:rPr>
-              <w:t>Pedroletti (2025); Li et al. (2025)</w:t>
-            </w:r>
-          </w:p>
-        </w:tc>
-        <w:tc>
-          <w:tcPr>
-            <w:tcW w:type="dxa" w:w="1872"/>
-          </w:tcPr>
-          <w:p>
-            <w:pPr>
-              <w:spacing w:line="240" w:lineRule="auto"/>
-            </w:pPr>
-            <w:r>
-              <w:rPr>
-                <w:sz w:val="20"/>
-              </w:rPr>
-              <w:t>Wiesmann et al. (2017); Bilbao-Ubillos et al. (2024)</w:t>
-            </w:r>
-          </w:p>
-        </w:tc>
-        <w:tc>
-          <w:tcPr>
-            <w:tcW w:type="dxa" w:w="1872"/>
-          </w:tcPr>
-          <w:p>
-            <w:pPr>
-              <w:spacing w:line="240" w:lineRule="auto"/>
-            </w:pPr>
-            <w:r>
-              <w:rPr>
-                <w:sz w:val="20"/>
-              </w:rPr>
-              <w:t>Gupta et al. (2023)</w:t>
-            </w:r>
-          </w:p>
-        </w:tc>
-      </w:tr>
-      <w:tr>
-        <w:tc>
-          <w:tcPr>
-            <w:tcW w:type="dxa" w:w="1872"/>
-          </w:tcPr>
-          <w:p>
-            <w:pPr>
-              <w:spacing w:line="240" w:lineRule="auto"/>
-            </w:pPr>
-            <w:r>
-              <w:rPr>
-                <w:sz w:val="20"/>
-              </w:rPr>
-              <w:t>GVC stickiness / offshore sunk-cost inertia</w:t>
-            </w:r>
-          </w:p>
-        </w:tc>
-        <w:tc>
-          <w:tcPr>
-            <w:tcW w:type="dxa" w:w="1872"/>
-          </w:tcPr>
-          <w:p>
-            <w:pPr>
-              <w:spacing w:line="240" w:lineRule="auto"/>
-            </w:pPr>
-            <w:r>
-              <w:rPr>
-                <w:sz w:val="20"/>
-              </w:rPr>
-              <w:t>Asset/Capability</w:t>
-            </w:r>
-          </w:p>
-        </w:tc>
-        <w:tc>
-          <w:tcPr>
-            <w:tcW w:type="dxa" w:w="1872"/>
-          </w:tcPr>
-          <w:p>
-            <w:pPr>
-              <w:spacing w:line="240" w:lineRule="auto"/>
-            </w:pPr>
-            <w:r>
-              <w:rPr>
-                <w:sz w:val="20"/>
-              </w:rPr>
-              <w:t>—</w:t>
-            </w:r>
-          </w:p>
-        </w:tc>
-        <w:tc>
-          <w:tcPr>
-            <w:tcW w:type="dxa" w:w="1872"/>
-          </w:tcPr>
-          <w:p>
-            <w:pPr>
-              <w:spacing w:line="240" w:lineRule="auto"/>
-            </w:pPr>
-            <w:r>
-              <w:rPr>
-                <w:sz w:val="20"/>
-              </w:rPr>
-              <w:t>Bilbao-Ubillos et al. (2024)</w:t>
-            </w:r>
-          </w:p>
-        </w:tc>
-        <w:tc>
-          <w:tcPr>
-            <w:tcW w:type="dxa" w:w="1872"/>
-          </w:tcPr>
-          <w:p>
-            <w:pPr>
-              <w:spacing w:line="240" w:lineRule="auto"/>
-            </w:pPr>
-            <w:r>
-              <w:rPr>
-                <w:sz w:val="20"/>
-              </w:rPr>
-              <w:t>D'Ambrosio &amp; Lavoratori (2025)</w:t>
-            </w:r>
-          </w:p>
-        </w:tc>
-      </w:tr>
-      <w:tr>
-        <w:tc>
-          <w:tcPr>
-            <w:tcW w:type="dxa" w:w="1872"/>
-          </w:tcPr>
-          <w:p>
-            <w:pPr>
-              <w:spacing w:line="240" w:lineRule="auto"/>
-            </w:pPr>
-            <w:r>
-              <w:rPr>
-                <w:sz w:val="20"/>
-              </w:rPr>
-              <w:t>Regional ecosystem readiness</w:t>
-            </w:r>
-          </w:p>
-        </w:tc>
-        <w:tc>
-          <w:tcPr>
-            <w:tcW w:type="dxa" w:w="1872"/>
-          </w:tcPr>
-          <w:p>
-            <w:pPr>
-              <w:spacing w:line="240" w:lineRule="auto"/>
-            </w:pPr>
-            <w:r>
-              <w:rPr>
-                <w:sz w:val="20"/>
-              </w:rPr>
-              <w:t>Asset/Capability</w:t>
-            </w:r>
-          </w:p>
-        </w:tc>
-        <w:tc>
-          <w:tcPr>
-            <w:tcW w:type="dxa" w:w="1872"/>
-          </w:tcPr>
-          <w:p>
-            <w:pPr>
-              <w:spacing w:line="240" w:lineRule="auto"/>
-            </w:pPr>
-            <w:r>
-              <w:rPr>
-                <w:sz w:val="20"/>
-              </w:rPr>
-              <w:t>Pegoraro et al. (2022)</w:t>
-            </w:r>
-          </w:p>
-        </w:tc>
-        <w:tc>
-          <w:tcPr>
-            <w:tcW w:type="dxa" w:w="1872"/>
-          </w:tcPr>
-          <w:p>
-            <w:pPr>
-              <w:spacing w:line="240" w:lineRule="auto"/>
-            </w:pPr>
-            <w:r>
-              <w:rPr>
-                <w:sz w:val="20"/>
-              </w:rPr>
-              <w:t>Bilbao-Ubillos et al. (2024)</w:t>
-            </w:r>
-          </w:p>
-        </w:tc>
-        <w:tc>
-          <w:tcPr>
-            <w:tcW w:type="dxa" w:w="1872"/>
-          </w:tcPr>
-          <w:p>
-            <w:pPr>
-              <w:spacing w:line="240" w:lineRule="auto"/>
-            </w:pPr>
-            <w:r>
-              <w:rPr>
-                <w:sz w:val="20"/>
-              </w:rPr>
-              <w:t>—</w:t>
             </w:r>
           </w:p>
         </w:tc>
@@ -2277,17 +976,12 @@
     </w:tbl>
     <w:p>
       <w:r>
-        <w:t>The full source-by-source coding records, including the per-source evidence-type notes, are provided in the Appendix.</w:t>
+        <w:t>Applying this logic across the included studies produced eighteen barrier themes grouped under the four framework categories. The full set of themes, together with the evidence type and Asia-specificity of the supporting studies, is presented in Chapter 4 (Table 2); the detailed source-by-source coding records are provided in the Appendix.</w:t>
       </w:r>
     </w:p>
     <w:p>
       <w:r>
-        <w:t>The integrity of the synthesis was safeguarded by two coding rules. First, and consistent with the decision rule of the corpus, the three types of evidence (direct findings from the study's data, findings reported by the literature survey, and barriers argued on conceptual grounds) were coded as separate evidence types and reported separately without being combined into a single frequency count, since a survey finding is not the same, nor is a review finding the same, nor is a conceptual argument the same. Second, a motive for considering reshoring (geopolitical unrest, rising Asian wages, disruption of supply chain etc.) was not coded as an implementation barrier unless a study made it clear that it interfered with the process of implementing the reshoring.</w:t>
-      </w:r>
-    </w:p>
-    <w:p>
-      <w:r>
-        <w:t>This design has a number of methodological drawbacks. An SLR is a secondary method, which, however, is limited in coverage, quality, and completeness of the published literature and has the possibility for publication bias, as it synthesizes existing findings instead of observing reshoring. The resulting bias of relying on a single discovery platform, limiting to English-language sources with accessible full texts, and the retrospective nature of the original exploratory search is compensated by the documented nature of the update search, but does not eliminate it. This is also highlighted by the corpus's own caution; as there is a difference in weight between the various types of evidence — direct, review and conceptual — it is impossible to draw conclusions about a barrier claim's strength from the frequency of its occurrence. Most important, true Asia-specific direct implementation evidence is based on very few cases (mainly two single cases of returns from China), with findings reported as illustrative rather than generalisable, as clearly stated in the results and in the limitations discussion.</w:t>
+        <w:t>Two coding rules were applied consistently. Direct empirical findings, review-reported findings, and conceptual arguments were coded and reported as separate evidence types rather than combined into a single count, since they carry different evidential weight. A motive for considering reshoring — such as geopolitical tension or rising wages — was coded as an implementation barrier only where a study showed that it also hindered the implementation process itself.</w:t>
       </w:r>
     </w:p>
     <w:p>
@@ -2310,7 +1004,7 @@
     </w:p>
     <w:p>
       <w:r>
-        <w:t>This chapter presents the reshoring implementation barriers from the reviewed literature, first the evidence base on which the synthesis is based, followed by the evidence synthesized category-wise, and finally, the evidence that appears to have the broadest acceptance from the corpus, namely the asset/capability barriers.</w:t>
+        <w:t>This chapter presents the reshoring implementation barriers from the reviewed literature, first the evidence base on which the synthesis is based, followed by the evidence synthesized category-wise, and finally, the evidence that appears to have the broadest acceptance in the reviewed literature, namely the asset/capability barriers.</w:t>
       </w:r>
     </w:p>
     <w:p>
@@ -4287,7 +2981,7 @@
     </w:p>
     <w:p>
       <w:r>
-        <w:t>The second, less common discovery relates to the internal structure of the firm: challenges to competitive domestic manufacturing include silos between product development, production, sourcing, sales, and finance, and a lack of employee involvement (Mirzaei et al., 2021). This is evidence from one study in the general context of the home country in Sweden and not a pattern across the corpus.</w:t>
+        <w:t>The second, less common discovery relates to the internal structure of the firm: challenges to competitive domestic manufacturing include silos between product development, production, sourcing, sales, and finance, and a lack of employee involvement (Mirzaei et al., 2021). This is evidence from one study in the general context of the home country in Sweden and not a pattern across the included studies.</w:t>
       </w:r>
     </w:p>
     <w:p>
@@ -4348,7 +3042,7 @@
     </w:p>
     <w:p>
       <w:r>
-        <w:t>The most widely cited barrier in the corpus is the loss of domestic skilled labour and manufacturing competence, which is found in direct case evidence, throughout the review literature and in conceptual argument. In the China-to-UK case, the company did not have the knowledge to make the part on its own, and the learning curve — getting the equipment to work, training employees, gaining experience, and achieving acceptable quality — took about a year (Pegoraro et al., 2022). An internal competence gap, described as competencies lost over years of offshoring, was found among Swedish firms (Li et al., 2025). A domestic skilled-labour shortage — loss of tacit knowledge, lack of core manufacturing competencies, and high training time and cost — was also found among Swedish firms in a related study (Mirzaei et al., 2021). A lack of specialised manpower and loss of domestic competences are also identified as constraints in implementing the return (Di Mauro et al., 2018). At the review level, a shortage of skilled labour is one reported constraint (Wiesmann et al., 2017). A technical-skills shortage and a generational manufacturing-skills gap are reported similarly (Ocicka, 2016). Review evidence also points to a digital technical-skills shortage (Bilbao-Ubillos et al., 2024). A domestic skilled-workforce shortage is argued conceptually (D'Ambrosio &amp; Lavoratori, 2025). A domestic labour-availability gap is argued on the same conceptual grounds (Gupta et al., 2023).</w:t>
+        <w:t>The most widely cited barrier in the reviewed literature is the loss of domestic skilled labour and manufacturing competence, which is found in direct case evidence, throughout the review literature and in conceptual argument. In the China-to-UK case, the company did not have the knowledge to make the part on its own, and the learning curve — getting the equipment to work, training employees, gaining experience, and achieving acceptable quality — took about a year (Pegoraro et al., 2022). An internal competence gap, described as competencies lost over years of offshoring, was found among Swedish firms (Li et al., 2025). A domestic skilled-labour shortage — loss of tacit knowledge, lack of core manufacturing competencies, and high training time and cost — was also found among Swedish firms in a related study (Mirzaei et al., 2021). A lack of specialised manpower and loss of domestic competences are also identified as constraints in implementing the return (Di Mauro et al., 2018). At the review level, a shortage of skilled labour is one reported constraint (Wiesmann et al., 2017). A technical-skills shortage and a generational manufacturing-skills gap are reported similarly (Ocicka, 2016). Review evidence also points to a digital technical-skills shortage (Bilbao-Ubillos et al., 2024). A domestic skilled-workforce shortage is argued conceptually (D'Ambrosio &amp; Lavoratori, 2025). A domestic labour-availability gap is argued on the same conceptual grounds (Gupta et al., 2023).</w:t>
       </w:r>
     </w:p>
     <w:p>
@@ -4513,7 +3207,7 @@
     </w:p>
     <w:p>
       <w:r>
-        <w:t>The search and screening process have several limitations. The discovery of the literature was based on Google Scholar, and the initial search was exploratory and iterative and was not guided by a prospectively documented protocol, and the review was based on English-language, accessible publications; other languages or publications that were not available in full might have been overlooked. A single researcher conducted screening and coding, and did not have the inter-coder reliability checks that a research team would provide. The evidence-classification dimensions employed to sort the corpus capture the type, relevance, and Asia-specificity of the evidence, but do not constitute a complete methodological quality assessment of each study, and no assertion in this thesis is based on proven page-level citation of the original texts. Lastly, the delimiting of the four framework categories and the drivers, barriers and outcomes needed to be judged in some codings, as not all studies reviewed are able to draw a clear line between the decision and implementation phases; the category assignment must be considered as a reasoned and not a mechanical process.</w:t>
+        <w:t>The search and screening process have several limitations. The discovery of the literature was based on Google Scholar, and the initial search was exploratory and iterative and was not guided by a prospectively documented protocol, and the review was based on English-language, accessible publications; other languages or publications that were not available in full might have been overlooked. A single researcher conducted screening and coding, and did not have the inter-coder reliability checks that a research team would provide. The evidence-classification dimensions employed to sort the included studies capture the type, relevance, and Asia-specificity of the evidence, but do not constitute a complete methodological quality assessment of each study, and no assertion in this thesis is based on proven page-level citation of the original texts. Lastly, the delimiting of the four framework categories and the drivers, barriers and outcomes needed to be judged in some codings, as not all studies reviewed are able to draw a clear line between the decision and implementation phases; the category assignment must be considered as a reasoned and not a mechanical process.</w:t>
       </w:r>
     </w:p>
     <w:p>
@@ -5118,7 +3812,7 @@
         <w:t>Appendix. Barrier-theme coding records: each barrier theme cross-referenced to its contributing sources and the evidence type each source provides.</w:t>
       </w:r>
       <w:r>
-        <w:t xml:space="preserve"> Evidence types (direct empirical / review / conceptual) are recorded separately per source and are not aggregated. This appendix provides the detailed source-by-source records behind the coding summarised in Table 1 (Chapter 3, Section 3.3); Asia-specificity qualifications are summarised in Table 2 (Chapter 4, Section 4.1).</w:t>
+        <w:t xml:space="preserve"> Evidence types (direct empirical / review / conceptual) are recorded separately per source and are not aggregated. This appendix provides the detailed source-by-source records behind the barrier coding summarised in Table 2 (Chapter 4, Section 4.1); Table 1 (Chapter 3, Section 3.3) illustrates the coding logic with representative examples rather than the full set of records.</w:t>
       </w:r>
     </w:p>
     <w:tbl>

--- a/thesis/FINAL_THESIS.docx
+++ b/thesis/FINAL_THESIS.docx
@@ -549,17 +549,17 @@
     </w:p>
     <w:p>
       <w:r>
-        <w:t>This thesis uses a research method called systematic literature review (SLR). The choice is natural as the nature of the research question is to diagnose the barriers that manufacturing companies encounter when implementing reshoring strategies from Asian markets and its subsequent implications for the manager. These questions can be answered without making new primary observations, but rather a structured analysis and synthesis of evidence that is already available in a dispersed form. A systematic review is the right review to conduct as it synthesises the results of literature about a bounded question by using explicit, documented and reproducible methods of literature search, selection and analysis (Snyder, 2019).</w:t>
+        <w:t>This thesis adopts a systematic literature review (SLR) as its research design. This design is appropriate because the study seeks to identify the barriers encountered by manufacturing firms when implementing reshoring strategies from Asian markets and to examine the resulting managerial implications. These questions do not require the collection of new primary data. Instead, they can be addressed through a structured analysis and synthesis of evidence that is dispersed across the existing literature. A systematic review is suitable because it addresses a bounded research question through an explicit and structured process of searching, selecting, and analysing literature (Snyder, 2019).</w:t>
       </w:r>
     </w:p>
     <w:p>
       <w:r>
-        <w:t>A literature review itself can be used as a research method, and there are three types of literature review — systematic, semi-systematic, and integrative — that can be used for a variety of purposes (Snyder, 2019). If a question is specific enough to be answered by locating and assessing a set of relevant studies using a set of criteria, then a systematic review is appropriate. The research question in the present research is specific and set at the firm level, which makes a systematic design the most suitable of the three, despite the methodological diversity of the evidence. The rest of the chapter is organised in four phases of the review process: designing the review, conducting the review, analysing the review, and writing the review (Snyder, 2019).</w:t>
+        <w:t>A literature review itself can be used as a research method, and there are three types of literature review — systematic, semi-systematic, and integrative — that can be used for a variety of purposes (Snyder, 2019). If a question is specific enough to be answered by locating and assessing a set of relevant studies using a set of criteria, then a systematic review is appropriate. The research question in the present research is specific and set at the firm level, which makes a systematic design the most suitable of the three, despite the methodological diversity of the evidence.</w:t>
       </w:r>
     </w:p>
     <w:p>
       <w:r>
-        <w:t>For this design, the thesis does not compile primary interview, survey or company evidence, but only uses evidence that has already been published by others and subjected to peer-review. This contribution is integrative as the review combines the results of the individual studies in a single framework of reshoring implementation barriers that is consistent with literature review-based work in the reshoring field (Tsai &amp; Urmetzer, 2024). This design will allow the research questions to be addressed directly and will make the source and weight of each piece of evidence clear.</w:t>
+        <w:t>No primary data were collected through interviews, surveys, or company observations. The analytical sample consists of previously published peer-reviewed studies. Their findings are synthesised into a firm-level framework of reshoring implementation barriers, following the broader use of literature-based synthesis in the reshoring field (Tsai &amp; Urmetzer, 2024). This design allows the research questions to be addressed directly while preserving the link between the resulting barrier themes and the studies supporting them.</w:t>
       </w:r>
     </w:p>
     <w:p>
@@ -572,12 +572,12 @@
     </w:p>
     <w:p>
       <w:r>
-        <w:t>The literature search and selection followed the PRISMA 2020 reporting guidelines (Page, McKenzie, et al., 2021; Page, Moher, et al., 2021), used here as a reporting framework rather than a tool for evidence synthesis. Google Scholar was the only literature-discovery platform used. The search combined topic-related terms — reshoring, backshoring, manufacturing reshoring, implementation barriers, Asia, capabilities, suppliers, and production transfer — with backward and forward citation searching and the "related articles" feature.</w:t>
+        <w:t>The literature search and study-selection process are reported with reference to the PRISMA 2020 guidelines (Page, McKenzie, et al., 2021; Page, Moher, et al., 2021). PRISMA is used here to present the stages of identification, screening, and inclusion, rather than as a method of evidence synthesis. Google Scholar was the only literature-discovery platform used. The search was conducted iteratively between late June and July 2026. It combined terms related to reshoring, backshoring, manufacturing reshoring, implementation barriers, Asia, capabilities, suppliers, and production transfer with backward and forward citation searching and the "related articles" feature.</w:t>
       </w:r>
     </w:p>
     <w:p>
       <w:r>
-        <w:t>Records were manually screened for eligibility. A source had to be in English, have its full text available online, be peer-reviewed, relate to manufacturing reshoring, and meet the thesis definition of reshoring: the return of previously offshored manufacturing activities from an Asian host country to the firm's home country. Studies concerned with China+1, re-offshoring, nearshoring without a return home, or foreign-to-foreign relocation were treated as not meeting this definition and were excluded from barrier coding, although a few are used as contextual background in the Introduction and Discussion. The eligibility process is summarised in Figure 1.</w:t>
+        <w:t>Records were manually screened for eligibility. A source had to be in English, have its full text available online, be peer-reviewed, relate to the return of previously offshored manufacturing activities to the firm's home country, and provide evidence relevant to the implementation of manufacturing reshoring. Asia-specificity was assessed separately, because not all studies explicitly identified the former host location. Studies concerned exclusively with China+1 strategies, re-offshoring, nearshoring without a return home, or foreign-to-foreign relocation were excluded from barrier coding, although some are used as contextual sources in the Introduction and Discussion. The eligibility process is summarised in Figure 1.</w:t>
       </w:r>
     </w:p>
     <w:p>
@@ -642,7 +642,7 @@
     </w:p>
     <w:p>
       <w:r>
-        <w:t>The full text of 34 sources was assessed. Of these, 21 peer-reviewed studies met all eligibility criteria and form the analytical sample used for barrier coding. The remaining sources were retained either as contextual background for the Introduction and Discussion or as methodological guidance for the review design (Snyder, 2019; Thomas &amp; Harden, 2008; Mayring, 2014), and were not coded for barrier evidence.</w:t>
+        <w:t>The full texts of 34 sources were assessed. Of these, 21 peer-reviewed studies met all eligibility criteria and form the analytical sample used for barrier coding. A further twelve are cited elsewhere in the thesis as contextual background (Introduction and Discussion) or as methodological guidance for the review design (Snyder, 2019; Thomas &amp; Harden, 2008; Mayring, 2014); none of these twelve were coded for barrier evidence. The remaining source did not meet the relevance criteria and was not used further. Two additional works, Williamson (1985) and Barney (1991), are cited separately in Chapter 2 and Chapter 5 as foundational theoretical literature and were not part of this review process.</w:t>
       </w:r>
     </w:p>
     <w:p>
@@ -665,7 +665,7 @@
     </w:p>
     <w:p>
       <w:r>
-        <w:t>The coding followed a deductive-inductive logic (Mayring, 2014): the four framework categories — regulatory/institutional, cultural/organisational, cost/operational, and asset/capability — were deductively defined in advance from the theoretical framework and the research questions, and served as the coding frame. Within each category, the specific barrier themes were then developed inductively from the content of the included studies.</w:t>
+        <w:t>The coding followed a deductive-inductive logic (Mayring, 2014). An initial coding frame comprising four broad categories — regulatory/institutional, cultural/organisational, cost/operational, and asset/capability — was informed by the theoretical framework, the research questions, and the preliminary reading of the reshoring literature. Within these broad categories, specific barrier themes were then developed inductively from the content of the included studies, and category boundaries were refined where necessary.</w:t>
       </w:r>
     </w:p>
     <w:p>
@@ -854,7 +854,7 @@
               <w:rPr>
                 <w:sz w:val="20"/>
               </w:rPr>
-              <w:t>Strict host-country layoff regulations delayed the firm's exit from the offshore location (Li et al., 2025)</w:t>
+              <w:t>Strict host-country layoff regulations were reported to delay firms' exit from the offshore location (Li et al., 2025)</w:t>
             </w:r>
           </w:p>
         </w:tc>
@@ -986,7 +986,7 @@
     </w:p>
     <w:p>
       <w:r>
-        <w:t>The findings of this synthesis are reported in the next chapter: the barriers found in the literature, clustered into the four categories of the firm-level framework.</w:t>
+        <w:t>The next chapter presents the eighteen barrier themes identified through this process and organises them within the four categories of the firm-level framework.</w:t>
       </w:r>
     </w:p>
     <w:p>

--- a/thesis/FINAL_THESIS.docx
+++ b/thesis/FINAL_THESIS.docx
@@ -549,12 +549,12 @@
     </w:p>
     <w:p>
       <w:r>
-        <w:t>This thesis adopts a systematic literature review (SLR) as its research design. This design is appropriate because the study seeks to identify the barriers encountered by manufacturing firms when implementing reshoring strategies from Asian markets and to examine the resulting managerial implications. These questions do not require the collection of new primary data. Instead, they can be addressed through a structured analysis and synthesis of evidence that is dispersed across the existing literature. A systematic review is suitable because it addresses a bounded research question through an explicit and structured process of searching, selecting, and analysing literature (Snyder, 2019).</w:t>
+        <w:t>This thesis adopts a systematic literature review (SLR) as its research design. This design is appropriate because the study seeks to identify the barriers encountered by manufacturing firms when implementing reshoring strategies from Asian markets and to examine the resulting managerial implications. These questions do not require the collection of new primary data. Instead, they can be addressed through a structured analysis and synthesis of evidence dispersed across the existing literature. A systematic review is suitable because it addresses a bounded research question through an explicit and structured process of searching, selecting, and analysing literature (Snyder, 2019).</w:t>
       </w:r>
     </w:p>
     <w:p>
       <w:r>
-        <w:t>A literature review itself can be used as a research method, and there are three types of literature review — systematic, semi-systematic, and integrative — that can be used for a variety of purposes (Snyder, 2019). If a question is specific enough to be answered by locating and assessing a set of relevant studies using a set of criteria, then a systematic review is appropriate. The research question in the present research is specific and set at the firm level, which makes a systematic design the most suitable of the three, despite the methodological diversity of the evidence.</w:t>
+        <w:t>There are three types of literature review — systematic, semi-systematic, and integrative (Snyder, 2019). A systematic design is appropriate when a clearly defined research question can be addressed by identifying and assessing relevant studies according to explicit criteria. Since this thesis focuses on firm-level barriers to the implementation of reshoring, the systematic approach provides the most suitable structure for the review.</w:t>
       </w:r>
     </w:p>
     <w:p>
@@ -642,12 +642,12 @@
     </w:p>
     <w:p>
       <w:r>
-        <w:t>The full texts of 34 sources were assessed. Of these, 21 peer-reviewed studies met all eligibility criteria and form the analytical sample used for barrier coding. A further twelve are cited elsewhere in the thesis as contextual background (Introduction and Discussion) or as methodological guidance for the review design (Snyder, 2019; Thomas &amp; Harden, 2008; Mayring, 2014); none of these twelve were coded for barrier evidence. The remaining source did not meet the relevance criteria and was not used further. Two additional works, Williamson (1985) and Barney (1991), are cited separately in Chapter 2 and Chapter 5 as foundational theoretical literature and were not part of this review process.</w:t>
+        <w:t>The review-related literature comprised 33 sources. Of these, 21 peer-reviewed studies met the eligibility criteria and formed the analytical sample used for barrier coding. The remaining sources were used either as contextual background in the Introduction and Discussion (7 sources) or as methodological guidance for the review design (5 sources: Snyder, 2019; Thomas &amp; Harden, 2008; Mayring, 2014, plus the two PRISMA sources above), and were not coded for barrier evidence. Two additional works, Williamson (1985) and Barney (1991), were used separately as the foundational theoretical literature for TCE and the RBV and were not part of the analytical sample.</w:t>
       </w:r>
     </w:p>
     <w:p>
       <w:r>
-        <w:t>Each included study was also noted for the type of evidence it provides — direct empirical, review-based, or conceptual — and for whether it explicitly links an Asian host location to a return home. These distinctions are used throughout the Results and Discussion chapters to interpret the evidence with appropriate care.</w:t>
+        <w:t>Each included study was classified according to the type of evidence it provided — direct empirical, review-based, or conceptual — and according to whether it explicitly linked an Asian host location to a return home. These distinctions are used throughout the Results and Discussion chapters to interpret the evidence with appropriate care.</w:t>
       </w:r>
     </w:p>
     <w:p>

--- a/thesis/FINAL_THESIS.docx
+++ b/thesis/FINAL_THESIS.docx
@@ -554,7 +554,7 @@
     </w:p>
     <w:p>
       <w:r>
-        <w:t>There are three types of literature review — systematic, semi-systematic, and integrative (Snyder, 2019). A systematic design is appropriate when a clearly defined research question can be addressed by identifying and assessing relevant studies according to explicit criteria. Since this thesis focuses on firm-level barriers to the implementation of reshoring, the systematic approach provides the most suitable structure for the review.</w:t>
+        <w:t>Three broad approaches to literature reviews can be distinguished: systematic, semi-systematic, and integrative (Snyder, 2019). A systematic design is appropriate when a clearly defined research question can be addressed by identifying and assessing relevant studies according to explicit criteria. Since this thesis focuses on firm-level barriers to the implementation of reshoring, the systematic approach provides the most suitable structure for the review.</w:t>
       </w:r>
     </w:p>
     <w:p>
@@ -577,7 +577,7 @@
     </w:p>
     <w:p>
       <w:r>
-        <w:t>Records were manually screened for eligibility. A source had to be in English, have its full text available online, be peer-reviewed, relate to the return of previously offshored manufacturing activities to the firm's home country, and provide evidence relevant to the implementation of manufacturing reshoring. Asia-specificity was assessed separately, because not all studies explicitly identified the former host location. Studies concerned exclusively with China+1 strategies, re-offshoring, nearshoring without a return home, or foreign-to-foreign relocation were excluded from barrier coding, although some are used as contextual sources in the Introduction and Discussion. The eligibility process is summarised in Figure 1.</w:t>
+        <w:t>Records were manually screened for eligibility. A source had to be in English, be accessible in full text, be peer-reviewed, relate to the return of previously offshored manufacturing activities to the firm's home country, and provide evidence relevant to the implementation of manufacturing reshoring. Asia-specificity was assessed separately because not all studies explicitly identified the former host location. Studies that did not explicitly identify an Asian host location were included only where their findings addressed general manufacturing reshoring barriers relevant to the implementation process; their lack of explicit Asia-specificity was recorded and taken into account when interpreting the results. Studies concerned exclusively with China+1 strategies, re-offshoring, nearshoring without a return home, or foreign-to-foreign relocation were excluded from barrier coding, although some are used as contextual sources in the Introduction and Discussion. The selection process leading to the final analytical sample is summarised in Figure 1.</w:t>
       </w:r>
     </w:p>
     <w:p>
@@ -588,7 +588,7 @@
       <w:r>
         <w:drawing>
           <wp:inline xmlns:a="http://schemas.openxmlformats.org/drawingml/2006/main" xmlns:pic="http://schemas.openxmlformats.org/drawingml/2006/picture">
-            <wp:extent cx="5669280" cy="5235114"/>
+            <wp:extent cx="5669280" cy="4780169"/>
             <wp:docPr id="1" name="Picture 1"/>
             <wp:cNvGraphicFramePr>
               <a:graphicFrameLocks noChangeAspect="1"/>
@@ -609,7 +609,7 @@
                   <pic:spPr>
                     <a:xfrm>
                       <a:off x="0" y="0"/>
-                      <a:ext cx="5669280" cy="5235114"/>
+                      <a:ext cx="5669280" cy="4780169"/>
                     </a:xfrm>
                     <a:prstGeom prst="rect"/>
                   </pic:spPr>
@@ -637,12 +637,12 @@
         <w:rPr>
           <w:i/>
         </w:rPr>
-        <w:t>Flow diagram of the study-selection process, reported following PRISMA 2020 principles.</w:t>
+        <w:t>PRISMA flow diagram of the study-selection process.</w:t>
       </w:r>
     </w:p>
     <w:p>
       <w:r>
-        <w:t>The review-related literature comprised 33 sources. Of these, 21 peer-reviewed studies met the eligibility criteria and formed the analytical sample used for barrier coding. The remaining sources were used either as contextual background in the Introduction and Discussion (7 sources) or as methodological guidance for the review design (5 sources: Snyder, 2019; Thomas &amp; Harden, 2008; Mayring, 2014, plus the two PRISMA sources above), and were not coded for barrier evidence. Two additional works, Williamson (1985) and Barney (1991), were used separately as the foundational theoretical literature for TCE and the RBV and were not part of the analytical sample.</w:t>
+        <w:t>The study-selection process resulted in an analytical sample of 21 peer-reviewed studies that met the eligibility criteria and were coded for evidence of reshoring implementation barriers. Additional sources were used separately to provide contextual background, methodological guidance, and the theoretical foundations of the thesis. These supporting sources were not part of the analytical sample and were not coded for barrier evidence.</w:t>
       </w:r>
     </w:p>
     <w:p>

--- a/thesis/FINAL_THESIS.docx
+++ b/thesis/FINAL_THESIS.docx
@@ -572,7 +572,7 @@
     </w:p>
     <w:p>
       <w:r>
-        <w:t>The literature search and study-selection process are reported with reference to the PRISMA 2020 guidelines (Page, McKenzie, et al., 2021; Page, Moher, et al., 2021). PRISMA is used here to present the stages of identification, screening, and inclusion, rather than as a method of evidence synthesis. Google Scholar was the only literature-discovery platform used. The search was conducted iteratively between late June and July 2026. It combined terms related to reshoring, backshoring, manufacturing reshoring, implementation barriers, Asia, capabilities, suppliers, and production transfer with backward and forward citation searching and the "related articles" feature.</w:t>
+        <w:t>The literature search and study-selection process are reported with reference to the PRISMA 2020 guidelines (Page, McKenzie, et al., 2021; Page, Moher, et al., 2021). PRISMA is used here to present the stages of identification, screening, and inclusion, rather than as a method of evidence synthesis. Google Scholar was the only literature-discovery platform used. The literature search was conducted iteratively, beginning in late June 2026. It combined terms related to reshoring, backshoring, manufacturing reshoring, implementation barriers, Asia, capabilities, suppliers, and production transfer with backward and forward citation searching and the "related articles" feature.</w:t>
       </w:r>
     </w:p>
     <w:p>
@@ -820,7 +820,7 @@
               <w:rPr>
                 <w:sz w:val="20"/>
               </w:rPr>
-              <w:t>Domestic skilled-labour &amp; competence gap</w:t>
+              <w:t>Domestic skilled-labour and competence gap</w:t>
             </w:r>
           </w:p>
         </w:tc>
@@ -976,12 +976,12 @@
     </w:tbl>
     <w:p>
       <w:r>
-        <w:t>Applying this logic across the included studies produced eighteen barrier themes grouped under the four framework categories. The full set of themes, together with the evidence type and Asia-specificity of the supporting studies, is presented in Chapter 4 (Table 2); the detailed source-by-source coding records are provided in the Appendix.</w:t>
+        <w:t>Applying this logic across the included studies produced eighteen barrier themes grouped under the four framework categories. The full set of themes, together with the evidence type and Asia-specificity of the supporting studies, is presented in Chapter 4 (Table 2); the detailed source-by-source coding matrix is provided in the Appendix.</w:t>
       </w:r>
     </w:p>
     <w:p>
       <w:r>
-        <w:t>Two coding rules were applied consistently. Direct empirical findings, review-reported findings, and conceptual arguments were coded and reported as separate evidence types rather than combined into a single count, since they carry different evidential weight. A motive for considering reshoring — such as geopolitical tension or rising wages — was coded as an implementation barrier only where a study showed that it also hindered the implementation process itself.</w:t>
+        <w:t>Two coding rules were applied consistently. Direct empirical findings, review-reported findings, and conceptual arguments were coded and reported as separate evidence types rather than combined into a single count because they provide different forms of evidential support. A motive for considering reshoring — such as geopolitical tension or rising wages — was coded as an implementation barrier only where a study showed that it also hindered the implementation process itself.</w:t>
       </w:r>
     </w:p>
     <w:p>
@@ -1284,7 +1284,7 @@
               <w:rPr>
                 <w:sz w:val="20"/>
               </w:rPr>
-              <w:t>Social-responsibility &amp; workforce-resistance exit constraints</w:t>
+              <w:t>Social-responsibility and workforce-resistance exit constraints</w:t>
             </w:r>
           </w:p>
         </w:tc>
@@ -1382,7 +1382,7 @@
               <w:rPr>
                 <w:sz w:val="20"/>
               </w:rPr>
-              <w:t>Home-country compliance burden &amp; institutional frictions</w:t>
+              <w:t>Home-country compliance burden and institutional frictions</w:t>
             </w:r>
           </w:p>
         </w:tc>
@@ -1578,7 +1578,7 @@
               <w:rPr>
                 <w:sz w:val="20"/>
               </w:rPr>
-              <w:t>Intra-organisational silos &amp; weak employee involvement</w:t>
+              <w:t>Intra-organisational silos and weak employee involvement</w:t>
             </w:r>
           </w:p>
         </w:tc>
@@ -2068,7 +2068,7 @@
               <w:rPr>
                 <w:sz w:val="20"/>
               </w:rPr>
-              <w:t>New fixed costs &amp; switching/reconfiguration costs</w:t>
+              <w:t>New fixed costs and switching/reconfiguration costs</w:t>
             </w:r>
           </w:p>
         </w:tc>
@@ -2460,7 +2460,7 @@
               <w:rPr>
                 <w:sz w:val="20"/>
               </w:rPr>
-              <w:t>Domestic skilled-labour &amp; competence gap</w:t>
+              <w:t>Domestic skilled-labour and competence gap</w:t>
             </w:r>
           </w:p>
         </w:tc>
@@ -2558,7 +2558,7 @@
               <w:rPr>
                 <w:sz w:val="20"/>
               </w:rPr>
-              <w:t>Domestic capacity, facilities &amp; machinery gap</w:t>
+              <w:t>Domestic capacity, facilities and machinery gap</w:t>
             </w:r>
           </w:p>
         </w:tc>
@@ -2656,7 +2656,7 @@
               <w:rPr>
                 <w:sz w:val="20"/>
               </w:rPr>
-              <w:t>Host-supplier dependence &amp; knowledge lock-in</w:t>
+              <w:t>Host-supplier dependence and knowledge lock-in</w:t>
             </w:r>
           </w:p>
         </w:tc>

--- a/thesis/FINAL_THESIS.docx
+++ b/thesis/FINAL_THESIS.docx
@@ -411,7 +411,12 @@
     </w:p>
     <w:p>
       <w:r>
-        <w:t>This chapter lays the conceptual and theoretical groundwork for the study. It clarifies the concept of reshoring and differentiates it from other types of manufacturing relocation, presents the two theoretical lenses through which the results are interpreted, distinguishes between the drivers of reshoring and the barriers to reshoring, and outlines the research gap that the thesis addresses.</w:t>
+        <w:t>This chapter lays the conceptual and theoretical groundwork for the study. Reshoring has developed into an active research field over the past decade, but its growth has come with two complications that matter directly for this thesis. The first is terminological: the vocabulary of relocation — reshoring, backshoring, nearshoring, re-offshoring — has been applied inconsistently across studies, so a precise definition is a precondition for any meaningful synthesis (Tsai &amp; Urmetzer, 2024). The second is theoretical: the field has no single unifying theory, and individual studies interpret the phenomenon through different lenses (Wiesmann et al., 2017). A review that ignores either complication risks combining findings that are not actually about the same phenomenon, or reading them through an unstated theoretical frame.</w:t>
+      </w:r>
+    </w:p>
+    <w:p>
+      <w:r>
+        <w:t>Both complications shape the structure of this chapter. Section 2.1 clarifies the concept of reshoring and separates it from neighbouring forms of relocation that fall outside the scope of this thesis. Section 2.2 presents the two theoretical perspectives used to interpret the results, Transaction Cost Economics and the Resource-Based View. Section 2.3 draws the distinction between the drivers of reshoring and the implementation barriers that are the subject of this study, and Section 2.4 reviews the existing knowledge on reshoring barriers and identifies the research gap the thesis addresses.</w:t>
       </w:r>
     </w:p>
     <w:p>
@@ -536,7 +541,12 @@
     </w:p>
     <w:p>
       <w:r>
-        <w:t>This chapter outlines the design of the study: the rationale for conducting a systematic literature review, how the literature was searched and screened, and how the included studies were analysed and coded into the firm-level barrier framework. Methodological limitations are discussed together with the findings they qualify in Section 5.4.</w:t>
+        <w:t>This chapter outlines how the study was designed and carried out. Because the thesis asks a question about existing evidence — what barriers manufacturing firms face when implementing reshoring from Asian markets — rather than a question requiring new company data, the value of the answer depends on how the existing studies were found, selected, and analysed. The credibility of a literature-based synthesis rests on making that process transparent enough for the reader to judge it (Snyder, 2019).</w:t>
+      </w:r>
+    </w:p>
+    <w:p>
+      <w:r>
+        <w:t>The chapter therefore documents the three steps on which the synthesis is built. Section 3.1 explains why a systematic literature review is the appropriate design for the research questions. Section 3.2 describes the literature search and the criteria used to select the analytical sample, summarised in the flow diagram in Figure 1. Section 3.3 explains how the findings of the included studies were coded into barrier themes and how those themes were organised within the four categories of the firm-level framework, illustrated in Table 1. Methodological limitations are discussed together with the findings they qualify in Section 5.4.</w:t>
       </w:r>
     </w:p>
     <w:p>
@@ -1004,7 +1014,12 @@
     </w:p>
     <w:p>
       <w:r>
-        <w:t>This chapter presents the reshoring implementation barriers from the reviewed literature, first the evidence base on which the synthesis is based, followed by the evidence synthesized category-wise, and finally, the evidence that appears to have the broadest acceptance in the reviewed literature, namely the asset/capability barriers.</w:t>
+        <w:t>This chapter reports what the reviewed literature shows about the barriers manufacturing firms face when implementing reshoring from Asian markets. Two reading rules apply throughout the chapter. First, the three types of evidence — direct empirical findings, review-reported findings, and conceptual arguments — are kept apart, because a case observation, a review finding, and a conceptual argument do not support a claim in the same way. Second, findings are attributed to an Asian host country only where a study explicitly makes that link; evidence that is general in scope is reported as general.</w:t>
+      </w:r>
+    </w:p>
+    <w:p>
+      <w:r>
+        <w:t>The chapter proceeds from the evidence base to the barriers themselves. Section 4.1 describes the analytical sample and presents the overview of all eighteen barrier themes in Table 2. Sections 4.2 to 4.5 then report the barriers by framework category, ending with the asset/capability category, which has the broadest support in the reviewed literature.</w:t>
       </w:r>
     </w:p>
     <w:p>
@@ -3085,7 +3100,12 @@
     </w:p>
     <w:p>
       <w:r>
-        <w:t>This chapter is an interpretation of the eighteen barrier themes reported in Chapter 4, what they mean for firms returning production from Asian host countries, how they reinforce one another, and what follows from them theoretically and managerially. Interpretations made by this thesis are differentiated from findings reported by the original studies throughout, and evidence of direct implementation is given more analytical weight than evidence at the review level or conceptual level.</w:t>
+        <w:t>This chapter interprets the eighteen barrier themes reported in Chapter 4. Reporting what the literature contains is only the first half of a synthesis; the second half is explaining what the findings mean for firms returning production from Asian host countries, how the barriers reinforce one another, and what follows from them in theoretical and managerial terms.</w:t>
+      </w:r>
+    </w:p>
+    <w:p>
+      <w:r>
+        <w:t>Section 5.1 discusses the overall pattern of the results and the interactions between the barrier categories. Section 5.2 interprets the findings through Transaction Cost Economics and the Resource-Based View, and Section 5.3 derives the managerial implications that answer the second sub-question of the thesis. Section 5.4 sets out the limitations of the study and the research directions that follow from them. Throughout the chapter, interpretations made by this thesis are distinguished from findings reported by the original studies, and direct implementation evidence is given more analytical weight than review-level or conceptual evidence.</w:t>
       </w:r>
     </w:p>
     <w:p>

--- a/thesis/FINAL_THESIS.docx
+++ b/thesis/FINAL_THESIS.docx
@@ -546,7 +546,7 @@
     </w:p>
     <w:p>
       <w:r>
-        <w:t>The chapter therefore documents the three steps on which the synthesis is built. Section 3.1 explains why a systematic literature review is the appropriate design for the research questions. Section 3.2 describes the literature search and the criteria used to select the analytical sample, summarised in the flow diagram in Figure 1. Section 3.3 explains how the findings of the included studies were coded into barrier themes and how those themes were organised within the four categories of the firm-level framework, illustrated in Table 1. Methodological limitations are discussed together with the findings they qualify in Section 5.4.</w:t>
+        <w:t>The chapter therefore documents the three steps on which the synthesis is built. Section 3.1 explains why a systematic literature review is the appropriate design for the research questions. Section 3.2 describes the literature search and the criteria used to select the analytical sample, summarised in the flow diagram in Figure 1. Section 3.3 explains how the findings of the included studies were coded into barrier themes and how those themes were organised within the four categories of the firm-level framework, illustrated in Table 1. Methodological limitations are discussed in Section 5.4 alongside the findings to which they relate.</w:t>
       </w:r>
     </w:p>
     <w:p>
@@ -587,7 +587,7 @@
     </w:p>
     <w:p>
       <w:r>
-        <w:t>Records were manually screened for eligibility. A source had to be in English, be accessible in full text, be peer-reviewed, relate to the return of previously offshored manufacturing activities to the firm's home country, and provide evidence relevant to the implementation of manufacturing reshoring. Asia-specificity was assessed separately because not all studies explicitly identified the former host location. Studies that did not explicitly identify an Asian host location were included only where their findings addressed general manufacturing reshoring barriers relevant to the implementation process; their lack of explicit Asia-specificity was recorded and taken into account when interpreting the results. Studies concerned exclusively with China+1 strategies, re-offshoring, nearshoring without a return home, or foreign-to-foreign relocation were excluded from barrier coding, although some are used as contextual sources in the Introduction and Discussion. The selection process leading to the final analytical sample is summarised in Figure 1.</w:t>
+        <w:t>Records were manually screened for eligibility. To be included in the analytical sample, a study had to be in English, be accessible in full text, be peer-reviewed, relate to the return of previously offshored manufacturing activities to the firm's home country, and provide evidence relevant to the implementation of manufacturing reshoring. Asia-specificity was assessed separately because not all studies explicitly identified the former host location. Studies that did not explicitly identify an Asian host location were included only where their findings addressed general manufacturing reshoring barriers relevant to the implementation process; their lack of explicit Asia-specificity was recorded and taken into account when interpreting the results. Studies concerned exclusively with China+1 strategies, re-offshoring, nearshoring without a return home, or foreign-to-foreign relocation were excluded from barrier coding, although some are used as contextual sources in the Introduction and Discussion. The selection process leading to the final analytical sample is summarised in Figure 1.</w:t>
       </w:r>
     </w:p>
     <w:p>
@@ -598,7 +598,7 @@
       <w:r>
         <w:drawing>
           <wp:inline xmlns:a="http://schemas.openxmlformats.org/drawingml/2006/main" xmlns:pic="http://schemas.openxmlformats.org/drawingml/2006/picture">
-            <wp:extent cx="5669280" cy="4780169"/>
+            <wp:extent cx="5669280" cy="6322480"/>
             <wp:docPr id="1" name="Picture 1"/>
             <wp:cNvGraphicFramePr>
               <a:graphicFrameLocks noChangeAspect="1"/>
@@ -619,7 +619,7 @@
                   <pic:spPr>
                     <a:xfrm>
                       <a:off x="0" y="0"/>
-                      <a:ext cx="5669280" cy="4780169"/>
+                      <a:ext cx="5669280" cy="6322480"/>
                     </a:xfrm>
                     <a:prstGeom prst="rect"/>
                   </pic:spPr>
@@ -647,7 +647,7 @@
         <w:rPr>
           <w:i/>
         </w:rPr>
-        <w:t>PRISMA flow diagram of the study-selection process.</w:t>
+        <w:t>Simplified flow diagram of the study-selection process, reported with reference to PRISMA 2020.</w:t>
       </w:r>
     </w:p>
     <w:p>

--- a/thesis/FINAL_THESIS.docx
+++ b/thesis/FINAL_THESIS.docx
@@ -587,7 +587,7 @@
     </w:p>
     <w:p>
       <w:r>
-        <w:t>Records were manually screened for eligibility. To be included in the analytical sample, a study had to be in English, be accessible in full text, be peer-reviewed, relate to the return of previously offshored manufacturing activities to the firm's home country, and provide evidence relevant to the implementation of manufacturing reshoring. Asia-specificity was assessed separately because not all studies explicitly identified the former host location. Studies that did not explicitly identify an Asian host location were included only where their findings addressed general manufacturing reshoring barriers relevant to the implementation process; their lack of explicit Asia-specificity was recorded and taken into account when interpreting the results. Studies concerned exclusively with China+1 strategies, re-offshoring, nearshoring without a return home, or foreign-to-foreign relocation were excluded from barrier coding, although some are used as contextual sources in the Introduction and Discussion. The selection process leading to the final analytical sample is summarised in Figure 1.</w:t>
+        <w:t>Records were manually screened for eligibility. To be included in the analytical sample, a study had to be in English, be accessible in full text, be peer-reviewed, relate to the return of previously offshored manufacturing activities to the firm's home country, and provide evidence relevant to the implementation of manufacturing reshoring. Asia-specificity was assessed separately because not all studies explicitly identified the former host location. Studies that did not explicitly identify an Asian host location were included only where their findings addressed general manufacturing reshoring barriers relevant to the implementation process; their lack of explicit Asia-specificity was recorded and taken into account when interpreting the results. Studies concerned exclusively with China+1 strategies, re-offshoring, nearshoring without a return home, or foreign-to-foreign relocation were excluded from barrier coding, although some are used as contextual sources in the Introduction and Discussion. The selection process leading to the final analytical sample is presented in an adapted PRISMA 2020 flow diagram in Figure 1.</w:t>
       </w:r>
     </w:p>
     <w:p>
@@ -598,7 +598,7 @@
       <w:r>
         <w:drawing>
           <wp:inline xmlns:a="http://schemas.openxmlformats.org/drawingml/2006/main" xmlns:pic="http://schemas.openxmlformats.org/drawingml/2006/picture">
-            <wp:extent cx="5669280" cy="6322480"/>
+            <wp:extent cx="5669280" cy="6119043"/>
             <wp:docPr id="1" name="Picture 1"/>
             <wp:cNvGraphicFramePr>
               <a:graphicFrameLocks noChangeAspect="1"/>
@@ -619,7 +619,7 @@
                   <pic:spPr>
                     <a:xfrm>
                       <a:off x="0" y="0"/>
-                      <a:ext cx="5669280" cy="6322480"/>
+                      <a:ext cx="5669280" cy="6119043"/>
                     </a:xfrm>
                     <a:prstGeom prst="rect"/>
                   </pic:spPr>
@@ -647,7 +647,7 @@
         <w:rPr>
           <w:i/>
         </w:rPr>
-        <w:t>Simplified flow diagram of the study-selection process, reported with reference to PRISMA 2020.</w:t>
+        <w:t>Adapted PRISMA 2020 flow diagram of the study-selection process.</w:t>
       </w:r>
     </w:p>
     <w:p>
@@ -3227,7 +3227,7 @@
     </w:p>
     <w:p>
       <w:r>
-        <w:t>The search and screening process have several limitations. The discovery of the literature was based on Google Scholar, and the initial search was exploratory and iterative and was not guided by a prospectively documented protocol, and the review was based on English-language, accessible publications; other languages or publications that were not available in full might have been overlooked. A single researcher conducted screening and coding, and did not have the inter-coder reliability checks that a research team would provide. The evidence-classification dimensions employed to sort the included studies capture the type, relevance, and Asia-specificity of the evidence, but do not constitute a complete methodological quality assessment of each study, and no assertion in this thesis is based on proven page-level citation of the original texts. Lastly, the delimiting of the four framework categories and the drivers, barriers and outcomes needed to be judged in some codings, as not all studies reviewed are able to draw a clear line between the decision and implementation phases; the category assignment must be considered as a reasoned and not a mechanical process.</w:t>
+        <w:t>The search and screening process have several limitations. The discovery of the literature was based on Google Scholar alone, and, as the literature search was conducted iteratively, intermediate search and exclusion counts were not systematically recorded. The review was also based on English-language, accessible publications; other languages or publications that were not available in full might have been overlooked. A single researcher conducted screening and coding, and did not have the inter-coder reliability checks that a research team would provide. The evidence-classification dimensions employed to sort the included studies capture the type, relevance, and Asia-specificity of the evidence, but do not constitute a complete methodological quality assessment of each study, and no assertion in this thesis is based on proven page-level citation of the original texts. Lastly, the delimiting of the four framework categories and the drivers, barriers and outcomes needed to be judged in some codings, as not all studies reviewed are able to draw a clear line between the decision and implementation phases; the category assignment must be considered as a reasoned and not a mechanical process.</w:t>
       </w:r>
     </w:p>
     <w:p>

--- a/thesis/FINAL_THESIS.docx
+++ b/thesis/FINAL_THESIS.docx
@@ -411,12 +411,7 @@
     </w:p>
     <w:p>
       <w:r>
-        <w:t>This chapter lays the conceptual and theoretical groundwork for the study. Reshoring has developed into an active research field over the past decade, but its growth has come with two complications that matter directly for this thesis. The first is terminological: the vocabulary of relocation — reshoring, backshoring, nearshoring, re-offshoring — has been applied inconsistently across studies, so a precise definition is a precondition for any meaningful synthesis (Tsai &amp; Urmetzer, 2024). The second is theoretical: the field has no single unifying theory, and individual studies interpret the phenomenon through different lenses (Wiesmann et al., 2017). A review that ignores either complication risks combining findings that are not actually about the same phenomenon, or reading them through an unstated theoretical frame.</w:t>
-      </w:r>
-    </w:p>
-    <w:p>
-      <w:r>
-        <w:t>Both complications shape the structure of this chapter. Section 2.1 clarifies the concept of reshoring and separates it from neighbouring forms of relocation that fall outside the scope of this thesis. Section 2.2 presents the two theoretical perspectives used to interpret the results, Transaction Cost Economics and the Resource-Based View. Section 2.3 draws the distinction between the drivers of reshoring and the implementation barriers that are the subject of this study, and Section 2.4 reviews the existing knowledge on reshoring barriers and identifies the research gap the thesis addresses.</w:t>
+        <w:t>Reshoring has developed into an active research field over the past decade, but its growth has come with two complications that matter directly for this thesis. The first is terminological: the vocabulary of relocation — reshoring, backshoring, nearshoring, re-offshoring — has been applied inconsistently across studies, so a precise definition is a precondition for any meaningful synthesis (Tsai &amp; Urmetzer, 2024). The second is theoretical: the field has no single unifying theory, and individual studies interpret the phenomenon through different lenses (Wiesmann et al., 2017). A review that ignores either complication risks combining findings that are not actually about the same phenomenon, or reading them through an unstated theoretical frame. The following review therefore begins by clarifying what reshoring means and what it does not, then presents the two theoretical perspectives used to interpret the results, separates the drivers of reshoring from the barriers to its implementation, and closes with the research gap the thesis addresses.</w:t>
       </w:r>
     </w:p>
     <w:p>
@@ -523,7 +518,7 @@
     </w:p>
     <w:p>
       <w:r>
-        <w:t>To sum up, the evidence on the drivers of reshoring is well researched, while the evidence on the barriers to reshoring is less so, being spread across individual studies, mixed in kind and rarely disaggregated for Asian host countries. This thesis brings together that evidence in a systematic review, which is described in the next chapter.</w:t>
+        <w:t>To sum up, the evidence on the drivers of reshoring is well researched, while the evidence on the barriers to reshoring is less so, being spread across individual studies, mixed in kind and rarely disaggregated for Asian host countries. This thesis brings that evidence together in a systematic review; how this was done is described next.</w:t>
       </w:r>
     </w:p>
     <w:p>
@@ -541,12 +536,7 @@
     </w:p>
     <w:p>
       <w:r>
-        <w:t>This chapter outlines how the study was designed and carried out. Because the thesis asks a question about existing evidence — what barriers manufacturing firms face when implementing reshoring from Asian markets — rather than a question requiring new company data, the value of the answer depends on how the existing studies were found, selected, and analysed. The credibility of a literature-based synthesis rests on making that process transparent enough for the reader to judge it (Snyder, 2019).</w:t>
-      </w:r>
-    </w:p>
-    <w:p>
-      <w:r>
-        <w:t>The chapter therefore documents the three steps on which the synthesis is built. Section 3.1 explains why a systematic literature review is the appropriate design for the research questions. Section 3.2 describes the literature search and the criteria used to select the analytical sample, summarised in the flow diagram in Figure 1. Section 3.3 explains how the findings of the included studies were coded into barrier themes and how those themes were organised within the four categories of the firm-level framework, illustrated in Table 1. Methodological limitations are discussed in Section 5.4 alongside the findings to which they relate.</w:t>
+        <w:t>Because the thesis asks a question about existing evidence — what barriers manufacturing firms face when implementing reshoring from Asian markets — rather than a question requiring new company data, the value of the answer depends on how the existing studies were found, selected, and analysed. The credibility of a literature-based synthesis rests on making that process transparent enough for the reader to judge it (Snyder, 2019). What follows therefore documents the three steps on which the synthesis is built: the choice of a systematic literature review as the research design, the literature search and the criteria used to select the analytical sample (summarised in Figure 1), and the coding procedure through which the findings of the included studies were organised into barrier themes within the four categories of the firm-level framework (illustrated in Table 1). The limitations of this approach are discussed later, alongside the findings to which they relate.</w:t>
       </w:r>
     </w:p>
     <w:p>
@@ -657,7 +647,7 @@
     </w:p>
     <w:p>
       <w:r>
-        <w:t>Each included study was classified according to the type of evidence it provided — direct empirical, review-based, or conceptual — and according to whether it explicitly linked an Asian host location to a return home. These distinctions are used throughout the Results and Discussion chapters to interpret the evidence with appropriate care.</w:t>
+        <w:t>Each included study was classified according to the type of evidence it provided — direct empirical, review-based, or conceptual — and according to whether it explicitly linked an Asian host location to a return home. These distinctions are used throughout the reporting and interpretation of the results to treat the evidence with appropriate care.</w:t>
       </w:r>
     </w:p>
     <w:p>
@@ -986,7 +976,7 @@
     </w:tbl>
     <w:p>
       <w:r>
-        <w:t>Applying this logic across the included studies produced eighteen barrier themes grouped under the four framework categories. The full set of themes, together with the evidence type and Asia-specificity of the supporting studies, is presented in Chapter 4 (Table 2); the detailed source-by-source coding matrix is provided in the Appendix.</w:t>
+        <w:t>Applying this logic across the included studies produced eighteen barrier themes grouped under the four framework categories. The full set of themes, together with the evidence type and Asia-specificity of the supporting studies, is presented in Table 2; the detailed source-by-source coding matrix is provided in the Appendix.</w:t>
       </w:r>
     </w:p>
     <w:p>
@@ -996,7 +986,7 @@
     </w:p>
     <w:p>
       <w:r>
-        <w:t>The next chapter presents the eighteen barrier themes identified through this process and organises them within the four categories of the firm-level framework.</w:t>
+        <w:t>The eighteen barrier themes that resulted from this process, organised within the four categories of the firm-level framework, are presented next.</w:t>
       </w:r>
     </w:p>
     <w:p>
@@ -1014,12 +1004,7 @@
     </w:p>
     <w:p>
       <w:r>
-        <w:t>This chapter reports what the reviewed literature shows about the barriers manufacturing firms face when implementing reshoring from Asian markets. Two reading rules apply throughout the chapter. First, the three types of evidence — direct empirical findings, review-reported findings, and conceptual arguments — are kept apart, because a case observation, a review finding, and a conceptual argument do not support a claim in the same way. Second, findings are attributed to an Asian host country only where a study explicitly makes that link; evidence that is general in scope is reported as general.</w:t>
-      </w:r>
-    </w:p>
-    <w:p>
-      <w:r>
-        <w:t>The chapter proceeds from the evidence base to the barriers themselves. Section 4.1 describes the analytical sample and presents the overview of all eighteen barrier themes in Table 2. Sections 4.2 to 4.5 then report the barriers by framework category, ending with the asset/capability category, which has the broadest support in the reviewed literature.</w:t>
+        <w:t>The reviewed literature does not speak about reshoring barriers with one voice: some studies observe individual returns directly (Pegoraro et al., 2022; Pedroletti, 2025), others draw on multiple firms or cases (Boffelli et al., 2021; Li et al., 2025; Mirzaei et al., 2021), and others aggregate previous findings in reviews or argue conceptually (Wiesmann et al., 2017; D'Ambrosio &amp; Lavoratori, 2025). Two reading rules therefore apply to everything reported below. First, the three types of evidence — direct empirical findings, review-reported findings, and conceptual arguments — are kept apart, because a case observation, a review finding, and a conceptual argument do not support a claim in the same way. Second, findings are attributed to an Asian host country only where a study explicitly makes that link; evidence that is general in scope is reported as general. The overview of the evidence base and of all eighteen barrier themes (Table 2) comes first, followed by the barriers in each of the four framework categories, ending with the asset/capability barriers, which have the broadest support in the reviewed literature.</w:t>
       </w:r>
     </w:p>
     <w:p>
@@ -1032,7 +1017,7 @@
     </w:p>
     <w:p>
       <w:r>
-        <w:t>The barrier synthesis is based on a formal analytical sample of 21 sources described in Chapter 3. Fourteen of these sources provide direct barrier evidence and are coded in Table 1 and Table 2; a fifteenth source (Robinson &amp; Hsieh, 2016) is represented only as contextual evidence on drivers and strategic renewal, not as a barrier-theme entry, and a sixteenth (Tsai &amp; Urmetzer, 2024) is used solely as a basis for terminology and frameworks, not for barrier evidence. The synthesis categorizes the identified barriers into 18 themes that are grouped in the four categories of the firm-level framework, answering the first sub-question of the thesis.</w:t>
+        <w:t>The barrier synthesis is based on the formal analytical sample of 21 sources described in the methodology. Fourteen of these sources provide direct barrier evidence and are coded in Table 1 and Table 2; a fifteenth source (Robinson &amp; Hsieh, 2016) is represented only as contextual evidence on drivers and strategic renewal, not as a barrier-theme entry, and a sixteenth (Tsai &amp; Urmetzer, 2024) is used solely as a basis for terminology and frameworks, not for barrier evidence. The synthesis categorizes the identified barriers into 18 themes that are grouped in the four categories of the firm-level framework, answering the first sub-question of the thesis.</w:t>
       </w:r>
     </w:p>
     <w:p>
@@ -1042,7 +1027,7 @@
     </w:p>
     <w:p>
       <w:r>
-        <w:t>There are few examples of direct implementation evidence specific to Asia. It is based on two single cases. The first concerns a case from China to UK (Pegoraro et al., 2022). The second concerns a partial reshoring from China to Italy (Pedroletti, 2025). Two of the four case firms moved production out of China in the multi-case study, although the findings are not always attributed to the individual cases (Di Mauro et al., 2018). The four fashion cases are, by contrast, Romanian, Moroccan, Croatian and Hungarian host-areas, so the results of this implementation enter the synthesis as general, rather than Asia-specific, evidence (Boffelli et al., 2021). The Nordic/Swedish evidence is likewise presented as general, except that China is specifically named among the host locations affected by strict layoff regulations (Li et al., 2025; see Section 4.2).</w:t>
+        <w:t>There are few examples of direct implementation evidence specific to Asia. It is based on two single cases. The first concerns a case from China to UK (Pegoraro et al., 2022). The second concerns a partial reshoring from China to Italy (Pedroletti, 2025). Two of the four case firms moved production out of China in the multi-case study, although the findings are not always attributed to the individual cases (Di Mauro et al., 2018). The four fashion cases are, by contrast, Romanian, Moroccan, Croatian and Hungarian host-areas, so the results of this implementation enter the synthesis as general, rather than Asia-specific, evidence (Boffelli et al., 2021). The Nordic/Swedish evidence is likewise presented as general, except that China is specifically named among the host locations affected by strict layoff regulations (Li et al., 2025).</w:t>
       </w:r>
     </w:p>
     <w:p>
@@ -3029,7 +3014,7 @@
     </w:p>
     <w:p>
       <w:r>
-        <w:t>The return creates new costs: cost miscalculation occurred during or after relocation among the Swedish companies studied (Li et al., 2025). Implementation-cost escalation and cost-coordination complexity are among the barriers at the reshoring-Industry 4.0 intersection at the review level (Espíndola et al., 2023). The new fixed costs of reshoring — building or rebuilding a plant, buying or rebuilding equipment and automation, hiring and training workers, and rebuilding a domestic supplier network — are conceptually described as among the most direct implementation barriers (D'Ambrosio &amp; Lavoratori, 2025). Switching and reconfiguration costs, including duplicate operations during the transition, are also identified as a further cost barrier at the conceptual level (Gupta et al., 2023). These new costs of the return are in addition to the sunk costs of the offshore operation, which are reported separately in Section 4.5.</w:t>
+        <w:t>The return creates new costs: cost miscalculation occurred during or after relocation among the Swedish companies studied (Li et al., 2025). Implementation-cost escalation and cost-coordination complexity are among the barriers at the reshoring-Industry 4.0 intersection at the review level (Espíndola et al., 2023). The new fixed costs of reshoring — building or rebuilding a plant, buying or rebuilding equipment and automation, hiring and training workers, and rebuilding a domestic supplier network — are conceptually described as among the most direct implementation barriers (D'Ambrosio &amp; Lavoratori, 2025). Switching and reconfiguration costs, including duplicate operations during the transition, are also identified as a further cost barrier at the conceptual level (Gupta et al., 2023). These new costs of the return are in addition to the sunk costs of the offshore operation, which are reported separately below.</w:t>
       </w:r>
     </w:p>
     <w:p>
@@ -3072,7 +3057,7 @@
     </w:p>
     <w:p>
       <w:r>
-        <w:t>Established value chains also exhibit inertia. Offshore sunk-cost inertia is reported at review level (Bilbao-Ubillos et al., 2024). Value chains are also conceptually argued to be "sticky", especially for large firms, due to sunk investment, established supplier relationships, specialised infrastructure, and location-specific knowledge (D'Ambrosio &amp; Lavoratori, 2025). This theme is based on review and conceptual evidence, and the sunk costs offshore described in this theme are different from the new fixed costs of the return described in Section 4.4.</w:t>
+        <w:t>Established value chains also exhibit inertia. Offshore sunk-cost inertia is reported at review level (Bilbao-Ubillos et al., 2024). Value chains are also conceptually argued to be "sticky", especially for large firms, due to sunk investment, established supplier relationships, specialised infrastructure, and location-specific knowledge (D'Ambrosio &amp; Lavoratori, 2025). This theme is based on review and conceptual evidence, and the sunk costs offshore described in this theme are different from the new fixed costs of the return described above.</w:t>
       </w:r>
     </w:p>
     <w:p>
@@ -3082,7 +3067,7 @@
     </w:p>
     <w:p>
       <w:r>
-        <w:t>The asset/capability category has the most widespread support, with two Asia-specific single case studies; the cost/operational category has a mix of direct empirical evidence and review and conceptual evidence; and the regulatory/institutional category is largely based on review-level evidence. The results of these are interpreted in Chapter 5.</w:t>
+        <w:t>The asset/capability category has the most widespread support, with two Asia-specific single case studies; the cost/operational category has a mix of direct empirical evidence and review and conceptual evidence; and the regulatory/institutional category is largely based on review-level evidence. What these patterns mean is interpreted next.</w:t>
       </w:r>
     </w:p>
     <w:p>
@@ -3100,12 +3085,7 @@
     </w:p>
     <w:p>
       <w:r>
-        <w:t>This chapter interprets the eighteen barrier themes reported in Chapter 4. Reporting what the literature contains is only the first half of a synthesis; the second half is explaining what the findings mean for firms returning production from Asian host countries, how the barriers reinforce one another, and what follows from them in theoretical and managerial terms.</w:t>
-      </w:r>
-    </w:p>
-    <w:p>
-      <w:r>
-        <w:t>Section 5.1 discusses the overall pattern of the results and the interactions between the barrier categories. Section 5.2 interprets the findings through Transaction Cost Economics and the Resource-Based View, and Section 5.3 derives the managerial implications that answer the second sub-question of the thesis. Section 5.4 sets out the limitations of the study and the research directions that follow from them. Throughout the chapter, interpretations made by this thesis are distinguished from findings reported by the original studies, and direct implementation evidence is given more analytical weight than review-level or conceptual evidence.</w:t>
+        <w:t>Reporting what the literature contains is only the first half of a synthesis; the second half is explaining what the findings mean for firms returning production from Asian host countries, how the barriers reinforce one another, and what follows from them in theoretical and managerial terms. The interpretation below moves from the overall pattern of the results and the interactions between the barrier categories, through a reading of the findings in the light of Transaction Cost Economics and the Resource-Based View, to the managerial implications that answer the second sub-question, and finally to the limitations of the study and the research directions that follow from them. Throughout, interpretations made by this thesis are distinguished from findings reported by the original studies, and direct implementation evidence — which in its truly Asia-specific core rests on two single cases (Pegoraro et al., 2022; Pedroletti, 2025) — is given more analytical weight than review-level or conceptual evidence.</w:t>
       </w:r>
     </w:p>
     <w:p>
@@ -3232,7 +3212,7 @@
     </w:p>
     <w:p>
       <w:r>
-        <w:t>These constraints are indicative of the required research. Longitudinal studies that track firms through the whole reshoring process, decision to exit, transfer, and ramp-up to stabilised domestic production, would be the most valuable contribution since the current evidence only captures stages separately and cannot demonstrate how barriers accumulate or compound over time. The same reason why this review was forced to limit its Asia-specific assertions to China is why comparative work across other Asian host countries is required: whether exit constraints, supplier dependence, and capability gaps work in the same way in returns from Vietnam, India, or other Asian manufacturing locations is simply unknown. The difference between full and partial reshoring that the case evidence revealed should be systematically studied, as well as the behaviour of host-country suppliers when their customers cut or pull volumes — the adverse-response result is based on one case and can differ significantly depending on the market environment. A study of failed or abandoned reshoring initiatives would rectify the success bias of the published record and would test the implementation-mistakes result on the outcomes where it matters most. Small and medium-sized firms should be studied since the conceptual literature indicates that their reshoring is different in nature — done defensively and with less managerial resources (D'Ambrosio &amp; Lavoratori, 2025) — and most direct evidence is provided by established manufacturers. Lastly, the four-category framework derived here is a synthesis product and would be improved by quantitative testing on a larger sample of implementation cases, and the theoretical reading presented in Section 5.2 is interpretive: direct empirical reshoring studies that operationalise transaction-cost and resource-based constructs — asset specificity, switching costs, capability rebuilding time — would demonstrate whether the mechanisms described here in fact drive the barriers observed.</w:t>
+        <w:t>These constraints are indicative of the required research. Longitudinal studies that track firms through the whole reshoring process, decision to exit, transfer, and ramp-up to stabilised domestic production, would be the most valuable contribution since the current evidence only captures stages separately and cannot demonstrate how barriers accumulate or compound over time. The same reason why this review was forced to limit its Asia-specific assertions to China is why comparative work across other Asian host countries is required: whether exit constraints, supplier dependence, and capability gaps work in the same way in returns from Vietnam, India, or other Asian manufacturing locations is simply unknown. The difference between full and partial reshoring that the case evidence revealed should be systematically studied, as well as the behaviour of host-country suppliers when their customers cut or pull volumes — the adverse-response result is based on one case and can differ significantly depending on the market environment. A study of failed or abandoned reshoring initiatives would rectify the success bias of the published record and would test the implementation-mistakes result on the outcomes where it matters most. Small and medium-sized firms should be studied since the conceptual literature indicates that their reshoring is different in nature — done defensively and with less managerial resources (D'Ambrosio &amp; Lavoratori, 2025) — and most direct evidence is provided by established manufacturers. Lastly, the four-category framework derived here is a synthesis product and would be improved by quantitative testing on a larger sample of implementation cases, and the theoretical reading presented above is interpretive: direct empirical reshoring studies that operationalise transaction-cost and resource-based constructs — asset specificity, switching costs, capability rebuilding time — would demonstrate whether the mechanisms described here in fact drive the barriers observed.</w:t>
       </w:r>
     </w:p>
     <w:p>
@@ -3250,7 +3230,7 @@
     </w:p>
     <w:p>
       <w:r>
-        <w:t>This thesis aimed to provide an answer to a question that the reshoring literature had left mostly unanswered: not why manufacturing companies choose to take production back home out of Asia, but what impedes them when they attempt to do so. This final chapter brings the analysis to a close, directly answers the research question and the two sub-questions, declares the contribution of the study, and ends with a frank discussion of what the evidence does and does not support.</w:t>
+        <w:t>This thesis aimed to provide an answer to a question that the reshoring literature had left mostly unanswered: not why manufacturing companies choose to take production back home out of Asia, but what impedes them when they attempt to do so. The conclusion brings the analysis to a close, directly answers the research question and the two sub-questions, states the contribution of the study, and ends with a frank discussion of what the evidence does and does not support.</w:t>
       </w:r>
     </w:p>
     <w:p>
@@ -3294,7 +3274,7 @@
         <w:t>Contribution of the study.</w:t>
       </w:r>
       <w:r>
-        <w:t xml:space="preserve"> The main contribution of this thesis is a comprehensive, firm-level framework of the barriers to reshoring implementation from Asian markets, which had been addressed in the literature in a piecemeal fashion, and interpreted through the complementary lenses of Transaction Cost Economics and the Resource-Based View. Together, these two viewpoints provide a reason why a firm that has already made the decision to reshore may still have difficulty reshoring. The decision is about the location, but the execution of the decision involves breaking down the transaction-specific governance arrangements on the host side and building up the scarce, slow-to-acquire resources on the home side, and neither of these is reflected in the location comparison. The thesis addresses the research gap identified in Chapter 1 by refocusing the analytical lens from the question of why firms reshore to the question of how, and by structuring the analytical focus around a firm-level framework instead of a list of disconnected findings.</w:t>
+        <w:t xml:space="preserve"> The main contribution of this thesis is a comprehensive, firm-level framework of the barriers to reshoring implementation from Asian markets, which had been addressed in the literature in a piecemeal fashion, and interpreted through the complementary lenses of Transaction Cost Economics and the Resource-Based View. Together, these two viewpoints provide a reason why a firm that has already made the decision to reshore may still have difficulty reshoring. The decision is about the location, but the execution of the decision involves breaking down the transaction-specific governance arrangements on the host side and building up the scarce, slow-to-acquire resources on the home side, and neither of these is reflected in the location comparison. The thesis addresses the research gap identified in the introduction by refocusing the analytical lens from the question of why firms reshore to the question of how, and by structuring the analytical focus around a firm-level framework instead of a list of disconnected findings.</w:t>
       </w:r>
     </w:p>
     <w:p>
@@ -3832,7 +3812,7 @@
         <w:t>Appendix. Barrier-theme coding records: each barrier theme cross-referenced to its contributing sources and the evidence type each source provides.</w:t>
       </w:r>
       <w:r>
-        <w:t xml:space="preserve"> Evidence types (direct empirical / review / conceptual) are recorded separately per source and are not aggregated. This appendix provides the detailed source-by-source records behind the barrier coding summarised in Table 2 (Chapter 4, Section 4.1); Table 1 (Chapter 3, Section 3.3) illustrates the coding logic with representative examples rather than the full set of records.</w:t>
+        <w:t xml:space="preserve"> Evidence types (direct empirical / review / conceptual) are recorded separately per source and are not aggregated. This appendix provides the detailed source-by-source records behind the barrier coding summarised in Table 2; Table 1 illustrates the coding logic with representative examples rather than the full set of records.</w:t>
       </w:r>
     </w:p>
     <w:tbl>

--- a/thesis/FINAL_THESIS.docx
+++ b/thesis/FINAL_THESIS.docx
@@ -462,12 +462,12 @@
     </w:p>
     <w:p>
       <w:r>
-        <w:t>In this plural background, the two theories used in this thesis are Transaction Cost Economics (TCE) and the Resource-Based View (RBV), as originally formulated (Williamson, 1985; Barney, 1991); if a reviewed study uses a different theory, this is indicated. Transaction Cost Economics directs attention to the costs of organising economic activity across firm and country boundaries, emphasising asset specificity, contractual safeguards, and the governance of exchange relationships (Williamson, 1985). This theory was not developed with reshoring in mind, and applying its concepts to the return of production is this thesis's own interpretation. From a TCE perspective, the exit side of implementation becomes visible: offshore arrangements embody committed investments and contractual obligations, and unwinding them carries real costs. Empirical evidence is consistent with this logic. Strict host-country layoff regulations and locked investments make it difficult to exit the host country quickly (Li et al., 2025). Plant-closure fees and fiscal obligations are also reported in the review literature (Di Stefano &amp; Fratocchi, 2019). A further cost arises from the coordination burden that appears when production is split between home and host locations during a partial return (Pedroletti, 2025). Transaction-cost reasoning also points to hidden costs. Sourcing decisions based on unit price are argued to systematically underestimate the total cost of offshore acquisition (Ocicka, 2016). Firms are also reported to underestimate the operational adjustments that relocation requires (Boffelli et al., 2021).</w:t>
+        <w:t>In this plural background, the two theories used in this thesis are Transaction Cost Economics (TCE) and the Resource-Based View (RBV), as originally formulated (Williamson, 1985; Barney, 1991). If a reviewed study uses a different theory, this is indicated. Transaction Cost Economics directs attention to the costs of organising economic activity across firm and country boundaries, emphasising asset specificity, contractual safeguards, and the governance of exchange relationships (Williamson, 1985). This theory was not developed with reshoring in mind, and applying its concepts to the return of production is this thesis's own interpretation. From a TCE perspective, the exit side of implementation becomes visible: offshore arrangements embody committed investments and contractual obligations, and unwinding them carries real costs. Empirical evidence is consistent with this logic. Strict host-country layoff regulations and locked investments make it difficult to exit the host country quickly (Li et al., 2025). Plant-closure fees and fiscal obligations are also reported in the review literature (Di Stefano &amp; Fratocchi, 2019). A further cost arises from the coordination burden that appears when production is split between home and host locations during a partial return (Pedroletti, 2025). Transaction-cost reasoning also points to hidden costs. Sourcing decisions based on unit price are argued to systematically underestimate the total cost of offshore acquisition (Ocicka, 2016). Firms are also reported to underestimate the operational adjustments that relocation requires (Boffelli et al., 2021).</w:t>
       </w:r>
     </w:p>
     <w:p>
       <w:r>
-        <w:t>The Resource-Based View — the theory that competitive advantage rests on resources that are valuable, rare, imperfectly imitable and non-substitutable (Barney, 1991) — provides insights on the arrival side of implementation; as with TCE, this application to reshoring is the author's own interpretation. The RBV perspective suggests that the firm is a bundle of resources and capabilities, and reshoring will only be successful if the firm can rebuild or reacquire the productive resources (skills, machinery, routines, supplier relationships) needed by the home operation. The reshoring literature repeatedly mentions exactly such capability constraints. The loss of domestic manufacturing competences and capacity after long periods of offshoring is one recurring theme (Wiesmann et al., 2017). Reshoring firms also face a lack of specialised manpower (Di Mauro et al., 2018). Case evidence further documents the need to rebuild machinery, tooling, and workforce skills (Pegoraro et al., 2022). Conceptual work complements this reading: reshoring is argued to present new fixed costs and capability requirements for firms, with existing value chains remaining "sticky" due to prior investment (D'Ambrosio &amp; Lavoratori, 2025). Combined, the two lenses are complementary: TCE helps to understand why it is expensive to leave the host country and the RBV helps to understand why it is difficult to re-establish production at home.</w:t>
+        <w:t>The Resource-Based View provides insights on the arrival side of implementation. In this theory, competitive advantage rests on resources that are valuable, rare, imperfectly imitable and non-substitutable (Barney, 1991). As with TCE, the application to reshoring is the author's own interpretation. The RBV perspective suggests that the firm is a bundle of resources and capabilities, and reshoring will only be successful if the firm can rebuild or reacquire the productive resources (skills, machinery, routines, supplier relationships) needed by the home operation. The reshoring literature repeatedly mentions exactly such capability constraints. The loss of domestic manufacturing competences and capacity after long periods of offshoring is one recurring theme (Wiesmann et al., 2017). Reshoring firms also face a lack of specialised manpower (Di Mauro et al., 2018). Case evidence further documents the need to rebuild machinery, tooling, and workforce skills (Pegoraro et al., 2022). Conceptual work complements this reading: reshoring is argued to present new fixed costs and capability requirements for firms, with existing value chains remaining "sticky" due to prior investment (D'Ambrosio &amp; Lavoratori, 2025). Combined, the two lenses are complementary: TCE helps to understand why it is expensive to leave the host country and the RBV helps to understand why it is difficult to re-establish production at home.</w:t>
       </w:r>
     </w:p>
     <w:p>
@@ -480,7 +480,7 @@
     </w:p>
     <w:p>
       <w:r>
-        <w:t>This thesis makes a distinction between the motivations for reshoring and the challenges of reshoring. The literature on drivers is relatively well developed (Wiesmann et al., 2017). Offshoring is concluded to be primarily motivated by cost reduction, while backshoring typically occurs as a result of a strategic reorientation towards customer perceived value, and the return is not necessarily a managerial error, but rather a strategic evolution (Di Mauro et al., 2018). Quantitative firm-level evidence links reshoring decisions to home-country conditions (Wan et al., 2019). Other quantitative evidence links reshoring decisions to Industry 4.0 adoption, pandemic experience, and made-in effects (Stentoft et al., 2025). Survey and case research has also explored the link between digital-technology adoption and backshoring decisions (Kamp &amp; Gibaja, 2021). A quantitative survey of Finnish manufacturers similarly links firm characteristics and technology intensity to the decision to backshore (Heikkilä et al., 2018), and expert-based decision analysis has examined the criteria apparel firms weigh when considering reshoring (Pourhejazy &amp; Ashby, 2021).</w:t>
+        <w:t>This thesis makes a distinction between the motivations for reshoring and the challenges of reshoring. The literature on drivers is relatively well developed (Wiesmann et al., 2017). Offshoring is concluded to be primarily motivated by cost reduction, while backshoring typically occurs as a result of a strategic reorientation towards customer perceived value, and the return is not necessarily a managerial error, but rather a strategic evolution (Di Mauro et al., 2018). Quantitative firm-level evidence links reshoring decisions to home-country conditions (Wan et al., 2019). Other quantitative evidence links reshoring decisions to Industry 4.0 adoption, pandemic experience, and made-in effects (Stentoft et al., 2025). Survey and case research has also explored the link between digital-technology adoption and backshoring decisions (Kamp &amp; Gibaja, 2021). A quantitative survey of Finnish manufacturers similarly links firm characteristics and technology intensity to the decision to backshore (Heikkilä et al., 2018). Expert-based decision analysis has also examined the criteria apparel firms weigh when considering reshoring (Pourhejazy &amp; Ashby, 2021).</w:t>
       </w:r>
     </w:p>
     <w:p>
@@ -508,12 +508,12 @@
     </w:p>
     <w:p>
       <w:r>
-        <w:t>Subsequent review studies have taken the barrier debate in certain directions. The link between backshoring and sustainability has been discussed, showing that environmental and social considerations can be drivers, outcomes, or barriers, such as regulatory and social barriers to exit the host country (Di Stefano &amp; Fratocchi, 2019). Technology-readiness themes are derived from reviews that highlight how technology can make reshoring more attractive by decreasing the relevance of labour costs and increasing the relevance of proximity, but also that new technical skills, organisational adaptation and investment are required for its deployment (Espíndola et al., 2023; Bilbao-Ubillos et al., 2024). Similarly, Industry 4.0 is said to have a dual effect, enabling reshoring while creating new capability requirements (Gupta et al., 2023). Conceptually, some of these strands are combined in an argument that the stickiness of existing value chains, the new fixed costs of domestic production, and firm-size differences — larger firms may prefer nearshoring or friendshoring, while smaller, constrained firms may reshore defensively "to survive" — explain the rarity of reshoring (D'Ambrosio &amp; Lavoratori, 2025). Empirical studies on high-cost home environments reveal that firms producing in their home countries are under labour-cost pressure, suffer from a shortage of skills, and experience gaps in their supplier networks and internal organisational friction (Mirzaei et al., 2021), which any repatriating firm will inherit.</w:t>
+        <w:t>Subsequent review studies have taken the barrier debate in certain directions. The link between backshoring and sustainability has been discussed, showing that environmental and social considerations can be drivers, outcomes, or barriers, such as regulatory and social barriers to exit the host country (Di Stefano &amp; Fratocchi, 2019). Technology-readiness themes are derived from reviews that highlight how technology can make reshoring more attractive by decreasing the relevance of labour costs and increasing the relevance of proximity, but also that new technical skills, organisational adaptation and investment are required for its deployment (Espíndola et al., 2023; Bilbao-Ubillos et al., 2024). Similarly, Industry 4.0 is said to have a dual effect, enabling reshoring while creating new capability requirements (Gupta et al., 2023). Conceptually, some of these strands are combined in an argument that the stickiness of existing value chains, the new fixed costs of domestic production, and firm-size differences — larger firms may prefer nearshoring or friendshoring, while smaller, constrained firms may reshore defensively "to survive" — explain the rarity of reshoring (D'Ambrosio &amp; Lavoratori, 2025). Empirical studies on high-cost home environments reveal that firms producing in their home countries are under labour-cost pressure, suffer from a shortage of skills, and experience gaps in their supplier networks and internal organisational friction — conditions that any repatriating firm will inherit (Mirzaei et al., 2021).</w:t>
       </w:r>
     </w:p>
     <w:p>
       <w:r>
-        <w:t>The research gap is identified by three limitations of this body of knowledge. The most basic is fragmentation: individual studies identify individual obstacles, but consolidated, firm-level syntheses focused specifically on implementation are rare, and the implementation stage remains under-researched compared with the reshoring decision (Ocicka, 2016; Pedroletti &amp; Ciabuschi, 2023). The evidence is also diverse in nature, with direct observations of cases, review-level aggregations, and conceptual arguments all being cited as evidence, but each of these types of evidence is different and thus must be interpreted differently. Most important for this thesis, the literature is not disaggregated in an Asia-specific manner. Although Asia is the primary offshore manufacturing destination (Gao et al., 2022), most studies report barriers at the sample level, and do not differentiate between barriers that relate to the return from Asian host countries. There are a few cases of direct implementation evidence. One is a China-to-UK case that documents skills, machinery and ramp-up difficulties (Pegoraro et al., 2022). Another is a China-to-Italy case that documents supplier dependence and coordination burdens in a partial return (Pedroletti, 2025). The four categories in this thesis — regulatory/institutional, cultural/organisational, cost/operational, and asset/capability barriers — are designed to bring together this fragmented evidence at the firm level while maintaining the distinction between empirical, review, conceptual, and Asia-specific evidence.</w:t>
+        <w:t>The research gap is identified by three limitations of this body of knowledge. The most basic is fragmentation: individual studies identify individual obstacles, but consolidated, firm-level syntheses focused specifically on implementation are rare, and the implementation stage remains under-researched compared with the reshoring decision (Ocicka, 2016; Pedroletti &amp; Ciabuschi, 2023). The evidence is also diverse in nature, with direct observations of cases, review-level aggregations, and conceptual arguments all being cited as evidence, but each of these types of evidence is different and thus must be interpreted differently. Most important for this thesis, the literature is not disaggregated in an Asia-specific manner. Asia is the primary offshore manufacturing destination (Gao et al., 2022). Even so, most studies report barriers at the sample level and do not differentiate between barriers that relate to the return from Asian host countries. There are a few cases of direct implementation evidence. One is a China-to-UK case that documents skills, machinery and ramp-up difficulties (Pegoraro et al., 2022). Another is a China-to-Italy case that documents supplier dependence and coordination burdens in a partial return (Pedroletti, 2025). The four categories in this thesis — regulatory/institutional, cultural/organisational, cost/operational, and asset/capability barriers — are designed to bring together this fragmented evidence at the firm level while maintaining the distinction between empirical, review, conceptual, and Asia-specific evidence.</w:t>
       </w:r>
     </w:p>
     <w:p>
@@ -1004,7 +1004,7 @@
     </w:p>
     <w:p>
       <w:r>
-        <w:t>The reviewed literature does not speak about reshoring barriers with one voice: some studies observe individual returns directly (Pegoraro et al., 2022; Pedroletti, 2025), others draw on multiple firms or cases (Boffelli et al., 2021; Li et al., 2025; Mirzaei et al., 2021), and others aggregate previous findings in reviews or argue conceptually (Wiesmann et al., 2017; D'Ambrosio &amp; Lavoratori, 2025). Two reading rules therefore apply to everything reported below. First, the three types of evidence — direct empirical findings, review-reported findings, and conceptual arguments — are kept apart, because a case observation, a review finding, and a conceptual argument do not support a claim in the same way. Second, findings are attributed to an Asian host country only where a study explicitly makes that link; evidence that is general in scope is reported as general. The overview of the evidence base and of all eighteen barrier themes (Table 2) comes first, followed by the barriers in each of the four framework categories, ending with the asset/capability barriers, which have the broadest support in the reviewed literature.</w:t>
+        <w:t>The reviewed literature does not speak about reshoring barriers with one voice. Some studies observe individual returns directly (Pegoraro et al., 2022; Pedroletti, 2025). Others draw on multiple firms or cases (Boffelli et al., 2021; Li et al., 2025; Mirzaei et al., 2021). Others again aggregate previous findings in reviews or argue conceptually (Wiesmann et al., 2017; D'Ambrosio &amp; Lavoratori, 2025). Two reading rules therefore apply to everything reported below. First, the three types of evidence — direct empirical findings, review-reported findings, and conceptual arguments — are kept apart, because a case observation, a review finding, and a conceptual argument do not support a claim in the same way. Second, findings are attributed to an Asian host country only where a study explicitly makes that link; evidence that is general in scope is reported as general. The overview of the evidence base and of all eighteen barrier themes (Table 2) comes first, followed by the barriers in each of the four framework categories, ending with the asset/capability barriers, which have the broadest support in the reviewed literature.</w:t>
       </w:r>
     </w:p>
     <w:p>
@@ -1017,12 +1017,12 @@
     </w:p>
     <w:p>
       <w:r>
-        <w:t>The barrier synthesis is based on the formal analytical sample of 21 sources described in the methodology. Fourteen of these sources provide direct barrier evidence and are coded in Table 1 and Table 2; a fifteenth source (Robinson &amp; Hsieh, 2016) is represented only as contextual evidence on drivers and strategic renewal, not as a barrier-theme entry, and a sixteenth (Tsai &amp; Urmetzer, 2024) is used solely as a basis for terminology and frameworks, not for barrier evidence. The synthesis categorizes the identified barriers into 18 themes that are grouped in the four categories of the firm-level framework, answering the first sub-question of the thesis.</w:t>
+        <w:t>The barrier synthesis is based on the formal analytical sample of 21 sources described in the methodology. Fourteen of these sources provide direct barrier evidence and are coded in Table 1 and Table 2. A fifteenth source is represented only as contextual evidence on drivers and strategic renewal, not as a barrier-theme entry (Robinson &amp; Hsieh, 2016). A sixteenth is used solely as a basis for terminology and frameworks, not for barrier evidence (Tsai &amp; Urmetzer, 2024). The synthesis categorizes the identified barriers into 18 themes that are grouped in the four categories of the firm-level framework, answering the first sub-question of the thesis.</w:t>
       </w:r>
     </w:p>
     <w:p>
       <w:r>
-        <w:t>There are 3 types of contributing evidence. There are four main empirical studies (Boffelli et al., 2021; Li et al., 2025; Pegoraro et al., 2022; Pedroletti, 2025) and two auxiliary empirical studies (Di Mauro et al., 2018; Mirzaei et al., 2021). A third supporting empirical study (Robinson &amp; Hsieh, 2016) provides only contextual evidence. The evidence from literature is derived from six sources (Pedroletti &amp; Ciabuschi, 2023; Wiesmann et al., 2017; Espíndola et al., 2023; Di Stefano &amp; Fratocchi, 2019; Ocicka, 2016; Bilbao-Ubillos et al., 2024), while conceptual argument comes from two further sources (D'Ambrosio &amp; Lavoratori, 2025; Gupta et al., 2023). The types are listed separately in each section, to avoid consolidating them into a single frequency since the evidential weight of a case observation is different from that of a review finding, or a conceptual argument. Both the two main empirical studies (Pegoraro et al., 2022; Pedroletti, 2025) have a single case design and the results are presented as case studies, not generalisations.</w:t>
+        <w:t>There are 3 types of contributing evidence. There are four main empirical studies (Boffelli et al., 2021; Li et al., 2025; Pegoraro et al., 2022; Pedroletti, 2025). Two further studies provide auxiliary empirical evidence (Di Mauro et al., 2018; Mirzaei et al., 2021). A third supporting empirical study provides only contextual evidence (Robinson &amp; Hsieh, 2016). The evidence from literature is derived from six sources (Pedroletti &amp; Ciabuschi, 2023; Wiesmann et al., 2017; Espíndola et al., 2023; Di Stefano &amp; Fratocchi, 2019; Ocicka, 2016; Bilbao-Ubillos et al., 2024). Conceptual argument comes from two further sources (D'Ambrosio &amp; Lavoratori, 2025; Gupta et al., 2023). The types are listed separately throughout, to avoid consolidating them into a single frequency, since the evidential weight of a case observation is different from that of a review finding, or a conceptual argument. Both of the two main empirical studies have a single-case design, and their results are presented as case studies, not generalisations (Pegoraro et al., 2022; Pedroletti, 2025).</w:t>
       </w:r>
     </w:p>
     <w:p>
@@ -2958,7 +2958,7 @@
     </w:p>
     <w:p>
       <w:r>
-        <w:t>The review literature introduces a social aspect of exit which is in addition to, and not in place of, formal regulation. Social-responsibility concerns, such as managerial hesitation to close a plant or to fire the employees working there, can narrow down the foreign-plant closure decision and implementation process (Di Stefano &amp; Fratocchi, 2019); potential employee resistance during the closure of foreign production facilities is less well documented, and depends on the specific situation (Di Stefano &amp; Fratocchi, 2019). No empirical studies in the sample make an explicit observation of these constraints; they are based on review evidence only.</w:t>
+        <w:t>The review literature introduces a social aspect of exit which is in addition to, and not in place of, formal regulation. Social-responsibility concerns, such as managerial hesitation to close a plant or to fire the employees working there, can narrow down the foreign-plant closure decision and implementation process (Di Stefano &amp; Fratocchi, 2019). Potential employee resistance during the closure of foreign production facilities is less well documented and depends on the specific situation (Di Stefano &amp; Fratocchi, 2019). No empirical studies in the sample make an explicit observation of these constraints; they are based on review evidence only.</w:t>
       </w:r>
     </w:p>
     <w:p>
@@ -2991,7 +2991,7 @@
     </w:p>
     <w:p>
       <w:r>
-        <w:t>The governance mode of the return, i.e. whether reshored production is rebuilt in-house or outsourced to a domestic supplier, is identified as an under-researched dimension of reshoring rather than a documented barrier (Pedroletti &amp; Ciabuschi, 2023) and is recorded here as a gap in the evidence.</w:t>
+        <w:t>The governance mode of the return, i.e. whether reshored production is rebuilt in-house or outsourced to a domestic supplier, is identified as an under-researched dimension of reshoring rather than a documented barrier (Pedroletti &amp; Ciabuschi, 2023). It is recorded here as a gap in the evidence.</w:t>
       </w:r>
     </w:p>
     <w:p>
@@ -3024,7 +3024,7 @@
     </w:p>
     <w:p>
       <w:r>
-        <w:t>Where only part of production returns, hybrid operation creates its own operational burden. In the China-to-Italy case (Pedroletti, 2025), partial reshoring involved splitting production between Italian and Chinese suppliers, which required technically compatible components and more active cross-country coordination, at an additional cost, but also reduced the supplier base, leaving the firm with fewer, non-substitutable partners, less bargaining power, and higher switching costs. This is also a single case finding.</w:t>
+        <w:t>Where only part of production returns, hybrid operation creates its own operational burden. In the China-to-Italy case, partial reshoring involved splitting production between Italian and Chinese suppliers, which required technically compatible components and more active cross-country coordination, at an additional cost, but also reduced the supplier base, leaving the firm with fewer, non-substitutable partners, less bargaining power, and higher switching costs (Pedroletti, 2025). This is also a single case finding.</w:t>
       </w:r>
     </w:p>
     <w:p>
@@ -3052,7 +3052,7 @@
     </w:p>
     <w:p>
       <w:r>
-        <w:t>Capability constraints are not just within the firm's boundaries: specialised capabilities that are located with the host-country supplier may be hard to repatriate. In the China-to-Italy case (Pedroletti, 2025), the inability to fully replace the Chinese network was the reason for partial reshoring, as the firm lacked the production knowledge, experience with the components, specialised sourcing skills, and suitable domestic suppliers. The gap was not in the general ability to manufacture domestically, but in this particular and specialised ability. Swedish firms were also found to be dependent on suppliers and intellectual property, meaning that the firm does not have full control over the rights to a component or technology and cannot simply shift production home (Li et al., 2025). At review level, host-supplier dependence is reported (Wiesmann et al., 2017). Offshore knowledge dependence is reported similarly (Bilbao-Ubillos et al., 2024). Knowledge-transfer ambiguity — knowledge residing with offshore employees, subsidiaries, suppliers, or the host-country network — is identified at the conceptual level (Gupta et al., 2023).</w:t>
+        <w:t>Capability constraints are not just within the firm's boundaries: specialised capabilities that are located with the host-country supplier may be hard to repatriate. In the China-to-Italy case, the inability to fully replace the Chinese network was the reason for partial reshoring, as the firm lacked the production knowledge, experience with the components, specialised sourcing skills, and suitable domestic suppliers (Pedroletti, 2025). The gap was not in the general ability to manufacture domestically, but in this particular and specialised ability. Swedish firms were also found to be dependent on suppliers and intellectual property, meaning that the firm does not have full control over the rights to a component or technology and cannot simply shift production home (Li et al., 2025). At review level, host-supplier dependence is reported (Wiesmann et al., 2017). Offshore knowledge dependence is reported similarly (Bilbao-Ubillos et al., 2024). Knowledge-transfer ambiguity — knowledge residing with offshore employees, subsidiaries, suppliers, or the host-country network — is identified at the conceptual level (Gupta et al., 2023).</w:t>
       </w:r>
     </w:p>
     <w:p>
@@ -3085,7 +3085,7 @@
     </w:p>
     <w:p>
       <w:r>
-        <w:t>Reporting what the literature contains is only the first half of a synthesis; the second half is explaining what the findings mean for firms returning production from Asian host countries, how the barriers reinforce one another, and what follows from them in theoretical and managerial terms. The interpretation below moves from the overall pattern of the results and the interactions between the barrier categories, through a reading of the findings in the light of Transaction Cost Economics and the Resource-Based View, to the managerial implications that answer the second sub-question, and finally to the limitations of the study and the research directions that follow from them. Throughout, interpretations made by this thesis are distinguished from findings reported by the original studies, and direct implementation evidence — which in its truly Asia-specific core rests on two single cases (Pegoraro et al., 2022; Pedroletti, 2025) — is given more analytical weight than review-level or conceptual evidence.</w:t>
+        <w:t>Reporting what the literature contains is only the first half of a synthesis; the second half is explaining what the findings mean for firms returning production from Asian host countries, how the barriers reinforce one another, and what follows from them in theoretical and managerial terms. The interpretation below moves from the overall pattern of the results and the interactions between the barrier categories, through a reading of the findings in the light of Transaction Cost Economics and the Resource-Based View, to the managerial implications that answer the second sub-question, and finally to the limitations of the study and the research directions that follow from them. Throughout, interpretations made by this thesis are distinguished from findings reported by the original studies, and direct implementation evidence is given more analytical weight than review-level or conceptual evidence. In its truly Asia-specific core, that direct evidence rests on two single cases (Pegoraro et al., 2022; Pedroletti, 2025).</w:t>
       </w:r>
     </w:p>
     <w:p>
@@ -3098,7 +3098,7 @@
     </w:p>
     <w:p>
       <w:r>
-        <w:t>The most striking pattern in the results is the predominance of the asset/capability category. The only barrier theme that is supported by direct case evidence, review syntheses and conceptual argument is the domestic skills and competence gap, and the physical counterpart — missing capacity, machinery and complementary tooling — is almost as broadly supported. The evidence thus suggests that the main challenge of reshoring is not so much about making the right decision, or even about paying for the reshoring, but about rebuilding productive capacity that has been lost over the years of offshoring. The most compelling evidence for this interpretation is the China-to-UK case, where the acquisition of the machinery was only the first step: the company had to acquire tooling, software, technical services, and train its workforce for about a year before production quality was acceptable (Pegoraro et al., 2022). In this case (Pegoraro et al., 2022), a single acquisition decision was followed by a twelve-month capability-building process, providing a more tangible example than any overall finding of the need for a separate analysis of the implementation stage. The general empirical evidence is in the same direction. Even after the reshoring decision, Swedish companies faced challenges related to lack of skills, equipment, and capacity (Li et al., 2025; Mirzaei et al., 2021). Reshoring companies in labour-intensive sectors also experienced a shortage of skilled workforce (Di Mauro et al., 2018). The same cluster is found in review-level syntheses in the broader literature (Wiesmann et al., 2017; Ocicka, 2016). These results, however, are presented at the level of the Swedish sample and not disaggregated by host country (Li et al., 2025); they support the general pattern, not a China-specific claim.</w:t>
+        <w:t>The most striking pattern in the results is the predominance of the asset/capability category. The only barrier theme that is supported by direct case evidence, review syntheses and conceptual argument is the domestic skills and competence gap, and the physical counterpart — missing capacity, machinery and complementary tooling — is almost as broadly supported. The evidence thus suggests that the main challenge of reshoring is not so much about making the right decision, or even about paying for the reshoring, but about rebuilding productive capacity that has been lost over the years of offshoring. The most compelling evidence for this interpretation is the China-to-UK case, where the acquisition of the machinery was only the first step: the company had to acquire tooling, software, technical services, and train its workforce for about a year before production quality was acceptable (Pegoraro et al., 2022). In this case, a single acquisition decision was followed by a twelve-month capability-building process, providing a more tangible example than any overall finding of the need for a separate analysis of the implementation stage (Pegoraro et al., 2022). The general empirical evidence is in the same direction. Even after the reshoring decision, Swedish companies faced challenges related to lack of skills, equipment, and capacity (Li et al., 2025; Mirzaei et al., 2021). Reshoring companies in labour-intensive sectors also experienced a shortage of skilled workforce (Di Mauro et al., 2018). The same cluster is found in review-level syntheses in the broader literature (Wiesmann et al., 2017; Ocicka, 2016). These results, however, are presented at the level of the Swedish sample and not disaggregated by host country (Li et al., 2025). They support the general pattern, not a China-specific claim.</w:t>
       </w:r>
     </w:p>
     <w:p>
@@ -3118,7 +3118,7 @@
     </w:p>
     <w:p>
       <w:r>
-        <w:t>There are two qualifications to all these interpretations. The direct evidence that is truly Asia-specific is limited to two documented cases. One is an automotive supplier that returned from China to the United Kingdom (Pegoraro et al., 2022). The other is a manufacturer that partially returned from China to Italy (Pedroletti, 2025). As in the general pattern, these cases focus on capability rebuilding and supplier dependence, but two cases in one host country cannot be interpreted as representing Asian markets in general, and nothing here should be interpreted as a statement about, say, returns from Vietnam, India, or Indonesia. The second qualification relates to the thinness of the regulatory/institutional category, which is the least supported by direct empirical evidence. It could be because it is truly unimportant, but it could also be because of the makeup of the evidence base. The one study that systematically searched for them found exit-side regulatory constraints (Li et al., 2025). They are also mentioned in the review literature (Di Stefano &amp; Fratocchi, 2019), suggesting that they are not absent but under-observed. The categories are weighted here according to the evidence they have, but it is recognized that absence of evidence is not evidence of absence.</w:t>
+        <w:t>There are two qualifications to all these interpretations. The direct evidence that is truly Asia-specific is limited to two documented cases. One is an automotive supplier that returned from China to the United Kingdom (Pegoraro et al., 2022). The other is a manufacturer that partially returned from China to Italy (Pedroletti, 2025). As in the general pattern, these cases focus on capability rebuilding and supplier dependence, but two cases in one host country cannot be interpreted as representing Asian markets in general, and nothing here should be interpreted as a statement about, say, returns from Vietnam, India, or Indonesia. The second qualification relates to the thinness of the regulatory/institutional category, which is the least supported by direct empirical evidence. It could be because it is truly unimportant, but it could also be because of the makeup of the evidence base. The one study that systematically searched for them found exit-side regulatory constraints (Li et al., 2025). They are also mentioned in the review literature (Di Stefano &amp; Fratocchi, 2019). This suggests that they are not absent but under-observed. The categories are weighted here according to the evidence they have, but it is recognized that absence of evidence is not evidence of absence.</w:t>
       </w:r>
     </w:p>
     <w:p>
@@ -3141,7 +3141,7 @@
     </w:p>
     <w:p>
       <w:r>
-        <w:t>The findings from the arrival side are similarly coherent from a Resource-Based View perspective (Barney, 1991). The capabilities that offshoring firms allowed to erode — manufacturing skills, tacit production knowledge, supplier relationships, and functioning regional ecosystems — are the kinds of resources that the theory says are hard to imitate or acquire quickly: they are developed through experience, they are embedded in people and routines, and they rely on complementary assets (Barney, 1991). This is why the most consistent finding of the review is that capability gaps cannot be filled with a purchase. The China-to-UK case illustrates this in miniature: the machine could be purchased, but it took a year of training and error-elimination to be able to operate it productively (Pegoraro et al., 2022). The general evidence on skills shortages, generational knowledge loss, and supplier-network gaps shows the same logic at sample level (Di Mauro et al., 2018; Mirzaei et al., 2021; Ocicka, 2016). The availability of skilled labour, specialised suppliers, and supporting institutions in the home region (Pegoraro et al., 2022) acts as a complementary resource endowment that individual firms can access but not produce on their own, which also sheds light on the regional ecosystem findings.</w:t>
+        <w:t>The findings from the arrival side are similarly coherent from a Resource-Based View perspective (Barney, 1991). The capabilities that offshoring firms allowed to erode — manufacturing skills, tacit production knowledge, supplier relationships, and functioning regional ecosystems — are the kinds of resources that the theory says are hard to imitate or acquire quickly: they are developed through experience, they are embedded in people and routines, and they rely on complementary assets (Barney, 1991). This is why the most consistent finding of the review is that capability gaps cannot be filled with a purchase. The China-to-UK case illustrates this in miniature: the machine could be purchased, but it took a year of training and error-elimination to be able to operate it productively (Pegoraro et al., 2022). The general evidence on skills shortages, generational knowledge loss, and supplier-network gaps shows the same logic at sample level (Di Mauro et al., 2018; Mirzaei et al., 2021; Ocicka, 2016). The availability of skilled labour, specialised suppliers, and supporting institutions in the home region acts as a complementary resource endowment that individual firms can access but not produce on their own, which also sheds light on the regional ecosystem findings (Pegoraro et al., 2022).</w:t>
       </w:r>
     </w:p>
     <w:p>
@@ -3174,7 +3174,7 @@
     </w:p>
     <w:p>
       <w:r>
-        <w:t>The results at the exit stage show the importance of legal and regulatory due diligence in the host country long before the decision is announced. The rate and cost of exit among the firms studied were influenced by layoff policies, closure policies, and contractual requirements (Li et al., 2025). The literature review also includes closure fees, fiscal requirements, and the social aspect of plant closure (Di Stefano &amp; Fratocchi, 2019). The exit costs and timelines should be considered as a separate budget line by a firm that is considering reshoring, and, where the evidence on employee and stakeholder reactions is taken seriously (Di Stefano &amp; Fratocchi, 2019), the communication and treatment of the offshore workforce should be planned as a part of the implementation, not as an afterthought.</w:t>
+        <w:t>The results at the exit stage show the importance of legal and regulatory due diligence in the host country long before the decision is announced. The rate and cost of exit among the firms studied were influenced by layoff policies, closure policies, and contractual requirements (Li et al., 2025). The literature review also includes closure fees, fiscal requirements, and the social aspect of plant closure (Di Stefano &amp; Fratocchi, 2019). The exit costs and timelines should be considered as a separate budget line by a firm that is considering reshoring. If the evidence on employee and stakeholder reactions is taken seriously, the communication and treatment of the offshore workforce should also be planned as a part of the implementation, not as an afterthought (Di Stefano &amp; Fratocchi, 2019).</w:t>
       </w:r>
     </w:p>
     <w:p>
@@ -3189,7 +3189,7 @@
     </w:p>
     <w:p>
       <w:r>
-        <w:t>Lastly, the organisational results suggest that the capacity of implementation itself should be given managerial consideration. The relationship between implementation errors and relocation failure suggests the importance of cross-functional coordination — the introduction of production, sourcing, product development, and finance into the reshoring programme early — and the need to treat the return as an organisational change project, rather than a logistics exercise (Boffelli et al., 2021). The evidence of internal silos and poor employee engagement in domestic manufacturing points in the same direction (Mirzaei et al., 2021). In cases where automation is included in the business case, the dual-role evidence must be moderated: technology can compensate the cost disadvantages of home countries, but its implementation requires digital skills, investment, and organisational adaptation of its own (Bilbao-Ubillos et al., 2024; Gupta et al., 2023; D'Ambrosio &amp; Lavoratori, 2025), and an automation-dependent reshoring strategy must include an honest evaluation of the digital preparedness and size of the firm. Collectively, these deliberations respond to the second sub-question: the managerial path to reshoring barriers mitigation is through initial capability and dependency analysis, realistic total costing, host-country exit planning, systematic reestablishment of production capability, intentional supplier reconfiguration, and investment in the own implementation capacity of the organisation.</w:t>
+        <w:t>Lastly, the organisational results suggest that the capacity of implementation itself should be given managerial consideration. The relationship between implementation errors and relocation failure suggests the importance of cross-functional coordination — the introduction of production, sourcing, product development, and finance into the reshoring programme early — and the need to treat the return as an organisational change project, rather than a logistics exercise (Boffelli et al., 2021). The evidence of internal silos and poor employee engagement in domestic manufacturing points in the same direction (Mirzaei et al., 2021). In cases where automation is included in the business case, the dual-role evidence must be moderated: technology can compensate the cost disadvantages of home countries, but its implementation requires digital skills, investment, and organisational adaptation of its own (Bilbao-Ubillos et al., 2024; Gupta et al., 2023; D'Ambrosio &amp; Lavoratori, 2025). An automation-dependent reshoring strategy must therefore include an honest evaluation of the digital preparedness and size of the firm. Collectively, these deliberations respond to the second sub-question: the managerial path to reshoring barriers mitigation is through initial capability and dependency analysis, realistic total costing, host-country exit planning, systematic reestablishment of production capability, intentional supplier reconfiguration, and investment in the own implementation capacity of the organisation.</w:t>
       </w:r>
     </w:p>
     <w:p>
@@ -3212,7 +3212,7 @@
     </w:p>
     <w:p>
       <w:r>
-        <w:t>These constraints are indicative of the required research. Longitudinal studies that track firms through the whole reshoring process, decision to exit, transfer, and ramp-up to stabilised domestic production, would be the most valuable contribution since the current evidence only captures stages separately and cannot demonstrate how barriers accumulate or compound over time. The same reason why this review was forced to limit its Asia-specific assertions to China is why comparative work across other Asian host countries is required: whether exit constraints, supplier dependence, and capability gaps work in the same way in returns from Vietnam, India, or other Asian manufacturing locations is simply unknown. The difference between full and partial reshoring that the case evidence revealed should be systematically studied, as well as the behaviour of host-country suppliers when their customers cut or pull volumes — the adverse-response result is based on one case and can differ significantly depending on the market environment. A study of failed or abandoned reshoring initiatives would rectify the success bias of the published record and would test the implementation-mistakes result on the outcomes where it matters most. Small and medium-sized firms should be studied since the conceptual literature indicates that their reshoring is different in nature — done defensively and with less managerial resources (D'Ambrosio &amp; Lavoratori, 2025) — and most direct evidence is provided by established manufacturers. Lastly, the four-category framework derived here is a synthesis product and would be improved by quantitative testing on a larger sample of implementation cases, and the theoretical reading presented above is interpretive: direct empirical reshoring studies that operationalise transaction-cost and resource-based constructs — asset specificity, switching costs, capability rebuilding time — would demonstrate whether the mechanisms described here in fact drive the barriers observed.</w:t>
+        <w:t>These constraints are indicative of the required research. Longitudinal studies that track firms through the whole reshoring process, decision to exit, transfer, and ramp-up to stabilised domestic production, would be the most valuable contribution since the current evidence only captures stages separately and cannot demonstrate how barriers accumulate or compound over time. The same reason why this review was forced to limit its Asia-specific assertions to China is why comparative work across other Asian host countries is required: whether exit constraints, supplier dependence, and capability gaps work in the same way in returns from Vietnam, India, or other Asian manufacturing locations is simply unknown. The difference between full and partial reshoring that the case evidence revealed should be systematically studied, as well as the behaviour of host-country suppliers when their customers cut or pull volumes — the adverse-response result is based on one case and can differ significantly depending on the market environment. A study of failed or abandoned reshoring initiatives would rectify the success bias of the published record and would test the implementation-mistakes result on the outcomes where it matters most. Small and medium-sized firms should be studied, since most direct evidence is provided by established manufacturers, while the conceptual literature indicates that the reshoring of smaller firms is different in nature — done defensively and with fewer managerial resources (D'Ambrosio &amp; Lavoratori, 2025). Lastly, the four-category framework derived here is a synthesis product and would be improved by quantitative testing on a larger sample of implementation cases, and the theoretical reading presented above is interpretive: direct empirical reshoring studies that operationalise transaction-cost and resource-based constructs — asset specificity, switching costs, capability rebuilding time — would demonstrate whether the mechanisms described here in fact drive the barriers observed.</w:t>
       </w:r>
     </w:p>
     <w:p>

--- a/thesis/FINAL_THESIS.docx
+++ b/thesis/FINAL_THESIS.docx
@@ -1218,7 +1218,7 @@
               <w:rPr>
                 <w:sz w:val="20"/>
               </w:rPr>
-              <w:t>✓</w:t>
+              <w:t>Yes</w:t>
             </w:r>
           </w:p>
         </w:tc>
@@ -1234,7 +1234,7 @@
               <w:rPr>
                 <w:sz w:val="20"/>
               </w:rPr>
-              <w:t>✓</w:t>
+              <w:t>Yes</w:t>
             </w:r>
           </w:p>
         </w:tc>
@@ -1250,7 +1250,7 @@
               <w:rPr>
                 <w:sz w:val="20"/>
               </w:rPr>
-              <w:t>—</w:t>
+              <w:t>No</w:t>
             </w:r>
           </w:p>
         </w:tc>
@@ -1316,7 +1316,7 @@
               <w:rPr>
                 <w:sz w:val="20"/>
               </w:rPr>
-              <w:t>—</w:t>
+              <w:t>No</w:t>
             </w:r>
           </w:p>
         </w:tc>
@@ -1332,7 +1332,7 @@
               <w:rPr>
                 <w:sz w:val="20"/>
               </w:rPr>
-              <w:t>✓</w:t>
+              <w:t>Yes</w:t>
             </w:r>
           </w:p>
         </w:tc>
@@ -1348,7 +1348,7 @@
               <w:rPr>
                 <w:sz w:val="20"/>
               </w:rPr>
-              <w:t>—</w:t>
+              <w:t>No</w:t>
             </w:r>
           </w:p>
         </w:tc>
@@ -1414,7 +1414,7 @@
               <w:rPr>
                 <w:sz w:val="20"/>
               </w:rPr>
-              <w:t>✓</w:t>
+              <w:t>Yes</w:t>
             </w:r>
           </w:p>
         </w:tc>
@@ -1430,7 +1430,7 @@
               <w:rPr>
                 <w:sz w:val="20"/>
               </w:rPr>
-              <w:t>—</w:t>
+              <w:t>No</w:t>
             </w:r>
           </w:p>
         </w:tc>
@@ -1446,7 +1446,7 @@
               <w:rPr>
                 <w:sz w:val="20"/>
               </w:rPr>
-              <w:t>✓</w:t>
+              <w:t>Yes</w:t>
             </w:r>
           </w:p>
         </w:tc>
@@ -1512,7 +1512,7 @@
               <w:rPr>
                 <w:sz w:val="20"/>
               </w:rPr>
-              <w:t>✓</w:t>
+              <w:t>Yes</w:t>
             </w:r>
           </w:p>
         </w:tc>
@@ -1528,7 +1528,7 @@
               <w:rPr>
                 <w:sz w:val="20"/>
               </w:rPr>
-              <w:t>✓</w:t>
+              <w:t>Yes</w:t>
             </w:r>
           </w:p>
         </w:tc>
@@ -1544,7 +1544,7 @@
               <w:rPr>
                 <w:sz w:val="20"/>
               </w:rPr>
-              <w:t>✓</w:t>
+              <w:t>Yes</w:t>
             </w:r>
           </w:p>
         </w:tc>
@@ -1610,7 +1610,7 @@
               <w:rPr>
                 <w:sz w:val="20"/>
               </w:rPr>
-              <w:t>✓</w:t>
+              <w:t>Yes</w:t>
             </w:r>
           </w:p>
         </w:tc>
@@ -1626,7 +1626,7 @@
               <w:rPr>
                 <w:sz w:val="20"/>
               </w:rPr>
-              <w:t>—</w:t>
+              <w:t>No</w:t>
             </w:r>
           </w:p>
         </w:tc>
@@ -1642,7 +1642,7 @@
               <w:rPr>
                 <w:sz w:val="20"/>
               </w:rPr>
-              <w:t>—</w:t>
+              <w:t>No</w:t>
             </w:r>
           </w:p>
         </w:tc>
@@ -1708,7 +1708,7 @@
               <w:rPr>
                 <w:sz w:val="20"/>
               </w:rPr>
-              <w:t>✓</w:t>
+              <w:t>Yes</w:t>
             </w:r>
           </w:p>
         </w:tc>
@@ -1724,7 +1724,7 @@
               <w:rPr>
                 <w:sz w:val="20"/>
               </w:rPr>
-              <w:t>—</w:t>
+              <w:t>No</w:t>
             </w:r>
           </w:p>
         </w:tc>
@@ -1740,7 +1740,7 @@
               <w:rPr>
                 <w:sz w:val="20"/>
               </w:rPr>
-              <w:t>—</w:t>
+              <w:t>No</w:t>
             </w:r>
           </w:p>
         </w:tc>
@@ -1806,7 +1806,7 @@
               <w:rPr>
                 <w:sz w:val="20"/>
               </w:rPr>
-              <w:t>—</w:t>
+              <w:t>No</w:t>
             </w:r>
           </w:p>
         </w:tc>
@@ -1822,7 +1822,7 @@
               <w:rPr>
                 <w:sz w:val="20"/>
               </w:rPr>
-              <w:t>✓</w:t>
+              <w:t>Yes</w:t>
             </w:r>
           </w:p>
         </w:tc>
@@ -1838,7 +1838,7 @@
               <w:rPr>
                 <w:sz w:val="20"/>
               </w:rPr>
-              <w:t>—</w:t>
+              <w:t>No</w:t>
             </w:r>
           </w:p>
         </w:tc>
@@ -1904,7 +1904,7 @@
               <w:rPr>
                 <w:sz w:val="20"/>
               </w:rPr>
-              <w:t>—</w:t>
+              <w:t>No</w:t>
             </w:r>
           </w:p>
         </w:tc>
@@ -1920,7 +1920,7 @@
               <w:rPr>
                 <w:sz w:val="20"/>
               </w:rPr>
-              <w:t>✓</w:t>
+              <w:t>Yes</w:t>
             </w:r>
           </w:p>
         </w:tc>
@@ -1936,7 +1936,7 @@
               <w:rPr>
                 <w:sz w:val="20"/>
               </w:rPr>
-              <w:t>✓</w:t>
+              <w:t>Yes</w:t>
             </w:r>
           </w:p>
         </w:tc>
@@ -2002,7 +2002,7 @@
               <w:rPr>
                 <w:sz w:val="20"/>
               </w:rPr>
-              <w:t>✓</w:t>
+              <w:t>Yes</w:t>
             </w:r>
           </w:p>
         </w:tc>
@@ -2018,7 +2018,7 @@
               <w:rPr>
                 <w:sz w:val="20"/>
               </w:rPr>
-              <w:t>✓</w:t>
+              <w:t>Yes</w:t>
             </w:r>
           </w:p>
         </w:tc>
@@ -2034,7 +2034,7 @@
               <w:rPr>
                 <w:sz w:val="20"/>
               </w:rPr>
-              <w:t>✓</w:t>
+              <w:t>Yes</w:t>
             </w:r>
           </w:p>
         </w:tc>
@@ -2100,7 +2100,7 @@
               <w:rPr>
                 <w:sz w:val="20"/>
               </w:rPr>
-              <w:t>✓</w:t>
+              <w:t>Yes</w:t>
             </w:r>
           </w:p>
         </w:tc>
@@ -2116,7 +2116,7 @@
               <w:rPr>
                 <w:sz w:val="20"/>
               </w:rPr>
-              <w:t>✓</w:t>
+              <w:t>Yes</w:t>
             </w:r>
           </w:p>
         </w:tc>
@@ -2132,7 +2132,7 @@
               <w:rPr>
                 <w:sz w:val="20"/>
               </w:rPr>
-              <w:t>✓</w:t>
+              <w:t>Yes</w:t>
             </w:r>
           </w:p>
         </w:tc>
@@ -2198,7 +2198,7 @@
               <w:rPr>
                 <w:sz w:val="20"/>
               </w:rPr>
-              <w:t>✓</w:t>
+              <w:t>Yes</w:t>
             </w:r>
           </w:p>
         </w:tc>
@@ -2214,7 +2214,7 @@
               <w:rPr>
                 <w:sz w:val="20"/>
               </w:rPr>
-              <w:t>—</w:t>
+              <w:t>No</w:t>
             </w:r>
           </w:p>
         </w:tc>
@@ -2230,7 +2230,7 @@
               <w:rPr>
                 <w:sz w:val="20"/>
               </w:rPr>
-              <w:t>✓</w:t>
+              <w:t>Yes</w:t>
             </w:r>
           </w:p>
         </w:tc>
@@ -2296,7 +2296,7 @@
               <w:rPr>
                 <w:sz w:val="20"/>
               </w:rPr>
-              <w:t>✓</w:t>
+              <w:t>Yes</w:t>
             </w:r>
           </w:p>
         </w:tc>
@@ -2312,7 +2312,7 @@
               <w:rPr>
                 <w:sz w:val="20"/>
               </w:rPr>
-              <w:t>—</w:t>
+              <w:t>No</w:t>
             </w:r>
           </w:p>
         </w:tc>
@@ -2328,7 +2328,7 @@
               <w:rPr>
                 <w:sz w:val="20"/>
               </w:rPr>
-              <w:t>—</w:t>
+              <w:t>No</w:t>
             </w:r>
           </w:p>
         </w:tc>
@@ -2394,7 +2394,7 @@
               <w:rPr>
                 <w:sz w:val="20"/>
               </w:rPr>
-              <w:t>✓</w:t>
+              <w:t>Yes</w:t>
             </w:r>
           </w:p>
         </w:tc>
@@ -2410,7 +2410,7 @@
               <w:rPr>
                 <w:sz w:val="20"/>
               </w:rPr>
-              <w:t>—</w:t>
+              <w:t>No</w:t>
             </w:r>
           </w:p>
         </w:tc>
@@ -2426,7 +2426,7 @@
               <w:rPr>
                 <w:sz w:val="20"/>
               </w:rPr>
-              <w:t>—</w:t>
+              <w:t>No</w:t>
             </w:r>
           </w:p>
         </w:tc>
@@ -2492,7 +2492,7 @@
               <w:rPr>
                 <w:sz w:val="20"/>
               </w:rPr>
-              <w:t>✓</w:t>
+              <w:t>Yes</w:t>
             </w:r>
           </w:p>
         </w:tc>
@@ -2508,7 +2508,7 @@
               <w:rPr>
                 <w:sz w:val="20"/>
               </w:rPr>
-              <w:t>✓</w:t>
+              <w:t>Yes</w:t>
             </w:r>
           </w:p>
         </w:tc>
@@ -2524,7 +2524,7 @@
               <w:rPr>
                 <w:sz w:val="20"/>
               </w:rPr>
-              <w:t>✓</w:t>
+              <w:t>Yes</w:t>
             </w:r>
           </w:p>
         </w:tc>
@@ -2590,7 +2590,7 @@
               <w:rPr>
                 <w:sz w:val="20"/>
               </w:rPr>
-              <w:t>✓</w:t>
+              <w:t>Yes</w:t>
             </w:r>
           </w:p>
         </w:tc>
@@ -2606,7 +2606,7 @@
               <w:rPr>
                 <w:sz w:val="20"/>
               </w:rPr>
-              <w:t>✓</w:t>
+              <w:t>Yes</w:t>
             </w:r>
           </w:p>
         </w:tc>
@@ -2622,7 +2622,7 @@
               <w:rPr>
                 <w:sz w:val="20"/>
               </w:rPr>
-              <w:t>✓</w:t>
+              <w:t>Yes</w:t>
             </w:r>
           </w:p>
         </w:tc>
@@ -2688,7 +2688,7 @@
               <w:rPr>
                 <w:sz w:val="20"/>
               </w:rPr>
-              <w:t>✓</w:t>
+              <w:t>Yes</w:t>
             </w:r>
           </w:p>
         </w:tc>
@@ -2704,7 +2704,7 @@
               <w:rPr>
                 <w:sz w:val="20"/>
               </w:rPr>
-              <w:t>✓</w:t>
+              <w:t>Yes</w:t>
             </w:r>
           </w:p>
         </w:tc>
@@ -2720,7 +2720,7 @@
               <w:rPr>
                 <w:sz w:val="20"/>
               </w:rPr>
-              <w:t>✓</w:t>
+              <w:t>Yes</w:t>
             </w:r>
           </w:p>
         </w:tc>
@@ -2786,7 +2786,7 @@
               <w:rPr>
                 <w:sz w:val="20"/>
               </w:rPr>
-              <w:t>—</w:t>
+              <w:t>No</w:t>
             </w:r>
           </w:p>
         </w:tc>
@@ -2802,7 +2802,7 @@
               <w:rPr>
                 <w:sz w:val="20"/>
               </w:rPr>
-              <w:t>✓</w:t>
+              <w:t>Yes</w:t>
             </w:r>
           </w:p>
         </w:tc>
@@ -2818,7 +2818,7 @@
               <w:rPr>
                 <w:sz w:val="20"/>
               </w:rPr>
-              <w:t>✓</w:t>
+              <w:t>Yes</w:t>
             </w:r>
           </w:p>
         </w:tc>
@@ -2884,7 +2884,7 @@
               <w:rPr>
                 <w:sz w:val="20"/>
               </w:rPr>
-              <w:t>✓</w:t>
+              <w:t>Yes</w:t>
             </w:r>
           </w:p>
         </w:tc>
@@ -2900,7 +2900,7 @@
               <w:rPr>
                 <w:sz w:val="20"/>
               </w:rPr>
-              <w:t>✓</w:t>
+              <w:t>Yes</w:t>
             </w:r>
           </w:p>
         </w:tc>
@@ -2916,7 +2916,7 @@
               <w:rPr>
                 <w:sz w:val="20"/>
               </w:rPr>
-              <w:t>—</w:t>
+              <w:t>No</w:t>
             </w:r>
           </w:p>
         </w:tc>

--- a/thesis/FINAL_THESIS.docx
+++ b/thesis/FINAL_THESIS.docx
@@ -3230,62 +3230,32 @@
     </w:p>
     <w:p>
       <w:r>
-        <w:t>This thesis aimed to provide an answer to a question that the reshoring literature had left mostly unanswered: not why manufacturing companies choose to take production back home out of Asia, but what impedes them when they attempt to do so. The conclusion brings the analysis to a close, directly answers the research question and the two sub-questions, states the contribution of the study, and ends with a frank discussion of what the evidence does and does not support.</w:t>
+        <w:t>This thesis aimed to provide an answer to a question that the reshoring literature had left mostly unanswered: not why manufacturing companies choose to take production back home out of Asia, but what impedes them when they attempt to do so. The conclusion brings the analysis to a close, answers the research question and the two sub-questions, states the contribution of the study, and ends with a frank discussion of what the evidence does and does not support.</w:t>
       </w:r>
     </w:p>
     <w:p>
       <w:r>
-        <w:rPr>
-          <w:b/>
-        </w:rPr>
-        <w:t>Core research question.</w:t>
-      </w:r>
-      <w:r>
-        <w:t xml:space="preserve"> The key obstacles that manufacturing companies encounter when implementing reshoring from Asian markets, on the evidence reviewed, are, first and foremost, the rebuilding of domestic capability: the skills, machinery, tooling, and the ecosystem of suppliers that have been lost over the years of offshoring and cannot be rebuilt through acquisition alone (Pegoraro et al., 2022). This is closely related to reliance on specialised host-country suppliers, as in the case evidence documented, this limited not only the manner in which a return was conducted but also the extent of the return that was possible (Pedroletti, 2025). These capability-side challenges are exacerbated by the underestimation of operational changes and organisational readiness gaps, along with the new fixed and coordination costs that a return brings (Boffelli et al., 2021). Less obviously but no less durably, they are exacerbated further by host-country exit constraints such as layoff regulations and closure obligations (Li et al., 2025). All these barriers do not exist in a vacuum: a capability gap may lead to operational and relational challenges, and poor organisational preparedness magnifies any other barriers that a firm faces. Implementation thus becomes a separate and challenging phase, rather than a routine that can be taken for granted after the location decision is made.</w:t>
+        <w:t>In answer to the core research question, the review shows that the key obstacles manufacturing companies encounter when implementing reshoring from Asian markets are, first and foremost, connected with the rebuilding of domestic capability. The skills, machinery, tooling, and the ecosystem of suppliers that have been lost over the years of offshoring cannot be rebuilt through acquisition alone (Pegoraro et al., 2022). Closely related is the reliance on specialised host-country suppliers, which in the case evidence limited both the manner in which a return was conducted and the extent of the return that was possible (Pedroletti, 2025). These capability-side challenges are exacerbated by the underestimation of operational changes and organisational readiness gaps, along with the new fixed and coordination costs that a return brings (Boffelli et al., 2021). Less obviously but no less durably, they are exacerbated further by host-country exit constraints such as layoff regulations and closure obligations (Li et al., 2025). None of these barriers exists in a vacuum. A capability gap may lead to operational and relational challenges, and poor organisational preparedness magnifies any other barriers that a firm faces. Implementation thus becomes a separate and challenging phase, rather than a routine that can be taken for granted after the location decision is made.</w:t>
       </w:r>
     </w:p>
     <w:p>
       <w:r>
-        <w:rPr>
-          <w:b/>
-        </w:rPr>
-        <w:t>Sub-question 1.</w:t>
-      </w:r>
-      <w:r>
-        <w:t xml:space="preserve"> The identified barriers were grouped into a systematic firm-level framework of four categories: regulatory/institutional, cultural/organisational, cost/operational, and asset/capability, and eighteen barrier themes based on the literature reviewed. This framework, detailed in full in Table 2, brings together evidence previously reported in the literature in a single structure, based on the type of obstacle, and not on industry, country or individual study. It also highlights areas of strong and weak evidence. The asset/capability barriers have the most widespread and consistent evidence support across evidence types, and the regulatory/institutional category has the least evidence support. This is not a final conclusion on the significance of regulatory barriers in the real world, but rather a characteristic of the evidence base.</w:t>
+        <w:t>The first sub-question concerned how the identified barriers can be categorised into a systematic firm-level framework. Based on the literature reviewed, the barriers were grouped into four categories, regulatory/institutional, cultural/organisational, cost/operational, and asset/capability, and eighteen barrier themes. This framework, detailed in full in Table 2, brings together evidence previously reported in the literature in a single structure, based on the type of obstacle, and not on industry, country or individual study. It also highlights areas of strong and weak evidence. The asset/capability barriers have the most widespread and consistent support across evidence types, while the regulatory/institutional category has the least. This is not a final conclusion on the significance of regulatory barriers in the real world, but rather a characteristic of the evidence base.</w:t>
       </w:r>
     </w:p>
     <w:p>
       <w:r>
-        <w:rPr>
-          <w:b/>
-        </w:rPr>
-        <w:t>Sub-question 2.</w:t>
-      </w:r>
-      <w:r>
-        <w:t xml:space="preserve"> These findings suggest that the barriers identified can be mitigated by tackling them at the point in the return process where they occur. A true total-cost analysis of the return and a capability audit of what the firm controls (not the host-country supplier) helps prevent the underestimation that the evidence repeatedly documents, before commitment. Host country regulatory and contractual due diligence should be budgeted as a separate line item at the exit stage, rather than as an incidental to the move. Capability should be planned as a system of machinery, tooling, software and workforce training, not as a single purchase, during transfer and rebuilding. Wherever the supplier and training ecosystem has thinned, early engagement with the home region's ecosystem is indicated. If the reliance on Asian suppliers cannot be unwound rapidly, a phased or partial approach may be a way of reducing risk, but managers must plan for the cross-country coordination as a permanent operating state. All of these measures have a more general implication: implementation capacity, cross-functional coordination and organisational readiness, is a resource that firms should develop intentionally, as the evidence suggests that it is what makes the other barriers more or less harmful.</w:t>
+        <w:t>In relation to the second sub-question, the findings suggest that the barriers identified can be mitigated by tackling them at the point in the return process where they occur. Before commitment, a true total-cost analysis of the return and a capability audit of what the firm actually controls, as opposed to what is held by the host-country supplier, help prevent the underestimation that the evidence repeatedly documents. At the exit stage, host-country regulatory and contractual due diligence should be budgeted as a separate line item rather than treated as incidental to the move. During transfer and rebuilding, capability should be planned as a system of machinery, tooling, software and workforce training, not as a single purchase. Wherever the supplier and training ecosystem has thinned, early engagement with the home region's ecosystem is indicated. If the reliance on Asian suppliers cannot be unwound rapidly, a phased or partial approach may be a way of reducing risk, but managers must plan for the cross-country coordination as a permanent operating state. Taken together, these measures carry a more general implication. Implementation capacity, understood as cross-functional coordination and organisational readiness, is a resource that firms should develop intentionally, as the evidence suggests that it is what makes the other barriers more or less harmful.</w:t>
       </w:r>
     </w:p>
     <w:p>
       <w:r>
-        <w:rPr>
-          <w:b/>
-        </w:rPr>
-        <w:t>Contribution of the study.</w:t>
-      </w:r>
-      <w:r>
-        <w:t xml:space="preserve"> The main contribution of this thesis is a comprehensive, firm-level framework of the barriers to reshoring implementation from Asian markets, which had been addressed in the literature in a piecemeal fashion, and interpreted through the complementary lenses of Transaction Cost Economics and the Resource-Based View. Together, these two viewpoints provide a reason why a firm that has already made the decision to reshore may still have difficulty reshoring. The decision is about the location, but the execution of the decision involves breaking down the transaction-specific governance arrangements on the host side and building up the scarce, slow-to-acquire resources on the home side, and neither of these is reflected in the location comparison. The thesis addresses the research gap identified in the introduction by refocusing the analytical lens from the question of why firms reshore to the question of how, and by structuring the analytical focus around a firm-level framework instead of a list of disconnected findings.</w:t>
+        <w:t>The main contribution of this thesis is a comprehensive, firm-level framework of the barriers to reshoring implementation from Asian markets, which had been addressed in the literature in a piecemeal fashion, and interpreted through the complementary lenses of Transaction Cost Economics and the Resource-Based View. Together, these two viewpoints provide a reason why a firm that has already made the decision to reshore may still have difficulty reshoring. The decision is about the location, but the execution of the decision involves breaking down the transaction-specific governance arrangements on the host side and building up the scarce, slow-to-acquire resources on the home side, and neither of these is reflected in the location comparison. The thesis addresses the research gap identified in the introduction by refocusing the analytical lens from the question of why firms reshore to the question of how, and by structuring the analytical focus around a firm-level framework instead of a list of disconnected findings.</w:t>
       </w:r>
     </w:p>
     <w:p>
       <w:r>
-        <w:rPr>
-          <w:b/>
-        </w:rPr>
-        <w:t>Scope and closing remarks.</w:t>
-      </w:r>
-      <w:r>
-        <w:t xml:space="preserve"> This contribution should be read within the bounds that the thesis has carefully set out throughout. The formal analytical sample consists of twenty-one studies, while the direct implementation evidence that is genuinely Asia-specific is based on two single case studies, both reporting returns from China to Western Europe (Pegoraro et al., 2022; Pedroletti, 2025). The framework should thus be viewed as a map of what the current literature reveals, rather than a ranking of universal barriers, and certainly not a statement that can be generalized to the Asian markets in general. In that context, the results show that the challenge of reshoring is not so much about the decision to reshore as about the reconstruction of the productive capability that has been eroded over the years by offshoring — and that reshoring is a different project, with its own rationale, its own costs, and its own potential for partial or incomplete success.</w:t>
+        <w:t>This contribution should be read within the bounds that the thesis has carefully set out throughout. The formal analytical sample consists of twenty-one studies, while the direct implementation evidence that is genuinely Asia-specific is based on two single case studies, both reporting returns from China to Western Europe (Pegoraro et al., 2022; Pedroletti, 2025). The framework should thus be viewed as a map of what the current literature reveals, rather than a ranking of universal barriers, and certainly not a statement that can be generalised to Asian markets as a whole. In that context, the results show that the challenge of reshoring is not so much about the decision to reshore as about the reconstruction of the productive capability that has been eroded over the years by offshoring. Reshoring emerges as a project of its own, with its own rationale, its own costs, and its own potential for partial or incomplete success.</w:t>
       </w:r>
     </w:p>
     <w:p>

--- a/thesis/FINAL_THESIS.docx
+++ b/thesis/FINAL_THESIS.docx
@@ -3235,7 +3235,7 @@
     </w:p>
     <w:p>
       <w:r>
-        <w:t>In answer to the core research question, the review shows that the key obstacles manufacturing companies encounter when implementing reshoring from Asian markets are, first and foremost, connected with the rebuilding of domestic capability. The skills, machinery, tooling, and the ecosystem of suppliers that have been lost over the years of offshoring cannot be rebuilt through acquisition alone (Pegoraro et al., 2022). Closely related is the reliance on specialised host-country suppliers, which in the case evidence limited both the manner in which a return was conducted and the extent of the return that was possible (Pedroletti, 2025). These capability-side challenges are exacerbated by the underestimation of operational changes and organisational readiness gaps, along with the new fixed and coordination costs that a return brings (Boffelli et al., 2021). Less obviously but no less durably, they are exacerbated further by host-country exit constraints such as layoff regulations and closure obligations (Li et al., 2025). None of these barriers exists in a vacuum. A capability gap may lead to operational and relational challenges, and poor organisational preparedness magnifies any other barriers that a firm faces. Implementation thus becomes a separate and challenging phase, rather than a routine that can be taken for granted after the location decision is made.</w:t>
+        <w:t>In answer to the core research question, the review shows that the key obstacles manufacturing companies encounter when implementing reshoring from Asian markets are, first and foremost, connected with the rebuilding of domestic capability. The skills, machinery, tooling, and the ecosystem of suppliers that have been lost over the years of offshoring cannot be rebuilt through acquisition alone (Pegoraro et al., 2022). Closely related is the reliance on specialised host-country suppliers, which in the case evidence limited both the manner in which a return was conducted and the extent of the return that was possible (Pedroletti, 2025). These capability-side challenges are exacerbated by the underestimation of operational changes and organisational readiness gaps (Boffelli et al., 2021). They are compounded by the new fixed and coordination costs that a return brings and, less obviously but no less durably, by host-country exit constraints such as layoff regulations and closure obligations (Li et al., 2025; Pedroletti, 2025). None of these barriers exists in a vacuum. A capability gap may lead to operational and relational challenges, and poor organisational preparedness magnifies any other barriers that a firm faces. Implementation thus becomes a separate and challenging phase, rather than a routine that can be taken for granted after the location decision is made.</w:t>
       </w:r>
     </w:p>
     <w:p>

--- a/thesis/FINAL_THESIS.docx
+++ b/thesis/FINAL_THESIS.docx
@@ -3230,32 +3230,32 @@
     </w:p>
     <w:p>
       <w:r>
-        <w:t>This thesis aimed to provide an answer to a question that the reshoring literature had left mostly unanswered: not why manufacturing companies choose to take production back home out of Asia, but what impedes them when they attempt to do so. The conclusion brings the analysis to a close, answers the research question and the two sub-questions, states the contribution of the study, and ends with a frank discussion of what the evidence does and does not support.</w:t>
+        <w:t>This thesis set out to answer a question that the reshoring literature had left largely open: what stands in the way of manufacturing companies when they attempt to bring production back home from Asia after the decision to return has been made.</w:t>
       </w:r>
     </w:p>
     <w:p>
       <w:r>
-        <w:t>In answer to the core research question, the review shows that the key obstacles manufacturing companies encounter when implementing reshoring from Asian markets are, first and foremost, connected with the rebuilding of domestic capability. The skills, machinery, tooling, and the ecosystem of suppliers that have been lost over the years of offshoring cannot be rebuilt through acquisition alone (Pegoraro et al., 2022). Closely related is the reliance on specialised host-country suppliers, which in the case evidence limited both the manner in which a return was conducted and the extent of the return that was possible (Pedroletti, 2025). These capability-side challenges are exacerbated by the underestimation of operational changes and organisational readiness gaps (Boffelli et al., 2021). They are compounded by the new fixed and coordination costs that a return brings and, less obviously but no less durably, by host-country exit constraints such as layoff regulations and closure obligations (Li et al., 2025; Pedroletti, 2025). None of these barriers exists in a vacuum. A capability gap may lead to operational and relational challenges, and poor organisational preparedness magnifies any other barriers that a firm faces. Implementation thus becomes a separate and challenging phase, rather than a routine that can be taken for granted after the location decision is made.</w:t>
+        <w:t>The evidence reviewed identifies the rebuilding of domestic capability as the central obstacle. The skills, machinery, tooling, and the ecosystem of suppliers that were lost over the years of offshoring cannot be rebuilt through acquisition alone (Pegoraro et al., 2022). Closely related is the reliance on specialised host-country suppliers, which in the case evidence limited both the manner in which a return was conducted and the extent of the return that was possible (Pedroletti, 2025). These capability-side challenges are worsened by the underestimation of operational changes and by organisational readiness gaps (Boffelli et al., 2021). The return also brings new fixed and coordination costs of its own (Li et al., 2025; Pedroletti, 2025). A less visible but lasting obstacle lies in host-country exit constraints such as layoff regulations and closure obligations (Li et al., 2025). The barriers are also interconnected. A capability gap may lead to operational and relational challenges, and poor organisational preparedness magnifies any other barriers that a firm faces. Implementation therefore emerges as a separate and demanding phase that cannot be taken for granted once the location decision is made.</w:t>
       </w:r>
     </w:p>
     <w:p>
       <w:r>
-        <w:t>The first sub-question concerned how the identified barriers can be categorised into a systematic firm-level framework. Based on the literature reviewed, the barriers were grouped into four categories, regulatory/institutional, cultural/organisational, cost/operational, and asset/capability, and eighteen barrier themes. This framework, detailed in full in Table 2, brings together evidence previously reported in the literature in a single structure, based on the type of obstacle, and not on industry, country or individual study. It also highlights areas of strong and weak evidence. The asset/capability barriers have the most widespread and consistent support across evidence types, while the regulatory/institutional category has the least. This is not a final conclusion on the significance of regulatory barriers in the real world, but rather a characteristic of the evidence base.</w:t>
+        <w:t>The barriers identified in the literature could be grouped into a systematic firm-level framework of four categories, regulatory/institutional, cultural/organisational, cost/operational, and asset/capability, comprising eighteen barrier themes. This framework, detailed in full in Table 2, brings together evidence previously reported in the literature in a single structure that is organised by the type of obstacle, independent of industry, country or individual study. It also shows where the evidence is strong and where it is thin. The asset/capability barriers have the most widespread and consistent support across evidence types, while the regulatory/institutional category has the least. This reflects the composition of the evidence base and should not be read as a final conclusion about the real-world significance of regulatory barriers.</w:t>
       </w:r>
     </w:p>
     <w:p>
       <w:r>
-        <w:t>In relation to the second sub-question, the findings suggest that the barriers identified can be mitigated by tackling them at the point in the return process where they occur. Before commitment, a true total-cost analysis of the return and a capability audit of what the firm actually controls, as opposed to what is held by the host-country supplier, help prevent the underestimation that the evidence repeatedly documents. At the exit stage, host-country regulatory and contractual due diligence should be budgeted as a separate line item rather than treated as incidental to the move. During transfer and rebuilding, capability should be planned as a system of machinery, tooling, software and workforce training, not as a single purchase. Wherever the supplier and training ecosystem has thinned, early engagement with the home region's ecosystem is indicated. If the reliance on Asian suppliers cannot be unwound rapidly, a phased or partial approach may be a way of reducing risk, but managers must plan for the cross-country coordination as a permanent operating state. Taken together, these measures carry a more general implication. Implementation capacity, understood as cross-functional coordination and organisational readiness, is a resource that firms should develop intentionally, as the evidence suggests that it is what makes the other barriers more or less harmful.</w:t>
+        <w:t>For management practice, the findings suggest that the identified barriers can be mitigated by tackling them at the point in the return process where they occur. Before commitment, a true total-cost analysis of the return and a capability audit of what the firm actually controls, as opposed to what is held by the host-country supplier, help prevent the underestimation that the evidence repeatedly documents. At the exit stage, host-country regulatory and contractual due diligence should be budgeted as a separate line item instead of being treated as incidental to the move. During transfer and rebuilding, capability should be planned as a system of machinery, tooling, software and workforce training, not as a single purchase. Wherever the supplier and training ecosystem has thinned, early engagement with the home region's ecosystem is indicated. If the reliance on Asian suppliers cannot be unwound rapidly, a phased or partial approach may reduce risk, but managers must then plan for cross-country coordination as a permanent operating state. A broader implication runs through all of these measures. Implementation capacity, understood as cross-functional coordination and organisational readiness, is a resource that firms should develop intentionally, as the evidence suggests that it is what makes the other barriers more or less harmful.</w:t>
       </w:r>
     </w:p>
     <w:p>
       <w:r>
-        <w:t>The main contribution of this thesis is a comprehensive, firm-level framework of the barriers to reshoring implementation from Asian markets, which had been addressed in the literature in a piecemeal fashion, and interpreted through the complementary lenses of Transaction Cost Economics and the Resource-Based View. Together, these two viewpoints provide a reason why a firm that has already made the decision to reshore may still have difficulty reshoring. The decision is about the location, but the execution of the decision involves breaking down the transaction-specific governance arrangements on the host side and building up the scarce, slow-to-acquire resources on the home side, and neither of these is reflected in the location comparison. The thesis addresses the research gap identified in the introduction by refocusing the analytical lens from the question of why firms reshore to the question of how, and by structuring the analytical focus around a firm-level framework instead of a list of disconnected findings.</w:t>
+        <w:t>The main contribution of this thesis is a comprehensive, firm-level framework of the barriers to reshoring implementation from Asian markets, which had previously been addressed in the literature in a piecemeal fashion, interpreted through the complementary lenses of Transaction Cost Economics and the Resource-Based View. Together, these two viewpoints help to explain why a firm that has already decided to reshore may still struggle to do so. The decision concerns the location, but carrying it out involves dismantling the transaction-specific governance arrangements on the host side and building up the scarce, slow-to-acquire resources on the home side, and neither of these is reflected in the location comparison. The thesis addresses the research gap identified in the introduction by shifting attention from the reasons behind reshoring decisions to the barriers that arise during their implementation, and by structuring the analysis around a firm-level framework instead of a list of disconnected findings.</w:t>
       </w:r>
     </w:p>
     <w:p>
       <w:r>
-        <w:t>This contribution should be read within the bounds that the thesis has carefully set out throughout. The formal analytical sample consists of twenty-one studies, while the direct implementation evidence that is genuinely Asia-specific is based on two single case studies, both reporting returns from China to Western Europe (Pegoraro et al., 2022; Pedroletti, 2025). The framework should thus be viewed as a map of what the current literature reveals, rather than a ranking of universal barriers, and certainly not a statement that can be generalised to Asian markets as a whole. In that context, the results show that the challenge of reshoring is not so much about the decision to reshore as about the reconstruction of the productive capability that has been eroded over the years by offshoring. Reshoring emerges as a project of its own, with its own rationale, its own costs, and its own potential for partial or incomplete success.</w:t>
+        <w:t>This contribution should be read within the bounds that the thesis has set out throughout. The formal analytical sample consists of twenty-one studies, and the direct implementation evidence that is genuinely Asia-specific comes from two single case studies, both reporting returns from China to Western Europe (Pegoraro et al., 2022; Pedroletti, 2025). The framework should therefore be viewed as a map of what the current literature reveals rather than a ranking of universal barriers, and it cannot be generalised to Asian markets as a whole. Within these limits, the results show that the difficulty of reshoring lies less in the decision itself than in the reconstruction of the productive capability that offshoring eroded over the years. Reshoring emerges as a project of its own, with its own rationale, its own costs, and its own potential for partial or incomplete success.</w:t>
       </w:r>
     </w:p>
     <w:p>

--- a/thesis/FINAL_THESIS.docx
+++ b/thesis/FINAL_THESIS.docx
@@ -3235,7 +3235,7 @@
     </w:p>
     <w:p>
       <w:r>
-        <w:t>The evidence reviewed identifies the rebuilding of domestic capability as the central obstacle. The skills, machinery, tooling, and the ecosystem of suppliers that were lost over the years of offshoring cannot be rebuilt through acquisition alone (Pegoraro et al., 2022). Closely related is the reliance on specialised host-country suppliers, which in the case evidence limited both the manner in which a return was conducted and the extent of the return that was possible (Pedroletti, 2025). These capability-side challenges are worsened by the underestimation of operational changes and by organisational readiness gaps (Boffelli et al., 2021). The return also brings new fixed and coordination costs of its own (Li et al., 2025; Pedroletti, 2025). A less visible but lasting obstacle lies in host-country exit constraints such as layoff regulations and closure obligations (Li et al., 2025). The barriers are also interconnected. A capability gap may lead to operational and relational challenges, and poor organisational preparedness magnifies any other barriers that a firm faces. Implementation therefore emerges as a separate and demanding phase that cannot be taken for granted once the location decision is made.</w:t>
+        <w:t>The evidence reviewed identifies the rebuilding of domestic capability as the central obstacle. The skills, machinery, tooling, and the ecosystem of suppliers that were lost over the years of offshoring cannot be rebuilt through acquisition alone (Pegoraro et al., 2022). Closely related is the reliance on specialised host-country suppliers, which in the case evidence limited both the manner in which a return was conducted and the extent of the return that was possible (Pedroletti, 2025). These capability-side challenges are worsened by the underestimation of operational changes and by organisational readiness gaps (Boffelli et al., 2021). The return also brings new fixed and coordination costs of its own (Li et al., 2025; Pedroletti, 2025). A less visible but lasting obstacle lies in host-country exit constraints such as layoff regulations and closure obligations (Li et al., 2025; Di Stefano &amp; Fratocchi, 2019). The barriers are also interconnected. A capability gap may lead to operational and relational challenges, and poor organisational preparedness magnifies any other barriers that a firm faces. Implementation therefore emerges as a separate and demanding phase that cannot be taken for granted once the location decision is made.</w:t>
       </w:r>
     </w:p>
     <w:p>

--- a/thesis/FINAL_THESIS.docx
+++ b/thesis/FINAL_THESIS.docx
@@ -3230,32 +3230,32 @@
     </w:p>
     <w:p>
       <w:r>
-        <w:t>This thesis set out to answer a question that the reshoring literature had left largely open: what stands in the way of manufacturing companies when they attempt to bring production back home from Asia after the decision to return has been made.</w:t>
+        <w:t>This thesis set out to answer a question that the reshoring literature had left largely open: what barriers manufacturing firms face when attempting to bring production back from Asia after the decision to reshore has been made.</w:t>
       </w:r>
     </w:p>
     <w:p>
       <w:r>
-        <w:t>The evidence reviewed identifies the rebuilding of domestic capability as the central obstacle. The skills, machinery, tooling, and the ecosystem of suppliers that were lost over the years of offshoring cannot be rebuilt through acquisition alone (Pegoraro et al., 2022). Closely related is the reliance on specialised host-country suppliers, which in the case evidence limited both the manner in which a return was conducted and the extent of the return that was possible (Pedroletti, 2025). These capability-side challenges are worsened by the underestimation of operational changes and by organisational readiness gaps (Boffelli et al., 2021). The return also brings new fixed and coordination costs of its own (Li et al., 2025; Pedroletti, 2025). A less visible but lasting obstacle lies in host-country exit constraints such as layoff regulations and closure obligations (Li et al., 2025; Di Stefano &amp; Fratocchi, 2019). The barriers are also interconnected. A capability gap may lead to operational and relational challenges, and poor organisational preparedness magnifies any other barriers that a firm faces. Implementation therefore emerges as a separate and demanding phase that cannot be taken for granted once the location decision is made.</w:t>
+        <w:t>The evidence reviewed identifies the rebuilding of domestic capability as the central obstacle. The skills, machinery, tooling, and the ecosystem of suppliers that were lost over the years of offshoring cannot be rebuilt through acquisition alone (Pegoraro et al., 2022). Closely related is the reliance on specialised host-country suppliers, which in the case evidence limited both the manner in which a return was conducted and the extent of the return that was possible (Pedroletti, 2025). These capability constraints are further complicated by the underestimation of operational changes and gaps in organisational readiness (Boffelli et al., 2021). Reshoring also creates new fixed and coordination costs (Li et al., 2025; Pedroletti, 2025). A less visible but lasting obstacle lies in host-country exit constraints. Strict layoff regulations in offshored locations can lock production and investments in place and raise the cost of exit (Li et al., 2025). Obligations connected to the closure of a foreign plant are a further constraint reported in the literature (Di Stefano &amp; Fratocchi, 2019). The barriers are also interconnected. A capability gap may lead to operational and relational challenges, and poor organisational preparedness magnifies any other barriers that a firm faces. Implementation therefore emerges as a separate and demanding phase that cannot be taken for granted once the location decision is made.</w:t>
       </w:r>
     </w:p>
     <w:p>
       <w:r>
-        <w:t>The barriers identified in the literature could be grouped into a systematic firm-level framework of four categories, regulatory/institutional, cultural/organisational, cost/operational, and asset/capability, comprising eighteen barrier themes. This framework, detailed in full in Table 2, brings together evidence previously reported in the literature in a single structure that is organised by the type of obstacle, independent of industry, country or individual study. It also shows where the evidence is strong and where it is thin. The asset/capability barriers have the most widespread and consistent support across evidence types, while the regulatory/institutional category has the least. This reflects the composition of the evidence base and should not be read as a final conclusion about the real-world significance of regulatory barriers.</w:t>
+        <w:t>The barriers identified in the literature were grouped into a systematic firm-level framework of four categories, regulatory/institutional, cultural/organisational, cost/operational, and asset/capability, comprising eighteen barrier themes. This framework, detailed in full in Table 2, brings together evidence previously reported in the literature in a single structure that is organised by the type of obstacle, independent of industry, country or individual study. It also shows where the evidence is strong and where it is thin. The asset/capability barriers have the most widespread and consistent support across evidence types, while the regulatory/institutional category has the least. This reflects the composition of the evidence base and should not be read as a final conclusion about the real-world significance of regulatory barriers.</w:t>
       </w:r>
     </w:p>
     <w:p>
       <w:r>
-        <w:t>For management practice, the findings suggest that the identified barriers can be mitigated by tackling them at the point in the return process where they occur. Before commitment, a true total-cost analysis of the return and a capability audit of what the firm actually controls, as opposed to what is held by the host-country supplier, help prevent the underestimation that the evidence repeatedly documents. At the exit stage, host-country regulatory and contractual due diligence should be budgeted as a separate line item instead of being treated as incidental to the move. During transfer and rebuilding, capability should be planned as a system of machinery, tooling, software and workforce training, not as a single purchase. Wherever the supplier and training ecosystem has thinned, early engagement with the home region's ecosystem is indicated. If the reliance on Asian suppliers cannot be unwound rapidly, a phased or partial approach may reduce risk, but managers must then plan for cross-country coordination as a permanent operating state. A broader implication runs through all of these measures. Implementation capacity, understood as cross-functional coordination and organisational readiness, is a resource that firms should develop intentionally, as the evidence suggests that it is what makes the other barriers more or less harmful.</w:t>
+        <w:t>For management practice, the findings suggest that the identified barriers can be mitigated by tackling them at the point in the return process where they occur. Before commitment, a comprehensive total-cost analysis of the return and a capability audit of what the firm actually controls, as opposed to what is held by the host-country supplier, help prevent the underestimation that the evidence repeatedly documents. At the exit stage, host-country regulatory and contractual due diligence should be budgeted as a separate line item instead of being treated as incidental to the move. During transfer and rebuilding, capability should be planned as a system of machinery, tooling, software and workforce training, not as a single purchase. Where the domestic supplier and training ecosystem has weakened, firms may need to engage with relevant regional actors at an early stage. If the reliance on Asian suppliers cannot be unwound rapidly, a phased or partial approach may reduce risk, but managers must then plan for cross-country coordination as a permanent operating state. These measures also point to the importance of implementation capacity. Understood as cross-functional coordination and organisational readiness, it is a resource that firms should develop intentionally, as the evidence suggests that it is what makes the other barriers more or less harmful.</w:t>
       </w:r>
     </w:p>
     <w:p>
       <w:r>
-        <w:t>The main contribution of this thesis is a comprehensive, firm-level framework of the barriers to reshoring implementation from Asian markets, which had previously been addressed in the literature in a piecemeal fashion, interpreted through the complementary lenses of Transaction Cost Economics and the Resource-Based View. Together, these two viewpoints help to explain why a firm that has already decided to reshore may still struggle to do so. The decision concerns the location, but carrying it out involves dismantling the transaction-specific governance arrangements on the host side and building up the scarce, slow-to-acquire resources on the home side, and neither of these is reflected in the location comparison. The thesis addresses the research gap identified in the introduction by shifting attention from the reasons behind reshoring decisions to the barriers that arise during their implementation, and by structuring the analysis around a firm-level framework instead of a list of disconnected findings.</w:t>
+        <w:t>The main contribution of this thesis is a consolidated firm-level framework of the barriers to reshoring implementation from Asian markets. These barriers had previously been discussed separately across the literature. The framework interprets them through the complementary lenses of Transaction Cost Economics and the Resource-Based View. Together, these two viewpoints help to explain why a firm that has already decided to reshore may still struggle to do so. The decision concerns the location, but carrying it out involves dismantling the transaction-specific governance arrangements on the host side and building up the scarce, slow-to-acquire resources on the home side, and neither of these is reflected in the location comparison. The thesis addresses the research gap identified in the introduction by shifting attention from the reasons behind reshoring decisions to the barriers that arise during their implementation, and by structuring the analysis around a firm-level framework instead of a list of disconnected findings.</w:t>
       </w:r>
     </w:p>
     <w:p>
       <w:r>
-        <w:t>This contribution should be read within the bounds that the thesis has set out throughout. The formal analytical sample consists of twenty-one studies, and the direct implementation evidence that is genuinely Asia-specific comes from two single case studies, both reporting returns from China to Western Europe (Pegoraro et al., 2022; Pedroletti, 2025). The framework should therefore be viewed as a map of what the current literature reveals rather than a ranking of universal barriers, and it cannot be generalised to Asian markets as a whole. Within these limits, the results show that the difficulty of reshoring lies less in the decision itself than in the reconstruction of the productive capability that offshoring eroded over the years. Reshoring emerges as a project of its own, with its own rationale, its own costs, and its own potential for partial or incomplete success.</w:t>
+        <w:t>The findings are subject to several limitations. The formal analytical sample consists of twenty-one studies, and the direct implementation evidence that is genuinely Asia-specific comes from two single case studies, both reporting returns from China to Western Europe (Pegoraro et al., 2022; Pedroletti, 2025). The framework is thus best viewed as a map of what the current literature reveals rather than a ranking of universal barriers, and it cannot be generalised to Asian markets as a whole. Within these limits, the results show that the difficulty of reshoring lies less in the decision itself than in the reconstruction of the productive capability that offshoring eroded over the years. Reshoring should therefore be treated as a distinct implementation project that involves separate costs and may result in only a partial return.</w:t>
       </w:r>
     </w:p>
     <w:p>

--- a/thesis/FINAL_THESIS.docx
+++ b/thesis/FINAL_THESIS.docx
@@ -706,6 +706,9 @@
         <w:gridCol w:w="2340"/>
       </w:tblGrid>
       <w:tr>
+        <w:trPr>
+          <w:tblHeader w:val="true"/>
+        </w:trPr>
         <w:tc>
           <w:tcPr>
             <w:tcW w:type="dxa" w:w="2340"/>
@@ -1070,6 +1073,9 @@
         <w:gridCol w:w="1560"/>
       </w:tblGrid>
       <w:tr>
+        <w:trPr>
+          <w:tblHeader w:val="true"/>
+        </w:trPr>
         <w:tc>
           <w:tcPr>
             <w:tcW w:type="dxa" w:w="1560"/>
@@ -3776,13 +3782,7 @@
     </w:p>
     <w:p>
       <w:r>
-        <w:rPr>
-          <w:b/>
-        </w:rPr>
-        <w:t>Appendix. Barrier-theme coding records: each barrier theme cross-referenced to its contributing sources and the evidence type each source provides.</w:t>
-      </w:r>
-      <w:r>
-        <w:t xml:space="preserve"> Evidence types (direct empirical / review / conceptual) are recorded separately per source and are not aggregated. This appendix provides the detailed source-by-source records behind the barrier coding summarised in Table 2; Table 1 illustrates the coding logic with representative examples rather than the full set of records.</w:t>
+        <w:t>This appendix presents the source-by-source coding records underlying the barrier framework. For each barrier theme, it identifies the contributing studies and distinguishes between direct empirical, review-based, and conceptual evidence. The main text presents representative coding examples, while the complete records are provided here.</w:t>
       </w:r>
     </w:p>
     <w:tbl>
@@ -3798,6 +3798,9 @@
         <w:gridCol w:w="2340"/>
       </w:tblGrid>
       <w:tr>
+        <w:trPr>
+          <w:tblHeader w:val="true"/>
+        </w:trPr>
         <w:tc>
           <w:tcPr>
             <w:tcW w:type="dxa" w:w="2340"/>
@@ -3880,7 +3883,7 @@
               <w:rPr>
                 <w:sz w:val="18"/>
               </w:rPr>
-              <w:t>1.1</w:t>
+              <w:t>1.1 Domestic skilled-labour and competence gap</w:t>
             </w:r>
           </w:p>
         </w:tc>
@@ -3946,7 +3949,7 @@
               <w:rPr>
                 <w:sz w:val="18"/>
               </w:rPr>
-              <w:t>1.1</w:t>
+              <w:t>1.1 Domestic skilled-labour and competence gap</w:t>
             </w:r>
           </w:p>
         </w:tc>
@@ -4012,7 +4015,7 @@
               <w:rPr>
                 <w:sz w:val="18"/>
               </w:rPr>
-              <w:t>1.1</w:t>
+              <w:t>1.1 Domestic skilled-labour and competence gap</w:t>
             </w:r>
           </w:p>
         </w:tc>
@@ -4078,7 +4081,7 @@
               <w:rPr>
                 <w:sz w:val="18"/>
               </w:rPr>
-              <w:t>1.1</w:t>
+              <w:t>1.1 Domestic skilled-labour and competence gap</w:t>
             </w:r>
           </w:p>
         </w:tc>
@@ -4144,7 +4147,7 @@
               <w:rPr>
                 <w:sz w:val="18"/>
               </w:rPr>
-              <w:t>1.1</w:t>
+              <w:t>1.1 Domestic skilled-labour and competence gap</w:t>
             </w:r>
           </w:p>
         </w:tc>
@@ -4210,7 +4213,7 @@
               <w:rPr>
                 <w:sz w:val="18"/>
               </w:rPr>
-              <w:t>1.1</w:t>
+              <w:t>1.1 Domestic skilled-labour and competence gap</w:t>
             </w:r>
           </w:p>
         </w:tc>
@@ -4276,7 +4279,7 @@
               <w:rPr>
                 <w:sz w:val="18"/>
               </w:rPr>
-              <w:t>1.1</w:t>
+              <w:t>1.1 Domestic skilled-labour and competence gap</w:t>
             </w:r>
           </w:p>
         </w:tc>
@@ -4342,7 +4345,7 @@
               <w:rPr>
                 <w:sz w:val="18"/>
               </w:rPr>
-              <w:t>1.1</w:t>
+              <w:t>1.1 Domestic skilled-labour and competence gap</w:t>
             </w:r>
           </w:p>
         </w:tc>
@@ -4408,7 +4411,7 @@
               <w:rPr>
                 <w:sz w:val="18"/>
               </w:rPr>
-              <w:t>1.1</w:t>
+              <w:t>1.1 Domestic skilled-labour and competence gap</w:t>
             </w:r>
           </w:p>
         </w:tc>
@@ -4474,7 +4477,7 @@
               <w:rPr>
                 <w:sz w:val="18"/>
               </w:rPr>
-              <w:t>1.2</w:t>
+              <w:t>1.2 Domestic capacity, facilities and machinery gap</w:t>
             </w:r>
           </w:p>
         </w:tc>
@@ -4540,7 +4543,7 @@
               <w:rPr>
                 <w:sz w:val="18"/>
               </w:rPr>
-              <w:t>1.2</w:t>
+              <w:t>1.2 Domestic capacity, facilities and machinery gap</w:t>
             </w:r>
           </w:p>
         </w:tc>
@@ -4606,7 +4609,7 @@
               <w:rPr>
                 <w:sz w:val="18"/>
               </w:rPr>
-              <w:t>1.2</w:t>
+              <w:t>1.2 Domestic capacity, facilities and machinery gap</w:t>
             </w:r>
           </w:p>
         </w:tc>
@@ -4672,7 +4675,7 @@
               <w:rPr>
                 <w:sz w:val="18"/>
               </w:rPr>
-              <w:t>1.2</w:t>
+              <w:t>1.2 Domestic capacity, facilities and machinery gap</w:t>
             </w:r>
           </w:p>
         </w:tc>
@@ -4738,7 +4741,7 @@
               <w:rPr>
                 <w:sz w:val="18"/>
               </w:rPr>
-              <w:t>1.2</w:t>
+              <w:t>1.2 Domestic capacity, facilities and machinery gap</w:t>
             </w:r>
           </w:p>
         </w:tc>
@@ -4804,7 +4807,7 @@
               <w:rPr>
                 <w:sz w:val="18"/>
               </w:rPr>
-              <w:t>1.2</w:t>
+              <w:t>1.2 Domestic capacity, facilities and machinery gap</w:t>
             </w:r>
           </w:p>
         </w:tc>
@@ -4870,7 +4873,7 @@
               <w:rPr>
                 <w:sz w:val="18"/>
               </w:rPr>
-              <w:t>1.3</w:t>
+              <w:t>1.3 Host-supplier dependence and knowledge lock-in</w:t>
             </w:r>
           </w:p>
         </w:tc>
@@ -4936,7 +4939,7 @@
               <w:rPr>
                 <w:sz w:val="18"/>
               </w:rPr>
-              <w:t>1.3</w:t>
+              <w:t>1.3 Host-supplier dependence and knowledge lock-in</w:t>
             </w:r>
           </w:p>
         </w:tc>
@@ -5002,7 +5005,7 @@
               <w:rPr>
                 <w:sz w:val="18"/>
               </w:rPr>
-              <w:t>1.3</w:t>
+              <w:t>1.3 Host-supplier dependence and knowledge lock-in</w:t>
             </w:r>
           </w:p>
         </w:tc>
@@ -5068,7 +5071,7 @@
               <w:rPr>
                 <w:sz w:val="18"/>
               </w:rPr>
-              <w:t>1.3</w:t>
+              <w:t>1.3 Host-supplier dependence and knowledge lock-in</w:t>
             </w:r>
           </w:p>
         </w:tc>
@@ -5134,7 +5137,7 @@
               <w:rPr>
                 <w:sz w:val="18"/>
               </w:rPr>
-              <w:t>1.3</w:t>
+              <w:t>1.3 Host-supplier dependence and knowledge lock-in</w:t>
             </w:r>
           </w:p>
         </w:tc>
@@ -5200,7 +5203,7 @@
               <w:rPr>
                 <w:sz w:val="18"/>
               </w:rPr>
-              <w:t>1.4</w:t>
+              <w:t>1.4 GVC stickiness / offshore sunk-cost inertia</w:t>
             </w:r>
           </w:p>
         </w:tc>
@@ -5266,7 +5269,7 @@
               <w:rPr>
                 <w:sz w:val="18"/>
               </w:rPr>
-              <w:t>1.4</w:t>
+              <w:t>1.4 GVC stickiness / offshore sunk-cost inertia</w:t>
             </w:r>
           </w:p>
         </w:tc>
@@ -5332,7 +5335,7 @@
               <w:rPr>
                 <w:sz w:val="18"/>
               </w:rPr>
-              <w:t>1.5</w:t>
+              <w:t>1.5 Regional ecosystem readiness</w:t>
             </w:r>
           </w:p>
         </w:tc>
@@ -5398,7 +5401,7 @@
               <w:rPr>
                 <w:sz w:val="18"/>
               </w:rPr>
-              <w:t>1.5</w:t>
+              <w:t>1.5 Regional ecosystem readiness</w:t>
             </w:r>
           </w:p>
         </w:tc>
@@ -5464,7 +5467,7 @@
               <w:rPr>
                 <w:sz w:val="18"/>
               </w:rPr>
-              <w:t>2.1</w:t>
+              <w:t>2.1 Hollowed-out supply base / supplier-network rebuilding</w:t>
             </w:r>
           </w:p>
         </w:tc>
@@ -5530,7 +5533,7 @@
               <w:rPr>
                 <w:sz w:val="18"/>
               </w:rPr>
-              <w:t>2.1</w:t>
+              <w:t>2.1 Hollowed-out supply base / supplier-network rebuilding</w:t>
             </w:r>
           </w:p>
         </w:tc>
@@ -5596,7 +5599,7 @@
               <w:rPr>
                 <w:sz w:val="18"/>
               </w:rPr>
-              <w:t>2.1</w:t>
+              <w:t>2.1 Hollowed-out supply base / supplier-network rebuilding</w:t>
             </w:r>
           </w:p>
         </w:tc>
@@ -5662,7 +5665,7 @@
               <w:rPr>
                 <w:sz w:val="18"/>
               </w:rPr>
-              <w:t>2.1</w:t>
+              <w:t>2.1 Hollowed-out supply base / supplier-network rebuilding</w:t>
             </w:r>
           </w:p>
         </w:tc>
@@ -5728,7 +5731,7 @@
               <w:rPr>
                 <w:sz w:val="18"/>
               </w:rPr>
-              <w:t>2.1</w:t>
+              <w:t>2.1 Hollowed-out supply base / supplier-network rebuilding</w:t>
             </w:r>
           </w:p>
         </w:tc>
@@ -5794,7 +5797,7 @@
               <w:rPr>
                 <w:sz w:val="18"/>
               </w:rPr>
-              <w:t>2.2</w:t>
+              <w:t>2.2 New fixed costs and switching/reconfiguration costs</w:t>
             </w:r>
           </w:p>
         </w:tc>
@@ -5860,7 +5863,7 @@
               <w:rPr>
                 <w:sz w:val="18"/>
               </w:rPr>
-              <w:t>2.2</w:t>
+              <w:t>2.2 New fixed costs and switching/reconfiguration costs</w:t>
             </w:r>
           </w:p>
         </w:tc>
@@ -5926,7 +5929,7 @@
               <w:rPr>
                 <w:sz w:val="18"/>
               </w:rPr>
-              <w:t>2.2</w:t>
+              <w:t>2.2 New fixed costs and switching/reconfiguration costs</w:t>
             </w:r>
           </w:p>
         </w:tc>
@@ -5992,7 +5995,7 @@
               <w:rPr>
                 <w:sz w:val="18"/>
               </w:rPr>
-              <w:t>2.2</w:t>
+              <w:t>2.2 New fixed costs and switching/reconfiguration costs</w:t>
             </w:r>
           </w:p>
         </w:tc>
@@ -6058,7 +6061,7 @@
               <w:rPr>
                 <w:sz w:val="18"/>
               </w:rPr>
-              <w:t>2.3</w:t>
+              <w:t>2.3 High-cost home environment</w:t>
             </w:r>
           </w:p>
         </w:tc>
@@ -6124,7 +6127,7 @@
               <w:rPr>
                 <w:sz w:val="18"/>
               </w:rPr>
-              <w:t>2.3</w:t>
+              <w:t>2.3 High-cost home environment</w:t>
             </w:r>
           </w:p>
         </w:tc>
@@ -6190,7 +6193,7 @@
               <w:rPr>
                 <w:sz w:val="18"/>
               </w:rPr>
-              <w:t>2.3</w:t>
+              <w:t>2.3 High-cost home environment</w:t>
             </w:r>
           </w:p>
         </w:tc>
@@ -6256,7 +6259,7 @@
               <w:rPr>
                 <w:sz w:val="18"/>
               </w:rPr>
-              <w:t>2.4</w:t>
+              <w:t>2.4 Hybrid-operation coordination complexity (partial reshoring)</w:t>
             </w:r>
           </w:p>
         </w:tc>
@@ -6322,7 +6325,7 @@
               <w:rPr>
                 <w:sz w:val="18"/>
               </w:rPr>
-              <w:t>2.5</w:t>
+              <w:t>2.5 Underestimated operational adjustments</w:t>
             </w:r>
           </w:p>
         </w:tc>
@@ -6370,7 +6373,7 @@
               <w:rPr>
                 <w:sz w:val="18"/>
               </w:rPr>
-              <w:t>Direct empirical (top-rated barrier in study; partial China attribution)</w:t>
+              <w:t>Direct empirical (top-rated barrier in study; general, non-Asian hosts)</w:t>
             </w:r>
           </w:p>
         </w:tc>
@@ -6388,7 +6391,7 @@
               <w:rPr>
                 <w:sz w:val="18"/>
               </w:rPr>
-              <w:t>3.1</w:t>
+              <w:t>3.1 Organisational readiness, behavioural biases, learning-by-trial</w:t>
             </w:r>
           </w:p>
         </w:tc>
@@ -6436,7 +6439,7 @@
               <w:rPr>
                 <w:sz w:val="18"/>
               </w:rPr>
-              <w:t>Direct empirical (partial China attribution)</w:t>
+              <w:t>Direct empirical (general, non-Asian hosts)</w:t>
             </w:r>
           </w:p>
         </w:tc>
@@ -6454,7 +6457,7 @@
               <w:rPr>
                 <w:sz w:val="18"/>
               </w:rPr>
-              <w:t>3.1</w:t>
+              <w:t>3.1 Organisational readiness, behavioural biases, learning-by-trial</w:t>
             </w:r>
           </w:p>
         </w:tc>
@@ -6520,7 +6523,7 @@
               <w:rPr>
                 <w:sz w:val="18"/>
               </w:rPr>
-              <w:t>3.1</w:t>
+              <w:t>3.1 Organisational readiness, behavioural biases, learning-by-trial</w:t>
             </w:r>
           </w:p>
         </w:tc>
@@ -6586,7 +6589,7 @@
               <w:rPr>
                 <w:sz w:val="18"/>
               </w:rPr>
-              <w:t>3.2</w:t>
+              <w:t>3.2 Intra-organisational silos and weak employee involvement</w:t>
             </w:r>
           </w:p>
         </w:tc>
@@ -6652,7 +6655,7 @@
               <w:rPr>
                 <w:sz w:val="18"/>
               </w:rPr>
-              <w:t>3.3</w:t>
+              <w:t>3.3 Adverse host-supplier relational response</w:t>
             </w:r>
           </w:p>
         </w:tc>
@@ -6718,7 +6721,7 @@
               <w:rPr>
                 <w:sz w:val="18"/>
               </w:rPr>
-              <w:t>3.4</w:t>
+              <w:t>3.4 Governance mode of the return (gap)</w:t>
             </w:r>
           </w:p>
         </w:tc>
@@ -6784,7 +6787,7 @@
               <w:rPr>
                 <w:sz w:val="18"/>
               </w:rPr>
-              <w:t>3.5</w:t>
+              <w:t>3.5 Digital/organisational adaptation burden</w:t>
             </w:r>
           </w:p>
         </w:tc>
@@ -6850,7 +6853,7 @@
               <w:rPr>
                 <w:sz w:val="18"/>
               </w:rPr>
-              <w:t>3.5</w:t>
+              <w:t>3.5 Digital/organisational adaptation burden</w:t>
             </w:r>
           </w:p>
         </w:tc>
@@ -6916,7 +6919,7 @@
               <w:rPr>
                 <w:sz w:val="18"/>
               </w:rPr>
-              <w:t>3.5</w:t>
+              <w:t>3.5 Digital/organisational adaptation burden</w:t>
             </w:r>
           </w:p>
         </w:tc>
@@ -6982,7 +6985,7 @@
               <w:rPr>
                 <w:sz w:val="18"/>
               </w:rPr>
-              <w:t>3.5</w:t>
+              <w:t>3.5 Digital/organisational adaptation burden</w:t>
             </w:r>
           </w:p>
         </w:tc>
@@ -7048,7 +7051,7 @@
               <w:rPr>
                 <w:sz w:val="18"/>
               </w:rPr>
-              <w:t>4.1</w:t>
+              <w:t>4.1 Host-country exit regulation</w:t>
             </w:r>
           </w:p>
         </w:tc>
@@ -7114,7 +7117,7 @@
               <w:rPr>
                 <w:sz w:val="18"/>
               </w:rPr>
-              <w:t>4.1</w:t>
+              <w:t>4.1 Host-country exit regulation</w:t>
             </w:r>
           </w:p>
         </w:tc>
@@ -7180,7 +7183,7 @@
               <w:rPr>
                 <w:sz w:val="18"/>
               </w:rPr>
-              <w:t>4.2</w:t>
+              <w:t>4.2 Social-responsibility and workforce-resistance exit constraints</w:t>
             </w:r>
           </w:p>
         </w:tc>
@@ -7246,7 +7249,7 @@
               <w:rPr>
                 <w:sz w:val="18"/>
               </w:rPr>
-              <w:t>4.3</w:t>
+              <w:t>4.3 Home-country compliance burden and institutional frictions</w:t>
             </w:r>
           </w:p>
         </w:tc>
@@ -7312,7 +7315,7 @@
               <w:rPr>
                 <w:sz w:val="18"/>
               </w:rPr>
-              <w:t>4.3</w:t>
+              <w:t>4.3 Home-country compliance burden and institutional frictions</w:t>
             </w:r>
           </w:p>
         </w:tc>
@@ -7374,7 +7377,7 @@
         <w:t>Appendix notes:</w:t>
       </w:r>
       <w:r>
-        <w:t xml:space="preserve"> (i) Tsai and Urmetzer (2024) appears in the formal analytical sample but serves terminology and framework purposes only and therefore has no barrier-theme entry. (ii) Robinson and Hsieh (2016) likewise has no barrier-theme entry: it contributes driver and strategic-renewal evidence rather than implementation-barrier evidence. (iii) Themes 1.4, 3.4, 3.5, and 4.2 have no direct empirical source; they rest on review and conceptual evidence only, as recorded above.</w:t>
+        <w:t xml:space="preserve"> (i) Tsai and Urmetzer (2024) appears in the analytical sample but serves terminology and framework purposes only and therefore has no barrier-theme entry. (ii) Robinson and Hsieh (2016) likewise has no barrier-theme entry: it contributes driver and strategic-renewal evidence, not implementation-barrier evidence. (iii) Themes 1.4, 3.4, 3.5, and 4.2 have no direct empirical source; they rest on review and conceptual evidence only, as recorded above.</w:t>
       </w:r>
     </w:p>
     <w:sectPr>
